--- a/Museum_Heist_TDD.docx
+++ b/Museum_Heist_TDD.docx
@@ -11787,6 +11787,9 @@
               </w:rPr>
               <w:t>World Interaction은 BeginOverlap/EndOverlap 후보 관리로, 투척·Flashlight는 Camera Forward로 교체</w:t>
             </w:r>
+            <w:r>
+              <w:t xml:space="preserve"> Painting의 InteractionCollision은 UBoxComponent를 사용한다. PaintingRoot는 벽 설치 기준을 보존하고, Box는 로컬 (-70, 0, 100)cm에 배치하며 Half Extent는 (60, 60, 80)cm다. VisualMeshComponent는 PaintingRoot에 별도로 부착하므로 외형 1.5배 확대가 행동 범위를 확대하지 않는다. 다른 Interactable의 Sphere는 유지한다. 서버의 현재 Capsule Overlap 검증과 Session Distance 상한은 유지한다.</w:t>
+            </w:r>
           </w:p>
         </w:tc>
       </w:tr>
@@ -26765,7 +26768,7 @@
               <w:rPr>
                 <w:sz w:val="16"/>
               </w:rPr>
-              <w:t>Confirmed Snapshot, Grid Size, Item Payload. 기존 SummaryText는 배낭 상태와 서버 Contract Snapshot의 팀 목표(Quota)·운반(Carried)·확보(Secured)를 함께 표시한다. Main HUD에 가치 숫자를 추가하지 않는다.</w:t>
+              <w:t>Confirmed Snapshot, Grid Size, Item Payload. InventorySummaryText와 표시용 바인딩을 제거한다. 서버 Contract Snapshot과 Inventory 데이터는 유지하며 Main HUD에 가치 숫자를 추가하지 않는다.</w:t>
             </w:r>
           </w:p>
         </w:tc>
@@ -36370,7 +36373,7 @@
         </w:numPr>
       </w:pPr>
       <w:r>
-        <w:t>Local Owning Player의 Nameplate는 숨기고 Remote Player는 2~2,500cm에서 표시하며 원거리 Fade를 적용한다.</w:t>
+        <w:t>Local Owning Player의 Nameplate는 숨기고 Remote Player는 2~2,500cm에서 표시하며 원거리 Fade를 적용한다. WBP와 C++ fallback의 바깥 NameplateBorder를 제거하고 이름·상태 행과 CrewStatusBadge를 유지한다.</w:t>
       </w:r>
     </w:p>
     <w:p>

--- a/Museum_Heist_TDD.docx
+++ b/Museum_Heist_TDD.docx
@@ -18411,7 +18411,7 @@
     </w:p>
     <w:p>
       <w:r>
-        <w:t>PvP Stun은 제거하고 Status Component와 Action Lock 기반은 Guard Arrest/Disabled 상태에 재사용한다. Guard Stun Timer가 끝나면 서버는 Detention/Evidence Anchor와 전체 미정산 Loose Loot·Original Snapshot을 검증하고, Evidence 슬롯을 예약한 뒤 공용 BP_Loot/BP_DroppedOriginal World Pickup을 임시 생성한다. Inventory Clear와 QuickSlot 정리를 Commit하고 Player를 Detention Cell로 Teleport한 뒤 Arrested를 확정하고 Pickup을 활성화한다. 어느 단계든 실패하면 임시 Actor와 위치 변경을 Rollback하고 기존 Inventory를 유지한다. Evidence는 Cell 구조 전에도 회수할 수 있고, 구조는 기존 Player Interaction/Arrest Clear 경로를 재사용한다.</w:t>
+        <w:t>PvP Stun은 제거하고 Status Component와 Action Lock 기반은 Guard Arrest/Disabled 상태에 재사용한다. Guard Stun Timer가 끝나면 서버는 Detention/Evidence Anchor와 전체 미정산 Loose Loot·Original Snapshot을 검증하고, Evidence 슬롯을 예약한 뒤 공용 BP_Loot/BP_DroppedOriginal World Pickup을 임시 생성한다. Inventory Clear와 QuickSlot 정리를 Commit하고 Player를 Detention Cell로 Teleport한 뒤 Arrested를 확정하고 Pickup을 활성화한다. 어느 단계든 실패하면 임시 Actor와 위치 변경을 Rollback하고 기존 Inventory를 유지한다. Evidence는 Cell 구조 전에도 회수할 수 있고, 구조는 기존 Player Interaction/Arrest Clear 경로를 재사용한다. Arrest Commit은 Detention Door와 Anchor의 포함 관계 및 문 닫기 가능 여부도 사전 검증한다. AHeistDetentionDoorActor / BP_DetentionDoor 공용 Shell이 닫힘 Collision, Cell Bounds, 세 걸쇠, 작업자, 서버 시작 시각, Revision과 개방 상태를 소유한다. PlayerState의 DetentionDoor 참조와 초기 5초 Arrest 잠금은 분리한다. 5초 뒤 ClearArrested는 실내 입력만 복구하며 닫힌 Cell 내부에서는 CrewStatus Arrested와 경비 시야 면제를 유지한다. 외부인은 2초 Hold로 개방하며 내부인은 E로 작업 시작 후 성공 구간에서 E를 눌러 걸쇠를 해제한다. 서버는 연결, Pawn, Phase, Overlap, Cell 안팎, 작업자, 거리, Revision과 서버 시각을 검증한다. Client는 점수나 성공을 확정하지 않는다. 걸쇠 주기 6초, 성공 구간 폭 28/20/14%, 중심 70%, 단계 시작 대기 0.5초를 초기값으로 사용한다. 실패는 현재 단계만 초기화하고 환경 금속음으로 Guard 조사를 요청한다. 이동·UI 모드 변경·Stun·Disconnect·End/EndPlay는 작업 소유권을 해제하며 완료 단계는 보존한다. 새 체포가 안전하게 문을 닫을 때 세 걸쇠를 초기화한다. 열린 Cell 밖으로 나가면 Detention 참조를 제거한다. 문 개방과 Evidence 회수는 별도 Transaction이다. 닫힌 Cell 안 Player는 Guard/CCTV 시야와 재체포에서 제외하되 작업 실패 소음은 조사 대상으로 유지한다.</w:t>
       </w:r>
     </w:p>
     <w:p>
@@ -21633,7 +21633,7 @@
               <w:pStyle w:val="TableText"/>
             </w:pPr>
             <w:r>
-              <w:t>Required Target 미반출 / 전원 체포 / Terminal Failure</w:t>
+              <w:t>Required Target 미반출 / 회복 가능한 구금자가 없는 전원 체포 / Terminal Failure</w:t>
             </w:r>
           </w:p>
         </w:tc>
@@ -29494,7 +29494,7 @@
         <w:pStyle w:val="a0"/>
       </w:pPr>
       <w:r>
-        <w:t>ReplicaReady 상태에서 Alarmed/Lockdown 진입 후 R 요청을 거부하고 후보를 보존하는지 확인한다. 마지막 Active Player가 연결을 종료하면 PlayerArray에서 실제 제거되고 Carried Value가 갱신된 뒤 Outcome을 재평가한다. 남은 Player가 Escaped/Arrested뿐이면 Match Timer 만료를 기다리지 않고 정산하며 확정 Result를 중복 생성하지 않는다.</w:t>
+        <w:t>ReplicaReady 상태에서 Alarmed/Lockdown 진입 후 R 요청을 거부하고 후보를 보존하는지 확인한다. 마지막 Active Player가 연결을 종료하면 PlayerArray에서 실제 제거되고 Carried Value가 갱신된 뒤 Outcome을 재평가한다. 남은 Player가 Escaped/Arrested뿐이어도 구속 해제 예정자가 있으면 계속 진행한다. 회복 가능한 Player가 없을 때만 즉시 정산하며 확정 Result를 중복 생성하지 않는다.</w:t>
       </w:r>
     </w:p>
     <w:p>

--- a/Museum_Heist_TDD.docx
+++ b/Museum_Heist_TDD.docx
@@ -18411,7 +18411,7 @@
     </w:p>
     <w:p>
       <w:r>
-        <w:t>PvP Stun은 제거하고 Status Component와 Action Lock 기반은 Guard Arrest/Disabled 상태에 재사용한다. Guard Stun Timer가 끝나면 서버는 Detention/Evidence Anchor와 전체 미정산 Loose Loot·Original Snapshot을 검증하고, Evidence 슬롯을 예약한 뒤 공용 BP_Loot/BP_DroppedOriginal World Pickup을 임시 생성한다. Inventory Clear와 QuickSlot 정리를 Commit하고 Player를 Detention Cell로 Teleport한 뒤 Arrested를 확정하고 Pickup을 활성화한다. 어느 단계든 실패하면 임시 Actor와 위치 변경을 Rollback하고 기존 Inventory를 유지한다. Evidence는 Cell 구조 전에도 회수할 수 있고, 구조는 기존 Player Interaction/Arrest Clear 경로를 재사용한다. Arrest Commit은 Detention Door와 Anchor의 포함 관계 및 문 닫기 가능 여부도 사전 검증한다. AHeistDetentionDoorActor / BP_DetentionDoor 공용 Shell이 닫힘 Collision, Cell Bounds, 세 걸쇠, 작업자, 서버 시작 시각, Revision과 개방 상태를 소유한다. PlayerState의 DetentionDoor 참조와 초기 5초 Arrest 잠금은 분리한다. 5초 뒤 ClearArrested는 실내 입력만 복구하며 닫힌 Cell 내부에서는 CrewStatus Arrested와 경비 시야 면제를 유지한다. 외부인은 2초 Hold로 개방하며 내부인은 E로 작업 시작 후 성공 구간에서 E를 눌러 걸쇠를 해제한다. 서버는 연결, Pawn, Phase, Overlap, Cell 안팎, 작업자, 거리, Revision과 서버 시각을 검증한다. Client는 점수나 성공을 확정하지 않는다. 걸쇠 주기 6초, 성공 구간 폭 28/20/14%, 중심 70%, 단계 시작 대기 0.5초를 초기값으로 사용한다. 실패는 현재 단계만 초기화하고 환경 금속음으로 Guard 조사를 요청한다. 이동·UI 모드 변경·Stun·Disconnect·End/EndPlay는 작업 소유권을 해제하며 완료 단계는 보존한다. 새 체포가 안전하게 문을 닫을 때 세 걸쇠를 초기화한다. 열린 Cell 밖으로 나가면 Detention 참조를 제거한다. 문 개방과 Evidence 회수는 별도 Transaction이다. 닫힌 Cell 안 Player는 Guard/CCTV 시야와 재체포에서 제외하되 작업 실패 소음은 조사 대상으로 유지한다.</w:t>
+        <w:t>PvP Stun은 제거하고 Status Component와 Action Lock 기반은 Guard Arrest/Disabled 상태에 재사용한다. Guard Stun Timer가 끝나면 서버는 Detention/Evidence Anchor와 전체 미정산 Loose Loot·Original Snapshot을 검증하고, Evidence 슬롯을 예약한 뒤 공용 BP_Loot/BP_DroppedOriginal World Pickup을 임시 생성한다. Inventory Clear와 QuickSlot 정리를 Commit하고 Player를 Detention Cell로 Teleport한 뒤 Arrested를 확정하고 Pickup을 활성화한다. 어느 단계든 실패하면 임시 Actor와 위치 변경을 Rollback하고 기존 Inventory를 유지한다. Evidence는 Cell 구조 전에도 회수할 수 있고, 구조는 기존 Player Interaction/Arrest Clear 경로를 재사용한다. Arrest Commit은 Detention Door와 Anchor의 포함 관계를 검증한다. 문턱 점유는 체포를 거부하지 않는다. 열린 문은 서버 0.1초 타이머로 안전한 닫힘을 기다리며, 연결된 구금자가 모두 이탈하거나 퇴장하면 대기를 취소한다. Phase 종료와 EndPlay에서 닫기 타이머도 정리한다. AHeistDetentionDoorActor / BP_DetentionDoor 공용 Shell이 닫힘 Collision, Cell Bounds, 세 걸쇠, 작업자, 서버 시작 시각, Revision과 개방 상태를 소유한다. PlayerState의 DetentionDoor 참조와 초기 5초 Arrest 잠금은 분리한다. 5초 뒤 ClearArrested는 실내 입력만 복구하며 닫힌 Cell 내부에서는 CrewStatus Arrested와 경비 시야 면제를 유지한다. 외부인은 내부 작업을 서버 권한으로 인계받아 2초 Hold로 개방한다. 내부인은 체포 등록 여부와 무관하게 E로 작업 시작 후 성공 구간에서 E를 눌러 걸쇠를 해제한다. 다른 작업자의 진행 안내는 유지하되 외부 구조 중에는 소유권을 빼앗지 못한다. 서버는 연결, Pawn, Phase, Overlap, Cell 안팎, 작업자, 거리, Revision과 서버 시각을 검증한다. Client는 점수나 성공을 확정하지 않는다. 타이밍 판정은 서버 도착 시각에서 서버 PlayerState의 왕복 지연 절반을 최대 0.25초까지만 빼서 근사한다. 현재 라운드 시작 전 입력과 과거 Revision은 거부하며 Client가 판정 시각을 보내지 않는다. 걸쇠 주기 6초, 성공 구간 폭 28/20/14%, 중심 70%, 단계 시작 대기 0.5초를 초기값으로 사용한다. 실패는 현재 단계만 초기화하고 환경 금속음으로 Guard 조사를 요청한다. 이동·UI 모드 변경·Stun·Disconnect·End/EndPlay는 작업 소유권을 해제하며 완료 단계는 보존한다. 문이 이미 닫힌 상태의 추가 입소는 작업자, 라운드와 완료 걸쇠를 보존한다. 열린 문을 다시 잠그는 새 주기에서만 세 걸쇠를 초기화한다. 문 개방 시 Detention 참조를 제거하고, 닫힘 대기 중 밖으로 이탈한 플레이어의 참조도 제거한다. 문 개방과 Evidence 회수는 별도 Transaction이다. 닫힌 Cell 안 Player는 Guard/CCTV 시야와 재체포에서 제외하되 작업 실패 소음은 조사 대상으로 유지한다.</w:t>
       </w:r>
     </w:p>
     <w:p>

--- a/Museum_Heist_TDD.docx
+++ b/Museum_Heist_TDD.docx
@@ -579,7 +579,7 @@
       <w:r>
         <w:fldChar w:fldCharType="separate"/>
       </w:r>
-      <w:hyperlink w:anchor="_Toc240136986" w:history="1">
+      <w:hyperlink w:anchor="_Toc241040270" w:history="1">
         <w:r>
           <w:rPr>
             <w:rStyle w:val="aff1"/>
@@ -606,7 +606,7 @@
             <w:noProof/>
             <w:webHidden/>
           </w:rPr>
-          <w:instrText xml:space="preserve"> PAGEREF _Toc240136986 \h </w:instrText>
+          <w:instrText xml:space="preserve"> PAGEREF _Toc241040270 \h </w:instrText>
         </w:r>
         <w:r>
           <w:rPr>
@@ -655,7 +655,7 @@
           <w14:ligatures w14:val="standardContextual"/>
         </w:rPr>
       </w:pPr>
-      <w:hyperlink w:anchor="_Toc240136987" w:history="1">
+      <w:hyperlink w:anchor="_Toc241040271" w:history="1">
         <w:r>
           <w:rPr>
             <w:rStyle w:val="aff1"/>
@@ -682,7 +682,7 @@
             <w:noProof/>
             <w:webHidden/>
           </w:rPr>
-          <w:instrText xml:space="preserve"> PAGEREF _Toc240136987 \h </w:instrText>
+          <w:instrText xml:space="preserve"> PAGEREF _Toc241040271 \h </w:instrText>
         </w:r>
         <w:r>
           <w:rPr>
@@ -731,7 +731,7 @@
           <w14:ligatures w14:val="standardContextual"/>
         </w:rPr>
       </w:pPr>
-      <w:hyperlink w:anchor="_Toc240136988" w:history="1">
+      <w:hyperlink w:anchor="_Toc241040272" w:history="1">
         <w:r>
           <w:rPr>
             <w:rStyle w:val="aff1"/>
@@ -758,7 +758,7 @@
             <w:noProof/>
             <w:webHidden/>
           </w:rPr>
-          <w:instrText xml:space="preserve"> PAGEREF _Toc240136988 \h </w:instrText>
+          <w:instrText xml:space="preserve"> PAGEREF _Toc241040272 \h </w:instrText>
         </w:r>
         <w:r>
           <w:rPr>
@@ -807,7 +807,7 @@
           <w14:ligatures w14:val="standardContextual"/>
         </w:rPr>
       </w:pPr>
-      <w:hyperlink w:anchor="_Toc240136989" w:history="1">
+      <w:hyperlink w:anchor="_Toc241040273" w:history="1">
         <w:r>
           <w:rPr>
             <w:rStyle w:val="aff1"/>
@@ -834,7 +834,7 @@
             <w:noProof/>
             <w:webHidden/>
           </w:rPr>
-          <w:instrText xml:space="preserve"> PAGEREF _Toc240136989 \h </w:instrText>
+          <w:instrText xml:space="preserve"> PAGEREF _Toc241040273 \h </w:instrText>
         </w:r>
         <w:r>
           <w:rPr>
@@ -883,7 +883,7 @@
           <w14:ligatures w14:val="standardContextual"/>
         </w:rPr>
       </w:pPr>
-      <w:hyperlink w:anchor="_Toc240136990" w:history="1">
+      <w:hyperlink w:anchor="_Toc241040274" w:history="1">
         <w:r>
           <w:rPr>
             <w:rStyle w:val="aff1"/>
@@ -910,7 +910,7 @@
             <w:noProof/>
             <w:webHidden/>
           </w:rPr>
-          <w:instrText xml:space="preserve"> PAGEREF _Toc240136990 \h </w:instrText>
+          <w:instrText xml:space="preserve"> PAGEREF _Toc241040274 \h </w:instrText>
         </w:r>
         <w:r>
           <w:rPr>
@@ -959,7 +959,7 @@
           <w14:ligatures w14:val="standardContextual"/>
         </w:rPr>
       </w:pPr>
-      <w:hyperlink w:anchor="_Toc240136991" w:history="1">
+      <w:hyperlink w:anchor="_Toc241040275" w:history="1">
         <w:r>
           <w:rPr>
             <w:rStyle w:val="aff1"/>
@@ -986,7 +986,7 @@
             <w:noProof/>
             <w:webHidden/>
           </w:rPr>
-          <w:instrText xml:space="preserve"> PAGEREF _Toc240136991 \h </w:instrText>
+          <w:instrText xml:space="preserve"> PAGEREF _Toc241040275 \h </w:instrText>
         </w:r>
         <w:r>
           <w:rPr>
@@ -1035,7 +1035,7 @@
           <w14:ligatures w14:val="standardContextual"/>
         </w:rPr>
       </w:pPr>
-      <w:hyperlink w:anchor="_Toc240136992" w:history="1">
+      <w:hyperlink w:anchor="_Toc241040276" w:history="1">
         <w:r>
           <w:rPr>
             <w:rStyle w:val="aff1"/>
@@ -1062,7 +1062,7 @@
             <w:noProof/>
             <w:webHidden/>
           </w:rPr>
-          <w:instrText xml:space="preserve"> PAGEREF _Toc240136992 \h </w:instrText>
+          <w:instrText xml:space="preserve"> PAGEREF _Toc241040276 \h </w:instrText>
         </w:r>
         <w:r>
           <w:rPr>
@@ -1111,7 +1111,7 @@
           <w14:ligatures w14:val="standardContextual"/>
         </w:rPr>
       </w:pPr>
-      <w:hyperlink w:anchor="_Toc240136993" w:history="1">
+      <w:hyperlink w:anchor="_Toc241040277" w:history="1">
         <w:r>
           <w:rPr>
             <w:rStyle w:val="aff1"/>
@@ -1138,7 +1138,7 @@
             <w:noProof/>
             <w:webHidden/>
           </w:rPr>
-          <w:instrText xml:space="preserve"> PAGEREF _Toc240136993 \h </w:instrText>
+          <w:instrText xml:space="preserve"> PAGEREF _Toc241040277 \h </w:instrText>
         </w:r>
         <w:r>
           <w:rPr>
@@ -1187,7 +1187,7 @@
           <w14:ligatures w14:val="standardContextual"/>
         </w:rPr>
       </w:pPr>
-      <w:hyperlink w:anchor="_Toc240136994" w:history="1">
+      <w:hyperlink w:anchor="_Toc241040278" w:history="1">
         <w:r>
           <w:rPr>
             <w:rStyle w:val="aff1"/>
@@ -1214,7 +1214,7 @@
             <w:noProof/>
             <w:webHidden/>
           </w:rPr>
-          <w:instrText xml:space="preserve"> PAGEREF _Toc240136994 \h </w:instrText>
+          <w:instrText xml:space="preserve"> PAGEREF _Toc241040278 \h </w:instrText>
         </w:r>
         <w:r>
           <w:rPr>
@@ -1263,7 +1263,7 @@
           <w14:ligatures w14:val="standardContextual"/>
         </w:rPr>
       </w:pPr>
-      <w:hyperlink w:anchor="_Toc240136995" w:history="1">
+      <w:hyperlink w:anchor="_Toc241040279" w:history="1">
         <w:r>
           <w:rPr>
             <w:rStyle w:val="aff1"/>
@@ -1290,7 +1290,7 @@
             <w:noProof/>
             <w:webHidden/>
           </w:rPr>
-          <w:instrText xml:space="preserve"> PAGEREF _Toc240136995 \h </w:instrText>
+          <w:instrText xml:space="preserve"> PAGEREF _Toc241040279 \h </w:instrText>
         </w:r>
         <w:r>
           <w:rPr>
@@ -1339,7 +1339,7 @@
           <w14:ligatures w14:val="standardContextual"/>
         </w:rPr>
       </w:pPr>
-      <w:hyperlink w:anchor="_Toc240136996" w:history="1">
+      <w:hyperlink w:anchor="_Toc241040280" w:history="1">
         <w:r>
           <w:rPr>
             <w:rStyle w:val="aff1"/>
@@ -1366,7 +1366,7 @@
             <w:noProof/>
             <w:webHidden/>
           </w:rPr>
-          <w:instrText xml:space="preserve"> PAGEREF _Toc240136996 \h </w:instrText>
+          <w:instrText xml:space="preserve"> PAGEREF _Toc241040280 \h </w:instrText>
         </w:r>
         <w:r>
           <w:rPr>
@@ -1414,7 +1414,7 @@
           <w14:ligatures w14:val="standardContextual"/>
         </w:rPr>
       </w:pPr>
-      <w:hyperlink w:anchor="_Toc240136997" w:history="1">
+      <w:hyperlink w:anchor="_Toc241040281" w:history="1">
         <w:r>
           <w:rPr>
             <w:rStyle w:val="aff1"/>
@@ -1441,7 +1441,7 @@
             <w:noProof/>
             <w:webHidden/>
           </w:rPr>
-          <w:instrText xml:space="preserve"> PAGEREF _Toc240136997 \h </w:instrText>
+          <w:instrText xml:space="preserve"> PAGEREF _Toc241040281 \h </w:instrText>
         </w:r>
         <w:r>
           <w:rPr>
@@ -1490,7 +1490,7 @@
           <w14:ligatures w14:val="standardContextual"/>
         </w:rPr>
       </w:pPr>
-      <w:hyperlink w:anchor="_Toc240136998" w:history="1">
+      <w:hyperlink w:anchor="_Toc241040282" w:history="1">
         <w:r>
           <w:rPr>
             <w:rStyle w:val="aff1"/>
@@ -1517,7 +1517,7 @@
             <w:noProof/>
             <w:webHidden/>
           </w:rPr>
-          <w:instrText xml:space="preserve"> PAGEREF _Toc240136998 \h </w:instrText>
+          <w:instrText xml:space="preserve"> PAGEREF _Toc241040282 \h </w:instrText>
         </w:r>
         <w:r>
           <w:rPr>
@@ -1566,7 +1566,7 @@
           <w14:ligatures w14:val="standardContextual"/>
         </w:rPr>
       </w:pPr>
-      <w:hyperlink w:anchor="_Toc240136999" w:history="1">
+      <w:hyperlink w:anchor="_Toc241040283" w:history="1">
         <w:r>
           <w:rPr>
             <w:rStyle w:val="aff1"/>
@@ -1593,7 +1593,7 @@
             <w:noProof/>
             <w:webHidden/>
           </w:rPr>
-          <w:instrText xml:space="preserve"> PAGEREF _Toc240136999 \h </w:instrText>
+          <w:instrText xml:space="preserve"> PAGEREF _Toc241040283 \h </w:instrText>
         </w:r>
         <w:r>
           <w:rPr>
@@ -1642,7 +1642,7 @@
           <w14:ligatures w14:val="standardContextual"/>
         </w:rPr>
       </w:pPr>
-      <w:hyperlink w:anchor="_Toc240137000" w:history="1">
+      <w:hyperlink w:anchor="_Toc241040284" w:history="1">
         <w:r>
           <w:rPr>
             <w:rStyle w:val="aff1"/>
@@ -1669,7 +1669,7 @@
             <w:noProof/>
             <w:webHidden/>
           </w:rPr>
-          <w:instrText xml:space="preserve"> PAGEREF _Toc240137000 \h </w:instrText>
+          <w:instrText xml:space="preserve"> PAGEREF _Toc241040284 \h </w:instrText>
         </w:r>
         <w:r>
           <w:rPr>
@@ -1718,7 +1718,7 @@
           <w14:ligatures w14:val="standardContextual"/>
         </w:rPr>
       </w:pPr>
-      <w:hyperlink w:anchor="_Toc240137001" w:history="1">
+      <w:hyperlink w:anchor="_Toc241040285" w:history="1">
         <w:r>
           <w:rPr>
             <w:rStyle w:val="aff1"/>
@@ -1745,7 +1745,7 @@
             <w:noProof/>
             <w:webHidden/>
           </w:rPr>
-          <w:instrText xml:space="preserve"> PAGEREF _Toc240137001 \h </w:instrText>
+          <w:instrText xml:space="preserve"> PAGEREF _Toc241040285 \h </w:instrText>
         </w:r>
         <w:r>
           <w:rPr>
@@ -1794,7 +1794,7 @@
           <w14:ligatures w14:val="standardContextual"/>
         </w:rPr>
       </w:pPr>
-      <w:hyperlink w:anchor="_Toc240137002" w:history="1">
+      <w:hyperlink w:anchor="_Toc241040286" w:history="1">
         <w:r>
           <w:rPr>
             <w:rStyle w:val="aff1"/>
@@ -1821,7 +1821,7 @@
             <w:noProof/>
             <w:webHidden/>
           </w:rPr>
-          <w:instrText xml:space="preserve"> PAGEREF _Toc240137002 \h </w:instrText>
+          <w:instrText xml:space="preserve"> PAGEREF _Toc241040286 \h </w:instrText>
         </w:r>
         <w:r>
           <w:rPr>
@@ -1870,7 +1870,7 @@
           <w14:ligatures w14:val="standardContextual"/>
         </w:rPr>
       </w:pPr>
-      <w:hyperlink w:anchor="_Toc240137003" w:history="1">
+      <w:hyperlink w:anchor="_Toc241040287" w:history="1">
         <w:r>
           <w:rPr>
             <w:rStyle w:val="aff1"/>
@@ -1897,7 +1897,7 @@
             <w:noProof/>
             <w:webHidden/>
           </w:rPr>
-          <w:instrText xml:space="preserve"> PAGEREF _Toc240137003 \h </w:instrText>
+          <w:instrText xml:space="preserve"> PAGEREF _Toc241040287 \h </w:instrText>
         </w:r>
         <w:r>
           <w:rPr>
@@ -1946,7 +1946,7 @@
           <w14:ligatures w14:val="standardContextual"/>
         </w:rPr>
       </w:pPr>
-      <w:hyperlink w:anchor="_Toc240137004" w:history="1">
+      <w:hyperlink w:anchor="_Toc241040288" w:history="1">
         <w:r>
           <w:rPr>
             <w:rStyle w:val="aff1"/>
@@ -1973,7 +1973,7 @@
             <w:noProof/>
             <w:webHidden/>
           </w:rPr>
-          <w:instrText xml:space="preserve"> PAGEREF _Toc240137004 \h </w:instrText>
+          <w:instrText xml:space="preserve"> PAGEREF _Toc241040288 \h </w:instrText>
         </w:r>
         <w:r>
           <w:rPr>
@@ -1993,7 +1993,7 @@
             <w:noProof/>
             <w:webHidden/>
           </w:rPr>
-          <w:t>11</w:t>
+          <w:t>12</w:t>
         </w:r>
         <w:r>
           <w:rPr>
@@ -2022,7 +2022,7 @@
           <w14:ligatures w14:val="standardContextual"/>
         </w:rPr>
       </w:pPr>
-      <w:hyperlink w:anchor="_Toc240137005" w:history="1">
+      <w:hyperlink w:anchor="_Toc241040289" w:history="1">
         <w:r>
           <w:rPr>
             <w:rStyle w:val="aff1"/>
@@ -2049,7 +2049,7 @@
             <w:noProof/>
             <w:webHidden/>
           </w:rPr>
-          <w:instrText xml:space="preserve"> PAGEREF _Toc240137005 \h </w:instrText>
+          <w:instrText xml:space="preserve"> PAGEREF _Toc241040289 \h </w:instrText>
         </w:r>
         <w:r>
           <w:rPr>
@@ -2098,7 +2098,7 @@
           <w14:ligatures w14:val="standardContextual"/>
         </w:rPr>
       </w:pPr>
-      <w:hyperlink w:anchor="_Toc240137006" w:history="1">
+      <w:hyperlink w:anchor="_Toc241040290" w:history="1">
         <w:r>
           <w:rPr>
             <w:rStyle w:val="aff1"/>
@@ -2125,7 +2125,7 @@
             <w:noProof/>
             <w:webHidden/>
           </w:rPr>
-          <w:instrText xml:space="preserve"> PAGEREF _Toc240137006 \h </w:instrText>
+          <w:instrText xml:space="preserve"> PAGEREF _Toc241040290 \h </w:instrText>
         </w:r>
         <w:r>
           <w:rPr>
@@ -2174,7 +2174,7 @@
           <w14:ligatures w14:val="standardContextual"/>
         </w:rPr>
       </w:pPr>
-      <w:hyperlink w:anchor="_Toc240137007" w:history="1">
+      <w:hyperlink w:anchor="_Toc241040291" w:history="1">
         <w:r>
           <w:rPr>
             <w:rStyle w:val="aff1"/>
@@ -2201,7 +2201,7 @@
             <w:noProof/>
             <w:webHidden/>
           </w:rPr>
-          <w:instrText xml:space="preserve"> PAGEREF _Toc240137007 \h </w:instrText>
+          <w:instrText xml:space="preserve"> PAGEREF _Toc241040291 \h </w:instrText>
         </w:r>
         <w:r>
           <w:rPr>
@@ -2250,7 +2250,7 @@
           <w14:ligatures w14:val="standardContextual"/>
         </w:rPr>
       </w:pPr>
-      <w:hyperlink w:anchor="_Toc240137008" w:history="1">
+      <w:hyperlink w:anchor="_Toc241040292" w:history="1">
         <w:r>
           <w:rPr>
             <w:rStyle w:val="aff1"/>
@@ -2277,7 +2277,7 @@
             <w:noProof/>
             <w:webHidden/>
           </w:rPr>
-          <w:instrText xml:space="preserve"> PAGEREF _Toc240137008 \h </w:instrText>
+          <w:instrText xml:space="preserve"> PAGEREF _Toc241040292 \h </w:instrText>
         </w:r>
         <w:r>
           <w:rPr>
@@ -2326,7 +2326,7 @@
           <w14:ligatures w14:val="standardContextual"/>
         </w:rPr>
       </w:pPr>
-      <w:hyperlink w:anchor="_Toc240137009" w:history="1">
+      <w:hyperlink w:anchor="_Toc241040293" w:history="1">
         <w:r>
           <w:rPr>
             <w:rStyle w:val="aff1"/>
@@ -2353,7 +2353,7 @@
             <w:noProof/>
             <w:webHidden/>
           </w:rPr>
-          <w:instrText xml:space="preserve"> PAGEREF _Toc240137009 \h </w:instrText>
+          <w:instrText xml:space="preserve"> PAGEREF _Toc241040293 \h </w:instrText>
         </w:r>
         <w:r>
           <w:rPr>
@@ -2402,7 +2402,7 @@
           <w14:ligatures w14:val="standardContextual"/>
         </w:rPr>
       </w:pPr>
-      <w:hyperlink w:anchor="_Toc240137010" w:history="1">
+      <w:hyperlink w:anchor="_Toc241040294" w:history="1">
         <w:r>
           <w:rPr>
             <w:rStyle w:val="aff1"/>
@@ -2429,7 +2429,7 @@
             <w:noProof/>
             <w:webHidden/>
           </w:rPr>
-          <w:instrText xml:space="preserve"> PAGEREF _Toc240137010 \h </w:instrText>
+          <w:instrText xml:space="preserve"> PAGEREF _Toc241040294 \h </w:instrText>
         </w:r>
         <w:r>
           <w:rPr>
@@ -2449,7 +2449,7 @@
             <w:noProof/>
             <w:webHidden/>
           </w:rPr>
-          <w:t>13</w:t>
+          <w:t>14</w:t>
         </w:r>
         <w:r>
           <w:rPr>
@@ -2478,7 +2478,7 @@
           <w14:ligatures w14:val="standardContextual"/>
         </w:rPr>
       </w:pPr>
-      <w:hyperlink w:anchor="_Toc240137011" w:history="1">
+      <w:hyperlink w:anchor="_Toc241040295" w:history="1">
         <w:r>
           <w:rPr>
             <w:rStyle w:val="aff1"/>
@@ -2505,7 +2505,7 @@
             <w:noProof/>
             <w:webHidden/>
           </w:rPr>
-          <w:instrText xml:space="preserve"> PAGEREF _Toc240137011 \h </w:instrText>
+          <w:instrText xml:space="preserve"> PAGEREF _Toc241040295 \h </w:instrText>
         </w:r>
         <w:r>
           <w:rPr>
@@ -2525,7 +2525,7 @@
             <w:noProof/>
             <w:webHidden/>
           </w:rPr>
-          <w:t>13</w:t>
+          <w:t>14</w:t>
         </w:r>
         <w:r>
           <w:rPr>
@@ -2554,7 +2554,7 @@
           <w14:ligatures w14:val="standardContextual"/>
         </w:rPr>
       </w:pPr>
-      <w:hyperlink w:anchor="_Toc240137012" w:history="1">
+      <w:hyperlink w:anchor="_Toc241040296" w:history="1">
         <w:r>
           <w:rPr>
             <w:rStyle w:val="aff1"/>
@@ -2581,7 +2581,7 @@
             <w:noProof/>
             <w:webHidden/>
           </w:rPr>
-          <w:instrText xml:space="preserve"> PAGEREF _Toc240137012 \h </w:instrText>
+          <w:instrText xml:space="preserve"> PAGEREF _Toc241040296 \h </w:instrText>
         </w:r>
         <w:r>
           <w:rPr>
@@ -2630,7 +2630,7 @@
           <w14:ligatures w14:val="standardContextual"/>
         </w:rPr>
       </w:pPr>
-      <w:hyperlink w:anchor="_Toc240137013" w:history="1">
+      <w:hyperlink w:anchor="_Toc241040297" w:history="1">
         <w:r>
           <w:rPr>
             <w:rStyle w:val="aff1"/>
@@ -2657,7 +2657,7 @@
             <w:noProof/>
             <w:webHidden/>
           </w:rPr>
-          <w:instrText xml:space="preserve"> PAGEREF _Toc240137013 \h </w:instrText>
+          <w:instrText xml:space="preserve"> PAGEREF _Toc241040297 \h </w:instrText>
         </w:r>
         <w:r>
           <w:rPr>
@@ -2706,7 +2706,7 @@
           <w14:ligatures w14:val="standardContextual"/>
         </w:rPr>
       </w:pPr>
-      <w:hyperlink w:anchor="_Toc240137014" w:history="1">
+      <w:hyperlink w:anchor="_Toc241040298" w:history="1">
         <w:r>
           <w:rPr>
             <w:rStyle w:val="aff1"/>
@@ -2733,7 +2733,7 @@
             <w:noProof/>
             <w:webHidden/>
           </w:rPr>
-          <w:instrText xml:space="preserve"> PAGEREF _Toc240137014 \h </w:instrText>
+          <w:instrText xml:space="preserve"> PAGEREF _Toc241040298 \h </w:instrText>
         </w:r>
         <w:r>
           <w:rPr>
@@ -2753,7 +2753,7 @@
             <w:noProof/>
             <w:webHidden/>
           </w:rPr>
-          <w:t>14</w:t>
+          <w:t>15</w:t>
         </w:r>
         <w:r>
           <w:rPr>
@@ -2782,7 +2782,7 @@
           <w14:ligatures w14:val="standardContextual"/>
         </w:rPr>
       </w:pPr>
-      <w:hyperlink w:anchor="_Toc240137015" w:history="1">
+      <w:hyperlink w:anchor="_Toc241040299" w:history="1">
         <w:r>
           <w:rPr>
             <w:rStyle w:val="aff1"/>
@@ -2809,7 +2809,7 @@
             <w:noProof/>
             <w:webHidden/>
           </w:rPr>
-          <w:instrText xml:space="preserve"> PAGEREF _Toc240137015 \h </w:instrText>
+          <w:instrText xml:space="preserve"> PAGEREF _Toc241040299 \h </w:instrText>
         </w:r>
         <w:r>
           <w:rPr>
@@ -2829,7 +2829,7 @@
             <w:noProof/>
             <w:webHidden/>
           </w:rPr>
-          <w:t>14</w:t>
+          <w:t>15</w:t>
         </w:r>
         <w:r>
           <w:rPr>
@@ -2858,7 +2858,7 @@
           <w14:ligatures w14:val="standardContextual"/>
         </w:rPr>
       </w:pPr>
-      <w:hyperlink w:anchor="_Toc240137016" w:history="1">
+      <w:hyperlink w:anchor="_Toc241040300" w:history="1">
         <w:r>
           <w:rPr>
             <w:rStyle w:val="aff1"/>
@@ -2885,7 +2885,7 @@
             <w:noProof/>
             <w:webHidden/>
           </w:rPr>
-          <w:instrText xml:space="preserve"> PAGEREF _Toc240137016 \h </w:instrText>
+          <w:instrText xml:space="preserve"> PAGEREF _Toc241040300 \h </w:instrText>
         </w:r>
         <w:r>
           <w:rPr>
@@ -2905,7 +2905,7 @@
             <w:noProof/>
             <w:webHidden/>
           </w:rPr>
-          <w:t>14</w:t>
+          <w:t>15</w:t>
         </w:r>
         <w:r>
           <w:rPr>
@@ -2934,7 +2934,7 @@
           <w14:ligatures w14:val="standardContextual"/>
         </w:rPr>
       </w:pPr>
-      <w:hyperlink w:anchor="_Toc240137017" w:history="1">
+      <w:hyperlink w:anchor="_Toc241040301" w:history="1">
         <w:r>
           <w:rPr>
             <w:rStyle w:val="aff1"/>
@@ -2961,7 +2961,7 @@
             <w:noProof/>
             <w:webHidden/>
           </w:rPr>
-          <w:instrText xml:space="preserve"> PAGEREF _Toc240137017 \h </w:instrText>
+          <w:instrText xml:space="preserve"> PAGEREF _Toc241040301 \h </w:instrText>
         </w:r>
         <w:r>
           <w:rPr>
@@ -3010,7 +3010,7 @@
           <w14:ligatures w14:val="standardContextual"/>
         </w:rPr>
       </w:pPr>
-      <w:hyperlink w:anchor="_Toc240137018" w:history="1">
+      <w:hyperlink w:anchor="_Toc241040302" w:history="1">
         <w:r>
           <w:rPr>
             <w:rStyle w:val="aff1"/>
@@ -3037,7 +3037,7 @@
             <w:noProof/>
             <w:webHidden/>
           </w:rPr>
-          <w:instrText xml:space="preserve"> PAGEREF _Toc240137018 \h </w:instrText>
+          <w:instrText xml:space="preserve"> PAGEREF _Toc241040302 \h </w:instrText>
         </w:r>
         <w:r>
           <w:rPr>
@@ -3086,7 +3086,7 @@
           <w14:ligatures w14:val="standardContextual"/>
         </w:rPr>
       </w:pPr>
-      <w:hyperlink w:anchor="_Toc240137019" w:history="1">
+      <w:hyperlink w:anchor="_Toc241040303" w:history="1">
         <w:r>
           <w:rPr>
             <w:rStyle w:val="aff1"/>
@@ -3113,7 +3113,7 @@
             <w:noProof/>
             <w:webHidden/>
           </w:rPr>
-          <w:instrText xml:space="preserve"> PAGEREF _Toc240137019 \h </w:instrText>
+          <w:instrText xml:space="preserve"> PAGEREF _Toc241040303 \h </w:instrText>
         </w:r>
         <w:r>
           <w:rPr>
@@ -3162,7 +3162,7 @@
           <w14:ligatures w14:val="standardContextual"/>
         </w:rPr>
       </w:pPr>
-      <w:hyperlink w:anchor="_Toc240137020" w:history="1">
+      <w:hyperlink w:anchor="_Toc241040304" w:history="1">
         <w:r>
           <w:rPr>
             <w:rStyle w:val="aff1"/>
@@ -3189,7 +3189,7 @@
             <w:noProof/>
             <w:webHidden/>
           </w:rPr>
-          <w:instrText xml:space="preserve"> PAGEREF _Toc240137020 \h </w:instrText>
+          <w:instrText xml:space="preserve"> PAGEREF _Toc241040304 \h </w:instrText>
         </w:r>
         <w:r>
           <w:rPr>
@@ -3209,7 +3209,7 @@
             <w:noProof/>
             <w:webHidden/>
           </w:rPr>
-          <w:t>16</w:t>
+          <w:t>17</w:t>
         </w:r>
         <w:r>
           <w:rPr>
@@ -3238,7 +3238,7 @@
           <w14:ligatures w14:val="standardContextual"/>
         </w:rPr>
       </w:pPr>
-      <w:hyperlink w:anchor="_Toc240137021" w:history="1">
+      <w:hyperlink w:anchor="_Toc241040305" w:history="1">
         <w:r>
           <w:rPr>
             <w:rStyle w:val="aff1"/>
@@ -3265,7 +3265,7 @@
             <w:noProof/>
             <w:webHidden/>
           </w:rPr>
-          <w:instrText xml:space="preserve"> PAGEREF _Toc240137021 \h </w:instrText>
+          <w:instrText xml:space="preserve"> PAGEREF _Toc241040305 \h </w:instrText>
         </w:r>
         <w:r>
           <w:rPr>
@@ -3285,7 +3285,7 @@
             <w:noProof/>
             <w:webHidden/>
           </w:rPr>
-          <w:t>16</w:t>
+          <w:t>17</w:t>
         </w:r>
         <w:r>
           <w:rPr>
@@ -3314,7 +3314,7 @@
           <w14:ligatures w14:val="standardContextual"/>
         </w:rPr>
       </w:pPr>
-      <w:hyperlink w:anchor="_Toc240137022" w:history="1">
+      <w:hyperlink w:anchor="_Toc241040306" w:history="1">
         <w:r>
           <w:rPr>
             <w:rStyle w:val="aff1"/>
@@ -3341,7 +3341,7 @@
             <w:noProof/>
             <w:webHidden/>
           </w:rPr>
-          <w:instrText xml:space="preserve"> PAGEREF _Toc240137022 \h </w:instrText>
+          <w:instrText xml:space="preserve"> PAGEREF _Toc241040306 \h </w:instrText>
         </w:r>
         <w:r>
           <w:rPr>
@@ -3361,7 +3361,7 @@
             <w:noProof/>
             <w:webHidden/>
           </w:rPr>
-          <w:t>17</w:t>
+          <w:t>18</w:t>
         </w:r>
         <w:r>
           <w:rPr>
@@ -3390,7 +3390,7 @@
           <w14:ligatures w14:val="standardContextual"/>
         </w:rPr>
       </w:pPr>
-      <w:hyperlink w:anchor="_Toc240137023" w:history="1">
+      <w:hyperlink w:anchor="_Toc241040307" w:history="1">
         <w:r>
           <w:rPr>
             <w:rStyle w:val="aff1"/>
@@ -3417,7 +3417,7 @@
             <w:noProof/>
             <w:webHidden/>
           </w:rPr>
-          <w:instrText xml:space="preserve"> PAGEREF _Toc240137023 \h </w:instrText>
+          <w:instrText xml:space="preserve"> PAGEREF _Toc241040307 \h </w:instrText>
         </w:r>
         <w:r>
           <w:rPr>
@@ -3466,7 +3466,7 @@
           <w14:ligatures w14:val="standardContextual"/>
         </w:rPr>
       </w:pPr>
-      <w:hyperlink w:anchor="_Toc240137024" w:history="1">
+      <w:hyperlink w:anchor="_Toc241040308" w:history="1">
         <w:r>
           <w:rPr>
             <w:rStyle w:val="aff1"/>
@@ -3493,7 +3493,7 @@
             <w:noProof/>
             <w:webHidden/>
           </w:rPr>
-          <w:instrText xml:space="preserve"> PAGEREF _Toc240137024 \h </w:instrText>
+          <w:instrText xml:space="preserve"> PAGEREF _Toc241040308 \h </w:instrText>
         </w:r>
         <w:r>
           <w:rPr>
@@ -3513,7 +3513,7 @@
             <w:noProof/>
             <w:webHidden/>
           </w:rPr>
-          <w:t>18</w:t>
+          <w:t>19</w:t>
         </w:r>
         <w:r>
           <w:rPr>
@@ -3542,7 +3542,7 @@
           <w14:ligatures w14:val="standardContextual"/>
         </w:rPr>
       </w:pPr>
-      <w:hyperlink w:anchor="_Toc240137025" w:history="1">
+      <w:hyperlink w:anchor="_Toc241040309" w:history="1">
         <w:r>
           <w:rPr>
             <w:rStyle w:val="aff1"/>
@@ -3569,7 +3569,7 @@
             <w:noProof/>
             <w:webHidden/>
           </w:rPr>
-          <w:instrText xml:space="preserve"> PAGEREF _Toc240137025 \h </w:instrText>
+          <w:instrText xml:space="preserve"> PAGEREF _Toc241040309 \h </w:instrText>
         </w:r>
         <w:r>
           <w:rPr>
@@ -3618,7 +3618,7 @@
           <w14:ligatures w14:val="standardContextual"/>
         </w:rPr>
       </w:pPr>
-      <w:hyperlink w:anchor="_Toc240137026" w:history="1">
+      <w:hyperlink w:anchor="_Toc241040310" w:history="1">
         <w:r>
           <w:rPr>
             <w:rStyle w:val="aff1"/>
@@ -3645,7 +3645,7 @@
             <w:noProof/>
             <w:webHidden/>
           </w:rPr>
-          <w:instrText xml:space="preserve"> PAGEREF _Toc240137026 \h </w:instrText>
+          <w:instrText xml:space="preserve"> PAGEREF _Toc241040310 \h </w:instrText>
         </w:r>
         <w:r>
           <w:rPr>
@@ -3665,7 +3665,7 @@
             <w:noProof/>
             <w:webHidden/>
           </w:rPr>
-          <w:t>19</w:t>
+          <w:t>20</w:t>
         </w:r>
         <w:r>
           <w:rPr>
@@ -3694,7 +3694,7 @@
           <w14:ligatures w14:val="standardContextual"/>
         </w:rPr>
       </w:pPr>
-      <w:hyperlink w:anchor="_Toc240137027" w:history="1">
+      <w:hyperlink w:anchor="_Toc241040311" w:history="1">
         <w:r>
           <w:rPr>
             <w:rStyle w:val="aff1"/>
@@ -3721,7 +3721,7 @@
             <w:noProof/>
             <w:webHidden/>
           </w:rPr>
-          <w:instrText xml:space="preserve"> PAGEREF _Toc240137027 \h </w:instrText>
+          <w:instrText xml:space="preserve"> PAGEREF _Toc241040311 \h </w:instrText>
         </w:r>
         <w:r>
           <w:rPr>
@@ -3741,7 +3741,7 @@
             <w:noProof/>
             <w:webHidden/>
           </w:rPr>
-          <w:t>20</w:t>
+          <w:t>21</w:t>
         </w:r>
         <w:r>
           <w:rPr>
@@ -3770,7 +3770,7 @@
           <w14:ligatures w14:val="standardContextual"/>
         </w:rPr>
       </w:pPr>
-      <w:hyperlink w:anchor="_Toc240137028" w:history="1">
+      <w:hyperlink w:anchor="_Toc241040312" w:history="1">
         <w:r>
           <w:rPr>
             <w:rStyle w:val="aff1"/>
@@ -3797,7 +3797,7 @@
             <w:noProof/>
             <w:webHidden/>
           </w:rPr>
-          <w:instrText xml:space="preserve"> PAGEREF _Toc240137028 \h </w:instrText>
+          <w:instrText xml:space="preserve"> PAGEREF _Toc241040312 \h </w:instrText>
         </w:r>
         <w:r>
           <w:rPr>
@@ -3817,7 +3817,7 @@
             <w:noProof/>
             <w:webHidden/>
           </w:rPr>
-          <w:t>21</w:t>
+          <w:t>22</w:t>
         </w:r>
         <w:r>
           <w:rPr>
@@ -3846,7 +3846,7 @@
           <w14:ligatures w14:val="standardContextual"/>
         </w:rPr>
       </w:pPr>
-      <w:hyperlink w:anchor="_Toc240137029" w:history="1">
+      <w:hyperlink w:anchor="_Toc241040313" w:history="1">
         <w:r>
           <w:rPr>
             <w:rStyle w:val="aff1"/>
@@ -3873,7 +3873,7 @@
             <w:noProof/>
             <w:webHidden/>
           </w:rPr>
-          <w:instrText xml:space="preserve"> PAGEREF _Toc240137029 \h </w:instrText>
+          <w:instrText xml:space="preserve"> PAGEREF _Toc241040313 \h </w:instrText>
         </w:r>
         <w:r>
           <w:rPr>
@@ -3893,7 +3893,7 @@
             <w:noProof/>
             <w:webHidden/>
           </w:rPr>
-          <w:t>21</w:t>
+          <w:t>22</w:t>
         </w:r>
         <w:r>
           <w:rPr>
@@ -3922,7 +3922,7 @@
           <w14:ligatures w14:val="standardContextual"/>
         </w:rPr>
       </w:pPr>
-      <w:hyperlink w:anchor="_Toc240137030" w:history="1">
+      <w:hyperlink w:anchor="_Toc241040314" w:history="1">
         <w:r>
           <w:rPr>
             <w:rStyle w:val="aff1"/>
@@ -3949,7 +3949,7 @@
             <w:noProof/>
             <w:webHidden/>
           </w:rPr>
-          <w:instrText xml:space="preserve"> PAGEREF _Toc240137030 \h </w:instrText>
+          <w:instrText xml:space="preserve"> PAGEREF _Toc241040314 \h </w:instrText>
         </w:r>
         <w:r>
           <w:rPr>
@@ -3969,7 +3969,7 @@
             <w:noProof/>
             <w:webHidden/>
           </w:rPr>
-          <w:t>21</w:t>
+          <w:t>22</w:t>
         </w:r>
         <w:r>
           <w:rPr>
@@ -3998,7 +3998,7 @@
           <w14:ligatures w14:val="standardContextual"/>
         </w:rPr>
       </w:pPr>
-      <w:hyperlink w:anchor="_Toc240137031" w:history="1">
+      <w:hyperlink w:anchor="_Toc241040315" w:history="1">
         <w:r>
           <w:rPr>
             <w:rStyle w:val="aff1"/>
@@ -4025,7 +4025,7 @@
             <w:noProof/>
             <w:webHidden/>
           </w:rPr>
-          <w:instrText xml:space="preserve"> PAGEREF _Toc240137031 \h </w:instrText>
+          <w:instrText xml:space="preserve"> PAGEREF _Toc241040315 \h </w:instrText>
         </w:r>
         <w:r>
           <w:rPr>
@@ -4074,7 +4074,7 @@
           <w14:ligatures w14:val="standardContextual"/>
         </w:rPr>
       </w:pPr>
-      <w:hyperlink w:anchor="_Toc240137032" w:history="1">
+      <w:hyperlink w:anchor="_Toc241040316" w:history="1">
         <w:r>
           <w:rPr>
             <w:rStyle w:val="aff1"/>
@@ -4101,7 +4101,7 @@
             <w:noProof/>
             <w:webHidden/>
           </w:rPr>
-          <w:instrText xml:space="preserve"> PAGEREF _Toc240137032 \h </w:instrText>
+          <w:instrText xml:space="preserve"> PAGEREF _Toc241040316 \h </w:instrText>
         </w:r>
         <w:r>
           <w:rPr>
@@ -4150,7 +4150,7 @@
           <w14:ligatures w14:val="standardContextual"/>
         </w:rPr>
       </w:pPr>
-      <w:hyperlink w:anchor="_Toc240137033" w:history="1">
+      <w:hyperlink w:anchor="_Toc241040317" w:history="1">
         <w:r>
           <w:rPr>
             <w:rStyle w:val="aff1"/>
@@ -4177,7 +4177,7 @@
             <w:noProof/>
             <w:webHidden/>
           </w:rPr>
-          <w:instrText xml:space="preserve"> PAGEREF _Toc240137033 \h </w:instrText>
+          <w:instrText xml:space="preserve"> PAGEREF _Toc241040317 \h </w:instrText>
         </w:r>
         <w:r>
           <w:rPr>
@@ -4197,7 +4197,7 @@
             <w:noProof/>
             <w:webHidden/>
           </w:rPr>
-          <w:t>23</w:t>
+          <w:t>24</w:t>
         </w:r>
         <w:r>
           <w:rPr>
@@ -4225,7 +4225,7 @@
           <w14:ligatures w14:val="standardContextual"/>
         </w:rPr>
       </w:pPr>
-      <w:hyperlink w:anchor="_Toc240137034" w:history="1">
+      <w:hyperlink w:anchor="_Toc241040318" w:history="1">
         <w:r>
           <w:rPr>
             <w:rStyle w:val="aff1"/>
@@ -4252,7 +4252,7 @@
             <w:noProof/>
             <w:webHidden/>
           </w:rPr>
-          <w:instrText xml:space="preserve"> PAGEREF _Toc240137034 \h </w:instrText>
+          <w:instrText xml:space="preserve"> PAGEREF _Toc241040318 \h </w:instrText>
         </w:r>
         <w:r>
           <w:rPr>
@@ -4272,7 +4272,7 @@
             <w:noProof/>
             <w:webHidden/>
           </w:rPr>
-          <w:t>24</w:t>
+          <w:t>25</w:t>
         </w:r>
         <w:r>
           <w:rPr>
@@ -4301,7 +4301,7 @@
           <w14:ligatures w14:val="standardContextual"/>
         </w:rPr>
       </w:pPr>
-      <w:hyperlink w:anchor="_Toc240137035" w:history="1">
+      <w:hyperlink w:anchor="_Toc241040319" w:history="1">
         <w:r>
           <w:rPr>
             <w:rStyle w:val="aff1"/>
@@ -4328,7 +4328,7 @@
             <w:noProof/>
             <w:webHidden/>
           </w:rPr>
-          <w:instrText xml:space="preserve"> PAGEREF _Toc240137035 \h </w:instrText>
+          <w:instrText xml:space="preserve"> PAGEREF _Toc241040319 \h </w:instrText>
         </w:r>
         <w:r>
           <w:rPr>
@@ -4348,7 +4348,7 @@
             <w:noProof/>
             <w:webHidden/>
           </w:rPr>
-          <w:t>24</w:t>
+          <w:t>25</w:t>
         </w:r>
         <w:r>
           <w:rPr>
@@ -4377,7 +4377,7 @@
           <w14:ligatures w14:val="standardContextual"/>
         </w:rPr>
       </w:pPr>
-      <w:hyperlink w:anchor="_Toc240137036" w:history="1">
+      <w:hyperlink w:anchor="_Toc241040320" w:history="1">
         <w:r>
           <w:rPr>
             <w:rStyle w:val="aff1"/>
@@ -4404,7 +4404,7 @@
             <w:noProof/>
             <w:webHidden/>
           </w:rPr>
-          <w:instrText xml:space="preserve"> PAGEREF _Toc240137036 \h </w:instrText>
+          <w:instrText xml:space="preserve"> PAGEREF _Toc241040320 \h </w:instrText>
         </w:r>
         <w:r>
           <w:rPr>
@@ -4424,7 +4424,7 @@
             <w:noProof/>
             <w:webHidden/>
           </w:rPr>
-          <w:t>24</w:t>
+          <w:t>25</w:t>
         </w:r>
         <w:r>
           <w:rPr>
@@ -4453,7 +4453,7 @@
           <w14:ligatures w14:val="standardContextual"/>
         </w:rPr>
       </w:pPr>
-      <w:hyperlink w:anchor="_Toc240137037" w:history="1">
+      <w:hyperlink w:anchor="_Toc241040321" w:history="1">
         <w:r>
           <w:rPr>
             <w:rStyle w:val="aff1"/>
@@ -4480,7 +4480,7 @@
             <w:noProof/>
             <w:webHidden/>
           </w:rPr>
-          <w:instrText xml:space="preserve"> PAGEREF _Toc240137037 \h </w:instrText>
+          <w:instrText xml:space="preserve"> PAGEREF _Toc241040321 \h </w:instrText>
         </w:r>
         <w:r>
           <w:rPr>
@@ -4500,7 +4500,7 @@
             <w:noProof/>
             <w:webHidden/>
           </w:rPr>
-          <w:t>24</w:t>
+          <w:t>25</w:t>
         </w:r>
         <w:r>
           <w:rPr>
@@ -4529,7 +4529,7 @@
           <w14:ligatures w14:val="standardContextual"/>
         </w:rPr>
       </w:pPr>
-      <w:hyperlink w:anchor="_Toc240137038" w:history="1">
+      <w:hyperlink w:anchor="_Toc241040322" w:history="1">
         <w:r>
           <w:rPr>
             <w:rStyle w:val="aff1"/>
@@ -4556,7 +4556,7 @@
             <w:noProof/>
             <w:webHidden/>
           </w:rPr>
-          <w:instrText xml:space="preserve"> PAGEREF _Toc240137038 \h </w:instrText>
+          <w:instrText xml:space="preserve"> PAGEREF _Toc241040322 \h </w:instrText>
         </w:r>
         <w:r>
           <w:rPr>
@@ -4576,7 +4576,7 @@
             <w:noProof/>
             <w:webHidden/>
           </w:rPr>
-          <w:t>24</w:t>
+          <w:t>25</w:t>
         </w:r>
         <w:r>
           <w:rPr>
@@ -4605,7 +4605,7 @@
           <w14:ligatures w14:val="standardContextual"/>
         </w:rPr>
       </w:pPr>
-      <w:hyperlink w:anchor="_Toc240137039" w:history="1">
+      <w:hyperlink w:anchor="_Toc241040323" w:history="1">
         <w:r>
           <w:rPr>
             <w:rStyle w:val="aff1"/>
@@ -4632,7 +4632,7 @@
             <w:noProof/>
             <w:webHidden/>
           </w:rPr>
-          <w:instrText xml:space="preserve"> PAGEREF _Toc240137039 \h </w:instrText>
+          <w:instrText xml:space="preserve"> PAGEREF _Toc241040323 \h </w:instrText>
         </w:r>
         <w:r>
           <w:rPr>
@@ -4652,7 +4652,7 @@
             <w:noProof/>
             <w:webHidden/>
           </w:rPr>
-          <w:t>25</w:t>
+          <w:t>26</w:t>
         </w:r>
         <w:r>
           <w:rPr>
@@ -4681,7 +4681,7 @@
           <w14:ligatures w14:val="standardContextual"/>
         </w:rPr>
       </w:pPr>
-      <w:hyperlink w:anchor="_Toc240137040" w:history="1">
+      <w:hyperlink w:anchor="_Toc241040324" w:history="1">
         <w:r>
           <w:rPr>
             <w:rStyle w:val="aff1"/>
@@ -4708,7 +4708,7 @@
             <w:noProof/>
             <w:webHidden/>
           </w:rPr>
-          <w:instrText xml:space="preserve"> PAGEREF _Toc240137040 \h </w:instrText>
+          <w:instrText xml:space="preserve"> PAGEREF _Toc241040324 \h </w:instrText>
         </w:r>
         <w:r>
           <w:rPr>
@@ -4728,7 +4728,7 @@
             <w:noProof/>
             <w:webHidden/>
           </w:rPr>
-          <w:t>25</w:t>
+          <w:t>27</w:t>
         </w:r>
         <w:r>
           <w:rPr>
@@ -4757,7 +4757,7 @@
           <w14:ligatures w14:val="standardContextual"/>
         </w:rPr>
       </w:pPr>
-      <w:hyperlink w:anchor="_Toc240137041" w:history="1">
+      <w:hyperlink w:anchor="_Toc241040325" w:history="1">
         <w:r>
           <w:rPr>
             <w:rStyle w:val="aff1"/>
@@ -4784,7 +4784,7 @@
             <w:noProof/>
             <w:webHidden/>
           </w:rPr>
-          <w:instrText xml:space="preserve"> PAGEREF _Toc240137041 \h </w:instrText>
+          <w:instrText xml:space="preserve"> PAGEREF _Toc241040325 \h </w:instrText>
         </w:r>
         <w:r>
           <w:rPr>
@@ -4804,7 +4804,7 @@
             <w:noProof/>
             <w:webHidden/>
           </w:rPr>
-          <w:t>26</w:t>
+          <w:t>27</w:t>
         </w:r>
         <w:r>
           <w:rPr>
@@ -4833,7 +4833,7 @@
           <w14:ligatures w14:val="standardContextual"/>
         </w:rPr>
       </w:pPr>
-      <w:hyperlink w:anchor="_Toc240137042" w:history="1">
+      <w:hyperlink w:anchor="_Toc241040326" w:history="1">
         <w:r>
           <w:rPr>
             <w:rStyle w:val="aff1"/>
@@ -4860,7 +4860,7 @@
             <w:noProof/>
             <w:webHidden/>
           </w:rPr>
-          <w:instrText xml:space="preserve"> PAGEREF _Toc240137042 \h </w:instrText>
+          <w:instrText xml:space="preserve"> PAGEREF _Toc241040326 \h </w:instrText>
         </w:r>
         <w:r>
           <w:rPr>
@@ -4880,7 +4880,7 @@
             <w:noProof/>
             <w:webHidden/>
           </w:rPr>
-          <w:t>26</w:t>
+          <w:t>27</w:t>
         </w:r>
         <w:r>
           <w:rPr>
@@ -4909,7 +4909,7 @@
           <w14:ligatures w14:val="standardContextual"/>
         </w:rPr>
       </w:pPr>
-      <w:hyperlink w:anchor="_Toc240137043" w:history="1">
+      <w:hyperlink w:anchor="_Toc241040327" w:history="1">
         <w:r>
           <w:rPr>
             <w:rStyle w:val="aff1"/>
@@ -4936,7 +4936,7 @@
             <w:noProof/>
             <w:webHidden/>
           </w:rPr>
-          <w:instrText xml:space="preserve"> PAGEREF _Toc240137043 \h </w:instrText>
+          <w:instrText xml:space="preserve"> PAGEREF _Toc241040327 \h </w:instrText>
         </w:r>
         <w:r>
           <w:rPr>
@@ -4956,7 +4956,7 @@
             <w:noProof/>
             <w:webHidden/>
           </w:rPr>
-          <w:t>26</w:t>
+          <w:t>28</w:t>
         </w:r>
         <w:r>
           <w:rPr>
@@ -4985,7 +4985,7 @@
           <w14:ligatures w14:val="standardContextual"/>
         </w:rPr>
       </w:pPr>
-      <w:hyperlink w:anchor="_Toc240137044" w:history="1">
+      <w:hyperlink w:anchor="_Toc241040328" w:history="1">
         <w:r>
           <w:rPr>
             <w:rStyle w:val="aff1"/>
@@ -5012,7 +5012,7 @@
             <w:noProof/>
             <w:webHidden/>
           </w:rPr>
-          <w:instrText xml:space="preserve"> PAGEREF _Toc240137044 \h </w:instrText>
+          <w:instrText xml:space="preserve"> PAGEREF _Toc241040328 \h </w:instrText>
         </w:r>
         <w:r>
           <w:rPr>
@@ -5032,7 +5032,7 @@
             <w:noProof/>
             <w:webHidden/>
           </w:rPr>
-          <w:t>26</w:t>
+          <w:t>28</w:t>
         </w:r>
         <w:r>
           <w:rPr>
@@ -5061,7 +5061,7 @@
           <w14:ligatures w14:val="standardContextual"/>
         </w:rPr>
       </w:pPr>
-      <w:hyperlink w:anchor="_Toc240137045" w:history="1">
+      <w:hyperlink w:anchor="_Toc241040329" w:history="1">
         <w:r>
           <w:rPr>
             <w:rStyle w:val="aff1"/>
@@ -5088,7 +5088,7 @@
             <w:noProof/>
             <w:webHidden/>
           </w:rPr>
-          <w:instrText xml:space="preserve"> PAGEREF _Toc240137045 \h </w:instrText>
+          <w:instrText xml:space="preserve"> PAGEREF _Toc241040329 \h </w:instrText>
         </w:r>
         <w:r>
           <w:rPr>
@@ -5108,7 +5108,7 @@
             <w:noProof/>
             <w:webHidden/>
           </w:rPr>
-          <w:t>27</w:t>
+          <w:t>28</w:t>
         </w:r>
         <w:r>
           <w:rPr>
@@ -5137,7 +5137,7 @@
           <w14:ligatures w14:val="standardContextual"/>
         </w:rPr>
       </w:pPr>
-      <w:hyperlink w:anchor="_Toc240137046" w:history="1">
+      <w:hyperlink w:anchor="_Toc241040330" w:history="1">
         <w:r>
           <w:rPr>
             <w:rStyle w:val="aff1"/>
@@ -5164,7 +5164,7 @@
             <w:noProof/>
             <w:webHidden/>
           </w:rPr>
-          <w:instrText xml:space="preserve"> PAGEREF _Toc240137046 \h </w:instrText>
+          <w:instrText xml:space="preserve"> PAGEREF _Toc241040330 \h </w:instrText>
         </w:r>
         <w:r>
           <w:rPr>
@@ -5184,7 +5184,7 @@
             <w:noProof/>
             <w:webHidden/>
           </w:rPr>
-          <w:t>27</w:t>
+          <w:t>28</w:t>
         </w:r>
         <w:r>
           <w:rPr>
@@ -5213,7 +5213,7 @@
           <w14:ligatures w14:val="standardContextual"/>
         </w:rPr>
       </w:pPr>
-      <w:hyperlink w:anchor="_Toc240137047" w:history="1">
+      <w:hyperlink w:anchor="_Toc241040331" w:history="1">
         <w:r>
           <w:rPr>
             <w:rStyle w:val="aff1"/>
@@ -5240,7 +5240,7 @@
             <w:noProof/>
             <w:webHidden/>
           </w:rPr>
-          <w:instrText xml:space="preserve"> PAGEREF _Toc240137047 \h </w:instrText>
+          <w:instrText xml:space="preserve"> PAGEREF _Toc241040331 \h </w:instrText>
         </w:r>
         <w:r>
           <w:rPr>
@@ -5260,7 +5260,7 @@
             <w:noProof/>
             <w:webHidden/>
           </w:rPr>
-          <w:t>27</w:t>
+          <w:t>29</w:t>
         </w:r>
         <w:r>
           <w:rPr>
@@ -5289,7 +5289,7 @@
           <w14:ligatures w14:val="standardContextual"/>
         </w:rPr>
       </w:pPr>
-      <w:hyperlink w:anchor="_Toc240137048" w:history="1">
+      <w:hyperlink w:anchor="_Toc241040332" w:history="1">
         <w:r>
           <w:rPr>
             <w:rStyle w:val="aff1"/>
@@ -5316,7 +5316,7 @@
             <w:noProof/>
             <w:webHidden/>
           </w:rPr>
-          <w:instrText xml:space="preserve"> PAGEREF _Toc240137048 \h </w:instrText>
+          <w:instrText xml:space="preserve"> PAGEREF _Toc241040332 \h </w:instrText>
         </w:r>
         <w:r>
           <w:rPr>
@@ -5336,7 +5336,7 @@
             <w:noProof/>
             <w:webHidden/>
           </w:rPr>
-          <w:t>28</w:t>
+          <w:t>29</w:t>
         </w:r>
         <w:r>
           <w:rPr>
@@ -5365,7 +5365,7 @@
           <w14:ligatures w14:val="standardContextual"/>
         </w:rPr>
       </w:pPr>
-      <w:hyperlink w:anchor="_Toc240137049" w:history="1">
+      <w:hyperlink w:anchor="_Toc241040333" w:history="1">
         <w:r>
           <w:rPr>
             <w:rStyle w:val="aff1"/>
@@ -5392,7 +5392,7 @@
             <w:noProof/>
             <w:webHidden/>
           </w:rPr>
-          <w:instrText xml:space="preserve"> PAGEREF _Toc240137049 \h </w:instrText>
+          <w:instrText xml:space="preserve"> PAGEREF _Toc241040333 \h </w:instrText>
         </w:r>
         <w:r>
           <w:rPr>
@@ -5412,7 +5412,7 @@
             <w:noProof/>
             <w:webHidden/>
           </w:rPr>
-          <w:t>28</w:t>
+          <w:t>29</w:t>
         </w:r>
         <w:r>
           <w:rPr>
@@ -5441,7 +5441,7 @@
           <w14:ligatures w14:val="standardContextual"/>
         </w:rPr>
       </w:pPr>
-      <w:hyperlink w:anchor="_Toc240137050" w:history="1">
+      <w:hyperlink w:anchor="_Toc241040334" w:history="1">
         <w:r>
           <w:rPr>
             <w:rStyle w:val="aff1"/>
@@ -5468,7 +5468,7 @@
             <w:noProof/>
             <w:webHidden/>
           </w:rPr>
-          <w:instrText xml:space="preserve"> PAGEREF _Toc240137050 \h </w:instrText>
+          <w:instrText xml:space="preserve"> PAGEREF _Toc241040334 \h </w:instrText>
         </w:r>
         <w:r>
           <w:rPr>
@@ -5488,7 +5488,7 @@
             <w:noProof/>
             <w:webHidden/>
           </w:rPr>
-          <w:t>28</w:t>
+          <w:t>29</w:t>
         </w:r>
         <w:r>
           <w:rPr>
@@ -5517,7 +5517,7 @@
           <w14:ligatures w14:val="standardContextual"/>
         </w:rPr>
       </w:pPr>
-      <w:hyperlink w:anchor="_Toc240137051" w:history="1">
+      <w:hyperlink w:anchor="_Toc241040335" w:history="1">
         <w:r>
           <w:rPr>
             <w:rStyle w:val="aff1"/>
@@ -5544,7 +5544,7 @@
             <w:noProof/>
             <w:webHidden/>
           </w:rPr>
-          <w:instrText xml:space="preserve"> PAGEREF _Toc240137051 \h </w:instrText>
+          <w:instrText xml:space="preserve"> PAGEREF _Toc241040335 \h </w:instrText>
         </w:r>
         <w:r>
           <w:rPr>
@@ -5564,7 +5564,7 @@
             <w:noProof/>
             <w:webHidden/>
           </w:rPr>
-          <w:t>28</w:t>
+          <w:t>30</w:t>
         </w:r>
         <w:r>
           <w:rPr>
@@ -5593,7 +5593,7 @@
           <w14:ligatures w14:val="standardContextual"/>
         </w:rPr>
       </w:pPr>
-      <w:hyperlink w:anchor="_Toc240137052" w:history="1">
+      <w:hyperlink w:anchor="_Toc241040336" w:history="1">
         <w:r>
           <w:rPr>
             <w:rStyle w:val="aff1"/>
@@ -5620,7 +5620,7 @@
             <w:noProof/>
             <w:webHidden/>
           </w:rPr>
-          <w:instrText xml:space="preserve"> PAGEREF _Toc240137052 \h </w:instrText>
+          <w:instrText xml:space="preserve"> PAGEREF _Toc241040336 \h </w:instrText>
         </w:r>
         <w:r>
           <w:rPr>
@@ -5640,7 +5640,7 @@
             <w:noProof/>
             <w:webHidden/>
           </w:rPr>
-          <w:t>29</w:t>
+          <w:t>30</w:t>
         </w:r>
         <w:r>
           <w:rPr>
@@ -5669,7 +5669,7 @@
           <w14:ligatures w14:val="standardContextual"/>
         </w:rPr>
       </w:pPr>
-      <w:hyperlink w:anchor="_Toc240137053" w:history="1">
+      <w:hyperlink w:anchor="_Toc241040337" w:history="1">
         <w:r>
           <w:rPr>
             <w:rStyle w:val="aff1"/>
@@ -5696,7 +5696,7 @@
             <w:noProof/>
             <w:webHidden/>
           </w:rPr>
-          <w:instrText xml:space="preserve"> PAGEREF _Toc240137053 \h </w:instrText>
+          <w:instrText xml:space="preserve"> PAGEREF _Toc241040337 \h </w:instrText>
         </w:r>
         <w:r>
           <w:rPr>
@@ -5716,7 +5716,7 @@
             <w:noProof/>
             <w:webHidden/>
           </w:rPr>
-          <w:t>29</w:t>
+          <w:t>31</w:t>
         </w:r>
         <w:r>
           <w:rPr>
@@ -5745,7 +5745,7 @@
           <w14:ligatures w14:val="standardContextual"/>
         </w:rPr>
       </w:pPr>
-      <w:hyperlink w:anchor="_Toc240137054" w:history="1">
+      <w:hyperlink w:anchor="_Toc241040338" w:history="1">
         <w:r>
           <w:rPr>
             <w:rStyle w:val="aff1"/>
@@ -5772,7 +5772,7 @@
             <w:noProof/>
             <w:webHidden/>
           </w:rPr>
-          <w:instrText xml:space="preserve"> PAGEREF _Toc240137054 \h </w:instrText>
+          <w:instrText xml:space="preserve"> PAGEREF _Toc241040338 \h </w:instrText>
         </w:r>
         <w:r>
           <w:rPr>
@@ -5792,7 +5792,7 @@
             <w:noProof/>
             <w:webHidden/>
           </w:rPr>
-          <w:t>30</w:t>
+          <w:t>31</w:t>
         </w:r>
         <w:r>
           <w:rPr>
@@ -5821,7 +5821,7 @@
           <w14:ligatures w14:val="standardContextual"/>
         </w:rPr>
       </w:pPr>
-      <w:hyperlink w:anchor="_Toc240137055" w:history="1">
+      <w:hyperlink w:anchor="_Toc241040339" w:history="1">
         <w:r>
           <w:rPr>
             <w:rStyle w:val="aff1"/>
@@ -5848,7 +5848,7 @@
             <w:noProof/>
             <w:webHidden/>
           </w:rPr>
-          <w:instrText xml:space="preserve"> PAGEREF _Toc240137055 \h </w:instrText>
+          <w:instrText xml:space="preserve"> PAGEREF _Toc241040339 \h </w:instrText>
         </w:r>
         <w:r>
           <w:rPr>
@@ -5868,7 +5868,7 @@
             <w:noProof/>
             <w:webHidden/>
           </w:rPr>
-          <w:t>30</w:t>
+          <w:t>32</w:t>
         </w:r>
         <w:r>
           <w:rPr>
@@ -5896,7 +5896,7 @@
           <w14:ligatures w14:val="standardContextual"/>
         </w:rPr>
       </w:pPr>
-      <w:hyperlink w:anchor="_Toc240137056" w:history="1">
+      <w:hyperlink w:anchor="_Toc241040340" w:history="1">
         <w:r>
           <w:rPr>
             <w:rStyle w:val="aff1"/>
@@ -5923,7 +5923,7 @@
             <w:noProof/>
             <w:webHidden/>
           </w:rPr>
-          <w:instrText xml:space="preserve"> PAGEREF _Toc240137056 \h </w:instrText>
+          <w:instrText xml:space="preserve"> PAGEREF _Toc241040340 \h </w:instrText>
         </w:r>
         <w:r>
           <w:rPr>
@@ -5943,7 +5943,7 @@
             <w:noProof/>
             <w:webHidden/>
           </w:rPr>
-          <w:t>31</w:t>
+          <w:t>33</w:t>
         </w:r>
         <w:r>
           <w:rPr>
@@ -5972,7 +5972,7 @@
           <w14:ligatures w14:val="standardContextual"/>
         </w:rPr>
       </w:pPr>
-      <w:hyperlink w:anchor="_Toc240137057" w:history="1">
+      <w:hyperlink w:anchor="_Toc241040341" w:history="1">
         <w:r>
           <w:rPr>
             <w:rStyle w:val="aff1"/>
@@ -5999,7 +5999,7 @@
             <w:noProof/>
             <w:webHidden/>
           </w:rPr>
-          <w:instrText xml:space="preserve"> PAGEREF _Toc240137057 \h </w:instrText>
+          <w:instrText xml:space="preserve"> PAGEREF _Toc241040341 \h </w:instrText>
         </w:r>
         <w:r>
           <w:rPr>
@@ -6019,7 +6019,7 @@
             <w:noProof/>
             <w:webHidden/>
           </w:rPr>
-          <w:t>31</w:t>
+          <w:t>33</w:t>
         </w:r>
         <w:r>
           <w:rPr>
@@ -6048,7 +6048,7 @@
           <w14:ligatures w14:val="standardContextual"/>
         </w:rPr>
       </w:pPr>
-      <w:hyperlink w:anchor="_Toc240137058" w:history="1">
+      <w:hyperlink w:anchor="_Toc241040342" w:history="1">
         <w:r>
           <w:rPr>
             <w:rStyle w:val="aff1"/>
@@ -6075,7 +6075,7 @@
             <w:noProof/>
             <w:webHidden/>
           </w:rPr>
-          <w:instrText xml:space="preserve"> PAGEREF _Toc240137058 \h </w:instrText>
+          <w:instrText xml:space="preserve"> PAGEREF _Toc241040342 \h </w:instrText>
         </w:r>
         <w:r>
           <w:rPr>
@@ -6095,7 +6095,7 @@
             <w:noProof/>
             <w:webHidden/>
           </w:rPr>
-          <w:t>31</w:t>
+          <w:t>33</w:t>
         </w:r>
         <w:r>
           <w:rPr>
@@ -6124,7 +6124,7 @@
           <w14:ligatures w14:val="standardContextual"/>
         </w:rPr>
       </w:pPr>
-      <w:hyperlink w:anchor="_Toc240137059" w:history="1">
+      <w:hyperlink w:anchor="_Toc241040343" w:history="1">
         <w:r>
           <w:rPr>
             <w:rStyle w:val="aff1"/>
@@ -6151,7 +6151,7 @@
             <w:noProof/>
             <w:webHidden/>
           </w:rPr>
-          <w:instrText xml:space="preserve"> PAGEREF _Toc240137059 \h </w:instrText>
+          <w:instrText xml:space="preserve"> PAGEREF _Toc241040343 \h </w:instrText>
         </w:r>
         <w:r>
           <w:rPr>
@@ -6171,7 +6171,7 @@
             <w:noProof/>
             <w:webHidden/>
           </w:rPr>
-          <w:t>32</w:t>
+          <w:t>33</w:t>
         </w:r>
         <w:r>
           <w:rPr>
@@ -6200,7 +6200,7 @@
           <w14:ligatures w14:val="standardContextual"/>
         </w:rPr>
       </w:pPr>
-      <w:hyperlink w:anchor="_Toc240137060" w:history="1">
+      <w:hyperlink w:anchor="_Toc241040344" w:history="1">
         <w:r>
           <w:rPr>
             <w:rStyle w:val="aff1"/>
@@ -6227,7 +6227,7 @@
             <w:noProof/>
             <w:webHidden/>
           </w:rPr>
-          <w:instrText xml:space="preserve"> PAGEREF _Toc240137060 \h </w:instrText>
+          <w:instrText xml:space="preserve"> PAGEREF _Toc241040344 \h </w:instrText>
         </w:r>
         <w:r>
           <w:rPr>
@@ -6247,7 +6247,7 @@
             <w:noProof/>
             <w:webHidden/>
           </w:rPr>
-          <w:t>33</w:t>
+          <w:t>34</w:t>
         </w:r>
         <w:r>
           <w:rPr>
@@ -6276,7 +6276,7 @@
           <w14:ligatures w14:val="standardContextual"/>
         </w:rPr>
       </w:pPr>
-      <w:hyperlink w:anchor="_Toc240137061" w:history="1">
+      <w:hyperlink w:anchor="_Toc241040345" w:history="1">
         <w:r>
           <w:rPr>
             <w:rStyle w:val="aff1"/>
@@ -6303,7 +6303,7 @@
             <w:noProof/>
             <w:webHidden/>
           </w:rPr>
-          <w:instrText xml:space="preserve"> PAGEREF _Toc240137061 \h </w:instrText>
+          <w:instrText xml:space="preserve"> PAGEREF _Toc241040345 \h </w:instrText>
         </w:r>
         <w:r>
           <w:rPr>
@@ -6323,7 +6323,7 @@
             <w:noProof/>
             <w:webHidden/>
           </w:rPr>
-          <w:t>33</w:t>
+          <w:t>34</w:t>
         </w:r>
         <w:r>
           <w:rPr>
@@ -6352,7 +6352,7 @@
           <w14:ligatures w14:val="standardContextual"/>
         </w:rPr>
       </w:pPr>
-      <w:hyperlink w:anchor="_Toc240137062" w:history="1">
+      <w:hyperlink w:anchor="_Toc241040346" w:history="1">
         <w:r>
           <w:rPr>
             <w:rStyle w:val="aff1"/>
@@ -6379,7 +6379,7 @@
             <w:noProof/>
             <w:webHidden/>
           </w:rPr>
-          <w:instrText xml:space="preserve"> PAGEREF _Toc240137062 \h </w:instrText>
+          <w:instrText xml:space="preserve"> PAGEREF _Toc241040346 \h </w:instrText>
         </w:r>
         <w:r>
           <w:rPr>
@@ -6399,7 +6399,7 @@
             <w:noProof/>
             <w:webHidden/>
           </w:rPr>
-          <w:t>34</w:t>
+          <w:t>35</w:t>
         </w:r>
         <w:r>
           <w:rPr>
@@ -6428,7 +6428,7 @@
           <w14:ligatures w14:val="standardContextual"/>
         </w:rPr>
       </w:pPr>
-      <w:hyperlink w:anchor="_Toc240137063" w:history="1">
+      <w:hyperlink w:anchor="_Toc241040347" w:history="1">
         <w:r>
           <w:rPr>
             <w:rStyle w:val="aff1"/>
@@ -6455,7 +6455,7 @@
             <w:noProof/>
             <w:webHidden/>
           </w:rPr>
-          <w:instrText xml:space="preserve"> PAGEREF _Toc240137063 \h </w:instrText>
+          <w:instrText xml:space="preserve"> PAGEREF _Toc241040347 \h </w:instrText>
         </w:r>
         <w:r>
           <w:rPr>
@@ -6475,7 +6475,7 @@
             <w:noProof/>
             <w:webHidden/>
           </w:rPr>
-          <w:t>34</w:t>
+          <w:t>35</w:t>
         </w:r>
         <w:r>
           <w:rPr>
@@ -6504,7 +6504,7 @@
           <w14:ligatures w14:val="standardContextual"/>
         </w:rPr>
       </w:pPr>
-      <w:hyperlink w:anchor="_Toc240137064" w:history="1">
+      <w:hyperlink w:anchor="_Toc241040348" w:history="1">
         <w:r>
           <w:rPr>
             <w:rStyle w:val="aff1"/>
@@ -6531,7 +6531,7 @@
             <w:noProof/>
             <w:webHidden/>
           </w:rPr>
-          <w:instrText xml:space="preserve"> PAGEREF _Toc240137064 \h </w:instrText>
+          <w:instrText xml:space="preserve"> PAGEREF _Toc241040348 \h </w:instrText>
         </w:r>
         <w:r>
           <w:rPr>
@@ -6551,7 +6551,7 @@
             <w:noProof/>
             <w:webHidden/>
           </w:rPr>
-          <w:t>34</w:t>
+          <w:t>35</w:t>
         </w:r>
         <w:r>
           <w:rPr>
@@ -6580,7 +6580,7 @@
           <w14:ligatures w14:val="standardContextual"/>
         </w:rPr>
       </w:pPr>
-      <w:hyperlink w:anchor="_Toc240137065" w:history="1">
+      <w:hyperlink w:anchor="_Toc241040349" w:history="1">
         <w:r>
           <w:rPr>
             <w:rStyle w:val="aff1"/>
@@ -6607,7 +6607,7 @@
             <w:noProof/>
             <w:webHidden/>
           </w:rPr>
-          <w:instrText xml:space="preserve"> PAGEREF _Toc240137065 \h </w:instrText>
+          <w:instrText xml:space="preserve"> PAGEREF _Toc241040349 \h </w:instrText>
         </w:r>
         <w:r>
           <w:rPr>
@@ -6627,7 +6627,7 @@
             <w:noProof/>
             <w:webHidden/>
           </w:rPr>
-          <w:t>35</w:t>
+          <w:t>36</w:t>
         </w:r>
         <w:r>
           <w:rPr>
@@ -6656,7 +6656,7 @@
           <w14:ligatures w14:val="standardContextual"/>
         </w:rPr>
       </w:pPr>
-      <w:hyperlink w:anchor="_Toc240137066" w:history="1">
+      <w:hyperlink w:anchor="_Toc241040350" w:history="1">
         <w:r>
           <w:rPr>
             <w:rStyle w:val="aff1"/>
@@ -6683,7 +6683,7 @@
             <w:noProof/>
             <w:webHidden/>
           </w:rPr>
-          <w:instrText xml:space="preserve"> PAGEREF _Toc240137066 \h </w:instrText>
+          <w:instrText xml:space="preserve"> PAGEREF _Toc241040350 \h </w:instrText>
         </w:r>
         <w:r>
           <w:rPr>
@@ -6703,7 +6703,7 @@
             <w:noProof/>
             <w:webHidden/>
           </w:rPr>
-          <w:t>35</w:t>
+          <w:t>36</w:t>
         </w:r>
         <w:r>
           <w:rPr>
@@ -6732,7 +6732,7 @@
           <w14:ligatures w14:val="standardContextual"/>
         </w:rPr>
       </w:pPr>
-      <w:hyperlink w:anchor="_Toc240137067" w:history="1">
+      <w:hyperlink w:anchor="_Toc241040351" w:history="1">
         <w:r>
           <w:rPr>
             <w:rStyle w:val="aff1"/>
@@ -6759,7 +6759,7 @@
             <w:noProof/>
             <w:webHidden/>
           </w:rPr>
-          <w:instrText xml:space="preserve"> PAGEREF _Toc240137067 \h </w:instrText>
+          <w:instrText xml:space="preserve"> PAGEREF _Toc241040351 \h </w:instrText>
         </w:r>
         <w:r>
           <w:rPr>
@@ -6779,7 +6779,7 @@
             <w:noProof/>
             <w:webHidden/>
           </w:rPr>
-          <w:t>35</w:t>
+          <w:t>36</w:t>
         </w:r>
         <w:r>
           <w:rPr>
@@ -6808,7 +6808,7 @@
           <w14:ligatures w14:val="standardContextual"/>
         </w:rPr>
       </w:pPr>
-      <w:hyperlink w:anchor="_Toc240137068" w:history="1">
+      <w:hyperlink w:anchor="_Toc241040352" w:history="1">
         <w:r>
           <w:rPr>
             <w:rStyle w:val="aff1"/>
@@ -6835,7 +6835,7 @@
             <w:noProof/>
             <w:webHidden/>
           </w:rPr>
-          <w:instrText xml:space="preserve"> PAGEREF _Toc240137068 \h </w:instrText>
+          <w:instrText xml:space="preserve"> PAGEREF _Toc241040352 \h </w:instrText>
         </w:r>
         <w:r>
           <w:rPr>
@@ -6855,7 +6855,7 @@
             <w:noProof/>
             <w:webHidden/>
           </w:rPr>
-          <w:t>35</w:t>
+          <w:t>37</w:t>
         </w:r>
         <w:r>
           <w:rPr>
@@ -6884,7 +6884,7 @@
           <w14:ligatures w14:val="standardContextual"/>
         </w:rPr>
       </w:pPr>
-      <w:hyperlink w:anchor="_Toc240137069" w:history="1">
+      <w:hyperlink w:anchor="_Toc241040353" w:history="1">
         <w:r>
           <w:rPr>
             <w:rStyle w:val="aff1"/>
@@ -6911,7 +6911,7 @@
             <w:noProof/>
             <w:webHidden/>
           </w:rPr>
-          <w:instrText xml:space="preserve"> PAGEREF _Toc240137069 \h </w:instrText>
+          <w:instrText xml:space="preserve"> PAGEREF _Toc241040353 \h </w:instrText>
         </w:r>
         <w:r>
           <w:rPr>
@@ -6931,7 +6931,7 @@
             <w:noProof/>
             <w:webHidden/>
           </w:rPr>
-          <w:t>36</w:t>
+          <w:t>37</w:t>
         </w:r>
         <w:r>
           <w:rPr>
@@ -6960,7 +6960,7 @@
           <w14:ligatures w14:val="standardContextual"/>
         </w:rPr>
       </w:pPr>
-      <w:hyperlink w:anchor="_Toc240137070" w:history="1">
+      <w:hyperlink w:anchor="_Toc241040354" w:history="1">
         <w:r>
           <w:rPr>
             <w:rStyle w:val="aff1"/>
@@ -6987,7 +6987,7 @@
             <w:noProof/>
             <w:webHidden/>
           </w:rPr>
-          <w:instrText xml:space="preserve"> PAGEREF _Toc240137070 \h </w:instrText>
+          <w:instrText xml:space="preserve"> PAGEREF _Toc241040354 \h </w:instrText>
         </w:r>
         <w:r>
           <w:rPr>
@@ -7007,7 +7007,7 @@
             <w:noProof/>
             <w:webHidden/>
           </w:rPr>
-          <w:t>36</w:t>
+          <w:t>37</w:t>
         </w:r>
         <w:r>
           <w:rPr>
@@ -7036,7 +7036,7 @@
           <w14:ligatures w14:val="standardContextual"/>
         </w:rPr>
       </w:pPr>
-      <w:hyperlink w:anchor="_Toc240137071" w:history="1">
+      <w:hyperlink w:anchor="_Toc241040355" w:history="1">
         <w:r>
           <w:rPr>
             <w:rStyle w:val="aff1"/>
@@ -7063,7 +7063,7 @@
             <w:noProof/>
             <w:webHidden/>
           </w:rPr>
-          <w:instrText xml:space="preserve"> PAGEREF _Toc240137071 \h </w:instrText>
+          <w:instrText xml:space="preserve"> PAGEREF _Toc241040355 \h </w:instrText>
         </w:r>
         <w:r>
           <w:rPr>
@@ -7083,7 +7083,7 @@
             <w:noProof/>
             <w:webHidden/>
           </w:rPr>
-          <w:t>36</w:t>
+          <w:t>37</w:t>
         </w:r>
         <w:r>
           <w:rPr>
@@ -7112,7 +7112,7 @@
           <w14:ligatures w14:val="standardContextual"/>
         </w:rPr>
       </w:pPr>
-      <w:hyperlink w:anchor="_Toc240137072" w:history="1">
+      <w:hyperlink w:anchor="_Toc241040356" w:history="1">
         <w:r>
           <w:rPr>
             <w:rStyle w:val="aff1"/>
@@ -7139,7 +7139,7 @@
             <w:noProof/>
             <w:webHidden/>
           </w:rPr>
-          <w:instrText xml:space="preserve"> PAGEREF _Toc240137072 \h </w:instrText>
+          <w:instrText xml:space="preserve"> PAGEREF _Toc241040356 \h </w:instrText>
         </w:r>
         <w:r>
           <w:rPr>
@@ -7159,7 +7159,7 @@
             <w:noProof/>
             <w:webHidden/>
           </w:rPr>
-          <w:t>36</w:t>
+          <w:t>37</w:t>
         </w:r>
         <w:r>
           <w:rPr>
@@ -7188,7 +7188,7 @@
           <w14:ligatures w14:val="standardContextual"/>
         </w:rPr>
       </w:pPr>
-      <w:hyperlink w:anchor="_Toc240137073" w:history="1">
+      <w:hyperlink w:anchor="_Toc241040357" w:history="1">
         <w:r>
           <w:rPr>
             <w:rStyle w:val="aff1"/>
@@ -7215,7 +7215,7 @@
             <w:noProof/>
             <w:webHidden/>
           </w:rPr>
-          <w:instrText xml:space="preserve"> PAGEREF _Toc240137073 \h </w:instrText>
+          <w:instrText xml:space="preserve"> PAGEREF _Toc241040357 \h </w:instrText>
         </w:r>
         <w:r>
           <w:rPr>
@@ -7235,7 +7235,7 @@
             <w:noProof/>
             <w:webHidden/>
           </w:rPr>
-          <w:t>36</w:t>
+          <w:t>38</w:t>
         </w:r>
         <w:r>
           <w:rPr>
@@ -7264,7 +7264,7 @@
           <w14:ligatures w14:val="standardContextual"/>
         </w:rPr>
       </w:pPr>
-      <w:hyperlink w:anchor="_Toc240137074" w:history="1">
+      <w:hyperlink w:anchor="_Toc241040358" w:history="1">
         <w:r>
           <w:rPr>
             <w:rStyle w:val="aff1"/>
@@ -7291,7 +7291,7 @@
             <w:noProof/>
             <w:webHidden/>
           </w:rPr>
-          <w:instrText xml:space="preserve"> PAGEREF _Toc240137074 \h </w:instrText>
+          <w:instrText xml:space="preserve"> PAGEREF _Toc241040358 \h </w:instrText>
         </w:r>
         <w:r>
           <w:rPr>
@@ -7311,7 +7311,7 @@
             <w:noProof/>
             <w:webHidden/>
           </w:rPr>
-          <w:t>36</w:t>
+          <w:t>38</w:t>
         </w:r>
         <w:r>
           <w:rPr>
@@ -7340,7 +7340,7 @@
           <w14:ligatures w14:val="standardContextual"/>
         </w:rPr>
       </w:pPr>
-      <w:hyperlink w:anchor="_Toc240137075" w:history="1">
+      <w:hyperlink w:anchor="_Toc241040359" w:history="1">
         <w:r>
           <w:rPr>
             <w:rStyle w:val="aff1"/>
@@ -7367,7 +7367,7 @@
             <w:noProof/>
             <w:webHidden/>
           </w:rPr>
-          <w:instrText xml:space="preserve"> PAGEREF _Toc240137075 \h </w:instrText>
+          <w:instrText xml:space="preserve"> PAGEREF _Toc241040359 \h </w:instrText>
         </w:r>
         <w:r>
           <w:rPr>
@@ -7387,7 +7387,7 @@
             <w:noProof/>
             <w:webHidden/>
           </w:rPr>
-          <w:t>37</w:t>
+          <w:t>38</w:t>
         </w:r>
         <w:r>
           <w:rPr>
@@ -7416,7 +7416,7 @@
           <w14:ligatures w14:val="standardContextual"/>
         </w:rPr>
       </w:pPr>
-      <w:hyperlink w:anchor="_Toc240137076" w:history="1">
+      <w:hyperlink w:anchor="_Toc241040360" w:history="1">
         <w:r>
           <w:rPr>
             <w:rStyle w:val="aff1"/>
@@ -7443,7 +7443,7 @@
             <w:noProof/>
             <w:webHidden/>
           </w:rPr>
-          <w:instrText xml:space="preserve"> PAGEREF _Toc240137076 \h </w:instrText>
+          <w:instrText xml:space="preserve"> PAGEREF _Toc241040360 \h </w:instrText>
         </w:r>
         <w:r>
           <w:rPr>
@@ -7463,7 +7463,7 @@
             <w:noProof/>
             <w:webHidden/>
           </w:rPr>
-          <w:t>37</w:t>
+          <w:t>39</w:t>
         </w:r>
         <w:r>
           <w:rPr>
@@ -7492,7 +7492,7 @@
           <w14:ligatures w14:val="standardContextual"/>
         </w:rPr>
       </w:pPr>
-      <w:hyperlink w:anchor="_Toc240137077" w:history="1">
+      <w:hyperlink w:anchor="_Toc241040361" w:history="1">
         <w:r>
           <w:rPr>
             <w:rStyle w:val="aff1"/>
@@ -7519,7 +7519,7 @@
             <w:noProof/>
             <w:webHidden/>
           </w:rPr>
-          <w:instrText xml:space="preserve"> PAGEREF _Toc240137077 \h </w:instrText>
+          <w:instrText xml:space="preserve"> PAGEREF _Toc241040361 \h </w:instrText>
         </w:r>
         <w:r>
           <w:rPr>
@@ -7539,7 +7539,7 @@
             <w:noProof/>
             <w:webHidden/>
           </w:rPr>
-          <w:t>38</w:t>
+          <w:t>39</w:t>
         </w:r>
         <w:r>
           <w:rPr>
@@ -7568,7 +7568,7 @@
           <w14:ligatures w14:val="standardContextual"/>
         </w:rPr>
       </w:pPr>
-      <w:hyperlink w:anchor="_Toc240137078" w:history="1">
+      <w:hyperlink w:anchor="_Toc241040362" w:history="1">
         <w:r>
           <w:rPr>
             <w:rStyle w:val="aff1"/>
@@ -7595,7 +7595,7 @@
             <w:noProof/>
             <w:webHidden/>
           </w:rPr>
-          <w:instrText xml:space="preserve"> PAGEREF _Toc240137078 \h </w:instrText>
+          <w:instrText xml:space="preserve"> PAGEREF _Toc241040362 \h </w:instrText>
         </w:r>
         <w:r>
           <w:rPr>
@@ -7615,7 +7615,7 @@
             <w:noProof/>
             <w:webHidden/>
           </w:rPr>
-          <w:t>38</w:t>
+          <w:t>39</w:t>
         </w:r>
         <w:r>
           <w:rPr>
@@ -7644,7 +7644,7 @@
           <w14:ligatures w14:val="standardContextual"/>
         </w:rPr>
       </w:pPr>
-      <w:hyperlink w:anchor="_Toc240137079" w:history="1">
+      <w:hyperlink w:anchor="_Toc241040363" w:history="1">
         <w:r>
           <w:rPr>
             <w:rStyle w:val="aff1"/>
@@ -7671,7 +7671,7 @@
             <w:noProof/>
             <w:webHidden/>
           </w:rPr>
-          <w:instrText xml:space="preserve"> PAGEREF _Toc240137079 \h </w:instrText>
+          <w:instrText xml:space="preserve"> PAGEREF _Toc241040363 \h </w:instrText>
         </w:r>
         <w:r>
           <w:rPr>
@@ -7691,7 +7691,7 @@
             <w:noProof/>
             <w:webHidden/>
           </w:rPr>
-          <w:t>38</w:t>
+          <w:t>39</w:t>
         </w:r>
         <w:r>
           <w:rPr>
@@ -7720,7 +7720,7 @@
           <w14:ligatures w14:val="standardContextual"/>
         </w:rPr>
       </w:pPr>
-      <w:hyperlink w:anchor="_Toc240137080" w:history="1">
+      <w:hyperlink w:anchor="_Toc241040364" w:history="1">
         <w:r>
           <w:rPr>
             <w:rStyle w:val="aff1"/>
@@ -7747,7 +7747,7 @@
             <w:noProof/>
             <w:webHidden/>
           </w:rPr>
-          <w:instrText xml:space="preserve"> PAGEREF _Toc240137080 \h </w:instrText>
+          <w:instrText xml:space="preserve"> PAGEREF _Toc241040364 \h </w:instrText>
         </w:r>
         <w:r>
           <w:rPr>
@@ -7767,7 +7767,7 @@
             <w:noProof/>
             <w:webHidden/>
           </w:rPr>
-          <w:t>38</w:t>
+          <w:t>40</w:t>
         </w:r>
         <w:r>
           <w:rPr>
@@ -7796,7 +7796,7 @@
           <w14:ligatures w14:val="standardContextual"/>
         </w:rPr>
       </w:pPr>
-      <w:hyperlink w:anchor="_Toc240137081" w:history="1">
+      <w:hyperlink w:anchor="_Toc241040365" w:history="1">
         <w:r>
           <w:rPr>
             <w:rStyle w:val="aff1"/>
@@ -7823,7 +7823,7 @@
             <w:noProof/>
             <w:webHidden/>
           </w:rPr>
-          <w:instrText xml:space="preserve"> PAGEREF _Toc240137081 \h </w:instrText>
+          <w:instrText xml:space="preserve"> PAGEREF _Toc241040365 \h </w:instrText>
         </w:r>
         <w:r>
           <w:rPr>
@@ -7843,7 +7843,7 @@
             <w:noProof/>
             <w:webHidden/>
           </w:rPr>
-          <w:t>39</w:t>
+          <w:t>41</w:t>
         </w:r>
         <w:r>
           <w:rPr>
@@ -7872,7 +7872,7 @@
           <w14:ligatures w14:val="standardContextual"/>
         </w:rPr>
       </w:pPr>
-      <w:hyperlink w:anchor="_Toc240137082" w:history="1">
+      <w:hyperlink w:anchor="_Toc241040366" w:history="1">
         <w:r>
           <w:rPr>
             <w:rStyle w:val="aff1"/>
@@ -7899,7 +7899,7 @@
             <w:noProof/>
             <w:webHidden/>
           </w:rPr>
-          <w:instrText xml:space="preserve"> PAGEREF _Toc240137082 \h </w:instrText>
+          <w:instrText xml:space="preserve"> PAGEREF _Toc241040366 \h </w:instrText>
         </w:r>
         <w:r>
           <w:rPr>
@@ -7919,7 +7919,7 @@
             <w:noProof/>
             <w:webHidden/>
           </w:rPr>
-          <w:t>39</w:t>
+          <w:t>41</w:t>
         </w:r>
         <w:r>
           <w:rPr>
@@ -7948,7 +7948,7 @@
           <w14:ligatures w14:val="standardContextual"/>
         </w:rPr>
       </w:pPr>
-      <w:hyperlink w:anchor="_Toc240137083" w:history="1">
+      <w:hyperlink w:anchor="_Toc241040367" w:history="1">
         <w:r>
           <w:rPr>
             <w:rStyle w:val="aff1"/>
@@ -7975,7 +7975,7 @@
             <w:noProof/>
             <w:webHidden/>
           </w:rPr>
-          <w:instrText xml:space="preserve"> PAGEREF _Toc240137083 \h </w:instrText>
+          <w:instrText xml:space="preserve"> PAGEREF _Toc241040367 \h </w:instrText>
         </w:r>
         <w:r>
           <w:rPr>
@@ -7995,7 +7995,7 @@
             <w:noProof/>
             <w:webHidden/>
           </w:rPr>
-          <w:t>39</w:t>
+          <w:t>41</w:t>
         </w:r>
         <w:r>
           <w:rPr>
@@ -8024,7 +8024,7 @@
           <w14:ligatures w14:val="standardContextual"/>
         </w:rPr>
       </w:pPr>
-      <w:hyperlink w:anchor="_Toc240137084" w:history="1">
+      <w:hyperlink w:anchor="_Toc241040368" w:history="1">
         <w:r>
           <w:rPr>
             <w:rStyle w:val="aff1"/>
@@ -8051,7 +8051,7 @@
             <w:noProof/>
             <w:webHidden/>
           </w:rPr>
-          <w:instrText xml:space="preserve"> PAGEREF _Toc240137084 \h </w:instrText>
+          <w:instrText xml:space="preserve"> PAGEREF _Toc241040368 \h </w:instrText>
         </w:r>
         <w:r>
           <w:rPr>
@@ -8071,7 +8071,7 @@
             <w:noProof/>
             <w:webHidden/>
           </w:rPr>
-          <w:t>40</w:t>
+          <w:t>42</w:t>
         </w:r>
         <w:r>
           <w:rPr>
@@ -8100,7 +8100,7 @@
           <w14:ligatures w14:val="standardContextual"/>
         </w:rPr>
       </w:pPr>
-      <w:hyperlink w:anchor="_Toc240137085" w:history="1">
+      <w:hyperlink w:anchor="_Toc241040369" w:history="1">
         <w:r>
           <w:rPr>
             <w:rStyle w:val="aff1"/>
@@ -8127,7 +8127,7 @@
             <w:noProof/>
             <w:webHidden/>
           </w:rPr>
-          <w:instrText xml:space="preserve"> PAGEREF _Toc240137085 \h </w:instrText>
+          <w:instrText xml:space="preserve"> PAGEREF _Toc241040369 \h </w:instrText>
         </w:r>
         <w:r>
           <w:rPr>
@@ -8147,7 +8147,7 @@
             <w:noProof/>
             <w:webHidden/>
           </w:rPr>
-          <w:t>40</w:t>
+          <w:t>42</w:t>
         </w:r>
         <w:r>
           <w:rPr>
@@ -8176,7 +8176,7 @@
           <w14:ligatures w14:val="standardContextual"/>
         </w:rPr>
       </w:pPr>
-      <w:hyperlink w:anchor="_Toc240137086" w:history="1">
+      <w:hyperlink w:anchor="_Toc241040370" w:history="1">
         <w:r>
           <w:rPr>
             <w:rStyle w:val="aff1"/>
@@ -8203,7 +8203,7 @@
             <w:noProof/>
             <w:webHidden/>
           </w:rPr>
-          <w:instrText xml:space="preserve"> PAGEREF _Toc240137086 \h </w:instrText>
+          <w:instrText xml:space="preserve"> PAGEREF _Toc241040370 \h </w:instrText>
         </w:r>
         <w:r>
           <w:rPr>
@@ -8223,7 +8223,7 @@
             <w:noProof/>
             <w:webHidden/>
           </w:rPr>
-          <w:t>41</w:t>
+          <w:t>42</w:t>
         </w:r>
         <w:r>
           <w:rPr>
@@ -8252,7 +8252,7 @@
           <w14:ligatures w14:val="standardContextual"/>
         </w:rPr>
       </w:pPr>
-      <w:hyperlink w:anchor="_Toc240137087" w:history="1">
+      <w:hyperlink w:anchor="_Toc241040371" w:history="1">
         <w:r>
           <w:rPr>
             <w:rStyle w:val="aff1"/>
@@ -8279,7 +8279,7 @@
             <w:noProof/>
             <w:webHidden/>
           </w:rPr>
-          <w:instrText xml:space="preserve"> PAGEREF _Toc240137087 \h </w:instrText>
+          <w:instrText xml:space="preserve"> PAGEREF _Toc241040371 \h </w:instrText>
         </w:r>
         <w:r>
           <w:rPr>
@@ -8299,7 +8299,7 @@
             <w:noProof/>
             <w:webHidden/>
           </w:rPr>
-          <w:t>41</w:t>
+          <w:t>43</w:t>
         </w:r>
         <w:r>
           <w:rPr>
@@ -8328,7 +8328,7 @@
           <w14:ligatures w14:val="standardContextual"/>
         </w:rPr>
       </w:pPr>
-      <w:hyperlink w:anchor="_Toc240137088" w:history="1">
+      <w:hyperlink w:anchor="_Toc241040372" w:history="1">
         <w:r>
           <w:rPr>
             <w:rStyle w:val="aff1"/>
@@ -8355,7 +8355,7 @@
             <w:noProof/>
             <w:webHidden/>
           </w:rPr>
-          <w:instrText xml:space="preserve"> PAGEREF _Toc240137088 \h </w:instrText>
+          <w:instrText xml:space="preserve"> PAGEREF _Toc241040372 \h </w:instrText>
         </w:r>
         <w:r>
           <w:rPr>
@@ -8375,7 +8375,7 @@
             <w:noProof/>
             <w:webHidden/>
           </w:rPr>
-          <w:t>43</w:t>
+          <w:t>44</w:t>
         </w:r>
         <w:r>
           <w:rPr>
@@ -8404,7 +8404,7 @@
           <w14:ligatures w14:val="standardContextual"/>
         </w:rPr>
       </w:pPr>
-      <w:hyperlink w:anchor="_Toc240137089" w:history="1">
+      <w:hyperlink w:anchor="_Toc241040373" w:history="1">
         <w:r>
           <w:rPr>
             <w:rStyle w:val="aff1"/>
@@ -8431,7 +8431,7 @@
             <w:noProof/>
             <w:webHidden/>
           </w:rPr>
-          <w:instrText xml:space="preserve"> PAGEREF _Toc240137089 \h </w:instrText>
+          <w:instrText xml:space="preserve"> PAGEREF _Toc241040373 \h </w:instrText>
         </w:r>
         <w:r>
           <w:rPr>
@@ -8451,7 +8451,7 @@
             <w:noProof/>
             <w:webHidden/>
           </w:rPr>
-          <w:t>43</w:t>
+          <w:t>45</w:t>
         </w:r>
         <w:r>
           <w:rPr>
@@ -8480,7 +8480,7 @@
           <w14:ligatures w14:val="standardContextual"/>
         </w:rPr>
       </w:pPr>
-      <w:hyperlink w:anchor="_Toc240137090" w:history="1">
+      <w:hyperlink w:anchor="_Toc241040374" w:history="1">
         <w:r>
           <w:rPr>
             <w:rStyle w:val="aff1"/>
@@ -8507,7 +8507,7 @@
             <w:noProof/>
             <w:webHidden/>
           </w:rPr>
-          <w:instrText xml:space="preserve"> PAGEREF _Toc240137090 \h </w:instrText>
+          <w:instrText xml:space="preserve"> PAGEREF _Toc241040374 \h </w:instrText>
         </w:r>
         <w:r>
           <w:rPr>
@@ -8527,7 +8527,7 @@
             <w:noProof/>
             <w:webHidden/>
           </w:rPr>
-          <w:t>44</w:t>
+          <w:t>45</w:t>
         </w:r>
         <w:r>
           <w:rPr>
@@ -8556,7 +8556,7 @@
           <w14:ligatures w14:val="standardContextual"/>
         </w:rPr>
       </w:pPr>
-      <w:hyperlink w:anchor="_Toc240137091" w:history="1">
+      <w:hyperlink w:anchor="_Toc241040375" w:history="1">
         <w:r>
           <w:rPr>
             <w:rStyle w:val="aff1"/>
@@ -8583,7 +8583,7 @@
             <w:noProof/>
             <w:webHidden/>
           </w:rPr>
-          <w:instrText xml:space="preserve"> PAGEREF _Toc240137091 \h </w:instrText>
+          <w:instrText xml:space="preserve"> PAGEREF _Toc241040375 \h </w:instrText>
         </w:r>
         <w:r>
           <w:rPr>
@@ -8603,7 +8603,7 @@
             <w:noProof/>
             <w:webHidden/>
           </w:rPr>
-          <w:t>44</w:t>
+          <w:t>45</w:t>
         </w:r>
         <w:r>
           <w:rPr>
@@ -8632,7 +8632,7 @@
           <w14:ligatures w14:val="standardContextual"/>
         </w:rPr>
       </w:pPr>
-      <w:hyperlink w:anchor="_Toc240137092" w:history="1">
+      <w:hyperlink w:anchor="_Toc241040376" w:history="1">
         <w:r>
           <w:rPr>
             <w:rStyle w:val="aff1"/>
@@ -8659,7 +8659,7 @@
             <w:noProof/>
             <w:webHidden/>
           </w:rPr>
-          <w:instrText xml:space="preserve"> PAGEREF _Toc240137092 \h </w:instrText>
+          <w:instrText xml:space="preserve"> PAGEREF _Toc241040376 \h </w:instrText>
         </w:r>
         <w:r>
           <w:rPr>
@@ -8679,7 +8679,7 @@
             <w:noProof/>
             <w:webHidden/>
           </w:rPr>
-          <w:t>46</w:t>
+          <w:t>47</w:t>
         </w:r>
         <w:r>
           <w:rPr>
@@ -8708,7 +8708,7 @@
           <w14:ligatures w14:val="standardContextual"/>
         </w:rPr>
       </w:pPr>
-      <w:hyperlink w:anchor="_Toc240137093" w:history="1">
+      <w:hyperlink w:anchor="_Toc241040377" w:history="1">
         <w:r>
           <w:rPr>
             <w:rStyle w:val="aff1"/>
@@ -8735,7 +8735,7 @@
             <w:noProof/>
             <w:webHidden/>
           </w:rPr>
-          <w:instrText xml:space="preserve"> PAGEREF _Toc240137093 \h </w:instrText>
+          <w:instrText xml:space="preserve"> PAGEREF _Toc241040377 \h </w:instrText>
         </w:r>
         <w:r>
           <w:rPr>
@@ -8755,7 +8755,7 @@
             <w:noProof/>
             <w:webHidden/>
           </w:rPr>
-          <w:t>46</w:t>
+          <w:t>48</w:t>
         </w:r>
         <w:r>
           <w:rPr>
@@ -8784,7 +8784,7 @@
           <w14:ligatures w14:val="standardContextual"/>
         </w:rPr>
       </w:pPr>
-      <w:hyperlink w:anchor="_Toc240137094" w:history="1">
+      <w:hyperlink w:anchor="_Toc241040378" w:history="1">
         <w:r>
           <w:rPr>
             <w:rStyle w:val="aff1"/>
@@ -8811,7 +8811,7 @@
             <w:noProof/>
             <w:webHidden/>
           </w:rPr>
-          <w:instrText xml:space="preserve"> PAGEREF _Toc240137094 \h </w:instrText>
+          <w:instrText xml:space="preserve"> PAGEREF _Toc241040378 \h </w:instrText>
         </w:r>
         <w:r>
           <w:rPr>
@@ -8831,7 +8831,7 @@
             <w:noProof/>
             <w:webHidden/>
           </w:rPr>
-          <w:t>47</w:t>
+          <w:t>48</w:t>
         </w:r>
         <w:r>
           <w:rPr>
@@ -8859,7 +8859,7 @@
           <w14:ligatures w14:val="standardContextual"/>
         </w:rPr>
       </w:pPr>
-      <w:hyperlink w:anchor="_Toc240137095" w:history="1">
+      <w:hyperlink w:anchor="_Toc241040379" w:history="1">
         <w:r>
           <w:rPr>
             <w:rStyle w:val="aff1"/>
@@ -8886,7 +8886,7 @@
             <w:noProof/>
             <w:webHidden/>
           </w:rPr>
-          <w:instrText xml:space="preserve"> PAGEREF _Toc240137095 \h </w:instrText>
+          <w:instrText xml:space="preserve"> PAGEREF _Toc241040379 \h </w:instrText>
         </w:r>
         <w:r>
           <w:rPr>
@@ -8906,7 +8906,7 @@
             <w:noProof/>
             <w:webHidden/>
           </w:rPr>
-          <w:t>48</w:t>
+          <w:t>50</w:t>
         </w:r>
         <w:r>
           <w:rPr>
@@ -8941,7 +8941,7 @@
           <w:numId w:val="10"/>
         </w:numPr>
       </w:pPr>
-      <w:bookmarkStart w:id="0" w:name="_Toc240136986"/>
+      <w:bookmarkStart w:id="0" w:name="_Toc241040270"/>
       <w:r>
         <w:lastRenderedPageBreak/>
         <w:t>기술</w:t>
@@ -8974,7 +8974,7 @@
           <w:numId w:val="10"/>
         </w:numPr>
       </w:pPr>
-      <w:bookmarkStart w:id="1" w:name="_Toc240136987"/>
+      <w:bookmarkStart w:id="1" w:name="_Toc241040271"/>
       <w:r>
         <w:t>Network Authority / Data</w:t>
       </w:r>
@@ -8988,7 +8988,7 @@
           <w:numId w:val="10"/>
         </w:numPr>
       </w:pPr>
-      <w:bookmarkStart w:id="2" w:name="_Toc240136988"/>
+      <w:bookmarkStart w:id="2" w:name="_Toc241040272"/>
       <w:r>
         <w:t>Authority Flow</w:t>
       </w:r>
@@ -9051,7 +9051,7 @@
           <w:numId w:val="10"/>
         </w:numPr>
       </w:pPr>
-      <w:bookmarkStart w:id="3" w:name="_Toc240136989"/>
+      <w:bookmarkStart w:id="3" w:name="_Toc241040273"/>
       <w:r>
         <w:t>Client Cannot Commit</w:t>
       </w:r>
@@ -9137,7 +9137,7 @@
           <w:numId w:val="10"/>
         </w:numPr>
       </w:pPr>
-      <w:bookmarkStart w:id="4" w:name="_Toc240136990"/>
+      <w:bookmarkStart w:id="4" w:name="_Toc241040274"/>
       <w:r>
         <w:t>Data Tables</w:t>
       </w:r>
@@ -9555,7 +9555,7 @@
           <w:numId w:val="10"/>
         </w:numPr>
       </w:pPr>
-      <w:bookmarkStart w:id="5" w:name="_Toc240136991"/>
+      <w:bookmarkStart w:id="5" w:name="_Toc241040275"/>
       <w:r>
         <w:t>W1~W3 Implementation Baseline</w:t>
       </w:r>
@@ -9569,7 +9569,7 @@
           <w:numId w:val="10"/>
         </w:numPr>
       </w:pPr>
-      <w:bookmarkStart w:id="6" w:name="_Toc240136992"/>
+      <w:bookmarkStart w:id="6" w:name="_Toc241040276"/>
       <w:r>
         <w:t>W1 — Core Multiplayer / Inventory</w:t>
       </w:r>
@@ -9870,7 +9870,7 @@
           <w:numId w:val="10"/>
         </w:numPr>
       </w:pPr>
-      <w:bookmarkStart w:id="7" w:name="_Toc240136993"/>
+      <w:bookmarkStart w:id="7" w:name="_Toc241040277"/>
       <w:r>
         <w:t>W2 — Blueprint / UI / Guard Shell</w:t>
       </w:r>
@@ -10276,7 +10276,7 @@
           <w:numId w:val="10"/>
         </w:numPr>
       </w:pPr>
-      <w:bookmarkStart w:id="8" w:name="_Toc240136994"/>
+      <w:bookmarkStart w:id="8" w:name="_Toc241040278"/>
       <w:r>
         <w:t>W3 Start Rule</w:t>
       </w:r>
@@ -10342,7 +10342,7 @@
           <w:numId w:val="10"/>
         </w:numPr>
       </w:pPr>
-      <w:bookmarkStart w:id="9" w:name="_Toc240136995"/>
+      <w:bookmarkStart w:id="9" w:name="_Toc241040279"/>
       <w:r>
         <w:t>Risk / Cut Rules</w:t>
       </w:r>
@@ -10720,7 +10720,7 @@
           <w:numId w:val="10"/>
         </w:numPr>
       </w:pPr>
-      <w:bookmarkStart w:id="10" w:name="_Toc240136996"/>
+      <w:bookmarkStart w:id="10" w:name="_Toc241040280"/>
       <w:r>
         <w:lastRenderedPageBreak/>
         <w:t>Automatic Cut Order</w:t>
@@ -10852,7 +10852,7 @@
           <w:numId w:val="10"/>
         </w:numPr>
       </w:pPr>
-      <w:bookmarkStart w:id="11" w:name="_Toc240136997"/>
+      <w:bookmarkStart w:id="11" w:name="_Toc241040281"/>
       <w:r>
         <w:lastRenderedPageBreak/>
         <w:t>런타임</w:t>
@@ -10873,7 +10873,7 @@
           <w:numId w:val="10"/>
         </w:numPr>
       </w:pPr>
-      <w:bookmarkStart w:id="12" w:name="_Toc240136998"/>
+      <w:bookmarkStart w:id="12" w:name="_Toc241040282"/>
       <w:r>
         <w:t>구현</w:t>
       </w:r>
@@ -10899,7 +10899,7 @@
           <w:numId w:val="10"/>
         </w:numPr>
       </w:pPr>
-      <w:bookmarkStart w:id="13" w:name="_Toc240136999"/>
+      <w:bookmarkStart w:id="13" w:name="_Toc241040283"/>
       <w:r>
         <w:t>재사용</w:t>
       </w:r>
@@ -11557,7 +11557,7 @@
           <w:numId w:val="10"/>
         </w:numPr>
       </w:pPr>
-      <w:bookmarkStart w:id="14" w:name="_Toc240137000"/>
+      <w:bookmarkStart w:id="14" w:name="_Toc241040284"/>
       <w:r>
         <w:t xml:space="preserve">Legacy </w:t>
       </w:r>
@@ -11925,6 +11925,7 @@
               <w:rPr>
                 <w:sz w:val="16"/>
               </w:rPr>
+              <w:lastRenderedPageBreak/>
               <w:t>Winner / Rank / 개인 Score 경쟁</w:t>
             </w:r>
           </w:p>
@@ -12095,9 +12096,8 @@
           <w:numId w:val="10"/>
         </w:numPr>
       </w:pPr>
-      <w:bookmarkStart w:id="15" w:name="_Toc240137001"/>
+      <w:bookmarkStart w:id="15" w:name="_Toc241040285"/>
       <w:r>
-        <w:lastRenderedPageBreak/>
         <w:t>캐릭터</w:t>
       </w:r>
       <w:r>
@@ -12134,7 +12134,7 @@
           <w:numId w:val="10"/>
         </w:numPr>
       </w:pPr>
-      <w:bookmarkStart w:id="16" w:name="_Toc240137002"/>
+      <w:bookmarkStart w:id="16" w:name="_Toc241040286"/>
       <w:r>
         <w:t>기본</w:t>
       </w:r>
@@ -12933,7 +12933,7 @@
           <w:numId w:val="10"/>
         </w:numPr>
       </w:pPr>
-      <w:bookmarkStart w:id="17" w:name="_Toc240137003"/>
+      <w:bookmarkStart w:id="17" w:name="_Toc241040287"/>
       <w:r>
         <w:t>1</w:t>
       </w:r>
@@ -13010,8 +13010,9 @@
           <w:numId w:val="10"/>
         </w:numPr>
       </w:pPr>
-      <w:bookmarkStart w:id="18" w:name="_Toc240137004"/>
+      <w:bookmarkStart w:id="18" w:name="_Toc241040288"/>
       <w:r>
+        <w:lastRenderedPageBreak/>
         <w:t>커스터마이징</w:t>
       </w:r>
       <w:r>
@@ -13433,7 +13434,6 @@
                 <w:b/>
                 <w:color w:val="17365D"/>
               </w:rPr>
-              <w:lastRenderedPageBreak/>
               <w:t>HAT ID</w:t>
             </w:r>
           </w:p>
@@ -14288,7 +14288,7 @@
           <w:numId w:val="10"/>
         </w:numPr>
       </w:pPr>
-      <w:bookmarkStart w:id="19" w:name="_Toc240137005"/>
+      <w:bookmarkStart w:id="19" w:name="_Toc241040289"/>
       <w:r>
         <w:t xml:space="preserve">Grid Inventory, Loose Loot </w:t>
       </w:r>
@@ -14311,7 +14311,7 @@
           <w:numId w:val="10"/>
         </w:numPr>
       </w:pPr>
-      <w:bookmarkStart w:id="20" w:name="_Toc240137006"/>
+      <w:bookmarkStart w:id="20" w:name="_Toc241040290"/>
       <w:r>
         <w:t xml:space="preserve">Grid Inventory </w:t>
       </w:r>
@@ -14346,6 +14346,7 @@
         </w:numPr>
       </w:pPr>
       <w:r>
+        <w:lastRenderedPageBreak/>
         <w:t>좌클릭 Drag &amp; Drop으로 이동, 우클릭 또는 지정 키로 90도 회전한다.</w:t>
       </w:r>
     </w:p>
@@ -14393,9 +14394,8 @@
           <w:numId w:val="10"/>
         </w:numPr>
       </w:pPr>
-      <w:bookmarkStart w:id="21" w:name="_Toc240137007"/>
+      <w:bookmarkStart w:id="21" w:name="_Toc241040291"/>
       <w:r>
-        <w:lastRenderedPageBreak/>
         <w:t xml:space="preserve">Loose Loot </w:t>
       </w:r>
       <w:r>
@@ -15270,7 +15270,7 @@
           <w:numId w:val="10"/>
         </w:numPr>
       </w:pPr>
-      <w:bookmarkStart w:id="22" w:name="_Toc240137008"/>
+      <w:bookmarkStart w:id="22" w:name="_Toc241040292"/>
       <w:r>
         <w:t>무게</w:t>
       </w:r>
@@ -15347,7 +15347,7 @@
           <w:numId w:val="10"/>
         </w:numPr>
       </w:pPr>
-      <w:bookmarkStart w:id="23" w:name="_Toc240137009"/>
+      <w:bookmarkStart w:id="23" w:name="_Toc241040293"/>
       <w:r>
         <w:t>QuickSlot</w:t>
       </w:r>
@@ -15613,8 +15613,9 @@
           <w:numId w:val="10"/>
         </w:numPr>
       </w:pPr>
-      <w:bookmarkStart w:id="24" w:name="_Toc240137010"/>
+      <w:bookmarkStart w:id="24" w:name="_Toc241040294"/>
       <w:r>
+        <w:lastRenderedPageBreak/>
         <w:t xml:space="preserve">First-Person </w:t>
       </w:r>
       <w:r>
@@ -15651,7 +15652,7 @@
           <w:numId w:val="10"/>
         </w:numPr>
       </w:pPr>
-      <w:bookmarkStart w:id="25" w:name="_Toc240137011"/>
+      <w:bookmarkStart w:id="25" w:name="_Toc241040295"/>
       <w:r>
         <w:t>손전등</w:t>
       </w:r>
@@ -16063,9 +16064,8 @@
           <w:numId w:val="10"/>
         </w:numPr>
       </w:pPr>
-      <w:bookmarkStart w:id="26" w:name="_Toc240137012"/>
+      <w:bookmarkStart w:id="26" w:name="_Toc241040296"/>
       <w:r>
-        <w:lastRenderedPageBreak/>
         <w:t>Noise Level</w:t>
       </w:r>
       <w:bookmarkEnd w:id="26"/>
@@ -16716,7 +16716,7 @@
           <w:numId w:val="10"/>
         </w:numPr>
       </w:pPr>
-      <w:bookmarkStart w:id="27" w:name="_Toc240137013"/>
+      <w:bookmarkStart w:id="27" w:name="_Toc241040297"/>
       <w:r>
         <w:t xml:space="preserve">Guard SoundPing </w:t>
       </w:r>
@@ -17039,8 +17039,9 @@
           <w:numId w:val="10"/>
         </w:numPr>
       </w:pPr>
-      <w:bookmarkStart w:id="28" w:name="_Toc240137014"/>
+      <w:bookmarkStart w:id="28" w:name="_Toc241040298"/>
       <w:r>
+        <w:lastRenderedPageBreak/>
         <w:t xml:space="preserve">Guard PvE AI </w:t>
       </w:r>
       <w:r>
@@ -17056,7 +17057,7 @@
           <w:numId w:val="10"/>
         </w:numPr>
       </w:pPr>
-      <w:bookmarkStart w:id="29" w:name="_Toc240137015"/>
+      <w:bookmarkStart w:id="29" w:name="_Toc241040299"/>
       <w:r>
         <w:t>기본</w:t>
       </w:r>
@@ -17600,7 +17601,7 @@
           <w:numId w:val="10"/>
         </w:numPr>
       </w:pPr>
-      <w:bookmarkStart w:id="30" w:name="_Toc240137016"/>
+      <w:bookmarkStart w:id="30" w:name="_Toc241040300"/>
       <w:r>
         <w:t>상태</w:t>
       </w:r>
@@ -17661,7 +17662,6 @@
                 <w:color w:val="17365D"/>
                 <w:sz w:val="17"/>
               </w:rPr>
-              <w:lastRenderedPageBreak/>
               <w:t>상태</w:t>
             </w:r>
           </w:p>
@@ -18280,7 +18280,7 @@
           <w:numId w:val="10"/>
         </w:numPr>
       </w:pPr>
-      <w:bookmarkStart w:id="31" w:name="_Toc240137017"/>
+      <w:bookmarkStart w:id="31" w:name="_Toc241040301"/>
       <w:r>
         <w:t>InspectExhibit</w:t>
       </w:r>
@@ -18342,7 +18342,7 @@
           <w:numId w:val="10"/>
         </w:numPr>
       </w:pPr>
-      <w:bookmarkStart w:id="32" w:name="_Toc240137018"/>
+      <w:bookmarkStart w:id="32" w:name="_Toc241040302"/>
       <w:r>
         <w:t>CCTV</w:t>
       </w:r>
@@ -18356,7 +18356,11 @@
     </w:p>
     <w:p>
       <w:r>
-        <w:t>AHeistSecurityCameraActor는 서버 Timer에서 Overlap 후보만 0.15초 간격으로 거리·각도·LOS 검사한다. 기본 Detection Build-up은 1.35초, 허용 범위는 1.2~1.5초이며 완전 발각만 서버 경계도 +0.5와 근처 Guard 1회 Investigate를 요청한다. Client는 Sweep Epoch, LED/Cone과 Audio Presentation만 소비한다.</w:t>
+        <w:t xml:space="preserve">AHeistSecurityCameraActor는 서버 Timer에서 Overlap 후보만 0.15초 간격으로 거리·각도·LOS 검사한다. 기본 Detection Build-up은 1.35초, 허용 범위는 1.2~1.5초이며 완전 발각만 서버 경계도 </w:t>
+      </w:r>
+      <w:r>
+        <w:lastRenderedPageBreak/>
+        <w:t>+0.5와 근처 Guard 1회 Investigate를 요청한다. Client는 Sweep Epoch, LED/Cone과 Audio Presentation만 소비한다.</w:t>
       </w:r>
     </w:p>
     <w:p>
@@ -18376,7 +18380,6 @@
     </w:p>
     <w:p>
       <w:r>
-        <w:lastRenderedPageBreak/>
         <w:t>Laser Barrier는 Protected Painting Case를 EditInstanceOnly 직접 참조한다. Data Validation은 연결된 Artifact가 FourStar이고 v1 Painting Assignment인지 확인한다. Forgery Quality는 Laser 배치 기준으로 사용하지 않는다. 배치 검사는 연결 개수만 확인하지 않는다. 안정화된 InGame World에서 배치한 모든 Barrier의 IsBarrierEnabled 및 IsBeamActive, 보호 Case의 활성 여부·FourStar·Drawing·비필수 조건을 확인한다. 승인 배치 JSON의 case_artifacts는 Case별 기존 Artifact Data Row 할당을 소유하며, 여러 Case가 공유하는 Optional Row의 등급을 일괄 변경하지 않는다.</w:t>
       </w:r>
     </w:p>
@@ -18388,7 +18391,7 @@
           <w:numId w:val="10"/>
         </w:numPr>
       </w:pPr>
-      <w:bookmarkStart w:id="33" w:name="_Toc240137019"/>
+      <w:bookmarkStart w:id="33" w:name="_Toc241040303"/>
       <w:r>
         <w:t>Arrest</w:t>
       </w:r>
@@ -18411,7 +18414,11 @@
     </w:p>
     <w:p>
       <w:r>
-        <w:t>PvP Stun은 제거하고 Status Component와 Action Lock 기반은 Guard Arrest/Disabled 상태에 재사용한다. Guard Stun Timer가 끝나면 서버는 Detention/Evidence Anchor와 전체 미정산 Loose Loot·Original Snapshot을 검증하고, Evidence 슬롯을 예약한 뒤 공용 BP_Loot/BP_DroppedOriginal World Pickup을 임시 생성한다. Inventory Clear와 QuickSlot 정리를 Commit하고 Player를 Detention Cell로 Teleport한 뒤 Arrested를 확정하고 Pickup을 활성화한다. 어느 단계든 실패하면 임시 Actor와 위치 변경을 Rollback하고 기존 Inventory를 유지한다. Evidence는 Cell 구조 전에도 회수할 수 있고, 구조는 기존 Player Interaction/Arrest Clear 경로를 재사용한다. Arrest Commit은 Detention Door와 Anchor의 포함 관계를 검증한다. 문턱 점유는 체포를 거부하지 않는다. 열린 문은 서버 0.1초 타이머로 안전한 닫힘을 기다리며, 연결된 구금자가 모두 이탈하거나 퇴장하면 대기를 취소한다. Phase 종료와 EndPlay에서 닫기 타이머도 정리한다. AHeistDetentionDoorActor / BP_DetentionDoor 공용 Shell이 닫힘 Collision, Cell Bounds, 세 걸쇠, 작업자, 서버 시작 시각, Revision과 개방 상태를 소유한다. PlayerState의 DetentionDoor 참조와 초기 5초 Arrest 잠금은 분리한다. 5초 뒤 ClearArrested는 실내 입력만 복구하며 닫힌 Cell 내부에서는 CrewStatus Arrested와 경비 시야 면제를 유지한다. 외부인은 내부 작업을 서버 권한으로 인계받아 2초 Hold로 개방한다. 내부인은 체포 등록 여부와 무관하게 E로 작업 시작 후 성공 구간에서 E를 눌러 걸쇠를 해제한다. 다른 작업자의 진행 안내는 유지하되 외부 구조 중에는 소유권을 빼앗지 못한다. 서버는 연결, Pawn, Phase, Overlap, Cell 안팎, 작업자, 거리, Revision과 서버 시각을 검증한다. Client는 점수나 성공을 확정하지 않는다. 타이밍 판정은 서버 도착 시각에서 서버 PlayerState의 왕복 지연 절반을 최대 0.25초까지만 빼서 근사한다. 현재 라운드 시작 전 입력과 과거 Revision은 거부하며 Client가 판정 시각을 보내지 않는다. 걸쇠 주기 6초, 성공 구간 폭 28/20/14%, 중심 70%, 단계 시작 대기 0.5초를 초기값으로 사용한다. 실패는 현재 단계만 초기화하고 환경 금속음으로 Guard 조사를 요청한다. 이동·UI 모드 변경·Stun·Disconnect·End/EndPlay는 작업 소유권을 해제하며 완료 단계는 보존한다. 문이 이미 닫힌 상태의 추가 입소는 작업자, 라운드와 완료 걸쇠를 보존한다. 열린 문을 다시 잠그는 새 주기에서만 세 걸쇠를 초기화한다. 문 개방 시 Detention 참조를 제거하고, 닫힘 대기 중 밖으로 이탈한 플레이어의 참조도 제거한다. 문 개방과 Evidence 회수는 별도 Transaction이다. 닫힌 Cell 안 Player는 Guard/CCTV 시야와 재체포에서 제외하되 작업 실패 소음은 조사 대상으로 유지한다.</w:t>
+        <w:t xml:space="preserve">PvP Stun은 제거하고 Status Component와 Action Lock 기반은 Guard Arrest/Disabled 상태에 재사용한다. Guard Stun Timer가 끝나면 서버는 Detention/Evidence Anchor와 전체 미정산 Loose Loot·Original Snapshot을 검증하고, Evidence 슬롯을 예약한 뒤 공용 BP_Loot/BP_DroppedOriginal World Pickup을 임시 생성한다. Inventory Clear와 QuickSlot 정리를 Commit하고 Player를 Detention Cell로 Teleport한 뒤 Arrested를 확정하고 Pickup을 활성화한다. 어느 단계든 실패하면 임시 Actor와 위치 변경을 Rollback하고 기존 Inventory를 유지한다. Evidence는 Cell 구조 전에도 회수할 수 있고, 구조는 기존 Player Interaction/Arrest Clear 경로를 재사용한다. Arrest Commit은 Detention Door와 Anchor의 포함 관계를 검증한다. 문턱 점유는 체포를 거부하지 않는다. 열린 문은 서버 0.1초 타이머로 안전한 닫힘을 기다리며, 연결된 구금자가 모두 이탈하거나 퇴장하면 대기를 취소한다. Phase 종료와 EndPlay에서 닫기 타이머도 정리한다. AHeistDetentionDoorActor / BP_DetentionDoor 공용 Shell이 닫힘 Collision, Cell Bounds, 세 걸쇠, 작업자, 서버 시작 시각, Revision과 개방 상태를 소유한다. PlayerState의 DetentionDoor 참조와 초기 5초 Arrest 잠금은 분리한다. 5초 뒤 ClearArrested는 실내 입력만 복구하며 닫힌 Cell 내부에서는 CrewStatus Arrested와 경비 시야 면제를 유지한다. 외부인은 </w:t>
+      </w:r>
+      <w:r>
+        <w:lastRenderedPageBreak/>
+        <w:t>내부 작업을 서버 권한으로 인계받아 2초 Hold로 개방한다. 내부인은 체포 등록 여부와 무관하게 E로 작업 시작 후 성공 구간에서 E를 눌러 걸쇠를 해제한다. 다른 작업자의 진행 안내는 유지하되 외부 구조 중에는 소유권을 빼앗지 못한다. 서버는 연결, Pawn, Phase, Overlap, Cell 안팎, 작업자, 거리, Revision과 서버 시각을 검증한다. Client는 점수나 성공을 확정하지 않는다. 타이밍 판정은 서버 도착 시각에서 서버 PlayerState의 왕복 지연 절반을 최대 0.25초까지만 빼서 근사한다. 현재 라운드 시작 전 입력과 과거 Revision은 거부하며 Client가 판정 시각을 보내지 않는다. 걸쇠 주기 6초, 성공 구간 폭 28/20/14%, 중심 70%, 단계 시작 대기 0.5초를 초기값으로 사용한다. 실패는 현재 단계만 초기화하고 환경 금속음으로 Guard 조사를 요청한다. 이동·UI 모드 변경·Stun·Disconnect·End/EndPlay는 작업 소유권을 해제하며 완료 단계는 보존한다. 문이 이미 닫힌 상태의 추가 입소는 작업자, 라운드와 완료 걸쇠를 보존한다. 열린 문을 다시 잠그는 새 주기에서만 세 걸쇠를 초기화한다. 문 개방 시 Detention 참조를 제거하고, 닫힘 대기 중 밖으로 이탈한 플레이어의 참조도 제거한다. 문 개방과 Evidence 회수는 별도 Transaction이다. 닫힌 Cell 안 Player는 Guard/CCTV 시야와 재체포에서 제외하되 작업 실패 소음은 조사 대상으로 유지한다.</w:t>
       </w:r>
     </w:p>
     <w:p>
@@ -18422,7 +18429,7 @@
           <w:numId w:val="10"/>
         </w:numPr>
       </w:pPr>
-      <w:bookmarkStart w:id="34" w:name="_Toc240137020"/>
+      <w:bookmarkStart w:id="34" w:name="_Toc241040304"/>
       <w:r>
         <w:t xml:space="preserve">Target Artifact, Exhibit Case Isolation </w:t>
       </w:r>
@@ -18445,7 +18452,7 @@
           <w:numId w:val="10"/>
         </w:numPr>
       </w:pPr>
-      <w:bookmarkStart w:id="35" w:name="_Toc240137021"/>
+      <w:bookmarkStart w:id="35" w:name="_Toc241040305"/>
       <w:r>
         <w:t xml:space="preserve">Artifact / Exhibit Case </w:t>
       </w:r>
@@ -18765,7 +18772,6 @@
               <w:pStyle w:val="TableText"/>
             </w:pPr>
             <w:r>
-              <w:lastRenderedPageBreak/>
               <w:t>결과 영향</w:t>
             </w:r>
           </w:p>
@@ -18811,6 +18817,7 @@
           </w:tcPr>
           <w:p>
             <w:r>
+              <w:lastRenderedPageBreak/>
               <w:t>Quality 영향</w:t>
             </w:r>
           </w:p>
@@ -18858,7 +18865,7 @@
           <w:numId w:val="10"/>
         </w:numPr>
       </w:pPr>
-      <w:bookmarkStart w:id="36" w:name="_Toc240137022"/>
+      <w:bookmarkStart w:id="36" w:name="_Toc241040306"/>
       <w:r>
         <w:t xml:space="preserve">Painting Display Case </w:t>
       </w:r>
@@ -19511,9 +19518,8 @@
           <w:numId w:val="10"/>
         </w:numPr>
       </w:pPr>
-      <w:bookmarkStart w:id="37" w:name="_Toc240137023"/>
+      <w:bookmarkStart w:id="37" w:name="_Toc241040307"/>
       <w:r>
-        <w:lastRenderedPageBreak/>
         <w:t>Observation / Full-Screen Mode</w:t>
       </w:r>
       <w:bookmarkEnd w:id="37"/>
@@ -19535,6 +19541,7 @@
         <w:pStyle w:val="a0"/>
       </w:pPr>
       <w:r>
+        <w:lastRenderedPageBreak/>
         <w:t>관찰 참고 작품은 현재 Case에서 준비한 Owner-only Forgery ArtifactId를 사용한다. 계약의 Required Target 표시는 별도로 유지한다. Action과 Forgery 준비 상태가 어느 순서로 복제돼도 준비 전에는 참고 표시를 숨기고 두 상태가 모두 유효할 때 갱신한다.</w:t>
       </w:r>
     </w:p>
@@ -19594,7 +19601,7 @@
           <w:numId w:val="10"/>
         </w:numPr>
       </w:pPr>
-      <w:bookmarkStart w:id="38" w:name="_Toc240137024"/>
+      <w:bookmarkStart w:id="38" w:name="_Toc241040308"/>
       <w:r>
         <w:t>Replica Review / Atomic Swap</w:t>
       </w:r>
@@ -19676,9 +19683,8 @@
           <w:numId w:val="10"/>
         </w:numPr>
       </w:pPr>
-      <w:bookmarkStart w:id="39" w:name="_Toc240137025"/>
+      <w:bookmarkStart w:id="39" w:name="_Toc241040309"/>
       <w:r>
-        <w:lastRenderedPageBreak/>
         <w:t xml:space="preserve">Stroke </w:t>
       </w:r>
       <w:r>
@@ -19719,6 +19725,7 @@
         </w:numPr>
       </w:pPr>
       <w:r>
+        <w:lastRenderedPageBreak/>
         <w:t>Stroke Count, Point Count, 좌표 범위, Stroke별 BrushPresetIndex 배열 수와 허용 범위, Payload Size를 검증한다. 허용 Brush Preset은 Template 비율과 무관한 고정 정규화 지름 소 0.020 / 중 0.040 / 대 0.080 세 단계이며, 800×800 Drawing Surface 기준 16 / 32 / 64 px다. Brush Preset 변경은 이후 새로 시작하는 Stroke에만 적용하고 이미 그린 Stroke의 굵기는 유지하며 Eraser 반경에는 영향을 주지 않는다. Local Painter와 화면 Raster는 전송 Point Budget과 분리해 제한 없이 유지하고, Submit 시에만 로컬 데이터를 변경하지 않는 전송용 복사본을 단순화한다. 정규화 좌표는 X/Y를 각각 16-bit Unsigned Integer로 양자화해 uint32 하나에 Packing한다. Template Transport Point Budget은 Easy 4096, Medium 5120, Hard 6144이며 48 KiB Payload 검증을 유지한다. 일반 UI는 Point Budget과 Score Raster Resolution을 노출하지 않고 Palette, Brush Size, 남은 시간과 ‘예상 품질 {점수}/100 · 제출 가능 70+’ 단일 표시를 사용한다. 작업 방법 Instruction과 별도 Mode Status는 튜토리얼 및 통합 Footer가 담당한다. Local Preview의 256×256 OpenCV 평가는 Pointer 입력 중 최대 1.25초 간격, Pointer Release 뒤 0.12초 기준으로 갱신하며 입력 Event마다 타이머를 다시 시작하지 않는다. Local Preview가 70 미만이면 Submit Button을 비활성화하지만, Submit 시 서버 권한 최종 평가는 항상 전체 256×256 경로를 사용한다.</w:t>
       </w:r>
     </w:p>
@@ -19754,7 +19761,7 @@
           <w:numId w:val="10"/>
         </w:numPr>
       </w:pPr>
-      <w:bookmarkStart w:id="40" w:name="_Toc240137026"/>
+      <w:bookmarkStart w:id="40" w:name="_Toc241040310"/>
       <w:r>
         <w:t>Forgery Score And Replica Acceptance</w:t>
       </w:r>
@@ -19917,7 +19924,6 @@
               <w:pStyle w:val="TableText"/>
             </w:pPr>
             <w:r>
-              <w:lastRenderedPageBreak/>
               <w:t>70–89</w:t>
             </w:r>
           </w:p>
@@ -19980,6 +19986,7 @@
               <w:pStyle w:val="TableText"/>
             </w:pPr>
             <w:r>
+              <w:lastRenderedPageBreak/>
               <w:t>30–49</w:t>
             </w:r>
           </w:p>
@@ -20044,7 +20051,7 @@
           <w:numId w:val="10"/>
         </w:numPr>
       </w:pPr>
-      <w:bookmarkStart w:id="41" w:name="_Toc240137027"/>
+      <w:bookmarkStart w:id="41" w:name="_Toc241040311"/>
       <w:r>
         <w:t xml:space="preserve">Template </w:t>
       </w:r>
@@ -20946,7 +20953,6 @@
           </w:tcPr>
           <w:p>
             <w:r>
-              <w:lastRenderedPageBreak/>
               <w:t>TimeoutPolicy</w:t>
             </w:r>
           </w:p>
@@ -20980,8 +20986,9 @@
           <w:numId w:val="10"/>
         </w:numPr>
       </w:pPr>
-      <w:bookmarkStart w:id="42" w:name="_Toc240137028"/>
+      <w:bookmarkStart w:id="42" w:name="_Toc241040312"/>
       <w:r>
+        <w:lastRenderedPageBreak/>
         <w:t>Deferred Expansion: Object Assembly</w:t>
       </w:r>
       <w:bookmarkEnd w:id="42"/>
@@ -21009,7 +21016,7 @@
           <w:numId w:val="10"/>
         </w:numPr>
       </w:pPr>
-      <w:bookmarkStart w:id="43" w:name="_Toc240137029"/>
+      <w:bookmarkStart w:id="43" w:name="_Toc241040313"/>
       <w:r>
         <w:t xml:space="preserve">Alert, Lockdown, Shared Extraction </w:t>
       </w:r>
@@ -21032,7 +21039,7 @@
           <w:numId w:val="10"/>
         </w:numPr>
       </w:pPr>
-      <w:bookmarkStart w:id="44" w:name="_Toc240137030"/>
+      <w:bookmarkStart w:id="44" w:name="_Toc241040314"/>
       <w:r>
         <w:t>Alert Level</w:t>
       </w:r>
@@ -21333,9 +21340,8 @@
           <w:numId w:val="10"/>
         </w:numPr>
       </w:pPr>
-      <w:bookmarkStart w:id="45" w:name="_Toc240137031"/>
+      <w:bookmarkStart w:id="45" w:name="_Toc241040315"/>
       <w:r>
-        <w:lastRenderedPageBreak/>
         <w:t>Vent Settlement</w:t>
       </w:r>
       <w:r>
@@ -21367,6 +21373,7 @@
         </w:numPr>
       </w:pPr>
       <w:r>
+        <w:lastRenderedPageBreak/>
         <w:t>AHeistGameState는 기존 EscapePhase 상태와 함께 EscapePhaseUnlockServerTime(float, 미설정 -1)을 복제한다. 서버 InitializeEscapePhase는 InGame이고 ContractSnapshot.Outcome이 None일 때만 현재 서버 시각에 개방 지연을 더해 저장한다. 종료 Outcome 또는 비 InGame 초기화에서는 -1로 되돌리고, SetMatchPhase의 비 InGame 전환에서도 -1로 정리한다. 0초도 유효한 시각이며, UI는 읽기 전용 Getter와 서버 시각의 차이로 남은 시간을 표시한다. 이 표시는 서버의 개방 판정과 요청 검증을 변경하지 않는다.</w:t>
       </w:r>
     </w:p>
@@ -21450,9 +21457,8 @@
           <w:numId w:val="10"/>
         </w:numPr>
       </w:pPr>
-      <w:bookmarkStart w:id="46" w:name="_Toc240137032"/>
+      <w:bookmarkStart w:id="46" w:name="_Toc241040316"/>
       <w:r>
-        <w:lastRenderedPageBreak/>
         <w:t>성공</w:t>
       </w:r>
       <w:r>
@@ -21689,8 +21695,9 @@
           <w:numId w:val="10"/>
         </w:numPr>
       </w:pPr>
-      <w:bookmarkStart w:id="47" w:name="_Toc240137033"/>
+      <w:bookmarkStart w:id="47" w:name="_Toc241040317"/>
       <w:r>
+        <w:lastRenderedPageBreak/>
         <w:t>Team Reward / Contribution</w:t>
       </w:r>
       <w:bookmarkEnd w:id="47"/>
@@ -22151,7 +22158,7 @@
           <w:numId w:val="10"/>
         </w:numPr>
       </w:pPr>
-      <w:bookmarkStart w:id="48" w:name="_Toc240137034"/>
+      <w:bookmarkStart w:id="48" w:name="_Toc241040318"/>
       <w:r>
         <w:lastRenderedPageBreak/>
         <w:t>멀티플레이</w:t>
@@ -22178,7 +22185,7 @@
           <w:numId w:val="10"/>
         </w:numPr>
       </w:pPr>
-      <w:bookmarkStart w:id="49" w:name="_Toc240137035"/>
+      <w:bookmarkStart w:id="49" w:name="_Toc241040319"/>
       <w:r>
         <w:t>멀티플레이어</w:t>
       </w:r>
@@ -22204,7 +22211,7 @@
           <w:numId w:val="10"/>
         </w:numPr>
       </w:pPr>
-      <w:bookmarkStart w:id="50" w:name="_Toc240137036"/>
+      <w:bookmarkStart w:id="50" w:name="_Toc241040320"/>
       <w:r>
         <w:t>네트워크</w:t>
       </w:r>
@@ -22662,7 +22669,7 @@
           <w:numId w:val="10"/>
         </w:numPr>
       </w:pPr>
-      <w:bookmarkStart w:id="51" w:name="_Toc240137037"/>
+      <w:bookmarkStart w:id="51" w:name="_Toc241040321"/>
       <w:r>
         <w:t>Release Player Count / Session Start</w:t>
       </w:r>
@@ -22670,7 +22677,7 @@
     </w:p>
     <w:p>
       <w:r>
-        <w:t>공개 제품은 2~4인 Listen Server를 지원하고 최대 Public Connection은 4를 유지한다. Lobby에서 Host를 포함해 2명 미만이면 Start Request를 서버가 MinimumPlayersRequired로 거부한다.</w:t>
+        <w:t>공개 제품은 2~4인 Listen Server를 지원하고 최대 Public Connection은 4를 유지한다. Lobby에서 Host를 포함해 2명 미만이면 Start Request를 서버가 MinimumPlayersRequired로 거부한다. 온라인 요청 복구: Create/Join/Leave/MapUpdate timeout 및 Create/Join 취소 후 응답 유실은 대기를 유한 시간에 종료한다. 정상 로컬 이름은 HeistSession이며 미완료 요청을 격리할 때만 고유 접미사를 가진 새 이름으로 교체한다. 이전 이름의 늦은 완료는 해당 세션 정리에만 사용하고 새 요청/Travel을 변경하지 않는다. Join 성공 후 주소/Controller 준비 실패는 DestroySession으로 정리하며, 거부·실패·timeout에도 새 시도를 허용한다.</w:t>
       </w:r>
     </w:p>
     <w:p>
@@ -22691,7 +22698,7 @@
           <w:numId w:val="10"/>
         </w:numPr>
       </w:pPr>
-      <w:bookmarkStart w:id="52" w:name="_Toc240137038"/>
+      <w:bookmarkStart w:id="52" w:name="_Toc241040322"/>
       <w:r>
         <w:t>Steam Proximity Voice / Guard Speech Noise</w:t>
       </w:r>
@@ -22704,12 +22711,12 @@
     </w:p>
     <w:p>
       <w:r>
+        <w:lastRenderedPageBreak/>
         <w:t>Client는 PTT 중 IOnlineVoice::IsLocalPlayerTalking이 실제 발화를 보고할 때만 저빈도 발화 상태를 Server RPC로 전달한다. 서버는 PlayerController Ownership, Match Phase, Character Gameplay 가능 상태와 최소 0.8초 간격을 검증하고, 서버가 가진 Character 위치에서 반경 800cm의 Voice SoundPing을 생성한다. PCM, 녹음 파일, 전사 텍스트는 RPC·Replication·Telemetry에 포함하지 않는다.</w:t>
       </w:r>
     </w:p>
     <w:p>
       <w:r>
-        <w:lastRenderedPageBreak/>
         <w:t>보이스 출력 음소거와 Guard Hearing은 서로 다른 계약이다. 특정 동료를 로컬에서 음소거해도 서버의 Voice SoundPing에는 영향이 없다. PTT 해제, 입력 음소거, 유효하지 않은 Player/Pawn, 비 InGame Phase는 발화 보고와 Guard Hearing을 중단한다.</w:t>
       </w:r>
     </w:p>
@@ -22721,7 +22728,7 @@
           <w:numId w:val="10"/>
         </w:numPr>
       </w:pPr>
-      <w:bookmarkStart w:id="53" w:name="_Toc240137039"/>
+      <w:bookmarkStart w:id="53" w:name="_Toc241040323"/>
       <w:r>
         <w:t>주요</w:t>
       </w:r>
@@ -23514,8 +23521,9 @@
           <w:numId w:val="10"/>
         </w:numPr>
       </w:pPr>
-      <w:bookmarkStart w:id="54" w:name="_Toc240137040"/>
+      <w:bookmarkStart w:id="54" w:name="_Toc241040324"/>
       <w:r>
+        <w:lastRenderedPageBreak/>
         <w:t>서버</w:t>
       </w:r>
       <w:r>
@@ -23656,9 +23664,8 @@
           <w:numId w:val="10"/>
         </w:numPr>
       </w:pPr>
-      <w:bookmarkStart w:id="55" w:name="_Toc240137041"/>
+      <w:bookmarkStart w:id="55" w:name="_Toc241040325"/>
       <w:r>
-        <w:lastRenderedPageBreak/>
         <w:t xml:space="preserve">Disconnect </w:t>
       </w:r>
       <w:r>
@@ -23994,7 +24001,7 @@
           <w:numId w:val="10"/>
         </w:numPr>
       </w:pPr>
-      <w:bookmarkStart w:id="56" w:name="_Toc240137042"/>
+      <w:bookmarkStart w:id="56" w:name="_Toc241040326"/>
       <w:r>
         <w:t>필수</w:t>
       </w:r>
@@ -24131,8 +24138,9 @@
           <w:numId w:val="10"/>
         </w:numPr>
       </w:pPr>
-      <w:bookmarkStart w:id="57" w:name="_Toc240137043"/>
+      <w:bookmarkStart w:id="57" w:name="_Toc241040327"/>
       <w:r>
+        <w:lastRenderedPageBreak/>
         <w:t xml:space="preserve">Gameplay Architecture, FastArray </w:t>
       </w:r>
       <w:r>
@@ -24151,7 +24159,7 @@
           <w:numId w:val="10"/>
         </w:numPr>
       </w:pPr>
-      <w:bookmarkStart w:id="58" w:name="_Toc240137044"/>
+      <w:bookmarkStart w:id="58" w:name="_Toc241040328"/>
       <w:r>
         <w:t>책임</w:t>
       </w:r>
@@ -24444,7 +24452,6 @@
               <w:rPr>
                 <w:sz w:val="16"/>
               </w:rPr>
-              <w:lastRenderedPageBreak/>
               <w:t>Components</w:t>
             </w:r>
           </w:p>
@@ -24604,7 +24611,7 @@
           <w:numId w:val="10"/>
         </w:numPr>
       </w:pPr>
-      <w:bookmarkStart w:id="59" w:name="_Toc240137045"/>
+      <w:bookmarkStart w:id="59" w:name="_Toc241040329"/>
       <w:r>
         <w:t xml:space="preserve">FastArray </w:t>
       </w:r>
@@ -24669,7 +24676,7 @@
           <w:numId w:val="10"/>
         </w:numPr>
       </w:pPr>
-      <w:bookmarkStart w:id="60" w:name="_Toc240137046"/>
+      <w:bookmarkStart w:id="60" w:name="_Toc241040330"/>
       <w:r>
         <w:t>서버</w:t>
       </w:r>
@@ -25093,8 +25100,9 @@
           <w:numId w:val="10"/>
         </w:numPr>
       </w:pPr>
-      <w:bookmarkStart w:id="61" w:name="_Toc240137047"/>
+      <w:bookmarkStart w:id="61" w:name="_Toc241040331"/>
       <w:r>
+        <w:lastRenderedPageBreak/>
         <w:t>GameplayTag Dictionary</w:t>
       </w:r>
       <w:bookmarkEnd w:id="61"/>
@@ -25393,9 +25401,8 @@
           <w:numId w:val="10"/>
         </w:numPr>
       </w:pPr>
-      <w:bookmarkStart w:id="62" w:name="_Toc240137048"/>
+      <w:bookmarkStart w:id="62" w:name="_Toc241040332"/>
       <w:r>
-        <w:lastRenderedPageBreak/>
         <w:t xml:space="preserve">Tag Query </w:t>
       </w:r>
       <w:r>
@@ -25691,7 +25698,7 @@
           <w:numId w:val="10"/>
         </w:numPr>
       </w:pPr>
-      <w:bookmarkStart w:id="63" w:name="_Toc240137049"/>
+      <w:bookmarkStart w:id="63" w:name="_Toc241040333"/>
       <w:r>
         <w:t xml:space="preserve">HUD, UI/UX </w:t>
       </w:r>
@@ -25707,7 +25714,6 @@
       <w:bookmarkEnd w:id="63"/>
     </w:p>
     <w:p>
-      <w:pPr/>
       <w:r>
         <w:t>UI 텍스처는 /Game/Assets/UI/Catalogue, 글꼴은 /Game/Assets/UI/Fonts/Catalogue에서 참조한다. WBP가 버튼 상태와 패널의 9-slice 표현을 소유한다. 작성하는 위젯 크기·오프셋·패딩·아이콘 크기와 폰트 크기는 4의 배수로 통일한다. 앵커·정렬·DPI 배율 및 월드 좌표에서 투영한 동적 위치는 이 정수 크기 규칙의 대상이 아니다. 변경 후 WBP 컴파일과 크기 감사, 주요 화면 렌더로 잘림을 확인하며 입력·서버 상태 전환은 기존 ViewModel 계약을 유지한다.</w:t>
       </w:r>
@@ -25720,7 +25726,7 @@
           <w:numId w:val="10"/>
         </w:numPr>
       </w:pPr>
-      <w:bookmarkStart w:id="64" w:name="_Toc240137050"/>
+      <w:bookmarkStart w:id="64" w:name="_Toc241040334"/>
       <w:r>
         <w:t xml:space="preserve">UI </w:t>
       </w:r>
@@ -25842,6 +25848,7 @@
           </w:tcPr>
           <w:p>
             <w:r>
+              <w:lastRenderedPageBreak/>
               <w:t>P1</w:t>
             </w:r>
           </w:p>
@@ -25931,7 +25938,7 @@
           <w:numId w:val="10"/>
         </w:numPr>
       </w:pPr>
-      <w:bookmarkStart w:id="65" w:name="_Toc240137051"/>
+      <w:bookmarkStart w:id="65" w:name="_Toc241040335"/>
       <w:r>
         <w:t>화면</w:t>
       </w:r>
@@ -26230,7 +26237,6 @@
               <w:rPr>
                 <w:sz w:val="16"/>
               </w:rPr>
-              <w:lastRenderedPageBreak/>
               <w:t>Inventory</w:t>
             </w:r>
           </w:p>
@@ -26458,7 +26464,7 @@
           <w:numId w:val="10"/>
         </w:numPr>
       </w:pPr>
-      <w:bookmarkStart w:id="66" w:name="_Toc240137052"/>
+      <w:bookmarkStart w:id="66" w:name="_Toc241040336"/>
       <w:r>
         <w:t xml:space="preserve">MVVM </w:t>
       </w:r>
@@ -26476,7 +26482,7 @@
         </w:numPr>
       </w:pPr>
       <w:r>
-        <w:t>지속 상태는 ViewModel/FieldNotify로 노출한다.</w:t>
+        <w:t>지속 상태는 ViewModel/FieldNotify로 노출한다. HUD 미션의 ContractValueText는 서버 ContractSnapshot의 CarriedValue + SecuredValue를 LootValueQuota와 함께 ‘운반·확보 {현재} / {목표}’로 표시한다. ViewModel은 표시값만 계산하며 성공/정산 판정을 변경하지 않는다. 계약 미초기화 시 이 행을 숨기고, 원본 드롭·압수·정산 및 매치 초기화 시 Snapshot 갱신으로 재계산한다.</w:t>
       </w:r>
     </w:p>
     <w:p>
@@ -26535,8 +26541,9 @@
           <w:numId w:val="10"/>
         </w:numPr>
       </w:pPr>
-      <w:bookmarkStart w:id="67" w:name="_Toc240137053"/>
+      <w:bookmarkStart w:id="67" w:name="_Toc241040337"/>
       <w:r>
+        <w:lastRenderedPageBreak/>
         <w:t xml:space="preserve">ViewModel </w:t>
       </w:r>
       <w:r>
@@ -26648,7 +26655,7 @@
           </w:tcPr>
           <w:p>
             <w:r>
-              <w:t>MissionEndServerTime, RequiredTargetDisplayName/Acquired, AlertMeter 0~10, LastAlertTrigger/EventText, TeamCard 1~4 Identity/Status/Voice, LocalWeightRatio, QuickSlot 1~3, Action. Carried/Secured/Quota/예상 점수/LockdownCountdown은 Main HUD 비노출</w:t>
+              <w:t>MissionEndServerTime, RequiredTargetDisplayName/Acquired, AlertMeter 0~10, LastAlertTrigger/EventText, TeamCard 1~4 Identity/Status/Voice, LocalWeightRatio, QuickSlot 1~3, Action. ContractValueText는 Carried+Secured / Quota 한 줄. 개별 가치 상세·예상 점수·LockdownCountdown은 Main HUD 비노출</w:t>
             </w:r>
           </w:p>
         </w:tc>
@@ -26765,10 +26772,7 @@
               <w:pStyle w:val="TableText"/>
             </w:pPr>
             <w:r>
-              <w:rPr>
-                <w:sz w:val="16"/>
-              </w:rPr>
-              <w:t>Confirmed Snapshot, Grid Size, Item Payload. InventorySummaryText와 표시용 바인딩을 제거한다. 서버 Contract Snapshot과 Inventory 데이터는 유지하며 Main HUD에 가치 숫자를 추가하지 않는다.</w:t>
+              <w:t>Confirmed Snapshot, Grid Size, Item Payload. InventorySummaryText와 표시용 바인딩을 제거한다. 서버 Contract Snapshot과 Inventory 데이터는 유지하며 HUD 미션에서만 합산 가치/할당량 한 줄을 표시한다.</w:t>
             </w:r>
           </w:p>
         </w:tc>
@@ -26819,7 +26823,6 @@
           </w:tcPr>
           <w:p>
             <w:r>
-              <w:lastRenderedPageBreak/>
               <w:t>Surface Forgery</w:t>
             </w:r>
           </w:p>
@@ -27001,7 +27004,7 @@
           <w:numId w:val="10"/>
         </w:numPr>
       </w:pPr>
-      <w:bookmarkStart w:id="68" w:name="_Toc240137054"/>
+      <w:bookmarkStart w:id="68" w:name="_Toc241040338"/>
       <w:r>
         <w:t xml:space="preserve">Forgery </w:t>
       </w:r>
@@ -27015,7 +27018,11 @@
     </w:p>
     <w:p>
       <w:r>
-        <w:t>v1.0 Surface Forgery WBP는 한글 중심 Mode Title, ‘예상 품질 {점수}/100 · 제출 가능 70+’ 단일 표시, Remaining Time, Submit, Cancel과 통합 하단 안내를 사용한다. InstructionText, ModeStatusText, 별도 QualityRequirementText, 서버 점수, Alert Warning과 Lockdown Countdown은 표시하지 않는다. Suspicious/Searching에서는 Session을 유지하고 Alarmed/Lockdown 진입 시 AHeistGameMode가 활성 Session을 AlertDanger로 서버에서 먼저 취소한다. Widget은 즉시 닫아 Gameplay Input을 복원하며 위험 단계 신규 Observation/Session Begin은 서버가 거부한다. Surface 작업 영역은 Palette와 Drawing Content 안의 시각적 소/중/대 Brush를 사용한다. Pointer 입력은 실제 Drawing Surface Geometry에서 정규화하고 서버 Score와 Replica Palette Raster는 256×256으로 정규화한다. 서버가 70점 이상 Submit을 수락하면 Widget을 닫고 ReplicaReady E/R은 World HUD Prompt로 안내한다. WBP_HeistObjectAssembly는 Deferred Expansion 자산으로 보존하되 v1 HUD에서 생성·표시하지 않는다.</w:t>
+        <w:t xml:space="preserve">v1.0 Surface Forgery WBP는 한글 중심 Mode Title, ‘예상 품질 {점수}/100 · 제출 가능 70+’ 단일 표시, Remaining Time, Submit, Cancel과 통합 하단 안내를 사용한다. InstructionText, ModeStatusText, 별도 QualityRequirementText, 서버 점수, Alert Warning과 Lockdown Countdown은 표시하지 않는다. Suspicious/Searching에서는 Session을 유지하고 Alarmed/Lockdown 진입 시 AHeistGameMode가 활성 Session을 AlertDanger로 서버에서 먼저 취소한다. Widget은 즉시 닫아 Gameplay Input을 복원하며 위험 단계 신규 Observation/Session Begin은 서버가 거부한다. Surface 작업 영역은 Palette와 Drawing Content 안의 시각적 소/중/대 Brush를 사용한다. Pointer 입력은 실제 Drawing Surface </w:t>
+      </w:r>
+      <w:r>
+        <w:lastRenderedPageBreak/>
+        <w:t>Geometry에서 정규화하고 서버 Score와 Replica Palette Raster는 256×256으로 정규화한다. 서버가 70점 이상 Submit을 수락하면 Widget을 닫고 ReplicaReady E/R은 World HUD Prompt로 안내한다. WBP_HeistObjectAssembly는 Deferred Expansion 자산으로 보존하되 v1 HUD에서 생성·표시하지 않는다.</w:t>
       </w:r>
     </w:p>
     <w:p>
@@ -27026,7 +27033,7 @@
           <w:numId w:val="10"/>
         </w:numPr>
       </w:pPr>
-      <w:bookmarkStart w:id="69" w:name="_Toc240137055"/>
+      <w:bookmarkStart w:id="69" w:name="_Toc241040339"/>
       <w:r>
         <w:t>상호작용</w:t>
       </w:r>
@@ -27092,7 +27099,6 @@
                 <w:color w:val="17365D"/>
                 <w:sz w:val="17"/>
               </w:rPr>
-              <w:lastRenderedPageBreak/>
               <w:t>상황</w:t>
             </w:r>
           </w:p>
@@ -27590,6 +27596,7 @@
           </w:tcPr>
           <w:p>
             <w:r>
+              <w:lastRenderedPageBreak/>
               <w:t>Vent Settlement</w:t>
             </w:r>
           </w:p>
@@ -27624,7 +27631,7 @@
           <w:numId w:val="10"/>
         </w:numPr>
       </w:pPr>
-      <w:bookmarkStart w:id="70" w:name="_Toc240137056"/>
+      <w:bookmarkStart w:id="70" w:name="_Toc241040340"/>
       <w:r>
         <w:t>데이터</w:t>
       </w:r>
@@ -27650,7 +27657,7 @@
           <w:numId w:val="10"/>
         </w:numPr>
       </w:pPr>
-      <w:bookmarkStart w:id="71" w:name="_Toc240137057"/>
+      <w:bookmarkStart w:id="71" w:name="_Toc241040341"/>
       <w:r>
         <w:t xml:space="preserve">Debug, Telemetry, KPI </w:t>
       </w:r>
@@ -27670,7 +27677,7 @@
           <w:numId w:val="10"/>
         </w:numPr>
       </w:pPr>
-      <w:bookmarkStart w:id="72" w:name="_Toc240137058"/>
+      <w:bookmarkStart w:id="72" w:name="_Toc241040342"/>
       <w:r>
         <w:t>Debug Command</w:t>
       </w:r>
@@ -27837,7 +27844,6 @@
               <w:rPr>
                 <w:sz w:val="16"/>
               </w:rPr>
-              <w:lastRenderedPageBreak/>
               <w:t>HeistInvDump</w:t>
             </w:r>
           </w:p>
@@ -28072,7 +28078,7 @@
           <w:numId w:val="10"/>
         </w:numPr>
       </w:pPr>
-      <w:bookmarkStart w:id="73" w:name="_Toc240137059"/>
+      <w:bookmarkStart w:id="73" w:name="_Toc241040343"/>
       <w:r>
         <w:t>Telemetry / Log Event</w:t>
       </w:r>
@@ -28547,6 +28553,7 @@
               <w:rPr>
                 <w:sz w:val="16"/>
               </w:rPr>
+              <w:lastRenderedPageBreak/>
               <w:t>MatchEnd</w:t>
             </w:r>
           </w:p>
@@ -28719,7 +28726,6 @@
           </w:tcPr>
           <w:p>
             <w:r>
-              <w:lastRenderedPageBreak/>
               <w:t>PlayerArrested</w:t>
             </w:r>
           </w:p>
@@ -28753,7 +28759,7 @@
           <w:numId w:val="10"/>
         </w:numPr>
       </w:pPr>
-      <w:bookmarkStart w:id="74" w:name="_Toc240137060"/>
+      <w:bookmarkStart w:id="74" w:name="_Toc241040344"/>
       <w:r>
         <w:t>Playtest KPI</w:t>
       </w:r>
@@ -29313,7 +29319,7 @@
           <w:numId w:val="10"/>
         </w:numPr>
       </w:pPr>
-      <w:bookmarkStart w:id="75" w:name="_Toc240137061"/>
+      <w:bookmarkStart w:id="75" w:name="_Toc241040345"/>
       <w:r>
         <w:t xml:space="preserve">Release QA </w:t>
       </w:r>
@@ -29367,6 +29373,7 @@
         </w:numPr>
       </w:pPr>
       <w:r>
+        <w:lastRenderedPageBreak/>
         <w:t>Forgery Owner-only UI</w:t>
       </w:r>
     </w:p>
@@ -29450,9 +29457,8 @@
           <w:numId w:val="10"/>
         </w:numPr>
       </w:pPr>
-      <w:bookmarkStart w:id="76" w:name="_Toc240137062"/>
+      <w:bookmarkStart w:id="76" w:name="_Toc241040346"/>
       <w:r>
-        <w:lastRenderedPageBreak/>
         <w:t>경계</w:t>
       </w:r>
       <w:r>
@@ -29513,7 +29519,7 @@
           <w:numId w:val="10"/>
         </w:numPr>
       </w:pPr>
-      <w:bookmarkStart w:id="77" w:name="_Toc240137063"/>
+      <w:bookmarkStart w:id="77" w:name="_Toc241040347"/>
       <w:r>
         <w:t>Navigation</w:t>
       </w:r>
@@ -29558,7 +29564,7 @@
           <w:numId w:val="10"/>
         </w:numPr>
       </w:pPr>
-      <w:bookmarkStart w:id="78" w:name="_Toc240137064"/>
+      <w:bookmarkStart w:id="78" w:name="_Toc241040348"/>
       <w:r>
         <w:t xml:space="preserve">Package </w:t>
       </w:r>
@@ -29584,7 +29590,11 @@
         <w:pStyle w:val="a0"/>
       </w:pPr>
       <w:r>
-        <w:t>PackageProject.ps1은 UAT 시작 시 Full Git Revision, Dirty 상태와 Source 입력 지문을 고정하고 종료 후 같은 입력인지 검사한다. 신규 BuildInfo.json schema 2는 Source 입력 SHA와 External Content Lock SHA를 함께 기록한다. Git에서 제외된 외부 Content는 ExternalContentLock.json의 경로·크기·SHA로 고정한다.</w:t>
+        <w:t xml:space="preserve">PackageProject.ps1은 UAT 시작 시 Full Git Revision, Dirty 상태와 Source 입력 지문을 고정하고 종료 후 같은 입력인지 검사한다. 신규 BuildInfo.json schema 2는 Source 입력 SHA와 External </w:t>
+      </w:r>
+      <w:r>
+        <w:lastRenderedPageBreak/>
+        <w:t>Content Lock SHA를 함께 기록한다. Git에서 제외된 외부 Content는 ExternalContentLock.json의 경로·크기·SHA로 고정한다.</w:t>
       </w:r>
     </w:p>
     <w:p>
@@ -29611,9 +29621,8 @@
           <w:numId w:val="10"/>
         </w:numPr>
       </w:pPr>
-      <w:bookmarkStart w:id="79" w:name="_Toc240137065"/>
+      <w:bookmarkStart w:id="79" w:name="_Toc241040349"/>
       <w:r>
-        <w:lastRenderedPageBreak/>
         <w:t xml:space="preserve">DataTable / DataAsset </w:t>
       </w:r>
       <w:r>
@@ -29635,7 +29644,7 @@
           <w:numId w:val="10"/>
         </w:numPr>
       </w:pPr>
-      <w:bookmarkStart w:id="80" w:name="_Toc240137066"/>
+      <w:bookmarkStart w:id="80" w:name="_Toc241040350"/>
       <w:r>
         <w:t>데이터</w:t>
       </w:r>
@@ -29878,7 +29887,7 @@
           <w:numId w:val="10"/>
         </w:numPr>
       </w:pPr>
-      <w:bookmarkStart w:id="81" w:name="_Toc240137067"/>
+      <w:bookmarkStart w:id="81" w:name="_Toc241040351"/>
       <w:r>
         <w:t>주요</w:t>
       </w:r>
@@ -30407,8 +30416,9 @@
           <w:numId w:val="10"/>
         </w:numPr>
       </w:pPr>
-      <w:bookmarkStart w:id="82" w:name="_Toc240137068"/>
+      <w:bookmarkStart w:id="82" w:name="_Toc241040352"/>
       <w:r>
+        <w:lastRenderedPageBreak/>
         <w:t>DT_ItemMaster</w:t>
       </w:r>
       <w:bookmarkEnd w:id="82"/>
@@ -31274,9 +31284,8 @@
           <w:numId w:val="10"/>
         </w:numPr>
       </w:pPr>
-      <w:bookmarkStart w:id="83" w:name="_Toc240137069"/>
+      <w:bookmarkStart w:id="83" w:name="_Toc241040353"/>
       <w:r>
-        <w:lastRenderedPageBreak/>
         <w:t>DT_LootData</w:t>
       </w:r>
       <w:bookmarkEnd w:id="83"/>
@@ -31294,7 +31303,7 @@
           <w:numId w:val="10"/>
         </w:numPr>
       </w:pPr>
-      <w:bookmarkStart w:id="84" w:name="_Toc240137070"/>
+      <w:bookmarkStart w:id="84" w:name="_Toc241040354"/>
       <w:r>
         <w:t>DT_UsableItemData</w:t>
       </w:r>
@@ -31616,7 +31625,7 @@
           <w:numId w:val="10"/>
         </w:numPr>
       </w:pPr>
-      <w:bookmarkStart w:id="85" w:name="_Toc240137071"/>
+      <w:bookmarkStart w:id="85" w:name="_Toc241040355"/>
       <w:r>
         <w:t>DT_SoundPingData</w:t>
       </w:r>
@@ -32442,7 +32451,7 @@
           <w:numId w:val="10"/>
         </w:numPr>
       </w:pPr>
-      <w:bookmarkStart w:id="86" w:name="_Toc240137072"/>
+      <w:bookmarkStart w:id="86" w:name="_Toc241040356"/>
       <w:r>
         <w:t>DT_GuardData</w:t>
       </w:r>
@@ -32461,8 +32470,9 @@
           <w:numId w:val="10"/>
         </w:numPr>
       </w:pPr>
-      <w:bookmarkStart w:id="87" w:name="_Toc240137073"/>
+      <w:bookmarkStart w:id="87" w:name="_Toc241040357"/>
       <w:r>
+        <w:lastRenderedPageBreak/>
         <w:t>DT_ArtifactData</w:t>
       </w:r>
       <w:bookmarkEnd w:id="87"/>
@@ -32480,7 +32490,7 @@
           <w:numId w:val="10"/>
         </w:numPr>
       </w:pPr>
-      <w:bookmarkStart w:id="88" w:name="_Toc240137074"/>
+      <w:bookmarkStart w:id="88" w:name="_Toc241040358"/>
       <w:r>
         <w:t>DT_ForgeryTemplate</w:t>
       </w:r>
@@ -32499,9 +32509,8 @@
           <w:numId w:val="10"/>
         </w:numPr>
       </w:pPr>
-      <w:bookmarkStart w:id="89" w:name="_Toc240137075"/>
+      <w:bookmarkStart w:id="89" w:name="_Toc241040359"/>
       <w:r>
-        <w:lastRenderedPageBreak/>
         <w:t>기타</w:t>
       </w:r>
       <w:r>
@@ -33063,8 +33072,9 @@
           <w:numId w:val="10"/>
         </w:numPr>
       </w:pPr>
-      <w:bookmarkStart w:id="90" w:name="_Toc240137076"/>
+      <w:bookmarkStart w:id="90" w:name="_Toc241040360"/>
       <w:r>
+        <w:lastRenderedPageBreak/>
         <w:t xml:space="preserve">Runtime </w:t>
       </w:r>
       <w:r>
@@ -33540,9 +33550,8 @@
           <w:numId w:val="10"/>
         </w:numPr>
       </w:pPr>
-      <w:bookmarkStart w:id="91" w:name="_Toc240137077"/>
+      <w:bookmarkStart w:id="91" w:name="_Toc241040361"/>
       <w:r>
-        <w:lastRenderedPageBreak/>
         <w:t>Validation</w:t>
       </w:r>
       <w:bookmarkEnd w:id="91"/>
@@ -33639,7 +33648,7 @@
           <w:numId w:val="10"/>
         </w:numPr>
       </w:pPr>
-      <w:bookmarkStart w:id="92" w:name="_Toc240137078"/>
+      <w:bookmarkStart w:id="92" w:name="_Toc241040362"/>
       <w:r>
         <w:t>최소</w:t>
       </w:r>
@@ -33677,7 +33686,7 @@
           <w:numId w:val="10"/>
         </w:numPr>
       </w:pPr>
-      <w:bookmarkStart w:id="93" w:name="_Toc240137079"/>
+      <w:bookmarkStart w:id="93" w:name="_Toc241040363"/>
       <w:r>
         <w:t>최소</w:t>
       </w:r>
@@ -33828,6 +33837,7 @@
               <w:rPr>
                 <w:sz w:val="16"/>
               </w:rPr>
+              <w:lastRenderedPageBreak/>
               <w:t>Environment</w:t>
             </w:r>
           </w:p>
@@ -34172,7 +34182,7 @@
           <w:numId w:val="10"/>
         </w:numPr>
       </w:pPr>
-      <w:bookmarkStart w:id="94" w:name="_Toc240137080"/>
+      <w:bookmarkStart w:id="94" w:name="_Toc241040364"/>
       <w:r>
         <w:t>시스템</w:t>
       </w:r>
@@ -34428,7 +34438,6 @@
           </w:tcPr>
           <w:p>
             <w:r>
-              <w:lastRenderedPageBreak/>
               <w:t>Surface Forgery</w:t>
             </w:r>
           </w:p>
@@ -34650,8 +34659,9 @@
           <w:numId w:val="10"/>
         </w:numPr>
       </w:pPr>
-      <w:bookmarkStart w:id="95" w:name="_Toc240137081"/>
+      <w:bookmarkStart w:id="95" w:name="_Toc241040365"/>
       <w:r>
+        <w:lastRenderedPageBreak/>
         <w:t>Contract Run Runtime Contracts</w:t>
       </w:r>
       <w:bookmarkEnd w:id="95"/>
@@ -34664,7 +34674,7 @@
           <w:numId w:val="10"/>
         </w:numPr>
       </w:pPr>
-      <w:bookmarkStart w:id="96" w:name="_Toc240137082"/>
+      <w:bookmarkStart w:id="96" w:name="_Toc241040366"/>
       <w:r>
         <w:t>Contract Snapshot</w:t>
       </w:r>
@@ -35128,7 +35138,7 @@
           <w:numId w:val="10"/>
         </w:numPr>
       </w:pPr>
-      <w:bookmarkStart w:id="97" w:name="_Toc240137083"/>
+      <w:bookmarkStart w:id="97" w:name="_Toc241040367"/>
       <w:r>
         <w:t>Exhibit Assignment Snapshot</w:t>
       </w:r>
@@ -35358,7 +35368,6 @@
               <w:pStyle w:val="TableText"/>
             </w:pPr>
             <w:r>
-              <w:lastRenderedPageBreak/>
               <w:t>bRequiredTarget</w:t>
             </w:r>
           </w:p>
@@ -35443,8 +35452,9 @@
           <w:numId w:val="10"/>
         </w:numPr>
       </w:pPr>
-      <w:bookmarkStart w:id="98" w:name="_Toc240137084"/>
+      <w:bookmarkStart w:id="98" w:name="_Toc241040368"/>
       <w:r>
+        <w:lastRenderedPageBreak/>
         <w:t>Surface Forgery Timer and Timeout Handling / Assembly Deferred</w:t>
       </w:r>
       <w:bookmarkEnd w:id="98"/>
@@ -35741,7 +35751,7 @@
           <w:numId w:val="10"/>
         </w:numPr>
       </w:pPr>
-      <w:bookmarkStart w:id="99" w:name="_Toc240137085"/>
+      <w:bookmarkStart w:id="99" w:name="_Toc241040369"/>
       <w:r>
         <w:t>Locomotion, Weight and Footstep</w:t>
       </w:r>
@@ -36017,7 +36027,6 @@
               <w:pStyle w:val="TableText"/>
             </w:pPr>
             <w:r>
-              <w:lastRenderedPageBreak/>
               <w:t>Voice Speech</w:t>
             </w:r>
           </w:p>
@@ -36092,7 +36101,7 @@
           <w:numId w:val="10"/>
         </w:numPr>
       </w:pPr>
-      <w:bookmarkStart w:id="100" w:name="_Toc240137086"/>
+      <w:bookmarkStart w:id="100" w:name="_Toc241040370"/>
       <w:r>
         <w:t>Identity, Nameplate and Team Status</w:t>
       </w:r>
@@ -36310,6 +36319,7 @@
               <w:pStyle w:val="TableText"/>
             </w:pPr>
             <w:r>
+              <w:lastRenderedPageBreak/>
               <w:t>UHeistHUDViewModel</w:t>
             </w:r>
           </w:p>
@@ -36396,7 +36406,7 @@
           <w:numId w:val="10"/>
         </w:numPr>
       </w:pPr>
-      <w:bookmarkStart w:id="101" w:name="_Toc240137087"/>
+      <w:bookmarkStart w:id="101" w:name="_Toc241040371"/>
       <w:r>
         <w:t>Floor Plan Projection and Information Policy</w:t>
       </w:r>
@@ -36715,7 +36725,6 @@
         <w:pStyle w:val="a0"/>
       </w:pPr>
       <w:r>
-        <w:lastRenderedPageBreak/>
         <w:t>Floor Plan PNG는 저장된 Map의 Geometry를 export_floor_plan_geometry.py로 추출한 FloorPlanGeometry.json에서 생성한다. 기본 생성 및 -FloorPlanOnly는 출력 전에 Editor에서 현재 Geometry를 읽기 전용으로 비교하고, Bounds가 같더라도 벽·문·방 구조의 지문이 다르면 중단한다. 비교 통과 후 PNG를 만들고 Editor에서 Import한다.</w:t>
       </w:r>
     </w:p>
@@ -36732,7 +36741,11 @@
         <w:pStyle w:val="a0"/>
       </w:pPr>
       <w:r>
-        <w:t>Painting의 Original/Replica 시각 컴포넌트는 같은 중심·정면·크기를 사용한다. 활성 작품 중심은 기본 160cm이며 다단 군집에서는 승인된 슬롯 높이 119~190cm를 사용한다. Interaction Actor의 바닥 기준과 Overlap 범위는 유지하며 액자와 그림 면 크기는 전시 구성에 맞춰 함께 조절한다. 보안 패널은 프레임 하단을 따라 배치한다. 일반 전시물은 다양한 크기와 다단 높이를 허용하되 행동 Prompt와 보안 패널을 부여하지 않는다. Presentation 변화로 서버 State, Case Identity와 Interaction Overlap 방식을 변경하지 않는다.</w:t>
+        <w:t xml:space="preserve">Painting의 Original/Replica 시각 컴포넌트는 같은 중심·정면·크기를 사용한다. 활성 작품 중심은 기본 160cm이며 다단 군집에서는 승인된 슬롯 높이 119~190cm를 사용한다. Interaction Actor의 </w:t>
+      </w:r>
+      <w:r>
+        <w:lastRenderedPageBreak/>
+        <w:t>바닥 기준과 Overlap 범위는 유지하며 액자와 그림 면 크기는 전시 구성에 맞춰 함께 조절한다. 보안 패널은 프레임 하단을 따라 배치한다. 일반 전시물은 다양한 크기와 다단 높이를 허용하되 행동 Prompt와 보안 패널을 부여하지 않는다. Presentation 변화로 서버 State, Case Identity와 Interaction Overlap 방식을 변경하지 않는다.</w:t>
       </w:r>
     </w:p>
     <w:p>
@@ -36759,9 +36772,8 @@
           <w:numId w:val="10"/>
         </w:numPr>
       </w:pPr>
-      <w:bookmarkStart w:id="102" w:name="_Toc240137088"/>
+      <w:bookmarkStart w:id="102" w:name="_Toc241040372"/>
       <w:r>
-        <w:lastRenderedPageBreak/>
         <w:t>Drop, Recovery, Deposit and Outcome</w:t>
       </w:r>
       <w:bookmarkEnd w:id="102"/>
@@ -36838,6 +36850,7 @@
         </w:numPr>
       </w:pPr>
       <w:r>
+        <w:lastRenderedPageBreak/>
         <w:t>Vent Server Entry는 동일 Cast를 재사용하되 LooseLootOnly Settlement와 FullEscape를 서버가 분기한다. LooseLootOnly는 5×5 Grid의 Loot Item만 검증·제거하고 Secured Value를 갱신하며 Original/Required Target과 Active 상태를 유지한다. FullEscape는 남은 Loot/Original Instance를 전부 검증·제거하고 Required Target 상태와 Escaped를 확정한다. Arrest는 전체 미정산 Loot/Original Snapshot과 Evidence 슬롯을 먼저 예약하고 World Pickup Spawn, Inventory Clear, Detention Teleport, Arrest Commit을 단일 서버 Transaction으로 처리하며 실패 시 Spawn/위치/Inventory를 Rollback한다.</w:t>
       </w:r>
     </w:p>
@@ -36873,7 +36886,7 @@
           <w:numId w:val="10"/>
         </w:numPr>
       </w:pPr>
-      <w:bookmarkStart w:id="103" w:name="_Toc240137089"/>
+      <w:bookmarkStart w:id="103" w:name="_Toc241040373"/>
       <w:r>
         <w:t>Greed Decision Telemetry Contract</w:t>
       </w:r>
@@ -37447,9 +37460,8 @@
           <w:numId w:val="10"/>
         </w:numPr>
       </w:pPr>
-      <w:bookmarkStart w:id="104" w:name="_Toc240137090"/>
+      <w:bookmarkStart w:id="104" w:name="_Toc241040374"/>
       <w:r>
-        <w:lastRenderedPageBreak/>
         <w:t xml:space="preserve">Contract DataTable, DataAsset </w:t>
       </w:r>
       <w:r>
@@ -37468,7 +37480,7 @@
           <w:numId w:val="10"/>
         </w:numPr>
       </w:pPr>
-      <w:bookmarkStart w:id="105" w:name="_Toc240137091"/>
+      <w:bookmarkStart w:id="105" w:name="_Toc241040375"/>
       <w:r>
         <w:t>Data Ownership</w:t>
       </w:r>
@@ -37644,6 +37656,7 @@
           </w:tcPr>
           <w:p>
             <w:r>
+              <w:lastRenderedPageBreak/>
               <w:t>Dropped Original Recovery</w:t>
             </w:r>
           </w:p>
@@ -37974,7 +37987,6 @@
         <w:pStyle w:val="a0"/>
       </w:pPr>
       <w:r>
-        <w:lastRenderedPageBreak/>
         <w:t>Loose Loot와 Dropped Original은 서버 상태와 회수 Transaction이 다르므로 각각 하나의 공용 Shell을 유지한다.</w:t>
       </w:r>
     </w:p>
@@ -38045,6 +38057,7 @@
                 <w:color w:val="17365D"/>
                 <w:sz w:val="17"/>
               </w:rPr>
+              <w:lastRenderedPageBreak/>
               <w:t>Data Row</w:t>
             </w:r>
           </w:p>
@@ -38427,7 +38440,6 @@
               <w:rPr>
                 <w:sz w:val="16"/>
               </w:rPr>
-              <w:lastRenderedPageBreak/>
               <w:t>FHeistLootDataRow</w:t>
             </w:r>
           </w:p>
@@ -38529,7 +38541,7 @@
           <w:numId w:val="10"/>
         </w:numPr>
       </w:pPr>
-      <w:bookmarkStart w:id="106" w:name="_Toc240137092"/>
+      <w:bookmarkStart w:id="106" w:name="_Toc241040376"/>
       <w:r>
         <w:t>Contract Row Starting Example</w:t>
       </w:r>
@@ -38822,6 +38834,7 @@
               <w:rPr>
                 <w:sz w:val="16"/>
               </w:rPr>
+              <w:lastRenderedPageBreak/>
               <w:t>MinimumOptionalExhibits</w:t>
             </w:r>
           </w:p>
@@ -39094,7 +39107,7 @@
           <w:numId w:val="10"/>
         </w:numPr>
       </w:pPr>
-      <w:bookmarkStart w:id="107" w:name="_Toc240137093"/>
+      <w:bookmarkStart w:id="107" w:name="_Toc241040377"/>
       <w:r>
         <w:t>Runtime Snapshot and Replication</w:t>
       </w:r>
@@ -39438,7 +39451,6 @@
               <w:pStyle w:val="TableText"/>
             </w:pPr>
             <w:r>
-              <w:lastRenderedPageBreak/>
               <w:t>FHeistTeamResult</w:t>
             </w:r>
           </w:p>
@@ -39525,7 +39537,7 @@
           <w:numId w:val="10"/>
         </w:numPr>
       </w:pPr>
-      <w:bookmarkStart w:id="108" w:name="_Toc240137094"/>
+      <w:bookmarkStart w:id="108" w:name="_Toc241040378"/>
       <w:r>
         <w:t>Data Validation Rules</w:t>
       </w:r>
@@ -39600,6 +39612,7 @@
         </w:numPr>
       </w:pPr>
       <w:r>
+        <w:lastRenderedPageBreak/>
         <w:t>ProjectResources/DataTableImports JSON을 Source of Truth로 사용하는 Table은 JSON 수정 후 Reimport한다.</w:t>
       </w:r>
     </w:p>
@@ -39623,7 +39636,7 @@
       <w:pPr>
         <w:pStyle w:val="AppendixHeading"/>
       </w:pPr>
-      <w:bookmarkStart w:id="109" w:name="_Toc240137095"/>
+      <w:bookmarkStart w:id="109" w:name="_Toc241040379"/>
       <w:r>
         <w:lastRenderedPageBreak/>
         <w:t>Appendix C — Comprehensive Definition of Done</w:t>

--- a/Museum_Heist_TDD.docx
+++ b/Museum_Heist_TDD.docx
@@ -579,7 +579,7 @@
       <w:r>
         <w:fldChar w:fldCharType="separate"/>
       </w:r>
-      <w:hyperlink w:anchor="_Toc241040270" w:history="1">
+      <w:hyperlink w:anchor="_Toc241099329" w:history="1">
         <w:r>
           <w:rPr>
             <w:rStyle w:val="aff1"/>
@@ -606,7 +606,7 @@
             <w:noProof/>
             <w:webHidden/>
           </w:rPr>
-          <w:instrText xml:space="preserve"> PAGEREF _Toc241040270 \h </w:instrText>
+          <w:instrText xml:space="preserve"> PAGEREF _Toc241099329 \h </w:instrText>
         </w:r>
         <w:r>
           <w:rPr>
@@ -655,7 +655,7 @@
           <w14:ligatures w14:val="standardContextual"/>
         </w:rPr>
       </w:pPr>
-      <w:hyperlink w:anchor="_Toc241040271" w:history="1">
+      <w:hyperlink w:anchor="_Toc241099330" w:history="1">
         <w:r>
           <w:rPr>
             <w:rStyle w:val="aff1"/>
@@ -682,7 +682,7 @@
             <w:noProof/>
             <w:webHidden/>
           </w:rPr>
-          <w:instrText xml:space="preserve"> PAGEREF _Toc241040271 \h </w:instrText>
+          <w:instrText xml:space="preserve"> PAGEREF _Toc241099330 \h </w:instrText>
         </w:r>
         <w:r>
           <w:rPr>
@@ -731,7 +731,7 @@
           <w14:ligatures w14:val="standardContextual"/>
         </w:rPr>
       </w:pPr>
-      <w:hyperlink w:anchor="_Toc241040272" w:history="1">
+      <w:hyperlink w:anchor="_Toc241099331" w:history="1">
         <w:r>
           <w:rPr>
             <w:rStyle w:val="aff1"/>
@@ -758,7 +758,7 @@
             <w:noProof/>
             <w:webHidden/>
           </w:rPr>
-          <w:instrText xml:space="preserve"> PAGEREF _Toc241040272 \h </w:instrText>
+          <w:instrText xml:space="preserve"> PAGEREF _Toc241099331 \h </w:instrText>
         </w:r>
         <w:r>
           <w:rPr>
@@ -807,7 +807,7 @@
           <w14:ligatures w14:val="standardContextual"/>
         </w:rPr>
       </w:pPr>
-      <w:hyperlink w:anchor="_Toc241040273" w:history="1">
+      <w:hyperlink w:anchor="_Toc241099332" w:history="1">
         <w:r>
           <w:rPr>
             <w:rStyle w:val="aff1"/>
@@ -834,7 +834,7 @@
             <w:noProof/>
             <w:webHidden/>
           </w:rPr>
-          <w:instrText xml:space="preserve"> PAGEREF _Toc241040273 \h </w:instrText>
+          <w:instrText xml:space="preserve"> PAGEREF _Toc241099332 \h </w:instrText>
         </w:r>
         <w:r>
           <w:rPr>
@@ -883,7 +883,7 @@
           <w14:ligatures w14:val="standardContextual"/>
         </w:rPr>
       </w:pPr>
-      <w:hyperlink w:anchor="_Toc241040274" w:history="1">
+      <w:hyperlink w:anchor="_Toc241099333" w:history="1">
         <w:r>
           <w:rPr>
             <w:rStyle w:val="aff1"/>
@@ -910,7 +910,7 @@
             <w:noProof/>
             <w:webHidden/>
           </w:rPr>
-          <w:instrText xml:space="preserve"> PAGEREF _Toc241040274 \h </w:instrText>
+          <w:instrText xml:space="preserve"> PAGEREF _Toc241099333 \h </w:instrText>
         </w:r>
         <w:r>
           <w:rPr>
@@ -959,7 +959,7 @@
           <w14:ligatures w14:val="standardContextual"/>
         </w:rPr>
       </w:pPr>
-      <w:hyperlink w:anchor="_Toc241040275" w:history="1">
+      <w:hyperlink w:anchor="_Toc241099334" w:history="1">
         <w:r>
           <w:rPr>
             <w:rStyle w:val="aff1"/>
@@ -986,7 +986,7 @@
             <w:noProof/>
             <w:webHidden/>
           </w:rPr>
-          <w:instrText xml:space="preserve"> PAGEREF _Toc241040275 \h </w:instrText>
+          <w:instrText xml:space="preserve"> PAGEREF _Toc241099334 \h </w:instrText>
         </w:r>
         <w:r>
           <w:rPr>
@@ -1035,7 +1035,7 @@
           <w14:ligatures w14:val="standardContextual"/>
         </w:rPr>
       </w:pPr>
-      <w:hyperlink w:anchor="_Toc241040276" w:history="1">
+      <w:hyperlink w:anchor="_Toc241099335" w:history="1">
         <w:r>
           <w:rPr>
             <w:rStyle w:val="aff1"/>
@@ -1062,7 +1062,7 @@
             <w:noProof/>
             <w:webHidden/>
           </w:rPr>
-          <w:instrText xml:space="preserve"> PAGEREF _Toc241040276 \h </w:instrText>
+          <w:instrText xml:space="preserve"> PAGEREF _Toc241099335 \h </w:instrText>
         </w:r>
         <w:r>
           <w:rPr>
@@ -1111,7 +1111,7 @@
           <w14:ligatures w14:val="standardContextual"/>
         </w:rPr>
       </w:pPr>
-      <w:hyperlink w:anchor="_Toc241040277" w:history="1">
+      <w:hyperlink w:anchor="_Toc241099336" w:history="1">
         <w:r>
           <w:rPr>
             <w:rStyle w:val="aff1"/>
@@ -1138,7 +1138,7 @@
             <w:noProof/>
             <w:webHidden/>
           </w:rPr>
-          <w:instrText xml:space="preserve"> PAGEREF _Toc241040277 \h </w:instrText>
+          <w:instrText xml:space="preserve"> PAGEREF _Toc241099336 \h </w:instrText>
         </w:r>
         <w:r>
           <w:rPr>
@@ -1187,7 +1187,7 @@
           <w14:ligatures w14:val="standardContextual"/>
         </w:rPr>
       </w:pPr>
-      <w:hyperlink w:anchor="_Toc241040278" w:history="1">
+      <w:hyperlink w:anchor="_Toc241099337" w:history="1">
         <w:r>
           <w:rPr>
             <w:rStyle w:val="aff1"/>
@@ -1214,7 +1214,7 @@
             <w:noProof/>
             <w:webHidden/>
           </w:rPr>
-          <w:instrText xml:space="preserve"> PAGEREF _Toc241040278 \h </w:instrText>
+          <w:instrText xml:space="preserve"> PAGEREF _Toc241099337 \h </w:instrText>
         </w:r>
         <w:r>
           <w:rPr>
@@ -1263,7 +1263,7 @@
           <w14:ligatures w14:val="standardContextual"/>
         </w:rPr>
       </w:pPr>
-      <w:hyperlink w:anchor="_Toc241040279" w:history="1">
+      <w:hyperlink w:anchor="_Toc241099338" w:history="1">
         <w:r>
           <w:rPr>
             <w:rStyle w:val="aff1"/>
@@ -1290,7 +1290,7 @@
             <w:noProof/>
             <w:webHidden/>
           </w:rPr>
-          <w:instrText xml:space="preserve"> PAGEREF _Toc241040279 \h </w:instrText>
+          <w:instrText xml:space="preserve"> PAGEREF _Toc241099338 \h </w:instrText>
         </w:r>
         <w:r>
           <w:rPr>
@@ -1339,7 +1339,7 @@
           <w14:ligatures w14:val="standardContextual"/>
         </w:rPr>
       </w:pPr>
-      <w:hyperlink w:anchor="_Toc241040280" w:history="1">
+      <w:hyperlink w:anchor="_Toc241099339" w:history="1">
         <w:r>
           <w:rPr>
             <w:rStyle w:val="aff1"/>
@@ -1366,7 +1366,7 @@
             <w:noProof/>
             <w:webHidden/>
           </w:rPr>
-          <w:instrText xml:space="preserve"> PAGEREF _Toc241040280 \h </w:instrText>
+          <w:instrText xml:space="preserve"> PAGEREF _Toc241099339 \h </w:instrText>
         </w:r>
         <w:r>
           <w:rPr>
@@ -1414,7 +1414,7 @@
           <w14:ligatures w14:val="standardContextual"/>
         </w:rPr>
       </w:pPr>
-      <w:hyperlink w:anchor="_Toc241040281" w:history="1">
+      <w:hyperlink w:anchor="_Toc241099340" w:history="1">
         <w:r>
           <w:rPr>
             <w:rStyle w:val="aff1"/>
@@ -1441,7 +1441,7 @@
             <w:noProof/>
             <w:webHidden/>
           </w:rPr>
-          <w:instrText xml:space="preserve"> PAGEREF _Toc241040281 \h </w:instrText>
+          <w:instrText xml:space="preserve"> PAGEREF _Toc241099340 \h </w:instrText>
         </w:r>
         <w:r>
           <w:rPr>
@@ -1490,7 +1490,7 @@
           <w14:ligatures w14:val="standardContextual"/>
         </w:rPr>
       </w:pPr>
-      <w:hyperlink w:anchor="_Toc241040282" w:history="1">
+      <w:hyperlink w:anchor="_Toc241099341" w:history="1">
         <w:r>
           <w:rPr>
             <w:rStyle w:val="aff1"/>
@@ -1517,7 +1517,7 @@
             <w:noProof/>
             <w:webHidden/>
           </w:rPr>
-          <w:instrText xml:space="preserve"> PAGEREF _Toc241040282 \h </w:instrText>
+          <w:instrText xml:space="preserve"> PAGEREF _Toc241099341 \h </w:instrText>
         </w:r>
         <w:r>
           <w:rPr>
@@ -1566,7 +1566,7 @@
           <w14:ligatures w14:val="standardContextual"/>
         </w:rPr>
       </w:pPr>
-      <w:hyperlink w:anchor="_Toc241040283" w:history="1">
+      <w:hyperlink w:anchor="_Toc241099342" w:history="1">
         <w:r>
           <w:rPr>
             <w:rStyle w:val="aff1"/>
@@ -1593,7 +1593,7 @@
             <w:noProof/>
             <w:webHidden/>
           </w:rPr>
-          <w:instrText xml:space="preserve"> PAGEREF _Toc241040283 \h </w:instrText>
+          <w:instrText xml:space="preserve"> PAGEREF _Toc241099342 \h </w:instrText>
         </w:r>
         <w:r>
           <w:rPr>
@@ -1642,7 +1642,7 @@
           <w14:ligatures w14:val="standardContextual"/>
         </w:rPr>
       </w:pPr>
-      <w:hyperlink w:anchor="_Toc241040284" w:history="1">
+      <w:hyperlink w:anchor="_Toc241099343" w:history="1">
         <w:r>
           <w:rPr>
             <w:rStyle w:val="aff1"/>
@@ -1669,7 +1669,7 @@
             <w:noProof/>
             <w:webHidden/>
           </w:rPr>
-          <w:instrText xml:space="preserve"> PAGEREF _Toc241040284 \h </w:instrText>
+          <w:instrText xml:space="preserve"> PAGEREF _Toc241099343 \h </w:instrText>
         </w:r>
         <w:r>
           <w:rPr>
@@ -1718,7 +1718,7 @@
           <w14:ligatures w14:val="standardContextual"/>
         </w:rPr>
       </w:pPr>
-      <w:hyperlink w:anchor="_Toc241040285" w:history="1">
+      <w:hyperlink w:anchor="_Toc241099344" w:history="1">
         <w:r>
           <w:rPr>
             <w:rStyle w:val="aff1"/>
@@ -1745,7 +1745,7 @@
             <w:noProof/>
             <w:webHidden/>
           </w:rPr>
-          <w:instrText xml:space="preserve"> PAGEREF _Toc241040285 \h </w:instrText>
+          <w:instrText xml:space="preserve"> PAGEREF _Toc241099344 \h </w:instrText>
         </w:r>
         <w:r>
           <w:rPr>
@@ -1794,7 +1794,7 @@
           <w14:ligatures w14:val="standardContextual"/>
         </w:rPr>
       </w:pPr>
-      <w:hyperlink w:anchor="_Toc241040286" w:history="1">
+      <w:hyperlink w:anchor="_Toc241099345" w:history="1">
         <w:r>
           <w:rPr>
             <w:rStyle w:val="aff1"/>
@@ -1821,7 +1821,7 @@
             <w:noProof/>
             <w:webHidden/>
           </w:rPr>
-          <w:instrText xml:space="preserve"> PAGEREF _Toc241040286 \h </w:instrText>
+          <w:instrText xml:space="preserve"> PAGEREF _Toc241099345 \h </w:instrText>
         </w:r>
         <w:r>
           <w:rPr>
@@ -1870,7 +1870,7 @@
           <w14:ligatures w14:val="standardContextual"/>
         </w:rPr>
       </w:pPr>
-      <w:hyperlink w:anchor="_Toc241040287" w:history="1">
+      <w:hyperlink w:anchor="_Toc241099346" w:history="1">
         <w:r>
           <w:rPr>
             <w:rStyle w:val="aff1"/>
@@ -1897,7 +1897,7 @@
             <w:noProof/>
             <w:webHidden/>
           </w:rPr>
-          <w:instrText xml:space="preserve"> PAGEREF _Toc241040287 \h </w:instrText>
+          <w:instrText xml:space="preserve"> PAGEREF _Toc241099346 \h </w:instrText>
         </w:r>
         <w:r>
           <w:rPr>
@@ -1946,7 +1946,7 @@
           <w14:ligatures w14:val="standardContextual"/>
         </w:rPr>
       </w:pPr>
-      <w:hyperlink w:anchor="_Toc241040288" w:history="1">
+      <w:hyperlink w:anchor="_Toc241099347" w:history="1">
         <w:r>
           <w:rPr>
             <w:rStyle w:val="aff1"/>
@@ -1973,7 +1973,7 @@
             <w:noProof/>
             <w:webHidden/>
           </w:rPr>
-          <w:instrText xml:space="preserve"> PAGEREF _Toc241040288 \h </w:instrText>
+          <w:instrText xml:space="preserve"> PAGEREF _Toc241099347 \h </w:instrText>
         </w:r>
         <w:r>
           <w:rPr>
@@ -2022,7 +2022,7 @@
           <w14:ligatures w14:val="standardContextual"/>
         </w:rPr>
       </w:pPr>
-      <w:hyperlink w:anchor="_Toc241040289" w:history="1">
+      <w:hyperlink w:anchor="_Toc241099348" w:history="1">
         <w:r>
           <w:rPr>
             <w:rStyle w:val="aff1"/>
@@ -2049,7 +2049,7 @@
             <w:noProof/>
             <w:webHidden/>
           </w:rPr>
-          <w:instrText xml:space="preserve"> PAGEREF _Toc241040289 \h </w:instrText>
+          <w:instrText xml:space="preserve"> PAGEREF _Toc241099348 \h </w:instrText>
         </w:r>
         <w:r>
           <w:rPr>
@@ -2098,7 +2098,7 @@
           <w14:ligatures w14:val="standardContextual"/>
         </w:rPr>
       </w:pPr>
-      <w:hyperlink w:anchor="_Toc241040290" w:history="1">
+      <w:hyperlink w:anchor="_Toc241099349" w:history="1">
         <w:r>
           <w:rPr>
             <w:rStyle w:val="aff1"/>
@@ -2125,7 +2125,7 @@
             <w:noProof/>
             <w:webHidden/>
           </w:rPr>
-          <w:instrText xml:space="preserve"> PAGEREF _Toc241040290 \h </w:instrText>
+          <w:instrText xml:space="preserve"> PAGEREF _Toc241099349 \h </w:instrText>
         </w:r>
         <w:r>
           <w:rPr>
@@ -2174,7 +2174,7 @@
           <w14:ligatures w14:val="standardContextual"/>
         </w:rPr>
       </w:pPr>
-      <w:hyperlink w:anchor="_Toc241040291" w:history="1">
+      <w:hyperlink w:anchor="_Toc241099350" w:history="1">
         <w:r>
           <w:rPr>
             <w:rStyle w:val="aff1"/>
@@ -2201,7 +2201,7 @@
             <w:noProof/>
             <w:webHidden/>
           </w:rPr>
-          <w:instrText xml:space="preserve"> PAGEREF _Toc241040291 \h </w:instrText>
+          <w:instrText xml:space="preserve"> PAGEREF _Toc241099350 \h </w:instrText>
         </w:r>
         <w:r>
           <w:rPr>
@@ -2250,7 +2250,7 @@
           <w14:ligatures w14:val="standardContextual"/>
         </w:rPr>
       </w:pPr>
-      <w:hyperlink w:anchor="_Toc241040292" w:history="1">
+      <w:hyperlink w:anchor="_Toc241099351" w:history="1">
         <w:r>
           <w:rPr>
             <w:rStyle w:val="aff1"/>
@@ -2277,7 +2277,7 @@
             <w:noProof/>
             <w:webHidden/>
           </w:rPr>
-          <w:instrText xml:space="preserve"> PAGEREF _Toc241040292 \h </w:instrText>
+          <w:instrText xml:space="preserve"> PAGEREF _Toc241099351 \h </w:instrText>
         </w:r>
         <w:r>
           <w:rPr>
@@ -2326,7 +2326,7 @@
           <w14:ligatures w14:val="standardContextual"/>
         </w:rPr>
       </w:pPr>
-      <w:hyperlink w:anchor="_Toc241040293" w:history="1">
+      <w:hyperlink w:anchor="_Toc241099352" w:history="1">
         <w:r>
           <w:rPr>
             <w:rStyle w:val="aff1"/>
@@ -2353,7 +2353,7 @@
             <w:noProof/>
             <w:webHidden/>
           </w:rPr>
-          <w:instrText xml:space="preserve"> PAGEREF _Toc241040293 \h </w:instrText>
+          <w:instrText xml:space="preserve"> PAGEREF _Toc241099352 \h </w:instrText>
         </w:r>
         <w:r>
           <w:rPr>
@@ -2402,7 +2402,7 @@
           <w14:ligatures w14:val="standardContextual"/>
         </w:rPr>
       </w:pPr>
-      <w:hyperlink w:anchor="_Toc241040294" w:history="1">
+      <w:hyperlink w:anchor="_Toc241099353" w:history="1">
         <w:r>
           <w:rPr>
             <w:rStyle w:val="aff1"/>
@@ -2429,7 +2429,7 @@
             <w:noProof/>
             <w:webHidden/>
           </w:rPr>
-          <w:instrText xml:space="preserve"> PAGEREF _Toc241040294 \h </w:instrText>
+          <w:instrText xml:space="preserve"> PAGEREF _Toc241099353 \h </w:instrText>
         </w:r>
         <w:r>
           <w:rPr>
@@ -2478,7 +2478,7 @@
           <w14:ligatures w14:val="standardContextual"/>
         </w:rPr>
       </w:pPr>
-      <w:hyperlink w:anchor="_Toc241040295" w:history="1">
+      <w:hyperlink w:anchor="_Toc241099354" w:history="1">
         <w:r>
           <w:rPr>
             <w:rStyle w:val="aff1"/>
@@ -2505,7 +2505,7 @@
             <w:noProof/>
             <w:webHidden/>
           </w:rPr>
-          <w:instrText xml:space="preserve"> PAGEREF _Toc241040295 \h </w:instrText>
+          <w:instrText xml:space="preserve"> PAGEREF _Toc241099354 \h </w:instrText>
         </w:r>
         <w:r>
           <w:rPr>
@@ -2554,7 +2554,7 @@
           <w14:ligatures w14:val="standardContextual"/>
         </w:rPr>
       </w:pPr>
-      <w:hyperlink w:anchor="_Toc241040296" w:history="1">
+      <w:hyperlink w:anchor="_Toc241099355" w:history="1">
         <w:r>
           <w:rPr>
             <w:rStyle w:val="aff1"/>
@@ -2581,7 +2581,7 @@
             <w:noProof/>
             <w:webHidden/>
           </w:rPr>
-          <w:instrText xml:space="preserve"> PAGEREF _Toc241040296 \h </w:instrText>
+          <w:instrText xml:space="preserve"> PAGEREF _Toc241099355 \h </w:instrText>
         </w:r>
         <w:r>
           <w:rPr>
@@ -2630,7 +2630,7 @@
           <w14:ligatures w14:val="standardContextual"/>
         </w:rPr>
       </w:pPr>
-      <w:hyperlink w:anchor="_Toc241040297" w:history="1">
+      <w:hyperlink w:anchor="_Toc241099356" w:history="1">
         <w:r>
           <w:rPr>
             <w:rStyle w:val="aff1"/>
@@ -2657,7 +2657,7 @@
             <w:noProof/>
             <w:webHidden/>
           </w:rPr>
-          <w:instrText xml:space="preserve"> PAGEREF _Toc241040297 \h </w:instrText>
+          <w:instrText xml:space="preserve"> PAGEREF _Toc241099356 \h </w:instrText>
         </w:r>
         <w:r>
           <w:rPr>
@@ -2706,7 +2706,7 @@
           <w14:ligatures w14:val="standardContextual"/>
         </w:rPr>
       </w:pPr>
-      <w:hyperlink w:anchor="_Toc241040298" w:history="1">
+      <w:hyperlink w:anchor="_Toc241099357" w:history="1">
         <w:r>
           <w:rPr>
             <w:rStyle w:val="aff1"/>
@@ -2733,7 +2733,7 @@
             <w:noProof/>
             <w:webHidden/>
           </w:rPr>
-          <w:instrText xml:space="preserve"> PAGEREF _Toc241040298 \h </w:instrText>
+          <w:instrText xml:space="preserve"> PAGEREF _Toc241099357 \h </w:instrText>
         </w:r>
         <w:r>
           <w:rPr>
@@ -2782,7 +2782,7 @@
           <w14:ligatures w14:val="standardContextual"/>
         </w:rPr>
       </w:pPr>
-      <w:hyperlink w:anchor="_Toc241040299" w:history="1">
+      <w:hyperlink w:anchor="_Toc241099358" w:history="1">
         <w:r>
           <w:rPr>
             <w:rStyle w:val="aff1"/>
@@ -2809,7 +2809,7 @@
             <w:noProof/>
             <w:webHidden/>
           </w:rPr>
-          <w:instrText xml:space="preserve"> PAGEREF _Toc241040299 \h </w:instrText>
+          <w:instrText xml:space="preserve"> PAGEREF _Toc241099358 \h </w:instrText>
         </w:r>
         <w:r>
           <w:rPr>
@@ -2858,7 +2858,7 @@
           <w14:ligatures w14:val="standardContextual"/>
         </w:rPr>
       </w:pPr>
-      <w:hyperlink w:anchor="_Toc241040300" w:history="1">
+      <w:hyperlink w:anchor="_Toc241099359" w:history="1">
         <w:r>
           <w:rPr>
             <w:rStyle w:val="aff1"/>
@@ -2885,7 +2885,7 @@
             <w:noProof/>
             <w:webHidden/>
           </w:rPr>
-          <w:instrText xml:space="preserve"> PAGEREF _Toc241040300 \h </w:instrText>
+          <w:instrText xml:space="preserve"> PAGEREF _Toc241099359 \h </w:instrText>
         </w:r>
         <w:r>
           <w:rPr>
@@ -2934,7 +2934,7 @@
           <w14:ligatures w14:val="standardContextual"/>
         </w:rPr>
       </w:pPr>
-      <w:hyperlink w:anchor="_Toc241040301" w:history="1">
+      <w:hyperlink w:anchor="_Toc241099360" w:history="1">
         <w:r>
           <w:rPr>
             <w:rStyle w:val="aff1"/>
@@ -2961,7 +2961,7 @@
             <w:noProof/>
             <w:webHidden/>
           </w:rPr>
-          <w:instrText xml:space="preserve"> PAGEREF _Toc241040301 \h </w:instrText>
+          <w:instrText xml:space="preserve"> PAGEREF _Toc241099360 \h </w:instrText>
         </w:r>
         <w:r>
           <w:rPr>
@@ -3010,7 +3010,7 @@
           <w14:ligatures w14:val="standardContextual"/>
         </w:rPr>
       </w:pPr>
-      <w:hyperlink w:anchor="_Toc241040302" w:history="1">
+      <w:hyperlink w:anchor="_Toc241099361" w:history="1">
         <w:r>
           <w:rPr>
             <w:rStyle w:val="aff1"/>
@@ -3037,7 +3037,7 @@
             <w:noProof/>
             <w:webHidden/>
           </w:rPr>
-          <w:instrText xml:space="preserve"> PAGEREF _Toc241040302 \h </w:instrText>
+          <w:instrText xml:space="preserve"> PAGEREF _Toc241099361 \h </w:instrText>
         </w:r>
         <w:r>
           <w:rPr>
@@ -3086,7 +3086,7 @@
           <w14:ligatures w14:val="standardContextual"/>
         </w:rPr>
       </w:pPr>
-      <w:hyperlink w:anchor="_Toc241040303" w:history="1">
+      <w:hyperlink w:anchor="_Toc241099362" w:history="1">
         <w:r>
           <w:rPr>
             <w:rStyle w:val="aff1"/>
@@ -3113,7 +3113,7 @@
             <w:noProof/>
             <w:webHidden/>
           </w:rPr>
-          <w:instrText xml:space="preserve"> PAGEREF _Toc241040303 \h </w:instrText>
+          <w:instrText xml:space="preserve"> PAGEREF _Toc241099362 \h </w:instrText>
         </w:r>
         <w:r>
           <w:rPr>
@@ -3133,7 +3133,7 @@
             <w:noProof/>
             <w:webHidden/>
           </w:rPr>
-          <w:t>16</w:t>
+          <w:t>17</w:t>
         </w:r>
         <w:r>
           <w:rPr>
@@ -3162,7 +3162,7 @@
           <w14:ligatures w14:val="standardContextual"/>
         </w:rPr>
       </w:pPr>
-      <w:hyperlink w:anchor="_Toc241040304" w:history="1">
+      <w:hyperlink w:anchor="_Toc241099363" w:history="1">
         <w:r>
           <w:rPr>
             <w:rStyle w:val="aff1"/>
@@ -3189,7 +3189,7 @@
             <w:noProof/>
             <w:webHidden/>
           </w:rPr>
-          <w:instrText xml:space="preserve"> PAGEREF _Toc241040304 \h </w:instrText>
+          <w:instrText xml:space="preserve"> PAGEREF _Toc241099363 \h </w:instrText>
         </w:r>
         <w:r>
           <w:rPr>
@@ -3209,7 +3209,7 @@
             <w:noProof/>
             <w:webHidden/>
           </w:rPr>
-          <w:t>17</w:t>
+          <w:t>18</w:t>
         </w:r>
         <w:r>
           <w:rPr>
@@ -3238,7 +3238,7 @@
           <w14:ligatures w14:val="standardContextual"/>
         </w:rPr>
       </w:pPr>
-      <w:hyperlink w:anchor="_Toc241040305" w:history="1">
+      <w:hyperlink w:anchor="_Toc241099364" w:history="1">
         <w:r>
           <w:rPr>
             <w:rStyle w:val="aff1"/>
@@ -3265,7 +3265,7 @@
             <w:noProof/>
             <w:webHidden/>
           </w:rPr>
-          <w:instrText xml:space="preserve"> PAGEREF _Toc241040305 \h </w:instrText>
+          <w:instrText xml:space="preserve"> PAGEREF _Toc241099364 \h </w:instrText>
         </w:r>
         <w:r>
           <w:rPr>
@@ -3285,7 +3285,7 @@
             <w:noProof/>
             <w:webHidden/>
           </w:rPr>
-          <w:t>17</w:t>
+          <w:t>18</w:t>
         </w:r>
         <w:r>
           <w:rPr>
@@ -3314,7 +3314,7 @@
           <w14:ligatures w14:val="standardContextual"/>
         </w:rPr>
       </w:pPr>
-      <w:hyperlink w:anchor="_Toc241040306" w:history="1">
+      <w:hyperlink w:anchor="_Toc241099365" w:history="1">
         <w:r>
           <w:rPr>
             <w:rStyle w:val="aff1"/>
@@ -3341,7 +3341,7 @@
             <w:noProof/>
             <w:webHidden/>
           </w:rPr>
-          <w:instrText xml:space="preserve"> PAGEREF _Toc241040306 \h </w:instrText>
+          <w:instrText xml:space="preserve"> PAGEREF _Toc241099365 \h </w:instrText>
         </w:r>
         <w:r>
           <w:rPr>
@@ -3390,7 +3390,7 @@
           <w14:ligatures w14:val="standardContextual"/>
         </w:rPr>
       </w:pPr>
-      <w:hyperlink w:anchor="_Toc241040307" w:history="1">
+      <w:hyperlink w:anchor="_Toc241099366" w:history="1">
         <w:r>
           <w:rPr>
             <w:rStyle w:val="aff1"/>
@@ -3417,7 +3417,7 @@
             <w:noProof/>
             <w:webHidden/>
           </w:rPr>
-          <w:instrText xml:space="preserve"> PAGEREF _Toc241040307 \h </w:instrText>
+          <w:instrText xml:space="preserve"> PAGEREF _Toc241099366 \h </w:instrText>
         </w:r>
         <w:r>
           <w:rPr>
@@ -3437,7 +3437,7 @@
             <w:noProof/>
             <w:webHidden/>
           </w:rPr>
-          <w:t>18</w:t>
+          <w:t>19</w:t>
         </w:r>
         <w:r>
           <w:rPr>
@@ -3466,7 +3466,7 @@
           <w14:ligatures w14:val="standardContextual"/>
         </w:rPr>
       </w:pPr>
-      <w:hyperlink w:anchor="_Toc241040308" w:history="1">
+      <w:hyperlink w:anchor="_Toc241099367" w:history="1">
         <w:r>
           <w:rPr>
             <w:rStyle w:val="aff1"/>
@@ -3493,7 +3493,7 @@
             <w:noProof/>
             <w:webHidden/>
           </w:rPr>
-          <w:instrText xml:space="preserve"> PAGEREF _Toc241040308 \h </w:instrText>
+          <w:instrText xml:space="preserve"> PAGEREF _Toc241099367 \h </w:instrText>
         </w:r>
         <w:r>
           <w:rPr>
@@ -3542,7 +3542,7 @@
           <w14:ligatures w14:val="standardContextual"/>
         </w:rPr>
       </w:pPr>
-      <w:hyperlink w:anchor="_Toc241040309" w:history="1">
+      <w:hyperlink w:anchor="_Toc241099368" w:history="1">
         <w:r>
           <w:rPr>
             <w:rStyle w:val="aff1"/>
@@ -3569,7 +3569,7 @@
             <w:noProof/>
             <w:webHidden/>
           </w:rPr>
-          <w:instrText xml:space="preserve"> PAGEREF _Toc241040309 \h </w:instrText>
+          <w:instrText xml:space="preserve"> PAGEREF _Toc241099368 \h </w:instrText>
         </w:r>
         <w:r>
           <w:rPr>
@@ -3589,7 +3589,7 @@
             <w:noProof/>
             <w:webHidden/>
           </w:rPr>
-          <w:t>19</w:t>
+          <w:t>20</w:t>
         </w:r>
         <w:r>
           <w:rPr>
@@ -3618,7 +3618,7 @@
           <w14:ligatures w14:val="standardContextual"/>
         </w:rPr>
       </w:pPr>
-      <w:hyperlink w:anchor="_Toc241040310" w:history="1">
+      <w:hyperlink w:anchor="_Toc241099369" w:history="1">
         <w:r>
           <w:rPr>
             <w:rStyle w:val="aff1"/>
@@ -3645,7 +3645,7 @@
             <w:noProof/>
             <w:webHidden/>
           </w:rPr>
-          <w:instrText xml:space="preserve"> PAGEREF _Toc241040310 \h </w:instrText>
+          <w:instrText xml:space="preserve"> PAGEREF _Toc241099369 \h </w:instrText>
         </w:r>
         <w:r>
           <w:rPr>
@@ -3665,7 +3665,7 @@
             <w:noProof/>
             <w:webHidden/>
           </w:rPr>
-          <w:t>20</w:t>
+          <w:t>21</w:t>
         </w:r>
         <w:r>
           <w:rPr>
@@ -3694,7 +3694,7 @@
           <w14:ligatures w14:val="standardContextual"/>
         </w:rPr>
       </w:pPr>
-      <w:hyperlink w:anchor="_Toc241040311" w:history="1">
+      <w:hyperlink w:anchor="_Toc241099370" w:history="1">
         <w:r>
           <w:rPr>
             <w:rStyle w:val="aff1"/>
@@ -3721,7 +3721,7 @@
             <w:noProof/>
             <w:webHidden/>
           </w:rPr>
-          <w:instrText xml:space="preserve"> PAGEREF _Toc241040311 \h </w:instrText>
+          <w:instrText xml:space="preserve"> PAGEREF _Toc241099370 \h </w:instrText>
         </w:r>
         <w:r>
           <w:rPr>
@@ -3770,7 +3770,7 @@
           <w14:ligatures w14:val="standardContextual"/>
         </w:rPr>
       </w:pPr>
-      <w:hyperlink w:anchor="_Toc241040312" w:history="1">
+      <w:hyperlink w:anchor="_Toc241099371" w:history="1">
         <w:r>
           <w:rPr>
             <w:rStyle w:val="aff1"/>
@@ -3797,7 +3797,7 @@
             <w:noProof/>
             <w:webHidden/>
           </w:rPr>
-          <w:instrText xml:space="preserve"> PAGEREF _Toc241040312 \h </w:instrText>
+          <w:instrText xml:space="preserve"> PAGEREF _Toc241099371 \h </w:instrText>
         </w:r>
         <w:r>
           <w:rPr>
@@ -3846,7 +3846,7 @@
           <w14:ligatures w14:val="standardContextual"/>
         </w:rPr>
       </w:pPr>
-      <w:hyperlink w:anchor="_Toc241040313" w:history="1">
+      <w:hyperlink w:anchor="_Toc241099372" w:history="1">
         <w:r>
           <w:rPr>
             <w:rStyle w:val="aff1"/>
@@ -3873,7 +3873,7 @@
             <w:noProof/>
             <w:webHidden/>
           </w:rPr>
-          <w:instrText xml:space="preserve"> PAGEREF _Toc241040313 \h </w:instrText>
+          <w:instrText xml:space="preserve"> PAGEREF _Toc241099372 \h </w:instrText>
         </w:r>
         <w:r>
           <w:rPr>
@@ -3893,7 +3893,7 @@
             <w:noProof/>
             <w:webHidden/>
           </w:rPr>
-          <w:t>22</w:t>
+          <w:t>23</w:t>
         </w:r>
         <w:r>
           <w:rPr>
@@ -3922,7 +3922,7 @@
           <w14:ligatures w14:val="standardContextual"/>
         </w:rPr>
       </w:pPr>
-      <w:hyperlink w:anchor="_Toc241040314" w:history="1">
+      <w:hyperlink w:anchor="_Toc241099373" w:history="1">
         <w:r>
           <w:rPr>
             <w:rStyle w:val="aff1"/>
@@ -3949,7 +3949,7 @@
             <w:noProof/>
             <w:webHidden/>
           </w:rPr>
-          <w:instrText xml:space="preserve"> PAGEREF _Toc241040314 \h </w:instrText>
+          <w:instrText xml:space="preserve"> PAGEREF _Toc241099373 \h </w:instrText>
         </w:r>
         <w:r>
           <w:rPr>
@@ -3969,7 +3969,7 @@
             <w:noProof/>
             <w:webHidden/>
           </w:rPr>
-          <w:t>22</w:t>
+          <w:t>23</w:t>
         </w:r>
         <w:r>
           <w:rPr>
@@ -3998,7 +3998,7 @@
           <w14:ligatures w14:val="standardContextual"/>
         </w:rPr>
       </w:pPr>
-      <w:hyperlink w:anchor="_Toc241040315" w:history="1">
+      <w:hyperlink w:anchor="_Toc241099374" w:history="1">
         <w:r>
           <w:rPr>
             <w:rStyle w:val="aff1"/>
@@ -4025,7 +4025,7 @@
             <w:noProof/>
             <w:webHidden/>
           </w:rPr>
-          <w:instrText xml:space="preserve"> PAGEREF _Toc241040315 \h </w:instrText>
+          <w:instrText xml:space="preserve"> PAGEREF _Toc241099374 \h </w:instrText>
         </w:r>
         <w:r>
           <w:rPr>
@@ -4045,7 +4045,7 @@
             <w:noProof/>
             <w:webHidden/>
           </w:rPr>
-          <w:t>22</w:t>
+          <w:t>23</w:t>
         </w:r>
         <w:r>
           <w:rPr>
@@ -4074,7 +4074,7 @@
           <w14:ligatures w14:val="standardContextual"/>
         </w:rPr>
       </w:pPr>
-      <w:hyperlink w:anchor="_Toc241040316" w:history="1">
+      <w:hyperlink w:anchor="_Toc241099375" w:history="1">
         <w:r>
           <w:rPr>
             <w:rStyle w:val="aff1"/>
@@ -4101,7 +4101,7 @@
             <w:noProof/>
             <w:webHidden/>
           </w:rPr>
-          <w:instrText xml:space="preserve"> PAGEREF _Toc241040316 \h </w:instrText>
+          <w:instrText xml:space="preserve"> PAGEREF _Toc241099375 \h </w:instrText>
         </w:r>
         <w:r>
           <w:rPr>
@@ -4121,7 +4121,7 @@
             <w:noProof/>
             <w:webHidden/>
           </w:rPr>
-          <w:t>23</w:t>
+          <w:t>24</w:t>
         </w:r>
         <w:r>
           <w:rPr>
@@ -4150,7 +4150,7 @@
           <w14:ligatures w14:val="standardContextual"/>
         </w:rPr>
       </w:pPr>
-      <w:hyperlink w:anchor="_Toc241040317" w:history="1">
+      <w:hyperlink w:anchor="_Toc241099376" w:history="1">
         <w:r>
           <w:rPr>
             <w:rStyle w:val="aff1"/>
@@ -4177,7 +4177,7 @@
             <w:noProof/>
             <w:webHidden/>
           </w:rPr>
-          <w:instrText xml:space="preserve"> PAGEREF _Toc241040317 \h </w:instrText>
+          <w:instrText xml:space="preserve"> PAGEREF _Toc241099376 \h </w:instrText>
         </w:r>
         <w:r>
           <w:rPr>
@@ -4225,7 +4225,7 @@
           <w14:ligatures w14:val="standardContextual"/>
         </w:rPr>
       </w:pPr>
-      <w:hyperlink w:anchor="_Toc241040318" w:history="1">
+      <w:hyperlink w:anchor="_Toc241099377" w:history="1">
         <w:r>
           <w:rPr>
             <w:rStyle w:val="aff1"/>
@@ -4252,7 +4252,7 @@
             <w:noProof/>
             <w:webHidden/>
           </w:rPr>
-          <w:instrText xml:space="preserve"> PAGEREF _Toc241040318 \h </w:instrText>
+          <w:instrText xml:space="preserve"> PAGEREF _Toc241099377 \h </w:instrText>
         </w:r>
         <w:r>
           <w:rPr>
@@ -4272,7 +4272,7 @@
             <w:noProof/>
             <w:webHidden/>
           </w:rPr>
-          <w:t>25</w:t>
+          <w:t>26</w:t>
         </w:r>
         <w:r>
           <w:rPr>
@@ -4301,7 +4301,7 @@
           <w14:ligatures w14:val="standardContextual"/>
         </w:rPr>
       </w:pPr>
-      <w:hyperlink w:anchor="_Toc241040319" w:history="1">
+      <w:hyperlink w:anchor="_Toc241099378" w:history="1">
         <w:r>
           <w:rPr>
             <w:rStyle w:val="aff1"/>
@@ -4328,7 +4328,7 @@
             <w:noProof/>
             <w:webHidden/>
           </w:rPr>
-          <w:instrText xml:space="preserve"> PAGEREF _Toc241040319 \h </w:instrText>
+          <w:instrText xml:space="preserve"> PAGEREF _Toc241099378 \h </w:instrText>
         </w:r>
         <w:r>
           <w:rPr>
@@ -4348,7 +4348,7 @@
             <w:noProof/>
             <w:webHidden/>
           </w:rPr>
-          <w:t>25</w:t>
+          <w:t>26</w:t>
         </w:r>
         <w:r>
           <w:rPr>
@@ -4377,7 +4377,7 @@
           <w14:ligatures w14:val="standardContextual"/>
         </w:rPr>
       </w:pPr>
-      <w:hyperlink w:anchor="_Toc241040320" w:history="1">
+      <w:hyperlink w:anchor="_Toc241099379" w:history="1">
         <w:r>
           <w:rPr>
             <w:rStyle w:val="aff1"/>
@@ -4404,7 +4404,7 @@
             <w:noProof/>
             <w:webHidden/>
           </w:rPr>
-          <w:instrText xml:space="preserve"> PAGEREF _Toc241040320 \h </w:instrText>
+          <w:instrText xml:space="preserve"> PAGEREF _Toc241099379 \h </w:instrText>
         </w:r>
         <w:r>
           <w:rPr>
@@ -4424,7 +4424,7 @@
             <w:noProof/>
             <w:webHidden/>
           </w:rPr>
-          <w:t>25</w:t>
+          <w:t>26</w:t>
         </w:r>
         <w:r>
           <w:rPr>
@@ -4453,7 +4453,7 @@
           <w14:ligatures w14:val="standardContextual"/>
         </w:rPr>
       </w:pPr>
-      <w:hyperlink w:anchor="_Toc241040321" w:history="1">
+      <w:hyperlink w:anchor="_Toc241099380" w:history="1">
         <w:r>
           <w:rPr>
             <w:rStyle w:val="aff1"/>
@@ -4480,7 +4480,7 @@
             <w:noProof/>
             <w:webHidden/>
           </w:rPr>
-          <w:instrText xml:space="preserve"> PAGEREF _Toc241040321 \h </w:instrText>
+          <w:instrText xml:space="preserve"> PAGEREF _Toc241099380 \h </w:instrText>
         </w:r>
         <w:r>
           <w:rPr>
@@ -4500,7 +4500,7 @@
             <w:noProof/>
             <w:webHidden/>
           </w:rPr>
-          <w:t>25</w:t>
+          <w:t>26</w:t>
         </w:r>
         <w:r>
           <w:rPr>
@@ -4529,7 +4529,7 @@
           <w14:ligatures w14:val="standardContextual"/>
         </w:rPr>
       </w:pPr>
-      <w:hyperlink w:anchor="_Toc241040322" w:history="1">
+      <w:hyperlink w:anchor="_Toc241099381" w:history="1">
         <w:r>
           <w:rPr>
             <w:rStyle w:val="aff1"/>
@@ -4556,7 +4556,7 @@
             <w:noProof/>
             <w:webHidden/>
           </w:rPr>
-          <w:instrText xml:space="preserve"> PAGEREF _Toc241040322 \h </w:instrText>
+          <w:instrText xml:space="preserve"> PAGEREF _Toc241099381 \h </w:instrText>
         </w:r>
         <w:r>
           <w:rPr>
@@ -4576,7 +4576,7 @@
             <w:noProof/>
             <w:webHidden/>
           </w:rPr>
-          <w:t>25</w:t>
+          <w:t>26</w:t>
         </w:r>
         <w:r>
           <w:rPr>
@@ -4605,7 +4605,7 @@
           <w14:ligatures w14:val="standardContextual"/>
         </w:rPr>
       </w:pPr>
-      <w:hyperlink w:anchor="_Toc241040323" w:history="1">
+      <w:hyperlink w:anchor="_Toc241099382" w:history="1">
         <w:r>
           <w:rPr>
             <w:rStyle w:val="aff1"/>
@@ -4632,7 +4632,7 @@
             <w:noProof/>
             <w:webHidden/>
           </w:rPr>
-          <w:instrText xml:space="preserve"> PAGEREF _Toc241040323 \h </w:instrText>
+          <w:instrText xml:space="preserve"> PAGEREF _Toc241099382 \h </w:instrText>
         </w:r>
         <w:r>
           <w:rPr>
@@ -4652,7 +4652,7 @@
             <w:noProof/>
             <w:webHidden/>
           </w:rPr>
-          <w:t>26</w:t>
+          <w:t>27</w:t>
         </w:r>
         <w:r>
           <w:rPr>
@@ -4681,7 +4681,7 @@
           <w14:ligatures w14:val="standardContextual"/>
         </w:rPr>
       </w:pPr>
-      <w:hyperlink w:anchor="_Toc241040324" w:history="1">
+      <w:hyperlink w:anchor="_Toc241099383" w:history="1">
         <w:r>
           <w:rPr>
             <w:rStyle w:val="aff1"/>
@@ -4708,7 +4708,7 @@
             <w:noProof/>
             <w:webHidden/>
           </w:rPr>
-          <w:instrText xml:space="preserve"> PAGEREF _Toc241040324 \h </w:instrText>
+          <w:instrText xml:space="preserve"> PAGEREF _Toc241099383 \h </w:instrText>
         </w:r>
         <w:r>
           <w:rPr>
@@ -4728,7 +4728,7 @@
             <w:noProof/>
             <w:webHidden/>
           </w:rPr>
-          <w:t>27</w:t>
+          <w:t>28</w:t>
         </w:r>
         <w:r>
           <w:rPr>
@@ -4757,7 +4757,7 @@
           <w14:ligatures w14:val="standardContextual"/>
         </w:rPr>
       </w:pPr>
-      <w:hyperlink w:anchor="_Toc241040325" w:history="1">
+      <w:hyperlink w:anchor="_Toc241099384" w:history="1">
         <w:r>
           <w:rPr>
             <w:rStyle w:val="aff1"/>
@@ -4784,7 +4784,7 @@
             <w:noProof/>
             <w:webHidden/>
           </w:rPr>
-          <w:instrText xml:space="preserve"> PAGEREF _Toc241040325 \h </w:instrText>
+          <w:instrText xml:space="preserve"> PAGEREF _Toc241099384 \h </w:instrText>
         </w:r>
         <w:r>
           <w:rPr>
@@ -4804,7 +4804,7 @@
             <w:noProof/>
             <w:webHidden/>
           </w:rPr>
-          <w:t>27</w:t>
+          <w:t>28</w:t>
         </w:r>
         <w:r>
           <w:rPr>
@@ -4833,7 +4833,7 @@
           <w14:ligatures w14:val="standardContextual"/>
         </w:rPr>
       </w:pPr>
-      <w:hyperlink w:anchor="_Toc241040326" w:history="1">
+      <w:hyperlink w:anchor="_Toc241099385" w:history="1">
         <w:r>
           <w:rPr>
             <w:rStyle w:val="aff1"/>
@@ -4860,7 +4860,7 @@
             <w:noProof/>
             <w:webHidden/>
           </w:rPr>
-          <w:instrText xml:space="preserve"> PAGEREF _Toc241040326 \h </w:instrText>
+          <w:instrText xml:space="preserve"> PAGEREF _Toc241099385 \h </w:instrText>
         </w:r>
         <w:r>
           <w:rPr>
@@ -4880,7 +4880,7 @@
             <w:noProof/>
             <w:webHidden/>
           </w:rPr>
-          <w:t>27</w:t>
+          <w:t>28</w:t>
         </w:r>
         <w:r>
           <w:rPr>
@@ -4909,7 +4909,7 @@
           <w14:ligatures w14:val="standardContextual"/>
         </w:rPr>
       </w:pPr>
-      <w:hyperlink w:anchor="_Toc241040327" w:history="1">
+      <w:hyperlink w:anchor="_Toc241099386" w:history="1">
         <w:r>
           <w:rPr>
             <w:rStyle w:val="aff1"/>
@@ -4936,7 +4936,7 @@
             <w:noProof/>
             <w:webHidden/>
           </w:rPr>
-          <w:instrText xml:space="preserve"> PAGEREF _Toc241040327 \h </w:instrText>
+          <w:instrText xml:space="preserve"> PAGEREF _Toc241099386 \h </w:instrText>
         </w:r>
         <w:r>
           <w:rPr>
@@ -4956,7 +4956,7 @@
             <w:noProof/>
             <w:webHidden/>
           </w:rPr>
-          <w:t>28</w:t>
+          <w:t>29</w:t>
         </w:r>
         <w:r>
           <w:rPr>
@@ -4985,7 +4985,7 @@
           <w14:ligatures w14:val="standardContextual"/>
         </w:rPr>
       </w:pPr>
-      <w:hyperlink w:anchor="_Toc241040328" w:history="1">
+      <w:hyperlink w:anchor="_Toc241099387" w:history="1">
         <w:r>
           <w:rPr>
             <w:rStyle w:val="aff1"/>
@@ -5012,7 +5012,7 @@
             <w:noProof/>
             <w:webHidden/>
           </w:rPr>
-          <w:instrText xml:space="preserve"> PAGEREF _Toc241040328 \h </w:instrText>
+          <w:instrText xml:space="preserve"> PAGEREF _Toc241099387 \h </w:instrText>
         </w:r>
         <w:r>
           <w:rPr>
@@ -5032,7 +5032,7 @@
             <w:noProof/>
             <w:webHidden/>
           </w:rPr>
-          <w:t>28</w:t>
+          <w:t>29</w:t>
         </w:r>
         <w:r>
           <w:rPr>
@@ -5061,7 +5061,7 @@
           <w14:ligatures w14:val="standardContextual"/>
         </w:rPr>
       </w:pPr>
-      <w:hyperlink w:anchor="_Toc241040329" w:history="1">
+      <w:hyperlink w:anchor="_Toc241099388" w:history="1">
         <w:r>
           <w:rPr>
             <w:rStyle w:val="aff1"/>
@@ -5088,7 +5088,7 @@
             <w:noProof/>
             <w:webHidden/>
           </w:rPr>
-          <w:instrText xml:space="preserve"> PAGEREF _Toc241040329 \h </w:instrText>
+          <w:instrText xml:space="preserve"> PAGEREF _Toc241099388 \h </w:instrText>
         </w:r>
         <w:r>
           <w:rPr>
@@ -5108,7 +5108,7 @@
             <w:noProof/>
             <w:webHidden/>
           </w:rPr>
-          <w:t>28</w:t>
+          <w:t>29</w:t>
         </w:r>
         <w:r>
           <w:rPr>
@@ -5137,7 +5137,7 @@
           <w14:ligatures w14:val="standardContextual"/>
         </w:rPr>
       </w:pPr>
-      <w:hyperlink w:anchor="_Toc241040330" w:history="1">
+      <w:hyperlink w:anchor="_Toc241099389" w:history="1">
         <w:r>
           <w:rPr>
             <w:rStyle w:val="aff1"/>
@@ -5164,7 +5164,7 @@
             <w:noProof/>
             <w:webHidden/>
           </w:rPr>
-          <w:instrText xml:space="preserve"> PAGEREF _Toc241040330 \h </w:instrText>
+          <w:instrText xml:space="preserve"> PAGEREF _Toc241099389 \h </w:instrText>
         </w:r>
         <w:r>
           <w:rPr>
@@ -5184,7 +5184,7 @@
             <w:noProof/>
             <w:webHidden/>
           </w:rPr>
-          <w:t>28</w:t>
+          <w:t>29</w:t>
         </w:r>
         <w:r>
           <w:rPr>
@@ -5213,7 +5213,7 @@
           <w14:ligatures w14:val="standardContextual"/>
         </w:rPr>
       </w:pPr>
-      <w:hyperlink w:anchor="_Toc241040331" w:history="1">
+      <w:hyperlink w:anchor="_Toc241099390" w:history="1">
         <w:r>
           <w:rPr>
             <w:rStyle w:val="aff1"/>
@@ -5240,7 +5240,7 @@
             <w:noProof/>
             <w:webHidden/>
           </w:rPr>
-          <w:instrText xml:space="preserve"> PAGEREF _Toc241040331 \h </w:instrText>
+          <w:instrText xml:space="preserve"> PAGEREF _Toc241099390 \h </w:instrText>
         </w:r>
         <w:r>
           <w:rPr>
@@ -5260,7 +5260,7 @@
             <w:noProof/>
             <w:webHidden/>
           </w:rPr>
-          <w:t>29</w:t>
+          <w:t>30</w:t>
         </w:r>
         <w:r>
           <w:rPr>
@@ -5289,7 +5289,7 @@
           <w14:ligatures w14:val="standardContextual"/>
         </w:rPr>
       </w:pPr>
-      <w:hyperlink w:anchor="_Toc241040332" w:history="1">
+      <w:hyperlink w:anchor="_Toc241099391" w:history="1">
         <w:r>
           <w:rPr>
             <w:rStyle w:val="aff1"/>
@@ -5316,7 +5316,7 @@
             <w:noProof/>
             <w:webHidden/>
           </w:rPr>
-          <w:instrText xml:space="preserve"> PAGEREF _Toc241040332 \h </w:instrText>
+          <w:instrText xml:space="preserve"> PAGEREF _Toc241099391 \h </w:instrText>
         </w:r>
         <w:r>
           <w:rPr>
@@ -5336,7 +5336,7 @@
             <w:noProof/>
             <w:webHidden/>
           </w:rPr>
-          <w:t>29</w:t>
+          <w:t>30</w:t>
         </w:r>
         <w:r>
           <w:rPr>
@@ -5365,7 +5365,7 @@
           <w14:ligatures w14:val="standardContextual"/>
         </w:rPr>
       </w:pPr>
-      <w:hyperlink w:anchor="_Toc241040333" w:history="1">
+      <w:hyperlink w:anchor="_Toc241099392" w:history="1">
         <w:r>
           <w:rPr>
             <w:rStyle w:val="aff1"/>
@@ -5392,7 +5392,7 @@
             <w:noProof/>
             <w:webHidden/>
           </w:rPr>
-          <w:instrText xml:space="preserve"> PAGEREF _Toc241040333 \h </w:instrText>
+          <w:instrText xml:space="preserve"> PAGEREF _Toc241099392 \h </w:instrText>
         </w:r>
         <w:r>
           <w:rPr>
@@ -5412,7 +5412,7 @@
             <w:noProof/>
             <w:webHidden/>
           </w:rPr>
-          <w:t>29</w:t>
+          <w:t>30</w:t>
         </w:r>
         <w:r>
           <w:rPr>
@@ -5441,7 +5441,7 @@
           <w14:ligatures w14:val="standardContextual"/>
         </w:rPr>
       </w:pPr>
-      <w:hyperlink w:anchor="_Toc241040334" w:history="1">
+      <w:hyperlink w:anchor="_Toc241099393" w:history="1">
         <w:r>
           <w:rPr>
             <w:rStyle w:val="aff1"/>
@@ -5468,7 +5468,7 @@
             <w:noProof/>
             <w:webHidden/>
           </w:rPr>
-          <w:instrText xml:space="preserve"> PAGEREF _Toc241040334 \h </w:instrText>
+          <w:instrText xml:space="preserve"> PAGEREF _Toc241099393 \h </w:instrText>
         </w:r>
         <w:r>
           <w:rPr>
@@ -5488,7 +5488,7 @@
             <w:noProof/>
             <w:webHidden/>
           </w:rPr>
-          <w:t>29</w:t>
+          <w:t>30</w:t>
         </w:r>
         <w:r>
           <w:rPr>
@@ -5517,7 +5517,7 @@
           <w14:ligatures w14:val="standardContextual"/>
         </w:rPr>
       </w:pPr>
-      <w:hyperlink w:anchor="_Toc241040335" w:history="1">
+      <w:hyperlink w:anchor="_Toc241099394" w:history="1">
         <w:r>
           <w:rPr>
             <w:rStyle w:val="aff1"/>
@@ -5544,7 +5544,7 @@
             <w:noProof/>
             <w:webHidden/>
           </w:rPr>
-          <w:instrText xml:space="preserve"> PAGEREF _Toc241040335 \h </w:instrText>
+          <w:instrText xml:space="preserve"> PAGEREF _Toc241099394 \h </w:instrText>
         </w:r>
         <w:r>
           <w:rPr>
@@ -5564,7 +5564,7 @@
             <w:noProof/>
             <w:webHidden/>
           </w:rPr>
-          <w:t>30</w:t>
+          <w:t>31</w:t>
         </w:r>
         <w:r>
           <w:rPr>
@@ -5593,7 +5593,7 @@
           <w14:ligatures w14:val="standardContextual"/>
         </w:rPr>
       </w:pPr>
-      <w:hyperlink w:anchor="_Toc241040336" w:history="1">
+      <w:hyperlink w:anchor="_Toc241099395" w:history="1">
         <w:r>
           <w:rPr>
             <w:rStyle w:val="aff1"/>
@@ -5620,7 +5620,7 @@
             <w:noProof/>
             <w:webHidden/>
           </w:rPr>
-          <w:instrText xml:space="preserve"> PAGEREF _Toc241040336 \h </w:instrText>
+          <w:instrText xml:space="preserve"> PAGEREF _Toc241099395 \h </w:instrText>
         </w:r>
         <w:r>
           <w:rPr>
@@ -5640,7 +5640,7 @@
             <w:noProof/>
             <w:webHidden/>
           </w:rPr>
-          <w:t>30</w:t>
+          <w:t>31</w:t>
         </w:r>
         <w:r>
           <w:rPr>
@@ -5669,7 +5669,7 @@
           <w14:ligatures w14:val="standardContextual"/>
         </w:rPr>
       </w:pPr>
-      <w:hyperlink w:anchor="_Toc241040337" w:history="1">
+      <w:hyperlink w:anchor="_Toc241099396" w:history="1">
         <w:r>
           <w:rPr>
             <w:rStyle w:val="aff1"/>
@@ -5696,7 +5696,7 @@
             <w:noProof/>
             <w:webHidden/>
           </w:rPr>
-          <w:instrText xml:space="preserve"> PAGEREF _Toc241040337 \h </w:instrText>
+          <w:instrText xml:space="preserve"> PAGEREF _Toc241099396 \h </w:instrText>
         </w:r>
         <w:r>
           <w:rPr>
@@ -5716,7 +5716,7 @@
             <w:noProof/>
             <w:webHidden/>
           </w:rPr>
-          <w:t>31</w:t>
+          <w:t>32</w:t>
         </w:r>
         <w:r>
           <w:rPr>
@@ -5745,7 +5745,7 @@
           <w14:ligatures w14:val="standardContextual"/>
         </w:rPr>
       </w:pPr>
-      <w:hyperlink w:anchor="_Toc241040338" w:history="1">
+      <w:hyperlink w:anchor="_Toc241099397" w:history="1">
         <w:r>
           <w:rPr>
             <w:rStyle w:val="aff1"/>
@@ -5772,7 +5772,7 @@
             <w:noProof/>
             <w:webHidden/>
           </w:rPr>
-          <w:instrText xml:space="preserve"> PAGEREF _Toc241040338 \h </w:instrText>
+          <w:instrText xml:space="preserve"> PAGEREF _Toc241099397 \h </w:instrText>
         </w:r>
         <w:r>
           <w:rPr>
@@ -5792,7 +5792,7 @@
             <w:noProof/>
             <w:webHidden/>
           </w:rPr>
-          <w:t>31</w:t>
+          <w:t>32</w:t>
         </w:r>
         <w:r>
           <w:rPr>
@@ -5821,7 +5821,7 @@
           <w14:ligatures w14:val="standardContextual"/>
         </w:rPr>
       </w:pPr>
-      <w:hyperlink w:anchor="_Toc241040339" w:history="1">
+      <w:hyperlink w:anchor="_Toc241099398" w:history="1">
         <w:r>
           <w:rPr>
             <w:rStyle w:val="aff1"/>
@@ -5848,7 +5848,7 @@
             <w:noProof/>
             <w:webHidden/>
           </w:rPr>
-          <w:instrText xml:space="preserve"> PAGEREF _Toc241040339 \h </w:instrText>
+          <w:instrText xml:space="preserve"> PAGEREF _Toc241099398 \h </w:instrText>
         </w:r>
         <w:r>
           <w:rPr>
@@ -5868,7 +5868,7 @@
             <w:noProof/>
             <w:webHidden/>
           </w:rPr>
-          <w:t>32</w:t>
+          <w:t>33</w:t>
         </w:r>
         <w:r>
           <w:rPr>
@@ -5896,7 +5896,7 @@
           <w14:ligatures w14:val="standardContextual"/>
         </w:rPr>
       </w:pPr>
-      <w:hyperlink w:anchor="_Toc241040340" w:history="1">
+      <w:hyperlink w:anchor="_Toc241099399" w:history="1">
         <w:r>
           <w:rPr>
             <w:rStyle w:val="aff1"/>
@@ -5923,7 +5923,7 @@
             <w:noProof/>
             <w:webHidden/>
           </w:rPr>
-          <w:instrText xml:space="preserve"> PAGEREF _Toc241040340 \h </w:instrText>
+          <w:instrText xml:space="preserve"> PAGEREF _Toc241099399 \h </w:instrText>
         </w:r>
         <w:r>
           <w:rPr>
@@ -5943,7 +5943,7 @@
             <w:noProof/>
             <w:webHidden/>
           </w:rPr>
-          <w:t>33</w:t>
+          <w:t>34</w:t>
         </w:r>
         <w:r>
           <w:rPr>
@@ -5972,7 +5972,7 @@
           <w14:ligatures w14:val="standardContextual"/>
         </w:rPr>
       </w:pPr>
-      <w:hyperlink w:anchor="_Toc241040341" w:history="1">
+      <w:hyperlink w:anchor="_Toc241099400" w:history="1">
         <w:r>
           <w:rPr>
             <w:rStyle w:val="aff1"/>
@@ -5999,7 +5999,7 @@
             <w:noProof/>
             <w:webHidden/>
           </w:rPr>
-          <w:instrText xml:space="preserve"> PAGEREF _Toc241040341 \h </w:instrText>
+          <w:instrText xml:space="preserve"> PAGEREF _Toc241099400 \h </w:instrText>
         </w:r>
         <w:r>
           <w:rPr>
@@ -6019,7 +6019,7 @@
             <w:noProof/>
             <w:webHidden/>
           </w:rPr>
-          <w:t>33</w:t>
+          <w:t>34</w:t>
         </w:r>
         <w:r>
           <w:rPr>
@@ -6048,7 +6048,7 @@
           <w14:ligatures w14:val="standardContextual"/>
         </w:rPr>
       </w:pPr>
-      <w:hyperlink w:anchor="_Toc241040342" w:history="1">
+      <w:hyperlink w:anchor="_Toc241099401" w:history="1">
         <w:r>
           <w:rPr>
             <w:rStyle w:val="aff1"/>
@@ -6075,7 +6075,7 @@
             <w:noProof/>
             <w:webHidden/>
           </w:rPr>
-          <w:instrText xml:space="preserve"> PAGEREF _Toc241040342 \h </w:instrText>
+          <w:instrText xml:space="preserve"> PAGEREF _Toc241099401 \h </w:instrText>
         </w:r>
         <w:r>
           <w:rPr>
@@ -6095,7 +6095,7 @@
             <w:noProof/>
             <w:webHidden/>
           </w:rPr>
-          <w:t>33</w:t>
+          <w:t>34</w:t>
         </w:r>
         <w:r>
           <w:rPr>
@@ -6124,7 +6124,7 @@
           <w14:ligatures w14:val="standardContextual"/>
         </w:rPr>
       </w:pPr>
-      <w:hyperlink w:anchor="_Toc241040343" w:history="1">
+      <w:hyperlink w:anchor="_Toc241099402" w:history="1">
         <w:r>
           <w:rPr>
             <w:rStyle w:val="aff1"/>
@@ -6151,7 +6151,7 @@
             <w:noProof/>
             <w:webHidden/>
           </w:rPr>
-          <w:instrText xml:space="preserve"> PAGEREF _Toc241040343 \h </w:instrText>
+          <w:instrText xml:space="preserve"> PAGEREF _Toc241099402 \h </w:instrText>
         </w:r>
         <w:r>
           <w:rPr>
@@ -6171,7 +6171,7 @@
             <w:noProof/>
             <w:webHidden/>
           </w:rPr>
-          <w:t>33</w:t>
+          <w:t>34</w:t>
         </w:r>
         <w:r>
           <w:rPr>
@@ -6200,7 +6200,7 @@
           <w14:ligatures w14:val="standardContextual"/>
         </w:rPr>
       </w:pPr>
-      <w:hyperlink w:anchor="_Toc241040344" w:history="1">
+      <w:hyperlink w:anchor="_Toc241099403" w:history="1">
         <w:r>
           <w:rPr>
             <w:rStyle w:val="aff1"/>
@@ -6227,7 +6227,7 @@
             <w:noProof/>
             <w:webHidden/>
           </w:rPr>
-          <w:instrText xml:space="preserve"> PAGEREF _Toc241040344 \h </w:instrText>
+          <w:instrText xml:space="preserve"> PAGEREF _Toc241099403 \h </w:instrText>
         </w:r>
         <w:r>
           <w:rPr>
@@ -6247,7 +6247,7 @@
             <w:noProof/>
             <w:webHidden/>
           </w:rPr>
-          <w:t>34</w:t>
+          <w:t>35</w:t>
         </w:r>
         <w:r>
           <w:rPr>
@@ -6276,7 +6276,7 @@
           <w14:ligatures w14:val="standardContextual"/>
         </w:rPr>
       </w:pPr>
-      <w:hyperlink w:anchor="_Toc241040345" w:history="1">
+      <w:hyperlink w:anchor="_Toc241099404" w:history="1">
         <w:r>
           <w:rPr>
             <w:rStyle w:val="aff1"/>
@@ -6303,7 +6303,7 @@
             <w:noProof/>
             <w:webHidden/>
           </w:rPr>
-          <w:instrText xml:space="preserve"> PAGEREF _Toc241040345 \h </w:instrText>
+          <w:instrText xml:space="preserve"> PAGEREF _Toc241099404 \h </w:instrText>
         </w:r>
         <w:r>
           <w:rPr>
@@ -6323,7 +6323,7 @@
             <w:noProof/>
             <w:webHidden/>
           </w:rPr>
-          <w:t>34</w:t>
+          <w:t>35</w:t>
         </w:r>
         <w:r>
           <w:rPr>
@@ -6352,7 +6352,7 @@
           <w14:ligatures w14:val="standardContextual"/>
         </w:rPr>
       </w:pPr>
-      <w:hyperlink w:anchor="_Toc241040346" w:history="1">
+      <w:hyperlink w:anchor="_Toc241099405" w:history="1">
         <w:r>
           <w:rPr>
             <w:rStyle w:val="aff1"/>
@@ -6379,7 +6379,7 @@
             <w:noProof/>
             <w:webHidden/>
           </w:rPr>
-          <w:instrText xml:space="preserve"> PAGEREF _Toc241040346 \h </w:instrText>
+          <w:instrText xml:space="preserve"> PAGEREF _Toc241099405 \h </w:instrText>
         </w:r>
         <w:r>
           <w:rPr>
@@ -6399,7 +6399,7 @@
             <w:noProof/>
             <w:webHidden/>
           </w:rPr>
-          <w:t>35</w:t>
+          <w:t>36</w:t>
         </w:r>
         <w:r>
           <w:rPr>
@@ -6428,7 +6428,7 @@
           <w14:ligatures w14:val="standardContextual"/>
         </w:rPr>
       </w:pPr>
-      <w:hyperlink w:anchor="_Toc241040347" w:history="1">
+      <w:hyperlink w:anchor="_Toc241099406" w:history="1">
         <w:r>
           <w:rPr>
             <w:rStyle w:val="aff1"/>
@@ -6455,7 +6455,7 @@
             <w:noProof/>
             <w:webHidden/>
           </w:rPr>
-          <w:instrText xml:space="preserve"> PAGEREF _Toc241040347 \h </w:instrText>
+          <w:instrText xml:space="preserve"> PAGEREF _Toc241099406 \h </w:instrText>
         </w:r>
         <w:r>
           <w:rPr>
@@ -6475,7 +6475,7 @@
             <w:noProof/>
             <w:webHidden/>
           </w:rPr>
-          <w:t>35</w:t>
+          <w:t>36</w:t>
         </w:r>
         <w:r>
           <w:rPr>
@@ -6504,7 +6504,7 @@
           <w14:ligatures w14:val="standardContextual"/>
         </w:rPr>
       </w:pPr>
-      <w:hyperlink w:anchor="_Toc241040348" w:history="1">
+      <w:hyperlink w:anchor="_Toc241099407" w:history="1">
         <w:r>
           <w:rPr>
             <w:rStyle w:val="aff1"/>
@@ -6531,7 +6531,7 @@
             <w:noProof/>
             <w:webHidden/>
           </w:rPr>
-          <w:instrText xml:space="preserve"> PAGEREF _Toc241040348 \h </w:instrText>
+          <w:instrText xml:space="preserve"> PAGEREF _Toc241099407 \h </w:instrText>
         </w:r>
         <w:r>
           <w:rPr>
@@ -6551,7 +6551,7 @@
             <w:noProof/>
             <w:webHidden/>
           </w:rPr>
-          <w:t>35</w:t>
+          <w:t>36</w:t>
         </w:r>
         <w:r>
           <w:rPr>
@@ -6580,7 +6580,7 @@
           <w14:ligatures w14:val="standardContextual"/>
         </w:rPr>
       </w:pPr>
-      <w:hyperlink w:anchor="_Toc241040349" w:history="1">
+      <w:hyperlink w:anchor="_Toc241099408" w:history="1">
         <w:r>
           <w:rPr>
             <w:rStyle w:val="aff1"/>
@@ -6607,7 +6607,7 @@
             <w:noProof/>
             <w:webHidden/>
           </w:rPr>
-          <w:instrText xml:space="preserve"> PAGEREF _Toc241040349 \h </w:instrText>
+          <w:instrText xml:space="preserve"> PAGEREF _Toc241099408 \h </w:instrText>
         </w:r>
         <w:r>
           <w:rPr>
@@ -6627,7 +6627,7 @@
             <w:noProof/>
             <w:webHidden/>
           </w:rPr>
-          <w:t>36</w:t>
+          <w:t>37</w:t>
         </w:r>
         <w:r>
           <w:rPr>
@@ -6656,7 +6656,7 @@
           <w14:ligatures w14:val="standardContextual"/>
         </w:rPr>
       </w:pPr>
-      <w:hyperlink w:anchor="_Toc241040350" w:history="1">
+      <w:hyperlink w:anchor="_Toc241099409" w:history="1">
         <w:r>
           <w:rPr>
             <w:rStyle w:val="aff1"/>
@@ -6683,7 +6683,7 @@
             <w:noProof/>
             <w:webHidden/>
           </w:rPr>
-          <w:instrText xml:space="preserve"> PAGEREF _Toc241040350 \h </w:instrText>
+          <w:instrText xml:space="preserve"> PAGEREF _Toc241099409 \h </w:instrText>
         </w:r>
         <w:r>
           <w:rPr>
@@ -6703,7 +6703,7 @@
             <w:noProof/>
             <w:webHidden/>
           </w:rPr>
-          <w:t>36</w:t>
+          <w:t>37</w:t>
         </w:r>
         <w:r>
           <w:rPr>
@@ -6732,7 +6732,7 @@
           <w14:ligatures w14:val="standardContextual"/>
         </w:rPr>
       </w:pPr>
-      <w:hyperlink w:anchor="_Toc241040351" w:history="1">
+      <w:hyperlink w:anchor="_Toc241099410" w:history="1">
         <w:r>
           <w:rPr>
             <w:rStyle w:val="aff1"/>
@@ -6759,7 +6759,7 @@
             <w:noProof/>
             <w:webHidden/>
           </w:rPr>
-          <w:instrText xml:space="preserve"> PAGEREF _Toc241040351 \h </w:instrText>
+          <w:instrText xml:space="preserve"> PAGEREF _Toc241099410 \h </w:instrText>
         </w:r>
         <w:r>
           <w:rPr>
@@ -6779,7 +6779,7 @@
             <w:noProof/>
             <w:webHidden/>
           </w:rPr>
-          <w:t>36</w:t>
+          <w:t>37</w:t>
         </w:r>
         <w:r>
           <w:rPr>
@@ -6808,7 +6808,7 @@
           <w14:ligatures w14:val="standardContextual"/>
         </w:rPr>
       </w:pPr>
-      <w:hyperlink w:anchor="_Toc241040352" w:history="1">
+      <w:hyperlink w:anchor="_Toc241099411" w:history="1">
         <w:r>
           <w:rPr>
             <w:rStyle w:val="aff1"/>
@@ -6835,7 +6835,7 @@
             <w:noProof/>
             <w:webHidden/>
           </w:rPr>
-          <w:instrText xml:space="preserve"> PAGEREF _Toc241040352 \h </w:instrText>
+          <w:instrText xml:space="preserve"> PAGEREF _Toc241099411 \h </w:instrText>
         </w:r>
         <w:r>
           <w:rPr>
@@ -6855,7 +6855,7 @@
             <w:noProof/>
             <w:webHidden/>
           </w:rPr>
-          <w:t>37</w:t>
+          <w:t>38</w:t>
         </w:r>
         <w:r>
           <w:rPr>
@@ -6884,7 +6884,7 @@
           <w14:ligatures w14:val="standardContextual"/>
         </w:rPr>
       </w:pPr>
-      <w:hyperlink w:anchor="_Toc241040353" w:history="1">
+      <w:hyperlink w:anchor="_Toc241099412" w:history="1">
         <w:r>
           <w:rPr>
             <w:rStyle w:val="aff1"/>
@@ -6911,7 +6911,7 @@
             <w:noProof/>
             <w:webHidden/>
           </w:rPr>
-          <w:instrText xml:space="preserve"> PAGEREF _Toc241040353 \h </w:instrText>
+          <w:instrText xml:space="preserve"> PAGEREF _Toc241099412 \h </w:instrText>
         </w:r>
         <w:r>
           <w:rPr>
@@ -6931,7 +6931,7 @@
             <w:noProof/>
             <w:webHidden/>
           </w:rPr>
-          <w:t>37</w:t>
+          <w:t>38</w:t>
         </w:r>
         <w:r>
           <w:rPr>
@@ -6960,7 +6960,7 @@
           <w14:ligatures w14:val="standardContextual"/>
         </w:rPr>
       </w:pPr>
-      <w:hyperlink w:anchor="_Toc241040354" w:history="1">
+      <w:hyperlink w:anchor="_Toc241099413" w:history="1">
         <w:r>
           <w:rPr>
             <w:rStyle w:val="aff1"/>
@@ -6987,7 +6987,7 @@
             <w:noProof/>
             <w:webHidden/>
           </w:rPr>
-          <w:instrText xml:space="preserve"> PAGEREF _Toc241040354 \h </w:instrText>
+          <w:instrText xml:space="preserve"> PAGEREF _Toc241099413 \h </w:instrText>
         </w:r>
         <w:r>
           <w:rPr>
@@ -7007,7 +7007,7 @@
             <w:noProof/>
             <w:webHidden/>
           </w:rPr>
-          <w:t>37</w:t>
+          <w:t>38</w:t>
         </w:r>
         <w:r>
           <w:rPr>
@@ -7036,7 +7036,7 @@
           <w14:ligatures w14:val="standardContextual"/>
         </w:rPr>
       </w:pPr>
-      <w:hyperlink w:anchor="_Toc241040355" w:history="1">
+      <w:hyperlink w:anchor="_Toc241099414" w:history="1">
         <w:r>
           <w:rPr>
             <w:rStyle w:val="aff1"/>
@@ -7063,7 +7063,7 @@
             <w:noProof/>
             <w:webHidden/>
           </w:rPr>
-          <w:instrText xml:space="preserve"> PAGEREF _Toc241040355 \h </w:instrText>
+          <w:instrText xml:space="preserve"> PAGEREF _Toc241099414 \h </w:instrText>
         </w:r>
         <w:r>
           <w:rPr>
@@ -7083,7 +7083,7 @@
             <w:noProof/>
             <w:webHidden/>
           </w:rPr>
-          <w:t>37</w:t>
+          <w:t>38</w:t>
         </w:r>
         <w:r>
           <w:rPr>
@@ -7112,7 +7112,7 @@
           <w14:ligatures w14:val="standardContextual"/>
         </w:rPr>
       </w:pPr>
-      <w:hyperlink w:anchor="_Toc241040356" w:history="1">
+      <w:hyperlink w:anchor="_Toc241099415" w:history="1">
         <w:r>
           <w:rPr>
             <w:rStyle w:val="aff1"/>
@@ -7139,7 +7139,7 @@
             <w:noProof/>
             <w:webHidden/>
           </w:rPr>
-          <w:instrText xml:space="preserve"> PAGEREF _Toc241040356 \h </w:instrText>
+          <w:instrText xml:space="preserve"> PAGEREF _Toc241099415 \h </w:instrText>
         </w:r>
         <w:r>
           <w:rPr>
@@ -7159,7 +7159,7 @@
             <w:noProof/>
             <w:webHidden/>
           </w:rPr>
-          <w:t>37</w:t>
+          <w:t>38</w:t>
         </w:r>
         <w:r>
           <w:rPr>
@@ -7188,7 +7188,7 @@
           <w14:ligatures w14:val="standardContextual"/>
         </w:rPr>
       </w:pPr>
-      <w:hyperlink w:anchor="_Toc241040357" w:history="1">
+      <w:hyperlink w:anchor="_Toc241099416" w:history="1">
         <w:r>
           <w:rPr>
             <w:rStyle w:val="aff1"/>
@@ -7215,7 +7215,7 @@
             <w:noProof/>
             <w:webHidden/>
           </w:rPr>
-          <w:instrText xml:space="preserve"> PAGEREF _Toc241040357 \h </w:instrText>
+          <w:instrText xml:space="preserve"> PAGEREF _Toc241099416 \h </w:instrText>
         </w:r>
         <w:r>
           <w:rPr>
@@ -7235,7 +7235,7 @@
             <w:noProof/>
             <w:webHidden/>
           </w:rPr>
-          <w:t>38</w:t>
+          <w:t>39</w:t>
         </w:r>
         <w:r>
           <w:rPr>
@@ -7264,7 +7264,7 @@
           <w14:ligatures w14:val="standardContextual"/>
         </w:rPr>
       </w:pPr>
-      <w:hyperlink w:anchor="_Toc241040358" w:history="1">
+      <w:hyperlink w:anchor="_Toc241099417" w:history="1">
         <w:r>
           <w:rPr>
             <w:rStyle w:val="aff1"/>
@@ -7291,7 +7291,7 @@
             <w:noProof/>
             <w:webHidden/>
           </w:rPr>
-          <w:instrText xml:space="preserve"> PAGEREF _Toc241040358 \h </w:instrText>
+          <w:instrText xml:space="preserve"> PAGEREF _Toc241099417 \h </w:instrText>
         </w:r>
         <w:r>
           <w:rPr>
@@ -7311,7 +7311,7 @@
             <w:noProof/>
             <w:webHidden/>
           </w:rPr>
-          <w:t>38</w:t>
+          <w:t>39</w:t>
         </w:r>
         <w:r>
           <w:rPr>
@@ -7340,7 +7340,7 @@
           <w14:ligatures w14:val="standardContextual"/>
         </w:rPr>
       </w:pPr>
-      <w:hyperlink w:anchor="_Toc241040359" w:history="1">
+      <w:hyperlink w:anchor="_Toc241099418" w:history="1">
         <w:r>
           <w:rPr>
             <w:rStyle w:val="aff1"/>
@@ -7367,7 +7367,7 @@
             <w:noProof/>
             <w:webHidden/>
           </w:rPr>
-          <w:instrText xml:space="preserve"> PAGEREF _Toc241040359 \h </w:instrText>
+          <w:instrText xml:space="preserve"> PAGEREF _Toc241099418 \h </w:instrText>
         </w:r>
         <w:r>
           <w:rPr>
@@ -7387,7 +7387,7 @@
             <w:noProof/>
             <w:webHidden/>
           </w:rPr>
-          <w:t>38</w:t>
+          <w:t>39</w:t>
         </w:r>
         <w:r>
           <w:rPr>
@@ -7416,7 +7416,7 @@
           <w14:ligatures w14:val="standardContextual"/>
         </w:rPr>
       </w:pPr>
-      <w:hyperlink w:anchor="_Toc241040360" w:history="1">
+      <w:hyperlink w:anchor="_Toc241099419" w:history="1">
         <w:r>
           <w:rPr>
             <w:rStyle w:val="aff1"/>
@@ -7443,7 +7443,7 @@
             <w:noProof/>
             <w:webHidden/>
           </w:rPr>
-          <w:instrText xml:space="preserve"> PAGEREF _Toc241040360 \h </w:instrText>
+          <w:instrText xml:space="preserve"> PAGEREF _Toc241099419 \h </w:instrText>
         </w:r>
         <w:r>
           <w:rPr>
@@ -7463,7 +7463,7 @@
             <w:noProof/>
             <w:webHidden/>
           </w:rPr>
-          <w:t>39</w:t>
+          <w:t>40</w:t>
         </w:r>
         <w:r>
           <w:rPr>
@@ -7492,7 +7492,7 @@
           <w14:ligatures w14:val="standardContextual"/>
         </w:rPr>
       </w:pPr>
-      <w:hyperlink w:anchor="_Toc241040361" w:history="1">
+      <w:hyperlink w:anchor="_Toc241099420" w:history="1">
         <w:r>
           <w:rPr>
             <w:rStyle w:val="aff1"/>
@@ -7519,7 +7519,7 @@
             <w:noProof/>
             <w:webHidden/>
           </w:rPr>
-          <w:instrText xml:space="preserve"> PAGEREF _Toc241040361 \h </w:instrText>
+          <w:instrText xml:space="preserve"> PAGEREF _Toc241099420 \h </w:instrText>
         </w:r>
         <w:r>
           <w:rPr>
@@ -7539,7 +7539,7 @@
             <w:noProof/>
             <w:webHidden/>
           </w:rPr>
-          <w:t>39</w:t>
+          <w:t>40</w:t>
         </w:r>
         <w:r>
           <w:rPr>
@@ -7568,7 +7568,7 @@
           <w14:ligatures w14:val="standardContextual"/>
         </w:rPr>
       </w:pPr>
-      <w:hyperlink w:anchor="_Toc241040362" w:history="1">
+      <w:hyperlink w:anchor="_Toc241099421" w:history="1">
         <w:r>
           <w:rPr>
             <w:rStyle w:val="aff1"/>
@@ -7595,7 +7595,7 @@
             <w:noProof/>
             <w:webHidden/>
           </w:rPr>
-          <w:instrText xml:space="preserve"> PAGEREF _Toc241040362 \h </w:instrText>
+          <w:instrText xml:space="preserve"> PAGEREF _Toc241099421 \h </w:instrText>
         </w:r>
         <w:r>
           <w:rPr>
@@ -7615,7 +7615,7 @@
             <w:noProof/>
             <w:webHidden/>
           </w:rPr>
-          <w:t>39</w:t>
+          <w:t>40</w:t>
         </w:r>
         <w:r>
           <w:rPr>
@@ -7644,7 +7644,7 @@
           <w14:ligatures w14:val="standardContextual"/>
         </w:rPr>
       </w:pPr>
-      <w:hyperlink w:anchor="_Toc241040363" w:history="1">
+      <w:hyperlink w:anchor="_Toc241099422" w:history="1">
         <w:r>
           <w:rPr>
             <w:rStyle w:val="aff1"/>
@@ -7671,7 +7671,7 @@
             <w:noProof/>
             <w:webHidden/>
           </w:rPr>
-          <w:instrText xml:space="preserve"> PAGEREF _Toc241040363 \h </w:instrText>
+          <w:instrText xml:space="preserve"> PAGEREF _Toc241099422 \h </w:instrText>
         </w:r>
         <w:r>
           <w:rPr>
@@ -7691,7 +7691,7 @@
             <w:noProof/>
             <w:webHidden/>
           </w:rPr>
-          <w:t>39</w:t>
+          <w:t>40</w:t>
         </w:r>
         <w:r>
           <w:rPr>
@@ -7720,7 +7720,7 @@
           <w14:ligatures w14:val="standardContextual"/>
         </w:rPr>
       </w:pPr>
-      <w:hyperlink w:anchor="_Toc241040364" w:history="1">
+      <w:hyperlink w:anchor="_Toc241099423" w:history="1">
         <w:r>
           <w:rPr>
             <w:rStyle w:val="aff1"/>
@@ -7747,7 +7747,7 @@
             <w:noProof/>
             <w:webHidden/>
           </w:rPr>
-          <w:instrText xml:space="preserve"> PAGEREF _Toc241040364 \h </w:instrText>
+          <w:instrText xml:space="preserve"> PAGEREF _Toc241099423 \h </w:instrText>
         </w:r>
         <w:r>
           <w:rPr>
@@ -7767,7 +7767,7 @@
             <w:noProof/>
             <w:webHidden/>
           </w:rPr>
-          <w:t>40</w:t>
+          <w:t>41</w:t>
         </w:r>
         <w:r>
           <w:rPr>
@@ -7796,7 +7796,7 @@
           <w14:ligatures w14:val="standardContextual"/>
         </w:rPr>
       </w:pPr>
-      <w:hyperlink w:anchor="_Toc241040365" w:history="1">
+      <w:hyperlink w:anchor="_Toc241099424" w:history="1">
         <w:r>
           <w:rPr>
             <w:rStyle w:val="aff1"/>
@@ -7823,7 +7823,7 @@
             <w:noProof/>
             <w:webHidden/>
           </w:rPr>
-          <w:instrText xml:space="preserve"> PAGEREF _Toc241040365 \h </w:instrText>
+          <w:instrText xml:space="preserve"> PAGEREF _Toc241099424 \h </w:instrText>
         </w:r>
         <w:r>
           <w:rPr>
@@ -7843,7 +7843,7 @@
             <w:noProof/>
             <w:webHidden/>
           </w:rPr>
-          <w:t>41</w:t>
+          <w:t>42</w:t>
         </w:r>
         <w:r>
           <w:rPr>
@@ -7872,7 +7872,7 @@
           <w14:ligatures w14:val="standardContextual"/>
         </w:rPr>
       </w:pPr>
-      <w:hyperlink w:anchor="_Toc241040366" w:history="1">
+      <w:hyperlink w:anchor="_Toc241099425" w:history="1">
         <w:r>
           <w:rPr>
             <w:rStyle w:val="aff1"/>
@@ -7899,7 +7899,7 @@
             <w:noProof/>
             <w:webHidden/>
           </w:rPr>
-          <w:instrText xml:space="preserve"> PAGEREF _Toc241040366 \h </w:instrText>
+          <w:instrText xml:space="preserve"> PAGEREF _Toc241099425 \h </w:instrText>
         </w:r>
         <w:r>
           <w:rPr>
@@ -7919,7 +7919,7 @@
             <w:noProof/>
             <w:webHidden/>
           </w:rPr>
-          <w:t>41</w:t>
+          <w:t>42</w:t>
         </w:r>
         <w:r>
           <w:rPr>
@@ -7948,7 +7948,7 @@
           <w14:ligatures w14:val="standardContextual"/>
         </w:rPr>
       </w:pPr>
-      <w:hyperlink w:anchor="_Toc241040367" w:history="1">
+      <w:hyperlink w:anchor="_Toc241099426" w:history="1">
         <w:r>
           <w:rPr>
             <w:rStyle w:val="aff1"/>
@@ -7975,7 +7975,7 @@
             <w:noProof/>
             <w:webHidden/>
           </w:rPr>
-          <w:instrText xml:space="preserve"> PAGEREF _Toc241040367 \h </w:instrText>
+          <w:instrText xml:space="preserve"> PAGEREF _Toc241099426 \h </w:instrText>
         </w:r>
         <w:r>
           <w:rPr>
@@ -7995,7 +7995,7 @@
             <w:noProof/>
             <w:webHidden/>
           </w:rPr>
-          <w:t>41</w:t>
+          <w:t>42</w:t>
         </w:r>
         <w:r>
           <w:rPr>
@@ -8024,7 +8024,7 @@
           <w14:ligatures w14:val="standardContextual"/>
         </w:rPr>
       </w:pPr>
-      <w:hyperlink w:anchor="_Toc241040368" w:history="1">
+      <w:hyperlink w:anchor="_Toc241099427" w:history="1">
         <w:r>
           <w:rPr>
             <w:rStyle w:val="aff1"/>
@@ -8051,7 +8051,7 @@
             <w:noProof/>
             <w:webHidden/>
           </w:rPr>
-          <w:instrText xml:space="preserve"> PAGEREF _Toc241040368 \h </w:instrText>
+          <w:instrText xml:space="preserve"> PAGEREF _Toc241099427 \h </w:instrText>
         </w:r>
         <w:r>
           <w:rPr>
@@ -8071,7 +8071,7 @@
             <w:noProof/>
             <w:webHidden/>
           </w:rPr>
-          <w:t>42</w:t>
+          <w:t>43</w:t>
         </w:r>
         <w:r>
           <w:rPr>
@@ -8100,7 +8100,7 @@
           <w14:ligatures w14:val="standardContextual"/>
         </w:rPr>
       </w:pPr>
-      <w:hyperlink w:anchor="_Toc241040369" w:history="1">
+      <w:hyperlink w:anchor="_Toc241099428" w:history="1">
         <w:r>
           <w:rPr>
             <w:rStyle w:val="aff1"/>
@@ -8127,7 +8127,7 @@
             <w:noProof/>
             <w:webHidden/>
           </w:rPr>
-          <w:instrText xml:space="preserve"> PAGEREF _Toc241040369 \h </w:instrText>
+          <w:instrText xml:space="preserve"> PAGEREF _Toc241099428 \h </w:instrText>
         </w:r>
         <w:r>
           <w:rPr>
@@ -8147,7 +8147,7 @@
             <w:noProof/>
             <w:webHidden/>
           </w:rPr>
-          <w:t>42</w:t>
+          <w:t>43</w:t>
         </w:r>
         <w:r>
           <w:rPr>
@@ -8176,7 +8176,7 @@
           <w14:ligatures w14:val="standardContextual"/>
         </w:rPr>
       </w:pPr>
-      <w:hyperlink w:anchor="_Toc241040370" w:history="1">
+      <w:hyperlink w:anchor="_Toc241099429" w:history="1">
         <w:r>
           <w:rPr>
             <w:rStyle w:val="aff1"/>
@@ -8203,7 +8203,7 @@
             <w:noProof/>
             <w:webHidden/>
           </w:rPr>
-          <w:instrText xml:space="preserve"> PAGEREF _Toc241040370 \h </w:instrText>
+          <w:instrText xml:space="preserve"> PAGEREF _Toc241099429 \h </w:instrText>
         </w:r>
         <w:r>
           <w:rPr>
@@ -8223,7 +8223,7 @@
             <w:noProof/>
             <w:webHidden/>
           </w:rPr>
-          <w:t>42</w:t>
+          <w:t>43</w:t>
         </w:r>
         <w:r>
           <w:rPr>
@@ -8252,7 +8252,7 @@
           <w14:ligatures w14:val="standardContextual"/>
         </w:rPr>
       </w:pPr>
-      <w:hyperlink w:anchor="_Toc241040371" w:history="1">
+      <w:hyperlink w:anchor="_Toc241099430" w:history="1">
         <w:r>
           <w:rPr>
             <w:rStyle w:val="aff1"/>
@@ -8279,7 +8279,7 @@
             <w:noProof/>
             <w:webHidden/>
           </w:rPr>
-          <w:instrText xml:space="preserve"> PAGEREF _Toc241040371 \h </w:instrText>
+          <w:instrText xml:space="preserve"> PAGEREF _Toc241099430 \h </w:instrText>
         </w:r>
         <w:r>
           <w:rPr>
@@ -8299,7 +8299,7 @@
             <w:noProof/>
             <w:webHidden/>
           </w:rPr>
-          <w:t>43</w:t>
+          <w:t>44</w:t>
         </w:r>
         <w:r>
           <w:rPr>
@@ -8328,7 +8328,7 @@
           <w14:ligatures w14:val="standardContextual"/>
         </w:rPr>
       </w:pPr>
-      <w:hyperlink w:anchor="_Toc241040372" w:history="1">
+      <w:hyperlink w:anchor="_Toc241099431" w:history="1">
         <w:r>
           <w:rPr>
             <w:rStyle w:val="aff1"/>
@@ -8355,7 +8355,7 @@
             <w:noProof/>
             <w:webHidden/>
           </w:rPr>
-          <w:instrText xml:space="preserve"> PAGEREF _Toc241040372 \h </w:instrText>
+          <w:instrText xml:space="preserve"> PAGEREF _Toc241099431 \h </w:instrText>
         </w:r>
         <w:r>
           <w:rPr>
@@ -8375,7 +8375,7 @@
             <w:noProof/>
             <w:webHidden/>
           </w:rPr>
-          <w:t>44</w:t>
+          <w:t>45</w:t>
         </w:r>
         <w:r>
           <w:rPr>
@@ -8404,7 +8404,7 @@
           <w14:ligatures w14:val="standardContextual"/>
         </w:rPr>
       </w:pPr>
-      <w:hyperlink w:anchor="_Toc241040373" w:history="1">
+      <w:hyperlink w:anchor="_Toc241099432" w:history="1">
         <w:r>
           <w:rPr>
             <w:rStyle w:val="aff1"/>
@@ -8431,7 +8431,7 @@
             <w:noProof/>
             <w:webHidden/>
           </w:rPr>
-          <w:instrText xml:space="preserve"> PAGEREF _Toc241040373 \h </w:instrText>
+          <w:instrText xml:space="preserve"> PAGEREF _Toc241099432 \h </w:instrText>
         </w:r>
         <w:r>
           <w:rPr>
@@ -8451,7 +8451,7 @@
             <w:noProof/>
             <w:webHidden/>
           </w:rPr>
-          <w:t>45</w:t>
+          <w:t>46</w:t>
         </w:r>
         <w:r>
           <w:rPr>
@@ -8480,7 +8480,7 @@
           <w14:ligatures w14:val="standardContextual"/>
         </w:rPr>
       </w:pPr>
-      <w:hyperlink w:anchor="_Toc241040374" w:history="1">
+      <w:hyperlink w:anchor="_Toc241099433" w:history="1">
         <w:r>
           <w:rPr>
             <w:rStyle w:val="aff1"/>
@@ -8507,7 +8507,7 @@
             <w:noProof/>
             <w:webHidden/>
           </w:rPr>
-          <w:instrText xml:space="preserve"> PAGEREF _Toc241040374 \h </w:instrText>
+          <w:instrText xml:space="preserve"> PAGEREF _Toc241099433 \h </w:instrText>
         </w:r>
         <w:r>
           <w:rPr>
@@ -8527,7 +8527,7 @@
             <w:noProof/>
             <w:webHidden/>
           </w:rPr>
-          <w:t>45</w:t>
+          <w:t>46</w:t>
         </w:r>
         <w:r>
           <w:rPr>
@@ -8556,7 +8556,7 @@
           <w14:ligatures w14:val="standardContextual"/>
         </w:rPr>
       </w:pPr>
-      <w:hyperlink w:anchor="_Toc241040375" w:history="1">
+      <w:hyperlink w:anchor="_Toc241099434" w:history="1">
         <w:r>
           <w:rPr>
             <w:rStyle w:val="aff1"/>
@@ -8583,7 +8583,7 @@
             <w:noProof/>
             <w:webHidden/>
           </w:rPr>
-          <w:instrText xml:space="preserve"> PAGEREF _Toc241040375 \h </w:instrText>
+          <w:instrText xml:space="preserve"> PAGEREF _Toc241099434 \h </w:instrText>
         </w:r>
         <w:r>
           <w:rPr>
@@ -8603,7 +8603,7 @@
             <w:noProof/>
             <w:webHidden/>
           </w:rPr>
-          <w:t>45</w:t>
+          <w:t>46</w:t>
         </w:r>
         <w:r>
           <w:rPr>
@@ -8632,7 +8632,7 @@
           <w14:ligatures w14:val="standardContextual"/>
         </w:rPr>
       </w:pPr>
-      <w:hyperlink w:anchor="_Toc241040376" w:history="1">
+      <w:hyperlink w:anchor="_Toc241099435" w:history="1">
         <w:r>
           <w:rPr>
             <w:rStyle w:val="aff1"/>
@@ -8659,7 +8659,7 @@
             <w:noProof/>
             <w:webHidden/>
           </w:rPr>
-          <w:instrText xml:space="preserve"> PAGEREF _Toc241040376 \h </w:instrText>
+          <w:instrText xml:space="preserve"> PAGEREF _Toc241099435 \h </w:instrText>
         </w:r>
         <w:r>
           <w:rPr>
@@ -8679,7 +8679,7 @@
             <w:noProof/>
             <w:webHidden/>
           </w:rPr>
-          <w:t>47</w:t>
+          <w:t>48</w:t>
         </w:r>
         <w:r>
           <w:rPr>
@@ -8708,7 +8708,7 @@
           <w14:ligatures w14:val="standardContextual"/>
         </w:rPr>
       </w:pPr>
-      <w:hyperlink w:anchor="_Toc241040377" w:history="1">
+      <w:hyperlink w:anchor="_Toc241099436" w:history="1">
         <w:r>
           <w:rPr>
             <w:rStyle w:val="aff1"/>
@@ -8735,7 +8735,7 @@
             <w:noProof/>
             <w:webHidden/>
           </w:rPr>
-          <w:instrText xml:space="preserve"> PAGEREF _Toc241040377 \h </w:instrText>
+          <w:instrText xml:space="preserve"> PAGEREF _Toc241099436 \h </w:instrText>
         </w:r>
         <w:r>
           <w:rPr>
@@ -8755,7 +8755,7 @@
             <w:noProof/>
             <w:webHidden/>
           </w:rPr>
-          <w:t>48</w:t>
+          <w:t>49</w:t>
         </w:r>
         <w:r>
           <w:rPr>
@@ -8784,7 +8784,7 @@
           <w14:ligatures w14:val="standardContextual"/>
         </w:rPr>
       </w:pPr>
-      <w:hyperlink w:anchor="_Toc241040378" w:history="1">
+      <w:hyperlink w:anchor="_Toc241099437" w:history="1">
         <w:r>
           <w:rPr>
             <w:rStyle w:val="aff1"/>
@@ -8811,7 +8811,7 @@
             <w:noProof/>
             <w:webHidden/>
           </w:rPr>
-          <w:instrText xml:space="preserve"> PAGEREF _Toc241040378 \h </w:instrText>
+          <w:instrText xml:space="preserve"> PAGEREF _Toc241099437 \h </w:instrText>
         </w:r>
         <w:r>
           <w:rPr>
@@ -8831,7 +8831,7 @@
             <w:noProof/>
             <w:webHidden/>
           </w:rPr>
-          <w:t>48</w:t>
+          <w:t>49</w:t>
         </w:r>
         <w:r>
           <w:rPr>
@@ -8859,7 +8859,7 @@
           <w14:ligatures w14:val="standardContextual"/>
         </w:rPr>
       </w:pPr>
-      <w:hyperlink w:anchor="_Toc241040379" w:history="1">
+      <w:hyperlink w:anchor="_Toc241099438" w:history="1">
         <w:r>
           <w:rPr>
             <w:rStyle w:val="aff1"/>
@@ -8886,7 +8886,7 @@
             <w:noProof/>
             <w:webHidden/>
           </w:rPr>
-          <w:instrText xml:space="preserve"> PAGEREF _Toc241040379 \h </w:instrText>
+          <w:instrText xml:space="preserve"> PAGEREF _Toc241099438 \h </w:instrText>
         </w:r>
         <w:r>
           <w:rPr>
@@ -8906,7 +8906,7 @@
             <w:noProof/>
             <w:webHidden/>
           </w:rPr>
-          <w:t>50</w:t>
+          <w:t>51</w:t>
         </w:r>
         <w:r>
           <w:rPr>
@@ -8941,7 +8941,7 @@
           <w:numId w:val="10"/>
         </w:numPr>
       </w:pPr>
-      <w:bookmarkStart w:id="0" w:name="_Toc241040270"/>
+      <w:bookmarkStart w:id="0" w:name="_Toc241099329"/>
       <w:r>
         <w:lastRenderedPageBreak/>
         <w:t>기술</w:t>
@@ -8974,7 +8974,7 @@
           <w:numId w:val="10"/>
         </w:numPr>
       </w:pPr>
-      <w:bookmarkStart w:id="1" w:name="_Toc241040271"/>
+      <w:bookmarkStart w:id="1" w:name="_Toc241099330"/>
       <w:r>
         <w:t>Network Authority / Data</w:t>
       </w:r>
@@ -8988,7 +8988,7 @@
           <w:numId w:val="10"/>
         </w:numPr>
       </w:pPr>
-      <w:bookmarkStart w:id="2" w:name="_Toc241040272"/>
+      <w:bookmarkStart w:id="2" w:name="_Toc241099331"/>
       <w:r>
         <w:t>Authority Flow</w:t>
       </w:r>
@@ -9051,7 +9051,7 @@
           <w:numId w:val="10"/>
         </w:numPr>
       </w:pPr>
-      <w:bookmarkStart w:id="3" w:name="_Toc241040273"/>
+      <w:bookmarkStart w:id="3" w:name="_Toc241099332"/>
       <w:r>
         <w:t>Client Cannot Commit</w:t>
       </w:r>
@@ -9137,7 +9137,7 @@
           <w:numId w:val="10"/>
         </w:numPr>
       </w:pPr>
-      <w:bookmarkStart w:id="4" w:name="_Toc241040274"/>
+      <w:bookmarkStart w:id="4" w:name="_Toc241099333"/>
       <w:r>
         <w:t>Data Tables</w:t>
       </w:r>
@@ -9555,7 +9555,7 @@
           <w:numId w:val="10"/>
         </w:numPr>
       </w:pPr>
-      <w:bookmarkStart w:id="5" w:name="_Toc241040275"/>
+      <w:bookmarkStart w:id="5" w:name="_Toc241099334"/>
       <w:r>
         <w:t>W1~W3 Implementation Baseline</w:t>
       </w:r>
@@ -9569,7 +9569,7 @@
           <w:numId w:val="10"/>
         </w:numPr>
       </w:pPr>
-      <w:bookmarkStart w:id="6" w:name="_Toc241040276"/>
+      <w:bookmarkStart w:id="6" w:name="_Toc241099335"/>
       <w:r>
         <w:t>W1 — Core Multiplayer / Inventory</w:t>
       </w:r>
@@ -9870,7 +9870,7 @@
           <w:numId w:val="10"/>
         </w:numPr>
       </w:pPr>
-      <w:bookmarkStart w:id="7" w:name="_Toc241040277"/>
+      <w:bookmarkStart w:id="7" w:name="_Toc241099336"/>
       <w:r>
         <w:t>W2 — Blueprint / UI / Guard Shell</w:t>
       </w:r>
@@ -10276,7 +10276,7 @@
           <w:numId w:val="10"/>
         </w:numPr>
       </w:pPr>
-      <w:bookmarkStart w:id="8" w:name="_Toc241040278"/>
+      <w:bookmarkStart w:id="8" w:name="_Toc241099337"/>
       <w:r>
         <w:t>W3 Start Rule</w:t>
       </w:r>
@@ -10342,7 +10342,7 @@
           <w:numId w:val="10"/>
         </w:numPr>
       </w:pPr>
-      <w:bookmarkStart w:id="9" w:name="_Toc241040279"/>
+      <w:bookmarkStart w:id="9" w:name="_Toc241099338"/>
       <w:r>
         <w:t>Risk / Cut Rules</w:t>
       </w:r>
@@ -10720,7 +10720,7 @@
           <w:numId w:val="10"/>
         </w:numPr>
       </w:pPr>
-      <w:bookmarkStart w:id="10" w:name="_Toc241040280"/>
+      <w:bookmarkStart w:id="10" w:name="_Toc241099339"/>
       <w:r>
         <w:lastRenderedPageBreak/>
         <w:t>Automatic Cut Order</w:t>
@@ -10826,10 +10826,6 @@
               <w:jc w:val="center"/>
             </w:pPr>
             <w:r>
-              <w:rPr>
-                <w:b/>
-                <w:color w:val="17365D"/>
-              </w:rPr>
               <w:t>Do Not Cut First-Person PvE, Surface Forgery, Contract Target/Quota, Walk/Sprint, Nameplate/Team Status, Floor Plan, 상태 피드백, Patrol/CCTV/Laser, Guard Inspection/Alert, Extraction Deposit, Online Session과 Packaging은 게임 정체성과 진행 가독성에 필수다.</w:t>
             </w:r>
           </w:p>
@@ -10852,7 +10848,7 @@
           <w:numId w:val="10"/>
         </w:numPr>
       </w:pPr>
-      <w:bookmarkStart w:id="11" w:name="_Toc241040281"/>
+      <w:bookmarkStart w:id="11" w:name="_Toc241099340"/>
       <w:r>
         <w:lastRenderedPageBreak/>
         <w:t>런타임</w:t>
@@ -10873,7 +10869,7 @@
           <w:numId w:val="10"/>
         </w:numPr>
       </w:pPr>
-      <w:bookmarkStart w:id="12" w:name="_Toc241040282"/>
+      <w:bookmarkStart w:id="12" w:name="_Toc241099341"/>
       <w:r>
         <w:t>구현</w:t>
       </w:r>
@@ -10899,7 +10895,7 @@
           <w:numId w:val="10"/>
         </w:numPr>
       </w:pPr>
-      <w:bookmarkStart w:id="13" w:name="_Toc241040283"/>
+      <w:bookmarkStart w:id="13" w:name="_Toc241099342"/>
       <w:r>
         <w:t>재사용</w:t>
       </w:r>
@@ -11557,7 +11553,7 @@
           <w:numId w:val="10"/>
         </w:numPr>
       </w:pPr>
-      <w:bookmarkStart w:id="14" w:name="_Toc241040284"/>
+      <w:bookmarkStart w:id="14" w:name="_Toc241099343"/>
       <w:r>
         <w:t xml:space="preserve">Legacy </w:t>
       </w:r>
@@ -12096,7 +12092,7 @@
           <w:numId w:val="10"/>
         </w:numPr>
       </w:pPr>
-      <w:bookmarkStart w:id="15" w:name="_Toc241040285"/>
+      <w:bookmarkStart w:id="15" w:name="_Toc241099344"/>
       <w:r>
         <w:t>캐릭터</w:t>
       </w:r>
@@ -12134,7 +12130,7 @@
           <w:numId w:val="10"/>
         </w:numPr>
       </w:pPr>
-      <w:bookmarkStart w:id="16" w:name="_Toc241040286"/>
+      <w:bookmarkStart w:id="16" w:name="_Toc241099345"/>
       <w:r>
         <w:t>기본</w:t>
       </w:r>
@@ -12612,10 +12608,7 @@
               <w:pStyle w:val="TableText"/>
             </w:pPr>
             <w:r>
-              <w:rPr>
-                <w:sz w:val="16"/>
-              </w:rPr>
-              <w:t>1.35초 기본</w:t>
+              <w:t>2.025초 기본</w:t>
             </w:r>
           </w:p>
         </w:tc>
@@ -12626,7 +12619,7 @@
           </w:tcPr>
           <w:p>
             <w:r>
-              <w:t>0.15초 후보 검사 / 1.2~1.5초 Build-up / 사건당 경계도 +0.5 + nearby Guard once / Cooldown</w:t>
+              <w:t>0.15초 후보 검사 / 1.8~2.25초 Build-up / 사건당 경계도 +0.5 + nearby Guard once / Cooldown</w:t>
             </w:r>
           </w:p>
         </w:tc>
@@ -12933,7 +12926,7 @@
           <w:numId w:val="10"/>
         </w:numPr>
       </w:pPr>
-      <w:bookmarkStart w:id="17" w:name="_Toc241040287"/>
+      <w:bookmarkStart w:id="17" w:name="_Toc241099346"/>
       <w:r>
         <w:t>1</w:t>
       </w:r>
@@ -13010,7 +13003,7 @@
           <w:numId w:val="10"/>
         </w:numPr>
       </w:pPr>
-      <w:bookmarkStart w:id="18" w:name="_Toc241040288"/>
+      <w:bookmarkStart w:id="18" w:name="_Toc241099347"/>
       <w:r>
         <w:lastRenderedPageBreak/>
         <w:t>커스터마이징</w:t>
@@ -14288,7 +14281,7 @@
           <w:numId w:val="10"/>
         </w:numPr>
       </w:pPr>
-      <w:bookmarkStart w:id="19" w:name="_Toc241040289"/>
+      <w:bookmarkStart w:id="19" w:name="_Toc241099348"/>
       <w:r>
         <w:t xml:space="preserve">Grid Inventory, Loose Loot </w:t>
       </w:r>
@@ -14311,7 +14304,7 @@
           <w:numId w:val="10"/>
         </w:numPr>
       </w:pPr>
-      <w:bookmarkStart w:id="20" w:name="_Toc241040290"/>
+      <w:bookmarkStart w:id="20" w:name="_Toc241099349"/>
       <w:r>
         <w:t xml:space="preserve">Grid Inventory </w:t>
       </w:r>
@@ -14394,7 +14387,7 @@
           <w:numId w:val="10"/>
         </w:numPr>
       </w:pPr>
-      <w:bookmarkStart w:id="21" w:name="_Toc241040291"/>
+      <w:bookmarkStart w:id="21" w:name="_Toc241099350"/>
       <w:r>
         <w:t xml:space="preserve">Loose Loot </w:t>
       </w:r>
@@ -15270,7 +15263,7 @@
           <w:numId w:val="10"/>
         </w:numPr>
       </w:pPr>
-      <w:bookmarkStart w:id="22" w:name="_Toc241040292"/>
+      <w:bookmarkStart w:id="22" w:name="_Toc241099351"/>
       <w:r>
         <w:t>무게</w:t>
       </w:r>
@@ -15347,7 +15340,7 @@
           <w:numId w:val="10"/>
         </w:numPr>
       </w:pPr>
-      <w:bookmarkStart w:id="23" w:name="_Toc241040293"/>
+      <w:bookmarkStart w:id="23" w:name="_Toc241099352"/>
       <w:r>
         <w:t>QuickSlot</w:t>
       </w:r>
@@ -15613,7 +15606,7 @@
           <w:numId w:val="10"/>
         </w:numPr>
       </w:pPr>
-      <w:bookmarkStart w:id="24" w:name="_Toc241040294"/>
+      <w:bookmarkStart w:id="24" w:name="_Toc241099353"/>
       <w:r>
         <w:lastRenderedPageBreak/>
         <w:t xml:space="preserve">First-Person </w:t>
@@ -15652,7 +15645,7 @@
           <w:numId w:val="10"/>
         </w:numPr>
       </w:pPr>
-      <w:bookmarkStart w:id="25" w:name="_Toc241040295"/>
+      <w:bookmarkStart w:id="25" w:name="_Toc241099354"/>
       <w:r>
         <w:t>손전등</w:t>
       </w:r>
@@ -16064,7 +16057,7 @@
           <w:numId w:val="10"/>
         </w:numPr>
       </w:pPr>
-      <w:bookmarkStart w:id="26" w:name="_Toc241040296"/>
+      <w:bookmarkStart w:id="26" w:name="_Toc241099355"/>
       <w:r>
         <w:t>Noise Level</w:t>
       </w:r>
@@ -16716,7 +16709,7 @@
           <w:numId w:val="10"/>
         </w:numPr>
       </w:pPr>
-      <w:bookmarkStart w:id="27" w:name="_Toc241040297"/>
+      <w:bookmarkStart w:id="27" w:name="_Toc241099356"/>
       <w:r>
         <w:t xml:space="preserve">Guard SoundPing </w:t>
       </w:r>
@@ -17039,7 +17032,7 @@
           <w:numId w:val="10"/>
         </w:numPr>
       </w:pPr>
-      <w:bookmarkStart w:id="28" w:name="_Toc241040298"/>
+      <w:bookmarkStart w:id="28" w:name="_Toc241099357"/>
       <w:r>
         <w:lastRenderedPageBreak/>
         <w:t xml:space="preserve">Guard PvE AI </w:t>
@@ -17057,7 +17050,7 @@
           <w:numId w:val="10"/>
         </w:numPr>
       </w:pPr>
-      <w:bookmarkStart w:id="29" w:name="_Toc241040299"/>
+      <w:bookmarkStart w:id="29" w:name="_Toc241099358"/>
       <w:r>
         <w:t>기본</w:t>
       </w:r>
@@ -17601,7 +17594,7 @@
           <w:numId w:val="10"/>
         </w:numPr>
       </w:pPr>
-      <w:bookmarkStart w:id="30" w:name="_Toc241040300"/>
+      <w:bookmarkStart w:id="30" w:name="_Toc241099359"/>
       <w:r>
         <w:t>상태</w:t>
       </w:r>
@@ -18280,7 +18273,7 @@
           <w:numId w:val="10"/>
         </w:numPr>
       </w:pPr>
-      <w:bookmarkStart w:id="31" w:name="_Toc241040301"/>
+      <w:bookmarkStart w:id="31" w:name="_Toc241099360"/>
       <w:r>
         <w:t>InspectExhibit</w:t>
       </w:r>
@@ -18342,7 +18335,7 @@
           <w:numId w:val="10"/>
         </w:numPr>
       </w:pPr>
-      <w:bookmarkStart w:id="32" w:name="_Toc241040302"/>
+      <w:bookmarkStart w:id="32" w:name="_Toc241099361"/>
       <w:r>
         <w:t>CCTV</w:t>
       </w:r>
@@ -18356,11 +18349,11 @@
     </w:p>
     <w:p>
       <w:r>
-        <w:t xml:space="preserve">AHeistSecurityCameraActor는 서버 Timer에서 Overlap 후보만 0.15초 간격으로 거리·각도·LOS 검사한다. 기본 Detection Build-up은 1.35초, 허용 범위는 1.2~1.5초이며 완전 발각만 서버 경계도 </w:t>
+        <w:t xml:space="preserve">AHeistSecurityCameraActor는 AActor를 유지하고 UAIPerceptionComponent의 Sight로 거리·시야각·차폐를 판정한다. Box Collision과 Overlap 후보 수집은 사용하지 않는다. GetActorEyesViewPoint는 SensorOrigin과 서버 시간 기반 Sweep 방향을 반환하며 메시 회전도 같은 </w:t>
       </w:r>
       <w:r>
         <w:lastRenderedPageBreak/>
-        <w:t>+0.5와 근처 Guard 1회 Investigate를 요청한다. Client는 Sweep Epoch, LED/Cone과 Audio Presentation만 소비한다.</w:t>
+        <w:t>방향을 표현한다. 감지는 서버 InGame에서만 활성화하고 현재 감지 중인 Player만 0.15초마다 누적한다. Sight 상실은 해당 Player 누적을 즉시 지우며 기억된 위치는 발각에 사용하지 않는다. Sight/LoseSight 반경은 동일하며 자동 성공 범위는 비활성화한다. 기본 Detection Build-up 2.025초(허용 1.8~2.25초), Cooldown과 상태 제외는 기존 서버 정책을 유지한다. 완전 발각은 사건별 Alert +0.5와 근처 Guard 1회 Investigate를 요청한다. 유효 Player 첫 포착은 발각 확정 전에도 서버 Sweep을 정지한다. 다른 유효 Player가 남거나 Cooldown 중에도 정지를 유지한다. 모든 대상의 시야 상실·파괴·퇴장·상태 제외 뒤 BalanceData의 SecurityCameraResumeDelaySeconds(기본 1.5초)를 기다리고, 재포착하면 대기를 취소한다. 정지 서버 시각과 Sweep Epoch를 복제한다. 재개 시 정지 경과만큼 Epoch를 늦춰 각도와 회전 진행 방향을 보존한다. Match 종료와 EndPlay는 복귀 Timer와 정지 상태를 정리한다. Client는 복제된 회전 시계와 감지 진행으로 Audio/Visual Presentation을 표현한다. SightLightComponent는 SensorOrigin에 부착한 Movable Spot Light이며 DetectionRange와 DetectionHalfAngle을 AttenuationRadius/OuterConeAngle에 적용한다. 방향은 같은 Sweep을 사용하고 그림자를 활성화한다. 복제된 DetectionProgressByte를 색상 보간에 사용하며 새 ConfirmedDetectionRevision은 0.75초 붉은색 표시를 만든다. 색상·강도는 Presentation이고 감지 결과를 변경하지 않는다. 빛은 거리·표면·차폐에 따라 감쇠하므로 조명 외곽은 별도 판정 경계가 아니다. CCTV 감지 거리는 기존 배치값의 2/3로 축소하며 조명도 같은 거리를 사용한다. 시야각은 유지한다.</w:t>
       </w:r>
     </w:p>
     <w:p>
@@ -18391,8 +18384,9 @@
           <w:numId w:val="10"/>
         </w:numPr>
       </w:pPr>
-      <w:bookmarkStart w:id="33" w:name="_Toc241040303"/>
+      <w:bookmarkStart w:id="33" w:name="_Toc241099362"/>
       <w:r>
+        <w:lastRenderedPageBreak/>
         <w:t>Arrest</w:t>
       </w:r>
       <w:r>
@@ -18414,11 +18408,7 @@
     </w:p>
     <w:p>
       <w:r>
-        <w:t xml:space="preserve">PvP Stun은 제거하고 Status Component와 Action Lock 기반은 Guard Arrest/Disabled 상태에 재사용한다. Guard Stun Timer가 끝나면 서버는 Detention/Evidence Anchor와 전체 미정산 Loose Loot·Original Snapshot을 검증하고, Evidence 슬롯을 예약한 뒤 공용 BP_Loot/BP_DroppedOriginal World Pickup을 임시 생성한다. Inventory Clear와 QuickSlot 정리를 Commit하고 Player를 Detention Cell로 Teleport한 뒤 Arrested를 확정하고 Pickup을 활성화한다. 어느 단계든 실패하면 임시 Actor와 위치 변경을 Rollback하고 기존 Inventory를 유지한다. Evidence는 Cell 구조 전에도 회수할 수 있고, 구조는 기존 Player Interaction/Arrest Clear 경로를 재사용한다. Arrest Commit은 Detention Door와 Anchor의 포함 관계를 검증한다. 문턱 점유는 체포를 거부하지 않는다. 열린 문은 서버 0.1초 타이머로 안전한 닫힘을 기다리며, 연결된 구금자가 모두 이탈하거나 퇴장하면 대기를 취소한다. Phase 종료와 EndPlay에서 닫기 타이머도 정리한다. AHeistDetentionDoorActor / BP_DetentionDoor 공용 Shell이 닫힘 Collision, Cell Bounds, 세 걸쇠, 작업자, 서버 시작 시각, Revision과 개방 상태를 소유한다. PlayerState의 DetentionDoor 참조와 초기 5초 Arrest 잠금은 분리한다. 5초 뒤 ClearArrested는 실내 입력만 복구하며 닫힌 Cell 내부에서는 CrewStatus Arrested와 경비 시야 면제를 유지한다. 외부인은 </w:t>
-      </w:r>
-      <w:r>
-        <w:lastRenderedPageBreak/>
-        <w:t>내부 작업을 서버 권한으로 인계받아 2초 Hold로 개방한다. 내부인은 체포 등록 여부와 무관하게 E로 작업 시작 후 성공 구간에서 E를 눌러 걸쇠를 해제한다. 다른 작업자의 진행 안내는 유지하되 외부 구조 중에는 소유권을 빼앗지 못한다. 서버는 연결, Pawn, Phase, Overlap, Cell 안팎, 작업자, 거리, Revision과 서버 시각을 검증한다. Client는 점수나 성공을 확정하지 않는다. 타이밍 판정은 서버 도착 시각에서 서버 PlayerState의 왕복 지연 절반을 최대 0.25초까지만 빼서 근사한다. 현재 라운드 시작 전 입력과 과거 Revision은 거부하며 Client가 판정 시각을 보내지 않는다. 걸쇠 주기 6초, 성공 구간 폭 28/20/14%, 중심 70%, 단계 시작 대기 0.5초를 초기값으로 사용한다. 실패는 현재 단계만 초기화하고 환경 금속음으로 Guard 조사를 요청한다. 이동·UI 모드 변경·Stun·Disconnect·End/EndPlay는 작업 소유권을 해제하며 완료 단계는 보존한다. 문이 이미 닫힌 상태의 추가 입소는 작업자, 라운드와 완료 걸쇠를 보존한다. 열린 문을 다시 잠그는 새 주기에서만 세 걸쇠를 초기화한다. 문 개방 시 Detention 참조를 제거하고, 닫힘 대기 중 밖으로 이탈한 플레이어의 참조도 제거한다. 문 개방과 Evidence 회수는 별도 Transaction이다. 닫힌 Cell 안 Player는 Guard/CCTV 시야와 재체포에서 제외하되 작업 실패 소음은 조사 대상으로 유지한다.</w:t>
+        <w:t>PvP Stun은 제거하고 Status Component와 Action Lock 기반은 Guard Arrest/Disabled 상태에 재사용한다. Guard Stun Timer가 끝나면 서버는 Detention/Evidence Anchor와 전체 미정산 Loose Loot·Original Snapshot을 검증하고, Evidence 슬롯을 예약한 뒤 공용 BP_Loot/BP_DroppedOriginal World Pickup을 임시 생성한다. Inventory Clear와 QuickSlot 정리를 Commit하고 Player를 Detention Cell로 Teleport한 뒤 Arrested를 확정하고 Pickup을 활성화한다. 어느 단계든 실패하면 임시 Actor와 위치 변경을 Rollback하고 기존 Inventory를 유지한다. Evidence는 Cell 구조 전에도 회수할 수 있고, 구조는 기존 Player Interaction/Arrest Clear 경로를 재사용한다. Arrest Commit은 Detention Door와 Anchor의 포함 관계를 검증한다. 문턱 점유는 체포를 거부하지 않는다. 열린 문은 서버 0.1초 타이머로 안전한 닫힘을 기다리며, 연결된 구금자가 모두 이탈하거나 퇴장하면 대기를 취소한다. Phase 종료와 EndPlay에서 닫기 타이머도 정리한다. AHeistDetentionDoorActor / BP_DetentionDoor 공용 Shell이 닫힘 Collision, Cell Bounds, 세 걸쇠, 작업자, 서버 시작 시각, Revision과 개방 상태를 소유한다. PlayerState의 DetentionDoor 참조와 초기 5초 Arrest 잠금은 분리한다. 5초 뒤 ClearArrested는 실내 입력만 복구하며 닫힌 Cell 내부에서는 CrewStatus Arrested와 경비 시야 면제를 유지한다. 외부인은 내부 작업을 서버 권한으로 인계받아 2초 Hold로 개방한다. 내부인은 체포 등록 여부와 무관하게 E로 작업 시작 후 성공 구간에서 E를 눌러 걸쇠를 해제한다. 다른 작업자의 진행 안내는 유지하되 외부 구조 중에는 소유권을 빼앗지 못한다. 서버는 연결, Pawn, Phase, Overlap, Cell 안팎, 작업자, 거리, Revision과 서버 시각을 검증한다. Client는 점수나 성공을 확정하지 않는다. 타이밍 판정은 서버 도착 시각에서 서버 PlayerState의 왕복 지연 절반을 최대 0.25초까지만 빼서 근사한다. 현재 라운드 시작 전 입력과 과거 Revision은 거부하며 Client가 판정 시각을 보내지 않는다. 걸쇠 주기 6초, 성공 구간 폭 28/20/14%, 중심 70%, 단계 시작 대기 0.5초를 초기값으로 사용한다. 실패는 현재 단계만 초기화하고 환경 금속음으로 Guard 조사를 요청한다. 이동·UI 모드 변경·Stun·Disconnect·End/EndPlay는 작업 소유권을 해제하며 완료 단계는 보존한다. 문이 이미 닫힌 상태의 추가 입소는 작업자, 라운드와 완료 걸쇠를 보존한다. 열린 문을 다시 잠그는 새 주기에서만 세 걸쇠를 초기화한다. 문 개방 시 Detention 참조를 제거하고, 닫힘 대기 중 밖으로 이탈한 플레이어의 참조도 제거한다. 문 개방과 Evidence 회수는 별도 Transaction이다. 닫힌 Cell 안 Player는 Guard/CCTV 시야와 재체포에서 제외하되 작업 실패 소음은 조사 대상으로 유지한다.</w:t>
       </w:r>
     </w:p>
     <w:p>
@@ -18429,8 +18419,9 @@
           <w:numId w:val="10"/>
         </w:numPr>
       </w:pPr>
-      <w:bookmarkStart w:id="34" w:name="_Toc241040304"/>
+      <w:bookmarkStart w:id="34" w:name="_Toc241099363"/>
       <w:r>
+        <w:lastRenderedPageBreak/>
         <w:t xml:space="preserve">Target Artifact, Exhibit Case Isolation </w:t>
       </w:r>
       <w:r>
@@ -18452,7 +18443,7 @@
           <w:numId w:val="10"/>
         </w:numPr>
       </w:pPr>
-      <w:bookmarkStart w:id="35" w:name="_Toc241040305"/>
+      <w:bookmarkStart w:id="35" w:name="_Toc241099364"/>
       <w:r>
         <w:t xml:space="preserve">Artifact / Exhibit Case </w:t>
       </w:r>
@@ -18817,7 +18808,6 @@
           </w:tcPr>
           <w:p>
             <w:r>
-              <w:lastRenderedPageBreak/>
               <w:t>Quality 영향</w:t>
             </w:r>
           </w:p>
@@ -18865,7 +18855,7 @@
           <w:numId w:val="10"/>
         </w:numPr>
       </w:pPr>
-      <w:bookmarkStart w:id="36" w:name="_Toc241040306"/>
+      <w:bookmarkStart w:id="36" w:name="_Toc241099365"/>
       <w:r>
         <w:t xml:space="preserve">Painting Display Case </w:t>
       </w:r>
@@ -19216,6 +19206,7 @@
           </w:tcPr>
           <w:p>
             <w:r>
+              <w:lastRenderedPageBreak/>
               <w:t>ReplicaReady</w:t>
             </w:r>
           </w:p>
@@ -19518,7 +19509,7 @@
           <w:numId w:val="10"/>
         </w:numPr>
       </w:pPr>
-      <w:bookmarkStart w:id="37" w:name="_Toc241040307"/>
+      <w:bookmarkStart w:id="37" w:name="_Toc241099366"/>
       <w:r>
         <w:t>Observation / Full-Screen Mode</w:t>
       </w:r>
@@ -19541,7 +19532,6 @@
         <w:pStyle w:val="a0"/>
       </w:pPr>
       <w:r>
-        <w:lastRenderedPageBreak/>
         <w:t>관찰 참고 작품은 현재 Case에서 준비한 Owner-only Forgery ArtifactId를 사용한다. 계약의 Required Target 표시는 별도로 유지한다. Action과 Forgery 준비 상태가 어느 순서로 복제돼도 준비 전에는 참고 표시를 숨기고 두 상태가 모두 유효할 때 갱신한다.</w:t>
       </w:r>
     </w:p>
@@ -19601,7 +19591,7 @@
           <w:numId w:val="10"/>
         </w:numPr>
       </w:pPr>
-      <w:bookmarkStart w:id="38" w:name="_Toc241040308"/>
+      <w:bookmarkStart w:id="38" w:name="_Toc241099367"/>
       <w:r>
         <w:t>Replica Review / Atomic Swap</w:t>
       </w:r>
@@ -19616,7 +19606,11 @@
         </w:numPr>
       </w:pPr>
       <w:r>
-        <w:t>Submit RPC는 Stroke 검증과 서버 Score 계산을 수행한다. Artifact MinimumForgeryScore와 프로젝트 하한 0.70 중 큰 값을 만족할 때만 Replica Texture 후보를 만들고 Case를 ReplicaReady로 전환한 뒤 UI Session을 종료한다. 기준 미달은 QualityBelowMinimum으로 거부하고 Session, 입력 화면과 남은 Timer를 유지한다.</w:t>
+        <w:t xml:space="preserve">Submit RPC는 Stroke 검증과 서버 Score 계산을 수행한다. Artifact MinimumForgeryScore와 프로젝트 하한 0.70 중 큰 값을 만족할 때만 Replica Texture 후보를 만들고 Case를 </w:t>
+      </w:r>
+      <w:r>
+        <w:lastRenderedPageBreak/>
+        <w:t>ReplicaReady로 전환한 뒤 UI Session을 종료한다. 기준 미달은 QualityBelowMinimum으로 거부하고 Session, 입력 화면과 남은 Timer를 유지한다.</w:t>
       </w:r>
     </w:p>
     <w:p>
@@ -19683,7 +19677,7 @@
           <w:numId w:val="10"/>
         </w:numPr>
       </w:pPr>
-      <w:bookmarkStart w:id="39" w:name="_Toc241040309"/>
+      <w:bookmarkStart w:id="39" w:name="_Toc241099368"/>
       <w:r>
         <w:t xml:space="preserve">Stroke </w:t>
       </w:r>
@@ -19725,8 +19719,11 @@
         </w:numPr>
       </w:pPr>
       <w:r>
+        <w:t xml:space="preserve">Stroke Count, Point Count, 좌표 범위, Stroke별 BrushPresetIndex 배열 수와 허용 범위, Payload Size를 검증한다. 허용 Brush Preset은 Template 비율과 무관한 고정 정규화 지름 소 0.020 / 중 0.040 / 대 0.080 세 단계이며, 800×800 Drawing Surface 기준 16 / 32 / 64 px다. Brush Preset 변경은 이후 새로 시작하는 Stroke에만 적용하고 이미 그린 Stroke의 굵기는 유지하며 Eraser 반경에는 영향을 주지 않는다. Local Painter와 화면 Raster는 전송 Point Budget과 분리해 제한 없이 유지하고, Submit 시에만 로컬 데이터를 변경하지 않는 전송용 복사본을 단순화한다. 정규화 좌표는 X/Y를 각각 16-bit Unsigned Integer로 양자화해 uint32 하나에 Packing한다. Template Transport Point Budget은 Easy 4096, Medium 5120, Hard 6144이며 48 KiB Payload 검증을 유지한다. 일반 UI는 Point Budget과 Score Raster Resolution을 노출하지 않고 Palette, Brush Size, 남은 시간과 ‘예상 품질 {점수}/100 · 제출 가능 70+’ 단일 표시를 사용한다. 작업 방법 Instruction과 별도 Mode Status는 튜토리얼 및 통합 Footer가 담당한다. Local Preview의 256×256 OpenCV 평가는 Pointer 입력 중 최대 1.25초 간격, Pointer Release 뒤 0.12초 기준으로 </w:t>
+      </w:r>
+      <w:r>
         <w:lastRenderedPageBreak/>
-        <w:t>Stroke Count, Point Count, 좌표 범위, Stroke별 BrushPresetIndex 배열 수와 허용 범위, Payload Size를 검증한다. 허용 Brush Preset은 Template 비율과 무관한 고정 정규화 지름 소 0.020 / 중 0.040 / 대 0.080 세 단계이며, 800×800 Drawing Surface 기준 16 / 32 / 64 px다. Brush Preset 변경은 이후 새로 시작하는 Stroke에만 적용하고 이미 그린 Stroke의 굵기는 유지하며 Eraser 반경에는 영향을 주지 않는다. Local Painter와 화면 Raster는 전송 Point Budget과 분리해 제한 없이 유지하고, Submit 시에만 로컬 데이터를 변경하지 않는 전송용 복사본을 단순화한다. 정규화 좌표는 X/Y를 각각 16-bit Unsigned Integer로 양자화해 uint32 하나에 Packing한다. Template Transport Point Budget은 Easy 4096, Medium 5120, Hard 6144이며 48 KiB Payload 검증을 유지한다. 일반 UI는 Point Budget과 Score Raster Resolution을 노출하지 않고 Palette, Brush Size, 남은 시간과 ‘예상 품질 {점수}/100 · 제출 가능 70+’ 단일 표시를 사용한다. 작업 방법 Instruction과 별도 Mode Status는 튜토리얼 및 통합 Footer가 담당한다. Local Preview의 256×256 OpenCV 평가는 Pointer 입력 중 최대 1.25초 간격, Pointer Release 뒤 0.12초 기준으로 갱신하며 입력 Event마다 타이머를 다시 시작하지 않는다. Local Preview가 70 미만이면 Submit Button을 비활성화하지만, Submit 시 서버 권한 최종 평가는 항상 전체 256×256 경로를 사용한다.</w:t>
+        <w:t>갱신하며 입력 Event마다 타이머를 다시 시작하지 않는다. Local Preview가 70 미만이면 Submit Button을 비활성화하지만, Submit 시 서버 권한 최종 평가는 항상 전체 256×256 경로를 사용한다.</w:t>
       </w:r>
     </w:p>
     <w:p>
@@ -19761,7 +19758,7 @@
           <w:numId w:val="10"/>
         </w:numPr>
       </w:pPr>
-      <w:bookmarkStart w:id="40" w:name="_Toc241040310"/>
+      <w:bookmarkStart w:id="40" w:name="_Toc241099369"/>
       <w:r>
         <w:t>Forgery Score And Replica Acceptance</w:t>
       </w:r>
@@ -19986,7 +19983,6 @@
               <w:pStyle w:val="TableText"/>
             </w:pPr>
             <w:r>
-              <w:lastRenderedPageBreak/>
               <w:t>30–49</w:t>
             </w:r>
           </w:p>
@@ -20051,7 +20047,7 @@
           <w:numId w:val="10"/>
         </w:numPr>
       </w:pPr>
-      <w:bookmarkStart w:id="41" w:name="_Toc241040311"/>
+      <w:bookmarkStart w:id="41" w:name="_Toc241099370"/>
       <w:r>
         <w:t xml:space="preserve">Template </w:t>
       </w:r>
@@ -20063,7 +20059,11 @@
     <w:p/>
     <w:p>
       <w:r>
-        <w:t>DT_ForgeryTemplate은 M01/M02/M03마다 유효한 Surface Template 40개를 보유한다. 서버는 MatchStart에 맵 Pool의 Shuffle Bag에서 20개를 중복 없이 Draw하고, Required Target Case를 첫 배정으로 고정한 뒤 나머지 활성 Painting Case에 하나씩 배정한다. Case는 Assigned TemplateId, ReferenceImage와 AssignmentRevision을 복제하며, Forgery 준비는 GameState의 단일 Template이 아니라 상호작용한 Case의 Assigned TemplateId를 검증·사용한다. 개발 중 카탈로그 또는 배치 Case가 부족하면 min(20, 유효 Template 수, 유효 Painting Case 수)만 안전하게 배정하고 INCOMPLETE를 기록한다. Release Gate는 각 맵 40개 카탈로그와 활성 Painting Case 20개를 모두 요구한다.</w:t>
+        <w:t xml:space="preserve">DT_ForgeryTemplate은 M01/M02/M03마다 유효한 Surface Template 40개를 보유한다. 서버는 MatchStart에 맵 Pool의 Shuffle Bag에서 20개를 중복 없이 Draw하고, Required Target Case를 첫 배정으로 고정한 뒤 나머지 활성 Painting Case에 하나씩 배정한다. Case는 Assigned TemplateId, ReferenceImage와 AssignmentRevision을 복제하며, Forgery 준비는 GameState의 단일 Template이 아니라 상호작용한 Case의 Assigned TemplateId를 검증·사용한다. 개발 중 카탈로그 또는 배치 Case가 </w:t>
+      </w:r>
+      <w:r>
+        <w:lastRenderedPageBreak/>
+        <w:t>부족하면 min(20, 유효 Template 수, 유효 Painting Case 수)만 안전하게 배정하고 INCOMPLETE를 기록한다. Release Gate는 각 맵 40개 카탈로그와 활성 Painting Case 20개를 모두 요구한다.</w:t>
       </w:r>
     </w:p>
     <w:tbl>
@@ -20986,9 +20986,8 @@
           <w:numId w:val="10"/>
         </w:numPr>
       </w:pPr>
-      <w:bookmarkStart w:id="42" w:name="_Toc241040312"/>
+      <w:bookmarkStart w:id="42" w:name="_Toc241099371"/>
       <w:r>
-        <w:lastRenderedPageBreak/>
         <w:t>Deferred Expansion: Object Assembly</w:t>
       </w:r>
       <w:bookmarkEnd w:id="42"/>
@@ -21016,8 +21015,9 @@
           <w:numId w:val="10"/>
         </w:numPr>
       </w:pPr>
-      <w:bookmarkStart w:id="43" w:name="_Toc241040313"/>
+      <w:bookmarkStart w:id="43" w:name="_Toc241099372"/>
       <w:r>
+        <w:lastRenderedPageBreak/>
         <w:t xml:space="preserve">Alert, Lockdown, Shared Extraction </w:t>
       </w:r>
       <w:r>
@@ -21039,7 +21039,7 @@
           <w:numId w:val="10"/>
         </w:numPr>
       </w:pPr>
-      <w:bookmarkStart w:id="44" w:name="_Toc241040314"/>
+      <w:bookmarkStart w:id="44" w:name="_Toc241099373"/>
       <w:r>
         <w:t>Alert Level</w:t>
       </w:r>
@@ -21340,7 +21340,7 @@
           <w:numId w:val="10"/>
         </w:numPr>
       </w:pPr>
-      <w:bookmarkStart w:id="45" w:name="_Toc241040315"/>
+      <w:bookmarkStart w:id="45" w:name="_Toc241099374"/>
       <w:r>
         <w:t>Vent Settlement</w:t>
       </w:r>
@@ -21373,7 +21373,6 @@
         </w:numPr>
       </w:pPr>
       <w:r>
-        <w:lastRenderedPageBreak/>
         <w:t>AHeistGameState는 기존 EscapePhase 상태와 함께 EscapePhaseUnlockServerTime(float, 미설정 -1)을 복제한다. 서버 InitializeEscapePhase는 InGame이고 ContractSnapshot.Outcome이 None일 때만 현재 서버 시각에 개방 지연을 더해 저장한다. 종료 Outcome 또는 비 InGame 초기화에서는 -1로 되돌리고, SetMatchPhase의 비 InGame 전환에서도 -1로 정리한다. 0초도 유효한 시각이며, UI는 읽기 전용 Getter와 서버 시각의 차이로 남은 시간을 표시한다. 이 표시는 서버의 개방 판정과 요청 검증을 변경하지 않는다.</w:t>
       </w:r>
     </w:p>
@@ -21398,6 +21397,7 @@
         </w:numPr>
       </w:pPr>
       <w:r>
+        <w:lastRenderedPageBreak/>
         <w:t>Mid-run Settlement는 Loot Item만 제거하고 Secured Value/Player Contribution을 한 번 갱신하며 MarkEscaped, Original Weight, Source Case Carrier, Required Target 상태를 변경하지 않는다. FullEscape만 남은 Loot와 모든 Original을 일괄 Deposit하고 MarkEscaped를 확정한다.</w:t>
       </w:r>
     </w:p>
@@ -21457,7 +21457,7 @@
           <w:numId w:val="10"/>
         </w:numPr>
       </w:pPr>
-      <w:bookmarkStart w:id="46" w:name="_Toc241040316"/>
+      <w:bookmarkStart w:id="46" w:name="_Toc241099375"/>
       <w:r>
         <w:t>성공</w:t>
       </w:r>
@@ -21695,9 +21695,8 @@
           <w:numId w:val="10"/>
         </w:numPr>
       </w:pPr>
-      <w:bookmarkStart w:id="47" w:name="_Toc241040317"/>
+      <w:bookmarkStart w:id="47" w:name="_Toc241099376"/>
       <w:r>
-        <w:lastRenderedPageBreak/>
         <w:t>Team Reward / Contribution</w:t>
       </w:r>
       <w:bookmarkEnd w:id="47"/>
@@ -21999,6 +21998,7 @@
               <w:rPr>
                 <w:sz w:val="16"/>
               </w:rPr>
+              <w:lastRenderedPageBreak/>
               <w:t>GuardsDistracted</w:t>
             </w:r>
           </w:p>
@@ -22158,7 +22158,7 @@
           <w:numId w:val="10"/>
         </w:numPr>
       </w:pPr>
-      <w:bookmarkStart w:id="48" w:name="_Toc241040318"/>
+      <w:bookmarkStart w:id="48" w:name="_Toc241099377"/>
       <w:r>
         <w:lastRenderedPageBreak/>
         <w:t>멀티플레이</w:t>
@@ -22185,7 +22185,7 @@
           <w:numId w:val="10"/>
         </w:numPr>
       </w:pPr>
-      <w:bookmarkStart w:id="49" w:name="_Toc241040319"/>
+      <w:bookmarkStart w:id="49" w:name="_Toc241099378"/>
       <w:r>
         <w:t>멀티플레이어</w:t>
       </w:r>
@@ -22211,7 +22211,7 @@
           <w:numId w:val="10"/>
         </w:numPr>
       </w:pPr>
-      <w:bookmarkStart w:id="50" w:name="_Toc241040320"/>
+      <w:bookmarkStart w:id="50" w:name="_Toc241099379"/>
       <w:r>
         <w:t>네트워크</w:t>
       </w:r>
@@ -22669,7 +22669,7 @@
           <w:numId w:val="10"/>
         </w:numPr>
       </w:pPr>
-      <w:bookmarkStart w:id="51" w:name="_Toc241040321"/>
+      <w:bookmarkStart w:id="51" w:name="_Toc241099380"/>
       <w:r>
         <w:t>Release Player Count / Session Start</w:t>
       </w:r>
@@ -22698,7 +22698,7 @@
           <w:numId w:val="10"/>
         </w:numPr>
       </w:pPr>
-      <w:bookmarkStart w:id="52" w:name="_Toc241040322"/>
+      <w:bookmarkStart w:id="52" w:name="_Toc241099381"/>
       <w:r>
         <w:t>Steam Proximity Voice / Guard Speech Noise</w:t>
       </w:r>
@@ -22728,7 +22728,7 @@
           <w:numId w:val="10"/>
         </w:numPr>
       </w:pPr>
-      <w:bookmarkStart w:id="53" w:name="_Toc241040323"/>
+      <w:bookmarkStart w:id="53" w:name="_Toc241099382"/>
       <w:r>
         <w:t>주요</w:t>
       </w:r>
@@ -23521,7 +23521,7 @@
           <w:numId w:val="10"/>
         </w:numPr>
       </w:pPr>
-      <w:bookmarkStart w:id="54" w:name="_Toc241040324"/>
+      <w:bookmarkStart w:id="54" w:name="_Toc241099383"/>
       <w:r>
         <w:lastRenderedPageBreak/>
         <w:t>서버</w:t>
@@ -23664,7 +23664,7 @@
           <w:numId w:val="10"/>
         </w:numPr>
       </w:pPr>
-      <w:bookmarkStart w:id="55" w:name="_Toc241040325"/>
+      <w:bookmarkStart w:id="55" w:name="_Toc241099384"/>
       <w:r>
         <w:t xml:space="preserve">Disconnect </w:t>
       </w:r>
@@ -24001,7 +24001,7 @@
           <w:numId w:val="10"/>
         </w:numPr>
       </w:pPr>
-      <w:bookmarkStart w:id="56" w:name="_Toc241040326"/>
+      <w:bookmarkStart w:id="56" w:name="_Toc241099385"/>
       <w:r>
         <w:t>필수</w:t>
       </w:r>
@@ -24138,7 +24138,7 @@
           <w:numId w:val="10"/>
         </w:numPr>
       </w:pPr>
-      <w:bookmarkStart w:id="57" w:name="_Toc241040327"/>
+      <w:bookmarkStart w:id="57" w:name="_Toc241099386"/>
       <w:r>
         <w:lastRenderedPageBreak/>
         <w:t xml:space="preserve">Gameplay Architecture, FastArray </w:t>
@@ -24159,7 +24159,7 @@
           <w:numId w:val="10"/>
         </w:numPr>
       </w:pPr>
-      <w:bookmarkStart w:id="58" w:name="_Toc241040328"/>
+      <w:bookmarkStart w:id="58" w:name="_Toc241099387"/>
       <w:r>
         <w:t>책임</w:t>
       </w:r>
@@ -24489,9 +24489,6 @@
               <w:pStyle w:val="TableText"/>
             </w:pPr>
             <w:r>
-              <w:rPr>
-                <w:sz w:val="16"/>
-              </w:rPr>
               <w:t>World Actors</w:t>
             </w:r>
           </w:p>
@@ -24506,9 +24503,6 @@
               <w:pStyle w:val="TableText"/>
             </w:pPr>
             <w:r>
-              <w:rPr>
-                <w:sz w:val="16"/>
-              </w:rPr>
               <w:t>Loot, Painting Case, Vent/Extraction, Coin, Guard, CCTV, Laser Barrier/Hold Button</w:t>
             </w:r>
           </w:p>
@@ -24611,7 +24605,7 @@
           <w:numId w:val="10"/>
         </w:numPr>
       </w:pPr>
-      <w:bookmarkStart w:id="59" w:name="_Toc241040329"/>
+      <w:bookmarkStart w:id="59" w:name="_Toc241099388"/>
       <w:r>
         <w:t xml:space="preserve">FastArray </w:t>
       </w:r>
@@ -24676,7 +24670,7 @@
           <w:numId w:val="10"/>
         </w:numPr>
       </w:pPr>
-      <w:bookmarkStart w:id="60" w:name="_Toc241040330"/>
+      <w:bookmarkStart w:id="60" w:name="_Toc241099389"/>
       <w:r>
         <w:t>서버</w:t>
       </w:r>
@@ -25100,7 +25094,7 @@
           <w:numId w:val="10"/>
         </w:numPr>
       </w:pPr>
-      <w:bookmarkStart w:id="61" w:name="_Toc241040331"/>
+      <w:bookmarkStart w:id="61" w:name="_Toc241099390"/>
       <w:r>
         <w:lastRenderedPageBreak/>
         <w:t>GameplayTag Dictionary</w:t>
@@ -25401,7 +25395,7 @@
           <w:numId w:val="10"/>
         </w:numPr>
       </w:pPr>
-      <w:bookmarkStart w:id="62" w:name="_Toc241040332"/>
+      <w:bookmarkStart w:id="62" w:name="_Toc241099391"/>
       <w:r>
         <w:t xml:space="preserve">Tag Query </w:t>
       </w:r>
@@ -25698,7 +25692,7 @@
           <w:numId w:val="10"/>
         </w:numPr>
       </w:pPr>
-      <w:bookmarkStart w:id="63" w:name="_Toc241040333"/>
+      <w:bookmarkStart w:id="63" w:name="_Toc241099392"/>
       <w:r>
         <w:t xml:space="preserve">HUD, UI/UX </w:t>
       </w:r>
@@ -25726,7 +25720,7 @@
           <w:numId w:val="10"/>
         </w:numPr>
       </w:pPr>
-      <w:bookmarkStart w:id="64" w:name="_Toc241040334"/>
+      <w:bookmarkStart w:id="64" w:name="_Toc241099393"/>
       <w:r>
         <w:t xml:space="preserve">UI </w:t>
       </w:r>
@@ -25938,7 +25932,7 @@
           <w:numId w:val="10"/>
         </w:numPr>
       </w:pPr>
-      <w:bookmarkStart w:id="65" w:name="_Toc241040335"/>
+      <w:bookmarkStart w:id="65" w:name="_Toc241099394"/>
       <w:r>
         <w:t>화면</w:t>
       </w:r>
@@ -26464,7 +26458,7 @@
           <w:numId w:val="10"/>
         </w:numPr>
       </w:pPr>
-      <w:bookmarkStart w:id="66" w:name="_Toc241040336"/>
+      <w:bookmarkStart w:id="66" w:name="_Toc241099395"/>
       <w:r>
         <w:t xml:space="preserve">MVVM </w:t>
       </w:r>
@@ -26541,7 +26535,7 @@
           <w:numId w:val="10"/>
         </w:numPr>
       </w:pPr>
-      <w:bookmarkStart w:id="67" w:name="_Toc241040337"/>
+      <w:bookmarkStart w:id="67" w:name="_Toc241099396"/>
       <w:r>
         <w:lastRenderedPageBreak/>
         <w:t xml:space="preserve">ViewModel </w:t>
@@ -27004,7 +26998,7 @@
           <w:numId w:val="10"/>
         </w:numPr>
       </w:pPr>
-      <w:bookmarkStart w:id="68" w:name="_Toc241040338"/>
+      <w:bookmarkStart w:id="68" w:name="_Toc241099397"/>
       <w:r>
         <w:t xml:space="preserve">Forgery </w:t>
       </w:r>
@@ -27033,7 +27027,7 @@
           <w:numId w:val="10"/>
         </w:numPr>
       </w:pPr>
-      <w:bookmarkStart w:id="69" w:name="_Toc241040339"/>
+      <w:bookmarkStart w:id="69" w:name="_Toc241099398"/>
       <w:r>
         <w:t>상호작용</w:t>
       </w:r>
@@ -27631,7 +27625,7 @@
           <w:numId w:val="10"/>
         </w:numPr>
       </w:pPr>
-      <w:bookmarkStart w:id="70" w:name="_Toc241040340"/>
+      <w:bookmarkStart w:id="70" w:name="_Toc241099399"/>
       <w:r>
         <w:t>데이터</w:t>
       </w:r>
@@ -27657,7 +27651,7 @@
           <w:numId w:val="10"/>
         </w:numPr>
       </w:pPr>
-      <w:bookmarkStart w:id="71" w:name="_Toc241040341"/>
+      <w:bookmarkStart w:id="71" w:name="_Toc241099400"/>
       <w:r>
         <w:t xml:space="preserve">Debug, Telemetry, KPI </w:t>
       </w:r>
@@ -27677,7 +27671,7 @@
           <w:numId w:val="10"/>
         </w:numPr>
       </w:pPr>
-      <w:bookmarkStart w:id="72" w:name="_Toc241040342"/>
+      <w:bookmarkStart w:id="72" w:name="_Toc241099401"/>
       <w:r>
         <w:t>Debug Command</w:t>
       </w:r>
@@ -28078,7 +28072,7 @@
           <w:numId w:val="10"/>
         </w:numPr>
       </w:pPr>
-      <w:bookmarkStart w:id="73" w:name="_Toc241040343"/>
+      <w:bookmarkStart w:id="73" w:name="_Toc241099402"/>
       <w:r>
         <w:t>Telemetry / Log Event</w:t>
       </w:r>
@@ -28759,7 +28753,7 @@
           <w:numId w:val="10"/>
         </w:numPr>
       </w:pPr>
-      <w:bookmarkStart w:id="74" w:name="_Toc241040344"/>
+      <w:bookmarkStart w:id="74" w:name="_Toc241099403"/>
       <w:r>
         <w:t>Playtest KPI</w:t>
       </w:r>
@@ -29049,9 +29043,6 @@
               <w:pStyle w:val="TableText"/>
             </w:pPr>
             <w:r>
-              <w:rPr>
-                <w:sz w:val="16"/>
-              </w:rPr>
               <w:t>Security Cooperation</w:t>
             </w:r>
           </w:p>
@@ -29066,9 +29057,6 @@
               <w:pStyle w:val="TableText"/>
             </w:pPr>
             <w:r>
-              <w:rPr>
-                <w:sz w:val="16"/>
-              </w:rPr>
               <w:t>CCTV Build-up을 읽고 Laser Hold 2~5초 안에 팀원이 통과</w:t>
             </w:r>
           </w:p>
@@ -29319,7 +29307,7 @@
           <w:numId w:val="10"/>
         </w:numPr>
       </w:pPr>
-      <w:bookmarkStart w:id="75" w:name="_Toc241040345"/>
+      <w:bookmarkStart w:id="75" w:name="_Toc241099404"/>
       <w:r>
         <w:t xml:space="preserve">Release QA </w:t>
       </w:r>
@@ -29457,7 +29445,7 @@
           <w:numId w:val="10"/>
         </w:numPr>
       </w:pPr>
-      <w:bookmarkStart w:id="76" w:name="_Toc241040346"/>
+      <w:bookmarkStart w:id="76" w:name="_Toc241099405"/>
       <w:r>
         <w:t>경계</w:t>
       </w:r>
@@ -29519,7 +29507,7 @@
           <w:numId w:val="10"/>
         </w:numPr>
       </w:pPr>
-      <w:bookmarkStart w:id="77" w:name="_Toc241040347"/>
+      <w:bookmarkStart w:id="77" w:name="_Toc241099406"/>
       <w:r>
         <w:t>Navigation</w:t>
       </w:r>
@@ -29564,7 +29552,7 @@
           <w:numId w:val="10"/>
         </w:numPr>
       </w:pPr>
-      <w:bookmarkStart w:id="78" w:name="_Toc241040348"/>
+      <w:bookmarkStart w:id="78" w:name="_Toc241099407"/>
       <w:r>
         <w:t xml:space="preserve">Package </w:t>
       </w:r>
@@ -29621,7 +29609,7 @@
           <w:numId w:val="10"/>
         </w:numPr>
       </w:pPr>
-      <w:bookmarkStart w:id="79" w:name="_Toc241040349"/>
+      <w:bookmarkStart w:id="79" w:name="_Toc241099408"/>
       <w:r>
         <w:t xml:space="preserve">DataTable / DataAsset </w:t>
       </w:r>
@@ -29644,7 +29632,7 @@
           <w:numId w:val="10"/>
         </w:numPr>
       </w:pPr>
-      <w:bookmarkStart w:id="80" w:name="_Toc241040350"/>
+      <w:bookmarkStart w:id="80" w:name="_Toc241099409"/>
       <w:r>
         <w:t>데이터</w:t>
       </w:r>
@@ -29887,7 +29875,7 @@
           <w:numId w:val="10"/>
         </w:numPr>
       </w:pPr>
-      <w:bookmarkStart w:id="81" w:name="_Toc241040351"/>
+      <w:bookmarkStart w:id="81" w:name="_Toc241099410"/>
       <w:r>
         <w:t>주요</w:t>
       </w:r>
@@ -30416,7 +30404,7 @@
           <w:numId w:val="10"/>
         </w:numPr>
       </w:pPr>
-      <w:bookmarkStart w:id="82" w:name="_Toc241040352"/>
+      <w:bookmarkStart w:id="82" w:name="_Toc241099411"/>
       <w:r>
         <w:lastRenderedPageBreak/>
         <w:t>DT_ItemMaster</w:t>
@@ -31284,7 +31272,7 @@
           <w:numId w:val="10"/>
         </w:numPr>
       </w:pPr>
-      <w:bookmarkStart w:id="83" w:name="_Toc241040353"/>
+      <w:bookmarkStart w:id="83" w:name="_Toc241099412"/>
       <w:r>
         <w:t>DT_LootData</w:t>
       </w:r>
@@ -31303,7 +31291,7 @@
           <w:numId w:val="10"/>
         </w:numPr>
       </w:pPr>
-      <w:bookmarkStart w:id="84" w:name="_Toc241040354"/>
+      <w:bookmarkStart w:id="84" w:name="_Toc241099413"/>
       <w:r>
         <w:t>DT_UsableItemData</w:t>
       </w:r>
@@ -31625,7 +31613,7 @@
           <w:numId w:val="10"/>
         </w:numPr>
       </w:pPr>
-      <w:bookmarkStart w:id="85" w:name="_Toc241040355"/>
+      <w:bookmarkStart w:id="85" w:name="_Toc241099414"/>
       <w:r>
         <w:t>DT_SoundPingData</w:t>
       </w:r>
@@ -32451,7 +32439,7 @@
           <w:numId w:val="10"/>
         </w:numPr>
       </w:pPr>
-      <w:bookmarkStart w:id="86" w:name="_Toc241040356"/>
+      <w:bookmarkStart w:id="86" w:name="_Toc241099415"/>
       <w:r>
         <w:t>DT_GuardData</w:t>
       </w:r>
@@ -32470,7 +32458,7 @@
           <w:numId w:val="10"/>
         </w:numPr>
       </w:pPr>
-      <w:bookmarkStart w:id="87" w:name="_Toc241040357"/>
+      <w:bookmarkStart w:id="87" w:name="_Toc241099416"/>
       <w:r>
         <w:lastRenderedPageBreak/>
         <w:t>DT_ArtifactData</w:t>
@@ -32490,7 +32478,7 @@
           <w:numId w:val="10"/>
         </w:numPr>
       </w:pPr>
-      <w:bookmarkStart w:id="88" w:name="_Toc241040358"/>
+      <w:bookmarkStart w:id="88" w:name="_Toc241099417"/>
       <w:r>
         <w:t>DT_ForgeryTemplate</w:t>
       </w:r>
@@ -32509,7 +32497,7 @@
           <w:numId w:val="10"/>
         </w:numPr>
       </w:pPr>
-      <w:bookmarkStart w:id="89" w:name="_Toc241040359"/>
+      <w:bookmarkStart w:id="89" w:name="_Toc241099418"/>
       <w:r>
         <w:t>기타</w:t>
       </w:r>
@@ -33072,7 +33060,7 @@
           <w:numId w:val="10"/>
         </w:numPr>
       </w:pPr>
-      <w:bookmarkStart w:id="90" w:name="_Toc241040360"/>
+      <w:bookmarkStart w:id="90" w:name="_Toc241099419"/>
       <w:r>
         <w:lastRenderedPageBreak/>
         <w:t xml:space="preserve">Runtime </w:t>
@@ -33550,7 +33538,7 @@
           <w:numId w:val="10"/>
         </w:numPr>
       </w:pPr>
-      <w:bookmarkStart w:id="91" w:name="_Toc241040361"/>
+      <w:bookmarkStart w:id="91" w:name="_Toc241099420"/>
       <w:r>
         <w:t>Validation</w:t>
       </w:r>
@@ -33648,7 +33636,7 @@
           <w:numId w:val="10"/>
         </w:numPr>
       </w:pPr>
-      <w:bookmarkStart w:id="92" w:name="_Toc241040362"/>
+      <w:bookmarkStart w:id="92" w:name="_Toc241099421"/>
       <w:r>
         <w:t>최소</w:t>
       </w:r>
@@ -33686,7 +33674,7 @@
           <w:numId w:val="10"/>
         </w:numPr>
       </w:pPr>
-      <w:bookmarkStart w:id="93" w:name="_Toc241040363"/>
+      <w:bookmarkStart w:id="93" w:name="_Toc241099422"/>
       <w:r>
         <w:t>최소</w:t>
       </w:r>
@@ -34140,9 +34128,6 @@
               <w:pStyle w:val="TableText"/>
             </w:pPr>
             <w:r>
-              <w:rPr>
-                <w:sz w:val="16"/>
-              </w:rPr>
               <w:t>Audio</w:t>
             </w:r>
           </w:p>
@@ -34157,9 +34142,6 @@
               <w:pStyle w:val="TableText"/>
             </w:pPr>
             <w:r>
-              <w:rPr>
-                <w:sz w:val="16"/>
-              </w:rPr>
               <w:t>Walk/Sprint/Heavy, Guard, CCTV, Laser/Button, Surface Forgery, Contract, Alert, Result</w:t>
             </w:r>
           </w:p>
@@ -34182,7 +34164,7 @@
           <w:numId w:val="10"/>
         </w:numPr>
       </w:pPr>
-      <w:bookmarkStart w:id="94" w:name="_Toc241040364"/>
+      <w:bookmarkStart w:id="94" w:name="_Toc241099423"/>
       <w:r>
         <w:t>시스템</w:t>
       </w:r>
@@ -34659,7 +34641,7 @@
           <w:numId w:val="10"/>
         </w:numPr>
       </w:pPr>
-      <w:bookmarkStart w:id="95" w:name="_Toc241040365"/>
+      <w:bookmarkStart w:id="95" w:name="_Toc241099424"/>
       <w:r>
         <w:lastRenderedPageBreak/>
         <w:t>Contract Run Runtime Contracts</w:t>
@@ -34674,7 +34656,7 @@
           <w:numId w:val="10"/>
         </w:numPr>
       </w:pPr>
-      <w:bookmarkStart w:id="96" w:name="_Toc241040366"/>
+      <w:bookmarkStart w:id="96" w:name="_Toc241099425"/>
       <w:r>
         <w:t>Contract Snapshot</w:t>
       </w:r>
@@ -35138,7 +35120,7 @@
           <w:numId w:val="10"/>
         </w:numPr>
       </w:pPr>
-      <w:bookmarkStart w:id="97" w:name="_Toc241040367"/>
+      <w:bookmarkStart w:id="97" w:name="_Toc241099426"/>
       <w:r>
         <w:t>Exhibit Assignment Snapshot</w:t>
       </w:r>
@@ -35452,7 +35434,7 @@
           <w:numId w:val="10"/>
         </w:numPr>
       </w:pPr>
-      <w:bookmarkStart w:id="98" w:name="_Toc241040368"/>
+      <w:bookmarkStart w:id="98" w:name="_Toc241099427"/>
       <w:r>
         <w:lastRenderedPageBreak/>
         <w:t>Surface Forgery Timer and Timeout Handling / Assembly Deferred</w:t>
@@ -35751,7 +35733,7 @@
           <w:numId w:val="10"/>
         </w:numPr>
       </w:pPr>
-      <w:bookmarkStart w:id="99" w:name="_Toc241040369"/>
+      <w:bookmarkStart w:id="99" w:name="_Toc241099428"/>
       <w:r>
         <w:t>Locomotion, Weight and Footstep</w:t>
       </w:r>
@@ -36101,7 +36083,7 @@
           <w:numId w:val="10"/>
         </w:numPr>
       </w:pPr>
-      <w:bookmarkStart w:id="100" w:name="_Toc241040370"/>
+      <w:bookmarkStart w:id="100" w:name="_Toc241099429"/>
       <w:r>
         <w:t>Identity, Nameplate and Team Status</w:t>
       </w:r>
@@ -36406,7 +36388,7 @@
           <w:numId w:val="10"/>
         </w:numPr>
       </w:pPr>
-      <w:bookmarkStart w:id="101" w:name="_Toc241040371"/>
+      <w:bookmarkStart w:id="101" w:name="_Toc241099430"/>
       <w:r>
         <w:t>Floor Plan Projection and Information Policy</w:t>
       </w:r>
@@ -36772,7 +36754,7 @@
           <w:numId w:val="10"/>
         </w:numPr>
       </w:pPr>
-      <w:bookmarkStart w:id="102" w:name="_Toc241040372"/>
+      <w:bookmarkStart w:id="102" w:name="_Toc241099431"/>
       <w:r>
         <w:t>Drop, Recovery, Deposit and Outcome</w:t>
       </w:r>
@@ -36886,7 +36868,7 @@
           <w:numId w:val="10"/>
         </w:numPr>
       </w:pPr>
-      <w:bookmarkStart w:id="103" w:name="_Toc241040373"/>
+      <w:bookmarkStart w:id="103" w:name="_Toc241099432"/>
       <w:r>
         <w:t>Greed Decision Telemetry Contract</w:t>
       </w:r>
@@ -37460,7 +37442,7 @@
           <w:numId w:val="10"/>
         </w:numPr>
       </w:pPr>
-      <w:bookmarkStart w:id="104" w:name="_Toc241040374"/>
+      <w:bookmarkStart w:id="104" w:name="_Toc241099433"/>
       <w:r>
         <w:t xml:space="preserve">Contract DataTable, DataAsset </w:t>
       </w:r>
@@ -37480,7 +37462,7 @@
           <w:numId w:val="10"/>
         </w:numPr>
       </w:pPr>
-      <w:bookmarkStart w:id="105" w:name="_Toc241040375"/>
+      <w:bookmarkStart w:id="105" w:name="_Toc241099434"/>
       <w:r>
         <w:t>Data Ownership</w:t>
       </w:r>
@@ -38541,7 +38523,7 @@
           <w:numId w:val="10"/>
         </w:numPr>
       </w:pPr>
-      <w:bookmarkStart w:id="106" w:name="_Toc241040376"/>
+      <w:bookmarkStart w:id="106" w:name="_Toc241099435"/>
       <w:r>
         <w:t>Contract Row Starting Example</w:t>
       </w:r>
@@ -39107,7 +39089,7 @@
           <w:numId w:val="10"/>
         </w:numPr>
       </w:pPr>
-      <w:bookmarkStart w:id="107" w:name="_Toc241040377"/>
+      <w:bookmarkStart w:id="107" w:name="_Toc241099436"/>
       <w:r>
         <w:t>Runtime Snapshot and Replication</w:t>
       </w:r>
@@ -39537,7 +39519,7 @@
           <w:numId w:val="10"/>
         </w:numPr>
       </w:pPr>
-      <w:bookmarkStart w:id="108" w:name="_Toc241040378"/>
+      <w:bookmarkStart w:id="108" w:name="_Toc241099437"/>
       <w:r>
         <w:t>Data Validation Rules</w:t>
       </w:r>
@@ -39636,7 +39618,7 @@
       <w:pPr>
         <w:pStyle w:val="AppendixHeading"/>
       </w:pPr>
-      <w:bookmarkStart w:id="109" w:name="_Toc241040379"/>
+      <w:bookmarkStart w:id="109" w:name="_Toc241099438"/>
       <w:r>
         <w:lastRenderedPageBreak/>
         <w:t>Appendix C — Comprehensive Definition of Done</w:t>

--- a/Museum_Heist_TDD.docx
+++ b/Museum_Heist_TDD.docx
@@ -579,7 +579,7 @@
       <w:r>
         <w:fldChar w:fldCharType="separate"/>
       </w:r>
-      <w:hyperlink w:anchor="_Toc241099329" w:history="1">
+      <w:hyperlink w:anchor="_Toc241397340" w:history="1">
         <w:r>
           <w:rPr>
             <w:rStyle w:val="aff1"/>
@@ -606,7 +606,7 @@
             <w:noProof/>
             <w:webHidden/>
           </w:rPr>
-          <w:instrText xml:space="preserve"> PAGEREF _Toc241099329 \h </w:instrText>
+          <w:instrText xml:space="preserve"> PAGEREF _Toc241397340 \h </w:instrText>
         </w:r>
         <w:r>
           <w:rPr>
@@ -655,7 +655,7 @@
           <w14:ligatures w14:val="standardContextual"/>
         </w:rPr>
       </w:pPr>
-      <w:hyperlink w:anchor="_Toc241099330" w:history="1">
+      <w:hyperlink w:anchor="_Toc241397341" w:history="1">
         <w:r>
           <w:rPr>
             <w:rStyle w:val="aff1"/>
@@ -682,7 +682,7 @@
             <w:noProof/>
             <w:webHidden/>
           </w:rPr>
-          <w:instrText xml:space="preserve"> PAGEREF _Toc241099330 \h </w:instrText>
+          <w:instrText xml:space="preserve"> PAGEREF _Toc241397341 \h </w:instrText>
         </w:r>
         <w:r>
           <w:rPr>
@@ -731,7 +731,7 @@
           <w14:ligatures w14:val="standardContextual"/>
         </w:rPr>
       </w:pPr>
-      <w:hyperlink w:anchor="_Toc241099331" w:history="1">
+      <w:hyperlink w:anchor="_Toc241397342" w:history="1">
         <w:r>
           <w:rPr>
             <w:rStyle w:val="aff1"/>
@@ -758,7 +758,7 @@
             <w:noProof/>
             <w:webHidden/>
           </w:rPr>
-          <w:instrText xml:space="preserve"> PAGEREF _Toc241099331 \h </w:instrText>
+          <w:instrText xml:space="preserve"> PAGEREF _Toc241397342 \h </w:instrText>
         </w:r>
         <w:r>
           <w:rPr>
@@ -807,7 +807,7 @@
           <w14:ligatures w14:val="standardContextual"/>
         </w:rPr>
       </w:pPr>
-      <w:hyperlink w:anchor="_Toc241099332" w:history="1">
+      <w:hyperlink w:anchor="_Toc241397343" w:history="1">
         <w:r>
           <w:rPr>
             <w:rStyle w:val="aff1"/>
@@ -834,7 +834,7 @@
             <w:noProof/>
             <w:webHidden/>
           </w:rPr>
-          <w:instrText xml:space="preserve"> PAGEREF _Toc241099332 \h </w:instrText>
+          <w:instrText xml:space="preserve"> PAGEREF _Toc241397343 \h </w:instrText>
         </w:r>
         <w:r>
           <w:rPr>
@@ -883,7 +883,7 @@
           <w14:ligatures w14:val="standardContextual"/>
         </w:rPr>
       </w:pPr>
-      <w:hyperlink w:anchor="_Toc241099333" w:history="1">
+      <w:hyperlink w:anchor="_Toc241397344" w:history="1">
         <w:r>
           <w:rPr>
             <w:rStyle w:val="aff1"/>
@@ -910,7 +910,7 @@
             <w:noProof/>
             <w:webHidden/>
           </w:rPr>
-          <w:instrText xml:space="preserve"> PAGEREF _Toc241099333 \h </w:instrText>
+          <w:instrText xml:space="preserve"> PAGEREF _Toc241397344 \h </w:instrText>
         </w:r>
         <w:r>
           <w:rPr>
@@ -959,7 +959,7 @@
           <w14:ligatures w14:val="standardContextual"/>
         </w:rPr>
       </w:pPr>
-      <w:hyperlink w:anchor="_Toc241099334" w:history="1">
+      <w:hyperlink w:anchor="_Toc241397345" w:history="1">
         <w:r>
           <w:rPr>
             <w:rStyle w:val="aff1"/>
@@ -986,7 +986,7 @@
             <w:noProof/>
             <w:webHidden/>
           </w:rPr>
-          <w:instrText xml:space="preserve"> PAGEREF _Toc241099334 \h </w:instrText>
+          <w:instrText xml:space="preserve"> PAGEREF _Toc241397345 \h </w:instrText>
         </w:r>
         <w:r>
           <w:rPr>
@@ -1035,7 +1035,7 @@
           <w14:ligatures w14:val="standardContextual"/>
         </w:rPr>
       </w:pPr>
-      <w:hyperlink w:anchor="_Toc241099335" w:history="1">
+      <w:hyperlink w:anchor="_Toc241397346" w:history="1">
         <w:r>
           <w:rPr>
             <w:rStyle w:val="aff1"/>
@@ -1062,7 +1062,7 @@
             <w:noProof/>
             <w:webHidden/>
           </w:rPr>
-          <w:instrText xml:space="preserve"> PAGEREF _Toc241099335 \h </w:instrText>
+          <w:instrText xml:space="preserve"> PAGEREF _Toc241397346 \h </w:instrText>
         </w:r>
         <w:r>
           <w:rPr>
@@ -1111,7 +1111,7 @@
           <w14:ligatures w14:val="standardContextual"/>
         </w:rPr>
       </w:pPr>
-      <w:hyperlink w:anchor="_Toc241099336" w:history="1">
+      <w:hyperlink w:anchor="_Toc241397347" w:history="1">
         <w:r>
           <w:rPr>
             <w:rStyle w:val="aff1"/>
@@ -1138,7 +1138,7 @@
             <w:noProof/>
             <w:webHidden/>
           </w:rPr>
-          <w:instrText xml:space="preserve"> PAGEREF _Toc241099336 \h </w:instrText>
+          <w:instrText xml:space="preserve"> PAGEREF _Toc241397347 \h </w:instrText>
         </w:r>
         <w:r>
           <w:rPr>
@@ -1187,7 +1187,7 @@
           <w14:ligatures w14:val="standardContextual"/>
         </w:rPr>
       </w:pPr>
-      <w:hyperlink w:anchor="_Toc241099337" w:history="1">
+      <w:hyperlink w:anchor="_Toc241397348" w:history="1">
         <w:r>
           <w:rPr>
             <w:rStyle w:val="aff1"/>
@@ -1214,7 +1214,7 @@
             <w:noProof/>
             <w:webHidden/>
           </w:rPr>
-          <w:instrText xml:space="preserve"> PAGEREF _Toc241099337 \h </w:instrText>
+          <w:instrText xml:space="preserve"> PAGEREF _Toc241397348 \h </w:instrText>
         </w:r>
         <w:r>
           <w:rPr>
@@ -1263,7 +1263,7 @@
           <w14:ligatures w14:val="standardContextual"/>
         </w:rPr>
       </w:pPr>
-      <w:hyperlink w:anchor="_Toc241099338" w:history="1">
+      <w:hyperlink w:anchor="_Toc241397349" w:history="1">
         <w:r>
           <w:rPr>
             <w:rStyle w:val="aff1"/>
@@ -1290,7 +1290,7 @@
             <w:noProof/>
             <w:webHidden/>
           </w:rPr>
-          <w:instrText xml:space="preserve"> PAGEREF _Toc241099338 \h </w:instrText>
+          <w:instrText xml:space="preserve"> PAGEREF _Toc241397349 \h </w:instrText>
         </w:r>
         <w:r>
           <w:rPr>
@@ -1339,7 +1339,7 @@
           <w14:ligatures w14:val="standardContextual"/>
         </w:rPr>
       </w:pPr>
-      <w:hyperlink w:anchor="_Toc241099339" w:history="1">
+      <w:hyperlink w:anchor="_Toc241397350" w:history="1">
         <w:r>
           <w:rPr>
             <w:rStyle w:val="aff1"/>
@@ -1366,7 +1366,7 @@
             <w:noProof/>
             <w:webHidden/>
           </w:rPr>
-          <w:instrText xml:space="preserve"> PAGEREF _Toc241099339 \h </w:instrText>
+          <w:instrText xml:space="preserve"> PAGEREF _Toc241397350 \h </w:instrText>
         </w:r>
         <w:r>
           <w:rPr>
@@ -1414,7 +1414,7 @@
           <w14:ligatures w14:val="standardContextual"/>
         </w:rPr>
       </w:pPr>
-      <w:hyperlink w:anchor="_Toc241099340" w:history="1">
+      <w:hyperlink w:anchor="_Toc241397351" w:history="1">
         <w:r>
           <w:rPr>
             <w:rStyle w:val="aff1"/>
@@ -1441,7 +1441,7 @@
             <w:noProof/>
             <w:webHidden/>
           </w:rPr>
-          <w:instrText xml:space="preserve"> PAGEREF _Toc241099340 \h </w:instrText>
+          <w:instrText xml:space="preserve"> PAGEREF _Toc241397351 \h </w:instrText>
         </w:r>
         <w:r>
           <w:rPr>
@@ -1490,7 +1490,7 @@
           <w14:ligatures w14:val="standardContextual"/>
         </w:rPr>
       </w:pPr>
-      <w:hyperlink w:anchor="_Toc241099341" w:history="1">
+      <w:hyperlink w:anchor="_Toc241397352" w:history="1">
         <w:r>
           <w:rPr>
             <w:rStyle w:val="aff1"/>
@@ -1517,7 +1517,7 @@
             <w:noProof/>
             <w:webHidden/>
           </w:rPr>
-          <w:instrText xml:space="preserve"> PAGEREF _Toc241099341 \h </w:instrText>
+          <w:instrText xml:space="preserve"> PAGEREF _Toc241397352 \h </w:instrText>
         </w:r>
         <w:r>
           <w:rPr>
@@ -1566,7 +1566,7 @@
           <w14:ligatures w14:val="standardContextual"/>
         </w:rPr>
       </w:pPr>
-      <w:hyperlink w:anchor="_Toc241099342" w:history="1">
+      <w:hyperlink w:anchor="_Toc241397353" w:history="1">
         <w:r>
           <w:rPr>
             <w:rStyle w:val="aff1"/>
@@ -1593,7 +1593,7 @@
             <w:noProof/>
             <w:webHidden/>
           </w:rPr>
-          <w:instrText xml:space="preserve"> PAGEREF _Toc241099342 \h </w:instrText>
+          <w:instrText xml:space="preserve"> PAGEREF _Toc241397353 \h </w:instrText>
         </w:r>
         <w:r>
           <w:rPr>
@@ -1642,7 +1642,7 @@
           <w14:ligatures w14:val="standardContextual"/>
         </w:rPr>
       </w:pPr>
-      <w:hyperlink w:anchor="_Toc241099343" w:history="1">
+      <w:hyperlink w:anchor="_Toc241397354" w:history="1">
         <w:r>
           <w:rPr>
             <w:rStyle w:val="aff1"/>
@@ -1669,7 +1669,7 @@
             <w:noProof/>
             <w:webHidden/>
           </w:rPr>
-          <w:instrText xml:space="preserve"> PAGEREF _Toc241099343 \h </w:instrText>
+          <w:instrText xml:space="preserve"> PAGEREF _Toc241397354 \h </w:instrText>
         </w:r>
         <w:r>
           <w:rPr>
@@ -1718,7 +1718,7 @@
           <w14:ligatures w14:val="standardContextual"/>
         </w:rPr>
       </w:pPr>
-      <w:hyperlink w:anchor="_Toc241099344" w:history="1">
+      <w:hyperlink w:anchor="_Toc241397355" w:history="1">
         <w:r>
           <w:rPr>
             <w:rStyle w:val="aff1"/>
@@ -1745,7 +1745,7 @@
             <w:noProof/>
             <w:webHidden/>
           </w:rPr>
-          <w:instrText xml:space="preserve"> PAGEREF _Toc241099344 \h </w:instrText>
+          <w:instrText xml:space="preserve"> PAGEREF _Toc241397355 \h </w:instrText>
         </w:r>
         <w:r>
           <w:rPr>
@@ -1794,7 +1794,7 @@
           <w14:ligatures w14:val="standardContextual"/>
         </w:rPr>
       </w:pPr>
-      <w:hyperlink w:anchor="_Toc241099345" w:history="1">
+      <w:hyperlink w:anchor="_Toc241397356" w:history="1">
         <w:r>
           <w:rPr>
             <w:rStyle w:val="aff1"/>
@@ -1821,7 +1821,7 @@
             <w:noProof/>
             <w:webHidden/>
           </w:rPr>
-          <w:instrText xml:space="preserve"> PAGEREF _Toc241099345 \h </w:instrText>
+          <w:instrText xml:space="preserve"> PAGEREF _Toc241397356 \h </w:instrText>
         </w:r>
         <w:r>
           <w:rPr>
@@ -1870,7 +1870,7 @@
           <w14:ligatures w14:val="standardContextual"/>
         </w:rPr>
       </w:pPr>
-      <w:hyperlink w:anchor="_Toc241099346" w:history="1">
+      <w:hyperlink w:anchor="_Toc241397357" w:history="1">
         <w:r>
           <w:rPr>
             <w:rStyle w:val="aff1"/>
@@ -1897,7 +1897,7 @@
             <w:noProof/>
             <w:webHidden/>
           </w:rPr>
-          <w:instrText xml:space="preserve"> PAGEREF _Toc241099346 \h </w:instrText>
+          <w:instrText xml:space="preserve"> PAGEREF _Toc241397357 \h </w:instrText>
         </w:r>
         <w:r>
           <w:rPr>
@@ -1946,7 +1946,7 @@
           <w14:ligatures w14:val="standardContextual"/>
         </w:rPr>
       </w:pPr>
-      <w:hyperlink w:anchor="_Toc241099347" w:history="1">
+      <w:hyperlink w:anchor="_Toc241397358" w:history="1">
         <w:r>
           <w:rPr>
             <w:rStyle w:val="aff1"/>
@@ -1973,7 +1973,7 @@
             <w:noProof/>
             <w:webHidden/>
           </w:rPr>
-          <w:instrText xml:space="preserve"> PAGEREF _Toc241099347 \h </w:instrText>
+          <w:instrText xml:space="preserve"> PAGEREF _Toc241397358 \h </w:instrText>
         </w:r>
         <w:r>
           <w:rPr>
@@ -2022,7 +2022,7 @@
           <w14:ligatures w14:val="standardContextual"/>
         </w:rPr>
       </w:pPr>
-      <w:hyperlink w:anchor="_Toc241099348" w:history="1">
+      <w:hyperlink w:anchor="_Toc241397359" w:history="1">
         <w:r>
           <w:rPr>
             <w:rStyle w:val="aff1"/>
@@ -2049,7 +2049,7 @@
             <w:noProof/>
             <w:webHidden/>
           </w:rPr>
-          <w:instrText xml:space="preserve"> PAGEREF _Toc241099348 \h </w:instrText>
+          <w:instrText xml:space="preserve"> PAGEREF _Toc241397359 \h </w:instrText>
         </w:r>
         <w:r>
           <w:rPr>
@@ -2098,7 +2098,7 @@
           <w14:ligatures w14:val="standardContextual"/>
         </w:rPr>
       </w:pPr>
-      <w:hyperlink w:anchor="_Toc241099349" w:history="1">
+      <w:hyperlink w:anchor="_Toc241397360" w:history="1">
         <w:r>
           <w:rPr>
             <w:rStyle w:val="aff1"/>
@@ -2125,7 +2125,7 @@
             <w:noProof/>
             <w:webHidden/>
           </w:rPr>
-          <w:instrText xml:space="preserve"> PAGEREF _Toc241099349 \h </w:instrText>
+          <w:instrText xml:space="preserve"> PAGEREF _Toc241397360 \h </w:instrText>
         </w:r>
         <w:r>
           <w:rPr>
@@ -2174,7 +2174,7 @@
           <w14:ligatures w14:val="standardContextual"/>
         </w:rPr>
       </w:pPr>
-      <w:hyperlink w:anchor="_Toc241099350" w:history="1">
+      <w:hyperlink w:anchor="_Toc241397361" w:history="1">
         <w:r>
           <w:rPr>
             <w:rStyle w:val="aff1"/>
@@ -2201,7 +2201,7 @@
             <w:noProof/>
             <w:webHidden/>
           </w:rPr>
-          <w:instrText xml:space="preserve"> PAGEREF _Toc241099350 \h </w:instrText>
+          <w:instrText xml:space="preserve"> PAGEREF _Toc241397361 \h </w:instrText>
         </w:r>
         <w:r>
           <w:rPr>
@@ -2250,7 +2250,7 @@
           <w14:ligatures w14:val="standardContextual"/>
         </w:rPr>
       </w:pPr>
-      <w:hyperlink w:anchor="_Toc241099351" w:history="1">
+      <w:hyperlink w:anchor="_Toc241397362" w:history="1">
         <w:r>
           <w:rPr>
             <w:rStyle w:val="aff1"/>
@@ -2277,7 +2277,7 @@
             <w:noProof/>
             <w:webHidden/>
           </w:rPr>
-          <w:instrText xml:space="preserve"> PAGEREF _Toc241099351 \h </w:instrText>
+          <w:instrText xml:space="preserve"> PAGEREF _Toc241397362 \h </w:instrText>
         </w:r>
         <w:r>
           <w:rPr>
@@ -2326,7 +2326,7 @@
           <w14:ligatures w14:val="standardContextual"/>
         </w:rPr>
       </w:pPr>
-      <w:hyperlink w:anchor="_Toc241099352" w:history="1">
+      <w:hyperlink w:anchor="_Toc241397363" w:history="1">
         <w:r>
           <w:rPr>
             <w:rStyle w:val="aff1"/>
@@ -2353,7 +2353,7 @@
             <w:noProof/>
             <w:webHidden/>
           </w:rPr>
-          <w:instrText xml:space="preserve"> PAGEREF _Toc241099352 \h </w:instrText>
+          <w:instrText xml:space="preserve"> PAGEREF _Toc241397363 \h </w:instrText>
         </w:r>
         <w:r>
           <w:rPr>
@@ -2402,7 +2402,7 @@
           <w14:ligatures w14:val="standardContextual"/>
         </w:rPr>
       </w:pPr>
-      <w:hyperlink w:anchor="_Toc241099353" w:history="1">
+      <w:hyperlink w:anchor="_Toc241397364" w:history="1">
         <w:r>
           <w:rPr>
             <w:rStyle w:val="aff1"/>
@@ -2429,7 +2429,7 @@
             <w:noProof/>
             <w:webHidden/>
           </w:rPr>
-          <w:instrText xml:space="preserve"> PAGEREF _Toc241099353 \h </w:instrText>
+          <w:instrText xml:space="preserve"> PAGEREF _Toc241397364 \h </w:instrText>
         </w:r>
         <w:r>
           <w:rPr>
@@ -2478,7 +2478,7 @@
           <w14:ligatures w14:val="standardContextual"/>
         </w:rPr>
       </w:pPr>
-      <w:hyperlink w:anchor="_Toc241099354" w:history="1">
+      <w:hyperlink w:anchor="_Toc241397365" w:history="1">
         <w:r>
           <w:rPr>
             <w:rStyle w:val="aff1"/>
@@ -2505,7 +2505,7 @@
             <w:noProof/>
             <w:webHidden/>
           </w:rPr>
-          <w:instrText xml:space="preserve"> PAGEREF _Toc241099354 \h </w:instrText>
+          <w:instrText xml:space="preserve"> PAGEREF _Toc241397365 \h </w:instrText>
         </w:r>
         <w:r>
           <w:rPr>
@@ -2554,7 +2554,7 @@
           <w14:ligatures w14:val="standardContextual"/>
         </w:rPr>
       </w:pPr>
-      <w:hyperlink w:anchor="_Toc241099355" w:history="1">
+      <w:hyperlink w:anchor="_Toc241397366" w:history="1">
         <w:r>
           <w:rPr>
             <w:rStyle w:val="aff1"/>
@@ -2581,7 +2581,7 @@
             <w:noProof/>
             <w:webHidden/>
           </w:rPr>
-          <w:instrText xml:space="preserve"> PAGEREF _Toc241099355 \h </w:instrText>
+          <w:instrText xml:space="preserve"> PAGEREF _Toc241397366 \h </w:instrText>
         </w:r>
         <w:r>
           <w:rPr>
@@ -2630,7 +2630,7 @@
           <w14:ligatures w14:val="standardContextual"/>
         </w:rPr>
       </w:pPr>
-      <w:hyperlink w:anchor="_Toc241099356" w:history="1">
+      <w:hyperlink w:anchor="_Toc241397367" w:history="1">
         <w:r>
           <w:rPr>
             <w:rStyle w:val="aff1"/>
@@ -2657,7 +2657,7 @@
             <w:noProof/>
             <w:webHidden/>
           </w:rPr>
-          <w:instrText xml:space="preserve"> PAGEREF _Toc241099356 \h </w:instrText>
+          <w:instrText xml:space="preserve"> PAGEREF _Toc241397367 \h </w:instrText>
         </w:r>
         <w:r>
           <w:rPr>
@@ -2706,7 +2706,7 @@
           <w14:ligatures w14:val="standardContextual"/>
         </w:rPr>
       </w:pPr>
-      <w:hyperlink w:anchor="_Toc241099357" w:history="1">
+      <w:hyperlink w:anchor="_Toc241397368" w:history="1">
         <w:r>
           <w:rPr>
             <w:rStyle w:val="aff1"/>
@@ -2733,7 +2733,7 @@
             <w:noProof/>
             <w:webHidden/>
           </w:rPr>
-          <w:instrText xml:space="preserve"> PAGEREF _Toc241099357 \h </w:instrText>
+          <w:instrText xml:space="preserve"> PAGEREF _Toc241397368 \h </w:instrText>
         </w:r>
         <w:r>
           <w:rPr>
@@ -2782,7 +2782,7 @@
           <w14:ligatures w14:val="standardContextual"/>
         </w:rPr>
       </w:pPr>
-      <w:hyperlink w:anchor="_Toc241099358" w:history="1">
+      <w:hyperlink w:anchor="_Toc241397369" w:history="1">
         <w:r>
           <w:rPr>
             <w:rStyle w:val="aff1"/>
@@ -2809,7 +2809,7 @@
             <w:noProof/>
             <w:webHidden/>
           </w:rPr>
-          <w:instrText xml:space="preserve"> PAGEREF _Toc241099358 \h </w:instrText>
+          <w:instrText xml:space="preserve"> PAGEREF _Toc241397369 \h </w:instrText>
         </w:r>
         <w:r>
           <w:rPr>
@@ -2858,7 +2858,7 @@
           <w14:ligatures w14:val="standardContextual"/>
         </w:rPr>
       </w:pPr>
-      <w:hyperlink w:anchor="_Toc241099359" w:history="1">
+      <w:hyperlink w:anchor="_Toc241397370" w:history="1">
         <w:r>
           <w:rPr>
             <w:rStyle w:val="aff1"/>
@@ -2885,7 +2885,7 @@
             <w:noProof/>
             <w:webHidden/>
           </w:rPr>
-          <w:instrText xml:space="preserve"> PAGEREF _Toc241099359 \h </w:instrText>
+          <w:instrText xml:space="preserve"> PAGEREF _Toc241397370 \h </w:instrText>
         </w:r>
         <w:r>
           <w:rPr>
@@ -2934,7 +2934,7 @@
           <w14:ligatures w14:val="standardContextual"/>
         </w:rPr>
       </w:pPr>
-      <w:hyperlink w:anchor="_Toc241099360" w:history="1">
+      <w:hyperlink w:anchor="_Toc241397371" w:history="1">
         <w:r>
           <w:rPr>
             <w:rStyle w:val="aff1"/>
@@ -2961,7 +2961,7 @@
             <w:noProof/>
             <w:webHidden/>
           </w:rPr>
-          <w:instrText xml:space="preserve"> PAGEREF _Toc241099360 \h </w:instrText>
+          <w:instrText xml:space="preserve"> PAGEREF _Toc241397371 \h </w:instrText>
         </w:r>
         <w:r>
           <w:rPr>
@@ -3010,7 +3010,7 @@
           <w14:ligatures w14:val="standardContextual"/>
         </w:rPr>
       </w:pPr>
-      <w:hyperlink w:anchor="_Toc241099361" w:history="1">
+      <w:hyperlink w:anchor="_Toc241397372" w:history="1">
         <w:r>
           <w:rPr>
             <w:rStyle w:val="aff1"/>
@@ -3037,7 +3037,7 @@
             <w:noProof/>
             <w:webHidden/>
           </w:rPr>
-          <w:instrText xml:space="preserve"> PAGEREF _Toc241099361 \h </w:instrText>
+          <w:instrText xml:space="preserve"> PAGEREF _Toc241397372 \h </w:instrText>
         </w:r>
         <w:r>
           <w:rPr>
@@ -3086,7 +3086,7 @@
           <w14:ligatures w14:val="standardContextual"/>
         </w:rPr>
       </w:pPr>
-      <w:hyperlink w:anchor="_Toc241099362" w:history="1">
+      <w:hyperlink w:anchor="_Toc241397373" w:history="1">
         <w:r>
           <w:rPr>
             <w:rStyle w:val="aff1"/>
@@ -3113,7 +3113,7 @@
             <w:noProof/>
             <w:webHidden/>
           </w:rPr>
-          <w:instrText xml:space="preserve"> PAGEREF _Toc241099362 \h </w:instrText>
+          <w:instrText xml:space="preserve"> PAGEREF _Toc241397373 \h </w:instrText>
         </w:r>
         <w:r>
           <w:rPr>
@@ -3162,7 +3162,7 @@
           <w14:ligatures w14:val="standardContextual"/>
         </w:rPr>
       </w:pPr>
-      <w:hyperlink w:anchor="_Toc241099363" w:history="1">
+      <w:hyperlink w:anchor="_Toc241397374" w:history="1">
         <w:r>
           <w:rPr>
             <w:rStyle w:val="aff1"/>
@@ -3189,7 +3189,7 @@
             <w:noProof/>
             <w:webHidden/>
           </w:rPr>
-          <w:instrText xml:space="preserve"> PAGEREF _Toc241099363 \h </w:instrText>
+          <w:instrText xml:space="preserve"> PAGEREF _Toc241397374 \h </w:instrText>
         </w:r>
         <w:r>
           <w:rPr>
@@ -3238,7 +3238,7 @@
           <w14:ligatures w14:val="standardContextual"/>
         </w:rPr>
       </w:pPr>
-      <w:hyperlink w:anchor="_Toc241099364" w:history="1">
+      <w:hyperlink w:anchor="_Toc241397375" w:history="1">
         <w:r>
           <w:rPr>
             <w:rStyle w:val="aff1"/>
@@ -3265,7 +3265,7 @@
             <w:noProof/>
             <w:webHidden/>
           </w:rPr>
-          <w:instrText xml:space="preserve"> PAGEREF _Toc241099364 \h </w:instrText>
+          <w:instrText xml:space="preserve"> PAGEREF _Toc241397375 \h </w:instrText>
         </w:r>
         <w:r>
           <w:rPr>
@@ -3314,7 +3314,7 @@
           <w14:ligatures w14:val="standardContextual"/>
         </w:rPr>
       </w:pPr>
-      <w:hyperlink w:anchor="_Toc241099365" w:history="1">
+      <w:hyperlink w:anchor="_Toc241397376" w:history="1">
         <w:r>
           <w:rPr>
             <w:rStyle w:val="aff1"/>
@@ -3341,7 +3341,7 @@
             <w:noProof/>
             <w:webHidden/>
           </w:rPr>
-          <w:instrText xml:space="preserve"> PAGEREF _Toc241099365 \h </w:instrText>
+          <w:instrText xml:space="preserve"> PAGEREF _Toc241397376 \h </w:instrText>
         </w:r>
         <w:r>
           <w:rPr>
@@ -3390,7 +3390,7 @@
           <w14:ligatures w14:val="standardContextual"/>
         </w:rPr>
       </w:pPr>
-      <w:hyperlink w:anchor="_Toc241099366" w:history="1">
+      <w:hyperlink w:anchor="_Toc241397377" w:history="1">
         <w:r>
           <w:rPr>
             <w:rStyle w:val="aff1"/>
@@ -3417,7 +3417,7 @@
             <w:noProof/>
             <w:webHidden/>
           </w:rPr>
-          <w:instrText xml:space="preserve"> PAGEREF _Toc241099366 \h </w:instrText>
+          <w:instrText xml:space="preserve"> PAGEREF _Toc241397377 \h </w:instrText>
         </w:r>
         <w:r>
           <w:rPr>
@@ -3466,7 +3466,7 @@
           <w14:ligatures w14:val="standardContextual"/>
         </w:rPr>
       </w:pPr>
-      <w:hyperlink w:anchor="_Toc241099367" w:history="1">
+      <w:hyperlink w:anchor="_Toc241397378" w:history="1">
         <w:r>
           <w:rPr>
             <w:rStyle w:val="aff1"/>
@@ -3493,7 +3493,7 @@
             <w:noProof/>
             <w:webHidden/>
           </w:rPr>
-          <w:instrText xml:space="preserve"> PAGEREF _Toc241099367 \h </w:instrText>
+          <w:instrText xml:space="preserve"> PAGEREF _Toc241397378 \h </w:instrText>
         </w:r>
         <w:r>
           <w:rPr>
@@ -3542,7 +3542,7 @@
           <w14:ligatures w14:val="standardContextual"/>
         </w:rPr>
       </w:pPr>
-      <w:hyperlink w:anchor="_Toc241099368" w:history="1">
+      <w:hyperlink w:anchor="_Toc241397379" w:history="1">
         <w:r>
           <w:rPr>
             <w:rStyle w:val="aff1"/>
@@ -3569,7 +3569,7 @@
             <w:noProof/>
             <w:webHidden/>
           </w:rPr>
-          <w:instrText xml:space="preserve"> PAGEREF _Toc241099368 \h </w:instrText>
+          <w:instrText xml:space="preserve"> PAGEREF _Toc241397379 \h </w:instrText>
         </w:r>
         <w:r>
           <w:rPr>
@@ -3618,7 +3618,7 @@
           <w14:ligatures w14:val="standardContextual"/>
         </w:rPr>
       </w:pPr>
-      <w:hyperlink w:anchor="_Toc241099369" w:history="1">
+      <w:hyperlink w:anchor="_Toc241397380" w:history="1">
         <w:r>
           <w:rPr>
             <w:rStyle w:val="aff1"/>
@@ -3645,7 +3645,7 @@
             <w:noProof/>
             <w:webHidden/>
           </w:rPr>
-          <w:instrText xml:space="preserve"> PAGEREF _Toc241099369 \h </w:instrText>
+          <w:instrText xml:space="preserve"> PAGEREF _Toc241397380 \h </w:instrText>
         </w:r>
         <w:r>
           <w:rPr>
@@ -3694,7 +3694,7 @@
           <w14:ligatures w14:val="standardContextual"/>
         </w:rPr>
       </w:pPr>
-      <w:hyperlink w:anchor="_Toc241099370" w:history="1">
+      <w:hyperlink w:anchor="_Toc241397381" w:history="1">
         <w:r>
           <w:rPr>
             <w:rStyle w:val="aff1"/>
@@ -3721,7 +3721,7 @@
             <w:noProof/>
             <w:webHidden/>
           </w:rPr>
-          <w:instrText xml:space="preserve"> PAGEREF _Toc241099370 \h </w:instrText>
+          <w:instrText xml:space="preserve"> PAGEREF _Toc241397381 \h </w:instrText>
         </w:r>
         <w:r>
           <w:rPr>
@@ -3770,7 +3770,7 @@
           <w14:ligatures w14:val="standardContextual"/>
         </w:rPr>
       </w:pPr>
-      <w:hyperlink w:anchor="_Toc241099371" w:history="1">
+      <w:hyperlink w:anchor="_Toc241397382" w:history="1">
         <w:r>
           <w:rPr>
             <w:rStyle w:val="aff1"/>
@@ -3797,7 +3797,7 @@
             <w:noProof/>
             <w:webHidden/>
           </w:rPr>
-          <w:instrText xml:space="preserve"> PAGEREF _Toc241099371 \h </w:instrText>
+          <w:instrText xml:space="preserve"> PAGEREF _Toc241397382 \h </w:instrText>
         </w:r>
         <w:r>
           <w:rPr>
@@ -3846,7 +3846,7 @@
           <w14:ligatures w14:val="standardContextual"/>
         </w:rPr>
       </w:pPr>
-      <w:hyperlink w:anchor="_Toc241099372" w:history="1">
+      <w:hyperlink w:anchor="_Toc241397383" w:history="1">
         <w:r>
           <w:rPr>
             <w:rStyle w:val="aff1"/>
@@ -3873,7 +3873,7 @@
             <w:noProof/>
             <w:webHidden/>
           </w:rPr>
-          <w:instrText xml:space="preserve"> PAGEREF _Toc241099372 \h </w:instrText>
+          <w:instrText xml:space="preserve"> PAGEREF _Toc241397383 \h </w:instrText>
         </w:r>
         <w:r>
           <w:rPr>
@@ -3922,7 +3922,7 @@
           <w14:ligatures w14:val="standardContextual"/>
         </w:rPr>
       </w:pPr>
-      <w:hyperlink w:anchor="_Toc241099373" w:history="1">
+      <w:hyperlink w:anchor="_Toc241397384" w:history="1">
         <w:r>
           <w:rPr>
             <w:rStyle w:val="aff1"/>
@@ -3949,7 +3949,7 @@
             <w:noProof/>
             <w:webHidden/>
           </w:rPr>
-          <w:instrText xml:space="preserve"> PAGEREF _Toc241099373 \h </w:instrText>
+          <w:instrText xml:space="preserve"> PAGEREF _Toc241397384 \h </w:instrText>
         </w:r>
         <w:r>
           <w:rPr>
@@ -3998,7 +3998,7 @@
           <w14:ligatures w14:val="standardContextual"/>
         </w:rPr>
       </w:pPr>
-      <w:hyperlink w:anchor="_Toc241099374" w:history="1">
+      <w:hyperlink w:anchor="_Toc241397385" w:history="1">
         <w:r>
           <w:rPr>
             <w:rStyle w:val="aff1"/>
@@ -4025,7 +4025,7 @@
             <w:noProof/>
             <w:webHidden/>
           </w:rPr>
-          <w:instrText xml:space="preserve"> PAGEREF _Toc241099374 \h </w:instrText>
+          <w:instrText xml:space="preserve"> PAGEREF _Toc241397385 \h </w:instrText>
         </w:r>
         <w:r>
           <w:rPr>
@@ -4074,7 +4074,7 @@
           <w14:ligatures w14:val="standardContextual"/>
         </w:rPr>
       </w:pPr>
-      <w:hyperlink w:anchor="_Toc241099375" w:history="1">
+      <w:hyperlink w:anchor="_Toc241397386" w:history="1">
         <w:r>
           <w:rPr>
             <w:rStyle w:val="aff1"/>
@@ -4101,7 +4101,7 @@
             <w:noProof/>
             <w:webHidden/>
           </w:rPr>
-          <w:instrText xml:space="preserve"> PAGEREF _Toc241099375 \h </w:instrText>
+          <w:instrText xml:space="preserve"> PAGEREF _Toc241397386 \h </w:instrText>
         </w:r>
         <w:r>
           <w:rPr>
@@ -4150,7 +4150,7 @@
           <w14:ligatures w14:val="standardContextual"/>
         </w:rPr>
       </w:pPr>
-      <w:hyperlink w:anchor="_Toc241099376" w:history="1">
+      <w:hyperlink w:anchor="_Toc241397387" w:history="1">
         <w:r>
           <w:rPr>
             <w:rStyle w:val="aff1"/>
@@ -4177,7 +4177,7 @@
             <w:noProof/>
             <w:webHidden/>
           </w:rPr>
-          <w:instrText xml:space="preserve"> PAGEREF _Toc241099376 \h </w:instrText>
+          <w:instrText xml:space="preserve"> PAGEREF _Toc241397387 \h </w:instrText>
         </w:r>
         <w:r>
           <w:rPr>
@@ -4225,7 +4225,7 @@
           <w14:ligatures w14:val="standardContextual"/>
         </w:rPr>
       </w:pPr>
-      <w:hyperlink w:anchor="_Toc241099377" w:history="1">
+      <w:hyperlink w:anchor="_Toc241397388" w:history="1">
         <w:r>
           <w:rPr>
             <w:rStyle w:val="aff1"/>
@@ -4252,7 +4252,7 @@
             <w:noProof/>
             <w:webHidden/>
           </w:rPr>
-          <w:instrText xml:space="preserve"> PAGEREF _Toc241099377 \h </w:instrText>
+          <w:instrText xml:space="preserve"> PAGEREF _Toc241397388 \h </w:instrText>
         </w:r>
         <w:r>
           <w:rPr>
@@ -4301,7 +4301,7 @@
           <w14:ligatures w14:val="standardContextual"/>
         </w:rPr>
       </w:pPr>
-      <w:hyperlink w:anchor="_Toc241099378" w:history="1">
+      <w:hyperlink w:anchor="_Toc241397389" w:history="1">
         <w:r>
           <w:rPr>
             <w:rStyle w:val="aff1"/>
@@ -4328,7 +4328,7 @@
             <w:noProof/>
             <w:webHidden/>
           </w:rPr>
-          <w:instrText xml:space="preserve"> PAGEREF _Toc241099378 \h </w:instrText>
+          <w:instrText xml:space="preserve"> PAGEREF _Toc241397389 \h </w:instrText>
         </w:r>
         <w:r>
           <w:rPr>
@@ -4377,7 +4377,7 @@
           <w14:ligatures w14:val="standardContextual"/>
         </w:rPr>
       </w:pPr>
-      <w:hyperlink w:anchor="_Toc241099379" w:history="1">
+      <w:hyperlink w:anchor="_Toc241397390" w:history="1">
         <w:r>
           <w:rPr>
             <w:rStyle w:val="aff1"/>
@@ -4404,7 +4404,7 @@
             <w:noProof/>
             <w:webHidden/>
           </w:rPr>
-          <w:instrText xml:space="preserve"> PAGEREF _Toc241099379 \h </w:instrText>
+          <w:instrText xml:space="preserve"> PAGEREF _Toc241397390 \h </w:instrText>
         </w:r>
         <w:r>
           <w:rPr>
@@ -4453,7 +4453,7 @@
           <w14:ligatures w14:val="standardContextual"/>
         </w:rPr>
       </w:pPr>
-      <w:hyperlink w:anchor="_Toc241099380" w:history="1">
+      <w:hyperlink w:anchor="_Toc241397391" w:history="1">
         <w:r>
           <w:rPr>
             <w:rStyle w:val="aff1"/>
@@ -4480,7 +4480,7 @@
             <w:noProof/>
             <w:webHidden/>
           </w:rPr>
-          <w:instrText xml:space="preserve"> PAGEREF _Toc241099380 \h </w:instrText>
+          <w:instrText xml:space="preserve"> PAGEREF _Toc241397391 \h </w:instrText>
         </w:r>
         <w:r>
           <w:rPr>
@@ -4529,7 +4529,7 @@
           <w14:ligatures w14:val="standardContextual"/>
         </w:rPr>
       </w:pPr>
-      <w:hyperlink w:anchor="_Toc241099381" w:history="1">
+      <w:hyperlink w:anchor="_Toc241397392" w:history="1">
         <w:r>
           <w:rPr>
             <w:rStyle w:val="aff1"/>
@@ -4556,7 +4556,7 @@
             <w:noProof/>
             <w:webHidden/>
           </w:rPr>
-          <w:instrText xml:space="preserve"> PAGEREF _Toc241099381 \h </w:instrText>
+          <w:instrText xml:space="preserve"> PAGEREF _Toc241397392 \h </w:instrText>
         </w:r>
         <w:r>
           <w:rPr>
@@ -4605,7 +4605,7 @@
           <w14:ligatures w14:val="standardContextual"/>
         </w:rPr>
       </w:pPr>
-      <w:hyperlink w:anchor="_Toc241099382" w:history="1">
+      <w:hyperlink w:anchor="_Toc241397393" w:history="1">
         <w:r>
           <w:rPr>
             <w:rStyle w:val="aff1"/>
@@ -4632,7 +4632,7 @@
             <w:noProof/>
             <w:webHidden/>
           </w:rPr>
-          <w:instrText xml:space="preserve"> PAGEREF _Toc241099382 \h </w:instrText>
+          <w:instrText xml:space="preserve"> PAGEREF _Toc241397393 \h </w:instrText>
         </w:r>
         <w:r>
           <w:rPr>
@@ -4681,7 +4681,7 @@
           <w14:ligatures w14:val="standardContextual"/>
         </w:rPr>
       </w:pPr>
-      <w:hyperlink w:anchor="_Toc241099383" w:history="1">
+      <w:hyperlink w:anchor="_Toc241397394" w:history="1">
         <w:r>
           <w:rPr>
             <w:rStyle w:val="aff1"/>
@@ -4708,7 +4708,7 @@
             <w:noProof/>
             <w:webHidden/>
           </w:rPr>
-          <w:instrText xml:space="preserve"> PAGEREF _Toc241099383 \h </w:instrText>
+          <w:instrText xml:space="preserve"> PAGEREF _Toc241397394 \h </w:instrText>
         </w:r>
         <w:r>
           <w:rPr>
@@ -4757,7 +4757,7 @@
           <w14:ligatures w14:val="standardContextual"/>
         </w:rPr>
       </w:pPr>
-      <w:hyperlink w:anchor="_Toc241099384" w:history="1">
+      <w:hyperlink w:anchor="_Toc241397395" w:history="1">
         <w:r>
           <w:rPr>
             <w:rStyle w:val="aff1"/>
@@ -4784,7 +4784,7 @@
             <w:noProof/>
             <w:webHidden/>
           </w:rPr>
-          <w:instrText xml:space="preserve"> PAGEREF _Toc241099384 \h </w:instrText>
+          <w:instrText xml:space="preserve"> PAGEREF _Toc241397395 \h </w:instrText>
         </w:r>
         <w:r>
           <w:rPr>
@@ -4833,7 +4833,7 @@
           <w14:ligatures w14:val="standardContextual"/>
         </w:rPr>
       </w:pPr>
-      <w:hyperlink w:anchor="_Toc241099385" w:history="1">
+      <w:hyperlink w:anchor="_Toc241397396" w:history="1">
         <w:r>
           <w:rPr>
             <w:rStyle w:val="aff1"/>
@@ -4860,7 +4860,7 @@
             <w:noProof/>
             <w:webHidden/>
           </w:rPr>
-          <w:instrText xml:space="preserve"> PAGEREF _Toc241099385 \h </w:instrText>
+          <w:instrText xml:space="preserve"> PAGEREF _Toc241397396 \h </w:instrText>
         </w:r>
         <w:r>
           <w:rPr>
@@ -4909,7 +4909,7 @@
           <w14:ligatures w14:val="standardContextual"/>
         </w:rPr>
       </w:pPr>
-      <w:hyperlink w:anchor="_Toc241099386" w:history="1">
+      <w:hyperlink w:anchor="_Toc241397397" w:history="1">
         <w:r>
           <w:rPr>
             <w:rStyle w:val="aff1"/>
@@ -4936,7 +4936,7 @@
             <w:noProof/>
             <w:webHidden/>
           </w:rPr>
-          <w:instrText xml:space="preserve"> PAGEREF _Toc241099386 \h </w:instrText>
+          <w:instrText xml:space="preserve"> PAGEREF _Toc241397397 \h </w:instrText>
         </w:r>
         <w:r>
           <w:rPr>
@@ -4985,7 +4985,7 @@
           <w14:ligatures w14:val="standardContextual"/>
         </w:rPr>
       </w:pPr>
-      <w:hyperlink w:anchor="_Toc241099387" w:history="1">
+      <w:hyperlink w:anchor="_Toc241397398" w:history="1">
         <w:r>
           <w:rPr>
             <w:rStyle w:val="aff1"/>
@@ -5012,7 +5012,7 @@
             <w:noProof/>
             <w:webHidden/>
           </w:rPr>
-          <w:instrText xml:space="preserve"> PAGEREF _Toc241099387 \h </w:instrText>
+          <w:instrText xml:space="preserve"> PAGEREF _Toc241397398 \h </w:instrText>
         </w:r>
         <w:r>
           <w:rPr>
@@ -5061,7 +5061,7 @@
           <w14:ligatures w14:val="standardContextual"/>
         </w:rPr>
       </w:pPr>
-      <w:hyperlink w:anchor="_Toc241099388" w:history="1">
+      <w:hyperlink w:anchor="_Toc241397399" w:history="1">
         <w:r>
           <w:rPr>
             <w:rStyle w:val="aff1"/>
@@ -5088,7 +5088,7 @@
             <w:noProof/>
             <w:webHidden/>
           </w:rPr>
-          <w:instrText xml:space="preserve"> PAGEREF _Toc241099388 \h </w:instrText>
+          <w:instrText xml:space="preserve"> PAGEREF _Toc241397399 \h </w:instrText>
         </w:r>
         <w:r>
           <w:rPr>
@@ -5137,7 +5137,7 @@
           <w14:ligatures w14:val="standardContextual"/>
         </w:rPr>
       </w:pPr>
-      <w:hyperlink w:anchor="_Toc241099389" w:history="1">
+      <w:hyperlink w:anchor="_Toc241397400" w:history="1">
         <w:r>
           <w:rPr>
             <w:rStyle w:val="aff1"/>
@@ -5164,7 +5164,7 @@
             <w:noProof/>
             <w:webHidden/>
           </w:rPr>
-          <w:instrText xml:space="preserve"> PAGEREF _Toc241099389 \h </w:instrText>
+          <w:instrText xml:space="preserve"> PAGEREF _Toc241397400 \h </w:instrText>
         </w:r>
         <w:r>
           <w:rPr>
@@ -5213,7 +5213,7 @@
           <w14:ligatures w14:val="standardContextual"/>
         </w:rPr>
       </w:pPr>
-      <w:hyperlink w:anchor="_Toc241099390" w:history="1">
+      <w:hyperlink w:anchor="_Toc241397401" w:history="1">
         <w:r>
           <w:rPr>
             <w:rStyle w:val="aff1"/>
@@ -5240,7 +5240,7 @@
             <w:noProof/>
             <w:webHidden/>
           </w:rPr>
-          <w:instrText xml:space="preserve"> PAGEREF _Toc241099390 \h </w:instrText>
+          <w:instrText xml:space="preserve"> PAGEREF _Toc241397401 \h </w:instrText>
         </w:r>
         <w:r>
           <w:rPr>
@@ -5289,7 +5289,7 @@
           <w14:ligatures w14:val="standardContextual"/>
         </w:rPr>
       </w:pPr>
-      <w:hyperlink w:anchor="_Toc241099391" w:history="1">
+      <w:hyperlink w:anchor="_Toc241397402" w:history="1">
         <w:r>
           <w:rPr>
             <w:rStyle w:val="aff1"/>
@@ -5316,7 +5316,7 @@
             <w:noProof/>
             <w:webHidden/>
           </w:rPr>
-          <w:instrText xml:space="preserve"> PAGEREF _Toc241099391 \h </w:instrText>
+          <w:instrText xml:space="preserve"> PAGEREF _Toc241397402 \h </w:instrText>
         </w:r>
         <w:r>
           <w:rPr>
@@ -5365,7 +5365,7 @@
           <w14:ligatures w14:val="standardContextual"/>
         </w:rPr>
       </w:pPr>
-      <w:hyperlink w:anchor="_Toc241099392" w:history="1">
+      <w:hyperlink w:anchor="_Toc241397403" w:history="1">
         <w:r>
           <w:rPr>
             <w:rStyle w:val="aff1"/>
@@ -5392,7 +5392,7 @@
             <w:noProof/>
             <w:webHidden/>
           </w:rPr>
-          <w:instrText xml:space="preserve"> PAGEREF _Toc241099392 \h </w:instrText>
+          <w:instrText xml:space="preserve"> PAGEREF _Toc241397403 \h </w:instrText>
         </w:r>
         <w:r>
           <w:rPr>
@@ -5441,7 +5441,7 @@
           <w14:ligatures w14:val="standardContextual"/>
         </w:rPr>
       </w:pPr>
-      <w:hyperlink w:anchor="_Toc241099393" w:history="1">
+      <w:hyperlink w:anchor="_Toc241397404" w:history="1">
         <w:r>
           <w:rPr>
             <w:rStyle w:val="aff1"/>
@@ -5468,7 +5468,7 @@
             <w:noProof/>
             <w:webHidden/>
           </w:rPr>
-          <w:instrText xml:space="preserve"> PAGEREF _Toc241099393 \h </w:instrText>
+          <w:instrText xml:space="preserve"> PAGEREF _Toc241397404 \h </w:instrText>
         </w:r>
         <w:r>
           <w:rPr>
@@ -5517,7 +5517,7 @@
           <w14:ligatures w14:val="standardContextual"/>
         </w:rPr>
       </w:pPr>
-      <w:hyperlink w:anchor="_Toc241099394" w:history="1">
+      <w:hyperlink w:anchor="_Toc241397405" w:history="1">
         <w:r>
           <w:rPr>
             <w:rStyle w:val="aff1"/>
@@ -5544,7 +5544,7 @@
             <w:noProof/>
             <w:webHidden/>
           </w:rPr>
-          <w:instrText xml:space="preserve"> PAGEREF _Toc241099394 \h </w:instrText>
+          <w:instrText xml:space="preserve"> PAGEREF _Toc241397405 \h </w:instrText>
         </w:r>
         <w:r>
           <w:rPr>
@@ -5593,7 +5593,7 @@
           <w14:ligatures w14:val="standardContextual"/>
         </w:rPr>
       </w:pPr>
-      <w:hyperlink w:anchor="_Toc241099395" w:history="1">
+      <w:hyperlink w:anchor="_Toc241397406" w:history="1">
         <w:r>
           <w:rPr>
             <w:rStyle w:val="aff1"/>
@@ -5620,7 +5620,7 @@
             <w:noProof/>
             <w:webHidden/>
           </w:rPr>
-          <w:instrText xml:space="preserve"> PAGEREF _Toc241099395 \h </w:instrText>
+          <w:instrText xml:space="preserve"> PAGEREF _Toc241397406 \h </w:instrText>
         </w:r>
         <w:r>
           <w:rPr>
@@ -5669,7 +5669,7 @@
           <w14:ligatures w14:val="standardContextual"/>
         </w:rPr>
       </w:pPr>
-      <w:hyperlink w:anchor="_Toc241099396" w:history="1">
+      <w:hyperlink w:anchor="_Toc241397407" w:history="1">
         <w:r>
           <w:rPr>
             <w:rStyle w:val="aff1"/>
@@ -5696,7 +5696,7 @@
             <w:noProof/>
             <w:webHidden/>
           </w:rPr>
-          <w:instrText xml:space="preserve"> PAGEREF _Toc241099396 \h </w:instrText>
+          <w:instrText xml:space="preserve"> PAGEREF _Toc241397407 \h </w:instrText>
         </w:r>
         <w:r>
           <w:rPr>
@@ -5745,7 +5745,7 @@
           <w14:ligatures w14:val="standardContextual"/>
         </w:rPr>
       </w:pPr>
-      <w:hyperlink w:anchor="_Toc241099397" w:history="1">
+      <w:hyperlink w:anchor="_Toc241397408" w:history="1">
         <w:r>
           <w:rPr>
             <w:rStyle w:val="aff1"/>
@@ -5772,7 +5772,7 @@
             <w:noProof/>
             <w:webHidden/>
           </w:rPr>
-          <w:instrText xml:space="preserve"> PAGEREF _Toc241099397 \h </w:instrText>
+          <w:instrText xml:space="preserve"> PAGEREF _Toc241397408 \h </w:instrText>
         </w:r>
         <w:r>
           <w:rPr>
@@ -5821,7 +5821,7 @@
           <w14:ligatures w14:val="standardContextual"/>
         </w:rPr>
       </w:pPr>
-      <w:hyperlink w:anchor="_Toc241099398" w:history="1">
+      <w:hyperlink w:anchor="_Toc241397409" w:history="1">
         <w:r>
           <w:rPr>
             <w:rStyle w:val="aff1"/>
@@ -5848,7 +5848,7 @@
             <w:noProof/>
             <w:webHidden/>
           </w:rPr>
-          <w:instrText xml:space="preserve"> PAGEREF _Toc241099398 \h </w:instrText>
+          <w:instrText xml:space="preserve"> PAGEREF _Toc241397409 \h </w:instrText>
         </w:r>
         <w:r>
           <w:rPr>
@@ -5896,7 +5896,7 @@
           <w14:ligatures w14:val="standardContextual"/>
         </w:rPr>
       </w:pPr>
-      <w:hyperlink w:anchor="_Toc241099399" w:history="1">
+      <w:hyperlink w:anchor="_Toc241397410" w:history="1">
         <w:r>
           <w:rPr>
             <w:rStyle w:val="aff1"/>
@@ -5923,7 +5923,7 @@
             <w:noProof/>
             <w:webHidden/>
           </w:rPr>
-          <w:instrText xml:space="preserve"> PAGEREF _Toc241099399 \h </w:instrText>
+          <w:instrText xml:space="preserve"> PAGEREF _Toc241397410 \h </w:instrText>
         </w:r>
         <w:r>
           <w:rPr>
@@ -5972,7 +5972,7 @@
           <w14:ligatures w14:val="standardContextual"/>
         </w:rPr>
       </w:pPr>
-      <w:hyperlink w:anchor="_Toc241099400" w:history="1">
+      <w:hyperlink w:anchor="_Toc241397411" w:history="1">
         <w:r>
           <w:rPr>
             <w:rStyle w:val="aff1"/>
@@ -5999,7 +5999,7 @@
             <w:noProof/>
             <w:webHidden/>
           </w:rPr>
-          <w:instrText xml:space="preserve"> PAGEREF _Toc241099400 \h </w:instrText>
+          <w:instrText xml:space="preserve"> PAGEREF _Toc241397411 \h </w:instrText>
         </w:r>
         <w:r>
           <w:rPr>
@@ -6048,7 +6048,7 @@
           <w14:ligatures w14:val="standardContextual"/>
         </w:rPr>
       </w:pPr>
-      <w:hyperlink w:anchor="_Toc241099401" w:history="1">
+      <w:hyperlink w:anchor="_Toc241397412" w:history="1">
         <w:r>
           <w:rPr>
             <w:rStyle w:val="aff1"/>
@@ -6075,7 +6075,7 @@
             <w:noProof/>
             <w:webHidden/>
           </w:rPr>
-          <w:instrText xml:space="preserve"> PAGEREF _Toc241099401 \h </w:instrText>
+          <w:instrText xml:space="preserve"> PAGEREF _Toc241397412 \h </w:instrText>
         </w:r>
         <w:r>
           <w:rPr>
@@ -6124,7 +6124,7 @@
           <w14:ligatures w14:val="standardContextual"/>
         </w:rPr>
       </w:pPr>
-      <w:hyperlink w:anchor="_Toc241099402" w:history="1">
+      <w:hyperlink w:anchor="_Toc241397413" w:history="1">
         <w:r>
           <w:rPr>
             <w:rStyle w:val="aff1"/>
@@ -6151,7 +6151,7 @@
             <w:noProof/>
             <w:webHidden/>
           </w:rPr>
-          <w:instrText xml:space="preserve"> PAGEREF _Toc241099402 \h </w:instrText>
+          <w:instrText xml:space="preserve"> PAGEREF _Toc241397413 \h </w:instrText>
         </w:r>
         <w:r>
           <w:rPr>
@@ -6200,7 +6200,7 @@
           <w14:ligatures w14:val="standardContextual"/>
         </w:rPr>
       </w:pPr>
-      <w:hyperlink w:anchor="_Toc241099403" w:history="1">
+      <w:hyperlink w:anchor="_Toc241397414" w:history="1">
         <w:r>
           <w:rPr>
             <w:rStyle w:val="aff1"/>
@@ -6227,7 +6227,7 @@
             <w:noProof/>
             <w:webHidden/>
           </w:rPr>
-          <w:instrText xml:space="preserve"> PAGEREF _Toc241099403 \h </w:instrText>
+          <w:instrText xml:space="preserve"> PAGEREF _Toc241397414 \h </w:instrText>
         </w:r>
         <w:r>
           <w:rPr>
@@ -6276,7 +6276,7 @@
           <w14:ligatures w14:val="standardContextual"/>
         </w:rPr>
       </w:pPr>
-      <w:hyperlink w:anchor="_Toc241099404" w:history="1">
+      <w:hyperlink w:anchor="_Toc241397415" w:history="1">
         <w:r>
           <w:rPr>
             <w:rStyle w:val="aff1"/>
@@ -6303,7 +6303,7 @@
             <w:noProof/>
             <w:webHidden/>
           </w:rPr>
-          <w:instrText xml:space="preserve"> PAGEREF _Toc241099404 \h </w:instrText>
+          <w:instrText xml:space="preserve"> PAGEREF _Toc241397415 \h </w:instrText>
         </w:r>
         <w:r>
           <w:rPr>
@@ -6352,7 +6352,7 @@
           <w14:ligatures w14:val="standardContextual"/>
         </w:rPr>
       </w:pPr>
-      <w:hyperlink w:anchor="_Toc241099405" w:history="1">
+      <w:hyperlink w:anchor="_Toc241397416" w:history="1">
         <w:r>
           <w:rPr>
             <w:rStyle w:val="aff1"/>
@@ -6379,7 +6379,7 @@
             <w:noProof/>
             <w:webHidden/>
           </w:rPr>
-          <w:instrText xml:space="preserve"> PAGEREF _Toc241099405 \h </w:instrText>
+          <w:instrText xml:space="preserve"> PAGEREF _Toc241397416 \h </w:instrText>
         </w:r>
         <w:r>
           <w:rPr>
@@ -6428,7 +6428,7 @@
           <w14:ligatures w14:val="standardContextual"/>
         </w:rPr>
       </w:pPr>
-      <w:hyperlink w:anchor="_Toc241099406" w:history="1">
+      <w:hyperlink w:anchor="_Toc241397417" w:history="1">
         <w:r>
           <w:rPr>
             <w:rStyle w:val="aff1"/>
@@ -6455,7 +6455,7 @@
             <w:noProof/>
             <w:webHidden/>
           </w:rPr>
-          <w:instrText xml:space="preserve"> PAGEREF _Toc241099406 \h </w:instrText>
+          <w:instrText xml:space="preserve"> PAGEREF _Toc241397417 \h </w:instrText>
         </w:r>
         <w:r>
           <w:rPr>
@@ -6504,7 +6504,7 @@
           <w14:ligatures w14:val="standardContextual"/>
         </w:rPr>
       </w:pPr>
-      <w:hyperlink w:anchor="_Toc241099407" w:history="1">
+      <w:hyperlink w:anchor="_Toc241397418" w:history="1">
         <w:r>
           <w:rPr>
             <w:rStyle w:val="aff1"/>
@@ -6531,7 +6531,7 @@
             <w:noProof/>
             <w:webHidden/>
           </w:rPr>
-          <w:instrText xml:space="preserve"> PAGEREF _Toc241099407 \h </w:instrText>
+          <w:instrText xml:space="preserve"> PAGEREF _Toc241397418 \h </w:instrText>
         </w:r>
         <w:r>
           <w:rPr>
@@ -6580,7 +6580,7 @@
           <w14:ligatures w14:val="standardContextual"/>
         </w:rPr>
       </w:pPr>
-      <w:hyperlink w:anchor="_Toc241099408" w:history="1">
+      <w:hyperlink w:anchor="_Toc241397419" w:history="1">
         <w:r>
           <w:rPr>
             <w:rStyle w:val="aff1"/>
@@ -6607,7 +6607,7 @@
             <w:noProof/>
             <w:webHidden/>
           </w:rPr>
-          <w:instrText xml:space="preserve"> PAGEREF _Toc241099408 \h </w:instrText>
+          <w:instrText xml:space="preserve"> PAGEREF _Toc241397419 \h </w:instrText>
         </w:r>
         <w:r>
           <w:rPr>
@@ -6656,7 +6656,7 @@
           <w14:ligatures w14:val="standardContextual"/>
         </w:rPr>
       </w:pPr>
-      <w:hyperlink w:anchor="_Toc241099409" w:history="1">
+      <w:hyperlink w:anchor="_Toc241397420" w:history="1">
         <w:r>
           <w:rPr>
             <w:rStyle w:val="aff1"/>
@@ -6683,7 +6683,7 @@
             <w:noProof/>
             <w:webHidden/>
           </w:rPr>
-          <w:instrText xml:space="preserve"> PAGEREF _Toc241099409 \h </w:instrText>
+          <w:instrText xml:space="preserve"> PAGEREF _Toc241397420 \h </w:instrText>
         </w:r>
         <w:r>
           <w:rPr>
@@ -6732,7 +6732,7 @@
           <w14:ligatures w14:val="standardContextual"/>
         </w:rPr>
       </w:pPr>
-      <w:hyperlink w:anchor="_Toc241099410" w:history="1">
+      <w:hyperlink w:anchor="_Toc241397421" w:history="1">
         <w:r>
           <w:rPr>
             <w:rStyle w:val="aff1"/>
@@ -6759,7 +6759,7 @@
             <w:noProof/>
             <w:webHidden/>
           </w:rPr>
-          <w:instrText xml:space="preserve"> PAGEREF _Toc241099410 \h </w:instrText>
+          <w:instrText xml:space="preserve"> PAGEREF _Toc241397421 \h </w:instrText>
         </w:r>
         <w:r>
           <w:rPr>
@@ -6808,7 +6808,7 @@
           <w14:ligatures w14:val="standardContextual"/>
         </w:rPr>
       </w:pPr>
-      <w:hyperlink w:anchor="_Toc241099411" w:history="1">
+      <w:hyperlink w:anchor="_Toc241397422" w:history="1">
         <w:r>
           <w:rPr>
             <w:rStyle w:val="aff1"/>
@@ -6835,7 +6835,7 @@
             <w:noProof/>
             <w:webHidden/>
           </w:rPr>
-          <w:instrText xml:space="preserve"> PAGEREF _Toc241099411 \h </w:instrText>
+          <w:instrText xml:space="preserve"> PAGEREF _Toc241397422 \h </w:instrText>
         </w:r>
         <w:r>
           <w:rPr>
@@ -6884,7 +6884,7 @@
           <w14:ligatures w14:val="standardContextual"/>
         </w:rPr>
       </w:pPr>
-      <w:hyperlink w:anchor="_Toc241099412" w:history="1">
+      <w:hyperlink w:anchor="_Toc241397423" w:history="1">
         <w:r>
           <w:rPr>
             <w:rStyle w:val="aff1"/>
@@ -6911,7 +6911,7 @@
             <w:noProof/>
             <w:webHidden/>
           </w:rPr>
-          <w:instrText xml:space="preserve"> PAGEREF _Toc241099412 \h </w:instrText>
+          <w:instrText xml:space="preserve"> PAGEREF _Toc241397423 \h </w:instrText>
         </w:r>
         <w:r>
           <w:rPr>
@@ -6960,7 +6960,7 @@
           <w14:ligatures w14:val="standardContextual"/>
         </w:rPr>
       </w:pPr>
-      <w:hyperlink w:anchor="_Toc241099413" w:history="1">
+      <w:hyperlink w:anchor="_Toc241397424" w:history="1">
         <w:r>
           <w:rPr>
             <w:rStyle w:val="aff1"/>
@@ -6987,7 +6987,7 @@
             <w:noProof/>
             <w:webHidden/>
           </w:rPr>
-          <w:instrText xml:space="preserve"> PAGEREF _Toc241099413 \h </w:instrText>
+          <w:instrText xml:space="preserve"> PAGEREF _Toc241397424 \h </w:instrText>
         </w:r>
         <w:r>
           <w:rPr>
@@ -7036,7 +7036,7 @@
           <w14:ligatures w14:val="standardContextual"/>
         </w:rPr>
       </w:pPr>
-      <w:hyperlink w:anchor="_Toc241099414" w:history="1">
+      <w:hyperlink w:anchor="_Toc241397425" w:history="1">
         <w:r>
           <w:rPr>
             <w:rStyle w:val="aff1"/>
@@ -7063,7 +7063,7 @@
             <w:noProof/>
             <w:webHidden/>
           </w:rPr>
-          <w:instrText xml:space="preserve"> PAGEREF _Toc241099414 \h </w:instrText>
+          <w:instrText xml:space="preserve"> PAGEREF _Toc241397425 \h </w:instrText>
         </w:r>
         <w:r>
           <w:rPr>
@@ -7112,7 +7112,7 @@
           <w14:ligatures w14:val="standardContextual"/>
         </w:rPr>
       </w:pPr>
-      <w:hyperlink w:anchor="_Toc241099415" w:history="1">
+      <w:hyperlink w:anchor="_Toc241397426" w:history="1">
         <w:r>
           <w:rPr>
             <w:rStyle w:val="aff1"/>
@@ -7139,7 +7139,7 @@
             <w:noProof/>
             <w:webHidden/>
           </w:rPr>
-          <w:instrText xml:space="preserve"> PAGEREF _Toc241099415 \h </w:instrText>
+          <w:instrText xml:space="preserve"> PAGEREF _Toc241397426 \h </w:instrText>
         </w:r>
         <w:r>
           <w:rPr>
@@ -7188,7 +7188,7 @@
           <w14:ligatures w14:val="standardContextual"/>
         </w:rPr>
       </w:pPr>
-      <w:hyperlink w:anchor="_Toc241099416" w:history="1">
+      <w:hyperlink w:anchor="_Toc241397427" w:history="1">
         <w:r>
           <w:rPr>
             <w:rStyle w:val="aff1"/>
@@ -7215,7 +7215,7 @@
             <w:noProof/>
             <w:webHidden/>
           </w:rPr>
-          <w:instrText xml:space="preserve"> PAGEREF _Toc241099416 \h </w:instrText>
+          <w:instrText xml:space="preserve"> PAGEREF _Toc241397427 \h </w:instrText>
         </w:r>
         <w:r>
           <w:rPr>
@@ -7264,7 +7264,7 @@
           <w14:ligatures w14:val="standardContextual"/>
         </w:rPr>
       </w:pPr>
-      <w:hyperlink w:anchor="_Toc241099417" w:history="1">
+      <w:hyperlink w:anchor="_Toc241397428" w:history="1">
         <w:r>
           <w:rPr>
             <w:rStyle w:val="aff1"/>
@@ -7291,7 +7291,7 @@
             <w:noProof/>
             <w:webHidden/>
           </w:rPr>
-          <w:instrText xml:space="preserve"> PAGEREF _Toc241099417 \h </w:instrText>
+          <w:instrText xml:space="preserve"> PAGEREF _Toc241397428 \h </w:instrText>
         </w:r>
         <w:r>
           <w:rPr>
@@ -7340,7 +7340,7 @@
           <w14:ligatures w14:val="standardContextual"/>
         </w:rPr>
       </w:pPr>
-      <w:hyperlink w:anchor="_Toc241099418" w:history="1">
+      <w:hyperlink w:anchor="_Toc241397429" w:history="1">
         <w:r>
           <w:rPr>
             <w:rStyle w:val="aff1"/>
@@ -7367,7 +7367,7 @@
             <w:noProof/>
             <w:webHidden/>
           </w:rPr>
-          <w:instrText xml:space="preserve"> PAGEREF _Toc241099418 \h </w:instrText>
+          <w:instrText xml:space="preserve"> PAGEREF _Toc241397429 \h </w:instrText>
         </w:r>
         <w:r>
           <w:rPr>
@@ -7416,7 +7416,7 @@
           <w14:ligatures w14:val="standardContextual"/>
         </w:rPr>
       </w:pPr>
-      <w:hyperlink w:anchor="_Toc241099419" w:history="1">
+      <w:hyperlink w:anchor="_Toc241397430" w:history="1">
         <w:r>
           <w:rPr>
             <w:rStyle w:val="aff1"/>
@@ -7443,7 +7443,7 @@
             <w:noProof/>
             <w:webHidden/>
           </w:rPr>
-          <w:instrText xml:space="preserve"> PAGEREF _Toc241099419 \h </w:instrText>
+          <w:instrText xml:space="preserve"> PAGEREF _Toc241397430 \h </w:instrText>
         </w:r>
         <w:r>
           <w:rPr>
@@ -7492,7 +7492,7 @@
           <w14:ligatures w14:val="standardContextual"/>
         </w:rPr>
       </w:pPr>
-      <w:hyperlink w:anchor="_Toc241099420" w:history="1">
+      <w:hyperlink w:anchor="_Toc241397431" w:history="1">
         <w:r>
           <w:rPr>
             <w:rStyle w:val="aff1"/>
@@ -7519,7 +7519,7 @@
             <w:noProof/>
             <w:webHidden/>
           </w:rPr>
-          <w:instrText xml:space="preserve"> PAGEREF _Toc241099420 \h </w:instrText>
+          <w:instrText xml:space="preserve"> PAGEREF _Toc241397431 \h </w:instrText>
         </w:r>
         <w:r>
           <w:rPr>
@@ -7568,7 +7568,7 @@
           <w14:ligatures w14:val="standardContextual"/>
         </w:rPr>
       </w:pPr>
-      <w:hyperlink w:anchor="_Toc241099421" w:history="1">
+      <w:hyperlink w:anchor="_Toc241397432" w:history="1">
         <w:r>
           <w:rPr>
             <w:rStyle w:val="aff1"/>
@@ -7595,7 +7595,7 @@
             <w:noProof/>
             <w:webHidden/>
           </w:rPr>
-          <w:instrText xml:space="preserve"> PAGEREF _Toc241099421 \h </w:instrText>
+          <w:instrText xml:space="preserve"> PAGEREF _Toc241397432 \h </w:instrText>
         </w:r>
         <w:r>
           <w:rPr>
@@ -7644,7 +7644,7 @@
           <w14:ligatures w14:val="standardContextual"/>
         </w:rPr>
       </w:pPr>
-      <w:hyperlink w:anchor="_Toc241099422" w:history="1">
+      <w:hyperlink w:anchor="_Toc241397433" w:history="1">
         <w:r>
           <w:rPr>
             <w:rStyle w:val="aff1"/>
@@ -7671,7 +7671,7 @@
             <w:noProof/>
             <w:webHidden/>
           </w:rPr>
-          <w:instrText xml:space="preserve"> PAGEREF _Toc241099422 \h </w:instrText>
+          <w:instrText xml:space="preserve"> PAGEREF _Toc241397433 \h </w:instrText>
         </w:r>
         <w:r>
           <w:rPr>
@@ -7720,7 +7720,7 @@
           <w14:ligatures w14:val="standardContextual"/>
         </w:rPr>
       </w:pPr>
-      <w:hyperlink w:anchor="_Toc241099423" w:history="1">
+      <w:hyperlink w:anchor="_Toc241397434" w:history="1">
         <w:r>
           <w:rPr>
             <w:rStyle w:val="aff1"/>
@@ -7747,7 +7747,7 @@
             <w:noProof/>
             <w:webHidden/>
           </w:rPr>
-          <w:instrText xml:space="preserve"> PAGEREF _Toc241099423 \h </w:instrText>
+          <w:instrText xml:space="preserve"> PAGEREF _Toc241397434 \h </w:instrText>
         </w:r>
         <w:r>
           <w:rPr>
@@ -7796,7 +7796,7 @@
           <w14:ligatures w14:val="standardContextual"/>
         </w:rPr>
       </w:pPr>
-      <w:hyperlink w:anchor="_Toc241099424" w:history="1">
+      <w:hyperlink w:anchor="_Toc241397435" w:history="1">
         <w:r>
           <w:rPr>
             <w:rStyle w:val="aff1"/>
@@ -7823,7 +7823,7 @@
             <w:noProof/>
             <w:webHidden/>
           </w:rPr>
-          <w:instrText xml:space="preserve"> PAGEREF _Toc241099424 \h </w:instrText>
+          <w:instrText xml:space="preserve"> PAGEREF _Toc241397435 \h </w:instrText>
         </w:r>
         <w:r>
           <w:rPr>
@@ -7872,7 +7872,7 @@
           <w14:ligatures w14:val="standardContextual"/>
         </w:rPr>
       </w:pPr>
-      <w:hyperlink w:anchor="_Toc241099425" w:history="1">
+      <w:hyperlink w:anchor="_Toc241397436" w:history="1">
         <w:r>
           <w:rPr>
             <w:rStyle w:val="aff1"/>
@@ -7899,7 +7899,7 @@
             <w:noProof/>
             <w:webHidden/>
           </w:rPr>
-          <w:instrText xml:space="preserve"> PAGEREF _Toc241099425 \h </w:instrText>
+          <w:instrText xml:space="preserve"> PAGEREF _Toc241397436 \h </w:instrText>
         </w:r>
         <w:r>
           <w:rPr>
@@ -7948,7 +7948,7 @@
           <w14:ligatures w14:val="standardContextual"/>
         </w:rPr>
       </w:pPr>
-      <w:hyperlink w:anchor="_Toc241099426" w:history="1">
+      <w:hyperlink w:anchor="_Toc241397437" w:history="1">
         <w:r>
           <w:rPr>
             <w:rStyle w:val="aff1"/>
@@ -7975,7 +7975,7 @@
             <w:noProof/>
             <w:webHidden/>
           </w:rPr>
-          <w:instrText xml:space="preserve"> PAGEREF _Toc241099426 \h </w:instrText>
+          <w:instrText xml:space="preserve"> PAGEREF _Toc241397437 \h </w:instrText>
         </w:r>
         <w:r>
           <w:rPr>
@@ -8024,7 +8024,7 @@
           <w14:ligatures w14:val="standardContextual"/>
         </w:rPr>
       </w:pPr>
-      <w:hyperlink w:anchor="_Toc241099427" w:history="1">
+      <w:hyperlink w:anchor="_Toc241397438" w:history="1">
         <w:r>
           <w:rPr>
             <w:rStyle w:val="aff1"/>
@@ -8051,7 +8051,7 @@
             <w:noProof/>
             <w:webHidden/>
           </w:rPr>
-          <w:instrText xml:space="preserve"> PAGEREF _Toc241099427 \h </w:instrText>
+          <w:instrText xml:space="preserve"> PAGEREF _Toc241397438 \h </w:instrText>
         </w:r>
         <w:r>
           <w:rPr>
@@ -8100,7 +8100,7 @@
           <w14:ligatures w14:val="standardContextual"/>
         </w:rPr>
       </w:pPr>
-      <w:hyperlink w:anchor="_Toc241099428" w:history="1">
+      <w:hyperlink w:anchor="_Toc241397439" w:history="1">
         <w:r>
           <w:rPr>
             <w:rStyle w:val="aff1"/>
@@ -8127,7 +8127,7 @@
             <w:noProof/>
             <w:webHidden/>
           </w:rPr>
-          <w:instrText xml:space="preserve"> PAGEREF _Toc241099428 \h </w:instrText>
+          <w:instrText xml:space="preserve"> PAGEREF _Toc241397439 \h </w:instrText>
         </w:r>
         <w:r>
           <w:rPr>
@@ -8176,7 +8176,7 @@
           <w14:ligatures w14:val="standardContextual"/>
         </w:rPr>
       </w:pPr>
-      <w:hyperlink w:anchor="_Toc241099429" w:history="1">
+      <w:hyperlink w:anchor="_Toc241397440" w:history="1">
         <w:r>
           <w:rPr>
             <w:rStyle w:val="aff1"/>
@@ -8203,7 +8203,7 @@
             <w:noProof/>
             <w:webHidden/>
           </w:rPr>
-          <w:instrText xml:space="preserve"> PAGEREF _Toc241099429 \h </w:instrText>
+          <w:instrText xml:space="preserve"> PAGEREF _Toc241397440 \h </w:instrText>
         </w:r>
         <w:r>
           <w:rPr>
@@ -8252,7 +8252,7 @@
           <w14:ligatures w14:val="standardContextual"/>
         </w:rPr>
       </w:pPr>
-      <w:hyperlink w:anchor="_Toc241099430" w:history="1">
+      <w:hyperlink w:anchor="_Toc241397441" w:history="1">
         <w:r>
           <w:rPr>
             <w:rStyle w:val="aff1"/>
@@ -8279,7 +8279,7 @@
             <w:noProof/>
             <w:webHidden/>
           </w:rPr>
-          <w:instrText xml:space="preserve"> PAGEREF _Toc241099430 \h </w:instrText>
+          <w:instrText xml:space="preserve"> PAGEREF _Toc241397441 \h </w:instrText>
         </w:r>
         <w:r>
           <w:rPr>
@@ -8328,7 +8328,7 @@
           <w14:ligatures w14:val="standardContextual"/>
         </w:rPr>
       </w:pPr>
-      <w:hyperlink w:anchor="_Toc241099431" w:history="1">
+      <w:hyperlink w:anchor="_Toc241397442" w:history="1">
         <w:r>
           <w:rPr>
             <w:rStyle w:val="aff1"/>
@@ -8355,7 +8355,7 @@
             <w:noProof/>
             <w:webHidden/>
           </w:rPr>
-          <w:instrText xml:space="preserve"> PAGEREF _Toc241099431 \h </w:instrText>
+          <w:instrText xml:space="preserve"> PAGEREF _Toc241397442 \h </w:instrText>
         </w:r>
         <w:r>
           <w:rPr>
@@ -8375,7 +8375,7 @@
             <w:noProof/>
             <w:webHidden/>
           </w:rPr>
-          <w:t>45</w:t>
+          <w:t>46</w:t>
         </w:r>
         <w:r>
           <w:rPr>
@@ -8404,7 +8404,7 @@
           <w14:ligatures w14:val="standardContextual"/>
         </w:rPr>
       </w:pPr>
-      <w:hyperlink w:anchor="_Toc241099432" w:history="1">
+      <w:hyperlink w:anchor="_Toc241397443" w:history="1">
         <w:r>
           <w:rPr>
             <w:rStyle w:val="aff1"/>
@@ -8431,7 +8431,7 @@
             <w:noProof/>
             <w:webHidden/>
           </w:rPr>
-          <w:instrText xml:space="preserve"> PAGEREF _Toc241099432 \h </w:instrText>
+          <w:instrText xml:space="preserve"> PAGEREF _Toc241397443 \h </w:instrText>
         </w:r>
         <w:r>
           <w:rPr>
@@ -8480,7 +8480,7 @@
           <w14:ligatures w14:val="standardContextual"/>
         </w:rPr>
       </w:pPr>
-      <w:hyperlink w:anchor="_Toc241099433" w:history="1">
+      <w:hyperlink w:anchor="_Toc241397444" w:history="1">
         <w:r>
           <w:rPr>
             <w:rStyle w:val="aff1"/>
@@ -8507,7 +8507,7 @@
             <w:noProof/>
             <w:webHidden/>
           </w:rPr>
-          <w:instrText xml:space="preserve"> PAGEREF _Toc241099433 \h </w:instrText>
+          <w:instrText xml:space="preserve"> PAGEREF _Toc241397444 \h </w:instrText>
         </w:r>
         <w:r>
           <w:rPr>
@@ -8527,7 +8527,7 @@
             <w:noProof/>
             <w:webHidden/>
           </w:rPr>
-          <w:t>46</w:t>
+          <w:t>47</w:t>
         </w:r>
         <w:r>
           <w:rPr>
@@ -8556,7 +8556,7 @@
           <w14:ligatures w14:val="standardContextual"/>
         </w:rPr>
       </w:pPr>
-      <w:hyperlink w:anchor="_Toc241099434" w:history="1">
+      <w:hyperlink w:anchor="_Toc241397445" w:history="1">
         <w:r>
           <w:rPr>
             <w:rStyle w:val="aff1"/>
@@ -8583,7 +8583,7 @@
             <w:noProof/>
             <w:webHidden/>
           </w:rPr>
-          <w:instrText xml:space="preserve"> PAGEREF _Toc241099434 \h </w:instrText>
+          <w:instrText xml:space="preserve"> PAGEREF _Toc241397445 \h </w:instrText>
         </w:r>
         <w:r>
           <w:rPr>
@@ -8603,7 +8603,7 @@
             <w:noProof/>
             <w:webHidden/>
           </w:rPr>
-          <w:t>46</w:t>
+          <w:t>47</w:t>
         </w:r>
         <w:r>
           <w:rPr>
@@ -8632,7 +8632,7 @@
           <w14:ligatures w14:val="standardContextual"/>
         </w:rPr>
       </w:pPr>
-      <w:hyperlink w:anchor="_Toc241099435" w:history="1">
+      <w:hyperlink w:anchor="_Toc241397446" w:history="1">
         <w:r>
           <w:rPr>
             <w:rStyle w:val="aff1"/>
@@ -8659,7 +8659,7 @@
             <w:noProof/>
             <w:webHidden/>
           </w:rPr>
-          <w:instrText xml:space="preserve"> PAGEREF _Toc241099435 \h </w:instrText>
+          <w:instrText xml:space="preserve"> PAGEREF _Toc241397446 \h </w:instrText>
         </w:r>
         <w:r>
           <w:rPr>
@@ -8679,7 +8679,7 @@
             <w:noProof/>
             <w:webHidden/>
           </w:rPr>
-          <w:t>48</w:t>
+          <w:t>49</w:t>
         </w:r>
         <w:r>
           <w:rPr>
@@ -8708,7 +8708,7 @@
           <w14:ligatures w14:val="standardContextual"/>
         </w:rPr>
       </w:pPr>
-      <w:hyperlink w:anchor="_Toc241099436" w:history="1">
+      <w:hyperlink w:anchor="_Toc241397447" w:history="1">
         <w:r>
           <w:rPr>
             <w:rStyle w:val="aff1"/>
@@ -8735,7 +8735,7 @@
             <w:noProof/>
             <w:webHidden/>
           </w:rPr>
-          <w:instrText xml:space="preserve"> PAGEREF _Toc241099436 \h </w:instrText>
+          <w:instrText xml:space="preserve"> PAGEREF _Toc241397447 \h </w:instrText>
         </w:r>
         <w:r>
           <w:rPr>
@@ -8784,7 +8784,7 @@
           <w14:ligatures w14:val="standardContextual"/>
         </w:rPr>
       </w:pPr>
-      <w:hyperlink w:anchor="_Toc241099437" w:history="1">
+      <w:hyperlink w:anchor="_Toc241397448" w:history="1">
         <w:r>
           <w:rPr>
             <w:rStyle w:val="aff1"/>
@@ -8811,7 +8811,7 @@
             <w:noProof/>
             <w:webHidden/>
           </w:rPr>
-          <w:instrText xml:space="preserve"> PAGEREF _Toc241099437 \h </w:instrText>
+          <w:instrText xml:space="preserve"> PAGEREF _Toc241397448 \h </w:instrText>
         </w:r>
         <w:r>
           <w:rPr>
@@ -8831,7 +8831,7 @@
             <w:noProof/>
             <w:webHidden/>
           </w:rPr>
-          <w:t>49</w:t>
+          <w:t>50</w:t>
         </w:r>
         <w:r>
           <w:rPr>
@@ -8859,7 +8859,7 @@
           <w14:ligatures w14:val="standardContextual"/>
         </w:rPr>
       </w:pPr>
-      <w:hyperlink w:anchor="_Toc241099438" w:history="1">
+      <w:hyperlink w:anchor="_Toc241397449" w:history="1">
         <w:r>
           <w:rPr>
             <w:rStyle w:val="aff1"/>
@@ -8886,7 +8886,7 @@
             <w:noProof/>
             <w:webHidden/>
           </w:rPr>
-          <w:instrText xml:space="preserve"> PAGEREF _Toc241099438 \h </w:instrText>
+          <w:instrText xml:space="preserve"> PAGEREF _Toc241397449 \h </w:instrText>
         </w:r>
         <w:r>
           <w:rPr>
@@ -8941,7 +8941,7 @@
           <w:numId w:val="10"/>
         </w:numPr>
       </w:pPr>
-      <w:bookmarkStart w:id="0" w:name="_Toc241099329"/>
+      <w:bookmarkStart w:id="0" w:name="_Toc241397340"/>
       <w:r>
         <w:lastRenderedPageBreak/>
         <w:t>기술</w:t>
@@ -8974,7 +8974,7 @@
           <w:numId w:val="10"/>
         </w:numPr>
       </w:pPr>
-      <w:bookmarkStart w:id="1" w:name="_Toc241099330"/>
+      <w:bookmarkStart w:id="1" w:name="_Toc241397341"/>
       <w:r>
         <w:t>Network Authority / Data</w:t>
       </w:r>
@@ -8988,7 +8988,7 @@
           <w:numId w:val="10"/>
         </w:numPr>
       </w:pPr>
-      <w:bookmarkStart w:id="2" w:name="_Toc241099331"/>
+      <w:bookmarkStart w:id="2" w:name="_Toc241397342"/>
       <w:r>
         <w:t>Authority Flow</w:t>
       </w:r>
@@ -9051,7 +9051,7 @@
           <w:numId w:val="10"/>
         </w:numPr>
       </w:pPr>
-      <w:bookmarkStart w:id="3" w:name="_Toc241099332"/>
+      <w:bookmarkStart w:id="3" w:name="_Toc241397343"/>
       <w:r>
         <w:t>Client Cannot Commit</w:t>
       </w:r>
@@ -9137,7 +9137,7 @@
           <w:numId w:val="10"/>
         </w:numPr>
       </w:pPr>
-      <w:bookmarkStart w:id="4" w:name="_Toc241099333"/>
+      <w:bookmarkStart w:id="4" w:name="_Toc241397344"/>
       <w:r>
         <w:t>Data Tables</w:t>
       </w:r>
@@ -9555,7 +9555,7 @@
           <w:numId w:val="10"/>
         </w:numPr>
       </w:pPr>
-      <w:bookmarkStart w:id="5" w:name="_Toc241099334"/>
+      <w:bookmarkStart w:id="5" w:name="_Toc241397345"/>
       <w:r>
         <w:t>W1~W3 Implementation Baseline</w:t>
       </w:r>
@@ -9569,7 +9569,7 @@
           <w:numId w:val="10"/>
         </w:numPr>
       </w:pPr>
-      <w:bookmarkStart w:id="6" w:name="_Toc241099335"/>
+      <w:bookmarkStart w:id="6" w:name="_Toc241397346"/>
       <w:r>
         <w:t>W1 — Core Multiplayer / Inventory</w:t>
       </w:r>
@@ -9870,7 +9870,7 @@
           <w:numId w:val="10"/>
         </w:numPr>
       </w:pPr>
-      <w:bookmarkStart w:id="7" w:name="_Toc241099336"/>
+      <w:bookmarkStart w:id="7" w:name="_Toc241397347"/>
       <w:r>
         <w:t>W2 — Blueprint / UI / Guard Shell</w:t>
       </w:r>
@@ -10276,7 +10276,7 @@
           <w:numId w:val="10"/>
         </w:numPr>
       </w:pPr>
-      <w:bookmarkStart w:id="8" w:name="_Toc241099337"/>
+      <w:bookmarkStart w:id="8" w:name="_Toc241397348"/>
       <w:r>
         <w:t>W3 Start Rule</w:t>
       </w:r>
@@ -10342,7 +10342,7 @@
           <w:numId w:val="10"/>
         </w:numPr>
       </w:pPr>
-      <w:bookmarkStart w:id="9" w:name="_Toc241099338"/>
+      <w:bookmarkStart w:id="9" w:name="_Toc241397349"/>
       <w:r>
         <w:t>Risk / Cut Rules</w:t>
       </w:r>
@@ -10720,7 +10720,7 @@
           <w:numId w:val="10"/>
         </w:numPr>
       </w:pPr>
-      <w:bookmarkStart w:id="10" w:name="_Toc241099339"/>
+      <w:bookmarkStart w:id="10" w:name="_Toc241397350"/>
       <w:r>
         <w:lastRenderedPageBreak/>
         <w:t>Automatic Cut Order</w:t>
@@ -10848,7 +10848,7 @@
           <w:numId w:val="10"/>
         </w:numPr>
       </w:pPr>
-      <w:bookmarkStart w:id="11" w:name="_Toc241099340"/>
+      <w:bookmarkStart w:id="11" w:name="_Toc241397351"/>
       <w:r>
         <w:lastRenderedPageBreak/>
         <w:t>런타임</w:t>
@@ -10869,7 +10869,7 @@
           <w:numId w:val="10"/>
         </w:numPr>
       </w:pPr>
-      <w:bookmarkStart w:id="12" w:name="_Toc241099341"/>
+      <w:bookmarkStart w:id="12" w:name="_Toc241397352"/>
       <w:r>
         <w:t>구현</w:t>
       </w:r>
@@ -10895,7 +10895,7 @@
           <w:numId w:val="10"/>
         </w:numPr>
       </w:pPr>
-      <w:bookmarkStart w:id="13" w:name="_Toc241099342"/>
+      <w:bookmarkStart w:id="13" w:name="_Toc241397353"/>
       <w:r>
         <w:t>재사용</w:t>
       </w:r>
@@ -11553,7 +11553,7 @@
           <w:numId w:val="10"/>
         </w:numPr>
       </w:pPr>
-      <w:bookmarkStart w:id="14" w:name="_Toc241099343"/>
+      <w:bookmarkStart w:id="14" w:name="_Toc241397354"/>
       <w:r>
         <w:t xml:space="preserve">Legacy </w:t>
       </w:r>
@@ -12092,7 +12092,7 @@
           <w:numId w:val="10"/>
         </w:numPr>
       </w:pPr>
-      <w:bookmarkStart w:id="15" w:name="_Toc241099344"/>
+      <w:bookmarkStart w:id="15" w:name="_Toc241397355"/>
       <w:r>
         <w:t>캐릭터</w:t>
       </w:r>
@@ -12130,7 +12130,7 @@
           <w:numId w:val="10"/>
         </w:numPr>
       </w:pPr>
-      <w:bookmarkStart w:id="16" w:name="_Toc241099345"/>
+      <w:bookmarkStart w:id="16" w:name="_Toc241397356"/>
       <w:r>
         <w:t>기본</w:t>
       </w:r>
@@ -12926,7 +12926,7 @@
           <w:numId w:val="10"/>
         </w:numPr>
       </w:pPr>
-      <w:bookmarkStart w:id="17" w:name="_Toc241099346"/>
+      <w:bookmarkStart w:id="17" w:name="_Toc241397357"/>
       <w:r>
         <w:t>1</w:t>
       </w:r>
@@ -13003,7 +13003,7 @@
           <w:numId w:val="10"/>
         </w:numPr>
       </w:pPr>
-      <w:bookmarkStart w:id="18" w:name="_Toc241099347"/>
+      <w:bookmarkStart w:id="18" w:name="_Toc241397358"/>
       <w:r>
         <w:lastRenderedPageBreak/>
         <w:t>커스터마이징</w:t>
@@ -14281,7 +14281,7 @@
           <w:numId w:val="10"/>
         </w:numPr>
       </w:pPr>
-      <w:bookmarkStart w:id="19" w:name="_Toc241099348"/>
+      <w:bookmarkStart w:id="19" w:name="_Toc241397359"/>
       <w:r>
         <w:t xml:space="preserve">Grid Inventory, Loose Loot </w:t>
       </w:r>
@@ -14304,7 +14304,7 @@
           <w:numId w:val="10"/>
         </w:numPr>
       </w:pPr>
-      <w:bookmarkStart w:id="20" w:name="_Toc241099349"/>
+      <w:bookmarkStart w:id="20" w:name="_Toc241397360"/>
       <w:r>
         <w:t xml:space="preserve">Grid Inventory </w:t>
       </w:r>
@@ -14387,7 +14387,7 @@
           <w:numId w:val="10"/>
         </w:numPr>
       </w:pPr>
-      <w:bookmarkStart w:id="21" w:name="_Toc241099350"/>
+      <w:bookmarkStart w:id="21" w:name="_Toc241397361"/>
       <w:r>
         <w:t xml:space="preserve">Loose Loot </w:t>
       </w:r>
@@ -15263,7 +15263,7 @@
           <w:numId w:val="10"/>
         </w:numPr>
       </w:pPr>
-      <w:bookmarkStart w:id="22" w:name="_Toc241099351"/>
+      <w:bookmarkStart w:id="22" w:name="_Toc241397362"/>
       <w:r>
         <w:t>무게</w:t>
       </w:r>
@@ -15340,7 +15340,7 @@
           <w:numId w:val="10"/>
         </w:numPr>
       </w:pPr>
-      <w:bookmarkStart w:id="23" w:name="_Toc241099352"/>
+      <w:bookmarkStart w:id="23" w:name="_Toc241397363"/>
       <w:r>
         <w:t>QuickSlot</w:t>
       </w:r>
@@ -15606,7 +15606,7 @@
           <w:numId w:val="10"/>
         </w:numPr>
       </w:pPr>
-      <w:bookmarkStart w:id="24" w:name="_Toc241099353"/>
+      <w:bookmarkStart w:id="24" w:name="_Toc241397364"/>
       <w:r>
         <w:lastRenderedPageBreak/>
         <w:t xml:space="preserve">First-Person </w:t>
@@ -15645,7 +15645,7 @@
           <w:numId w:val="10"/>
         </w:numPr>
       </w:pPr>
-      <w:bookmarkStart w:id="25" w:name="_Toc241099354"/>
+      <w:bookmarkStart w:id="25" w:name="_Toc241397365"/>
       <w:r>
         <w:t>손전등</w:t>
       </w:r>
@@ -16057,7 +16057,7 @@
           <w:numId w:val="10"/>
         </w:numPr>
       </w:pPr>
-      <w:bookmarkStart w:id="26" w:name="_Toc241099355"/>
+      <w:bookmarkStart w:id="26" w:name="_Toc241397366"/>
       <w:r>
         <w:t>Noise Level</w:t>
       </w:r>
@@ -16709,7 +16709,7 @@
           <w:numId w:val="10"/>
         </w:numPr>
       </w:pPr>
-      <w:bookmarkStart w:id="27" w:name="_Toc241099356"/>
+      <w:bookmarkStart w:id="27" w:name="_Toc241397367"/>
       <w:r>
         <w:t xml:space="preserve">Guard SoundPing </w:t>
       </w:r>
@@ -17032,7 +17032,7 @@
           <w:numId w:val="10"/>
         </w:numPr>
       </w:pPr>
-      <w:bookmarkStart w:id="28" w:name="_Toc241099357"/>
+      <w:bookmarkStart w:id="28" w:name="_Toc241397368"/>
       <w:r>
         <w:lastRenderedPageBreak/>
         <w:t xml:space="preserve">Guard PvE AI </w:t>
@@ -17050,7 +17050,7 @@
           <w:numId w:val="10"/>
         </w:numPr>
       </w:pPr>
-      <w:bookmarkStart w:id="29" w:name="_Toc241099358"/>
+      <w:bookmarkStart w:id="29" w:name="_Toc241397369"/>
       <w:r>
         <w:t>기본</w:t>
       </w:r>
@@ -17594,7 +17594,7 @@
           <w:numId w:val="10"/>
         </w:numPr>
       </w:pPr>
-      <w:bookmarkStart w:id="30" w:name="_Toc241099359"/>
+      <w:bookmarkStart w:id="30" w:name="_Toc241397370"/>
       <w:r>
         <w:t>상태</w:t>
       </w:r>
@@ -18273,7 +18273,7 @@
           <w:numId w:val="10"/>
         </w:numPr>
       </w:pPr>
-      <w:bookmarkStart w:id="31" w:name="_Toc241099360"/>
+      <w:bookmarkStart w:id="31" w:name="_Toc241397371"/>
       <w:r>
         <w:t>InspectExhibit</w:t>
       </w:r>
@@ -18335,7 +18335,7 @@
           <w:numId w:val="10"/>
         </w:numPr>
       </w:pPr>
-      <w:bookmarkStart w:id="32" w:name="_Toc241099361"/>
+      <w:bookmarkStart w:id="32" w:name="_Toc241397372"/>
       <w:r>
         <w:t>CCTV</w:t>
       </w:r>
@@ -18384,7 +18384,7 @@
           <w:numId w:val="10"/>
         </w:numPr>
       </w:pPr>
-      <w:bookmarkStart w:id="33" w:name="_Toc241099362"/>
+      <w:bookmarkStart w:id="33" w:name="_Toc241397373"/>
       <w:r>
         <w:lastRenderedPageBreak/>
         <w:t>Arrest</w:t>
@@ -18419,7 +18419,7 @@
           <w:numId w:val="10"/>
         </w:numPr>
       </w:pPr>
-      <w:bookmarkStart w:id="34" w:name="_Toc241099363"/>
+      <w:bookmarkStart w:id="34" w:name="_Toc241397374"/>
       <w:r>
         <w:lastRenderedPageBreak/>
         <w:t xml:space="preserve">Target Artifact, Exhibit Case Isolation </w:t>
@@ -18443,7 +18443,7 @@
           <w:numId w:val="10"/>
         </w:numPr>
       </w:pPr>
-      <w:bookmarkStart w:id="35" w:name="_Toc241099364"/>
+      <w:bookmarkStart w:id="35" w:name="_Toc241397375"/>
       <w:r>
         <w:t xml:space="preserve">Artifact / Exhibit Case </w:t>
       </w:r>
@@ -18855,7 +18855,7 @@
           <w:numId w:val="10"/>
         </w:numPr>
       </w:pPr>
-      <w:bookmarkStart w:id="36" w:name="_Toc241099365"/>
+      <w:bookmarkStart w:id="36" w:name="_Toc241397376"/>
       <w:r>
         <w:t xml:space="preserve">Painting Display Case </w:t>
       </w:r>
@@ -19509,7 +19509,7 @@
           <w:numId w:val="10"/>
         </w:numPr>
       </w:pPr>
-      <w:bookmarkStart w:id="37" w:name="_Toc241099366"/>
+      <w:bookmarkStart w:id="37" w:name="_Toc241397377"/>
       <w:r>
         <w:t>Observation / Full-Screen Mode</w:t>
       </w:r>
@@ -19591,7 +19591,7 @@
           <w:numId w:val="10"/>
         </w:numPr>
       </w:pPr>
-      <w:bookmarkStart w:id="38" w:name="_Toc241099367"/>
+      <w:bookmarkStart w:id="38" w:name="_Toc241397378"/>
       <w:r>
         <w:t>Replica Review / Atomic Swap</w:t>
       </w:r>
@@ -19677,7 +19677,7 @@
           <w:numId w:val="10"/>
         </w:numPr>
       </w:pPr>
-      <w:bookmarkStart w:id="39" w:name="_Toc241099368"/>
+      <w:bookmarkStart w:id="39" w:name="_Toc241397379"/>
       <w:r>
         <w:t xml:space="preserve">Stroke </w:t>
       </w:r>
@@ -19758,7 +19758,7 @@
           <w:numId w:val="10"/>
         </w:numPr>
       </w:pPr>
-      <w:bookmarkStart w:id="40" w:name="_Toc241099369"/>
+      <w:bookmarkStart w:id="40" w:name="_Toc241397380"/>
       <w:r>
         <w:t>Forgery Score And Replica Acceptance</w:t>
       </w:r>
@@ -20047,7 +20047,7 @@
           <w:numId w:val="10"/>
         </w:numPr>
       </w:pPr>
-      <w:bookmarkStart w:id="41" w:name="_Toc241099370"/>
+      <w:bookmarkStart w:id="41" w:name="_Toc241397381"/>
       <w:r>
         <w:t xml:space="preserve">Template </w:t>
       </w:r>
@@ -20986,7 +20986,7 @@
           <w:numId w:val="10"/>
         </w:numPr>
       </w:pPr>
-      <w:bookmarkStart w:id="42" w:name="_Toc241099371"/>
+      <w:bookmarkStart w:id="42" w:name="_Toc241397382"/>
       <w:r>
         <w:t>Deferred Expansion: Object Assembly</w:t>
       </w:r>
@@ -21015,7 +21015,7 @@
           <w:numId w:val="10"/>
         </w:numPr>
       </w:pPr>
-      <w:bookmarkStart w:id="43" w:name="_Toc241099372"/>
+      <w:bookmarkStart w:id="43" w:name="_Toc241397383"/>
       <w:r>
         <w:lastRenderedPageBreak/>
         <w:t xml:space="preserve">Alert, Lockdown, Shared Extraction </w:t>
@@ -21039,7 +21039,7 @@
           <w:numId w:val="10"/>
         </w:numPr>
       </w:pPr>
-      <w:bookmarkStart w:id="44" w:name="_Toc241099373"/>
+      <w:bookmarkStart w:id="44" w:name="_Toc241397384"/>
       <w:r>
         <w:t>Alert Level</w:t>
       </w:r>
@@ -21340,7 +21340,7 @@
           <w:numId w:val="10"/>
         </w:numPr>
       </w:pPr>
-      <w:bookmarkStart w:id="45" w:name="_Toc241099374"/>
+      <w:bookmarkStart w:id="45" w:name="_Toc241397385"/>
       <w:r>
         <w:t>Vent Settlement</w:t>
       </w:r>
@@ -21457,7 +21457,7 @@
           <w:numId w:val="10"/>
         </w:numPr>
       </w:pPr>
-      <w:bookmarkStart w:id="46" w:name="_Toc241099375"/>
+      <w:bookmarkStart w:id="46" w:name="_Toc241397386"/>
       <w:r>
         <w:t>성공</w:t>
       </w:r>
@@ -21695,7 +21695,7 @@
           <w:numId w:val="10"/>
         </w:numPr>
       </w:pPr>
-      <w:bookmarkStart w:id="47" w:name="_Toc241099376"/>
+      <w:bookmarkStart w:id="47" w:name="_Toc241397387"/>
       <w:r>
         <w:t>Team Reward / Contribution</w:t>
       </w:r>
@@ -22158,7 +22158,7 @@
           <w:numId w:val="10"/>
         </w:numPr>
       </w:pPr>
-      <w:bookmarkStart w:id="48" w:name="_Toc241099377"/>
+      <w:bookmarkStart w:id="48" w:name="_Toc241397388"/>
       <w:r>
         <w:lastRenderedPageBreak/>
         <w:t>멀티플레이</w:t>
@@ -22185,7 +22185,7 @@
           <w:numId w:val="10"/>
         </w:numPr>
       </w:pPr>
-      <w:bookmarkStart w:id="49" w:name="_Toc241099378"/>
+      <w:bookmarkStart w:id="49" w:name="_Toc241397389"/>
       <w:r>
         <w:t>멀티플레이어</w:t>
       </w:r>
@@ -22211,7 +22211,7 @@
           <w:numId w:val="10"/>
         </w:numPr>
       </w:pPr>
-      <w:bookmarkStart w:id="50" w:name="_Toc241099379"/>
+      <w:bookmarkStart w:id="50" w:name="_Toc241397390"/>
       <w:r>
         <w:t>네트워크</w:t>
       </w:r>
@@ -22669,7 +22669,7 @@
           <w:numId w:val="10"/>
         </w:numPr>
       </w:pPr>
-      <w:bookmarkStart w:id="51" w:name="_Toc241099380"/>
+      <w:bookmarkStart w:id="51" w:name="_Toc241397391"/>
       <w:r>
         <w:t>Release Player Count / Session Start</w:t>
       </w:r>
@@ -22698,7 +22698,7 @@
           <w:numId w:val="10"/>
         </w:numPr>
       </w:pPr>
-      <w:bookmarkStart w:id="52" w:name="_Toc241099381"/>
+      <w:bookmarkStart w:id="52" w:name="_Toc241397392"/>
       <w:r>
         <w:t>Steam Proximity Voice / Guard Speech Noise</w:t>
       </w:r>
@@ -22728,7 +22728,7 @@
           <w:numId w:val="10"/>
         </w:numPr>
       </w:pPr>
-      <w:bookmarkStart w:id="53" w:name="_Toc241099382"/>
+      <w:bookmarkStart w:id="53" w:name="_Toc241397393"/>
       <w:r>
         <w:t>주요</w:t>
       </w:r>
@@ -23521,7 +23521,7 @@
           <w:numId w:val="10"/>
         </w:numPr>
       </w:pPr>
-      <w:bookmarkStart w:id="54" w:name="_Toc241099383"/>
+      <w:bookmarkStart w:id="54" w:name="_Toc241397394"/>
       <w:r>
         <w:lastRenderedPageBreak/>
         <w:t>서버</w:t>
@@ -23664,7 +23664,7 @@
           <w:numId w:val="10"/>
         </w:numPr>
       </w:pPr>
-      <w:bookmarkStart w:id="55" w:name="_Toc241099384"/>
+      <w:bookmarkStart w:id="55" w:name="_Toc241397395"/>
       <w:r>
         <w:t xml:space="preserve">Disconnect </w:t>
       </w:r>
@@ -24001,7 +24001,7 @@
           <w:numId w:val="10"/>
         </w:numPr>
       </w:pPr>
-      <w:bookmarkStart w:id="56" w:name="_Toc241099385"/>
+      <w:bookmarkStart w:id="56" w:name="_Toc241397396"/>
       <w:r>
         <w:t>필수</w:t>
       </w:r>
@@ -24138,7 +24138,7 @@
           <w:numId w:val="10"/>
         </w:numPr>
       </w:pPr>
-      <w:bookmarkStart w:id="57" w:name="_Toc241099386"/>
+      <w:bookmarkStart w:id="57" w:name="_Toc241397397"/>
       <w:r>
         <w:lastRenderedPageBreak/>
         <w:t xml:space="preserve">Gameplay Architecture, FastArray </w:t>
@@ -24159,7 +24159,7 @@
           <w:numId w:val="10"/>
         </w:numPr>
       </w:pPr>
-      <w:bookmarkStart w:id="58" w:name="_Toc241099387"/>
+      <w:bookmarkStart w:id="58" w:name="_Toc241397398"/>
       <w:r>
         <w:t>책임</w:t>
       </w:r>
@@ -24605,7 +24605,7 @@
           <w:numId w:val="10"/>
         </w:numPr>
       </w:pPr>
-      <w:bookmarkStart w:id="59" w:name="_Toc241099388"/>
+      <w:bookmarkStart w:id="59" w:name="_Toc241397399"/>
       <w:r>
         <w:t xml:space="preserve">FastArray </w:t>
       </w:r>
@@ -24670,7 +24670,7 @@
           <w:numId w:val="10"/>
         </w:numPr>
       </w:pPr>
-      <w:bookmarkStart w:id="60" w:name="_Toc241099389"/>
+      <w:bookmarkStart w:id="60" w:name="_Toc241397400"/>
       <w:r>
         <w:t>서버</w:t>
       </w:r>
@@ -25094,7 +25094,7 @@
           <w:numId w:val="10"/>
         </w:numPr>
       </w:pPr>
-      <w:bookmarkStart w:id="61" w:name="_Toc241099390"/>
+      <w:bookmarkStart w:id="61" w:name="_Toc241397401"/>
       <w:r>
         <w:lastRenderedPageBreak/>
         <w:t>GameplayTag Dictionary</w:t>
@@ -25395,7 +25395,7 @@
           <w:numId w:val="10"/>
         </w:numPr>
       </w:pPr>
-      <w:bookmarkStart w:id="62" w:name="_Toc241099391"/>
+      <w:bookmarkStart w:id="62" w:name="_Toc241397402"/>
       <w:r>
         <w:t xml:space="preserve">Tag Query </w:t>
       </w:r>
@@ -25692,7 +25692,7 @@
           <w:numId w:val="10"/>
         </w:numPr>
       </w:pPr>
-      <w:bookmarkStart w:id="63" w:name="_Toc241099392"/>
+      <w:bookmarkStart w:id="63" w:name="_Toc241397403"/>
       <w:r>
         <w:t xml:space="preserve">HUD, UI/UX </w:t>
       </w:r>
@@ -25720,7 +25720,7 @@
           <w:numId w:val="10"/>
         </w:numPr>
       </w:pPr>
-      <w:bookmarkStart w:id="64" w:name="_Toc241099393"/>
+      <w:bookmarkStart w:id="64" w:name="_Toc241397404"/>
       <w:r>
         <w:t xml:space="preserve">UI </w:t>
       </w:r>
@@ -25932,7 +25932,7 @@
           <w:numId w:val="10"/>
         </w:numPr>
       </w:pPr>
-      <w:bookmarkStart w:id="65" w:name="_Toc241099394"/>
+      <w:bookmarkStart w:id="65" w:name="_Toc241397405"/>
       <w:r>
         <w:t>화면</w:t>
       </w:r>
@@ -26458,7 +26458,7 @@
           <w:numId w:val="10"/>
         </w:numPr>
       </w:pPr>
-      <w:bookmarkStart w:id="66" w:name="_Toc241099395"/>
+      <w:bookmarkStart w:id="66" w:name="_Toc241397406"/>
       <w:r>
         <w:t xml:space="preserve">MVVM </w:t>
       </w:r>
@@ -26535,7 +26535,7 @@
           <w:numId w:val="10"/>
         </w:numPr>
       </w:pPr>
-      <w:bookmarkStart w:id="67" w:name="_Toc241099396"/>
+      <w:bookmarkStart w:id="67" w:name="_Toc241397407"/>
       <w:r>
         <w:lastRenderedPageBreak/>
         <w:t xml:space="preserve">ViewModel </w:t>
@@ -26998,7 +26998,7 @@
           <w:numId w:val="10"/>
         </w:numPr>
       </w:pPr>
-      <w:bookmarkStart w:id="68" w:name="_Toc241099397"/>
+      <w:bookmarkStart w:id="68" w:name="_Toc241397408"/>
       <w:r>
         <w:t xml:space="preserve">Forgery </w:t>
       </w:r>
@@ -27027,7 +27027,7 @@
           <w:numId w:val="10"/>
         </w:numPr>
       </w:pPr>
-      <w:bookmarkStart w:id="69" w:name="_Toc241099398"/>
+      <w:bookmarkStart w:id="69" w:name="_Toc241397409"/>
       <w:r>
         <w:t>상호작용</w:t>
       </w:r>
@@ -27625,7 +27625,7 @@
           <w:numId w:val="10"/>
         </w:numPr>
       </w:pPr>
-      <w:bookmarkStart w:id="70" w:name="_Toc241099399"/>
+      <w:bookmarkStart w:id="70" w:name="_Toc241397410"/>
       <w:r>
         <w:t>데이터</w:t>
       </w:r>
@@ -27651,7 +27651,7 @@
           <w:numId w:val="10"/>
         </w:numPr>
       </w:pPr>
-      <w:bookmarkStart w:id="71" w:name="_Toc241099400"/>
+      <w:bookmarkStart w:id="71" w:name="_Toc241397411"/>
       <w:r>
         <w:t xml:space="preserve">Debug, Telemetry, KPI </w:t>
       </w:r>
@@ -27671,7 +27671,7 @@
           <w:numId w:val="10"/>
         </w:numPr>
       </w:pPr>
-      <w:bookmarkStart w:id="72" w:name="_Toc241099401"/>
+      <w:bookmarkStart w:id="72" w:name="_Toc241397412"/>
       <w:r>
         <w:t>Debug Command</w:t>
       </w:r>
@@ -28072,7 +28072,7 @@
           <w:numId w:val="10"/>
         </w:numPr>
       </w:pPr>
-      <w:bookmarkStart w:id="73" w:name="_Toc241099402"/>
+      <w:bookmarkStart w:id="73" w:name="_Toc241397413"/>
       <w:r>
         <w:t>Telemetry / Log Event</w:t>
       </w:r>
@@ -28753,7 +28753,7 @@
           <w:numId w:val="10"/>
         </w:numPr>
       </w:pPr>
-      <w:bookmarkStart w:id="74" w:name="_Toc241099403"/>
+      <w:bookmarkStart w:id="74" w:name="_Toc241397414"/>
       <w:r>
         <w:t>Playtest KPI</w:t>
       </w:r>
@@ -29307,7 +29307,7 @@
           <w:numId w:val="10"/>
         </w:numPr>
       </w:pPr>
-      <w:bookmarkStart w:id="75" w:name="_Toc241099404"/>
+      <w:bookmarkStart w:id="75" w:name="_Toc241397415"/>
       <w:r>
         <w:t xml:space="preserve">Release QA </w:t>
       </w:r>
@@ -29445,7 +29445,7 @@
           <w:numId w:val="10"/>
         </w:numPr>
       </w:pPr>
-      <w:bookmarkStart w:id="76" w:name="_Toc241099405"/>
+      <w:bookmarkStart w:id="76" w:name="_Toc241397416"/>
       <w:r>
         <w:t>경계</w:t>
       </w:r>
@@ -29507,7 +29507,7 @@
           <w:numId w:val="10"/>
         </w:numPr>
       </w:pPr>
-      <w:bookmarkStart w:id="77" w:name="_Toc241099406"/>
+      <w:bookmarkStart w:id="77" w:name="_Toc241397417"/>
       <w:r>
         <w:t>Navigation</w:t>
       </w:r>
@@ -29552,7 +29552,7 @@
           <w:numId w:val="10"/>
         </w:numPr>
       </w:pPr>
-      <w:bookmarkStart w:id="78" w:name="_Toc241099407"/>
+      <w:bookmarkStart w:id="78" w:name="_Toc241397418"/>
       <w:r>
         <w:t xml:space="preserve">Package </w:t>
       </w:r>
@@ -29609,7 +29609,7 @@
           <w:numId w:val="10"/>
         </w:numPr>
       </w:pPr>
-      <w:bookmarkStart w:id="79" w:name="_Toc241099408"/>
+      <w:bookmarkStart w:id="79" w:name="_Toc241397419"/>
       <w:r>
         <w:t xml:space="preserve">DataTable / DataAsset </w:t>
       </w:r>
@@ -29632,7 +29632,7 @@
           <w:numId w:val="10"/>
         </w:numPr>
       </w:pPr>
-      <w:bookmarkStart w:id="80" w:name="_Toc241099409"/>
+      <w:bookmarkStart w:id="80" w:name="_Toc241397420"/>
       <w:r>
         <w:t>데이터</w:t>
       </w:r>
@@ -29875,7 +29875,7 @@
           <w:numId w:val="10"/>
         </w:numPr>
       </w:pPr>
-      <w:bookmarkStart w:id="81" w:name="_Toc241099410"/>
+      <w:bookmarkStart w:id="81" w:name="_Toc241397421"/>
       <w:r>
         <w:t>주요</w:t>
       </w:r>
@@ -30404,7 +30404,7 @@
           <w:numId w:val="10"/>
         </w:numPr>
       </w:pPr>
-      <w:bookmarkStart w:id="82" w:name="_Toc241099411"/>
+      <w:bookmarkStart w:id="82" w:name="_Toc241397422"/>
       <w:r>
         <w:lastRenderedPageBreak/>
         <w:t>DT_ItemMaster</w:t>
@@ -31272,7 +31272,7 @@
           <w:numId w:val="10"/>
         </w:numPr>
       </w:pPr>
-      <w:bookmarkStart w:id="83" w:name="_Toc241099412"/>
+      <w:bookmarkStart w:id="83" w:name="_Toc241397423"/>
       <w:r>
         <w:t>DT_LootData</w:t>
       </w:r>
@@ -31291,7 +31291,7 @@
           <w:numId w:val="10"/>
         </w:numPr>
       </w:pPr>
-      <w:bookmarkStart w:id="84" w:name="_Toc241099413"/>
+      <w:bookmarkStart w:id="84" w:name="_Toc241397424"/>
       <w:r>
         <w:t>DT_UsableItemData</w:t>
       </w:r>
@@ -31613,7 +31613,7 @@
           <w:numId w:val="10"/>
         </w:numPr>
       </w:pPr>
-      <w:bookmarkStart w:id="85" w:name="_Toc241099414"/>
+      <w:bookmarkStart w:id="85" w:name="_Toc241397425"/>
       <w:r>
         <w:t>DT_SoundPingData</w:t>
       </w:r>
@@ -32439,7 +32439,7 @@
           <w:numId w:val="10"/>
         </w:numPr>
       </w:pPr>
-      <w:bookmarkStart w:id="86" w:name="_Toc241099415"/>
+      <w:bookmarkStart w:id="86" w:name="_Toc241397426"/>
       <w:r>
         <w:t>DT_GuardData</w:t>
       </w:r>
@@ -32458,7 +32458,7 @@
           <w:numId w:val="10"/>
         </w:numPr>
       </w:pPr>
-      <w:bookmarkStart w:id="87" w:name="_Toc241099416"/>
+      <w:bookmarkStart w:id="87" w:name="_Toc241397427"/>
       <w:r>
         <w:lastRenderedPageBreak/>
         <w:t>DT_ArtifactData</w:t>
@@ -32478,7 +32478,7 @@
           <w:numId w:val="10"/>
         </w:numPr>
       </w:pPr>
-      <w:bookmarkStart w:id="88" w:name="_Toc241099417"/>
+      <w:bookmarkStart w:id="88" w:name="_Toc241397428"/>
       <w:r>
         <w:t>DT_ForgeryTemplate</w:t>
       </w:r>
@@ -32497,7 +32497,7 @@
           <w:numId w:val="10"/>
         </w:numPr>
       </w:pPr>
-      <w:bookmarkStart w:id="89" w:name="_Toc241099418"/>
+      <w:bookmarkStart w:id="89" w:name="_Toc241397429"/>
       <w:r>
         <w:t>기타</w:t>
       </w:r>
@@ -33060,7 +33060,7 @@
           <w:numId w:val="10"/>
         </w:numPr>
       </w:pPr>
-      <w:bookmarkStart w:id="90" w:name="_Toc241099419"/>
+      <w:bookmarkStart w:id="90" w:name="_Toc241397430"/>
       <w:r>
         <w:lastRenderedPageBreak/>
         <w:t xml:space="preserve">Runtime </w:t>
@@ -33538,7 +33538,7 @@
           <w:numId w:val="10"/>
         </w:numPr>
       </w:pPr>
-      <w:bookmarkStart w:id="91" w:name="_Toc241099420"/>
+      <w:bookmarkStart w:id="91" w:name="_Toc241397431"/>
       <w:r>
         <w:t>Validation</w:t>
       </w:r>
@@ -33636,7 +33636,7 @@
           <w:numId w:val="10"/>
         </w:numPr>
       </w:pPr>
-      <w:bookmarkStart w:id="92" w:name="_Toc241099421"/>
+      <w:bookmarkStart w:id="92" w:name="_Toc241397432"/>
       <w:r>
         <w:t>최소</w:t>
       </w:r>
@@ -33674,7 +33674,7 @@
           <w:numId w:val="10"/>
         </w:numPr>
       </w:pPr>
-      <w:bookmarkStart w:id="93" w:name="_Toc241099422"/>
+      <w:bookmarkStart w:id="93" w:name="_Toc241397433"/>
       <w:r>
         <w:t>최소</w:t>
       </w:r>
@@ -34164,7 +34164,7 @@
           <w:numId w:val="10"/>
         </w:numPr>
       </w:pPr>
-      <w:bookmarkStart w:id="94" w:name="_Toc241099423"/>
+      <w:bookmarkStart w:id="94" w:name="_Toc241397434"/>
       <w:r>
         <w:t>시스템</w:t>
       </w:r>
@@ -34641,7 +34641,7 @@
           <w:numId w:val="10"/>
         </w:numPr>
       </w:pPr>
-      <w:bookmarkStart w:id="95" w:name="_Toc241099424"/>
+      <w:bookmarkStart w:id="95" w:name="_Toc241397435"/>
       <w:r>
         <w:lastRenderedPageBreak/>
         <w:t>Contract Run Runtime Contracts</w:t>
@@ -34656,7 +34656,7 @@
           <w:numId w:val="10"/>
         </w:numPr>
       </w:pPr>
-      <w:bookmarkStart w:id="96" w:name="_Toc241099425"/>
+      <w:bookmarkStart w:id="96" w:name="_Toc241397436"/>
       <w:r>
         <w:t>Contract Snapshot</w:t>
       </w:r>
@@ -35120,7 +35120,7 @@
           <w:numId w:val="10"/>
         </w:numPr>
       </w:pPr>
-      <w:bookmarkStart w:id="97" w:name="_Toc241099426"/>
+      <w:bookmarkStart w:id="97" w:name="_Toc241397437"/>
       <w:r>
         <w:t>Exhibit Assignment Snapshot</w:t>
       </w:r>
@@ -35434,7 +35434,7 @@
           <w:numId w:val="10"/>
         </w:numPr>
       </w:pPr>
-      <w:bookmarkStart w:id="98" w:name="_Toc241099427"/>
+      <w:bookmarkStart w:id="98" w:name="_Toc241397438"/>
       <w:r>
         <w:lastRenderedPageBreak/>
         <w:t>Surface Forgery Timer and Timeout Handling / Assembly Deferred</w:t>
@@ -35733,7 +35733,7 @@
           <w:numId w:val="10"/>
         </w:numPr>
       </w:pPr>
-      <w:bookmarkStart w:id="99" w:name="_Toc241099428"/>
+      <w:bookmarkStart w:id="99" w:name="_Toc241397439"/>
       <w:r>
         <w:t>Locomotion, Weight and Footstep</w:t>
       </w:r>
@@ -36083,7 +36083,7 @@
           <w:numId w:val="10"/>
         </w:numPr>
       </w:pPr>
-      <w:bookmarkStart w:id="100" w:name="_Toc241099429"/>
+      <w:bookmarkStart w:id="100" w:name="_Toc241397440"/>
       <w:r>
         <w:t>Identity, Nameplate and Team Status</w:t>
       </w:r>
@@ -36388,7 +36388,7 @@
           <w:numId w:val="10"/>
         </w:numPr>
       </w:pPr>
-      <w:bookmarkStart w:id="101" w:name="_Toc241099430"/>
+      <w:bookmarkStart w:id="101" w:name="_Toc241397441"/>
       <w:r>
         <w:t>Floor Plan Projection and Information Policy</w:t>
       </w:r>
@@ -36719,23 +36719,38 @@
       </w:r>
     </w:p>
     <w:p>
+      <w:r>
+        <w:t>BP_HeistLightFixture는 Actor 부모의 환경 Presentation Shell이며 FixtureMesh 1개와 KeySpot 1개만 가진다. 주변 광원을 흡수하거나 추가 PointLight/Accent LightComponent를 묶지 않는다. Showcase SM_F_Ceiling_Droplights_01a/01b/01c는 실제 작품 위치와 천장 높이에 맞춰 작품을 조준하고, SM_Drop_Ceiling_01a는 통로 천장에 하향 배치한다. 타입 선택은 작품 구성에 따른다. 재배치 시 기존 환경 광원 세기의 0.5배를 적용하고 원본 기준값을 보존해 재실행으로 중복 감산하지 않는다. 상태 머신·Interaction·Replication과 보안 장치의 기능성 Light는 변경하지 않는다.</w:t>
+      </w:r>
+    </w:p>
+    <w:p>
+      <w:r>
+        <w:t>Painting은 Showcase SM_Canvas_Painting_01a~07a 중 하나의 메시를 사용한다. 원본과 Replica는 동일한 표시 컴포넌트의 PaintingTexture 재질 파라미터로 교체하며 Preview는 월드의 원본을 덮어쓰지 않는다. 메시별 그림 UV 영역과 방향을 보정하고 테두리·뒷면의 기존 재질을 보존한다. 장식 그림은 상호작용 컴포넌트를 추가하지 않는다. 월드 그림은 종횡비를 유지하는 중앙 Cover UV로 앞면을 채우며 흰 매트 영역을 추가하지 않는다. 미배정 에디터 프리뷰에도 유효한 기본 그림을 지정한다.</w:t>
+      </w:r>
+    </w:p>
+    <w:p>
+      <w:r>
+        <w:t>바닥 타일용 공용 PCG는 에디터 제작 도구로만 사용한다. Grid 간격·범위, Seed 및 StaticMesh 목록을 편집할 수 있어야 하며 같은 Seed의 재생성은 같은 배치를 만든다. M01은 기존 400cm 간격의 30×22 타일 범위를 유지한다. 생성 인스턴스의 Collision과 저장·재로드를 검사한 뒤 기존 중복 타일을 제거한다. 런타임에서 타일이나 방 구조를 무작위로 재생성하지 않는다. Actor 위치의 소수점은 0 방향으로 절삭하며 회전과 스케일은 보존한다.</w:t>
+      </w:r>
+    </w:p>
+    <w:p>
       <w:pPr>
         <w:pStyle w:val="a0"/>
       </w:pPr>
       <w:r>
-        <w:t xml:space="preserve">Painting의 Original/Replica 시각 컴포넌트는 같은 중심·정면·크기를 사용한다. 활성 작품 중심은 기본 160cm이며 다단 군집에서는 승인된 슬롯 높이 119~190cm를 사용한다. Interaction Actor의 </w:t>
+        <w:t>Painting의 원본과 Replica는 하나의 Canvas 메시를 공유하며 중심·정면·크기를 유지한다. 활성 작품 중심은 기본 160cm이며 다단 군집에서는 승인된 슬롯 높이 119~190cm를 사용한다. Interaction Actor의 바닥 기준과 Overlap 범위는 유지하며 액자와 그림 면 크기는 전시 구성에 맞춰 함께 조절한다. 보안 패널은 프레임 하단을 따라 배치한다. 일반 전시물은 다양한 크기와 다단 높이를 허용하되 행동 Prompt와 보안 패널을 부여하지 않는다. Presentation 변화로 서버 State, Case Identity와 Interaction Overlap 방식을 변경하지 않는다.</w:t>
+      </w:r>
+    </w:p>
+    <w:p>
+      <w:pPr>
+        <w:pStyle w:val="a0"/>
+      </w:pPr>
+      <w:r>
+        <w:t xml:space="preserve">레벨 재배치 후 저장·재로드한 Map에서 작품 수/Identity, 실제 액자 크기에 따른 중심·모서리 벽 지지, 관람 방향, 그림·프레임 간 간섭, 일반 전시물의 비상호작용과 독립 전시 구성을 검사한다. 실제 배치 Transform에서 패턴 형상을 대조하고 각 맵에 최소 10종이 존재하는지 확인한다. 유형 이름만 다른 동일 구도와 좌우 반전은 다양성 증거로 인정하지 않는다. 기존 Guard 시작 Capsule·경로, Laser/Painting/Button 연결과 독립 이탈로를 재검증한다. 벽·문 Geometry가 바뀐 경우에만 Floor Plan을 재생성하고 자연 2인 액자 구분·위조·회수·귀환은 별도로 확인한다. 승인 배치의 좌표 원본은 ProjectResources/SourceArt/Gallery/MuseumLevelLayout.json이며 단위는 m, Unreal 적용은 cm로 변환한다. A01~A20은 설계 배치 번호이고 case_mapping으로 기존 CaseId에 연결한다. 재생성은 이 원본의 벽·문·작품·경비 경로·Laser 연결·회수 Anchor를 사용하며 이전 좌표로 덮어쓰지 않는다. 별도 검토 Level에서 구성 후 동일 검사에 통과한 Map을 기존 출시 경로에 저장한다. 필수 Case의 Identity를 유지하며 M01 A08, M02 A13, M03 A08의 동측 일반 </w:t>
       </w:r>
       <w:r>
         <w:lastRenderedPageBreak/>
-        <w:t>바닥 기준과 Overlap 범위는 유지하며 액자와 그림 면 크기는 전시 구성에 맞춰 함께 조절한다. 보안 패널은 프레임 하단을 따라 배치한다. 일반 전시물은 다양한 크기와 다단 높이를 허용하되 행동 Prompt와 보안 패널을 부여하지 않는다. Presentation 변화로 서버 State, Case Identity와 Interaction Overlap 방식을 변경하지 않는다.</w:t>
-      </w:r>
-    </w:p>
-    <w:p>
-      <w:pPr>
-        <w:pStyle w:val="a0"/>
-      </w:pPr>
-      <w:r>
-        <w:t>레벨 재배치 후 저장·재로드한 Map에서 작품 수/Identity, 실제 액자 크기에 따른 중심·모서리 벽 지지, 관람 방향, 그림·프레임 간 간섭, 일반 전시물의 비상호작용과 독립 전시 구성을 검사한다. 실제 배치 Transform에서 패턴 형상을 대조하고 각 맵에 최소 10종이 존재하는지 확인한다. 유형 이름만 다른 동일 구도와 좌우 반전은 다양성 증거로 인정하지 않는다. 기존 Guard 시작 Capsule·경로, Laser/Painting/Button 연결과 독립 이탈로를 재검증한다. 벽·문 Geometry가 바뀐 경우에만 Floor Plan을 재생성하고 자연 2인 액자 구분·위조·회수·귀환은 별도로 확인한다. 승인 배치의 좌표 원본은 ProjectResources/SourceArt/Gallery/MuseumLevelLayout.json이며 단위는 m, Unreal 적용은 cm로 변환한다. A01~A20은 설계 배치 번호이고 case_mapping으로 기존 CaseId에 연결한다. 재생성은 이 원본의 벽·문·작품·경비 경로·Laser 연결·회수 Anchor를 사용하며 이전 좌표로 덮어쓰지 않는다. 별도 검토 Level에서 구성 후 동일 검사에 통과한 Map을 기존 출시 경로에 저장한다. 필수 Case의 Identity를 유지하며 M01 A08, M02 A13, M03 A08의 동측 일반 전시 슬롯으로 이동한다. 버튼 차폐벽은 props에 실제 충돌 Bounds를 기록하고 저장 Nav와 전체 경로 Capsule Sweep, 버튼 점유 및 순찰 경로에서의 시선 차단을 재검사한다. M02 D08·D30 출입구는 벽으로 닫고 북동 고가실은 기존 북측 관리 회랑, 남동 고가실은 S3 전시실을 일반 출입·이탈로로 유지한다. 목표 이동 시 DT_MapPresentation의 ContractTargetGalleryZoneId와 ZoneAnchor 위치·이름도 함께 갱신한다. loot_spawn_overrides는 기존 전리품 지점과 받침대의 좌표를 함께 지정하며 스폰 수와 분류는 유지한다.</w:t>
+        <w:t>전시 슬롯으로 이동한다. 버튼 차폐벽은 props에 실제 충돌 Bounds를 기록하고 저장 Nav와 전체 경로 Capsule Sweep, 버튼 점유 및 순찰 경로에서의 시선 차단을 재검사한다. M02 D08·D30 출입구는 벽으로 닫고 북동 고가실은 기존 북측 관리 회랑, 남동 고가실은 S3 전시실을 일반 출입·이탈로로 유지한다. 목표 이동 시 DT_MapPresentation의 ContractTargetGalleryZoneId와 ZoneAnchor 위치·이름도 함께 갱신한다. loot_spawn_overrides는 기존 전리품 지점과 받침대의 좌표를 함께 지정하며 스폰 수와 분류는 유지한다.</w:t>
       </w:r>
     </w:p>
     <w:p>
@@ -36754,7 +36769,7 @@
           <w:numId w:val="10"/>
         </w:numPr>
       </w:pPr>
-      <w:bookmarkStart w:id="102" w:name="_Toc241099431"/>
+      <w:bookmarkStart w:id="102" w:name="_Toc241397442"/>
       <w:r>
         <w:t>Drop, Recovery, Deposit and Outcome</w:t>
       </w:r>
@@ -36832,7 +36847,6 @@
         </w:numPr>
       </w:pPr>
       <w:r>
-        <w:lastRenderedPageBreak/>
         <w:t>Vent Server Entry는 동일 Cast를 재사용하되 LooseLootOnly Settlement와 FullEscape를 서버가 분기한다. LooseLootOnly는 5×5 Grid의 Loot Item만 검증·제거하고 Secured Value를 갱신하며 Original/Required Target과 Active 상태를 유지한다. FullEscape는 남은 Loot/Original Instance를 전부 검증·제거하고 Required Target 상태와 Escaped를 확정한다. Arrest는 전체 미정산 Loot/Original Snapshot과 Evidence 슬롯을 먼저 예약하고 World Pickup Spawn, Inventory Clear, Detention Teleport, Arrest Commit을 단일 서버 Transaction으로 처리하며 실패 시 Spawn/위치/Inventory를 Rollback한다.</w:t>
       </w:r>
     </w:p>
@@ -36868,7 +36882,7 @@
           <w:numId w:val="10"/>
         </w:numPr>
       </w:pPr>
-      <w:bookmarkStart w:id="103" w:name="_Toc241099432"/>
+      <w:bookmarkStart w:id="103" w:name="_Toc241397443"/>
       <w:r>
         <w:t>Greed Decision Telemetry Contract</w:t>
       </w:r>
@@ -36971,6 +36985,7 @@
                 <w:color w:val="17365D"/>
                 <w:sz w:val="17"/>
               </w:rPr>
+              <w:lastRenderedPageBreak/>
               <w:t>Priority</w:t>
             </w:r>
           </w:p>
@@ -37442,7 +37457,7 @@
           <w:numId w:val="10"/>
         </w:numPr>
       </w:pPr>
-      <w:bookmarkStart w:id="104" w:name="_Toc241099433"/>
+      <w:bookmarkStart w:id="104" w:name="_Toc241397444"/>
       <w:r>
         <w:t xml:space="preserve">Contract DataTable, DataAsset </w:t>
       </w:r>
@@ -37462,7 +37477,7 @@
           <w:numId w:val="10"/>
         </w:numPr>
       </w:pPr>
-      <w:bookmarkStart w:id="105" w:name="_Toc241099434"/>
+      <w:bookmarkStart w:id="105" w:name="_Toc241397445"/>
       <w:r>
         <w:t>Data Ownership</w:t>
       </w:r>
@@ -37638,7 +37653,6 @@
           </w:tcPr>
           <w:p>
             <w:r>
-              <w:lastRenderedPageBreak/>
               <w:t>Dropped Original Recovery</w:t>
             </w:r>
           </w:p>
@@ -37875,6 +37889,7 @@
           </w:tcPr>
           <w:p>
             <w:r>
+              <w:lastRenderedPageBreak/>
               <w:t>Loot Spawn Point</w:t>
             </w:r>
           </w:p>
@@ -38039,7 +38054,6 @@
                 <w:color w:val="17365D"/>
                 <w:sz w:val="17"/>
               </w:rPr>
-              <w:lastRenderedPageBreak/>
               <w:t>Data Row</w:t>
             </w:r>
           </w:p>
@@ -38326,6 +38340,7 @@
               <w:rPr>
                 <w:sz w:val="16"/>
               </w:rPr>
+              <w:lastRenderedPageBreak/>
               <w:t>FHeistObjectAssemblyTemplateRow (Deferred)</w:t>
             </w:r>
           </w:p>
@@ -38523,7 +38538,7 @@
           <w:numId w:val="10"/>
         </w:numPr>
       </w:pPr>
-      <w:bookmarkStart w:id="106" w:name="_Toc241099435"/>
+      <w:bookmarkStart w:id="106" w:name="_Toc241397446"/>
       <w:r>
         <w:t>Contract Row Starting Example</w:t>
       </w:r>
@@ -38816,7 +38831,6 @@
               <w:rPr>
                 <w:sz w:val="16"/>
               </w:rPr>
-              <w:lastRenderedPageBreak/>
               <w:t>MinimumOptionalExhibits</w:t>
             </w:r>
           </w:p>
@@ -39089,7 +39103,7 @@
           <w:numId w:val="10"/>
         </w:numPr>
       </w:pPr>
-      <w:bookmarkStart w:id="107" w:name="_Toc241099436"/>
+      <w:bookmarkStart w:id="107" w:name="_Toc241397447"/>
       <w:r>
         <w:t>Runtime Snapshot and Replication</w:t>
       </w:r>
@@ -39301,6 +39315,7 @@
               <w:pStyle w:val="TableText"/>
             </w:pPr>
             <w:r>
+              <w:lastRenderedPageBreak/>
               <w:t>Player Presentation</w:t>
             </w:r>
           </w:p>
@@ -39519,7 +39534,7 @@
           <w:numId w:val="10"/>
         </w:numPr>
       </w:pPr>
-      <w:bookmarkStart w:id="108" w:name="_Toc241099437"/>
+      <w:bookmarkStart w:id="108" w:name="_Toc241397448"/>
       <w:r>
         <w:t>Data Validation Rules</w:t>
       </w:r>
@@ -39594,7 +39609,6 @@
         </w:numPr>
       </w:pPr>
       <w:r>
-        <w:lastRenderedPageBreak/>
         <w:t>ProjectResources/DataTableImports JSON을 Source of Truth로 사용하는 Table은 JSON 수정 후 Reimport한다.</w:t>
       </w:r>
     </w:p>
@@ -39618,7 +39632,7 @@
       <w:pPr>
         <w:pStyle w:val="AppendixHeading"/>
       </w:pPr>
-      <w:bookmarkStart w:id="109" w:name="_Toc241099438"/>
+      <w:bookmarkStart w:id="109" w:name="_Toc241397449"/>
       <w:r>
         <w:lastRenderedPageBreak/>
         <w:t>Appendix C — Comprehensive Definition of Done</w:t>

--- a/Museum_Heist_TDD.docx
+++ b/Museum_Heist_TDD.docx
@@ -217,17 +217,12 @@
         </w:tc>
       </w:tr>
     </w:tbl>
+    <w:p/>
     <w:p>
+      <w:pPr>
+        <w:pStyle w:val="FrontHeading"/>
+      </w:pPr>
       <w:r>
-        <w:br w:type="page"/>
-      </w:r>
-    </w:p>
-    <w:p>
-      <w:pPr>
-        <w:pStyle w:val="FrontHeading"/>
-      </w:pPr>
-      <w:r>
-        <w:lastRenderedPageBreak/>
         <w:t>이 문서의 역할</w:t>
       </w:r>
     </w:p>
@@ -455,6 +450,7 @@
               <w:pStyle w:val="TableText"/>
             </w:pPr>
             <w:r>
+              <w:lastRenderedPageBreak/>
               <w:t>문서 우선순위</w:t>
             </w:r>
           </w:p>
@@ -570,16 +566,7 @@
           <w14:ligatures w14:val="standardContextual"/>
         </w:rPr>
       </w:pPr>
-      <w:r>
-        <w:fldChar w:fldCharType="begin"/>
-      </w:r>
-      <w:r>
-        <w:instrText>TOC \o "1-3" \h \z \u</w:instrText>
-      </w:r>
-      <w:r>
-        <w:fldChar w:fldCharType="separate"/>
-      </w:r>
-      <w:hyperlink w:anchor="_Toc241397340" w:history="1">
+      <w:hyperlink w:anchor="_Toc241417229" w:history="1">
         <w:r>
           <w:rPr>
             <w:rStyle w:val="aff1"/>
@@ -606,7 +593,7 @@
             <w:noProof/>
             <w:webHidden/>
           </w:rPr>
-          <w:instrText xml:space="preserve"> PAGEREF _Toc241397340 \h </w:instrText>
+          <w:instrText xml:space="preserve"> PAGEREF _Toc241417229 \h </w:instrText>
         </w:r>
         <w:r>
           <w:rPr>
@@ -655,7 +642,7 @@
           <w14:ligatures w14:val="standardContextual"/>
         </w:rPr>
       </w:pPr>
-      <w:hyperlink w:anchor="_Toc241397341" w:history="1">
+      <w:hyperlink w:anchor="_Toc241417230" w:history="1">
         <w:r>
           <w:rPr>
             <w:rStyle w:val="aff1"/>
@@ -682,7 +669,7 @@
             <w:noProof/>
             <w:webHidden/>
           </w:rPr>
-          <w:instrText xml:space="preserve"> PAGEREF _Toc241397341 \h </w:instrText>
+          <w:instrText xml:space="preserve"> PAGEREF _Toc241417230 \h </w:instrText>
         </w:r>
         <w:r>
           <w:rPr>
@@ -731,7 +718,7 @@
           <w14:ligatures w14:val="standardContextual"/>
         </w:rPr>
       </w:pPr>
-      <w:hyperlink w:anchor="_Toc241397342" w:history="1">
+      <w:hyperlink w:anchor="_Toc241417231" w:history="1">
         <w:r>
           <w:rPr>
             <w:rStyle w:val="aff1"/>
@@ -758,7 +745,7 @@
             <w:noProof/>
             <w:webHidden/>
           </w:rPr>
-          <w:instrText xml:space="preserve"> PAGEREF _Toc241397342 \h </w:instrText>
+          <w:instrText xml:space="preserve"> PAGEREF _Toc241417231 \h </w:instrText>
         </w:r>
         <w:r>
           <w:rPr>
@@ -807,7 +794,7 @@
           <w14:ligatures w14:val="standardContextual"/>
         </w:rPr>
       </w:pPr>
-      <w:hyperlink w:anchor="_Toc241397343" w:history="1">
+      <w:hyperlink w:anchor="_Toc241417232" w:history="1">
         <w:r>
           <w:rPr>
             <w:rStyle w:val="aff1"/>
@@ -834,7 +821,7 @@
             <w:noProof/>
             <w:webHidden/>
           </w:rPr>
-          <w:instrText xml:space="preserve"> PAGEREF _Toc241397343 \h </w:instrText>
+          <w:instrText xml:space="preserve"> PAGEREF _Toc241417232 \h </w:instrText>
         </w:r>
         <w:r>
           <w:rPr>
@@ -883,7 +870,7 @@
           <w14:ligatures w14:val="standardContextual"/>
         </w:rPr>
       </w:pPr>
-      <w:hyperlink w:anchor="_Toc241397344" w:history="1">
+      <w:hyperlink w:anchor="_Toc241417233" w:history="1">
         <w:r>
           <w:rPr>
             <w:rStyle w:val="aff1"/>
@@ -910,7 +897,7 @@
             <w:noProof/>
             <w:webHidden/>
           </w:rPr>
-          <w:instrText xml:space="preserve"> PAGEREF _Toc241397344 \h </w:instrText>
+          <w:instrText xml:space="preserve"> PAGEREF _Toc241417233 \h </w:instrText>
         </w:r>
         <w:r>
           <w:rPr>
@@ -959,7 +946,7 @@
           <w14:ligatures w14:val="standardContextual"/>
         </w:rPr>
       </w:pPr>
-      <w:hyperlink w:anchor="_Toc241397345" w:history="1">
+      <w:hyperlink w:anchor="_Toc241417234" w:history="1">
         <w:r>
           <w:rPr>
             <w:rStyle w:val="aff1"/>
@@ -986,7 +973,7 @@
             <w:noProof/>
             <w:webHidden/>
           </w:rPr>
-          <w:instrText xml:space="preserve"> PAGEREF _Toc241397345 \h </w:instrText>
+          <w:instrText xml:space="preserve"> PAGEREF _Toc241417234 \h </w:instrText>
         </w:r>
         <w:r>
           <w:rPr>
@@ -1035,7 +1022,7 @@
           <w14:ligatures w14:val="standardContextual"/>
         </w:rPr>
       </w:pPr>
-      <w:hyperlink w:anchor="_Toc241397346" w:history="1">
+      <w:hyperlink w:anchor="_Toc241417235" w:history="1">
         <w:r>
           <w:rPr>
             <w:rStyle w:val="aff1"/>
@@ -1062,7 +1049,7 @@
             <w:noProof/>
             <w:webHidden/>
           </w:rPr>
-          <w:instrText xml:space="preserve"> PAGEREF _Toc241397346 \h </w:instrText>
+          <w:instrText xml:space="preserve"> PAGEREF _Toc241417235 \h </w:instrText>
         </w:r>
         <w:r>
           <w:rPr>
@@ -1111,7 +1098,7 @@
           <w14:ligatures w14:val="standardContextual"/>
         </w:rPr>
       </w:pPr>
-      <w:hyperlink w:anchor="_Toc241397347" w:history="1">
+      <w:hyperlink w:anchor="_Toc241417236" w:history="1">
         <w:r>
           <w:rPr>
             <w:rStyle w:val="aff1"/>
@@ -1138,7 +1125,7 @@
             <w:noProof/>
             <w:webHidden/>
           </w:rPr>
-          <w:instrText xml:space="preserve"> PAGEREF _Toc241397347 \h </w:instrText>
+          <w:instrText xml:space="preserve"> PAGEREF _Toc241417236 \h </w:instrText>
         </w:r>
         <w:r>
           <w:rPr>
@@ -1187,7 +1174,7 @@
           <w14:ligatures w14:val="standardContextual"/>
         </w:rPr>
       </w:pPr>
-      <w:hyperlink w:anchor="_Toc241397348" w:history="1">
+      <w:hyperlink w:anchor="_Toc241417237" w:history="1">
         <w:r>
           <w:rPr>
             <w:rStyle w:val="aff1"/>
@@ -1214,7 +1201,7 @@
             <w:noProof/>
             <w:webHidden/>
           </w:rPr>
-          <w:instrText xml:space="preserve"> PAGEREF _Toc241397348 \h </w:instrText>
+          <w:instrText xml:space="preserve"> PAGEREF _Toc241417237 \h </w:instrText>
         </w:r>
         <w:r>
           <w:rPr>
@@ -1263,7 +1250,7 @@
           <w14:ligatures w14:val="standardContextual"/>
         </w:rPr>
       </w:pPr>
-      <w:hyperlink w:anchor="_Toc241397349" w:history="1">
+      <w:hyperlink w:anchor="_Toc241417238" w:history="1">
         <w:r>
           <w:rPr>
             <w:rStyle w:val="aff1"/>
@@ -1290,7 +1277,7 @@
             <w:noProof/>
             <w:webHidden/>
           </w:rPr>
-          <w:instrText xml:space="preserve"> PAGEREF _Toc241397349 \h </w:instrText>
+          <w:instrText xml:space="preserve"> PAGEREF _Toc241417238 \h </w:instrText>
         </w:r>
         <w:r>
           <w:rPr>
@@ -1339,7 +1326,7 @@
           <w14:ligatures w14:val="standardContextual"/>
         </w:rPr>
       </w:pPr>
-      <w:hyperlink w:anchor="_Toc241397350" w:history="1">
+      <w:hyperlink w:anchor="_Toc241417239" w:history="1">
         <w:r>
           <w:rPr>
             <w:rStyle w:val="aff1"/>
@@ -1366,7 +1353,7 @@
             <w:noProof/>
             <w:webHidden/>
           </w:rPr>
-          <w:instrText xml:space="preserve"> PAGEREF _Toc241397350 \h </w:instrText>
+          <w:instrText xml:space="preserve"> PAGEREF _Toc241417239 \h </w:instrText>
         </w:r>
         <w:r>
           <w:rPr>
@@ -1414,7 +1401,7 @@
           <w14:ligatures w14:val="standardContextual"/>
         </w:rPr>
       </w:pPr>
-      <w:hyperlink w:anchor="_Toc241397351" w:history="1">
+      <w:hyperlink w:anchor="_Toc241417240" w:history="1">
         <w:r>
           <w:rPr>
             <w:rStyle w:val="aff1"/>
@@ -1441,7 +1428,7 @@
             <w:noProof/>
             <w:webHidden/>
           </w:rPr>
-          <w:instrText xml:space="preserve"> PAGEREF _Toc241397351 \h </w:instrText>
+          <w:instrText xml:space="preserve"> PAGEREF _Toc241417240 \h </w:instrText>
         </w:r>
         <w:r>
           <w:rPr>
@@ -1490,7 +1477,7 @@
           <w14:ligatures w14:val="standardContextual"/>
         </w:rPr>
       </w:pPr>
-      <w:hyperlink w:anchor="_Toc241397352" w:history="1">
+      <w:hyperlink w:anchor="_Toc241417241" w:history="1">
         <w:r>
           <w:rPr>
             <w:rStyle w:val="aff1"/>
@@ -1517,7 +1504,7 @@
             <w:noProof/>
             <w:webHidden/>
           </w:rPr>
-          <w:instrText xml:space="preserve"> PAGEREF _Toc241397352 \h </w:instrText>
+          <w:instrText xml:space="preserve"> PAGEREF _Toc241417241 \h </w:instrText>
         </w:r>
         <w:r>
           <w:rPr>
@@ -1566,7 +1553,7 @@
           <w14:ligatures w14:val="standardContextual"/>
         </w:rPr>
       </w:pPr>
-      <w:hyperlink w:anchor="_Toc241397353" w:history="1">
+      <w:hyperlink w:anchor="_Toc241417242" w:history="1">
         <w:r>
           <w:rPr>
             <w:rStyle w:val="aff1"/>
@@ -1593,7 +1580,7 @@
             <w:noProof/>
             <w:webHidden/>
           </w:rPr>
-          <w:instrText xml:space="preserve"> PAGEREF _Toc241397353 \h </w:instrText>
+          <w:instrText xml:space="preserve"> PAGEREF _Toc241417242 \h </w:instrText>
         </w:r>
         <w:r>
           <w:rPr>
@@ -1642,7 +1629,7 @@
           <w14:ligatures w14:val="standardContextual"/>
         </w:rPr>
       </w:pPr>
-      <w:hyperlink w:anchor="_Toc241397354" w:history="1">
+      <w:hyperlink w:anchor="_Toc241417243" w:history="1">
         <w:r>
           <w:rPr>
             <w:rStyle w:val="aff1"/>
@@ -1669,7 +1656,7 @@
             <w:noProof/>
             <w:webHidden/>
           </w:rPr>
-          <w:instrText xml:space="preserve"> PAGEREF _Toc241397354 \h </w:instrText>
+          <w:instrText xml:space="preserve"> PAGEREF _Toc241417243 \h </w:instrText>
         </w:r>
         <w:r>
           <w:rPr>
@@ -1718,7 +1705,7 @@
           <w14:ligatures w14:val="standardContextual"/>
         </w:rPr>
       </w:pPr>
-      <w:hyperlink w:anchor="_Toc241397355" w:history="1">
+      <w:hyperlink w:anchor="_Toc241417244" w:history="1">
         <w:r>
           <w:rPr>
             <w:rStyle w:val="aff1"/>
@@ -1745,7 +1732,7 @@
             <w:noProof/>
             <w:webHidden/>
           </w:rPr>
-          <w:instrText xml:space="preserve"> PAGEREF _Toc241397355 \h </w:instrText>
+          <w:instrText xml:space="preserve"> PAGEREF _Toc241417244 \h </w:instrText>
         </w:r>
         <w:r>
           <w:rPr>
@@ -1765,7 +1752,7 @@
             <w:noProof/>
             <w:webHidden/>
           </w:rPr>
-          <w:t>11</w:t>
+          <w:t>10</w:t>
         </w:r>
         <w:r>
           <w:rPr>
@@ -1794,7 +1781,7 @@
           <w14:ligatures w14:val="standardContextual"/>
         </w:rPr>
       </w:pPr>
-      <w:hyperlink w:anchor="_Toc241397356" w:history="1">
+      <w:hyperlink w:anchor="_Toc241417245" w:history="1">
         <w:r>
           <w:rPr>
             <w:rStyle w:val="aff1"/>
@@ -1821,7 +1808,7 @@
             <w:noProof/>
             <w:webHidden/>
           </w:rPr>
-          <w:instrText xml:space="preserve"> PAGEREF _Toc241397356 \h </w:instrText>
+          <w:instrText xml:space="preserve"> PAGEREF _Toc241417245 \h </w:instrText>
         </w:r>
         <w:r>
           <w:rPr>
@@ -1841,7 +1828,7 @@
             <w:noProof/>
             <w:webHidden/>
           </w:rPr>
-          <w:t>11</w:t>
+          <w:t>10</w:t>
         </w:r>
         <w:r>
           <w:rPr>
@@ -1870,7 +1857,7 @@
           <w14:ligatures w14:val="standardContextual"/>
         </w:rPr>
       </w:pPr>
-      <w:hyperlink w:anchor="_Toc241397357" w:history="1">
+      <w:hyperlink w:anchor="_Toc241417246" w:history="1">
         <w:r>
           <w:rPr>
             <w:rStyle w:val="aff1"/>
@@ -1897,7 +1884,7 @@
             <w:noProof/>
             <w:webHidden/>
           </w:rPr>
-          <w:instrText xml:space="preserve"> PAGEREF _Toc241397357 \h </w:instrText>
+          <w:instrText xml:space="preserve"> PAGEREF _Toc241417246 \h </w:instrText>
         </w:r>
         <w:r>
           <w:rPr>
@@ -1917,7 +1904,7 @@
             <w:noProof/>
             <w:webHidden/>
           </w:rPr>
-          <w:t>11</w:t>
+          <w:t>10</w:t>
         </w:r>
         <w:r>
           <w:rPr>
@@ -1946,7 +1933,7 @@
           <w14:ligatures w14:val="standardContextual"/>
         </w:rPr>
       </w:pPr>
-      <w:hyperlink w:anchor="_Toc241397358" w:history="1">
+      <w:hyperlink w:anchor="_Toc241417247" w:history="1">
         <w:r>
           <w:rPr>
             <w:rStyle w:val="aff1"/>
@@ -1973,7 +1960,7 @@
             <w:noProof/>
             <w:webHidden/>
           </w:rPr>
-          <w:instrText xml:space="preserve"> PAGEREF _Toc241397358 \h </w:instrText>
+          <w:instrText xml:space="preserve"> PAGEREF _Toc241417247 \h </w:instrText>
         </w:r>
         <w:r>
           <w:rPr>
@@ -1993,7 +1980,7 @@
             <w:noProof/>
             <w:webHidden/>
           </w:rPr>
-          <w:t>12</w:t>
+          <w:t>10</w:t>
         </w:r>
         <w:r>
           <w:rPr>
@@ -2022,7 +2009,7 @@
           <w14:ligatures w14:val="standardContextual"/>
         </w:rPr>
       </w:pPr>
-      <w:hyperlink w:anchor="_Toc241397359" w:history="1">
+      <w:hyperlink w:anchor="_Toc241417248" w:history="1">
         <w:r>
           <w:rPr>
             <w:rStyle w:val="aff1"/>
@@ -2049,7 +2036,7 @@
             <w:noProof/>
             <w:webHidden/>
           </w:rPr>
-          <w:instrText xml:space="preserve"> PAGEREF _Toc241397359 \h </w:instrText>
+          <w:instrText xml:space="preserve"> PAGEREF _Toc241417248 \h </w:instrText>
         </w:r>
         <w:r>
           <w:rPr>
@@ -2069,7 +2056,7 @@
             <w:noProof/>
             <w:webHidden/>
           </w:rPr>
-          <w:t>12</w:t>
+          <w:t>10</w:t>
         </w:r>
         <w:r>
           <w:rPr>
@@ -2098,7 +2085,7 @@
           <w14:ligatures w14:val="standardContextual"/>
         </w:rPr>
       </w:pPr>
-      <w:hyperlink w:anchor="_Toc241397360" w:history="1">
+      <w:hyperlink w:anchor="_Toc241417249" w:history="1">
         <w:r>
           <w:rPr>
             <w:rStyle w:val="aff1"/>
@@ -2125,7 +2112,7 @@
             <w:noProof/>
             <w:webHidden/>
           </w:rPr>
-          <w:instrText xml:space="preserve"> PAGEREF _Toc241397360 \h </w:instrText>
+          <w:instrText xml:space="preserve"> PAGEREF _Toc241417249 \h </w:instrText>
         </w:r>
         <w:r>
           <w:rPr>
@@ -2145,7 +2132,7 @@
             <w:noProof/>
             <w:webHidden/>
           </w:rPr>
-          <w:t>12</w:t>
+          <w:t>10</w:t>
         </w:r>
         <w:r>
           <w:rPr>
@@ -2174,7 +2161,7 @@
           <w14:ligatures w14:val="standardContextual"/>
         </w:rPr>
       </w:pPr>
-      <w:hyperlink w:anchor="_Toc241397361" w:history="1">
+      <w:hyperlink w:anchor="_Toc241417250" w:history="1">
         <w:r>
           <w:rPr>
             <w:rStyle w:val="aff1"/>
@@ -2201,7 +2188,7 @@
             <w:noProof/>
             <w:webHidden/>
           </w:rPr>
-          <w:instrText xml:space="preserve"> PAGEREF _Toc241397361 \h </w:instrText>
+          <w:instrText xml:space="preserve"> PAGEREF _Toc241417250 \h </w:instrText>
         </w:r>
         <w:r>
           <w:rPr>
@@ -2221,7 +2208,7 @@
             <w:noProof/>
             <w:webHidden/>
           </w:rPr>
-          <w:t>13</w:t>
+          <w:t>10</w:t>
         </w:r>
         <w:r>
           <w:rPr>
@@ -2250,7 +2237,7 @@
           <w14:ligatures w14:val="standardContextual"/>
         </w:rPr>
       </w:pPr>
-      <w:hyperlink w:anchor="_Toc241397362" w:history="1">
+      <w:hyperlink w:anchor="_Toc241417251" w:history="1">
         <w:r>
           <w:rPr>
             <w:rStyle w:val="aff1"/>
@@ -2277,7 +2264,7 @@
             <w:noProof/>
             <w:webHidden/>
           </w:rPr>
-          <w:instrText xml:space="preserve"> PAGEREF _Toc241397362 \h </w:instrText>
+          <w:instrText xml:space="preserve"> PAGEREF _Toc241417251 \h </w:instrText>
         </w:r>
         <w:r>
           <w:rPr>
@@ -2297,7 +2284,7 @@
             <w:noProof/>
             <w:webHidden/>
           </w:rPr>
-          <w:t>13</w:t>
+          <w:t>10</w:t>
         </w:r>
         <w:r>
           <w:rPr>
@@ -2326,7 +2313,7 @@
           <w14:ligatures w14:val="standardContextual"/>
         </w:rPr>
       </w:pPr>
-      <w:hyperlink w:anchor="_Toc241397363" w:history="1">
+      <w:hyperlink w:anchor="_Toc241417252" w:history="1">
         <w:r>
           <w:rPr>
             <w:rStyle w:val="aff1"/>
@@ -2353,7 +2340,7 @@
             <w:noProof/>
             <w:webHidden/>
           </w:rPr>
-          <w:instrText xml:space="preserve"> PAGEREF _Toc241397363 \h </w:instrText>
+          <w:instrText xml:space="preserve"> PAGEREF _Toc241417252 \h </w:instrText>
         </w:r>
         <w:r>
           <w:rPr>
@@ -2373,7 +2360,7 @@
             <w:noProof/>
             <w:webHidden/>
           </w:rPr>
-          <w:t>13</w:t>
+          <w:t>10</w:t>
         </w:r>
         <w:r>
           <w:rPr>
@@ -2402,7 +2389,7 @@
           <w14:ligatures w14:val="standardContextual"/>
         </w:rPr>
       </w:pPr>
-      <w:hyperlink w:anchor="_Toc241397364" w:history="1">
+      <w:hyperlink w:anchor="_Toc241417253" w:history="1">
         <w:r>
           <w:rPr>
             <w:rStyle w:val="aff1"/>
@@ -2429,7 +2416,7 @@
             <w:noProof/>
             <w:webHidden/>
           </w:rPr>
-          <w:instrText xml:space="preserve"> PAGEREF _Toc241397364 \h </w:instrText>
+          <w:instrText xml:space="preserve"> PAGEREF _Toc241417253 \h </w:instrText>
         </w:r>
         <w:r>
           <w:rPr>
@@ -2449,7 +2436,7 @@
             <w:noProof/>
             <w:webHidden/>
           </w:rPr>
-          <w:t>14</w:t>
+          <w:t>10</w:t>
         </w:r>
         <w:r>
           <w:rPr>
@@ -2478,7 +2465,7 @@
           <w14:ligatures w14:val="standardContextual"/>
         </w:rPr>
       </w:pPr>
-      <w:hyperlink w:anchor="_Toc241397365" w:history="1">
+      <w:hyperlink w:anchor="_Toc241417254" w:history="1">
         <w:r>
           <w:rPr>
             <w:rStyle w:val="aff1"/>
@@ -2505,7 +2492,7 @@
             <w:noProof/>
             <w:webHidden/>
           </w:rPr>
-          <w:instrText xml:space="preserve"> PAGEREF _Toc241397365 \h </w:instrText>
+          <w:instrText xml:space="preserve"> PAGEREF _Toc241417254 \h </w:instrText>
         </w:r>
         <w:r>
           <w:rPr>
@@ -2525,7 +2512,7 @@
             <w:noProof/>
             <w:webHidden/>
           </w:rPr>
-          <w:t>14</w:t>
+          <w:t>10</w:t>
         </w:r>
         <w:r>
           <w:rPr>
@@ -2554,7 +2541,7 @@
           <w14:ligatures w14:val="standardContextual"/>
         </w:rPr>
       </w:pPr>
-      <w:hyperlink w:anchor="_Toc241397366" w:history="1">
+      <w:hyperlink w:anchor="_Toc241417255" w:history="1">
         <w:r>
           <w:rPr>
             <w:rStyle w:val="aff1"/>
@@ -2581,7 +2568,7 @@
             <w:noProof/>
             <w:webHidden/>
           </w:rPr>
-          <w:instrText xml:space="preserve"> PAGEREF _Toc241397366 \h </w:instrText>
+          <w:instrText xml:space="preserve"> PAGEREF _Toc241417255 \h </w:instrText>
         </w:r>
         <w:r>
           <w:rPr>
@@ -2601,7 +2588,7 @@
             <w:noProof/>
             <w:webHidden/>
           </w:rPr>
-          <w:t>14</w:t>
+          <w:t>10</w:t>
         </w:r>
         <w:r>
           <w:rPr>
@@ -2630,7 +2617,7 @@
           <w14:ligatures w14:val="standardContextual"/>
         </w:rPr>
       </w:pPr>
-      <w:hyperlink w:anchor="_Toc241397367" w:history="1">
+      <w:hyperlink w:anchor="_Toc241417256" w:history="1">
         <w:r>
           <w:rPr>
             <w:rStyle w:val="aff1"/>
@@ -2657,7 +2644,7 @@
             <w:noProof/>
             <w:webHidden/>
           </w:rPr>
-          <w:instrText xml:space="preserve"> PAGEREF _Toc241397367 \h </w:instrText>
+          <w:instrText xml:space="preserve"> PAGEREF _Toc241417256 \h </w:instrText>
         </w:r>
         <w:r>
           <w:rPr>
@@ -2677,7 +2664,7 @@
             <w:noProof/>
             <w:webHidden/>
           </w:rPr>
-          <w:t>14</w:t>
+          <w:t>10</w:t>
         </w:r>
         <w:r>
           <w:rPr>
@@ -2706,7 +2693,7 @@
           <w14:ligatures w14:val="standardContextual"/>
         </w:rPr>
       </w:pPr>
-      <w:hyperlink w:anchor="_Toc241397368" w:history="1">
+      <w:hyperlink w:anchor="_Toc241417257" w:history="1">
         <w:r>
           <w:rPr>
             <w:rStyle w:val="aff1"/>
@@ -2733,7 +2720,7 @@
             <w:noProof/>
             <w:webHidden/>
           </w:rPr>
-          <w:instrText xml:space="preserve"> PAGEREF _Toc241397368 \h </w:instrText>
+          <w:instrText xml:space="preserve"> PAGEREF _Toc241417257 \h </w:instrText>
         </w:r>
         <w:r>
           <w:rPr>
@@ -2753,7 +2740,7 @@
             <w:noProof/>
             <w:webHidden/>
           </w:rPr>
-          <w:t>15</w:t>
+          <w:t>10</w:t>
         </w:r>
         <w:r>
           <w:rPr>
@@ -2782,7 +2769,7 @@
           <w14:ligatures w14:val="standardContextual"/>
         </w:rPr>
       </w:pPr>
-      <w:hyperlink w:anchor="_Toc241397369" w:history="1">
+      <w:hyperlink w:anchor="_Toc241417258" w:history="1">
         <w:r>
           <w:rPr>
             <w:rStyle w:val="aff1"/>
@@ -2809,7 +2796,7 @@
             <w:noProof/>
             <w:webHidden/>
           </w:rPr>
-          <w:instrText xml:space="preserve"> PAGEREF _Toc241397369 \h </w:instrText>
+          <w:instrText xml:space="preserve"> PAGEREF _Toc241417258 \h </w:instrText>
         </w:r>
         <w:r>
           <w:rPr>
@@ -2829,7 +2816,7 @@
             <w:noProof/>
             <w:webHidden/>
           </w:rPr>
-          <w:t>15</w:t>
+          <w:t>10</w:t>
         </w:r>
         <w:r>
           <w:rPr>
@@ -2858,7 +2845,7 @@
           <w14:ligatures w14:val="standardContextual"/>
         </w:rPr>
       </w:pPr>
-      <w:hyperlink w:anchor="_Toc241397370" w:history="1">
+      <w:hyperlink w:anchor="_Toc241417259" w:history="1">
         <w:r>
           <w:rPr>
             <w:rStyle w:val="aff1"/>
@@ -2885,7 +2872,7 @@
             <w:noProof/>
             <w:webHidden/>
           </w:rPr>
-          <w:instrText xml:space="preserve"> PAGEREF _Toc241397370 \h </w:instrText>
+          <w:instrText xml:space="preserve"> PAGEREF _Toc241417259 \h </w:instrText>
         </w:r>
         <w:r>
           <w:rPr>
@@ -2905,7 +2892,7 @@
             <w:noProof/>
             <w:webHidden/>
           </w:rPr>
-          <w:t>15</w:t>
+          <w:t>10</w:t>
         </w:r>
         <w:r>
           <w:rPr>
@@ -2934,7 +2921,7 @@
           <w14:ligatures w14:val="standardContextual"/>
         </w:rPr>
       </w:pPr>
-      <w:hyperlink w:anchor="_Toc241397371" w:history="1">
+      <w:hyperlink w:anchor="_Toc241417260" w:history="1">
         <w:r>
           <w:rPr>
             <w:rStyle w:val="aff1"/>
@@ -2961,7 +2948,7 @@
             <w:noProof/>
             <w:webHidden/>
           </w:rPr>
-          <w:instrText xml:space="preserve"> PAGEREF _Toc241397371 \h </w:instrText>
+          <w:instrText xml:space="preserve"> PAGEREF _Toc241417260 \h </w:instrText>
         </w:r>
         <w:r>
           <w:rPr>
@@ -2981,7 +2968,7 @@
             <w:noProof/>
             <w:webHidden/>
           </w:rPr>
-          <w:t>15</w:t>
+          <w:t>10</w:t>
         </w:r>
         <w:r>
           <w:rPr>
@@ -3010,7 +2997,7 @@
           <w14:ligatures w14:val="standardContextual"/>
         </w:rPr>
       </w:pPr>
-      <w:hyperlink w:anchor="_Toc241397372" w:history="1">
+      <w:hyperlink w:anchor="_Toc241417261" w:history="1">
         <w:r>
           <w:rPr>
             <w:rStyle w:val="aff1"/>
@@ -3037,7 +3024,7 @@
             <w:noProof/>
             <w:webHidden/>
           </w:rPr>
-          <w:instrText xml:space="preserve"> PAGEREF _Toc241397372 \h </w:instrText>
+          <w:instrText xml:space="preserve"> PAGEREF _Toc241417261 \h </w:instrText>
         </w:r>
         <w:r>
           <w:rPr>
@@ -3057,7 +3044,7 @@
             <w:noProof/>
             <w:webHidden/>
           </w:rPr>
-          <w:t>15</w:t>
+          <w:t>10</w:t>
         </w:r>
         <w:r>
           <w:rPr>
@@ -3086,7 +3073,7 @@
           <w14:ligatures w14:val="standardContextual"/>
         </w:rPr>
       </w:pPr>
-      <w:hyperlink w:anchor="_Toc241397373" w:history="1">
+      <w:hyperlink w:anchor="_Toc241417262" w:history="1">
         <w:r>
           <w:rPr>
             <w:rStyle w:val="aff1"/>
@@ -3113,7 +3100,7 @@
             <w:noProof/>
             <w:webHidden/>
           </w:rPr>
-          <w:instrText xml:space="preserve"> PAGEREF _Toc241397373 \h </w:instrText>
+          <w:instrText xml:space="preserve"> PAGEREF _Toc241417262 \h </w:instrText>
         </w:r>
         <w:r>
           <w:rPr>
@@ -3133,7 +3120,7 @@
             <w:noProof/>
             <w:webHidden/>
           </w:rPr>
-          <w:t>17</w:t>
+          <w:t>10</w:t>
         </w:r>
         <w:r>
           <w:rPr>
@@ -3162,7 +3149,7 @@
           <w14:ligatures w14:val="standardContextual"/>
         </w:rPr>
       </w:pPr>
-      <w:hyperlink w:anchor="_Toc241397374" w:history="1">
+      <w:hyperlink w:anchor="_Toc241417263" w:history="1">
         <w:r>
           <w:rPr>
             <w:rStyle w:val="aff1"/>
@@ -3189,7 +3176,7 @@
             <w:noProof/>
             <w:webHidden/>
           </w:rPr>
-          <w:instrText xml:space="preserve"> PAGEREF _Toc241397374 \h </w:instrText>
+          <w:instrText xml:space="preserve"> PAGEREF _Toc241417263 \h </w:instrText>
         </w:r>
         <w:r>
           <w:rPr>
@@ -3209,7 +3196,7 @@
             <w:noProof/>
             <w:webHidden/>
           </w:rPr>
-          <w:t>18</w:t>
+          <w:t>10</w:t>
         </w:r>
         <w:r>
           <w:rPr>
@@ -3238,7 +3225,7 @@
           <w14:ligatures w14:val="standardContextual"/>
         </w:rPr>
       </w:pPr>
-      <w:hyperlink w:anchor="_Toc241397375" w:history="1">
+      <w:hyperlink w:anchor="_Toc241417264" w:history="1">
         <w:r>
           <w:rPr>
             <w:rStyle w:val="aff1"/>
@@ -3265,7 +3252,7 @@
             <w:noProof/>
             <w:webHidden/>
           </w:rPr>
-          <w:instrText xml:space="preserve"> PAGEREF _Toc241397375 \h </w:instrText>
+          <w:instrText xml:space="preserve"> PAGEREF _Toc241417264 \h </w:instrText>
         </w:r>
         <w:r>
           <w:rPr>
@@ -3285,7 +3272,7 @@
             <w:noProof/>
             <w:webHidden/>
           </w:rPr>
-          <w:t>18</w:t>
+          <w:t>10</w:t>
         </w:r>
         <w:r>
           <w:rPr>
@@ -3314,7 +3301,7 @@
           <w14:ligatures w14:val="standardContextual"/>
         </w:rPr>
       </w:pPr>
-      <w:hyperlink w:anchor="_Toc241397376" w:history="1">
+      <w:hyperlink w:anchor="_Toc241417265" w:history="1">
         <w:r>
           <w:rPr>
             <w:rStyle w:val="aff1"/>
@@ -3341,7 +3328,7 @@
             <w:noProof/>
             <w:webHidden/>
           </w:rPr>
-          <w:instrText xml:space="preserve"> PAGEREF _Toc241397376 \h </w:instrText>
+          <w:instrText xml:space="preserve"> PAGEREF _Toc241417265 \h </w:instrText>
         </w:r>
         <w:r>
           <w:rPr>
@@ -3361,7 +3348,7 @@
             <w:noProof/>
             <w:webHidden/>
           </w:rPr>
-          <w:t>18</w:t>
+          <w:t>10</w:t>
         </w:r>
         <w:r>
           <w:rPr>
@@ -3390,7 +3377,7 @@
           <w14:ligatures w14:val="standardContextual"/>
         </w:rPr>
       </w:pPr>
-      <w:hyperlink w:anchor="_Toc241397377" w:history="1">
+      <w:hyperlink w:anchor="_Toc241417266" w:history="1">
         <w:r>
           <w:rPr>
             <w:rStyle w:val="aff1"/>
@@ -3417,7 +3404,7 @@
             <w:noProof/>
             <w:webHidden/>
           </w:rPr>
-          <w:instrText xml:space="preserve"> PAGEREF _Toc241397377 \h </w:instrText>
+          <w:instrText xml:space="preserve"> PAGEREF _Toc241417266 \h </w:instrText>
         </w:r>
         <w:r>
           <w:rPr>
@@ -3437,7 +3424,7 @@
             <w:noProof/>
             <w:webHidden/>
           </w:rPr>
-          <w:t>19</w:t>
+          <w:t>10</w:t>
         </w:r>
         <w:r>
           <w:rPr>
@@ -3466,7 +3453,7 @@
           <w14:ligatures w14:val="standardContextual"/>
         </w:rPr>
       </w:pPr>
-      <w:hyperlink w:anchor="_Toc241397378" w:history="1">
+      <w:hyperlink w:anchor="_Toc241417267" w:history="1">
         <w:r>
           <w:rPr>
             <w:rStyle w:val="aff1"/>
@@ -3493,7 +3480,7 @@
             <w:noProof/>
             <w:webHidden/>
           </w:rPr>
-          <w:instrText xml:space="preserve"> PAGEREF _Toc241397378 \h </w:instrText>
+          <w:instrText xml:space="preserve"> PAGEREF _Toc241417267 \h </w:instrText>
         </w:r>
         <w:r>
           <w:rPr>
@@ -3513,7 +3500,7 @@
             <w:noProof/>
             <w:webHidden/>
           </w:rPr>
-          <w:t>19</w:t>
+          <w:t>10</w:t>
         </w:r>
         <w:r>
           <w:rPr>
@@ -3542,7 +3529,7 @@
           <w14:ligatures w14:val="standardContextual"/>
         </w:rPr>
       </w:pPr>
-      <w:hyperlink w:anchor="_Toc241397379" w:history="1">
+      <w:hyperlink w:anchor="_Toc241417268" w:history="1">
         <w:r>
           <w:rPr>
             <w:rStyle w:val="aff1"/>
@@ -3569,7 +3556,7 @@
             <w:noProof/>
             <w:webHidden/>
           </w:rPr>
-          <w:instrText xml:space="preserve"> PAGEREF _Toc241397379 \h </w:instrText>
+          <w:instrText xml:space="preserve"> PAGEREF _Toc241417268 \h </w:instrText>
         </w:r>
         <w:r>
           <w:rPr>
@@ -3589,7 +3576,7 @@
             <w:noProof/>
             <w:webHidden/>
           </w:rPr>
-          <w:t>20</w:t>
+          <w:t>10</w:t>
         </w:r>
         <w:r>
           <w:rPr>
@@ -3618,7 +3605,7 @@
           <w14:ligatures w14:val="standardContextual"/>
         </w:rPr>
       </w:pPr>
-      <w:hyperlink w:anchor="_Toc241397380" w:history="1">
+      <w:hyperlink w:anchor="_Toc241417269" w:history="1">
         <w:r>
           <w:rPr>
             <w:rStyle w:val="aff1"/>
@@ -3645,7 +3632,7 @@
             <w:noProof/>
             <w:webHidden/>
           </w:rPr>
-          <w:instrText xml:space="preserve"> PAGEREF _Toc241397380 \h </w:instrText>
+          <w:instrText xml:space="preserve"> PAGEREF _Toc241417269 \h </w:instrText>
         </w:r>
         <w:r>
           <w:rPr>
@@ -3665,7 +3652,7 @@
             <w:noProof/>
             <w:webHidden/>
           </w:rPr>
-          <w:t>21</w:t>
+          <w:t>10</w:t>
         </w:r>
         <w:r>
           <w:rPr>
@@ -3694,7 +3681,7 @@
           <w14:ligatures w14:val="standardContextual"/>
         </w:rPr>
       </w:pPr>
-      <w:hyperlink w:anchor="_Toc241397381" w:history="1">
+      <w:hyperlink w:anchor="_Toc241417270" w:history="1">
         <w:r>
           <w:rPr>
             <w:rStyle w:val="aff1"/>
@@ -3721,7 +3708,7 @@
             <w:noProof/>
             <w:webHidden/>
           </w:rPr>
-          <w:instrText xml:space="preserve"> PAGEREF _Toc241397381 \h </w:instrText>
+          <w:instrText xml:space="preserve"> PAGEREF _Toc241417270 \h </w:instrText>
         </w:r>
         <w:r>
           <w:rPr>
@@ -3741,7 +3728,7 @@
             <w:noProof/>
             <w:webHidden/>
           </w:rPr>
-          <w:t>21</w:t>
+          <w:t>10</w:t>
         </w:r>
         <w:r>
           <w:rPr>
@@ -3770,7 +3757,7 @@
           <w14:ligatures w14:val="standardContextual"/>
         </w:rPr>
       </w:pPr>
-      <w:hyperlink w:anchor="_Toc241397382" w:history="1">
+      <w:hyperlink w:anchor="_Toc241417271" w:history="1">
         <w:r>
           <w:rPr>
             <w:rStyle w:val="aff1"/>
@@ -3797,7 +3784,7 @@
             <w:noProof/>
             <w:webHidden/>
           </w:rPr>
-          <w:instrText xml:space="preserve"> PAGEREF _Toc241397382 \h </w:instrText>
+          <w:instrText xml:space="preserve"> PAGEREF _Toc241417271 \h </w:instrText>
         </w:r>
         <w:r>
           <w:rPr>
@@ -3817,7 +3804,7 @@
             <w:noProof/>
             <w:webHidden/>
           </w:rPr>
-          <w:t>22</w:t>
+          <w:t>10</w:t>
         </w:r>
         <w:r>
           <w:rPr>
@@ -3846,7 +3833,7 @@
           <w14:ligatures w14:val="standardContextual"/>
         </w:rPr>
       </w:pPr>
-      <w:hyperlink w:anchor="_Toc241397383" w:history="1">
+      <w:hyperlink w:anchor="_Toc241417272" w:history="1">
         <w:r>
           <w:rPr>
             <w:rStyle w:val="aff1"/>
@@ -3873,7 +3860,7 @@
             <w:noProof/>
             <w:webHidden/>
           </w:rPr>
-          <w:instrText xml:space="preserve"> PAGEREF _Toc241397383 \h </w:instrText>
+          <w:instrText xml:space="preserve"> PAGEREF _Toc241417272 \h </w:instrText>
         </w:r>
         <w:r>
           <w:rPr>
@@ -3893,7 +3880,7 @@
             <w:noProof/>
             <w:webHidden/>
           </w:rPr>
-          <w:t>23</w:t>
+          <w:t>10</w:t>
         </w:r>
         <w:r>
           <w:rPr>
@@ -3922,7 +3909,7 @@
           <w14:ligatures w14:val="standardContextual"/>
         </w:rPr>
       </w:pPr>
-      <w:hyperlink w:anchor="_Toc241397384" w:history="1">
+      <w:hyperlink w:anchor="_Toc241417273" w:history="1">
         <w:r>
           <w:rPr>
             <w:rStyle w:val="aff1"/>
@@ -3949,7 +3936,7 @@
             <w:noProof/>
             <w:webHidden/>
           </w:rPr>
-          <w:instrText xml:space="preserve"> PAGEREF _Toc241397384 \h </w:instrText>
+          <w:instrText xml:space="preserve"> PAGEREF _Toc241417273 \h </w:instrText>
         </w:r>
         <w:r>
           <w:rPr>
@@ -3969,7 +3956,7 @@
             <w:noProof/>
             <w:webHidden/>
           </w:rPr>
-          <w:t>23</w:t>
+          <w:t>10</w:t>
         </w:r>
         <w:r>
           <w:rPr>
@@ -3998,7 +3985,7 @@
           <w14:ligatures w14:val="standardContextual"/>
         </w:rPr>
       </w:pPr>
-      <w:hyperlink w:anchor="_Toc241397385" w:history="1">
+      <w:hyperlink w:anchor="_Toc241417274" w:history="1">
         <w:r>
           <w:rPr>
             <w:rStyle w:val="aff1"/>
@@ -4025,7 +4012,7 @@
             <w:noProof/>
             <w:webHidden/>
           </w:rPr>
-          <w:instrText xml:space="preserve"> PAGEREF _Toc241397385 \h </w:instrText>
+          <w:instrText xml:space="preserve"> PAGEREF _Toc241417274 \h </w:instrText>
         </w:r>
         <w:r>
           <w:rPr>
@@ -4045,7 +4032,7 @@
             <w:noProof/>
             <w:webHidden/>
           </w:rPr>
-          <w:t>23</w:t>
+          <w:t>10</w:t>
         </w:r>
         <w:r>
           <w:rPr>
@@ -4074,7 +4061,7 @@
           <w14:ligatures w14:val="standardContextual"/>
         </w:rPr>
       </w:pPr>
-      <w:hyperlink w:anchor="_Toc241397386" w:history="1">
+      <w:hyperlink w:anchor="_Toc241417275" w:history="1">
         <w:r>
           <w:rPr>
             <w:rStyle w:val="aff1"/>
@@ -4101,7 +4088,7 @@
             <w:noProof/>
             <w:webHidden/>
           </w:rPr>
-          <w:instrText xml:space="preserve"> PAGEREF _Toc241397386 \h </w:instrText>
+          <w:instrText xml:space="preserve"> PAGEREF _Toc241417275 \h </w:instrText>
         </w:r>
         <w:r>
           <w:rPr>
@@ -4121,7 +4108,7 @@
             <w:noProof/>
             <w:webHidden/>
           </w:rPr>
-          <w:t>24</w:t>
+          <w:t>10</w:t>
         </w:r>
         <w:r>
           <w:rPr>
@@ -4150,7 +4137,7 @@
           <w14:ligatures w14:val="standardContextual"/>
         </w:rPr>
       </w:pPr>
-      <w:hyperlink w:anchor="_Toc241397387" w:history="1">
+      <w:hyperlink w:anchor="_Toc241417276" w:history="1">
         <w:r>
           <w:rPr>
             <w:rStyle w:val="aff1"/>
@@ -4177,7 +4164,7 @@
             <w:noProof/>
             <w:webHidden/>
           </w:rPr>
-          <w:instrText xml:space="preserve"> PAGEREF _Toc241397387 \h </w:instrText>
+          <w:instrText xml:space="preserve"> PAGEREF _Toc241417276 \h </w:instrText>
         </w:r>
         <w:r>
           <w:rPr>
@@ -4197,7 +4184,7 @@
             <w:noProof/>
             <w:webHidden/>
           </w:rPr>
-          <w:t>24</w:t>
+          <w:t>10</w:t>
         </w:r>
         <w:r>
           <w:rPr>
@@ -4225,7 +4212,7 @@
           <w14:ligatures w14:val="standardContextual"/>
         </w:rPr>
       </w:pPr>
-      <w:hyperlink w:anchor="_Toc241397388" w:history="1">
+      <w:hyperlink w:anchor="_Toc241417277" w:history="1">
         <w:r>
           <w:rPr>
             <w:rStyle w:val="aff1"/>
@@ -4252,7 +4239,7 @@
             <w:noProof/>
             <w:webHidden/>
           </w:rPr>
-          <w:instrText xml:space="preserve"> PAGEREF _Toc241397388 \h </w:instrText>
+          <w:instrText xml:space="preserve"> PAGEREF _Toc241417277 \h </w:instrText>
         </w:r>
         <w:r>
           <w:rPr>
@@ -4272,7 +4259,7 @@
             <w:noProof/>
             <w:webHidden/>
           </w:rPr>
-          <w:t>26</w:t>
+          <w:t>10</w:t>
         </w:r>
         <w:r>
           <w:rPr>
@@ -4301,7 +4288,7 @@
           <w14:ligatures w14:val="standardContextual"/>
         </w:rPr>
       </w:pPr>
-      <w:hyperlink w:anchor="_Toc241397389" w:history="1">
+      <w:hyperlink w:anchor="_Toc241417278" w:history="1">
         <w:r>
           <w:rPr>
             <w:rStyle w:val="aff1"/>
@@ -4328,7 +4315,7 @@
             <w:noProof/>
             <w:webHidden/>
           </w:rPr>
-          <w:instrText xml:space="preserve"> PAGEREF _Toc241397389 \h </w:instrText>
+          <w:instrText xml:space="preserve"> PAGEREF _Toc241417278 \h </w:instrText>
         </w:r>
         <w:r>
           <w:rPr>
@@ -4348,7 +4335,7 @@
             <w:noProof/>
             <w:webHidden/>
           </w:rPr>
-          <w:t>26</w:t>
+          <w:t>10</w:t>
         </w:r>
         <w:r>
           <w:rPr>
@@ -4377,7 +4364,7 @@
           <w14:ligatures w14:val="standardContextual"/>
         </w:rPr>
       </w:pPr>
-      <w:hyperlink w:anchor="_Toc241397390" w:history="1">
+      <w:hyperlink w:anchor="_Toc241417279" w:history="1">
         <w:r>
           <w:rPr>
             <w:rStyle w:val="aff1"/>
@@ -4404,7 +4391,7 @@
             <w:noProof/>
             <w:webHidden/>
           </w:rPr>
-          <w:instrText xml:space="preserve"> PAGEREF _Toc241397390 \h </w:instrText>
+          <w:instrText xml:space="preserve"> PAGEREF _Toc241417279 \h </w:instrText>
         </w:r>
         <w:r>
           <w:rPr>
@@ -4424,7 +4411,7 @@
             <w:noProof/>
             <w:webHidden/>
           </w:rPr>
-          <w:t>26</w:t>
+          <w:t>10</w:t>
         </w:r>
         <w:r>
           <w:rPr>
@@ -4453,7 +4440,7 @@
           <w14:ligatures w14:val="standardContextual"/>
         </w:rPr>
       </w:pPr>
-      <w:hyperlink w:anchor="_Toc241397391" w:history="1">
+      <w:hyperlink w:anchor="_Toc241417280" w:history="1">
         <w:r>
           <w:rPr>
             <w:rStyle w:val="aff1"/>
@@ -4480,7 +4467,7 @@
             <w:noProof/>
             <w:webHidden/>
           </w:rPr>
-          <w:instrText xml:space="preserve"> PAGEREF _Toc241397391 \h </w:instrText>
+          <w:instrText xml:space="preserve"> PAGEREF _Toc241417280 \h </w:instrText>
         </w:r>
         <w:r>
           <w:rPr>
@@ -4500,7 +4487,7 @@
             <w:noProof/>
             <w:webHidden/>
           </w:rPr>
-          <w:t>26</w:t>
+          <w:t>10</w:t>
         </w:r>
         <w:r>
           <w:rPr>
@@ -4529,7 +4516,7 @@
           <w14:ligatures w14:val="standardContextual"/>
         </w:rPr>
       </w:pPr>
-      <w:hyperlink w:anchor="_Toc241397392" w:history="1">
+      <w:hyperlink w:anchor="_Toc241417281" w:history="1">
         <w:r>
           <w:rPr>
             <w:rStyle w:val="aff1"/>
@@ -4556,7 +4543,7 @@
             <w:noProof/>
             <w:webHidden/>
           </w:rPr>
-          <w:instrText xml:space="preserve"> PAGEREF _Toc241397392 \h </w:instrText>
+          <w:instrText xml:space="preserve"> PAGEREF _Toc241417281 \h </w:instrText>
         </w:r>
         <w:r>
           <w:rPr>
@@ -4576,7 +4563,7 @@
             <w:noProof/>
             <w:webHidden/>
           </w:rPr>
-          <w:t>26</w:t>
+          <w:t>10</w:t>
         </w:r>
         <w:r>
           <w:rPr>
@@ -4605,7 +4592,7 @@
           <w14:ligatures w14:val="standardContextual"/>
         </w:rPr>
       </w:pPr>
-      <w:hyperlink w:anchor="_Toc241397393" w:history="1">
+      <w:hyperlink w:anchor="_Toc241417282" w:history="1">
         <w:r>
           <w:rPr>
             <w:rStyle w:val="aff1"/>
@@ -4632,7 +4619,7 @@
             <w:noProof/>
             <w:webHidden/>
           </w:rPr>
-          <w:instrText xml:space="preserve"> PAGEREF _Toc241397393 \h </w:instrText>
+          <w:instrText xml:space="preserve"> PAGEREF _Toc241417282 \h </w:instrText>
         </w:r>
         <w:r>
           <w:rPr>
@@ -4652,7 +4639,7 @@
             <w:noProof/>
             <w:webHidden/>
           </w:rPr>
-          <w:t>27</w:t>
+          <w:t>10</w:t>
         </w:r>
         <w:r>
           <w:rPr>
@@ -4681,7 +4668,7 @@
           <w14:ligatures w14:val="standardContextual"/>
         </w:rPr>
       </w:pPr>
-      <w:hyperlink w:anchor="_Toc241397394" w:history="1">
+      <w:hyperlink w:anchor="_Toc241417283" w:history="1">
         <w:r>
           <w:rPr>
             <w:rStyle w:val="aff1"/>
@@ -4708,7 +4695,7 @@
             <w:noProof/>
             <w:webHidden/>
           </w:rPr>
-          <w:instrText xml:space="preserve"> PAGEREF _Toc241397394 \h </w:instrText>
+          <w:instrText xml:space="preserve"> PAGEREF _Toc241417283 \h </w:instrText>
         </w:r>
         <w:r>
           <w:rPr>
@@ -4728,7 +4715,7 @@
             <w:noProof/>
             <w:webHidden/>
           </w:rPr>
-          <w:t>28</w:t>
+          <w:t>10</w:t>
         </w:r>
         <w:r>
           <w:rPr>
@@ -4757,7 +4744,7 @@
           <w14:ligatures w14:val="standardContextual"/>
         </w:rPr>
       </w:pPr>
-      <w:hyperlink w:anchor="_Toc241397395" w:history="1">
+      <w:hyperlink w:anchor="_Toc241417284" w:history="1">
         <w:r>
           <w:rPr>
             <w:rStyle w:val="aff1"/>
@@ -4784,7 +4771,7 @@
             <w:noProof/>
             <w:webHidden/>
           </w:rPr>
-          <w:instrText xml:space="preserve"> PAGEREF _Toc241397395 \h </w:instrText>
+          <w:instrText xml:space="preserve"> PAGEREF _Toc241417284 \h </w:instrText>
         </w:r>
         <w:r>
           <w:rPr>
@@ -4804,7 +4791,7 @@
             <w:noProof/>
             <w:webHidden/>
           </w:rPr>
-          <w:t>28</w:t>
+          <w:t>10</w:t>
         </w:r>
         <w:r>
           <w:rPr>
@@ -4833,7 +4820,7 @@
           <w14:ligatures w14:val="standardContextual"/>
         </w:rPr>
       </w:pPr>
-      <w:hyperlink w:anchor="_Toc241397396" w:history="1">
+      <w:hyperlink w:anchor="_Toc241417285" w:history="1">
         <w:r>
           <w:rPr>
             <w:rStyle w:val="aff1"/>
@@ -4860,7 +4847,7 @@
             <w:noProof/>
             <w:webHidden/>
           </w:rPr>
-          <w:instrText xml:space="preserve"> PAGEREF _Toc241397396 \h </w:instrText>
+          <w:instrText xml:space="preserve"> PAGEREF _Toc241417285 \h </w:instrText>
         </w:r>
         <w:r>
           <w:rPr>
@@ -4880,7 +4867,7 @@
             <w:noProof/>
             <w:webHidden/>
           </w:rPr>
-          <w:t>28</w:t>
+          <w:t>10</w:t>
         </w:r>
         <w:r>
           <w:rPr>
@@ -4909,7 +4896,7 @@
           <w14:ligatures w14:val="standardContextual"/>
         </w:rPr>
       </w:pPr>
-      <w:hyperlink w:anchor="_Toc241397397" w:history="1">
+      <w:hyperlink w:anchor="_Toc241417286" w:history="1">
         <w:r>
           <w:rPr>
             <w:rStyle w:val="aff1"/>
@@ -4936,7 +4923,7 @@
             <w:noProof/>
             <w:webHidden/>
           </w:rPr>
-          <w:instrText xml:space="preserve"> PAGEREF _Toc241397397 \h </w:instrText>
+          <w:instrText xml:space="preserve"> PAGEREF _Toc241417286 \h </w:instrText>
         </w:r>
         <w:r>
           <w:rPr>
@@ -4956,7 +4943,7 @@
             <w:noProof/>
             <w:webHidden/>
           </w:rPr>
-          <w:t>29</w:t>
+          <w:t>10</w:t>
         </w:r>
         <w:r>
           <w:rPr>
@@ -4985,7 +4972,7 @@
           <w14:ligatures w14:val="standardContextual"/>
         </w:rPr>
       </w:pPr>
-      <w:hyperlink w:anchor="_Toc241397398" w:history="1">
+      <w:hyperlink w:anchor="_Toc241417287" w:history="1">
         <w:r>
           <w:rPr>
             <w:rStyle w:val="aff1"/>
@@ -5012,7 +4999,7 @@
             <w:noProof/>
             <w:webHidden/>
           </w:rPr>
-          <w:instrText xml:space="preserve"> PAGEREF _Toc241397398 \h </w:instrText>
+          <w:instrText xml:space="preserve"> PAGEREF _Toc241417287 \h </w:instrText>
         </w:r>
         <w:r>
           <w:rPr>
@@ -5032,7 +5019,7 @@
             <w:noProof/>
             <w:webHidden/>
           </w:rPr>
-          <w:t>29</w:t>
+          <w:t>10</w:t>
         </w:r>
         <w:r>
           <w:rPr>
@@ -5061,7 +5048,7 @@
           <w14:ligatures w14:val="standardContextual"/>
         </w:rPr>
       </w:pPr>
-      <w:hyperlink w:anchor="_Toc241397399" w:history="1">
+      <w:hyperlink w:anchor="_Toc241417288" w:history="1">
         <w:r>
           <w:rPr>
             <w:rStyle w:val="aff1"/>
@@ -5088,7 +5075,7 @@
             <w:noProof/>
             <w:webHidden/>
           </w:rPr>
-          <w:instrText xml:space="preserve"> PAGEREF _Toc241397399 \h </w:instrText>
+          <w:instrText xml:space="preserve"> PAGEREF _Toc241417288 \h </w:instrText>
         </w:r>
         <w:r>
           <w:rPr>
@@ -5108,7 +5095,7 @@
             <w:noProof/>
             <w:webHidden/>
           </w:rPr>
-          <w:t>29</w:t>
+          <w:t>10</w:t>
         </w:r>
         <w:r>
           <w:rPr>
@@ -5137,7 +5124,7 @@
           <w14:ligatures w14:val="standardContextual"/>
         </w:rPr>
       </w:pPr>
-      <w:hyperlink w:anchor="_Toc241397400" w:history="1">
+      <w:hyperlink w:anchor="_Toc241417289" w:history="1">
         <w:r>
           <w:rPr>
             <w:rStyle w:val="aff1"/>
@@ -5164,7 +5151,7 @@
             <w:noProof/>
             <w:webHidden/>
           </w:rPr>
-          <w:instrText xml:space="preserve"> PAGEREF _Toc241397400 \h </w:instrText>
+          <w:instrText xml:space="preserve"> PAGEREF _Toc241417289 \h </w:instrText>
         </w:r>
         <w:r>
           <w:rPr>
@@ -5184,7 +5171,7 @@
             <w:noProof/>
             <w:webHidden/>
           </w:rPr>
-          <w:t>29</w:t>
+          <w:t>10</w:t>
         </w:r>
         <w:r>
           <w:rPr>
@@ -5213,7 +5200,7 @@
           <w14:ligatures w14:val="standardContextual"/>
         </w:rPr>
       </w:pPr>
-      <w:hyperlink w:anchor="_Toc241397401" w:history="1">
+      <w:hyperlink w:anchor="_Toc241417290" w:history="1">
         <w:r>
           <w:rPr>
             <w:rStyle w:val="aff1"/>
@@ -5240,7 +5227,7 @@
             <w:noProof/>
             <w:webHidden/>
           </w:rPr>
-          <w:instrText xml:space="preserve"> PAGEREF _Toc241397401 \h </w:instrText>
+          <w:instrText xml:space="preserve"> PAGEREF _Toc241417290 \h </w:instrText>
         </w:r>
         <w:r>
           <w:rPr>
@@ -5260,7 +5247,7 @@
             <w:noProof/>
             <w:webHidden/>
           </w:rPr>
-          <w:t>30</w:t>
+          <w:t>10</w:t>
         </w:r>
         <w:r>
           <w:rPr>
@@ -5289,7 +5276,7 @@
           <w14:ligatures w14:val="standardContextual"/>
         </w:rPr>
       </w:pPr>
-      <w:hyperlink w:anchor="_Toc241397402" w:history="1">
+      <w:hyperlink w:anchor="_Toc241417291" w:history="1">
         <w:r>
           <w:rPr>
             <w:rStyle w:val="aff1"/>
@@ -5316,7 +5303,7 @@
             <w:noProof/>
             <w:webHidden/>
           </w:rPr>
-          <w:instrText xml:space="preserve"> PAGEREF _Toc241397402 \h </w:instrText>
+          <w:instrText xml:space="preserve"> PAGEREF _Toc241417291 \h </w:instrText>
         </w:r>
         <w:r>
           <w:rPr>
@@ -5336,7 +5323,7 @@
             <w:noProof/>
             <w:webHidden/>
           </w:rPr>
-          <w:t>30</w:t>
+          <w:t>10</w:t>
         </w:r>
         <w:r>
           <w:rPr>
@@ -5365,7 +5352,7 @@
           <w14:ligatures w14:val="standardContextual"/>
         </w:rPr>
       </w:pPr>
-      <w:hyperlink w:anchor="_Toc241397403" w:history="1">
+      <w:hyperlink w:anchor="_Toc241417292" w:history="1">
         <w:r>
           <w:rPr>
             <w:rStyle w:val="aff1"/>
@@ -5392,7 +5379,7 @@
             <w:noProof/>
             <w:webHidden/>
           </w:rPr>
-          <w:instrText xml:space="preserve"> PAGEREF _Toc241397403 \h </w:instrText>
+          <w:instrText xml:space="preserve"> PAGEREF _Toc241417292 \h </w:instrText>
         </w:r>
         <w:r>
           <w:rPr>
@@ -5412,7 +5399,7 @@
             <w:noProof/>
             <w:webHidden/>
           </w:rPr>
-          <w:t>30</w:t>
+          <w:t>10</w:t>
         </w:r>
         <w:r>
           <w:rPr>
@@ -5441,7 +5428,7 @@
           <w14:ligatures w14:val="standardContextual"/>
         </w:rPr>
       </w:pPr>
-      <w:hyperlink w:anchor="_Toc241397404" w:history="1">
+      <w:hyperlink w:anchor="_Toc241417293" w:history="1">
         <w:r>
           <w:rPr>
             <w:rStyle w:val="aff1"/>
@@ -5468,7 +5455,7 @@
             <w:noProof/>
             <w:webHidden/>
           </w:rPr>
-          <w:instrText xml:space="preserve"> PAGEREF _Toc241397404 \h </w:instrText>
+          <w:instrText xml:space="preserve"> PAGEREF _Toc241417293 \h </w:instrText>
         </w:r>
         <w:r>
           <w:rPr>
@@ -5488,7 +5475,7 @@
             <w:noProof/>
             <w:webHidden/>
           </w:rPr>
-          <w:t>30</w:t>
+          <w:t>10</w:t>
         </w:r>
         <w:r>
           <w:rPr>
@@ -5517,7 +5504,7 @@
           <w14:ligatures w14:val="standardContextual"/>
         </w:rPr>
       </w:pPr>
-      <w:hyperlink w:anchor="_Toc241397405" w:history="1">
+      <w:hyperlink w:anchor="_Toc241417294" w:history="1">
         <w:r>
           <w:rPr>
             <w:rStyle w:val="aff1"/>
@@ -5544,7 +5531,7 @@
             <w:noProof/>
             <w:webHidden/>
           </w:rPr>
-          <w:instrText xml:space="preserve"> PAGEREF _Toc241397405 \h </w:instrText>
+          <w:instrText xml:space="preserve"> PAGEREF _Toc241417294 \h </w:instrText>
         </w:r>
         <w:r>
           <w:rPr>
@@ -5564,7 +5551,7 @@
             <w:noProof/>
             <w:webHidden/>
           </w:rPr>
-          <w:t>31</w:t>
+          <w:t>10</w:t>
         </w:r>
         <w:r>
           <w:rPr>
@@ -5593,7 +5580,7 @@
           <w14:ligatures w14:val="standardContextual"/>
         </w:rPr>
       </w:pPr>
-      <w:hyperlink w:anchor="_Toc241397406" w:history="1">
+      <w:hyperlink w:anchor="_Toc241417295" w:history="1">
         <w:r>
           <w:rPr>
             <w:rStyle w:val="aff1"/>
@@ -5620,7 +5607,7 @@
             <w:noProof/>
             <w:webHidden/>
           </w:rPr>
-          <w:instrText xml:space="preserve"> PAGEREF _Toc241397406 \h </w:instrText>
+          <w:instrText xml:space="preserve"> PAGEREF _Toc241417295 \h </w:instrText>
         </w:r>
         <w:r>
           <w:rPr>
@@ -5640,7 +5627,7 @@
             <w:noProof/>
             <w:webHidden/>
           </w:rPr>
-          <w:t>31</w:t>
+          <w:t>10</w:t>
         </w:r>
         <w:r>
           <w:rPr>
@@ -5669,7 +5656,7 @@
           <w14:ligatures w14:val="standardContextual"/>
         </w:rPr>
       </w:pPr>
-      <w:hyperlink w:anchor="_Toc241397407" w:history="1">
+      <w:hyperlink w:anchor="_Toc241417296" w:history="1">
         <w:r>
           <w:rPr>
             <w:rStyle w:val="aff1"/>
@@ -5696,7 +5683,7 @@
             <w:noProof/>
             <w:webHidden/>
           </w:rPr>
-          <w:instrText xml:space="preserve"> PAGEREF _Toc241397407 \h </w:instrText>
+          <w:instrText xml:space="preserve"> PAGEREF _Toc241417296 \h </w:instrText>
         </w:r>
         <w:r>
           <w:rPr>
@@ -5716,7 +5703,7 @@
             <w:noProof/>
             <w:webHidden/>
           </w:rPr>
-          <w:t>32</w:t>
+          <w:t>10</w:t>
         </w:r>
         <w:r>
           <w:rPr>
@@ -5745,7 +5732,7 @@
           <w14:ligatures w14:val="standardContextual"/>
         </w:rPr>
       </w:pPr>
-      <w:hyperlink w:anchor="_Toc241397408" w:history="1">
+      <w:hyperlink w:anchor="_Toc241417297" w:history="1">
         <w:r>
           <w:rPr>
             <w:rStyle w:val="aff1"/>
@@ -5772,7 +5759,7 @@
             <w:noProof/>
             <w:webHidden/>
           </w:rPr>
-          <w:instrText xml:space="preserve"> PAGEREF _Toc241397408 \h </w:instrText>
+          <w:instrText xml:space="preserve"> PAGEREF _Toc241417297 \h </w:instrText>
         </w:r>
         <w:r>
           <w:rPr>
@@ -5792,7 +5779,7 @@
             <w:noProof/>
             <w:webHidden/>
           </w:rPr>
-          <w:t>32</w:t>
+          <w:t>10</w:t>
         </w:r>
         <w:r>
           <w:rPr>
@@ -5821,7 +5808,7 @@
           <w14:ligatures w14:val="standardContextual"/>
         </w:rPr>
       </w:pPr>
-      <w:hyperlink w:anchor="_Toc241397409" w:history="1">
+      <w:hyperlink w:anchor="_Toc241417298" w:history="1">
         <w:r>
           <w:rPr>
             <w:rStyle w:val="aff1"/>
@@ -5848,7 +5835,7 @@
             <w:noProof/>
             <w:webHidden/>
           </w:rPr>
-          <w:instrText xml:space="preserve"> PAGEREF _Toc241397409 \h </w:instrText>
+          <w:instrText xml:space="preserve"> PAGEREF _Toc241417298 \h </w:instrText>
         </w:r>
         <w:r>
           <w:rPr>
@@ -5868,7 +5855,7 @@
             <w:noProof/>
             <w:webHidden/>
           </w:rPr>
-          <w:t>33</w:t>
+          <w:t>10</w:t>
         </w:r>
         <w:r>
           <w:rPr>
@@ -5896,7 +5883,7 @@
           <w14:ligatures w14:val="standardContextual"/>
         </w:rPr>
       </w:pPr>
-      <w:hyperlink w:anchor="_Toc241397410" w:history="1">
+      <w:hyperlink w:anchor="_Toc241417299" w:history="1">
         <w:r>
           <w:rPr>
             <w:rStyle w:val="aff1"/>
@@ -5923,7 +5910,7 @@
             <w:noProof/>
             <w:webHidden/>
           </w:rPr>
-          <w:instrText xml:space="preserve"> PAGEREF _Toc241397410 \h </w:instrText>
+          <w:instrText xml:space="preserve"> PAGEREF _Toc241417299 \h </w:instrText>
         </w:r>
         <w:r>
           <w:rPr>
@@ -5943,7 +5930,7 @@
             <w:noProof/>
             <w:webHidden/>
           </w:rPr>
-          <w:t>34</w:t>
+          <w:t>10</w:t>
         </w:r>
         <w:r>
           <w:rPr>
@@ -5972,7 +5959,7 @@
           <w14:ligatures w14:val="standardContextual"/>
         </w:rPr>
       </w:pPr>
-      <w:hyperlink w:anchor="_Toc241397411" w:history="1">
+      <w:hyperlink w:anchor="_Toc241417300" w:history="1">
         <w:r>
           <w:rPr>
             <w:rStyle w:val="aff1"/>
@@ -5999,7 +5986,7 @@
             <w:noProof/>
             <w:webHidden/>
           </w:rPr>
-          <w:instrText xml:space="preserve"> PAGEREF _Toc241397411 \h </w:instrText>
+          <w:instrText xml:space="preserve"> PAGEREF _Toc241417300 \h </w:instrText>
         </w:r>
         <w:r>
           <w:rPr>
@@ -6019,7 +6006,7 @@
             <w:noProof/>
             <w:webHidden/>
           </w:rPr>
-          <w:t>34</w:t>
+          <w:t>10</w:t>
         </w:r>
         <w:r>
           <w:rPr>
@@ -6048,7 +6035,7 @@
           <w14:ligatures w14:val="standardContextual"/>
         </w:rPr>
       </w:pPr>
-      <w:hyperlink w:anchor="_Toc241397412" w:history="1">
+      <w:hyperlink w:anchor="_Toc241417301" w:history="1">
         <w:r>
           <w:rPr>
             <w:rStyle w:val="aff1"/>
@@ -6075,7 +6062,7 @@
             <w:noProof/>
             <w:webHidden/>
           </w:rPr>
-          <w:instrText xml:space="preserve"> PAGEREF _Toc241397412 \h </w:instrText>
+          <w:instrText xml:space="preserve"> PAGEREF _Toc241417301 \h </w:instrText>
         </w:r>
         <w:r>
           <w:rPr>
@@ -6095,7 +6082,7 @@
             <w:noProof/>
             <w:webHidden/>
           </w:rPr>
-          <w:t>34</w:t>
+          <w:t>10</w:t>
         </w:r>
         <w:r>
           <w:rPr>
@@ -6124,7 +6111,7 @@
           <w14:ligatures w14:val="standardContextual"/>
         </w:rPr>
       </w:pPr>
-      <w:hyperlink w:anchor="_Toc241397413" w:history="1">
+      <w:hyperlink w:anchor="_Toc241417302" w:history="1">
         <w:r>
           <w:rPr>
             <w:rStyle w:val="aff1"/>
@@ -6151,7 +6138,7 @@
             <w:noProof/>
             <w:webHidden/>
           </w:rPr>
-          <w:instrText xml:space="preserve"> PAGEREF _Toc241397413 \h </w:instrText>
+          <w:instrText xml:space="preserve"> PAGEREF _Toc241417302 \h </w:instrText>
         </w:r>
         <w:r>
           <w:rPr>
@@ -6171,7 +6158,7 @@
             <w:noProof/>
             <w:webHidden/>
           </w:rPr>
-          <w:t>34</w:t>
+          <w:t>10</w:t>
         </w:r>
         <w:r>
           <w:rPr>
@@ -6200,7 +6187,7 @@
           <w14:ligatures w14:val="standardContextual"/>
         </w:rPr>
       </w:pPr>
-      <w:hyperlink w:anchor="_Toc241397414" w:history="1">
+      <w:hyperlink w:anchor="_Toc241417303" w:history="1">
         <w:r>
           <w:rPr>
             <w:rStyle w:val="aff1"/>
@@ -6227,7 +6214,7 @@
             <w:noProof/>
             <w:webHidden/>
           </w:rPr>
-          <w:instrText xml:space="preserve"> PAGEREF _Toc241397414 \h </w:instrText>
+          <w:instrText xml:space="preserve"> PAGEREF _Toc241417303 \h </w:instrText>
         </w:r>
         <w:r>
           <w:rPr>
@@ -6247,7 +6234,7 @@
             <w:noProof/>
             <w:webHidden/>
           </w:rPr>
-          <w:t>35</w:t>
+          <w:t>10</w:t>
         </w:r>
         <w:r>
           <w:rPr>
@@ -6276,7 +6263,7 @@
           <w14:ligatures w14:val="standardContextual"/>
         </w:rPr>
       </w:pPr>
-      <w:hyperlink w:anchor="_Toc241397415" w:history="1">
+      <w:hyperlink w:anchor="_Toc241417304" w:history="1">
         <w:r>
           <w:rPr>
             <w:rStyle w:val="aff1"/>
@@ -6303,7 +6290,7 @@
             <w:noProof/>
             <w:webHidden/>
           </w:rPr>
-          <w:instrText xml:space="preserve"> PAGEREF _Toc241397415 \h </w:instrText>
+          <w:instrText xml:space="preserve"> PAGEREF _Toc241417304 \h </w:instrText>
         </w:r>
         <w:r>
           <w:rPr>
@@ -6323,7 +6310,7 @@
             <w:noProof/>
             <w:webHidden/>
           </w:rPr>
-          <w:t>35</w:t>
+          <w:t>10</w:t>
         </w:r>
         <w:r>
           <w:rPr>
@@ -6352,7 +6339,7 @@
           <w14:ligatures w14:val="standardContextual"/>
         </w:rPr>
       </w:pPr>
-      <w:hyperlink w:anchor="_Toc241397416" w:history="1">
+      <w:hyperlink w:anchor="_Toc241417305" w:history="1">
         <w:r>
           <w:rPr>
             <w:rStyle w:val="aff1"/>
@@ -6379,7 +6366,7 @@
             <w:noProof/>
             <w:webHidden/>
           </w:rPr>
-          <w:instrText xml:space="preserve"> PAGEREF _Toc241397416 \h </w:instrText>
+          <w:instrText xml:space="preserve"> PAGEREF _Toc241417305 \h </w:instrText>
         </w:r>
         <w:r>
           <w:rPr>
@@ -6399,7 +6386,7 @@
             <w:noProof/>
             <w:webHidden/>
           </w:rPr>
-          <w:t>36</w:t>
+          <w:t>10</w:t>
         </w:r>
         <w:r>
           <w:rPr>
@@ -6428,7 +6415,7 @@
           <w14:ligatures w14:val="standardContextual"/>
         </w:rPr>
       </w:pPr>
-      <w:hyperlink w:anchor="_Toc241397417" w:history="1">
+      <w:hyperlink w:anchor="_Toc241417306" w:history="1">
         <w:r>
           <w:rPr>
             <w:rStyle w:val="aff1"/>
@@ -6455,7 +6442,7 @@
             <w:noProof/>
             <w:webHidden/>
           </w:rPr>
-          <w:instrText xml:space="preserve"> PAGEREF _Toc241397417 \h </w:instrText>
+          <w:instrText xml:space="preserve"> PAGEREF _Toc241417306 \h </w:instrText>
         </w:r>
         <w:r>
           <w:rPr>
@@ -6475,7 +6462,7 @@
             <w:noProof/>
             <w:webHidden/>
           </w:rPr>
-          <w:t>36</w:t>
+          <w:t>10</w:t>
         </w:r>
         <w:r>
           <w:rPr>
@@ -6504,7 +6491,7 @@
           <w14:ligatures w14:val="standardContextual"/>
         </w:rPr>
       </w:pPr>
-      <w:hyperlink w:anchor="_Toc241397418" w:history="1">
+      <w:hyperlink w:anchor="_Toc241417307" w:history="1">
         <w:r>
           <w:rPr>
             <w:rStyle w:val="aff1"/>
@@ -6531,7 +6518,7 @@
             <w:noProof/>
             <w:webHidden/>
           </w:rPr>
-          <w:instrText xml:space="preserve"> PAGEREF _Toc241397418 \h </w:instrText>
+          <w:instrText xml:space="preserve"> PAGEREF _Toc241417307 \h </w:instrText>
         </w:r>
         <w:r>
           <w:rPr>
@@ -6551,7 +6538,7 @@
             <w:noProof/>
             <w:webHidden/>
           </w:rPr>
-          <w:t>36</w:t>
+          <w:t>10</w:t>
         </w:r>
         <w:r>
           <w:rPr>
@@ -6580,7 +6567,7 @@
           <w14:ligatures w14:val="standardContextual"/>
         </w:rPr>
       </w:pPr>
-      <w:hyperlink w:anchor="_Toc241397419" w:history="1">
+      <w:hyperlink w:anchor="_Toc241417308" w:history="1">
         <w:r>
           <w:rPr>
             <w:rStyle w:val="aff1"/>
@@ -6607,7 +6594,7 @@
             <w:noProof/>
             <w:webHidden/>
           </w:rPr>
-          <w:instrText xml:space="preserve"> PAGEREF _Toc241397419 \h </w:instrText>
+          <w:instrText xml:space="preserve"> PAGEREF _Toc241417308 \h </w:instrText>
         </w:r>
         <w:r>
           <w:rPr>
@@ -6627,7 +6614,7 @@
             <w:noProof/>
             <w:webHidden/>
           </w:rPr>
-          <w:t>37</w:t>
+          <w:t>10</w:t>
         </w:r>
         <w:r>
           <w:rPr>
@@ -6656,7 +6643,7 @@
           <w14:ligatures w14:val="standardContextual"/>
         </w:rPr>
       </w:pPr>
-      <w:hyperlink w:anchor="_Toc241397420" w:history="1">
+      <w:hyperlink w:anchor="_Toc241417309" w:history="1">
         <w:r>
           <w:rPr>
             <w:rStyle w:val="aff1"/>
@@ -6683,7 +6670,7 @@
             <w:noProof/>
             <w:webHidden/>
           </w:rPr>
-          <w:instrText xml:space="preserve"> PAGEREF _Toc241397420 \h </w:instrText>
+          <w:instrText xml:space="preserve"> PAGEREF _Toc241417309 \h </w:instrText>
         </w:r>
         <w:r>
           <w:rPr>
@@ -6703,7 +6690,7 @@
             <w:noProof/>
             <w:webHidden/>
           </w:rPr>
-          <w:t>37</w:t>
+          <w:t>10</w:t>
         </w:r>
         <w:r>
           <w:rPr>
@@ -6732,7 +6719,7 @@
           <w14:ligatures w14:val="standardContextual"/>
         </w:rPr>
       </w:pPr>
-      <w:hyperlink w:anchor="_Toc241397421" w:history="1">
+      <w:hyperlink w:anchor="_Toc241417310" w:history="1">
         <w:r>
           <w:rPr>
             <w:rStyle w:val="aff1"/>
@@ -6759,7 +6746,7 @@
             <w:noProof/>
             <w:webHidden/>
           </w:rPr>
-          <w:instrText xml:space="preserve"> PAGEREF _Toc241397421 \h </w:instrText>
+          <w:instrText xml:space="preserve"> PAGEREF _Toc241417310 \h </w:instrText>
         </w:r>
         <w:r>
           <w:rPr>
@@ -6779,7 +6766,7 @@
             <w:noProof/>
             <w:webHidden/>
           </w:rPr>
-          <w:t>37</w:t>
+          <w:t>10</w:t>
         </w:r>
         <w:r>
           <w:rPr>
@@ -6808,7 +6795,7 @@
           <w14:ligatures w14:val="standardContextual"/>
         </w:rPr>
       </w:pPr>
-      <w:hyperlink w:anchor="_Toc241397422" w:history="1">
+      <w:hyperlink w:anchor="_Toc241417311" w:history="1">
         <w:r>
           <w:rPr>
             <w:rStyle w:val="aff1"/>
@@ -6835,7 +6822,7 @@
             <w:noProof/>
             <w:webHidden/>
           </w:rPr>
-          <w:instrText xml:space="preserve"> PAGEREF _Toc241397422 \h </w:instrText>
+          <w:instrText xml:space="preserve"> PAGEREF _Toc241417311 \h </w:instrText>
         </w:r>
         <w:r>
           <w:rPr>
@@ -6855,7 +6842,7 @@
             <w:noProof/>
             <w:webHidden/>
           </w:rPr>
-          <w:t>38</w:t>
+          <w:t>10</w:t>
         </w:r>
         <w:r>
           <w:rPr>
@@ -6884,7 +6871,7 @@
           <w14:ligatures w14:val="standardContextual"/>
         </w:rPr>
       </w:pPr>
-      <w:hyperlink w:anchor="_Toc241397423" w:history="1">
+      <w:hyperlink w:anchor="_Toc241417312" w:history="1">
         <w:r>
           <w:rPr>
             <w:rStyle w:val="aff1"/>
@@ -6911,7 +6898,7 @@
             <w:noProof/>
             <w:webHidden/>
           </w:rPr>
-          <w:instrText xml:space="preserve"> PAGEREF _Toc241397423 \h </w:instrText>
+          <w:instrText xml:space="preserve"> PAGEREF _Toc241417312 \h </w:instrText>
         </w:r>
         <w:r>
           <w:rPr>
@@ -6931,7 +6918,7 @@
             <w:noProof/>
             <w:webHidden/>
           </w:rPr>
-          <w:t>38</w:t>
+          <w:t>10</w:t>
         </w:r>
         <w:r>
           <w:rPr>
@@ -6960,7 +6947,7 @@
           <w14:ligatures w14:val="standardContextual"/>
         </w:rPr>
       </w:pPr>
-      <w:hyperlink w:anchor="_Toc241397424" w:history="1">
+      <w:hyperlink w:anchor="_Toc241417313" w:history="1">
         <w:r>
           <w:rPr>
             <w:rStyle w:val="aff1"/>
@@ -6987,7 +6974,7 @@
             <w:noProof/>
             <w:webHidden/>
           </w:rPr>
-          <w:instrText xml:space="preserve"> PAGEREF _Toc241397424 \h </w:instrText>
+          <w:instrText xml:space="preserve"> PAGEREF _Toc241417313 \h </w:instrText>
         </w:r>
         <w:r>
           <w:rPr>
@@ -7007,7 +6994,7 @@
             <w:noProof/>
             <w:webHidden/>
           </w:rPr>
-          <w:t>38</w:t>
+          <w:t>10</w:t>
         </w:r>
         <w:r>
           <w:rPr>
@@ -7036,7 +7023,7 @@
           <w14:ligatures w14:val="standardContextual"/>
         </w:rPr>
       </w:pPr>
-      <w:hyperlink w:anchor="_Toc241397425" w:history="1">
+      <w:hyperlink w:anchor="_Toc241417314" w:history="1">
         <w:r>
           <w:rPr>
             <w:rStyle w:val="aff1"/>
@@ -7063,7 +7050,7 @@
             <w:noProof/>
             <w:webHidden/>
           </w:rPr>
-          <w:instrText xml:space="preserve"> PAGEREF _Toc241397425 \h </w:instrText>
+          <w:instrText xml:space="preserve"> PAGEREF _Toc241417314 \h </w:instrText>
         </w:r>
         <w:r>
           <w:rPr>
@@ -7083,7 +7070,7 @@
             <w:noProof/>
             <w:webHidden/>
           </w:rPr>
-          <w:t>38</w:t>
+          <w:t>10</w:t>
         </w:r>
         <w:r>
           <w:rPr>
@@ -7112,7 +7099,7 @@
           <w14:ligatures w14:val="standardContextual"/>
         </w:rPr>
       </w:pPr>
-      <w:hyperlink w:anchor="_Toc241397426" w:history="1">
+      <w:hyperlink w:anchor="_Toc241417315" w:history="1">
         <w:r>
           <w:rPr>
             <w:rStyle w:val="aff1"/>
@@ -7139,7 +7126,7 @@
             <w:noProof/>
             <w:webHidden/>
           </w:rPr>
-          <w:instrText xml:space="preserve"> PAGEREF _Toc241397426 \h </w:instrText>
+          <w:instrText xml:space="preserve"> PAGEREF _Toc241417315 \h </w:instrText>
         </w:r>
         <w:r>
           <w:rPr>
@@ -7159,7 +7146,7 @@
             <w:noProof/>
             <w:webHidden/>
           </w:rPr>
-          <w:t>38</w:t>
+          <w:t>10</w:t>
         </w:r>
         <w:r>
           <w:rPr>
@@ -7188,7 +7175,7 @@
           <w14:ligatures w14:val="standardContextual"/>
         </w:rPr>
       </w:pPr>
-      <w:hyperlink w:anchor="_Toc241397427" w:history="1">
+      <w:hyperlink w:anchor="_Toc241417316" w:history="1">
         <w:r>
           <w:rPr>
             <w:rStyle w:val="aff1"/>
@@ -7215,7 +7202,7 @@
             <w:noProof/>
             <w:webHidden/>
           </w:rPr>
-          <w:instrText xml:space="preserve"> PAGEREF _Toc241397427 \h </w:instrText>
+          <w:instrText xml:space="preserve"> PAGEREF _Toc241417316 \h </w:instrText>
         </w:r>
         <w:r>
           <w:rPr>
@@ -7235,7 +7222,7 @@
             <w:noProof/>
             <w:webHidden/>
           </w:rPr>
-          <w:t>39</w:t>
+          <w:t>10</w:t>
         </w:r>
         <w:r>
           <w:rPr>
@@ -7264,7 +7251,7 @@
           <w14:ligatures w14:val="standardContextual"/>
         </w:rPr>
       </w:pPr>
-      <w:hyperlink w:anchor="_Toc241397428" w:history="1">
+      <w:hyperlink w:anchor="_Toc241417317" w:history="1">
         <w:r>
           <w:rPr>
             <w:rStyle w:val="aff1"/>
@@ -7291,7 +7278,7 @@
             <w:noProof/>
             <w:webHidden/>
           </w:rPr>
-          <w:instrText xml:space="preserve"> PAGEREF _Toc241397428 \h </w:instrText>
+          <w:instrText xml:space="preserve"> PAGEREF _Toc241417317 \h </w:instrText>
         </w:r>
         <w:r>
           <w:rPr>
@@ -7311,7 +7298,7 @@
             <w:noProof/>
             <w:webHidden/>
           </w:rPr>
-          <w:t>39</w:t>
+          <w:t>10</w:t>
         </w:r>
         <w:r>
           <w:rPr>
@@ -7340,7 +7327,7 @@
           <w14:ligatures w14:val="standardContextual"/>
         </w:rPr>
       </w:pPr>
-      <w:hyperlink w:anchor="_Toc241397429" w:history="1">
+      <w:hyperlink w:anchor="_Toc241417318" w:history="1">
         <w:r>
           <w:rPr>
             <w:rStyle w:val="aff1"/>
@@ -7367,7 +7354,7 @@
             <w:noProof/>
             <w:webHidden/>
           </w:rPr>
-          <w:instrText xml:space="preserve"> PAGEREF _Toc241397429 \h </w:instrText>
+          <w:instrText xml:space="preserve"> PAGEREF _Toc241417318 \h </w:instrText>
         </w:r>
         <w:r>
           <w:rPr>
@@ -7387,7 +7374,7 @@
             <w:noProof/>
             <w:webHidden/>
           </w:rPr>
-          <w:t>39</w:t>
+          <w:t>10</w:t>
         </w:r>
         <w:r>
           <w:rPr>
@@ -7416,7 +7403,7 @@
           <w14:ligatures w14:val="standardContextual"/>
         </w:rPr>
       </w:pPr>
-      <w:hyperlink w:anchor="_Toc241397430" w:history="1">
+      <w:hyperlink w:anchor="_Toc241417319" w:history="1">
         <w:r>
           <w:rPr>
             <w:rStyle w:val="aff1"/>
@@ -7443,7 +7430,7 @@
             <w:noProof/>
             <w:webHidden/>
           </w:rPr>
-          <w:instrText xml:space="preserve"> PAGEREF _Toc241397430 \h </w:instrText>
+          <w:instrText xml:space="preserve"> PAGEREF _Toc241417319 \h </w:instrText>
         </w:r>
         <w:r>
           <w:rPr>
@@ -7463,7 +7450,7 @@
             <w:noProof/>
             <w:webHidden/>
           </w:rPr>
-          <w:t>40</w:t>
+          <w:t>10</w:t>
         </w:r>
         <w:r>
           <w:rPr>
@@ -7492,7 +7479,7 @@
           <w14:ligatures w14:val="standardContextual"/>
         </w:rPr>
       </w:pPr>
-      <w:hyperlink w:anchor="_Toc241397431" w:history="1">
+      <w:hyperlink w:anchor="_Toc241417320" w:history="1">
         <w:r>
           <w:rPr>
             <w:rStyle w:val="aff1"/>
@@ -7519,7 +7506,7 @@
             <w:noProof/>
             <w:webHidden/>
           </w:rPr>
-          <w:instrText xml:space="preserve"> PAGEREF _Toc241397431 \h </w:instrText>
+          <w:instrText xml:space="preserve"> PAGEREF _Toc241417320 \h </w:instrText>
         </w:r>
         <w:r>
           <w:rPr>
@@ -7539,7 +7526,7 @@
             <w:noProof/>
             <w:webHidden/>
           </w:rPr>
-          <w:t>40</w:t>
+          <w:t>10</w:t>
         </w:r>
         <w:r>
           <w:rPr>
@@ -7568,7 +7555,7 @@
           <w14:ligatures w14:val="standardContextual"/>
         </w:rPr>
       </w:pPr>
-      <w:hyperlink w:anchor="_Toc241397432" w:history="1">
+      <w:hyperlink w:anchor="_Toc241417321" w:history="1">
         <w:r>
           <w:rPr>
             <w:rStyle w:val="aff1"/>
@@ -7595,7 +7582,7 @@
             <w:noProof/>
             <w:webHidden/>
           </w:rPr>
-          <w:instrText xml:space="preserve"> PAGEREF _Toc241397432 \h </w:instrText>
+          <w:instrText xml:space="preserve"> PAGEREF _Toc241417321 \h </w:instrText>
         </w:r>
         <w:r>
           <w:rPr>
@@ -7615,7 +7602,7 @@
             <w:noProof/>
             <w:webHidden/>
           </w:rPr>
-          <w:t>40</w:t>
+          <w:t>10</w:t>
         </w:r>
         <w:r>
           <w:rPr>
@@ -7644,7 +7631,7 @@
           <w14:ligatures w14:val="standardContextual"/>
         </w:rPr>
       </w:pPr>
-      <w:hyperlink w:anchor="_Toc241397433" w:history="1">
+      <w:hyperlink w:anchor="_Toc241417322" w:history="1">
         <w:r>
           <w:rPr>
             <w:rStyle w:val="aff1"/>
@@ -7671,7 +7658,7 @@
             <w:noProof/>
             <w:webHidden/>
           </w:rPr>
-          <w:instrText xml:space="preserve"> PAGEREF _Toc241397433 \h </w:instrText>
+          <w:instrText xml:space="preserve"> PAGEREF _Toc241417322 \h </w:instrText>
         </w:r>
         <w:r>
           <w:rPr>
@@ -7691,7 +7678,7 @@
             <w:noProof/>
             <w:webHidden/>
           </w:rPr>
-          <w:t>40</w:t>
+          <w:t>10</w:t>
         </w:r>
         <w:r>
           <w:rPr>
@@ -7720,7 +7707,7 @@
           <w14:ligatures w14:val="standardContextual"/>
         </w:rPr>
       </w:pPr>
-      <w:hyperlink w:anchor="_Toc241397434" w:history="1">
+      <w:hyperlink w:anchor="_Toc241417323" w:history="1">
         <w:r>
           <w:rPr>
             <w:rStyle w:val="aff1"/>
@@ -7747,7 +7734,7 @@
             <w:noProof/>
             <w:webHidden/>
           </w:rPr>
-          <w:instrText xml:space="preserve"> PAGEREF _Toc241397434 \h </w:instrText>
+          <w:instrText xml:space="preserve"> PAGEREF _Toc241417323 \h </w:instrText>
         </w:r>
         <w:r>
           <w:rPr>
@@ -7767,7 +7754,7 @@
             <w:noProof/>
             <w:webHidden/>
           </w:rPr>
-          <w:t>41</w:t>
+          <w:t>10</w:t>
         </w:r>
         <w:r>
           <w:rPr>
@@ -7796,7 +7783,7 @@
           <w14:ligatures w14:val="standardContextual"/>
         </w:rPr>
       </w:pPr>
-      <w:hyperlink w:anchor="_Toc241397435" w:history="1">
+      <w:hyperlink w:anchor="_Toc241417324" w:history="1">
         <w:r>
           <w:rPr>
             <w:rStyle w:val="aff1"/>
@@ -7823,7 +7810,7 @@
             <w:noProof/>
             <w:webHidden/>
           </w:rPr>
-          <w:instrText xml:space="preserve"> PAGEREF _Toc241397435 \h </w:instrText>
+          <w:instrText xml:space="preserve"> PAGEREF _Toc241417324 \h </w:instrText>
         </w:r>
         <w:r>
           <w:rPr>
@@ -7843,7 +7830,7 @@
             <w:noProof/>
             <w:webHidden/>
           </w:rPr>
-          <w:t>42</w:t>
+          <w:t>10</w:t>
         </w:r>
         <w:r>
           <w:rPr>
@@ -7872,7 +7859,7 @@
           <w14:ligatures w14:val="standardContextual"/>
         </w:rPr>
       </w:pPr>
-      <w:hyperlink w:anchor="_Toc241397436" w:history="1">
+      <w:hyperlink w:anchor="_Toc241417325" w:history="1">
         <w:r>
           <w:rPr>
             <w:rStyle w:val="aff1"/>
@@ -7899,7 +7886,7 @@
             <w:noProof/>
             <w:webHidden/>
           </w:rPr>
-          <w:instrText xml:space="preserve"> PAGEREF _Toc241397436 \h </w:instrText>
+          <w:instrText xml:space="preserve"> PAGEREF _Toc241417325 \h </w:instrText>
         </w:r>
         <w:r>
           <w:rPr>
@@ -7919,7 +7906,7 @@
             <w:noProof/>
             <w:webHidden/>
           </w:rPr>
-          <w:t>42</w:t>
+          <w:t>10</w:t>
         </w:r>
         <w:r>
           <w:rPr>
@@ -7948,7 +7935,7 @@
           <w14:ligatures w14:val="standardContextual"/>
         </w:rPr>
       </w:pPr>
-      <w:hyperlink w:anchor="_Toc241397437" w:history="1">
+      <w:hyperlink w:anchor="_Toc241417326" w:history="1">
         <w:r>
           <w:rPr>
             <w:rStyle w:val="aff1"/>
@@ -7975,7 +7962,7 @@
             <w:noProof/>
             <w:webHidden/>
           </w:rPr>
-          <w:instrText xml:space="preserve"> PAGEREF _Toc241397437 \h </w:instrText>
+          <w:instrText xml:space="preserve"> PAGEREF _Toc241417326 \h </w:instrText>
         </w:r>
         <w:r>
           <w:rPr>
@@ -7995,7 +7982,7 @@
             <w:noProof/>
             <w:webHidden/>
           </w:rPr>
-          <w:t>42</w:t>
+          <w:t>10</w:t>
         </w:r>
         <w:r>
           <w:rPr>
@@ -8024,7 +8011,7 @@
           <w14:ligatures w14:val="standardContextual"/>
         </w:rPr>
       </w:pPr>
-      <w:hyperlink w:anchor="_Toc241397438" w:history="1">
+      <w:hyperlink w:anchor="_Toc241417327" w:history="1">
         <w:r>
           <w:rPr>
             <w:rStyle w:val="aff1"/>
@@ -8051,7 +8038,7 @@
             <w:noProof/>
             <w:webHidden/>
           </w:rPr>
-          <w:instrText xml:space="preserve"> PAGEREF _Toc241397438 \h </w:instrText>
+          <w:instrText xml:space="preserve"> PAGEREF _Toc241417327 \h </w:instrText>
         </w:r>
         <w:r>
           <w:rPr>
@@ -8071,7 +8058,7 @@
             <w:noProof/>
             <w:webHidden/>
           </w:rPr>
-          <w:t>43</w:t>
+          <w:t>10</w:t>
         </w:r>
         <w:r>
           <w:rPr>
@@ -8100,7 +8087,7 @@
           <w14:ligatures w14:val="standardContextual"/>
         </w:rPr>
       </w:pPr>
-      <w:hyperlink w:anchor="_Toc241397439" w:history="1">
+      <w:hyperlink w:anchor="_Toc241417328" w:history="1">
         <w:r>
           <w:rPr>
             <w:rStyle w:val="aff1"/>
@@ -8127,7 +8114,7 @@
             <w:noProof/>
             <w:webHidden/>
           </w:rPr>
-          <w:instrText xml:space="preserve"> PAGEREF _Toc241397439 \h </w:instrText>
+          <w:instrText xml:space="preserve"> PAGEREF _Toc241417328 \h </w:instrText>
         </w:r>
         <w:r>
           <w:rPr>
@@ -8147,7 +8134,7 @@
             <w:noProof/>
             <w:webHidden/>
           </w:rPr>
-          <w:t>43</w:t>
+          <w:t>10</w:t>
         </w:r>
         <w:r>
           <w:rPr>
@@ -8176,7 +8163,7 @@
           <w14:ligatures w14:val="standardContextual"/>
         </w:rPr>
       </w:pPr>
-      <w:hyperlink w:anchor="_Toc241397440" w:history="1">
+      <w:hyperlink w:anchor="_Toc241417329" w:history="1">
         <w:r>
           <w:rPr>
             <w:rStyle w:val="aff1"/>
@@ -8203,7 +8190,7 @@
             <w:noProof/>
             <w:webHidden/>
           </w:rPr>
-          <w:instrText xml:space="preserve"> PAGEREF _Toc241397440 \h </w:instrText>
+          <w:instrText xml:space="preserve"> PAGEREF _Toc241417329 \h </w:instrText>
         </w:r>
         <w:r>
           <w:rPr>
@@ -8223,7 +8210,7 @@
             <w:noProof/>
             <w:webHidden/>
           </w:rPr>
-          <w:t>43</w:t>
+          <w:t>10</w:t>
         </w:r>
         <w:r>
           <w:rPr>
@@ -8252,7 +8239,7 @@
           <w14:ligatures w14:val="standardContextual"/>
         </w:rPr>
       </w:pPr>
-      <w:hyperlink w:anchor="_Toc241397441" w:history="1">
+      <w:hyperlink w:anchor="_Toc241417330" w:history="1">
         <w:r>
           <w:rPr>
             <w:rStyle w:val="aff1"/>
@@ -8279,7 +8266,7 @@
             <w:noProof/>
             <w:webHidden/>
           </w:rPr>
-          <w:instrText xml:space="preserve"> PAGEREF _Toc241397441 \h </w:instrText>
+          <w:instrText xml:space="preserve"> PAGEREF _Toc241417330 \h </w:instrText>
         </w:r>
         <w:r>
           <w:rPr>
@@ -8299,7 +8286,7 @@
             <w:noProof/>
             <w:webHidden/>
           </w:rPr>
-          <w:t>44</w:t>
+          <w:t>10</w:t>
         </w:r>
         <w:r>
           <w:rPr>
@@ -8328,7 +8315,7 @@
           <w14:ligatures w14:val="standardContextual"/>
         </w:rPr>
       </w:pPr>
-      <w:hyperlink w:anchor="_Toc241397442" w:history="1">
+      <w:hyperlink w:anchor="_Toc241417331" w:history="1">
         <w:r>
           <w:rPr>
             <w:rStyle w:val="aff1"/>
@@ -8355,7 +8342,7 @@
             <w:noProof/>
             <w:webHidden/>
           </w:rPr>
-          <w:instrText xml:space="preserve"> PAGEREF _Toc241397442 \h </w:instrText>
+          <w:instrText xml:space="preserve"> PAGEREF _Toc241417331 \h </w:instrText>
         </w:r>
         <w:r>
           <w:rPr>
@@ -8375,7 +8362,7 @@
             <w:noProof/>
             <w:webHidden/>
           </w:rPr>
-          <w:t>46</w:t>
+          <w:t>10</w:t>
         </w:r>
         <w:r>
           <w:rPr>
@@ -8404,7 +8391,7 @@
           <w14:ligatures w14:val="standardContextual"/>
         </w:rPr>
       </w:pPr>
-      <w:hyperlink w:anchor="_Toc241397443" w:history="1">
+      <w:hyperlink w:anchor="_Toc241417332" w:history="1">
         <w:r>
           <w:rPr>
             <w:rStyle w:val="aff1"/>
@@ -8431,7 +8418,7 @@
             <w:noProof/>
             <w:webHidden/>
           </w:rPr>
-          <w:instrText xml:space="preserve"> PAGEREF _Toc241397443 \h </w:instrText>
+          <w:instrText xml:space="preserve"> PAGEREF _Toc241417332 \h </w:instrText>
         </w:r>
         <w:r>
           <w:rPr>
@@ -8451,7 +8438,7 @@
             <w:noProof/>
             <w:webHidden/>
           </w:rPr>
-          <w:t>46</w:t>
+          <w:t>10</w:t>
         </w:r>
         <w:r>
           <w:rPr>
@@ -8480,7 +8467,7 @@
           <w14:ligatures w14:val="standardContextual"/>
         </w:rPr>
       </w:pPr>
-      <w:hyperlink w:anchor="_Toc241397444" w:history="1">
+      <w:hyperlink w:anchor="_Toc241417333" w:history="1">
         <w:r>
           <w:rPr>
             <w:rStyle w:val="aff1"/>
@@ -8507,7 +8494,7 @@
             <w:noProof/>
             <w:webHidden/>
           </w:rPr>
-          <w:instrText xml:space="preserve"> PAGEREF _Toc241397444 \h </w:instrText>
+          <w:instrText xml:space="preserve"> PAGEREF _Toc241417333 \h </w:instrText>
         </w:r>
         <w:r>
           <w:rPr>
@@ -8527,7 +8514,7 @@
             <w:noProof/>
             <w:webHidden/>
           </w:rPr>
-          <w:t>47</w:t>
+          <w:t>10</w:t>
         </w:r>
         <w:r>
           <w:rPr>
@@ -8556,7 +8543,7 @@
           <w14:ligatures w14:val="standardContextual"/>
         </w:rPr>
       </w:pPr>
-      <w:hyperlink w:anchor="_Toc241397445" w:history="1">
+      <w:hyperlink w:anchor="_Toc241417334" w:history="1">
         <w:r>
           <w:rPr>
             <w:rStyle w:val="aff1"/>
@@ -8583,7 +8570,7 @@
             <w:noProof/>
             <w:webHidden/>
           </w:rPr>
-          <w:instrText xml:space="preserve"> PAGEREF _Toc241397445 \h </w:instrText>
+          <w:instrText xml:space="preserve"> PAGEREF _Toc241417334 \h </w:instrText>
         </w:r>
         <w:r>
           <w:rPr>
@@ -8603,7 +8590,7 @@
             <w:noProof/>
             <w:webHidden/>
           </w:rPr>
-          <w:t>47</w:t>
+          <w:t>10</w:t>
         </w:r>
         <w:r>
           <w:rPr>
@@ -8632,7 +8619,7 @@
           <w14:ligatures w14:val="standardContextual"/>
         </w:rPr>
       </w:pPr>
-      <w:hyperlink w:anchor="_Toc241397446" w:history="1">
+      <w:hyperlink w:anchor="_Toc241417335" w:history="1">
         <w:r>
           <w:rPr>
             <w:rStyle w:val="aff1"/>
@@ -8659,7 +8646,7 @@
             <w:noProof/>
             <w:webHidden/>
           </w:rPr>
-          <w:instrText xml:space="preserve"> PAGEREF _Toc241397446 \h </w:instrText>
+          <w:instrText xml:space="preserve"> PAGEREF _Toc241417335 \h </w:instrText>
         </w:r>
         <w:r>
           <w:rPr>
@@ -8679,7 +8666,7 @@
             <w:noProof/>
             <w:webHidden/>
           </w:rPr>
-          <w:t>49</w:t>
+          <w:t>10</w:t>
         </w:r>
         <w:r>
           <w:rPr>
@@ -8708,7 +8695,7 @@
           <w14:ligatures w14:val="standardContextual"/>
         </w:rPr>
       </w:pPr>
-      <w:hyperlink w:anchor="_Toc241397447" w:history="1">
+      <w:hyperlink w:anchor="_Toc241417336" w:history="1">
         <w:r>
           <w:rPr>
             <w:rStyle w:val="aff1"/>
@@ -8735,7 +8722,7 @@
             <w:noProof/>
             <w:webHidden/>
           </w:rPr>
-          <w:instrText xml:space="preserve"> PAGEREF _Toc241397447 \h </w:instrText>
+          <w:instrText xml:space="preserve"> PAGEREF _Toc241417336 \h </w:instrText>
         </w:r>
         <w:r>
           <w:rPr>
@@ -8755,7 +8742,7 @@
             <w:noProof/>
             <w:webHidden/>
           </w:rPr>
-          <w:t>49</w:t>
+          <w:t>10</w:t>
         </w:r>
         <w:r>
           <w:rPr>
@@ -8784,7 +8771,7 @@
           <w14:ligatures w14:val="standardContextual"/>
         </w:rPr>
       </w:pPr>
-      <w:hyperlink w:anchor="_Toc241397448" w:history="1">
+      <w:hyperlink w:anchor="_Toc241417337" w:history="1">
         <w:r>
           <w:rPr>
             <w:rStyle w:val="aff1"/>
@@ -8811,7 +8798,7 @@
             <w:noProof/>
             <w:webHidden/>
           </w:rPr>
-          <w:instrText xml:space="preserve"> PAGEREF _Toc241397448 \h </w:instrText>
+          <w:instrText xml:space="preserve"> PAGEREF _Toc241417337 \h </w:instrText>
         </w:r>
         <w:r>
           <w:rPr>
@@ -8831,7 +8818,7 @@
             <w:noProof/>
             <w:webHidden/>
           </w:rPr>
-          <w:t>50</w:t>
+          <w:t>10</w:t>
         </w:r>
         <w:r>
           <w:rPr>
@@ -8859,7 +8846,7 @@
           <w14:ligatures w14:val="standardContextual"/>
         </w:rPr>
       </w:pPr>
-      <w:hyperlink w:anchor="_Toc241397449" w:history="1">
+      <w:hyperlink w:anchor="_Toc241417338" w:history="1">
         <w:r>
           <w:rPr>
             <w:rStyle w:val="aff1"/>
@@ -8886,7 +8873,7 @@
             <w:noProof/>
             <w:webHidden/>
           </w:rPr>
-          <w:instrText xml:space="preserve"> PAGEREF _Toc241397449 \h </w:instrText>
+          <w:instrText xml:space="preserve"> PAGEREF _Toc241417338 \h </w:instrText>
         </w:r>
         <w:r>
           <w:rPr>
@@ -8906,7 +8893,7 @@
             <w:noProof/>
             <w:webHidden/>
           </w:rPr>
-          <w:t>51</w:t>
+          <w:t>10</w:t>
         </w:r>
         <w:r>
           <w:rPr>
@@ -8921,9 +8908,6 @@
       <w:pPr>
         <w:spacing w:after="160"/>
       </w:pPr>
-      <w:r>
-        <w:fldChar w:fldCharType="end"/>
-      </w:r>
     </w:p>
     <w:p>
       <w:pPr>
@@ -8941,7 +8925,7 @@
           <w:numId w:val="10"/>
         </w:numPr>
       </w:pPr>
-      <w:bookmarkStart w:id="0" w:name="_Toc241397340"/>
+      <w:bookmarkStart w:id="0" w:name="_Toc241417229"/>
       <w:r>
         <w:lastRenderedPageBreak/>
         <w:t>기술</w:t>
@@ -8974,7 +8958,7 @@
           <w:numId w:val="10"/>
         </w:numPr>
       </w:pPr>
-      <w:bookmarkStart w:id="1" w:name="_Toc241397341"/>
+      <w:bookmarkStart w:id="1" w:name="_Toc241417230"/>
       <w:r>
         <w:t>Network Authority / Data</w:t>
       </w:r>
@@ -8988,7 +8972,7 @@
           <w:numId w:val="10"/>
         </w:numPr>
       </w:pPr>
-      <w:bookmarkStart w:id="2" w:name="_Toc241397342"/>
+      <w:bookmarkStart w:id="2" w:name="_Toc241417231"/>
       <w:r>
         <w:t>Authority Flow</w:t>
       </w:r>
@@ -9051,7 +9035,7 @@
           <w:numId w:val="10"/>
         </w:numPr>
       </w:pPr>
-      <w:bookmarkStart w:id="3" w:name="_Toc241397343"/>
+      <w:bookmarkStart w:id="3" w:name="_Toc241417232"/>
       <w:r>
         <w:t>Client Cannot Commit</w:t>
       </w:r>
@@ -9137,7 +9121,7 @@
           <w:numId w:val="10"/>
         </w:numPr>
       </w:pPr>
-      <w:bookmarkStart w:id="4" w:name="_Toc241397344"/>
+      <w:bookmarkStart w:id="4" w:name="_Toc241417233"/>
       <w:r>
         <w:t>Data Tables</w:t>
       </w:r>
@@ -9555,7 +9539,7 @@
           <w:numId w:val="10"/>
         </w:numPr>
       </w:pPr>
-      <w:bookmarkStart w:id="5" w:name="_Toc241397345"/>
+      <w:bookmarkStart w:id="5" w:name="_Toc241417234"/>
       <w:r>
         <w:t>W1~W3 Implementation Baseline</w:t>
       </w:r>
@@ -9569,7 +9553,7 @@
           <w:numId w:val="10"/>
         </w:numPr>
       </w:pPr>
-      <w:bookmarkStart w:id="6" w:name="_Toc241397346"/>
+      <w:bookmarkStart w:id="6" w:name="_Toc241417235"/>
       <w:r>
         <w:t>W1 — Core Multiplayer / Inventory</w:t>
       </w:r>
@@ -9870,7 +9854,7 @@
           <w:numId w:val="10"/>
         </w:numPr>
       </w:pPr>
-      <w:bookmarkStart w:id="7" w:name="_Toc241397347"/>
+      <w:bookmarkStart w:id="7" w:name="_Toc241417236"/>
       <w:r>
         <w:t>W2 — Blueprint / UI / Guard Shell</w:t>
       </w:r>
@@ -10276,7 +10260,7 @@
           <w:numId w:val="10"/>
         </w:numPr>
       </w:pPr>
-      <w:bookmarkStart w:id="8" w:name="_Toc241397348"/>
+      <w:bookmarkStart w:id="8" w:name="_Toc241417237"/>
       <w:r>
         <w:t>W3 Start Rule</w:t>
       </w:r>
@@ -10342,7 +10326,7 @@
           <w:numId w:val="10"/>
         </w:numPr>
       </w:pPr>
-      <w:bookmarkStart w:id="9" w:name="_Toc241397349"/>
+      <w:bookmarkStart w:id="9" w:name="_Toc241417238"/>
       <w:r>
         <w:t>Risk / Cut Rules</w:t>
       </w:r>
@@ -10720,7 +10704,7 @@
           <w:numId w:val="10"/>
         </w:numPr>
       </w:pPr>
-      <w:bookmarkStart w:id="10" w:name="_Toc241397350"/>
+      <w:bookmarkStart w:id="10" w:name="_Toc241417239"/>
       <w:r>
         <w:lastRenderedPageBreak/>
         <w:t>Automatic Cut Order</w:t>
@@ -10848,7 +10832,7 @@
           <w:numId w:val="10"/>
         </w:numPr>
       </w:pPr>
-      <w:bookmarkStart w:id="11" w:name="_Toc241397351"/>
+      <w:bookmarkStart w:id="11" w:name="_Toc241417240"/>
       <w:r>
         <w:lastRenderedPageBreak/>
         <w:t>런타임</w:t>
@@ -10869,7 +10853,7 @@
           <w:numId w:val="10"/>
         </w:numPr>
       </w:pPr>
-      <w:bookmarkStart w:id="12" w:name="_Toc241397352"/>
+      <w:bookmarkStart w:id="12" w:name="_Toc241417241"/>
       <w:r>
         <w:t>구현</w:t>
       </w:r>
@@ -10895,7 +10879,7 @@
           <w:numId w:val="10"/>
         </w:numPr>
       </w:pPr>
-      <w:bookmarkStart w:id="13" w:name="_Toc241397353"/>
+      <w:bookmarkStart w:id="13" w:name="_Toc241417242"/>
       <w:r>
         <w:t>재사용</w:t>
       </w:r>
@@ -11553,7 +11537,7 @@
           <w:numId w:val="10"/>
         </w:numPr>
       </w:pPr>
-      <w:bookmarkStart w:id="14" w:name="_Toc241397354"/>
+      <w:bookmarkStart w:id="14" w:name="_Toc241417243"/>
       <w:r>
         <w:t xml:space="preserve">Legacy </w:t>
       </w:r>
@@ -11921,7 +11905,6 @@
               <w:rPr>
                 <w:sz w:val="16"/>
               </w:rPr>
-              <w:lastRenderedPageBreak/>
               <w:t>Winner / Rank / 개인 Score 경쟁</w:t>
             </w:r>
           </w:p>
@@ -12092,7 +12075,7 @@
           <w:numId w:val="10"/>
         </w:numPr>
       </w:pPr>
-      <w:bookmarkStart w:id="15" w:name="_Toc241397355"/>
+      <w:bookmarkStart w:id="15" w:name="_Toc241417244"/>
       <w:r>
         <w:t>캐릭터</w:t>
       </w:r>
@@ -12130,7 +12113,7 @@
           <w:numId w:val="10"/>
         </w:numPr>
       </w:pPr>
-      <w:bookmarkStart w:id="16" w:name="_Toc241397356"/>
+      <w:bookmarkStart w:id="16" w:name="_Toc241417245"/>
       <w:r>
         <w:t>기본</w:t>
       </w:r>
@@ -12926,7 +12909,7 @@
           <w:numId w:val="10"/>
         </w:numPr>
       </w:pPr>
-      <w:bookmarkStart w:id="17" w:name="_Toc241397357"/>
+      <w:bookmarkStart w:id="17" w:name="_Toc241417246"/>
       <w:r>
         <w:t>1</w:t>
       </w:r>
@@ -13003,9 +12986,8 @@
           <w:numId w:val="10"/>
         </w:numPr>
       </w:pPr>
-      <w:bookmarkStart w:id="18" w:name="_Toc241397358"/>
+      <w:bookmarkStart w:id="18" w:name="_Toc241417247"/>
       <w:r>
-        <w:lastRenderedPageBreak/>
         <w:t>커스터마이징</w:t>
       </w:r>
       <w:r>
@@ -14281,7 +14263,7 @@
           <w:numId w:val="10"/>
         </w:numPr>
       </w:pPr>
-      <w:bookmarkStart w:id="19" w:name="_Toc241397359"/>
+      <w:bookmarkStart w:id="19" w:name="_Toc241417248"/>
       <w:r>
         <w:t xml:space="preserve">Grid Inventory, Loose Loot </w:t>
       </w:r>
@@ -14304,7 +14286,7 @@
           <w:numId w:val="10"/>
         </w:numPr>
       </w:pPr>
-      <w:bookmarkStart w:id="20" w:name="_Toc241397360"/>
+      <w:bookmarkStart w:id="20" w:name="_Toc241417249"/>
       <w:r>
         <w:t xml:space="preserve">Grid Inventory </w:t>
       </w:r>
@@ -14339,7 +14321,6 @@
         </w:numPr>
       </w:pPr>
       <w:r>
-        <w:lastRenderedPageBreak/>
         <w:t>좌클릭 Drag &amp; Drop으로 이동, 우클릭 또는 지정 키로 90도 회전한다.</w:t>
       </w:r>
     </w:p>
@@ -14387,7 +14368,7 @@
           <w:numId w:val="10"/>
         </w:numPr>
       </w:pPr>
-      <w:bookmarkStart w:id="21" w:name="_Toc241397361"/>
+      <w:bookmarkStart w:id="21" w:name="_Toc241417250"/>
       <w:r>
         <w:t xml:space="preserve">Loose Loot </w:t>
       </w:r>
@@ -15263,7 +15244,7 @@
           <w:numId w:val="10"/>
         </w:numPr>
       </w:pPr>
-      <w:bookmarkStart w:id="22" w:name="_Toc241397362"/>
+      <w:bookmarkStart w:id="22" w:name="_Toc241417251"/>
       <w:r>
         <w:t>무게</w:t>
       </w:r>
@@ -15340,7 +15321,7 @@
           <w:numId w:val="10"/>
         </w:numPr>
       </w:pPr>
-      <w:bookmarkStart w:id="23" w:name="_Toc241397363"/>
+      <w:bookmarkStart w:id="23" w:name="_Toc241417252"/>
       <w:r>
         <w:t>QuickSlot</w:t>
       </w:r>
@@ -15606,9 +15587,8 @@
           <w:numId w:val="10"/>
         </w:numPr>
       </w:pPr>
-      <w:bookmarkStart w:id="24" w:name="_Toc241397364"/>
+      <w:bookmarkStart w:id="24" w:name="_Toc241417253"/>
       <w:r>
-        <w:lastRenderedPageBreak/>
         <w:t xml:space="preserve">First-Person </w:t>
       </w:r>
       <w:r>
@@ -15645,11 +15625,21 @@
           <w:numId w:val="10"/>
         </w:numPr>
       </w:pPr>
-      <w:bookmarkStart w:id="25" w:name="_Toc241397365"/>
+      <w:bookmarkStart w:id="25" w:name="_Toc241417254"/>
       <w:r>
         <w:t>손전등</w:t>
       </w:r>
       <w:bookmarkEnd w:id="25"/>
+    </w:p>
+    <w:p>
+      <w:r>
+        <w:t>F 입력은 PlayerController의 Reliable Server RPC로 전달한다. 서버는 소유 Pawn, InGame Phase와 행동 가능 상태를 검증하고 VisionComponent의 bFlashlightEnabled를 변경한다. 기본값은 false이며 모든 관련 Client로 복제한다. 기절·구금·탈출, UnPossessed와 InGame 종료 시 서버가 false로 정리한다.</w:t>
+      </w:r>
+    </w:p>
+    <w:p>
+      <w:r>
+        <w:t>BP_HeistPlayerCharacter는 FirstPersonCamera에 Flashlight 태그의 Movable SpotLight 하나를 조립한다. VisionComponent는 서버 변경과 RepNotify에서 광원 표시를 갱신한다. Camera Forward는 기존 방향 복제를 사용하며 Owner는 로컬 방향을 즉시 사용한다. HUD ViewModel은 같은 확정 상태를 구독하고 PlayerOverlay에 공통 키 정의로 만든 [F] 손전등 ON/OFF를 표시한다. 자연 2인 PIE에서 상대 광원, UI 차단과 구금 복구를 별도 검증한다.</w:t>
+      </w:r>
     </w:p>
     <w:tbl>
       <w:tblPr>
@@ -15925,7 +15915,7 @@
               <w:pStyle w:val="TableText"/>
             </w:pPr>
             <w:r>
-              <w:t>8,000 Lux</w:t>
+              <w:t>800 cd</w:t>
             </w:r>
           </w:p>
         </w:tc>
@@ -15939,7 +15929,7 @@
               <w:pStyle w:val="TableText"/>
             </w:pPr>
             <w:r>
-              <w:t>아트 테스트 후 조정</w:t>
+              <w:t>SpotLight Candela, BP 기본값</w:t>
             </w:r>
           </w:p>
         </w:tc>
@@ -16021,7 +16011,7 @@
               <w:pStyle w:val="TableText"/>
             </w:pPr>
             <w:r>
-              <w:t>고정 또는 비활성</w:t>
+              <w:t>점등 유지, 토글 차단</w:t>
             </w:r>
           </w:p>
         </w:tc>
@@ -16035,7 +16025,7 @@
               <w:pStyle w:val="TableText"/>
             </w:pPr>
             <w:r>
-              <w:t>Inventory/Forgery 입력과 충돌 방지</w:t>
+              <w:t>Inventory / Map / Forgery</w:t>
             </w:r>
           </w:p>
         </w:tc>
@@ -16057,7 +16047,7 @@
           <w:numId w:val="10"/>
         </w:numPr>
       </w:pPr>
-      <w:bookmarkStart w:id="26" w:name="_Toc241397366"/>
+      <w:bookmarkStart w:id="26" w:name="_Toc241417255"/>
       <w:r>
         <w:t>Noise Level</w:t>
       </w:r>
@@ -16709,7 +16699,7 @@
           <w:numId w:val="10"/>
         </w:numPr>
       </w:pPr>
-      <w:bookmarkStart w:id="27" w:name="_Toc241397367"/>
+      <w:bookmarkStart w:id="27" w:name="_Toc241417256"/>
       <w:r>
         <w:t xml:space="preserve">Guard SoundPing </w:t>
       </w:r>
@@ -17032,9 +17022,8 @@
           <w:numId w:val="10"/>
         </w:numPr>
       </w:pPr>
-      <w:bookmarkStart w:id="28" w:name="_Toc241397368"/>
+      <w:bookmarkStart w:id="28" w:name="_Toc241417257"/>
       <w:r>
-        <w:lastRenderedPageBreak/>
         <w:t xml:space="preserve">Guard PvE AI </w:t>
       </w:r>
       <w:r>
@@ -17050,7 +17039,7 @@
           <w:numId w:val="10"/>
         </w:numPr>
       </w:pPr>
-      <w:bookmarkStart w:id="29" w:name="_Toc241397369"/>
+      <w:bookmarkStart w:id="29" w:name="_Toc241417258"/>
       <w:r>
         <w:t>기본</w:t>
       </w:r>
@@ -17594,7 +17583,7 @@
           <w:numId w:val="10"/>
         </w:numPr>
       </w:pPr>
-      <w:bookmarkStart w:id="30" w:name="_Toc241397370"/>
+      <w:bookmarkStart w:id="30" w:name="_Toc241417259"/>
       <w:r>
         <w:t>상태</w:t>
       </w:r>
@@ -18273,7 +18262,7 @@
           <w:numId w:val="10"/>
         </w:numPr>
       </w:pPr>
-      <w:bookmarkStart w:id="31" w:name="_Toc241397371"/>
+      <w:bookmarkStart w:id="31" w:name="_Toc241417260"/>
       <w:r>
         <w:t>InspectExhibit</w:t>
       </w:r>
@@ -18335,7 +18324,7 @@
           <w:numId w:val="10"/>
         </w:numPr>
       </w:pPr>
-      <w:bookmarkStart w:id="32" w:name="_Toc241397372"/>
+      <w:bookmarkStart w:id="32" w:name="_Toc241417261"/>
       <w:r>
         <w:t>CCTV</w:t>
       </w:r>
@@ -18349,16 +18338,12 @@
     </w:p>
     <w:p>
       <w:r>
-        <w:t xml:space="preserve">AHeistSecurityCameraActor는 AActor를 유지하고 UAIPerceptionComponent의 Sight로 거리·시야각·차폐를 판정한다. Box Collision과 Overlap 후보 수집은 사용하지 않는다. GetActorEyesViewPoint는 SensorOrigin과 서버 시간 기반 Sweep 방향을 반환하며 메시 회전도 같은 </w:t>
-      </w:r>
-      <w:r>
-        <w:lastRenderedPageBreak/>
-        <w:t>방향을 표현한다. 감지는 서버 InGame에서만 활성화하고 현재 감지 중인 Player만 0.15초마다 누적한다. Sight 상실은 해당 Player 누적을 즉시 지우며 기억된 위치는 발각에 사용하지 않는다. Sight/LoseSight 반경은 동일하며 자동 성공 범위는 비활성화한다. 기본 Detection Build-up 2.025초(허용 1.8~2.25초), Cooldown과 상태 제외는 기존 서버 정책을 유지한다. 완전 발각은 사건별 Alert +0.5와 근처 Guard 1회 Investigate를 요청한다. 유효 Player 첫 포착은 발각 확정 전에도 서버 Sweep을 정지한다. 다른 유효 Player가 남거나 Cooldown 중에도 정지를 유지한다. 모든 대상의 시야 상실·파괴·퇴장·상태 제외 뒤 BalanceData의 SecurityCameraResumeDelaySeconds(기본 1.5초)를 기다리고, 재포착하면 대기를 취소한다. 정지 서버 시각과 Sweep Epoch를 복제한다. 재개 시 정지 경과만큼 Epoch를 늦춰 각도와 회전 진행 방향을 보존한다. Match 종료와 EndPlay는 복귀 Timer와 정지 상태를 정리한다. Client는 복제된 회전 시계와 감지 진행으로 Audio/Visual Presentation을 표현한다. SightLightComponent는 SensorOrigin에 부착한 Movable Spot Light이며 DetectionRange와 DetectionHalfAngle을 AttenuationRadius/OuterConeAngle에 적용한다. 방향은 같은 Sweep을 사용하고 그림자를 활성화한다. 복제된 DetectionProgressByte를 색상 보간에 사용하며 새 ConfirmedDetectionRevision은 0.75초 붉은색 표시를 만든다. 색상·강도는 Presentation이고 감지 결과를 변경하지 않는다. 빛은 거리·표면·차폐에 따라 감쇠하므로 조명 외곽은 별도 판정 경계가 아니다. CCTV 감지 거리는 기존 배치값의 2/3로 축소하며 조명도 같은 거리를 사용한다. 시야각은 유지한다.</w:t>
+        <w:t>AHeistSecurityCameraActor는 AActor를 유지하고 UAIPerceptionComponent의 Sight로 거리·시야각·차폐를 판정한다. Box Collision과 Overlap 후보 수집은 사용하지 않는다. GetActorEyesViewPoint는 SensorOrigin과 서버 시간 기반 Sweep 방향을 반환하며 메시 회전도 같은 방향을 표현한다. 감지는 서버 InGame에서만 활성화하고 현재 감지 중인 Player만 0.15초마다 누적한다. Sight 상실은 해당 Player 누적을 즉시 지우며 기억된 위치는 발각에 사용하지 않는다. Sight/LoseSight 반경은 동일하며 자동 성공 범위는 비활성화한다. 기본 Detection Build-up 2.025초(허용 1.8~2.25초), Cooldown과 상태 제외는 기존 서버 정책을 유지한다. 완전 발각은 사건별 Alert +0.5와 근처 Guard 1회 Investigate를 요청한다. 유효 Player 첫 포착은 발각 확정 전에도 서버 Sweep을 정지한다. 다른 유효 Player가 남거나 Cooldown 중에도 정지를 유지한다. 모든 대상의 시야 상실·파괴·퇴장·상태 제외 뒤 BalanceData의 SecurityCameraResumeDelaySeconds(기본 1.5초)를 기다리고, 재포착하면 대기를 취소한다. 정지 서버 시각과 Sweep Epoch를 복제한다. 재개 시 정지 경과만큼 Epoch를 늦춰 각도와 회전 진행 방향을 보존한다. Match 종료와 EndPlay는 복귀 Timer와 정지 상태를 정리한다. Client는 복제된 회전 시계와 감지 진행으로 Audio/Visual Presentation을 표현한다. SightLightComponent는 SensorOrigin에 부착한 Movable Spot Light이며 DetectionRange와 DetectionHalfAngle을 AttenuationRadius/OuterConeAngle에 적용한다. 방향은 같은 Sweep을 사용하고 그림자를 활성화한다. 복제된 DetectionProgressByte를 색상 보간에 사용하며 새 ConfirmedDetectionRevision은 0.75초 붉은색 표시를 만든다. 색상·강도는 Presentation이고 감지 결과를 변경하지 않는다. 빛은 거리·표면·차폐에 따라 감쇠하므로 조명 외곽은 별도 판정 경계가 아니다. CCTV 감지 거리는 기존 배치값의 2/3로 축소하며 조명도 같은 거리를 사용한다. 시야각은 유지한다.</w:t>
       </w:r>
     </w:p>
     <w:p>
       <w:r>
-        <w:t>AHeistLaserBarrierActor는 물리 차단을 만들지 않는 서버 권한 경보선이다. 활성 Beam 통과는 사건당 서버 경계도 +0.5와 근처 Guard 조사를 한 번만 발생시키며 Stun 또는 Damage를 직접 적용하지 않고, Player를 공간 안에 가두지 않는다.</w:t>
+        <w:t>AHeistLaserBarrierActor는 물리 차단을 만들지 않는 서버 권한 경보선이다. 활성 Beam 통과는 사건당 서버 경계도 +0.5와 근처 Guard 조사를 한 번만 발생시키며 Stun 또는 Damage를 직접 적용하지 않고, Player를 공간 안에 가두지 않는다. 판정은 서버 UBoxComponent QueryOnly Overlap을 유지한다. Niagara Collision을 경보 판정에 사용하지 않는다. 공용 BP_LaserBarrier의 Box 중심은 바닥 피벗 기준 Z=120cm, HalfExtent는 (10,150,120)cm이며, NS_HeistSecurityLaser 3개를 Box 로컬 높이 -80/0/80cm에 배치한다. User.BeamStart/BeamEnd는 Box 폭에서 산출하고 Actor 회전·스케일은 부모 Transform으로 한 번만 적용한다. User.BeamWidth는 기본 3.6cm다. 복제 상태로 활성화·DeactivateImmediate를 제어하며 Editor 미리보기는 게임의 활성 상태로 취급하지 않는다. 기존 큐브는 Niagara 할당 시 숨긴다.</w:t>
       </w:r>
     </w:p>
     <w:p>
@@ -18384,9 +18369,8 @@
           <w:numId w:val="10"/>
         </w:numPr>
       </w:pPr>
-      <w:bookmarkStart w:id="33" w:name="_Toc241397373"/>
+      <w:bookmarkStart w:id="33" w:name="_Toc241417262"/>
       <w:r>
-        <w:lastRenderedPageBreak/>
         <w:t>Arrest</w:t>
       </w:r>
       <w:r>
@@ -18419,9 +18403,8 @@
           <w:numId w:val="10"/>
         </w:numPr>
       </w:pPr>
-      <w:bookmarkStart w:id="34" w:name="_Toc241397374"/>
+      <w:bookmarkStart w:id="34" w:name="_Toc241417263"/>
       <w:r>
-        <w:lastRenderedPageBreak/>
         <w:t xml:space="preserve">Target Artifact, Exhibit Case Isolation </w:t>
       </w:r>
       <w:r>
@@ -18443,7 +18426,7 @@
           <w:numId w:val="10"/>
         </w:numPr>
       </w:pPr>
-      <w:bookmarkStart w:id="35" w:name="_Toc241397375"/>
+      <w:bookmarkStart w:id="35" w:name="_Toc241417264"/>
       <w:r>
         <w:t xml:space="preserve">Artifact / Exhibit Case </w:t>
       </w:r>
@@ -18855,7 +18838,7 @@
           <w:numId w:val="10"/>
         </w:numPr>
       </w:pPr>
-      <w:bookmarkStart w:id="36" w:name="_Toc241397376"/>
+      <w:bookmarkStart w:id="36" w:name="_Toc241417265"/>
       <w:r>
         <w:t xml:space="preserve">Painting Display Case </w:t>
       </w:r>
@@ -19206,7 +19189,6 @@
           </w:tcPr>
           <w:p>
             <w:r>
-              <w:lastRenderedPageBreak/>
               <w:t>ReplicaReady</w:t>
             </w:r>
           </w:p>
@@ -19509,7 +19491,7 @@
           <w:numId w:val="10"/>
         </w:numPr>
       </w:pPr>
-      <w:bookmarkStart w:id="37" w:name="_Toc241397377"/>
+      <w:bookmarkStart w:id="37" w:name="_Toc241417266"/>
       <w:r>
         <w:t>Observation / Full-Screen Mode</w:t>
       </w:r>
@@ -19591,7 +19573,7 @@
           <w:numId w:val="10"/>
         </w:numPr>
       </w:pPr>
-      <w:bookmarkStart w:id="38" w:name="_Toc241397378"/>
+      <w:bookmarkStart w:id="38" w:name="_Toc241417267"/>
       <w:r>
         <w:t>Replica Review / Atomic Swap</w:t>
       </w:r>
@@ -19606,11 +19588,7 @@
         </w:numPr>
       </w:pPr>
       <w:r>
-        <w:t xml:space="preserve">Submit RPC는 Stroke 검증과 서버 Score 계산을 수행한다. Artifact MinimumForgeryScore와 프로젝트 하한 0.70 중 큰 값을 만족할 때만 Replica Texture 후보를 만들고 Case를 </w:t>
-      </w:r>
-      <w:r>
-        <w:lastRenderedPageBreak/>
-        <w:t>ReplicaReady로 전환한 뒤 UI Session을 종료한다. 기준 미달은 QualityBelowMinimum으로 거부하고 Session, 입력 화면과 남은 Timer를 유지한다.</w:t>
+        <w:t>Submit RPC는 Stroke 검증과 서버 Score 계산을 수행한다. Artifact MinimumForgeryScore와 프로젝트 하한 0.70 중 큰 값을 만족할 때만 Replica Texture 후보를 만들고 Case를 ReplicaReady로 전환한 뒤 UI Session을 종료한다. 기준 미달은 QualityBelowMinimum으로 거부하고 Session, 입력 화면과 남은 Timer를 유지한다.</w:t>
       </w:r>
     </w:p>
     <w:p>
@@ -19677,7 +19655,7 @@
           <w:numId w:val="10"/>
         </w:numPr>
       </w:pPr>
-      <w:bookmarkStart w:id="39" w:name="_Toc241397379"/>
+      <w:bookmarkStart w:id="39" w:name="_Toc241417268"/>
       <w:r>
         <w:t xml:space="preserve">Stroke </w:t>
       </w:r>
@@ -19719,11 +19697,7 @@
         </w:numPr>
       </w:pPr>
       <w:r>
-        <w:t xml:space="preserve">Stroke Count, Point Count, 좌표 범위, Stroke별 BrushPresetIndex 배열 수와 허용 범위, Payload Size를 검증한다. 허용 Brush Preset은 Template 비율과 무관한 고정 정규화 지름 소 0.020 / 중 0.040 / 대 0.080 세 단계이며, 800×800 Drawing Surface 기준 16 / 32 / 64 px다. Brush Preset 변경은 이후 새로 시작하는 Stroke에만 적용하고 이미 그린 Stroke의 굵기는 유지하며 Eraser 반경에는 영향을 주지 않는다. Local Painter와 화면 Raster는 전송 Point Budget과 분리해 제한 없이 유지하고, Submit 시에만 로컬 데이터를 변경하지 않는 전송용 복사본을 단순화한다. 정규화 좌표는 X/Y를 각각 16-bit Unsigned Integer로 양자화해 uint32 하나에 Packing한다. Template Transport Point Budget은 Easy 4096, Medium 5120, Hard 6144이며 48 KiB Payload 검증을 유지한다. 일반 UI는 Point Budget과 Score Raster Resolution을 노출하지 않고 Palette, Brush Size, 남은 시간과 ‘예상 품질 {점수}/100 · 제출 가능 70+’ 단일 표시를 사용한다. 작업 방법 Instruction과 별도 Mode Status는 튜토리얼 및 통합 Footer가 담당한다. Local Preview의 256×256 OpenCV 평가는 Pointer 입력 중 최대 1.25초 간격, Pointer Release 뒤 0.12초 기준으로 </w:t>
-      </w:r>
-      <w:r>
-        <w:lastRenderedPageBreak/>
-        <w:t>갱신하며 입력 Event마다 타이머를 다시 시작하지 않는다. Local Preview가 70 미만이면 Submit Button을 비활성화하지만, Submit 시 서버 권한 최종 평가는 항상 전체 256×256 경로를 사용한다.</w:t>
+        <w:t>Stroke Count, Point Count, 좌표 범위, Stroke별 BrushPresetIndex 배열 수와 허용 범위, Payload Size를 검증한다. 허용 Brush Preset은 Template 비율과 무관한 고정 정규화 지름 소 0.020 / 중 0.040 / 대 0.080 세 단계이며, 800×800 Drawing Surface 기준 16 / 32 / 64 px다. Brush Preset 변경은 이후 새로 시작하는 Stroke에만 적용하고 이미 그린 Stroke의 굵기는 유지하며 Eraser 반경에는 영향을 주지 않는다. Local Painter와 화면 Raster는 전송 Point Budget과 분리해 제한 없이 유지하고, Submit 시에만 로컬 데이터를 변경하지 않는 전송용 복사본을 단순화한다. 정규화 좌표는 X/Y를 각각 16-bit Unsigned Integer로 양자화해 uint32 하나에 Packing한다. Template Transport Point Budget은 Easy 4096, Medium 5120, Hard 6144이며 48 KiB Payload 검증을 유지한다. 일반 UI는 Point Budget과 Score Raster Resolution을 노출하지 않고 Palette, Brush Size, 남은 시간과 ‘예상 품질 {점수}/100 · 제출 가능 70+’ 단일 표시를 사용한다. 작업 방법 Instruction과 별도 Mode Status는 튜토리얼 및 통합 Footer가 담당한다. Local Preview의 256×256 OpenCV 평가는 Pointer 입력 중 최대 1.25초 간격, Pointer Release 뒤 0.12초 기준으로 갱신하며 입력 Event마다 타이머를 다시 시작하지 않는다. Local Preview가 70 미만이면 Submit Button을 비활성화하지만, Submit 시 서버 권한 최종 평가는 항상 전체 256×256 경로를 사용한다.</w:t>
       </w:r>
     </w:p>
     <w:p>
@@ -19758,7 +19732,7 @@
           <w:numId w:val="10"/>
         </w:numPr>
       </w:pPr>
-      <w:bookmarkStart w:id="40" w:name="_Toc241397380"/>
+      <w:bookmarkStart w:id="40" w:name="_Toc241417269"/>
       <w:r>
         <w:t>Forgery Score And Replica Acceptance</w:t>
       </w:r>
@@ -20047,7 +20021,7 @@
           <w:numId w:val="10"/>
         </w:numPr>
       </w:pPr>
-      <w:bookmarkStart w:id="41" w:name="_Toc241397381"/>
+      <w:bookmarkStart w:id="41" w:name="_Toc241417270"/>
       <w:r>
         <w:t xml:space="preserve">Template </w:t>
       </w:r>
@@ -20059,11 +20033,7 @@
     <w:p/>
     <w:p>
       <w:r>
-        <w:t xml:space="preserve">DT_ForgeryTemplate은 M01/M02/M03마다 유효한 Surface Template 40개를 보유한다. 서버는 MatchStart에 맵 Pool의 Shuffle Bag에서 20개를 중복 없이 Draw하고, Required Target Case를 첫 배정으로 고정한 뒤 나머지 활성 Painting Case에 하나씩 배정한다. Case는 Assigned TemplateId, ReferenceImage와 AssignmentRevision을 복제하며, Forgery 준비는 GameState의 단일 Template이 아니라 상호작용한 Case의 Assigned TemplateId를 검증·사용한다. 개발 중 카탈로그 또는 배치 Case가 </w:t>
-      </w:r>
-      <w:r>
-        <w:lastRenderedPageBreak/>
-        <w:t>부족하면 min(20, 유효 Template 수, 유효 Painting Case 수)만 안전하게 배정하고 INCOMPLETE를 기록한다. Release Gate는 각 맵 40개 카탈로그와 활성 Painting Case 20개를 모두 요구한다.</w:t>
+        <w:t>DT_ForgeryTemplate은 M01/M02/M03마다 유효한 Surface Template 40개를 보유한다. 서버는 MatchStart에 맵 Pool의 Shuffle Bag에서 20개를 중복 없이 Draw하고, Required Target Case를 첫 배정으로 고정한 뒤 나머지 활성 Painting Case에 하나씩 배정한다. Case는 Assigned TemplateId, ReferenceImage와 AssignmentRevision을 복제하며, Forgery 준비는 GameState의 단일 Template이 아니라 상호작용한 Case의 Assigned TemplateId를 검증·사용한다. 개발 중 카탈로그 또는 배치 Case가 부족하면 min(20, 유효 Template 수, 유효 Painting Case 수)만 안전하게 배정하고 INCOMPLETE를 기록한다. Release Gate는 각 맵 40개 카탈로그와 활성 Painting Case 20개를 모두 요구한다.</w:t>
       </w:r>
     </w:p>
     <w:tbl>
@@ -20986,7 +20956,7 @@
           <w:numId w:val="10"/>
         </w:numPr>
       </w:pPr>
-      <w:bookmarkStart w:id="42" w:name="_Toc241397382"/>
+      <w:bookmarkStart w:id="42" w:name="_Toc241417271"/>
       <w:r>
         <w:t>Deferred Expansion: Object Assembly</w:t>
       </w:r>
@@ -21015,9 +20985,8 @@
           <w:numId w:val="10"/>
         </w:numPr>
       </w:pPr>
-      <w:bookmarkStart w:id="43" w:name="_Toc241397383"/>
+      <w:bookmarkStart w:id="43" w:name="_Toc241417272"/>
       <w:r>
-        <w:lastRenderedPageBreak/>
         <w:t xml:space="preserve">Alert, Lockdown, Shared Extraction </w:t>
       </w:r>
       <w:r>
@@ -21039,7 +21008,7 @@
           <w:numId w:val="10"/>
         </w:numPr>
       </w:pPr>
-      <w:bookmarkStart w:id="44" w:name="_Toc241397384"/>
+      <w:bookmarkStart w:id="44" w:name="_Toc241417273"/>
       <w:r>
         <w:t>Alert Level</w:t>
       </w:r>
@@ -21340,7 +21309,7 @@
           <w:numId w:val="10"/>
         </w:numPr>
       </w:pPr>
-      <w:bookmarkStart w:id="45" w:name="_Toc241397385"/>
+      <w:bookmarkStart w:id="45" w:name="_Toc241417274"/>
       <w:r>
         <w:t>Vent Settlement</w:t>
       </w:r>
@@ -21397,7 +21366,6 @@
         </w:numPr>
       </w:pPr>
       <w:r>
-        <w:lastRenderedPageBreak/>
         <w:t>Mid-run Settlement는 Loot Item만 제거하고 Secured Value/Player Contribution을 한 번 갱신하며 MarkEscaped, Original Weight, Source Case Carrier, Required Target 상태를 변경하지 않는다. FullEscape만 남은 Loot와 모든 Original을 일괄 Deposit하고 MarkEscaped를 확정한다.</w:t>
       </w:r>
     </w:p>
@@ -21457,7 +21425,7 @@
           <w:numId w:val="10"/>
         </w:numPr>
       </w:pPr>
-      <w:bookmarkStart w:id="46" w:name="_Toc241397386"/>
+      <w:bookmarkStart w:id="46" w:name="_Toc241417275"/>
       <w:r>
         <w:t>성공</w:t>
       </w:r>
@@ -21695,7 +21663,7 @@
           <w:numId w:val="10"/>
         </w:numPr>
       </w:pPr>
-      <w:bookmarkStart w:id="47" w:name="_Toc241397387"/>
+      <w:bookmarkStart w:id="47" w:name="_Toc241417276"/>
       <w:r>
         <w:t>Team Reward / Contribution</w:t>
       </w:r>
@@ -21998,7 +21966,6 @@
               <w:rPr>
                 <w:sz w:val="16"/>
               </w:rPr>
-              <w:lastRenderedPageBreak/>
               <w:t>GuardsDistracted</w:t>
             </w:r>
           </w:p>
@@ -22158,9 +22125,8 @@
           <w:numId w:val="10"/>
         </w:numPr>
       </w:pPr>
-      <w:bookmarkStart w:id="48" w:name="_Toc241397388"/>
+      <w:bookmarkStart w:id="48" w:name="_Toc241417277"/>
       <w:r>
-        <w:lastRenderedPageBreak/>
         <w:t>멀티플레이</w:t>
       </w:r>
       <w:r>
@@ -22185,7 +22151,7 @@
           <w:numId w:val="10"/>
         </w:numPr>
       </w:pPr>
-      <w:bookmarkStart w:id="49" w:name="_Toc241397389"/>
+      <w:bookmarkStart w:id="49" w:name="_Toc241417278"/>
       <w:r>
         <w:t>멀티플레이어</w:t>
       </w:r>
@@ -22211,7 +22177,7 @@
           <w:numId w:val="10"/>
         </w:numPr>
       </w:pPr>
-      <w:bookmarkStart w:id="50" w:name="_Toc241397390"/>
+      <w:bookmarkStart w:id="50" w:name="_Toc241417279"/>
       <w:r>
         <w:t>네트워크</w:t>
       </w:r>
@@ -22669,7 +22635,7 @@
           <w:numId w:val="10"/>
         </w:numPr>
       </w:pPr>
-      <w:bookmarkStart w:id="51" w:name="_Toc241397391"/>
+      <w:bookmarkStart w:id="51" w:name="_Toc241417280"/>
       <w:r>
         <w:t>Release Player Count / Session Start</w:t>
       </w:r>
@@ -22698,7 +22664,7 @@
           <w:numId w:val="10"/>
         </w:numPr>
       </w:pPr>
-      <w:bookmarkStart w:id="52" w:name="_Toc241397392"/>
+      <w:bookmarkStart w:id="52" w:name="_Toc241417281"/>
       <w:r>
         <w:t>Steam Proximity Voice / Guard Speech Noise</w:t>
       </w:r>
@@ -22711,7 +22677,6 @@
     </w:p>
     <w:p>
       <w:r>
-        <w:lastRenderedPageBreak/>
         <w:t>Client는 PTT 중 IOnlineVoice::IsLocalPlayerTalking이 실제 발화를 보고할 때만 저빈도 발화 상태를 Server RPC로 전달한다. 서버는 PlayerController Ownership, Match Phase, Character Gameplay 가능 상태와 최소 0.8초 간격을 검증하고, 서버가 가진 Character 위치에서 반경 800cm의 Voice SoundPing을 생성한다. PCM, 녹음 파일, 전사 텍스트는 RPC·Replication·Telemetry에 포함하지 않는다.</w:t>
       </w:r>
     </w:p>
@@ -22728,7 +22693,7 @@
           <w:numId w:val="10"/>
         </w:numPr>
       </w:pPr>
-      <w:bookmarkStart w:id="53" w:name="_Toc241397393"/>
+      <w:bookmarkStart w:id="53" w:name="_Toc241417282"/>
       <w:r>
         <w:t>주요</w:t>
       </w:r>
@@ -23521,9 +23486,8 @@
           <w:numId w:val="10"/>
         </w:numPr>
       </w:pPr>
-      <w:bookmarkStart w:id="54" w:name="_Toc241397394"/>
+      <w:bookmarkStart w:id="54" w:name="_Toc241417283"/>
       <w:r>
-        <w:lastRenderedPageBreak/>
         <w:t>서버</w:t>
       </w:r>
       <w:r>
@@ -23664,7 +23628,7 @@
           <w:numId w:val="10"/>
         </w:numPr>
       </w:pPr>
-      <w:bookmarkStart w:id="55" w:name="_Toc241397395"/>
+      <w:bookmarkStart w:id="55" w:name="_Toc241417284"/>
       <w:r>
         <w:t xml:space="preserve">Disconnect </w:t>
       </w:r>
@@ -24001,7 +23965,7 @@
           <w:numId w:val="10"/>
         </w:numPr>
       </w:pPr>
-      <w:bookmarkStart w:id="56" w:name="_Toc241397396"/>
+      <w:bookmarkStart w:id="56" w:name="_Toc241417285"/>
       <w:r>
         <w:t>필수</w:t>
       </w:r>
@@ -24138,9 +24102,8 @@
           <w:numId w:val="10"/>
         </w:numPr>
       </w:pPr>
-      <w:bookmarkStart w:id="57" w:name="_Toc241397397"/>
+      <w:bookmarkStart w:id="57" w:name="_Toc241417286"/>
       <w:r>
-        <w:lastRenderedPageBreak/>
         <w:t xml:space="preserve">Gameplay Architecture, FastArray </w:t>
       </w:r>
       <w:r>
@@ -24159,7 +24122,7 @@
           <w:numId w:val="10"/>
         </w:numPr>
       </w:pPr>
-      <w:bookmarkStart w:id="58" w:name="_Toc241397398"/>
+      <w:bookmarkStart w:id="58" w:name="_Toc241417287"/>
       <w:r>
         <w:t>책임</w:t>
       </w:r>
@@ -24605,7 +24568,7 @@
           <w:numId w:val="10"/>
         </w:numPr>
       </w:pPr>
-      <w:bookmarkStart w:id="59" w:name="_Toc241397399"/>
+      <w:bookmarkStart w:id="59" w:name="_Toc241417288"/>
       <w:r>
         <w:t xml:space="preserve">FastArray </w:t>
       </w:r>
@@ -24670,7 +24633,7 @@
           <w:numId w:val="10"/>
         </w:numPr>
       </w:pPr>
-      <w:bookmarkStart w:id="60" w:name="_Toc241397400"/>
+      <w:bookmarkStart w:id="60" w:name="_Toc241417289"/>
       <w:r>
         <w:t>서버</w:t>
       </w:r>
@@ -25094,9 +25057,8 @@
           <w:numId w:val="10"/>
         </w:numPr>
       </w:pPr>
-      <w:bookmarkStart w:id="61" w:name="_Toc241397401"/>
+      <w:bookmarkStart w:id="61" w:name="_Toc241417290"/>
       <w:r>
-        <w:lastRenderedPageBreak/>
         <w:t>GameplayTag Dictionary</w:t>
       </w:r>
       <w:bookmarkEnd w:id="61"/>
@@ -25395,7 +25357,7 @@
           <w:numId w:val="10"/>
         </w:numPr>
       </w:pPr>
-      <w:bookmarkStart w:id="62" w:name="_Toc241397402"/>
+      <w:bookmarkStart w:id="62" w:name="_Toc241417291"/>
       <w:r>
         <w:t xml:space="preserve">Tag Query </w:t>
       </w:r>
@@ -25692,7 +25654,7 @@
           <w:numId w:val="10"/>
         </w:numPr>
       </w:pPr>
-      <w:bookmarkStart w:id="63" w:name="_Toc241397403"/>
+      <w:bookmarkStart w:id="63" w:name="_Toc241417292"/>
       <w:r>
         <w:t xml:space="preserve">HUD, UI/UX </w:t>
       </w:r>
@@ -25720,7 +25682,7 @@
           <w:numId w:val="10"/>
         </w:numPr>
       </w:pPr>
-      <w:bookmarkStart w:id="64" w:name="_Toc241397404"/>
+      <w:bookmarkStart w:id="64" w:name="_Toc241417293"/>
       <w:r>
         <w:t xml:space="preserve">UI </w:t>
       </w:r>
@@ -25842,7 +25804,6 @@
           </w:tcPr>
           <w:p>
             <w:r>
-              <w:lastRenderedPageBreak/>
               <w:t>P1</w:t>
             </w:r>
           </w:p>
@@ -25932,7 +25893,7 @@
           <w:numId w:val="10"/>
         </w:numPr>
       </w:pPr>
-      <w:bookmarkStart w:id="65" w:name="_Toc241397405"/>
+      <w:bookmarkStart w:id="65" w:name="_Toc241417294"/>
       <w:r>
         <w:t>화면</w:t>
       </w:r>
@@ -26458,7 +26419,7 @@
           <w:numId w:val="10"/>
         </w:numPr>
       </w:pPr>
-      <w:bookmarkStart w:id="66" w:name="_Toc241397406"/>
+      <w:bookmarkStart w:id="66" w:name="_Toc241417295"/>
       <w:r>
         <w:t xml:space="preserve">MVVM </w:t>
       </w:r>
@@ -26535,9 +26496,8 @@
           <w:numId w:val="10"/>
         </w:numPr>
       </w:pPr>
-      <w:bookmarkStart w:id="67" w:name="_Toc241397407"/>
+      <w:bookmarkStart w:id="67" w:name="_Toc241417296"/>
       <w:r>
-        <w:lastRenderedPageBreak/>
         <w:t xml:space="preserve">ViewModel </w:t>
       </w:r>
       <w:r>
@@ -26998,7 +26958,7 @@
           <w:numId w:val="10"/>
         </w:numPr>
       </w:pPr>
-      <w:bookmarkStart w:id="68" w:name="_Toc241397408"/>
+      <w:bookmarkStart w:id="68" w:name="_Toc241417297"/>
       <w:r>
         <w:t xml:space="preserve">Forgery </w:t>
       </w:r>
@@ -27012,11 +26972,7 @@
     </w:p>
     <w:p>
       <w:r>
-        <w:t xml:space="preserve">v1.0 Surface Forgery WBP는 한글 중심 Mode Title, ‘예상 품질 {점수}/100 · 제출 가능 70+’ 단일 표시, Remaining Time, Submit, Cancel과 통합 하단 안내를 사용한다. InstructionText, ModeStatusText, 별도 QualityRequirementText, 서버 점수, Alert Warning과 Lockdown Countdown은 표시하지 않는다. Suspicious/Searching에서는 Session을 유지하고 Alarmed/Lockdown 진입 시 AHeistGameMode가 활성 Session을 AlertDanger로 서버에서 먼저 취소한다. Widget은 즉시 닫아 Gameplay Input을 복원하며 위험 단계 신규 Observation/Session Begin은 서버가 거부한다. Surface 작업 영역은 Palette와 Drawing Content 안의 시각적 소/중/대 Brush를 사용한다. Pointer 입력은 실제 Drawing Surface </w:t>
-      </w:r>
-      <w:r>
-        <w:lastRenderedPageBreak/>
-        <w:t>Geometry에서 정규화하고 서버 Score와 Replica Palette Raster는 256×256으로 정규화한다. 서버가 70점 이상 Submit을 수락하면 Widget을 닫고 ReplicaReady E/R은 World HUD Prompt로 안내한다. WBP_HeistObjectAssembly는 Deferred Expansion 자산으로 보존하되 v1 HUD에서 생성·표시하지 않는다.</w:t>
+        <w:t>v1.0 Surface Forgery WBP는 한글 중심 Mode Title, ‘예상 품질 {점수}/100 · 제출 가능 70+’ 단일 표시, Remaining Time, Submit, Cancel과 통합 하단 안내를 사용한다. InstructionText, ModeStatusText, 별도 QualityRequirementText, 서버 점수, Alert Warning과 Lockdown Countdown은 표시하지 않는다. Suspicious/Searching에서는 Session을 유지하고 Alarmed/Lockdown 진입 시 AHeistGameMode가 활성 Session을 AlertDanger로 서버에서 먼저 취소한다. Widget은 즉시 닫아 Gameplay Input을 복원하며 위험 단계 신규 Observation/Session Begin은 서버가 거부한다. Surface 작업 영역은 Palette와 Drawing Content 안의 시각적 소/중/대 Brush를 사용한다. Pointer 입력은 실제 Drawing Surface Geometry에서 정규화하고 서버 Score와 Replica Palette Raster는 256×256으로 정규화한다. 서버가 70점 이상 Submit을 수락하면 Widget을 닫고 ReplicaReady E/R은 World HUD Prompt로 안내한다. WBP_HeistObjectAssembly는 Deferred Expansion 자산으로 보존하되 v1 HUD에서 생성·표시하지 않는다.</w:t>
       </w:r>
     </w:p>
     <w:p>
@@ -27027,7 +26983,7 @@
           <w:numId w:val="10"/>
         </w:numPr>
       </w:pPr>
-      <w:bookmarkStart w:id="69" w:name="_Toc241397409"/>
+      <w:bookmarkStart w:id="69" w:name="_Toc241417298"/>
       <w:r>
         <w:t>상호작용</w:t>
       </w:r>
@@ -27590,7 +27546,6 @@
           </w:tcPr>
           <w:p>
             <w:r>
-              <w:lastRenderedPageBreak/>
               <w:t>Vent Settlement</w:t>
             </w:r>
           </w:p>
@@ -27625,7 +27580,7 @@
           <w:numId w:val="10"/>
         </w:numPr>
       </w:pPr>
-      <w:bookmarkStart w:id="70" w:name="_Toc241397410"/>
+      <w:bookmarkStart w:id="70" w:name="_Toc241417299"/>
       <w:r>
         <w:t>데이터</w:t>
       </w:r>
@@ -27651,7 +27606,7 @@
           <w:numId w:val="10"/>
         </w:numPr>
       </w:pPr>
-      <w:bookmarkStart w:id="71" w:name="_Toc241397411"/>
+      <w:bookmarkStart w:id="71" w:name="_Toc241417300"/>
       <w:r>
         <w:t xml:space="preserve">Debug, Telemetry, KPI </w:t>
       </w:r>
@@ -27671,7 +27626,7 @@
           <w:numId w:val="10"/>
         </w:numPr>
       </w:pPr>
-      <w:bookmarkStart w:id="72" w:name="_Toc241397412"/>
+      <w:bookmarkStart w:id="72" w:name="_Toc241417301"/>
       <w:r>
         <w:t>Debug Command</w:t>
       </w:r>
@@ -28072,7 +28027,7 @@
           <w:numId w:val="10"/>
         </w:numPr>
       </w:pPr>
-      <w:bookmarkStart w:id="73" w:name="_Toc241397413"/>
+      <w:bookmarkStart w:id="73" w:name="_Toc241417302"/>
       <w:r>
         <w:t>Telemetry / Log Event</w:t>
       </w:r>
@@ -28547,7 +28502,6 @@
               <w:rPr>
                 <w:sz w:val="16"/>
               </w:rPr>
-              <w:lastRenderedPageBreak/>
               <w:t>MatchEnd</w:t>
             </w:r>
           </w:p>
@@ -28753,7 +28707,7 @@
           <w:numId w:val="10"/>
         </w:numPr>
       </w:pPr>
-      <w:bookmarkStart w:id="74" w:name="_Toc241397414"/>
+      <w:bookmarkStart w:id="74" w:name="_Toc241417303"/>
       <w:r>
         <w:t>Playtest KPI</w:t>
       </w:r>
@@ -29307,7 +29261,7 @@
           <w:numId w:val="10"/>
         </w:numPr>
       </w:pPr>
-      <w:bookmarkStart w:id="75" w:name="_Toc241397415"/>
+      <w:bookmarkStart w:id="75" w:name="_Toc241417304"/>
       <w:r>
         <w:t xml:space="preserve">Release QA </w:t>
       </w:r>
@@ -29361,7 +29315,6 @@
         </w:numPr>
       </w:pPr>
       <w:r>
-        <w:lastRenderedPageBreak/>
         <w:t>Forgery Owner-only UI</w:t>
       </w:r>
     </w:p>
@@ -29445,7 +29398,7 @@
           <w:numId w:val="10"/>
         </w:numPr>
       </w:pPr>
-      <w:bookmarkStart w:id="76" w:name="_Toc241397416"/>
+      <w:bookmarkStart w:id="76" w:name="_Toc241417305"/>
       <w:r>
         <w:t>경계</w:t>
       </w:r>
@@ -29507,7 +29460,7 @@
           <w:numId w:val="10"/>
         </w:numPr>
       </w:pPr>
-      <w:bookmarkStart w:id="77" w:name="_Toc241397417"/>
+      <w:bookmarkStart w:id="77" w:name="_Toc241417306"/>
       <w:r>
         <w:t>Navigation</w:t>
       </w:r>
@@ -29552,7 +29505,7 @@
           <w:numId w:val="10"/>
         </w:numPr>
       </w:pPr>
-      <w:bookmarkStart w:id="78" w:name="_Toc241397418"/>
+      <w:bookmarkStart w:id="78" w:name="_Toc241417307"/>
       <w:r>
         <w:t xml:space="preserve">Package </w:t>
       </w:r>
@@ -29578,11 +29531,7 @@
         <w:pStyle w:val="a0"/>
       </w:pPr>
       <w:r>
-        <w:t xml:space="preserve">PackageProject.ps1은 UAT 시작 시 Full Git Revision, Dirty 상태와 Source 입력 지문을 고정하고 종료 후 같은 입력인지 검사한다. 신규 BuildInfo.json schema 2는 Source 입력 SHA와 External </w:t>
-      </w:r>
-      <w:r>
-        <w:lastRenderedPageBreak/>
-        <w:t>Content Lock SHA를 함께 기록한다. Git에서 제외된 외부 Content는 ExternalContentLock.json의 경로·크기·SHA로 고정한다.</w:t>
+        <w:t>PackageProject.ps1은 UAT 시작 시 Full Git Revision, Dirty 상태와 Source 입력 지문을 고정하고 종료 후 같은 입력인지 검사한다. 신규 BuildInfo.json schema 2는 Source 입력 SHA와 External Content Lock SHA를 함께 기록한다. Git에서 제외된 외부 Content는 ExternalContentLock.json의 경로·크기·SHA로 고정한다.</w:t>
       </w:r>
     </w:p>
     <w:p>
@@ -29609,7 +29558,7 @@
           <w:numId w:val="10"/>
         </w:numPr>
       </w:pPr>
-      <w:bookmarkStart w:id="79" w:name="_Toc241397419"/>
+      <w:bookmarkStart w:id="79" w:name="_Toc241417308"/>
       <w:r>
         <w:t xml:space="preserve">DataTable / DataAsset </w:t>
       </w:r>
@@ -29632,7 +29581,7 @@
           <w:numId w:val="10"/>
         </w:numPr>
       </w:pPr>
-      <w:bookmarkStart w:id="80" w:name="_Toc241397420"/>
+      <w:bookmarkStart w:id="80" w:name="_Toc241417309"/>
       <w:r>
         <w:t>데이터</w:t>
       </w:r>
@@ -29875,7 +29824,7 @@
           <w:numId w:val="10"/>
         </w:numPr>
       </w:pPr>
-      <w:bookmarkStart w:id="81" w:name="_Toc241397421"/>
+      <w:bookmarkStart w:id="81" w:name="_Toc241417310"/>
       <w:r>
         <w:t>주요</w:t>
       </w:r>
@@ -30404,9 +30353,8 @@
           <w:numId w:val="10"/>
         </w:numPr>
       </w:pPr>
-      <w:bookmarkStart w:id="82" w:name="_Toc241397422"/>
+      <w:bookmarkStart w:id="82" w:name="_Toc241417311"/>
       <w:r>
-        <w:lastRenderedPageBreak/>
         <w:t>DT_ItemMaster</w:t>
       </w:r>
       <w:bookmarkEnd w:id="82"/>
@@ -31272,7 +31220,7 @@
           <w:numId w:val="10"/>
         </w:numPr>
       </w:pPr>
-      <w:bookmarkStart w:id="83" w:name="_Toc241397423"/>
+      <w:bookmarkStart w:id="83" w:name="_Toc241417312"/>
       <w:r>
         <w:t>DT_LootData</w:t>
       </w:r>
@@ -31291,7 +31239,7 @@
           <w:numId w:val="10"/>
         </w:numPr>
       </w:pPr>
-      <w:bookmarkStart w:id="84" w:name="_Toc241397424"/>
+      <w:bookmarkStart w:id="84" w:name="_Toc241417313"/>
       <w:r>
         <w:t>DT_UsableItemData</w:t>
       </w:r>
@@ -31613,7 +31561,7 @@
           <w:numId w:val="10"/>
         </w:numPr>
       </w:pPr>
-      <w:bookmarkStart w:id="85" w:name="_Toc241397425"/>
+      <w:bookmarkStart w:id="85" w:name="_Toc241417314"/>
       <w:r>
         <w:t>DT_SoundPingData</w:t>
       </w:r>
@@ -32439,7 +32387,7 @@
           <w:numId w:val="10"/>
         </w:numPr>
       </w:pPr>
-      <w:bookmarkStart w:id="86" w:name="_Toc241397426"/>
+      <w:bookmarkStart w:id="86" w:name="_Toc241417315"/>
       <w:r>
         <w:t>DT_GuardData</w:t>
       </w:r>
@@ -32458,9 +32406,8 @@
           <w:numId w:val="10"/>
         </w:numPr>
       </w:pPr>
-      <w:bookmarkStart w:id="87" w:name="_Toc241397427"/>
+      <w:bookmarkStart w:id="87" w:name="_Toc241417316"/>
       <w:r>
-        <w:lastRenderedPageBreak/>
         <w:t>DT_ArtifactData</w:t>
       </w:r>
       <w:bookmarkEnd w:id="87"/>
@@ -32478,7 +32425,7 @@
           <w:numId w:val="10"/>
         </w:numPr>
       </w:pPr>
-      <w:bookmarkStart w:id="88" w:name="_Toc241397428"/>
+      <w:bookmarkStart w:id="88" w:name="_Toc241417317"/>
       <w:r>
         <w:t>DT_ForgeryTemplate</w:t>
       </w:r>
@@ -32497,7 +32444,7 @@
           <w:numId w:val="10"/>
         </w:numPr>
       </w:pPr>
-      <w:bookmarkStart w:id="89" w:name="_Toc241397429"/>
+      <w:bookmarkStart w:id="89" w:name="_Toc241417318"/>
       <w:r>
         <w:t>기타</w:t>
       </w:r>
@@ -33060,9 +33007,8 @@
           <w:numId w:val="10"/>
         </w:numPr>
       </w:pPr>
-      <w:bookmarkStart w:id="90" w:name="_Toc241397430"/>
+      <w:bookmarkStart w:id="90" w:name="_Toc241417319"/>
       <w:r>
-        <w:lastRenderedPageBreak/>
         <w:t xml:space="preserve">Runtime </w:t>
       </w:r>
       <w:r>
@@ -33538,7 +33484,7 @@
           <w:numId w:val="10"/>
         </w:numPr>
       </w:pPr>
-      <w:bookmarkStart w:id="91" w:name="_Toc241397431"/>
+      <w:bookmarkStart w:id="91" w:name="_Toc241417320"/>
       <w:r>
         <w:t>Validation</w:t>
       </w:r>
@@ -33636,7 +33582,7 @@
           <w:numId w:val="10"/>
         </w:numPr>
       </w:pPr>
-      <w:bookmarkStart w:id="92" w:name="_Toc241397432"/>
+      <w:bookmarkStart w:id="92" w:name="_Toc241417321"/>
       <w:r>
         <w:t>최소</w:t>
       </w:r>
@@ -33674,7 +33620,7 @@
           <w:numId w:val="10"/>
         </w:numPr>
       </w:pPr>
-      <w:bookmarkStart w:id="93" w:name="_Toc241397433"/>
+      <w:bookmarkStart w:id="93" w:name="_Toc241417322"/>
       <w:r>
         <w:t>최소</w:t>
       </w:r>
@@ -33825,7 +33771,6 @@
               <w:rPr>
                 <w:sz w:val="16"/>
               </w:rPr>
-              <w:lastRenderedPageBreak/>
               <w:t>Environment</w:t>
             </w:r>
           </w:p>
@@ -34164,7 +34109,7 @@
           <w:numId w:val="10"/>
         </w:numPr>
       </w:pPr>
-      <w:bookmarkStart w:id="94" w:name="_Toc241397434"/>
+      <w:bookmarkStart w:id="94" w:name="_Toc241417323"/>
       <w:r>
         <w:t>시스템</w:t>
       </w:r>
@@ -34641,9 +34586,8 @@
           <w:numId w:val="10"/>
         </w:numPr>
       </w:pPr>
-      <w:bookmarkStart w:id="95" w:name="_Toc241397435"/>
+      <w:bookmarkStart w:id="95" w:name="_Toc241417324"/>
       <w:r>
-        <w:lastRenderedPageBreak/>
         <w:t>Contract Run Runtime Contracts</w:t>
       </w:r>
       <w:bookmarkEnd w:id="95"/>
@@ -34656,7 +34600,7 @@
           <w:numId w:val="10"/>
         </w:numPr>
       </w:pPr>
-      <w:bookmarkStart w:id="96" w:name="_Toc241397436"/>
+      <w:bookmarkStart w:id="96" w:name="_Toc241417325"/>
       <w:r>
         <w:t>Contract Snapshot</w:t>
       </w:r>
@@ -35120,7 +35064,7 @@
           <w:numId w:val="10"/>
         </w:numPr>
       </w:pPr>
-      <w:bookmarkStart w:id="97" w:name="_Toc241397437"/>
+      <w:bookmarkStart w:id="97" w:name="_Toc241417326"/>
       <w:r>
         <w:t>Exhibit Assignment Snapshot</w:t>
       </w:r>
@@ -35434,9 +35378,8 @@
           <w:numId w:val="10"/>
         </w:numPr>
       </w:pPr>
-      <w:bookmarkStart w:id="98" w:name="_Toc241397438"/>
+      <w:bookmarkStart w:id="98" w:name="_Toc241417327"/>
       <w:r>
-        <w:lastRenderedPageBreak/>
         <w:t>Surface Forgery Timer and Timeout Handling / Assembly Deferred</w:t>
       </w:r>
       <w:bookmarkEnd w:id="98"/>
@@ -35733,7 +35676,7 @@
           <w:numId w:val="10"/>
         </w:numPr>
       </w:pPr>
-      <w:bookmarkStart w:id="99" w:name="_Toc241397439"/>
+      <w:bookmarkStart w:id="99" w:name="_Toc241417328"/>
       <w:r>
         <w:t>Locomotion, Weight and Footstep</w:t>
       </w:r>
@@ -36083,7 +36026,7 @@
           <w:numId w:val="10"/>
         </w:numPr>
       </w:pPr>
-      <w:bookmarkStart w:id="100" w:name="_Toc241397440"/>
+      <w:bookmarkStart w:id="100" w:name="_Toc241417329"/>
       <w:r>
         <w:t>Identity, Nameplate and Team Status</w:t>
       </w:r>
@@ -36301,7 +36244,6 @@
               <w:pStyle w:val="TableText"/>
             </w:pPr>
             <w:r>
-              <w:lastRenderedPageBreak/>
               <w:t>UHeistHUDViewModel</w:t>
             </w:r>
           </w:p>
@@ -36388,7 +36330,7 @@
           <w:numId w:val="10"/>
         </w:numPr>
       </w:pPr>
-      <w:bookmarkStart w:id="101" w:name="_Toc241397441"/>
+      <w:bookmarkStart w:id="101" w:name="_Toc241417330"/>
       <w:r>
         <w:t>Floor Plan Projection and Information Policy</w:t>
       </w:r>
@@ -36720,12 +36662,12 @@
     </w:p>
     <w:p>
       <w:r>
-        <w:t>BP_HeistLightFixture는 Actor 부모의 환경 Presentation Shell이며 FixtureMesh 1개와 KeySpot 1개만 가진다. 주변 광원을 흡수하거나 추가 PointLight/Accent LightComponent를 묶지 않는다. Showcase SM_F_Ceiling_Droplights_01a/01b/01c는 실제 작품 위치와 천장 높이에 맞춰 작품을 조준하고, SM_Drop_Ceiling_01a는 통로 천장에 하향 배치한다. 타입 선택은 작품 구성에 따른다. 재배치 시 기존 환경 광원 세기의 0.5배를 적용하고 원본 기준값을 보존해 재실행으로 중복 감산하지 않는다. 상태 머신·Interaction·Replication과 보안 장치의 기능성 Light는 변경하지 않는다.</w:t>
+        <w:t>환경 조명은 Actor 부모 Blueprint 4종 BP_HeistLight_Droplights_01a/01b/01c와 BP_HeistLight_DropCeiling_01a로 관리한다. 각 타입은 해당 Showcase 메시의 FixtureMesh 1개와 KeySpot 1개만 가진다. 메시 크기와 천장 접점, 광원 시작점은 Blueprint 기본값으로 고정하며 맵 인스턴스의 메시 Transform override를 제거한다. 기존 2배 확대의 가로 크기를 유지하고 매달림 부분의 세로 길이를 조정한다. 작품용 3종은 천장에서 100cm, 통로용은 152cm 내려오도록 통일해 상단 작품 가림을 줄인다. Actor 피벗은 천장 접점이며 레벨에서는 위치·Yaw와 작품 조준 방향을 설정한다. 기존 광원 세기와 기능성 보안 Light는 유지한다. 배치별 Blueprint 생성 및 주변 광원 흡수는 금지한다. 이 환경 4종은 사용자 승인 예외이며 Gameplay Shell 분리 규칙을 확장하지 않는다.</w:t>
       </w:r>
     </w:p>
     <w:p>
       <w:r>
-        <w:t>Painting은 Showcase SM_Canvas_Painting_01a~07a 중 하나의 메시를 사용한다. 원본과 Replica는 동일한 표시 컴포넌트의 PaintingTexture 재질 파라미터로 교체하며 Preview는 월드의 원본을 덮어쓰지 않는다. 메시별 그림 UV 영역과 방향을 보정하고 테두리·뒷면의 기존 재질을 보존한다. 장식 그림은 상호작용 컴포넌트를 추가하지 않는다. 월드 그림은 종횡비를 유지하는 중앙 Cover UV로 앞면을 채우며 흰 매트 영역을 추가하지 않는다. 미배정 에디터 프리뷰에도 유효한 기본 그림을 지정한다.</w:t>
+        <w:t>Painting은 Showcase SM_Canvas_Painting_01a~07a 중 하나의 메시를 사용한다. 원본과 Replica는 동일한 표시 컴포넌트의 PaintingTexture 재질 파라미터로 교체하며 Preview는 월드의 원본을 덮어쓰지 않는다. 메시별 그림 UV 영역과 방향을 보정하고 테두리·뒷면의 기존 재질을 보존한다. 장식 그림은 상호작용 컴포넌트를 추가하지 않는다. 월드 그림은 원본과 Replica 모두 Contain UV로 종횡비와 전체 구도를 보존하며, 남는 영역은 현재 그림의 검정 바탕색으로 채운다. 흰 매트, 비균등 이미지 늘림과 중앙 Cover 잘림은 사용하지 않는다. 미배정 에디터 프리뷰에도 유효한 기본 그림을 지정한다. Actor와 표시 메시의 스케일은 0.1 단위 균등 배율로 작성한다. 액자 피벗에 따른 시각 중심 변화를 보정하고 기존 벽면·군집을 유지하며 간격과 정렬을 조정한다. 활성 작품의 수평 이동에는 Actor와 Interaction 위치를 함께 이동시키고 바닥 기준 Z 및 Box 크기는 보존한다.</w:t>
       </w:r>
     </w:p>
     <w:p>
@@ -36746,11 +36688,15 @@
         <w:pStyle w:val="a0"/>
       </w:pPr>
       <w:r>
-        <w:t xml:space="preserve">레벨 재배치 후 저장·재로드한 Map에서 작품 수/Identity, 실제 액자 크기에 따른 중심·모서리 벽 지지, 관람 방향, 그림·프레임 간 간섭, 일반 전시물의 비상호작용과 독립 전시 구성을 검사한다. 실제 배치 Transform에서 패턴 형상을 대조하고 각 맵에 최소 10종이 존재하는지 확인한다. 유형 이름만 다른 동일 구도와 좌우 반전은 다양성 증거로 인정하지 않는다. 기존 Guard 시작 Capsule·경로, Laser/Painting/Button 연결과 독립 이탈로를 재검증한다. 벽·문 Geometry가 바뀐 경우에만 Floor Plan을 재생성하고 자연 2인 액자 구분·위조·회수·귀환은 별도로 확인한다. 승인 배치의 좌표 원본은 ProjectResources/SourceArt/Gallery/MuseumLevelLayout.json이며 단위는 m, Unreal 적용은 cm로 변환한다. A01~A20은 설계 배치 번호이고 case_mapping으로 기존 CaseId에 연결한다. 재생성은 이 원본의 벽·문·작품·경비 경로·Laser 연결·회수 Anchor를 사용하며 이전 좌표로 덮어쓰지 않는다. 별도 검토 Level에서 구성 후 동일 검사에 통과한 Map을 기존 출시 경로에 저장한다. 필수 Case의 Identity를 유지하며 M01 A08, M02 A13, M03 A08의 동측 일반 </w:t>
+        <w:t>M03 갤러리 재구성은 2026-09-27 승인 평면을 사용한다. 원본 AIUE5_vol10_01과 M01/M02 파일을 보존하고 M03의 기존 Case/Artifact Identity, Template Pool, 공용 Security Shell, Detention/Evidence Anchor 계약을 새 좌표에 재연결한다. 구형 MuseumLevelLayout.json 생성 경로는 사용하지 않는다. 적용 전 맵 사본·해시를 보관하고 저장·재로드 후 출입구 캡슐 통과, 전체 순찰 경로, 작품 접근점, 구금실 경계와 지도 투영을 확인한다. 게임 내 평면도는 최종 배치와 같은 좌표를 사용하되 Guard·CCTV 범위·숨은 Loot를 표시하지 않는다. M03 건축·장식 메시 출처는 갤러리 팩이며, 상부 외벽 절단 사본만 프로젝트 소유 Environment/M03Gallery에 둔다.</w:t>
       </w:r>
+    </w:p>
+    <w:p>
+      <w:pPr>
+        <w:pStyle w:val="a0"/>
+      </w:pPr>
       <w:r>
-        <w:lastRenderedPageBreak/>
-        <w:t>전시 슬롯으로 이동한다. 버튼 차폐벽은 props에 실제 충돌 Bounds를 기록하고 저장 Nav와 전체 경로 Capsule Sweep, 버튼 점유 및 순찰 경로에서의 시선 차단을 재검사한다. M02 D08·D30 출입구는 벽으로 닫고 북동 고가실은 기존 북측 관리 회랑, 남동 고가실은 S3 전시실을 일반 출입·이탈로로 유지한다. 목표 이동 시 DT_MapPresentation의 ContractTargetGalleryZoneId와 ZoneAnchor 위치·이름도 함께 갱신한다. loot_spawn_overrides는 기존 전리품 지점과 받침대의 좌표를 함께 지정하며 스폰 수와 분류는 유지한다.</w:t>
+        <w:t>레벨 재배치 후 저장·재로드한 Map에서 작품 수/Identity, 실제 액자 크기에 따른 중심·모서리 벽 지지, 관람 방향, 그림·프레임 간 간섭, 일반 전시물의 비상호작용과 독립 전시 구성을 검사한다. 실제 배치 Transform에서 패턴 형상을 대조하고 각 맵에 최소 10종이 존재하는지 확인한다. 유형 이름만 다른 동일 구도와 좌우 반전은 다양성 증거로 인정하지 않는다. 기존 Guard 시작 Capsule·경로, Laser/Painting/Button 연결과 독립 이탈로를 재검증한다. 벽·문 Geometry가 바뀐 경우에만 Floor Plan을 재생성하고 자연 2인 액자 구분·위조·회수·귀환은 별도로 확인한다. 승인 배치의 좌표 원본은 ProjectResources/SourceArt/Gallery/MuseumLevelLayout.json이며 단위는 m, Unreal 적용은 cm로 변환한다. A01~A20은 설계 배치 번호이고 case_mapping으로 기존 CaseId에 연결한다. 재생성은 이 원본의 벽·문·작품·경비 경로·Laser 연결·회수 Anchor를 사용하며 이전 좌표로 덮어쓰지 않는다. 별도 검토 Level에서 구성 후 동일 검사에 통과한 Map을 기존 출시 경로에 저장한다. 필수 Case의 Identity를 유지하며 M01 A08, M02 A13, M03 A08의 동측 일반 전시 슬롯으로 이동한다. 버튼 차폐벽은 props에 실제 충돌 Bounds를 기록하고 저장 Nav와 전체 경로 Capsule Sweep, 버튼 점유 및 순찰 경로에서의 시선 차단을 재검사한다. M02 D08·D30 출입구는 벽으로 닫고 북동 고가실은 기존 북측 관리 회랑, 남동 고가실은 S3 전시실을 일반 출입·이탈로로 유지한다. 목표 이동 시 DT_MapPresentation의 ContractTargetGalleryZoneId와 ZoneAnchor 위치·이름도 함께 갱신한다. loot_spawn_overrides는 기존 전리품 지점과 받침대의 좌표를 함께 지정하며 스폰 수와 분류는 유지한다.</w:t>
       </w:r>
     </w:p>
     <w:p>
@@ -36769,7 +36715,7 @@
           <w:numId w:val="10"/>
         </w:numPr>
       </w:pPr>
-      <w:bookmarkStart w:id="102" w:name="_Toc241397442"/>
+      <w:bookmarkStart w:id="102" w:name="_Toc241417331"/>
       <w:r>
         <w:t>Drop, Recovery, Deposit and Outcome</w:t>
       </w:r>
@@ -36882,7 +36828,7 @@
           <w:numId w:val="10"/>
         </w:numPr>
       </w:pPr>
-      <w:bookmarkStart w:id="103" w:name="_Toc241397443"/>
+      <w:bookmarkStart w:id="103" w:name="_Toc241417332"/>
       <w:r>
         <w:t>Greed Decision Telemetry Contract</w:t>
       </w:r>
@@ -36985,7 +36931,6 @@
                 <w:color w:val="17365D"/>
                 <w:sz w:val="17"/>
               </w:rPr>
-              <w:lastRenderedPageBreak/>
               <w:t>Priority</w:t>
             </w:r>
           </w:p>
@@ -37457,7 +37402,7 @@
           <w:numId w:val="10"/>
         </w:numPr>
       </w:pPr>
-      <w:bookmarkStart w:id="104" w:name="_Toc241397444"/>
+      <w:bookmarkStart w:id="104" w:name="_Toc241417333"/>
       <w:r>
         <w:t xml:space="preserve">Contract DataTable, DataAsset </w:t>
       </w:r>
@@ -37477,7 +37422,7 @@
           <w:numId w:val="10"/>
         </w:numPr>
       </w:pPr>
-      <w:bookmarkStart w:id="105" w:name="_Toc241397445"/>
+      <w:bookmarkStart w:id="105" w:name="_Toc241417334"/>
       <w:r>
         <w:t>Data Ownership</w:t>
       </w:r>
@@ -37889,7 +37834,6 @@
           </w:tcPr>
           <w:p>
             <w:r>
-              <w:lastRenderedPageBreak/>
               <w:t>Loot Spawn Point</w:t>
             </w:r>
           </w:p>
@@ -38340,7 +38284,6 @@
               <w:rPr>
                 <w:sz w:val="16"/>
               </w:rPr>
-              <w:lastRenderedPageBreak/>
               <w:t>FHeistObjectAssemblyTemplateRow (Deferred)</w:t>
             </w:r>
           </w:p>
@@ -38538,7 +38481,7 @@
           <w:numId w:val="10"/>
         </w:numPr>
       </w:pPr>
-      <w:bookmarkStart w:id="106" w:name="_Toc241397446"/>
+      <w:bookmarkStart w:id="106" w:name="_Toc241417335"/>
       <w:r>
         <w:t>Contract Row Starting Example</w:t>
       </w:r>
@@ -39103,7 +39046,7 @@
           <w:numId w:val="10"/>
         </w:numPr>
       </w:pPr>
-      <w:bookmarkStart w:id="107" w:name="_Toc241397447"/>
+      <w:bookmarkStart w:id="107" w:name="_Toc241417336"/>
       <w:r>
         <w:t>Runtime Snapshot and Replication</w:t>
       </w:r>
@@ -39315,7 +39258,6 @@
               <w:pStyle w:val="TableText"/>
             </w:pPr>
             <w:r>
-              <w:lastRenderedPageBreak/>
               <w:t>Player Presentation</w:t>
             </w:r>
           </w:p>
@@ -39534,7 +39476,7 @@
           <w:numId w:val="10"/>
         </w:numPr>
       </w:pPr>
-      <w:bookmarkStart w:id="108" w:name="_Toc241397448"/>
+      <w:bookmarkStart w:id="108" w:name="_Toc241417337"/>
       <w:r>
         <w:t>Data Validation Rules</w:t>
       </w:r>
@@ -39632,9 +39574,8 @@
       <w:pPr>
         <w:pStyle w:val="AppendixHeading"/>
       </w:pPr>
-      <w:bookmarkStart w:id="109" w:name="_Toc241397449"/>
+      <w:bookmarkStart w:id="109" w:name="_Toc241417338"/>
       <w:r>
-        <w:lastRenderedPageBreak/>
         <w:t>Appendix C — Comprehensive Definition of Done</w:t>
       </w:r>
       <w:bookmarkEnd w:id="109"/>

--- a/Museum_Heist_TDD.docx
+++ b/Museum_Heist_TDD.docx
@@ -15638,7 +15638,7 @@
     </w:p>
     <w:p>
       <w:r>
-        <w:t>BP_HeistPlayerCharacter는 FirstPersonCamera에 Flashlight 태그의 Movable SpotLight 하나를 조립한다. VisionComponent는 서버 변경과 RepNotify에서 광원 표시를 갱신한다. Camera Forward는 기존 방향 복제를 사용하며 Owner는 로컬 방향을 즉시 사용한다. HUD ViewModel은 같은 확정 상태를 구독하고 PlayerOverlay에 공통 키 정의로 만든 [F] 손전등 ON/OFF를 표시한다. 자연 2인 PIE에서 상대 광원, UI 차단과 구금 복구를 별도 검증한다.</w:t>
+        <w:t>BP_HeistPlayerCharacter는 FirstPersonCamera에 Flashlight 태그의 Movable SpotLight 하나를 조립한다. VisionComponent는 서버 변경과 RepNotify에서 광원 표시를 갱신한다. Camera Forward는 기존 방향 복제를 사용하며 Owner는 로컬 방향을 즉시 사용한다. HUD ViewModel은 같은 확정 상태를 구독하고 PlayerOverlay에 공통 키 정의로 만든 [F] 손전등 ON/OFF를 표시한다. 자연 2인 PIE에서 상대 광원, UI 차단과 구금 복구를 별도 검증한다. 손전등은 Candelas 12, Inner/Outer Cone 반각 16/27도를 사용한다. 이전 8/14도 대비 같은 거리의 광폭을 약 2배로 넓히며 Attenuation Radius 1500cm는 유지한다. Indirect Lighting Intensity와 Volumetric Scattering Intensity를 0으로 두어 간접광·안개 누적에 의한 소등 잔광을 줄인다. SetVisibility로 즉시 전환하며 밝기 보간이나 노출 변경은 하지 않는다.</w:t>
       </w:r>
     </w:p>
     <w:tbl>
@@ -15771,7 +15771,7 @@
               <w:pStyle w:val="TableText"/>
             </w:pPr>
             <w:r>
-              <w:t>30°</w:t>
+              <w:t>16°</w:t>
             </w:r>
           </w:p>
         </w:tc>
@@ -15819,7 +15819,7 @@
               <w:pStyle w:val="TableText"/>
             </w:pPr>
             <w:r>
-              <w:t>45°</w:t>
+              <w:t>27°</w:t>
             </w:r>
           </w:p>
         </w:tc>
@@ -15915,7 +15915,7 @@
               <w:pStyle w:val="TableText"/>
             </w:pPr>
             <w:r>
-              <w:t>800 cd</w:t>
+              <w:t>12 cd</w:t>
             </w:r>
           </w:p>
         </w:tc>
@@ -18712,7 +18712,7 @@
               <w:pStyle w:val="TableText"/>
             </w:pPr>
             <w:r>
-              <w:t>Surface 맵별 40종, 총 120종 카탈로그와 매치별 활성 20종. Object Template/Part Data는 Deferred Expansion 보존</w:t>
+              <w:t>Surface 맵별 40종, 총 120종 카탈로그와 매치별 활성 M01/M02 20종·M03 12종. Object Template/Part Data는 Deferred Expansion 보존</w:t>
             </w:r>
           </w:p>
         </w:tc>
@@ -20033,7 +20033,7 @@
     <w:p/>
     <w:p>
       <w:r>
-        <w:t>DT_ForgeryTemplate은 M01/M02/M03마다 유효한 Surface Template 40개를 보유한다. 서버는 MatchStart에 맵 Pool의 Shuffle Bag에서 20개를 중복 없이 Draw하고, Required Target Case를 첫 배정으로 고정한 뒤 나머지 활성 Painting Case에 하나씩 배정한다. Case는 Assigned TemplateId, ReferenceImage와 AssignmentRevision을 복제하며, Forgery 준비는 GameState의 단일 Template이 아니라 상호작용한 Case의 Assigned TemplateId를 검증·사용한다. 개발 중 카탈로그 또는 배치 Case가 부족하면 min(20, 유효 Template 수, 유효 Painting Case 수)만 안전하게 배정하고 INCOMPLETE를 기록한다. Release Gate는 각 맵 40개 카탈로그와 활성 Painting Case 20개를 모두 요구한다.</w:t>
+        <w:t>DT_ForgeryTemplate은 M01/M02/M03별로 유효한 Surface Template 40종을 유지한다. 계약 데이터의 MatchPaintingExhibitCount는 기본 20이며 MapPaintingExhibitCounts의 M03=12로 해당 맵만 재정의한다. ResolveMatchPaintingExhibitCount(MapId)를 Template Draw와 활성 Case 배정 및 ContentReady 검증에 동일하게 적용한다. 서버는 Shuffle Bag에서 해당 수량을 중복 없이 Draw하고 Required Target Case에 첫 Template을 배정한 뒤 나머지 활성 Case에 하나씩 배정한다. Case는 Assigned TemplateId, ReferenceImage와 AssignmentRevision을 복제한다. Forgery 준비는 상호작용한 Case의 Assigned TemplateId를 사용한다. 부족한 콘텐츠는 INCOMPLETE로 기록하며 출시 기준은 맵별 카탈로그 40종과 M01/M02 활성 Case 20개, M03 활성 Case 12개다.</w:t>
       </w:r>
     </w:p>
     <w:tbl>
@@ -33819,7 +33819,7 @@
               <w:pStyle w:val="TableText"/>
             </w:pPr>
             <w:r>
-              <w:t>M01/M02/M03 각 40개, 총 120개 Reference/Mask/Palette/Preview. 매치별 맵 Pool에서 20개 활성 배정</w:t>
+              <w:t>M01/M02/M03 각 40개, 총 120개 Reference/Mask/Palette/Preview. 매치별 맵 Pool에서 M01/M02 20개·M03 12개 활성 배정</w:t>
             </w:r>
           </w:p>
         </w:tc>
@@ -35331,7 +35331,7 @@
         </w:numPr>
       </w:pPr>
       <w:r>
-        <w:t>Surface Template은 맵별 40종 Shuffle Bag을 사용하며 MatchStart에 최대 20종을 Draw하고 같은 Match Assignment 안에서 중복하지 않는다.</w:t>
+        <w:t>Surface Template은 맵별 40종 Shuffle Bag을 사용하며 MatchStart에 맵별 계약 수량(M01/M02 20종, M03 12종)을 Draw하고 같은 Match Assignment 안에서 중복하지 않는다.</w:t>
       </w:r>
     </w:p>
     <w:p>
@@ -36657,12 +36657,12 @@
         <w:pStyle w:val="a0"/>
       </w:pPr>
       <w:r>
-        <w:t>일반 전시 그림은 Map의 StaticMeshActor와 기존 Material/Texture로 구성하며 Gameplay Interaction, CaseId, ArtifactId, Contract Assignment, Quota 및 Template Shuffle Bag에 참여하지 않는다. 맵별 활성 Painting Case 20개와 기존 공용 BP_PaintingDisplayCase를 유지한다. 비활성 Case 숨김을 장식 전시물 구현으로 사용하지 않는다.</w:t>
+        <w:t>일반 전시 그림은 Map의 StaticMeshActor와 기존 Material/Texture로 구성하며 Gameplay Interaction, CaseId, ArtifactId, Contract Assignment, Quota 및 Template Shuffle Bag에 참여하지 않는다. M01/M02 활성 Painting Case 20개와 M03 활성 Painting Case 12개에 기존 공용 BP_PaintingDisplayCase를 유지한다. 비활성 Case 숨김을 장식 전시물 구현으로 사용하지 않는다. M03 액자는 03a/05a의 표시 메시 균등 Scale을 2/3/4, 04a를 4/6/8로 고정한다. 상호작용 Actor와 Box는 Scale 1을 유지하며 표시 메시만 확대한다. 확장된 맵의 Navigation, Patrol, 보안 연결, FloorPlan Bounds와 Zone/Exit Anchor를 저장된 배치와 함께 검증한다.</w:t>
       </w:r>
     </w:p>
     <w:p>
       <w:r>
-        <w:t>환경 조명은 Actor 부모 Blueprint 4종 BP_HeistLight_Droplights_01a/01b/01c와 BP_HeistLight_DropCeiling_01a로 관리한다. 각 타입은 해당 Showcase 메시의 FixtureMesh 1개와 KeySpot 1개만 가진다. 메시 크기와 천장 접점, 광원 시작점은 Blueprint 기본값으로 고정하며 맵 인스턴스의 메시 Transform override를 제거한다. 기존 2배 확대의 가로 크기를 유지하고 매달림 부분의 세로 길이를 조정한다. 작품용 3종은 천장에서 100cm, 통로용은 152cm 내려오도록 통일해 상단 작품 가림을 줄인다. Actor 피벗은 천장 접점이며 레벨에서는 위치·Yaw와 작품 조준 방향을 설정한다. 기존 광원 세기와 기능성 보안 Light는 유지한다. 배치별 Blueprint 생성 및 주변 광원 흡수는 금지한다. 이 환경 4종은 사용자 승인 예외이며 Gameplay Shell 분리 규칙을 확장하지 않는다.</w:t>
+        <w:t>환경 조명은 Actor 부모 Blueprint 4종 BP_HeistLight_Droplights_01a/01b/01c와 BP_HeistLight_DropCeiling_01a로 관리한다. 각 타입은 해당 Showcase 메시의 FixtureMesh 1개와 KeySpot 1개만 가진다. 메시 크기와 천장 접점, 광원 시작점은 Blueprint 기본값으로 고정하며 맵 인스턴스의 메시 Transform override를 제거한다. 기존 2배 확대의 가로 크기를 유지하고 매달림 부분의 세로 길이를 조정한다. M03 저장 배치의 실제 Bounds 기준 작품등 3종은 약 112~115cm, 통로등은 약 197cm 내려온다. 설치 기준 Z=800cm와 천장 모듈의 최대 4cm 층차를 적용하며 Blueprint 메시 크기는 유지한다. Actor 피벗은 천장 접점이며 레벨에서는 위치·Yaw와 작품 조준 방향을 설정한다. M03 작품등의 긴 축은 벽과 평행하게 두고 KeySpot 회전은 별도로 계산한다. 조준은 중심을 출발점으로 하되 상하 균일성을 위해 아래쪽으로 보정할 수 있다. 높이 변경에 필요한 감쇠 거리와 작품 전체를 포함하는 Cone만 조정한다. M03 환경 광원은 Candelas와 inverse-square 감쇠로 통일하고 최종 야간 세기는 사용자 지정 4cd를 공통 적용한다. 기능성 보안 Light는 유지한다. 배치별 Blueprint 생성 및 주변 광원 흡수는 금지한다. 이 환경 4종은 사용자 승인 예외이며 Gameplay Shell 분리 규칙을 확장하지 않는다. M03 작품 표면은 가장자리 8%를 제외한 5×5 지점에서 직접 확산광을 근사해 최저/최고 0.5 이상을 목표로 한다. 이 값은 렌더 조도 측정이 아니므로 가림 Trace와 실제 Lit 화면을 별도로 확인한다. 전체 작품 배정과 조명 단위를 저장 후 재조회한다. 공용 Blueprint 변경 없이 M03 인스턴스만 보정하고 기존 4종을 재사용한다. M03 천장 광원 92개는 4cd, CCTV 8개는 2cd로 저장하고 Directional/Sky와 고정 노출은 유지한다. CCTV 감지 범위·위험 색상은 유지한다. PostProcess Ambient Cubemap은 기존 /Engine/MapTemplates/Sky/DaylightAmbientCubemap 참조, Intensity=0.005, Tint RGBA=(0.65, 0.75, 1, 1)이다. Film Toe 0.53, Shadows Offset RGB=(0.0006, 0.0009, 0.0012), Shadows Max 0.035, Vignette 0.3은 유지한다. M03 천장 FixtureMesh 92개의 Affect Dynamic Indirect Lighting을 끄고, 해당 PostProcessVolume의 Lumen Final Gather Screen Traces를 비활성화한다. 패널 이미시브의 가시적 발광은 유지하되 불안정한 간접광 기여를 억제하고 실제 국소 조명은 SpotLight가 담당한다. Lumen 전체, 반사 Screen Traces, 메시의 Visible in Ray Tracing과 공용 재질/Blueprint는 변경하지 않는다. 프로젝트 ConsoleVariables의 r.Shadow.Virtual.OnePassProjection.MaxLightsPerPixel=32는 기존 16 초과 경고에 대한 별도 보정이며 일시적 GPU 메모리 비용이 증가한다. 성능 개선 또는 모든 움직임에서의 무결점은 정적 화면만으로 확정하지 않는다. Editor 비교 캡처는 사용자 에디터와 같은 GI/Reflection/Shadow/PostProcess/AA Epic 단계로 명시하여 자동 세션의 Medium 시작값과 혼동하지 않는다. 저장·재로드 값, 배치·에셋 보존, Lit 화면과 사용자 PIE를 구분해 검증한다.</w:t>
       </w:r>
     </w:p>
     <w:p>
@@ -38850,10 +38850,7 @@
               <w:pStyle w:val="TableText"/>
             </w:pPr>
             <w:r>
-              <w:rPr>
-                <w:sz w:val="16"/>
-              </w:rPr>
-              <w:t>Release 2P / 3P / 4P. Required 1개와 합쳐 활성 Painting 20개</w:t>
+              <w:t>Release 2P / 3P / 4P. Required 1개 포함 활성 Painting M01/M02 20개·M03 12개</w:t>
             </w:r>
           </w:p>
         </w:tc>

--- a/Museum_Heist_TDD.docx
+++ b/Museum_Heist_TDD.docx
@@ -11905,6 +11905,7 @@
               <w:rPr>
                 <w:sz w:val="16"/>
               </w:rPr>
+              <w:lastRenderedPageBreak/>
               <w:t>Winner / Rank / 개인 Score 경쟁</w:t>
             </w:r>
           </w:p>
@@ -12988,6 +12989,7 @@
       </w:pPr>
       <w:bookmarkStart w:id="18" w:name="_Toc241417247"/>
       <w:r>
+        <w:lastRenderedPageBreak/>
         <w:t>커스터마이징</w:t>
       </w:r>
       <w:r>
@@ -14321,6 +14323,7 @@
         </w:numPr>
       </w:pPr>
       <w:r>
+        <w:lastRenderedPageBreak/>
         <w:t>좌클릭 Drag &amp; Drop으로 이동, 우클릭 또는 지정 키로 90도 회전한다.</w:t>
       </w:r>
     </w:p>
@@ -15589,6 +15592,7 @@
       </w:pPr>
       <w:bookmarkStart w:id="24" w:name="_Toc241417253"/>
       <w:r>
+        <w:lastRenderedPageBreak/>
         <w:t xml:space="preserve">First-Person </w:t>
       </w:r>
       <w:r>
@@ -15641,6 +15645,11 @@
         <w:t>BP_HeistPlayerCharacter는 FirstPersonCamera에 Flashlight 태그의 Movable SpotLight 하나를 조립한다. VisionComponent는 서버 변경과 RepNotify에서 광원 표시를 갱신한다. Camera Forward는 기존 방향 복제를 사용하며 Owner는 로컬 방향을 즉시 사용한다. HUD ViewModel은 같은 확정 상태를 구독하고 PlayerOverlay에 공통 키 정의로 만든 [F] 손전등 ON/OFF를 표시한다. 자연 2인 PIE에서 상대 광원, UI 차단과 구금 복구를 별도 검증한다. 손전등은 Candelas 12, Inner/Outer Cone 반각 16/27도를 사용한다. 이전 8/14도 대비 같은 거리의 광폭을 약 2배로 넓히며 Attenuation Radius 1500cm는 유지한다. Indirect Lighting Intensity와 Volumetric Scattering Intensity를 0으로 두어 간접광·안개 누적에 의한 소등 잔광을 줄인다. SetVisibility로 즉시 전환하며 밝기 보간이나 노출 변경은 하지 않는다.</w:t>
       </w:r>
     </w:p>
+    <w:p>
+      <w:r>
+        <w:t>BP_Guard는 Capsule에 GuardFlashlight 태그의 Movable SpotLight 하나를 조립한다. 상대 위치 (45, 18, 45)cm, 회전 (0, 0, 0)으로 Actor Forward를 따르며 항상 켜진다. 광학 설정은 플레이어와 동일한 Inner/Outer 16/27도, Radius 1500cm, 4800K, inverse-square, 그림자 사용, 간접광·볼류메트릭 0이며 밝기만 20cd다. 기존 Actor 이동 복제를 따르고 별도 Tick·RPC·감지 판정을 추가하지 않는다. 비활성 경비는 기존 Actor 숨김을 따른다.</w:t>
+      </w:r>
+    </w:p>
     <w:tbl>
       <w:tblPr>
         <w:tblStyle w:val="af9"/>
@@ -16626,6 +16635,7 @@
               <w:rPr>
                 <w:sz w:val="16"/>
               </w:rPr>
+              <w:lastRenderedPageBreak/>
               <w:t>Voice Speech</w:t>
             </w:r>
           </w:p>
@@ -18047,6 +18057,7 @@
               <w:rPr>
                 <w:sz w:val="16"/>
               </w:rPr>
+              <w:lastRenderedPageBreak/>
               <w:t>InspectExhibit</w:t>
             </w:r>
           </w:p>
@@ -18338,7 +18349,11 @@
     </w:p>
     <w:p>
       <w:r>
-        <w:t>AHeistSecurityCameraActor는 AActor를 유지하고 UAIPerceptionComponent의 Sight로 거리·시야각·차폐를 판정한다. Box Collision과 Overlap 후보 수집은 사용하지 않는다. GetActorEyesViewPoint는 SensorOrigin과 서버 시간 기반 Sweep 방향을 반환하며 메시 회전도 같은 방향을 표현한다. 감지는 서버 InGame에서만 활성화하고 현재 감지 중인 Player만 0.15초마다 누적한다. Sight 상실은 해당 Player 누적을 즉시 지우며 기억된 위치는 발각에 사용하지 않는다. Sight/LoseSight 반경은 동일하며 자동 성공 범위는 비활성화한다. 기본 Detection Build-up 2.025초(허용 1.8~2.25초), Cooldown과 상태 제외는 기존 서버 정책을 유지한다. 완전 발각은 사건별 Alert +0.5와 근처 Guard 1회 Investigate를 요청한다. 유효 Player 첫 포착은 발각 확정 전에도 서버 Sweep을 정지한다. 다른 유효 Player가 남거나 Cooldown 중에도 정지를 유지한다. 모든 대상의 시야 상실·파괴·퇴장·상태 제외 뒤 BalanceData의 SecurityCameraResumeDelaySeconds(기본 1.5초)를 기다리고, 재포착하면 대기를 취소한다. 정지 서버 시각과 Sweep Epoch를 복제한다. 재개 시 정지 경과만큼 Epoch를 늦춰 각도와 회전 진행 방향을 보존한다. Match 종료와 EndPlay는 복귀 Timer와 정지 상태를 정리한다. Client는 복제된 회전 시계와 감지 진행으로 Audio/Visual Presentation을 표현한다. SightLightComponent는 SensorOrigin에 부착한 Movable Spot Light이며 DetectionRange와 DetectionHalfAngle을 AttenuationRadius/OuterConeAngle에 적용한다. 방향은 같은 Sweep을 사용하고 그림자를 활성화한다. 복제된 DetectionProgressByte를 색상 보간에 사용하며 새 ConfirmedDetectionRevision은 0.75초 붉은색 표시를 만든다. 색상·강도는 Presentation이고 감지 결과를 변경하지 않는다. 빛은 거리·표면·차폐에 따라 감쇠하므로 조명 외곽은 별도 판정 경계가 아니다. CCTV 감지 거리는 기존 배치값의 2/3로 축소하며 조명도 같은 거리를 사용한다. 시야각은 유지한다.</w:t>
+        <w:t xml:space="preserve">AHeistSecurityCameraActor는 AActor를 유지하고 UAIPerceptionComponent의 Sight로 거리·시야각·차폐를 판정한다. Box Collision과 Overlap 후보 수집은 사용하지 않는다. GetActorEyesViewPoint는 SensorOrigin과 서버 시간 기반 Sweep 방향을 반환하며 메시 회전도 같은 방향을 표현한다. 감지는 서버 InGame에서만 활성화하고 현재 감지 중인 Player만 0.15초마다 누적한다. Sight 상실은 해당 Player 누적을 즉시 지우며 기억된 위치는 발각에 사용하지 않는다. Sight/LoseSight 반경은 동일하며 자동 성공 범위는 비활성화한다. 기본 Detection Build-up 2.025초(허용 1.8~2.25초), Cooldown과 상태 제외는 기존 서버 정책을 유지한다. 완전 발각은 사건별 Alert +0.5와 근처 Guard 1회 Investigate를 요청한다. 유효 Player 첫 포착은 발각 확정 전에도 서버 Sweep을 정지한다. 다른 유효 Player가 남거나 Cooldown 중에도 정지를 유지한다. 모든 대상의 시야 상실·파괴·퇴장·상태 제외 뒤 BalanceData의 SecurityCameraResumeDelaySeconds(기본 1.5초)를 기다리고, 재포착하면 대기를 취소한다. 정지 서버 시각과 Sweep Epoch를 복제한다. 재개 시 정지 경과만큼 Epoch를 늦춰 각도와 회전 진행 방향을 보존한다. Match 종료와 EndPlay는 복귀 Timer와 정지 상태를 정리한다. Client는 복제된 회전 시계와 감지 진행으로 Audio/Visual Presentation을 표현한다. SightLightComponent는 SensorOrigin에 부착한 Movable Spot Light이며 DetectionRange와 DetectionHalfAngle을 AttenuationRadius/OuterConeAngle에 적용한다. 방향은 같은 Sweep을 사용하고 그림자를 활성화한다. 복제된 DetectionProgressByte를 색상 보간에 사용하며 새 ConfirmedDetectionRevision은 0.75초 붉은색 표시를 만든다. 색상·강도는 Presentation이고 감지 결과를 변경하지 않는다. 빛은 </w:t>
+      </w:r>
+      <w:r>
+        <w:lastRenderedPageBreak/>
+        <w:t>거리·표면·차폐에 따라 감쇠하므로 조명 외곽은 별도 판정 경계가 아니다. CCTV 감지 거리는 기존 배치값의 2/3로 축소하며 조명도 같은 거리를 사용한다. 시야각은 유지한다.</w:t>
       </w:r>
     </w:p>
     <w:p>
@@ -18392,7 +18407,11 @@
     </w:p>
     <w:p>
       <w:r>
-        <w:t>PvP Stun은 제거하고 Status Component와 Action Lock 기반은 Guard Arrest/Disabled 상태에 재사용한다. Guard Stun Timer가 끝나면 서버는 Detention/Evidence Anchor와 전체 미정산 Loose Loot·Original Snapshot을 검증하고, Evidence 슬롯을 예약한 뒤 공용 BP_Loot/BP_DroppedOriginal World Pickup을 임시 생성한다. Inventory Clear와 QuickSlot 정리를 Commit하고 Player를 Detention Cell로 Teleport한 뒤 Arrested를 확정하고 Pickup을 활성화한다. 어느 단계든 실패하면 임시 Actor와 위치 변경을 Rollback하고 기존 Inventory를 유지한다. Evidence는 Cell 구조 전에도 회수할 수 있고, 구조는 기존 Player Interaction/Arrest Clear 경로를 재사용한다. Arrest Commit은 Detention Door와 Anchor의 포함 관계를 검증한다. 문턱 점유는 체포를 거부하지 않는다. 열린 문은 서버 0.1초 타이머로 안전한 닫힘을 기다리며, 연결된 구금자가 모두 이탈하거나 퇴장하면 대기를 취소한다. Phase 종료와 EndPlay에서 닫기 타이머도 정리한다. AHeistDetentionDoorActor / BP_DetentionDoor 공용 Shell이 닫힘 Collision, Cell Bounds, 세 걸쇠, 작업자, 서버 시작 시각, Revision과 개방 상태를 소유한다. PlayerState의 DetentionDoor 참조와 초기 5초 Arrest 잠금은 분리한다. 5초 뒤 ClearArrested는 실내 입력만 복구하며 닫힌 Cell 내부에서는 CrewStatus Arrested와 경비 시야 면제를 유지한다. 외부인은 내부 작업을 서버 권한으로 인계받아 2초 Hold로 개방한다. 내부인은 체포 등록 여부와 무관하게 E로 작업 시작 후 성공 구간에서 E를 눌러 걸쇠를 해제한다. 다른 작업자의 진행 안내는 유지하되 외부 구조 중에는 소유권을 빼앗지 못한다. 서버는 연결, Pawn, Phase, Overlap, Cell 안팎, 작업자, 거리, Revision과 서버 시각을 검증한다. Client는 점수나 성공을 확정하지 않는다. 타이밍 판정은 서버 도착 시각에서 서버 PlayerState의 왕복 지연 절반을 최대 0.25초까지만 빼서 근사한다. 현재 라운드 시작 전 입력과 과거 Revision은 거부하며 Client가 판정 시각을 보내지 않는다. 걸쇠 주기 6초, 성공 구간 폭 28/20/14%, 중심 70%, 단계 시작 대기 0.5초를 초기값으로 사용한다. 실패는 현재 단계만 초기화하고 환경 금속음으로 Guard 조사를 요청한다. 이동·UI 모드 변경·Stun·Disconnect·End/EndPlay는 작업 소유권을 해제하며 완료 단계는 보존한다. 문이 이미 닫힌 상태의 추가 입소는 작업자, 라운드와 완료 걸쇠를 보존한다. 열린 문을 다시 잠그는 새 주기에서만 세 걸쇠를 초기화한다. 문 개방 시 Detention 참조를 제거하고, 닫힘 대기 중 밖으로 이탈한 플레이어의 참조도 제거한다. 문 개방과 Evidence 회수는 별도 Transaction이다. 닫힌 Cell 안 Player는 Guard/CCTV 시야와 재체포에서 제외하되 작업 실패 소음은 조사 대상으로 유지한다.</w:t>
+        <w:t xml:space="preserve">PvP Stun은 제거하고 Status Component와 Action Lock 기반은 Guard Arrest/Disabled 상태에 재사용한다. Guard Stun Timer가 끝나면 서버는 Detention/Evidence Anchor와 전체 미정산 Loose Loot·Original Snapshot을 검증하고, Evidence 슬롯을 예약한 뒤 공용 BP_Loot/BP_DroppedOriginal World Pickup을 임시 생성한다. Inventory Clear와 QuickSlot 정리를 Commit하고 Player를 Detention Cell로 Teleport한 뒤 Arrested를 확정하고 Pickup을 활성화한다. 어느 단계든 실패하면 임시 Actor와 위치 변경을 Rollback하고 기존 Inventory를 유지한다. Evidence는 Cell 구조 전에도 회수할 수 있고, 구조는 기존 Player Interaction/Arrest Clear 경로를 재사용한다. Arrest Commit은 Detention Door와 </w:t>
+      </w:r>
+      <w:r>
+        <w:lastRenderedPageBreak/>
+        <w:t>Anchor의 포함 관계를 검증한다. 문턱 점유는 체포를 거부하지 않는다. 열린 문은 서버 0.1초 타이머로 안전한 닫힘을 기다리며, 연결된 구금자가 모두 이탈하거나 퇴장하면 대기를 취소한다. Phase 종료와 EndPlay에서 닫기 타이머도 정리한다. AHeistDetentionDoorActor / BP_DetentionDoor 공용 Shell이 닫힘 Collision, Cell Bounds, 세 걸쇠, 작업자, 서버 시작 시각, Revision과 개방 상태를 소유한다. PlayerState의 DetentionDoor 참조와 초기 5초 Arrest 잠금은 분리한다. 5초 뒤 ClearArrested는 실내 입력만 복구하며 닫힌 Cell 내부에서는 CrewStatus Arrested와 경비 시야 면제를 유지한다. 외부인은 내부 작업을 서버 권한으로 인계받아 2초 Hold로 개방한다. 내부인은 체포 등록 여부와 무관하게 E로 작업 시작 후 성공 구간에서 E를 눌러 걸쇠를 해제한다. 다른 작업자의 진행 안내는 유지하되 외부 구조 중에는 소유권을 빼앗지 못한다. 서버는 연결, Pawn, Phase, Overlap, Cell 안팎, 작업자, 거리, Revision과 서버 시각을 검증한다. Client는 점수나 성공을 확정하지 않는다. 타이밍 판정은 서버 도착 시각에서 서버 PlayerState의 왕복 지연 절반을 최대 0.25초까지만 빼서 근사한다. 현재 라운드 시작 전 입력과 과거 Revision은 거부하며 Client가 판정 시각을 보내지 않는다. 걸쇠 주기 6초, 성공 구간 폭 28/20/14%, 중심 70%, 단계 시작 대기 0.5초를 초기값으로 사용한다. 실패는 현재 단계만 초기화하고 환경 금속음으로 Guard 조사를 요청한다. 이동·UI 모드 변경·Stun·Disconnect·End/EndPlay는 작업 소유권을 해제하며 완료 단계는 보존한다. 문이 이미 닫힌 상태의 추가 입소는 작업자, 라운드와 완료 걸쇠를 보존한다. 열린 문을 다시 잠그는 새 주기에서만 세 걸쇠를 초기화한다. 문 개방 시 Detention 참조를 제거하고, 닫힘 대기 중 밖으로 이탈한 플레이어의 참조도 제거한다. 문 개방과 Evidence 회수는 별도 Transaction이다. 닫힌 Cell 안 Player는 Guard/CCTV 시야와 재체포에서 제외하되 작업 실패 소음은 조사 대상으로 유지한다.</w:t>
       </w:r>
     </w:p>
     <w:p>
@@ -18653,6 +18672,7 @@
               <w:pStyle w:val="TableText"/>
             </w:pPr>
             <w:r>
+              <w:lastRenderedPageBreak/>
               <w:t>검사</w:t>
             </w:r>
           </w:p>
@@ -18712,7 +18732,7 @@
               <w:pStyle w:val="TableText"/>
             </w:pPr>
             <w:r>
-              <w:t>Surface 맵별 40종, 총 120종 카탈로그와 매치별 활성 M01/M02 20종·M03 12종. Object Template/Part Data는 Deferred Expansion 보존</w:t>
+              <w:t>Surface 맵별 40종, 총 120종 카탈로그와 매치별 활성 세 맵 각각 12종. Object Template/Part Data는 Deferred Expansion 보존</w:t>
             </w:r>
           </w:p>
         </w:tc>
@@ -19402,6 +19422,7 @@
               <w:rPr>
                 <w:sz w:val="16"/>
               </w:rPr>
+              <w:lastRenderedPageBreak/>
               <w:t>Completed</w:t>
             </w:r>
           </w:p>
@@ -19632,6 +19653,7 @@
         </w:numPr>
       </w:pPr>
       <w:r>
+        <w:lastRenderedPageBreak/>
         <w:t>E Confirm은 Grid/Weight 사전 검증, Replica commit, OriginalRemoved, Inventory FastArray 추가, Carrier/Objective 갱신을 하나의 서버 트랜잭션으로 처리한다. 실패 시 ReplicaReady와 기존 Inventory를 유지한다.</w:t>
       </w:r>
     </w:p>
@@ -19734,6 +19756,7 @@
       </w:pPr>
       <w:bookmarkStart w:id="40" w:name="_Toc241417269"/>
       <w:r>
+        <w:lastRenderedPageBreak/>
         <w:t>Forgery Score And Replica Acceptance</w:t>
       </w:r>
       <w:bookmarkEnd w:id="40"/>
@@ -20033,7 +20056,7 @@
     <w:p/>
     <w:p>
       <w:r>
-        <w:t>DT_ForgeryTemplate은 M01/M02/M03별로 유효한 Surface Template 40종을 유지한다. 계약 데이터의 MatchPaintingExhibitCount는 기본 20이며 MapPaintingExhibitCounts의 M03=12로 해당 맵만 재정의한다. ResolveMatchPaintingExhibitCount(MapId)를 Template Draw와 활성 Case 배정 및 ContentReady 검증에 동일하게 적용한다. 서버는 Shuffle Bag에서 해당 수량을 중복 없이 Draw하고 Required Target Case에 첫 Template을 배정한 뒤 나머지 활성 Case에 하나씩 배정한다. Case는 Assigned TemplateId, ReferenceImage와 AssignmentRevision을 복제한다. Forgery 준비는 상호작용한 Case의 Assigned TemplateId를 사용한다. 부족한 콘텐츠는 INCOMPLETE로 기록하며 출시 기준은 맵별 카탈로그 40종과 M01/M02 활성 Case 20개, M03 활성 Case 12개다.</w:t>
+        <w:t>DT_ForgeryTemplate은 M01/M02/M03별로 유효한 Surface Template 40종을 유지한다. 계약 데이터의 MatchPaintingExhibitCount는 기본 20이며 MapPaintingExhibitCounts의 M01=12, M02=12, M03=12로 각 출시 맵을 재정의한다. ResolveMatchPaintingExhibitCount(MapId)를 Template Draw와 활성 Case 배정 및 ContentReady 검증에 동일하게 적용한다. 서버는 Shuffle Bag에서 해당 수량을 중복 없이 Draw하고 Required Target Case에 첫 Template을 배정한 뒤 나머지 활성 Case에 하나씩 배정한다. Case는 Assigned TemplateId, ReferenceImage와 AssignmentRevision을 복제한다. Forgery 준비는 상호작용한 Case의 Assigned TemplateId를 사용한다. 부족한 콘텐츠는 INCOMPLETE로 기록하며 출시 기준은 맵별 카탈로그 40종과 세 맵 각각 활성 Case 12개다.</w:t>
       </w:r>
     </w:p>
     <w:tbl>
@@ -20609,6 +20632,7 @@
               <w:rPr>
                 <w:sz w:val="16"/>
               </w:rPr>
+              <w:lastRenderedPageBreak/>
               <w:t>AllowedPalette</w:t>
             </w:r>
           </w:p>
@@ -21265,6 +21289,7 @@
           </w:tcPr>
           <w:p>
             <w:r>
+              <w:lastRenderedPageBreak/>
               <w:t>10.0 / Lockdown</w:t>
             </w:r>
           </w:p>
@@ -21390,7 +21415,11 @@
         </w:numPr>
       </w:pPr>
       <w:r>
-        <w:t>HUD는 Setup/Destruct에서 Vent Feedback Delegate를 구독·해제한다. 개방은 기존 임시 EventText와 Class Defaults의 VentOpenedSound, 정산은 기존 Popup과 VentSettlementSound로 표시한다. 두 사운드는 단일 VentFeedbackAudioComponent를 공유하고 HUD 정리 시 재생과 Component를 정리한다.</w:t>
+        <w:t xml:space="preserve">HUD는 Setup/Destruct에서 Vent Feedback Delegate를 구독·해제한다. 개방은 기존 임시 EventText와 Class Defaults의 VentOpenedSound, 정산은 기존 Popup과 </w:t>
+      </w:r>
+      <w:r>
+        <w:lastRenderedPageBreak/>
+        <w:t>VentSettlementSound로 표시한다. 두 사운드는 단일 VentFeedbackAudioComponent를 공유하고 HUD 정리 시 재생과 Component를 정리한다.</w:t>
       </w:r>
     </w:p>
     <w:p>
@@ -22127,6 +22156,7 @@
       </w:pPr>
       <w:bookmarkStart w:id="48" w:name="_Toc241417277"/>
       <w:r>
+        <w:lastRenderedPageBreak/>
         <w:t>멀티플레이</w:t>
       </w:r>
       <w:r>
@@ -22677,6 +22707,7 @@
     </w:p>
     <w:p>
       <w:r>
+        <w:lastRenderedPageBreak/>
         <w:t>Client는 PTT 중 IOnlineVoice::IsLocalPlayerTalking이 실제 발화를 보고할 때만 저빈도 발화 상태를 Server RPC로 전달한다. 서버는 PlayerController Ownership, Match Phase, Character Gameplay 가능 상태와 최소 0.8초 간격을 검증하고, 서버가 가진 Character 위치에서 반경 800cm의 Voice SoundPing을 생성한다. PCM, 녹음 파일, 전사 텍스트는 RPC·Replication·Telemetry에 포함하지 않는다.</w:t>
       </w:r>
     </w:p>
@@ -23488,6 +23519,7 @@
       </w:pPr>
       <w:bookmarkStart w:id="54" w:name="_Toc241417283"/>
       <w:r>
+        <w:lastRenderedPageBreak/>
         <w:t>서버</w:t>
       </w:r>
       <w:r>
@@ -24104,6 +24136,7 @@
       </w:pPr>
       <w:bookmarkStart w:id="57" w:name="_Toc241417286"/>
       <w:r>
+        <w:lastRenderedPageBreak/>
         <w:t xml:space="preserve">Gameplay Architecture, FastArray </w:t>
       </w:r>
       <w:r>
@@ -25059,6 +25092,7 @@
       </w:pPr>
       <w:bookmarkStart w:id="61" w:name="_Toc241417290"/>
       <w:r>
+        <w:lastRenderedPageBreak/>
         <w:t>GameplayTag Dictionary</w:t>
       </w:r>
       <w:bookmarkEnd w:id="61"/>
@@ -25804,6 +25838,7 @@
           </w:tcPr>
           <w:p>
             <w:r>
+              <w:lastRenderedPageBreak/>
               <w:t>P1</w:t>
             </w:r>
           </w:p>
@@ -26498,6 +26533,7 @@
       </w:pPr>
       <w:bookmarkStart w:id="67" w:name="_Toc241417296"/>
       <w:r>
+        <w:lastRenderedPageBreak/>
         <w:t xml:space="preserve">ViewModel </w:t>
       </w:r>
       <w:r>
@@ -26972,7 +27008,11 @@
     </w:p>
     <w:p>
       <w:r>
-        <w:t>v1.0 Surface Forgery WBP는 한글 중심 Mode Title, ‘예상 품질 {점수}/100 · 제출 가능 70+’ 단일 표시, Remaining Time, Submit, Cancel과 통합 하단 안내를 사용한다. InstructionText, ModeStatusText, 별도 QualityRequirementText, 서버 점수, Alert Warning과 Lockdown Countdown은 표시하지 않는다. Suspicious/Searching에서는 Session을 유지하고 Alarmed/Lockdown 진입 시 AHeistGameMode가 활성 Session을 AlertDanger로 서버에서 먼저 취소한다. Widget은 즉시 닫아 Gameplay Input을 복원하며 위험 단계 신규 Observation/Session Begin은 서버가 거부한다. Surface 작업 영역은 Palette와 Drawing Content 안의 시각적 소/중/대 Brush를 사용한다. Pointer 입력은 실제 Drawing Surface Geometry에서 정규화하고 서버 Score와 Replica Palette Raster는 256×256으로 정규화한다. 서버가 70점 이상 Submit을 수락하면 Widget을 닫고 ReplicaReady E/R은 World HUD Prompt로 안내한다. WBP_HeistObjectAssembly는 Deferred Expansion 자산으로 보존하되 v1 HUD에서 생성·표시하지 않는다.</w:t>
+        <w:t xml:space="preserve">v1.0 Surface Forgery WBP는 한글 중심 Mode Title, ‘예상 품질 {점수}/100 · 제출 가능 70+’ 단일 표시, Remaining Time, Submit, Cancel과 통합 하단 안내를 사용한다. InstructionText, ModeStatusText, 별도 QualityRequirementText, 서버 점수, Alert Warning과 Lockdown Countdown은 표시하지 않는다. Suspicious/Searching에서는 Session을 유지하고 Alarmed/Lockdown 진입 시 AHeistGameMode가 활성 Session을 AlertDanger로 서버에서 먼저 취소한다. Widget은 즉시 닫아 Gameplay Input을 복원하며 위험 단계 신규 Observation/Session Begin은 서버가 거부한다. Surface 작업 영역은 Palette와 Drawing Content 안의 시각적 소/중/대 Brush를 사용한다. Pointer 입력은 실제 Drawing Surface </w:t>
+      </w:r>
+      <w:r>
+        <w:lastRenderedPageBreak/>
+        <w:t>Geometry에서 정규화하고 서버 Score와 Replica Palette Raster는 256×256으로 정규화한다. 서버가 70점 이상 Submit을 수락하면 Widget을 닫고 ReplicaReady E/R은 World HUD Prompt로 안내한다. WBP_HeistObjectAssembly는 Deferred Expansion 자산으로 보존하되 v1 HUD에서 생성·표시하지 않는다.</w:t>
       </w:r>
     </w:p>
     <w:p>
@@ -27546,6 +27586,7 @@
           </w:tcPr>
           <w:p>
             <w:r>
+              <w:lastRenderedPageBreak/>
               <w:t>Vent Settlement</w:t>
             </w:r>
           </w:p>
@@ -28502,6 +28543,7 @@
               <w:rPr>
                 <w:sz w:val="16"/>
               </w:rPr>
+              <w:lastRenderedPageBreak/>
               <w:t>MatchEnd</w:t>
             </w:r>
           </w:p>
@@ -29315,6 +29357,7 @@
         </w:numPr>
       </w:pPr>
       <w:r>
+        <w:lastRenderedPageBreak/>
         <w:t>Forgery Owner-only UI</w:t>
       </w:r>
     </w:p>
@@ -29531,7 +29574,11 @@
         <w:pStyle w:val="a0"/>
       </w:pPr>
       <w:r>
-        <w:t>PackageProject.ps1은 UAT 시작 시 Full Git Revision, Dirty 상태와 Source 입력 지문을 고정하고 종료 후 같은 입력인지 검사한다. 신규 BuildInfo.json schema 2는 Source 입력 SHA와 External Content Lock SHA를 함께 기록한다. Git에서 제외된 외부 Content는 ExternalContentLock.json의 경로·크기·SHA로 고정한다.</w:t>
+        <w:t xml:space="preserve">PackageProject.ps1은 UAT 시작 시 Full Git Revision, Dirty 상태와 Source 입력 지문을 고정하고 종료 후 같은 입력인지 검사한다. 신규 BuildInfo.json schema 2는 Source 입력 SHA와 External </w:t>
+      </w:r>
+      <w:r>
+        <w:lastRenderedPageBreak/>
+        <w:t>Content Lock SHA를 함께 기록한다. Git에서 제외된 외부 Content는 ExternalContentLock.json의 경로·크기·SHA로 고정한다.</w:t>
       </w:r>
     </w:p>
     <w:p>
@@ -30355,6 +30402,7 @@
       </w:pPr>
       <w:bookmarkStart w:id="82" w:name="_Toc241417311"/>
       <w:r>
+        <w:lastRenderedPageBreak/>
         <w:t>DT_ItemMaster</w:t>
       </w:r>
       <w:bookmarkEnd w:id="82"/>
@@ -32408,6 +32456,7 @@
       </w:pPr>
       <w:bookmarkStart w:id="87" w:name="_Toc241417316"/>
       <w:r>
+        <w:lastRenderedPageBreak/>
         <w:t>DT_ArtifactData</w:t>
       </w:r>
       <w:bookmarkEnd w:id="87"/>
@@ -33009,6 +33058,7 @@
       </w:pPr>
       <w:bookmarkStart w:id="90" w:name="_Toc241417319"/>
       <w:r>
+        <w:lastRenderedPageBreak/>
         <w:t xml:space="preserve">Runtime </w:t>
       </w:r>
       <w:r>
@@ -33771,6 +33821,7 @@
               <w:rPr>
                 <w:sz w:val="16"/>
               </w:rPr>
+              <w:lastRenderedPageBreak/>
               <w:t>Environment</w:t>
             </w:r>
           </w:p>
@@ -33819,7 +33870,7 @@
               <w:pStyle w:val="TableText"/>
             </w:pPr>
             <w:r>
-              <w:t>M01/M02/M03 각 40개, 총 120개 Reference/Mask/Palette/Preview. 매치별 맵 Pool에서 M01/M02 20개·M03 12개 활성 배정</w:t>
+              <w:t>M01/M02/M03 각 40개, 총 120개 Reference/Mask/Palette/Preview. 매치별 맵 Pool에서 세 맵 각각 12개 활성 배정</w:t>
             </w:r>
           </w:p>
         </w:tc>
@@ -34588,6 +34639,7 @@
       </w:pPr>
       <w:bookmarkStart w:id="95" w:name="_Toc241417324"/>
       <w:r>
+        <w:lastRenderedPageBreak/>
         <w:t>Contract Run Runtime Contracts</w:t>
       </w:r>
       <w:bookmarkEnd w:id="95"/>
@@ -35331,7 +35383,7 @@
         </w:numPr>
       </w:pPr>
       <w:r>
-        <w:t>Surface Template은 맵별 40종 Shuffle Bag을 사용하며 MatchStart에 맵별 계약 수량(M01/M02 20종, M03 12종)을 Draw하고 같은 Match Assignment 안에서 중복하지 않는다.</w:t>
+        <w:t>Surface Template은 맵별 40종 Shuffle Bag을 사용하며 MatchStart에 맵별 계약 수량(세 맵 각각 12종)을 Draw하고 같은 Match Assignment 안에서 중복하지 않는다.</w:t>
       </w:r>
     </w:p>
     <w:p>
@@ -35380,6 +35432,7 @@
       </w:pPr>
       <w:bookmarkStart w:id="98" w:name="_Toc241417327"/>
       <w:r>
+        <w:lastRenderedPageBreak/>
         <w:t>Surface Forgery Timer and Timeout Handling / Assembly Deferred</w:t>
       </w:r>
       <w:bookmarkEnd w:id="98"/>
@@ -36244,6 +36297,7 @@
               <w:pStyle w:val="TableText"/>
             </w:pPr>
             <w:r>
+              <w:lastRenderedPageBreak/>
               <w:t>UHeistHUDViewModel</w:t>
             </w:r>
           </w:p>
@@ -36657,22 +36711,30 @@
         <w:pStyle w:val="a0"/>
       </w:pPr>
       <w:r>
-        <w:t>일반 전시 그림은 Map의 StaticMeshActor와 기존 Material/Texture로 구성하며 Gameplay Interaction, CaseId, ArtifactId, Contract Assignment, Quota 및 Template Shuffle Bag에 참여하지 않는다. M01/M02 활성 Painting Case 20개와 M03 활성 Painting Case 12개에 기존 공용 BP_PaintingDisplayCase를 유지한다. 비활성 Case 숨김을 장식 전시물 구현으로 사용하지 않는다. M03 액자는 03a/05a의 표시 메시 균등 Scale을 2/3/4, 04a를 4/6/8로 고정한다. 상호작용 Actor와 Box는 Scale 1을 유지하며 표시 메시만 확대한다. 확장된 맵의 Navigation, Patrol, 보안 연결, FloorPlan Bounds와 Zone/Exit Anchor를 저장된 배치와 함께 검증한다.</w:t>
+        <w:t xml:space="preserve">일반 전시 그림은 Map의 StaticMeshActor와 기존 Material/Texture로 구성하며 Gameplay Interaction, CaseId, ArtifactId, Contract Assignment, Quota 및 Template Shuffle Bag에 참여하지 않는다. 세 맵 각각 활성 Painting Case 12개에 기존 공용 BP_PaintingDisplayCase를 유지한다. 비활성 Case 숨김을 장식 전시물 구현으로 사용하지 않는다. 세 맵의 액자는 03a/05a의 표시 메시 균등 Scale을 2/3/4, 04a를 4/6/8로 고정한다. 상호작용 Actor와 Box는 Scale 1을 유지하며 표시 </w:t>
+      </w:r>
+      <w:r>
+        <w:lastRenderedPageBreak/>
+        <w:t>메시만 확대한다. 확장된 맵의 Navigation, Patrol, 보안 연결, FloorPlan Bounds와 Zone/Exit Anchor를 저장된 배치와 함께 검증한다.</w:t>
       </w:r>
     </w:p>
     <w:p>
       <w:r>
-        <w:t>환경 조명은 Actor 부모 Blueprint 4종 BP_HeistLight_Droplights_01a/01b/01c와 BP_HeistLight_DropCeiling_01a로 관리한다. 각 타입은 해당 Showcase 메시의 FixtureMesh 1개와 KeySpot 1개만 가진다. 메시 크기와 천장 접점, 광원 시작점은 Blueprint 기본값으로 고정하며 맵 인스턴스의 메시 Transform override를 제거한다. 기존 2배 확대의 가로 크기를 유지하고 매달림 부분의 세로 길이를 조정한다. M03 저장 배치의 실제 Bounds 기준 작품등 3종은 약 112~115cm, 통로등은 약 197cm 내려온다. 설치 기준 Z=800cm와 천장 모듈의 최대 4cm 층차를 적용하며 Blueprint 메시 크기는 유지한다. Actor 피벗은 천장 접점이며 레벨에서는 위치·Yaw와 작품 조준 방향을 설정한다. M03 작품등의 긴 축은 벽과 평행하게 두고 KeySpot 회전은 별도로 계산한다. 조준은 중심을 출발점으로 하되 상하 균일성을 위해 아래쪽으로 보정할 수 있다. 높이 변경에 필요한 감쇠 거리와 작품 전체를 포함하는 Cone만 조정한다. M03 환경 광원은 Candelas와 inverse-square 감쇠로 통일하고 최종 야간 세기는 사용자 지정 4cd를 공통 적용한다. 기능성 보안 Light는 유지한다. 배치별 Blueprint 생성 및 주변 광원 흡수는 금지한다. 이 환경 4종은 사용자 승인 예외이며 Gameplay Shell 분리 규칙을 확장하지 않는다. M03 작품 표면은 가장자리 8%를 제외한 5×5 지점에서 직접 확산광을 근사해 최저/최고 0.5 이상을 목표로 한다. 이 값은 렌더 조도 측정이 아니므로 가림 Trace와 실제 Lit 화면을 별도로 확인한다. 전체 작품 배정과 조명 단위를 저장 후 재조회한다. 공용 Blueprint 변경 없이 M03 인스턴스만 보정하고 기존 4종을 재사용한다. M03 천장 광원 92개는 4cd, CCTV 8개는 2cd로 저장하고 Directional/Sky와 고정 노출은 유지한다. CCTV 감지 범위·위험 색상은 유지한다. PostProcess Ambient Cubemap은 기존 /Engine/MapTemplates/Sky/DaylightAmbientCubemap 참조, Intensity=0.005, Tint RGBA=(0.65, 0.75, 1, 1)이다. Film Toe 0.53, Shadows Offset RGB=(0.0006, 0.0009, 0.0012), Shadows Max 0.035, Vignette 0.3은 유지한다. M03 천장 FixtureMesh 92개의 Affect Dynamic Indirect Lighting을 끄고, 해당 PostProcessVolume의 Lumen Final Gather Screen Traces를 비활성화한다. 패널 이미시브의 가시적 발광은 유지하되 불안정한 간접광 기여를 억제하고 실제 국소 조명은 SpotLight가 담당한다. Lumen 전체, 반사 Screen Traces, 메시의 Visible in Ray Tracing과 공용 재질/Blueprint는 변경하지 않는다. 프로젝트 ConsoleVariables의 r.Shadow.Virtual.OnePassProjection.MaxLightsPerPixel=32는 기존 16 초과 경고에 대한 별도 보정이며 일시적 GPU 메모리 비용이 증가한다. 성능 개선 또는 모든 움직임에서의 무결점은 정적 화면만으로 확정하지 않는다. Editor 비교 캡처는 사용자 에디터와 같은 GI/Reflection/Shadow/PostProcess/AA Epic 단계로 명시하여 자동 세션의 Medium 시작값과 혼동하지 않는다. 저장·재로드 값, 배치·에셋 보존, Lit 화면과 사용자 PIE를 구분해 검증한다.</w:t>
+        <w:t>환경 조명은 기존 BP_HeistLight_Droplights_01a/01b/01c와 BP_HeistLight_DropCeiling_01a 네 타입을 재사용한다. 각 타입은 FixtureMesh 1개와 KeySpot 1개로 구성하고 기존 메시 크기·천장 접점·매달림 길이를 보존한다. 레벨 인스턴스에서 천장 접점·Yaw와 광원 조준만 설정하며 작품등의 긴 축은 벽과 평행하게 둔다. 천장 유효 높이를 바닥 상면에서 800cm로 통일한다. M01 천장 하단은 Z=800cm, 바닥 상면 Z=10cm인 M02는 Z=810cm, M03은 기존 Z=800cm 및 겹침 방지 2cm 층차를 유지한다. 기존 외벽 상단과 몰딩·조명 접점만 높이에 맞추고 평면 동선과 출입구 폭·높이는 유지한다. 작품별 담당 전등과 기존 통로등은 모두 4 Candelas, inverse-square 감쇠를 사용한다. 별도 환경 PointLight도 4cd로 맞추되 기능 참조와 색을 유지한다. CCTV는 각 6/4/8개, 2cd이며 감지 범위·각도·Sweep·위험 색상은 변경하지 않는다. 공용 전등 기본값과 CCTV C++ 기본값도 같은 단위를 사용한다. 세 맵 각각 작품 60개 모두 담당 조명으로 연결하며 전체 구도를 Cone 안에 포함한다. 작품 표면 5×5 직접광 근사, 복잡 충돌 가림 Trace와 실제 Lit 화면을 서로 구분한다. FixtureMesh의 Affect Dynamic Indirect Lighting과 PostProcess의 Lumen Final Gather Screen Traces를 끄고 가시적 패널 발광과 SpotLight 직접광을 유지한다. Lumen 전체나 반사 Screen Traces는 끄지 않는다. PostProcess는 고정 EV100=1, Bias=0, 기존 Engine DaylightAmbientCubemap의 Intensity=0.005와 Tint=(0.65,0.75,1), Film Toe=0.53, Shadows Offset RGB=(0.0006,0.0009,0.0012), Shadows Max=0.035, Vignette=0.3을 공통 사용한다. Directional/Sky와 나머지 맵 색보정은 보존한다. 프로젝트 VSM MaxLightsPerPixel=32는 조명 중첩 경고에 대한 별도 보정이다. 비교 캡처의 GI/Reflection/Shadow/PostProcess/AA 품질 단계를 명시하며 정적 캡처를 사용자 PIE 또는 성능 증명으로 취급하지 않는다.</w:t>
       </w:r>
     </w:p>
     <w:p>
       <w:r>
-        <w:t>Painting은 Showcase SM_Canvas_Painting_01a~07a 중 하나의 메시를 사용한다. 원본과 Replica는 동일한 표시 컴포넌트의 PaintingTexture 재질 파라미터로 교체하며 Preview는 월드의 원본을 덮어쓰지 않는다. 메시별 그림 UV 영역과 방향을 보정하고 테두리·뒷면의 기존 재질을 보존한다. 장식 그림은 상호작용 컴포넌트를 추가하지 않는다. 월드 그림은 원본과 Replica 모두 Contain UV로 종횡비와 전체 구도를 보존하며, 남는 영역은 현재 그림의 검정 바탕색으로 채운다. 흰 매트, 비균등 이미지 늘림과 중앙 Cover 잘림은 사용하지 않는다. 미배정 에디터 프리뷰에도 유효한 기본 그림을 지정한다. Actor와 표시 메시의 스케일은 0.1 단위 균등 배율로 작성한다. 액자 피벗에 따른 시각 중심 변화를 보정하고 기존 벽면·군집을 유지하며 간격과 정렬을 조정한다. 활성 작품의 수평 이동에는 Actor와 Interaction 위치를 함께 이동시키고 바닥 기준 Z 및 Box 크기는 보존한다.</w:t>
+        <w:t xml:space="preserve">Painting은 Showcase SM_Canvas_Painting_01a~07a 중 하나의 메시를 사용한다. 원본과 Replica는 동일한 표시 컴포넌트의 PaintingTexture 재질 파라미터로 교체하며 Preview는 월드의 원본을 덮어쓰지 않는다. 메시별 그림 UV 영역과 방향을 보정하고 테두리·뒷면의 기존 재질을 보존한다. 장식 그림은 상호작용 컴포넌트를 추가하지 않는다. 월드 그림은 원본과 Replica 모두 Contain UV로 종횡비와 전체 구도를 보존하며, 남는 영역은 현재 그림의 검정 바탕색으로 채운다. 흰 매트, 비균등 이미지 늘림과 중앙 Cover 잘림은 사용하지 않는다. 미배정 에디터 프리뷰에도 유효한 기본 그림을 지정한다. Actor와 표시 메시의 스케일은 0.1 단위 균등 배율로 작성한다. 액자 피벗에 따른 시각 중심 변화를 보정하고 기존 벽면·군집을 유지하며 간격과 정렬을 조정한다. 활성 작품의 수평 이동에는 Actor와 Interaction 위치를 함께 이동시키고 바닥 기준 Z 및 Box 크기는 보존한다. 상호작용 Actor와 Interaction Box는 Scale 1, Box HalfExtent=(60,60,80)cm를 유지하고 표시 메시 크기와 분리한다. 기존 공용 BP_PaintingDisplayCase의 SecurityPanelVisual 하나로 탈취 표식을 표시한다. 기존 Plane/M_Tech_Panel을 참조하는 기능성 </w:t>
+      </w:r>
+      <w:r>
+        <w:lastRenderedPageBreak/>
+        <w:t>표시이며 충돌은 없고, 작은 액자는 아래쪽에, 바닥에 가까운 큰 액자는 낮은 측면에 배치한다. 장식 액자에는 이 표식·Case Identity·상호작용을 추가하지 않는다.</w:t>
       </w:r>
     </w:p>
     <w:p>
       <w:r>
-        <w:t>바닥 타일용 공용 PCG는 에디터 제작 도구로만 사용한다. Grid 간격·범위, Seed 및 StaticMesh 목록을 편집할 수 있어야 하며 같은 Seed의 재생성은 같은 배치를 만든다. M01은 기존 400cm 간격의 30×22 타일 범위를 유지한다. 생성 인스턴스의 Collision과 저장·재로드를 검사한 뒤 기존 중복 타일을 제거한다. 런타임에서 타일이나 방 구조를 무작위로 재생성하지 않는다. Actor 위치의 소수점은 0 방향으로 절삭하며 회전과 스케일은 보존한다.</w:t>
+        <w:t>바닥 타일용 BP_FloorTilePCG와 PCG_FloorTiles 하나를 세 맵에서 재사용한다. GridExtents, CellSize, TilePivotOffset, TileMeshes, TileScale과 Seed를 인스턴스에서 편집한다. TileScale은 0.1 단위 각 축 배율이며 기존 Transform Points의 ScaleMin/ScaleMax에 같은 값을 입력한다. M01은 기존 400cm 간격 30×22 타일 660개와 Seed 92701의 메시 선택을 보존한다. M02는 기존 300cm 목재 메시의 36×29 타일 1044개와 북측 120cm 경계 36개, 총 1080개를 Seed 92702로 생성해 기존 10800×8820cm 바닥 외곽과 상면 Z=10cm를 보존한다. M03은 기존 갤러리 메시의 16×12 타일 192개를 CellSize=(660,600,100), TileScale=(1,0.9,4), Actor Z=-2, Seed 92703으로 생성해 기존 위치·높이·재질을 보존한다. Generate On Demand, 비파티션 방식으로 에디터에서 생성·저장한 인스턴스를 사용한다. 동일 Seed 재생성의 Transform·메시, BlockAll 충돌, 저장 재로드와 바닥 지지를 확인한 뒤 원래 바닥 Actor만 제거한다. 런타임 재생성과 방/복도 재생성은 금지한다. 새 메시·재질·Graph 사본을 만들지 않으며 기존 바닥 재질에는 ISM Usage 플래그만 필요 시 설정한다. 모든 배치 위치는 0 방향 절삭한 정수 cm, Actor·Component·ISM 배율은 0.1 단위로 작성하고 회전과 계산용 UV·조명 계수는 보존한다.</w:t>
       </w:r>
     </w:p>
     <w:p>
@@ -36696,7 +36758,11 @@
         <w:pStyle w:val="a0"/>
       </w:pPr>
       <w:r>
-        <w:t>레벨 재배치 후 저장·재로드한 Map에서 작품 수/Identity, 실제 액자 크기에 따른 중심·모서리 벽 지지, 관람 방향, 그림·프레임 간 간섭, 일반 전시물의 비상호작용과 독립 전시 구성을 검사한다. 실제 배치 Transform에서 패턴 형상을 대조하고 각 맵에 최소 10종이 존재하는지 확인한다. 유형 이름만 다른 동일 구도와 좌우 반전은 다양성 증거로 인정하지 않는다. 기존 Guard 시작 Capsule·경로, Laser/Painting/Button 연결과 독립 이탈로를 재검증한다. 벽·문 Geometry가 바뀐 경우에만 Floor Plan을 재생성하고 자연 2인 액자 구분·위조·회수·귀환은 별도로 확인한다. 승인 배치의 좌표 원본은 ProjectResources/SourceArt/Gallery/MuseumLevelLayout.json이며 단위는 m, Unreal 적용은 cm로 변환한다. A01~A20은 설계 배치 번호이고 case_mapping으로 기존 CaseId에 연결한다. 재생성은 이 원본의 벽·문·작품·경비 경로·Laser 연결·회수 Anchor를 사용하며 이전 좌표로 덮어쓰지 않는다. 별도 검토 Level에서 구성 후 동일 검사에 통과한 Map을 기존 출시 경로에 저장한다. 필수 Case의 Identity를 유지하며 M01 A08, M02 A13, M03 A08의 동측 일반 전시 슬롯으로 이동한다. 버튼 차폐벽은 props에 실제 충돌 Bounds를 기록하고 저장 Nav와 전체 경로 Capsule Sweep, 버튼 점유 및 순찰 경로에서의 시선 차단을 재검사한다. M02 D08·D30 출입구는 벽으로 닫고 북동 고가실은 기존 북측 관리 회랑, 남동 고가실은 S3 전시실을 일반 출입·이탈로로 유지한다. 목표 이동 시 DT_MapPresentation의 ContractTargetGalleryZoneId와 ZoneAnchor 위치·이름도 함께 갱신한다. loot_spawn_overrides는 기존 전리품 지점과 받침대의 좌표를 함께 지정하며 스폰 수와 분류는 유지한다.</w:t>
+        <w:t xml:space="preserve">레벨 재배치 후 저장·재로드한 Map에서 작품 수/Identity, 실제 액자 크기에 따른 중심·모서리 벽 지지, 관람 방향, 그림·프레임 간 간섭, 일반 전시물의 비상호작용과 독립 전시 구성을 검사한다. 실제 배치 Transform에서 패턴 형상을 대조하고 각 맵에 최소 10종이 존재하는지 확인한다. 유형 이름만 다른 동일 구도와 좌우 반전은 다양성 증거로 인정하지 않는다. 기존 Guard 시작 Capsule·경로, Laser/Painting/Button 연결과 독립 이탈로를 재검증한다. 벽·문 Geometry가 바뀐 </w:t>
+      </w:r>
+      <w:r>
+        <w:lastRenderedPageBreak/>
+        <w:t>경우에만 Floor Plan을 재생성하고 자연 2인 액자 구분·위조·회수·귀환은 별도로 확인한다. 현재 사용자 작성 M01/M02/M03의 저장 배치가 좌표 기준이다. 과거 MuseumLevelLayout.json과 Review 사본은 과거 증거이며 출시 맵 재생성·덮어쓰기에 사용하지 않는다. 규칙 교정은 기존 작품 Identity·공간·보안 연결을 보존하고 새 좌표 원본이나 전체 생성기를 운영하지 않는다. 버튼 차폐벽은 props에 실제 충돌 Bounds를 기록하고 저장 Nav와 전체 경로 Capsule Sweep, 버튼 점유 및 순찰 경로에서의 시선 차단을 재검사한다. M02 D08·D30 출입구는 벽으로 닫고 북동 고가실은 기존 북측 관리 회랑, 남동 고가실은 S3 전시실을 일반 출입·이탈로로 유지한다. 목표 이동 시 DT_MapPresentation의 ContractTargetGalleryZoneId와 ZoneAnchor 위치·이름도 함께 갱신한다. loot_spawn_overrides는 기존 전리품 지점과 받침대의 좌표를 함께 지정하며 스폰 수와 분류는 유지한다.</w:t>
       </w:r>
     </w:p>
     <w:p>
@@ -36830,6 +36896,7 @@
       </w:pPr>
       <w:bookmarkStart w:id="103" w:name="_Toc241417332"/>
       <w:r>
+        <w:lastRenderedPageBreak/>
         <w:t>Greed Decision Telemetry Contract</w:t>
       </w:r>
       <w:bookmarkEnd w:id="103"/>
@@ -37775,6 +37842,7 @@
           </w:tcPr>
           <w:p>
             <w:r>
+              <w:lastRenderedPageBreak/>
               <w:t>Vent Settlement / Shared Extraction</w:t>
             </w:r>
           </w:p>
@@ -38182,6 +38250,7 @@
               <w:rPr>
                 <w:sz w:val="16"/>
               </w:rPr>
+              <w:lastRenderedPageBreak/>
               <w:t>FHeistArtifactDataRow</w:t>
             </w:r>
           </w:p>
@@ -38850,7 +38919,7 @@
               <w:pStyle w:val="TableText"/>
             </w:pPr>
             <w:r>
-              <w:t>Release 2P / 3P / 4P. Required 1개 포함 활성 Painting M01/M02 20개·M03 12개</w:t>
+              <w:t>Release 2P / 3P / 4P. Required 1개 포함 활성 Painting 세 맵 각각 12개</w:t>
             </w:r>
           </w:p>
         </w:tc>
@@ -39045,6 +39114,7 @@
       </w:pPr>
       <w:bookmarkStart w:id="107" w:name="_Toc241417336"/>
       <w:r>
+        <w:lastRenderedPageBreak/>
         <w:t>Runtime Snapshot and Replication</w:t>
       </w:r>
       <w:bookmarkEnd w:id="107"/>
@@ -39564,6 +39634,7 @@
         <w:pStyle w:val="a0"/>
       </w:pPr>
       <w:r>
+        <w:lastRenderedPageBreak/>
         <w:t>Forgery Import는 기존 Texture 폴더를 선삭제하지 않고 Editor의 replace_existing 경로로 갱신한다. 필수 Asset Import/저장 결과를 확인한 경우에만 성공으로 기록한다. 실패 시 일부 Asset이 갱신됐을 수 있으므로 전체 Rollback을 보장한 것으로 보고하지 않는다.</w:t>
       </w:r>
     </w:p>
@@ -39573,6 +39644,7 @@
       </w:pPr>
       <w:bookmarkStart w:id="109" w:name="_Toc241417338"/>
       <w:r>
+        <w:lastRenderedPageBreak/>
         <w:t>Appendix C — Comprehensive Definition of Done</w:t>
       </w:r>
       <w:bookmarkEnd w:id="109"/>

--- a/Museum_Heist_TDD.docx
+++ b/Museum_Heist_TDD.docx
@@ -15642,7 +15642,7 @@
     </w:p>
     <w:p>
       <w:r>
-        <w:t>BP_HeistPlayerCharacter는 FirstPersonCamera에 Flashlight 태그의 Movable SpotLight 하나를 조립한다. VisionComponent는 서버 변경과 RepNotify에서 광원 표시를 갱신한다. Camera Forward는 기존 방향 복제를 사용하며 Owner는 로컬 방향을 즉시 사용한다. HUD ViewModel은 같은 확정 상태를 구독하고 PlayerOverlay에 공통 키 정의로 만든 [F] 손전등 ON/OFF를 표시한다. 자연 2인 PIE에서 상대 광원, UI 차단과 구금 복구를 별도 검증한다. 손전등은 Candelas 12, Inner/Outer Cone 반각 16/27도를 사용한다. 이전 8/14도 대비 같은 거리의 광폭을 약 2배로 넓히며 Attenuation Radius 1500cm는 유지한다. Indirect Lighting Intensity와 Volumetric Scattering Intensity를 0으로 두어 간접광·안개 누적에 의한 소등 잔광을 줄인다. SetVisibility로 즉시 전환하며 밝기 보간이나 노출 변경은 하지 않는다.</w:t>
+        <w:t>BP_HeistPlayerCharacter는 FirstPersonCamera에 Flashlight 태그의 Movable SpotLight 하나를 조립한다. VisionComponent는 서버 변경과 RepNotify에서 광원 표시를 갱신한다. Camera Forward는 기존 방향 복제를 사용하며 Owner는 로컬 방향을 즉시 사용한다. HUD ViewModel은 같은 확정 상태를 구독하고 PlayerOverlay에 손전등 아이콘과 공통 키 정의로 만든 [F] ON/OFF를 표시한다. 자연 2인 PIE에서 상대 광원, UI 차단과 구금 복구를 별도 검증한다. 손전등은 Candelas 12, Inner/Outer Cone 반각 16/27도를 사용한다. 이전 8/14도 대비 같은 거리의 광폭을 약 2배로 넓히며 Attenuation Radius 1500cm는 유지한다. Indirect Lighting Intensity와 Volumetric Scattering Intensity를 0으로 두어 간접광·안개 누적에 의한 소등 잔광을 줄인다. SetVisibility로 즉시 전환하며 밝기 보간이나 노출 변경은 하지 않는다.</w:t>
       </w:r>
     </w:p>
     <w:p>
@@ -19719,7 +19719,7 @@
         </w:numPr>
       </w:pPr>
       <w:r>
-        <w:t>Stroke Count, Point Count, 좌표 범위, Stroke별 BrushPresetIndex 배열 수와 허용 범위, Payload Size를 검증한다. 허용 Brush Preset은 Template 비율과 무관한 고정 정규화 지름 소 0.020 / 중 0.040 / 대 0.080 세 단계이며, 800×800 Drawing Surface 기준 16 / 32 / 64 px다. Brush Preset 변경은 이후 새로 시작하는 Stroke에만 적용하고 이미 그린 Stroke의 굵기는 유지하며 Eraser 반경에는 영향을 주지 않는다. Local Painter와 화면 Raster는 전송 Point Budget과 분리해 제한 없이 유지하고, Submit 시에만 로컬 데이터를 변경하지 않는 전송용 복사본을 단순화한다. 정규화 좌표는 X/Y를 각각 16-bit Unsigned Integer로 양자화해 uint32 하나에 Packing한다. Template Transport Point Budget은 Easy 4096, Medium 5120, Hard 6144이며 48 KiB Payload 검증을 유지한다. 일반 UI는 Point Budget과 Score Raster Resolution을 노출하지 않고 Palette, Brush Size, 남은 시간과 ‘예상 품질 {점수}/100 · 제출 가능 70+’ 단일 표시를 사용한다. 작업 방법 Instruction과 별도 Mode Status는 튜토리얼 및 통합 Footer가 담당한다. Local Preview의 256×256 OpenCV 평가는 Pointer 입력 중 최대 1.25초 간격, Pointer Release 뒤 0.12초 기준으로 갱신하며 입력 Event마다 타이머를 다시 시작하지 않는다. Local Preview가 70 미만이면 Submit Button을 비활성화하지만, Submit 시 서버 권한 최종 평가는 항상 전체 256×256 경로를 사용한다.</w:t>
+        <w:t>Stroke Count, Point Count, 좌표 범위, Stroke별 BrushPresetIndex 배열 수와 허용 범위, Payload Size를 검증한다. 허용 Brush Preset은 Template 비율과 무관한 고정 정규화 지름 소 0.020 / 중 0.040 / 대 0.080 세 단계이며, 800×800 Drawing Surface 기준 16 / 32 / 64 px다. Brush Preset 변경은 이후 새로 시작하는 Stroke에만 적용하고 이미 그린 Stroke의 굵기는 유지하며 Eraser 반경에는 영향을 주지 않는다. Local Painter와 화면 Raster는 전송 Point Budget과 분리해 제한 없이 유지하고, Submit 시에만 로컬 데이터를 변경하지 않는 전송용 복사본을 단순화한다. 정규화 좌표는 X/Y를 각각 16-bit Unsigned Integer로 양자화해 uint32 하나에 Packing한다. Template Transport Point Budget은 Easy 4096, Medium 5120, Hard 6144이며 48 KiB Payload 검증을 유지한다. 일반 UI는 Point Budget과 Score Raster Resolution을 노출하지 않고 Palette, Brush Size, 남은 시간과 ‘예상 완성도’ 라벨과 진행 막대의 단일 표시를 사용한다. 작업 방법 Instruction과 별도 Mode Status는 튜토리얼 및 통합 Footer가 담당한다. Local Preview의 256×256 OpenCV 평가는 Pointer 입력 중 최대 1.25초 간격, Pointer Release 뒤 0.12초 기준으로 갱신하며 입력 Event마다 타이머를 다시 시작하지 않는다. Local Preview가 70 미만이면 Submit Button을 비활성화하지만, Submit 시 서버 권한 최종 평가는 항상 전체 256×256 경로를 사용한다.</w:t>
       </w:r>
     </w:p>
     <w:p>
@@ -25705,7 +25705,7 @@
     </w:p>
     <w:p>
       <w:r>
-        <w:t>UI 텍스처는 /Game/Assets/UI/Catalogue, 글꼴은 /Game/Assets/UI/Fonts/Catalogue에서 참조한다. WBP가 버튼 상태와 패널의 9-slice 표현을 소유한다. 작성하는 위젯 크기·오프셋·패딩·아이콘 크기와 폰트 크기는 4의 배수로 통일한다. 앵커·정렬·DPI 배율 및 월드 좌표에서 투영한 동적 위치는 이 정수 크기 규칙의 대상이 아니다. 변경 후 WBP 컴파일과 크기 감사, 주요 화면 렌더로 잘림을 확인하며 입력·서버 상태 전환은 기존 ViewModel 계약을 유지한다.</w:t>
+        <w:t>UI 텍스처는 /Game/Assets/UI/Catalogue, 글꼴은 /Game/Assets/UI/Fonts/Catalogue에서 참조한다. WBP가 버튼 상태·레이아웃·색·아이콘을 소유하며 도록 텍스처는 Draw As=Image와 Margin=0으로 전체 이미지를 표시한다. 작성하는 위젯 크기·간격·오프셋·패딩·아이콘과 UMG 표시 폰트 크기는 소수점 없는 4의 배수로 통일한다. 표시 폰트는 프로젝트 Font Resolution에 맞춰 내부 FSlateFontInfo::Size로 변환하며 72 DPI에서는 표시 크기×72/96을 저장하고 내부값을 다시 4의 배수로 반올림하지 않는다. 로비·결과·환경설정의 항목과 헤더는 공통 열 경계를 사용하고 결과의 긴 이름 영역에 충분한 폭을 확보한다. 버튼 Content Slot의 가로·세로 정렬과 Label Justification을 중앙에 맞추고 좌우·상하 패딩을 대칭으로 둔다. 앵커·정렬·색·불투명도·진행 막대의 동적 비율·DPI 배율 및 월드 좌표에서 투영한 동적 위치는 이 정수 크기 규칙의 대상이 아니다. 변경 후 WBP 컴파일과 크기 감사, 주요 화면 렌더로 잘림을 확인하며 입력·서버 상태 전환은 기존 ViewModel 계약을 유지한다.</w:t>
       </w:r>
     </w:p>
     <w:p>
@@ -25718,6 +25718,7 @@
       </w:pPr>
       <w:bookmarkStart w:id="64" w:name="_Toc241417293"/>
       <w:r>
+        <w:lastRenderedPageBreak/>
         <w:t xml:space="preserve">UI </w:t>
       </w:r>
       <w:r>
@@ -25838,7 +25839,6 @@
           </w:tcPr>
           <w:p>
             <w:r>
-              <w:lastRenderedPageBreak/>
               <w:t>P1</w:t>
             </w:r>
           </w:p>
@@ -25878,7 +25878,7 @@
           </w:tcPr>
           <w:p>
             <w:r>
-              <w:t>Inventory [TAB] 상태색, QuickSlot 1~3, Exit/Map</w:t>
+              <w:t>도구 영역의 Coin [Q], 손전등 Icon [F] ON/OFF, Inventory [TAB] 상태색, Exit/Map</w:t>
             </w:r>
           </w:p>
         </w:tc>
@@ -26124,7 +26124,7 @@
           </w:tcPr>
           <w:p>
             <w:r>
-              <w:t>기존 WBP_HeistHUD의 합의된 영역만 변경. 좌상단 미션/MM : SS/필수 목표, 중앙 상단 10칸 경계도+사건 Text, 우상단 고정 WBP_TeamCard×4, 좌하단 Inventory [TAB] 상태색, 우하단 WBP_QuickSlot×3. 기존 Interaction/ActionProgress/Popup은 유지</w:t>
+              <w:t>기존 WBP_HeistHUD의 합의된 영역만 변경. 좌상단 미션/MM : SS/필수 목표, 중앙 상단 10칸 경계도+사건 Text, 우상단 간결한 고정 WBP_TeamCard×4, 우하단 도구 영역의 Coin 한 칸·손전등 Icon [F] ON/OFF·Inventory [TAB] 상태색. 기존 QuickSlot 3개 데이터는 유지하고 빈 두 Slot은 접는다. Interaction/ActionProgress/Popup은 유지</w:t>
             </w:r>
           </w:p>
         </w:tc>
@@ -26472,7 +26472,11 @@
         </w:numPr>
       </w:pPr>
       <w:r>
-        <w:t>지속 상태는 ViewModel/FieldNotify로 노출한다. HUD 미션의 ContractValueText는 서버 ContractSnapshot의 CarriedValue + SecuredValue를 LootValueQuota와 함께 ‘운반·확보 {현재} / {목표}’로 표시한다. ViewModel은 표시값만 계산하며 성공/정산 판정을 변경하지 않는다. 계약 미초기화 시 이 행을 숨기고, 원본 드롭·압수·정산 및 매치 초기화 시 Snapshot 갱신으로 재계산한다.</w:t>
+        <w:t xml:space="preserve">지속 상태는 ViewModel/FieldNotify로 노출한다. HUD 미션의 ContractValueText는 서버 ContractSnapshot의 CarriedValue + SecuredValue를 LootValueQuota와 함께 ‘운반·확보 {현재} / {목표}’로 표시한다. ViewModel은 표시값만 계산하며 성공/정산 판정을 변경하지 않는다. 계약 </w:t>
+      </w:r>
+      <w:r>
+        <w:lastRenderedPageBreak/>
+        <w:t>미초기화 시 이 행을 숨기고, 원본 드롭·압수·정산 및 매치 초기화 시 Snapshot 갱신으로 재계산한다.</w:t>
       </w:r>
     </w:p>
     <w:p>
@@ -26533,7 +26537,6 @@
       </w:pPr>
       <w:bookmarkStart w:id="67" w:name="_Toc241417296"/>
       <w:r>
-        <w:lastRenderedPageBreak/>
         <w:t xml:space="preserve">ViewModel </w:t>
       </w:r>
       <w:r>
@@ -26796,7 +26799,7 @@
           </w:tcPr>
           <w:p>
             <w:r>
-              <w:t>Slot 1~3, Item InstanceId, Icon, Count, Key Label. HUD에서는 ItemId/Assignment/Clear UI를 표시하지 않음</w:t>
+              <w:t>Slot 1~3, Item InstanceId, Icon, Count, Key Label 데이터 계약 유지. HUD는 활성 Coin 한 칸만 표시하고 빈 두 Slot은 접는다. ItemId/Assignment/Clear UI는 표시하지 않음</w:t>
             </w:r>
           </w:p>
         </w:tc>
@@ -26824,7 +26827,7 @@
           </w:tcPr>
           <w:p>
             <w:r>
-              <w:t>한글 공통 Title/예상 품질 {점수}/100·제출 가능 70+/RemainingTime/Submit/Cancel/통합 Footer. InstructionText와 ModeStatusText는 사용하지 않는다. Responsive Reference/Drawing Surface, Palette, 시각적 Brush 소·중·대. 작업 화면에는 별도 서버 점수, QualityRequirement, Alert Warning, Lockdown Countdown을 표시하지 않는다.</w:t>
+              <w:t>한글 공통 Title/예상 완성도 라벨·진행 막대/RemainingTime/Submit/Cancel/통합 Footer. 막대 비율은 기존 C++ Local Preview 점수/100이며 70 미만 붉은색→주황색이다. 70점 기준과 기존 Submit 활성 조건을 모두 만족할 때 초록색·제출 가능, 그 외에는 보완 필요를 표시한다. dirty preview·pending·서버 기준 미달 거부 중에는 이전 고득점만으로 초록색을 유지하지 않는다. 예상 점수 숫자와 70+ 문구, InstructionText와 ModeStatusText는 표시하지 않는다. Responsive Reference/Drawing Surface, Palette, 시각적 Brush 소·중·대. 작업 화면에는 별도 서버 점수, QualityRequirement, Alert Warning, Lockdown Countdown을 표시하지 않는다. 최종 판정과 데이터 계약은 유지한다.</w:t>
             </w:r>
           </w:p>
         </w:tc>
@@ -26841,6 +26844,7 @@
           </w:tcPr>
           <w:p>
             <w:r>
+              <w:lastRenderedPageBreak/>
               <w:t>Object Assembly ViewModel (Deferred)</w:t>
             </w:r>
           </w:p>
@@ -27008,11 +27012,7 @@
     </w:p>
     <w:p>
       <w:r>
-        <w:t xml:space="preserve">v1.0 Surface Forgery WBP는 한글 중심 Mode Title, ‘예상 품질 {점수}/100 · 제출 가능 70+’ 단일 표시, Remaining Time, Submit, Cancel과 통합 하단 안내를 사용한다. InstructionText, ModeStatusText, 별도 QualityRequirementText, 서버 점수, Alert Warning과 Lockdown Countdown은 표시하지 않는다. Suspicious/Searching에서는 Session을 유지하고 Alarmed/Lockdown 진입 시 AHeistGameMode가 활성 Session을 AlertDanger로 서버에서 먼저 취소한다. Widget은 즉시 닫아 Gameplay Input을 복원하며 위험 단계 신규 Observation/Session Begin은 서버가 거부한다. Surface 작업 영역은 Palette와 Drawing Content 안의 시각적 소/중/대 Brush를 사용한다. Pointer 입력은 실제 Drawing Surface </w:t>
-      </w:r>
-      <w:r>
-        <w:lastRenderedPageBreak/>
-        <w:t>Geometry에서 정규화하고 서버 Score와 Replica Palette Raster는 256×256으로 정규화한다. 서버가 70점 이상 Submit을 수락하면 Widget을 닫고 ReplicaReady E/R은 World HUD Prompt로 안내한다. WBP_HeistObjectAssembly는 Deferred Expansion 자산으로 보존하되 v1 HUD에서 생성·표시하지 않는다.</w:t>
+        <w:t>v1.0 Surface Forgery WBP는 한글 중심 Mode Title, ‘예상 완성도’ 라벨과 진행 막대의 단일 표시, Remaining Time, Submit, Cancel과 통합 하단 안내를 사용한다. 진행 막대는 기존 C++ Local Preview 점수를 100으로 나눠 0~1로 Clamp한다. 70 미만에서는 붉은색에서 주황색으로 변하고 70점 기준과 기존 CanSubmitCurrentDrawing 활성 조건을 모두 만족할 때만 초록색과 ‘제출 가능’을 표시하고 그 외에는 ‘보완 필요’를 표시한다. dirty preview, Submit pending과 서버 QualityBelowMinimum 거부로 Submit이 비활성인 동안에는 이전 점수가 70 이상이어도 초록색을 유지하지 않는다. 작업 화면에는 예상 점수 숫자와 70+ 문구를 표시하지 않으며 이 표현 변경은 Evaluator, Local Preview 갱신 주기, Submit의 70점 기준, 서버 최종 Quality Score와 정산을 변경하지 않는다. InstructionText, ModeStatusText, 별도 QualityRequirementText, 서버 점수, Alert Warning과 Lockdown Countdown은 표시하지 않는다. Suspicious/Searching에서는 Session을 유지하고 Alarmed/Lockdown 진입 시 AHeistGameMode가 활성 Session을 AlertDanger로 서버에서 먼저 취소한다. Widget은 즉시 닫아 Gameplay Input을 복원하며 위험 단계 신규 Observation/Session Begin은 서버가 거부한다. Surface 작업 영역은 Palette와 Drawing Content 안의 시각적 소/중/대 Brush를 사용한다. Pointer 입력은 실제 Drawing Surface Geometry에서 정규화하고 서버 Score와 Replica Palette Raster는 256×256으로 정규화한다. 서버가 70점 이상 Submit을 수락하면 Widget을 닫고 ReplicaReady E/R은 World HUD Prompt로 안내한다. WBP_HeistObjectAssembly는 Deferred Expansion 자산으로 보존하되 v1 HUD에서 생성·표시하지 않는다.</w:t>
       </w:r>
     </w:p>
     <w:p>
@@ -27089,6 +27089,7 @@
                 <w:color w:val="17365D"/>
                 <w:sz w:val="17"/>
               </w:rPr>
+              <w:lastRenderedPageBreak/>
               <w:t>상황</w:t>
             </w:r>
           </w:p>
@@ -27586,7 +27587,6 @@
           </w:tcPr>
           <w:p>
             <w:r>
-              <w:lastRenderedPageBreak/>
               <w:t>Vent Settlement</w:t>
             </w:r>
           </w:p>
@@ -27834,6 +27834,7 @@
               <w:rPr>
                 <w:sz w:val="16"/>
               </w:rPr>
+              <w:lastRenderedPageBreak/>
               <w:t>HeistInvDump</w:t>
             </w:r>
           </w:p>
@@ -28543,7 +28544,6 @@
               <w:rPr>
                 <w:sz w:val="16"/>
               </w:rPr>
-              <w:lastRenderedPageBreak/>
               <w:t>MatchEnd</w:t>
             </w:r>
           </w:p>
@@ -28716,6 +28716,7 @@
           </w:tcPr>
           <w:p>
             <w:r>
+              <w:lastRenderedPageBreak/>
               <w:t>PlayerArrested</w:t>
             </w:r>
           </w:p>
@@ -29357,7 +29358,6 @@
         </w:numPr>
       </w:pPr>
       <w:r>
-        <w:lastRenderedPageBreak/>
         <w:t>Forgery Owner-only UI</w:t>
       </w:r>
     </w:p>
@@ -29443,6 +29443,7 @@
       </w:pPr>
       <w:bookmarkStart w:id="76" w:name="_Toc241417305"/>
       <w:r>
+        <w:lastRenderedPageBreak/>
         <w:t>경계</w:t>
       </w:r>
       <w:r>
@@ -29574,11 +29575,7 @@
         <w:pStyle w:val="a0"/>
       </w:pPr>
       <w:r>
-        <w:t xml:space="preserve">PackageProject.ps1은 UAT 시작 시 Full Git Revision, Dirty 상태와 Source 입력 지문을 고정하고 종료 후 같은 입력인지 검사한다. 신규 BuildInfo.json schema 2는 Source 입력 SHA와 External </w:t>
-      </w:r>
-      <w:r>
-        <w:lastRenderedPageBreak/>
-        <w:t>Content Lock SHA를 함께 기록한다. Git에서 제외된 외부 Content는 ExternalContentLock.json의 경로·크기·SHA로 고정한다.</w:t>
+        <w:t>PackageProject.ps1은 UAT 시작 시 Full Git Revision, Dirty 상태와 Source 입력 지문을 고정하고 종료 후 같은 입력인지 검사한다. 신규 BuildInfo.json schema 2는 Source 입력 SHA와 External Content Lock SHA를 함께 기록한다. Git에서 제외된 외부 Content는 ExternalContentLock.json의 경로·크기·SHA로 고정한다.</w:t>
       </w:r>
     </w:p>
     <w:p>
@@ -29607,6 +29604,7 @@
       </w:pPr>
       <w:bookmarkStart w:id="79" w:name="_Toc241417308"/>
       <w:r>
+        <w:lastRenderedPageBreak/>
         <w:t xml:space="preserve">DataTable / DataAsset </w:t>
       </w:r>
       <w:r>
@@ -30402,7 +30400,6 @@
       </w:pPr>
       <w:bookmarkStart w:id="82" w:name="_Toc241417311"/>
       <w:r>
-        <w:lastRenderedPageBreak/>
         <w:t>DT_ItemMaster</w:t>
       </w:r>
       <w:bookmarkEnd w:id="82"/>
@@ -31270,6 +31267,7 @@
       </w:pPr>
       <w:bookmarkStart w:id="83" w:name="_Toc241417312"/>
       <w:r>
+        <w:lastRenderedPageBreak/>
         <w:t>DT_LootData</w:t>
       </w:r>
       <w:bookmarkEnd w:id="83"/>
@@ -32456,7 +32454,6 @@
       </w:pPr>
       <w:bookmarkStart w:id="87" w:name="_Toc241417316"/>
       <w:r>
-        <w:lastRenderedPageBreak/>
         <w:t>DT_ArtifactData</w:t>
       </w:r>
       <w:bookmarkEnd w:id="87"/>
@@ -32495,6 +32492,7 @@
       </w:pPr>
       <w:bookmarkStart w:id="89" w:name="_Toc241417318"/>
       <w:r>
+        <w:lastRenderedPageBreak/>
         <w:t>기타</w:t>
       </w:r>
       <w:r>
@@ -33058,7 +33056,6 @@
       </w:pPr>
       <w:bookmarkStart w:id="90" w:name="_Toc241417319"/>
       <w:r>
-        <w:lastRenderedPageBreak/>
         <w:t xml:space="preserve">Runtime </w:t>
       </w:r>
       <w:r>
@@ -33536,6 +33533,7 @@
       </w:pPr>
       <w:bookmarkStart w:id="91" w:name="_Toc241417320"/>
       <w:r>
+        <w:lastRenderedPageBreak/>
         <w:t>Validation</w:t>
       </w:r>
       <w:bookmarkEnd w:id="91"/>
@@ -33821,7 +33819,6 @@
               <w:rPr>
                 <w:sz w:val="16"/>
               </w:rPr>
-              <w:lastRenderedPageBreak/>
               <w:t>Environment</w:t>
             </w:r>
           </w:p>
@@ -34382,6 +34379,7 @@
               <w:rPr>
                 <w:sz w:val="16"/>
               </w:rPr>
+              <w:lastRenderedPageBreak/>
               <w:t>Guard PvE</w:t>
             </w:r>
           </w:p>
@@ -34639,7 +34637,6 @@
       </w:pPr>
       <w:bookmarkStart w:id="95" w:name="_Toc241417324"/>
       <w:r>
-        <w:lastRenderedPageBreak/>
         <w:t>Contract Run Runtime Contracts</w:t>
       </w:r>
       <w:bookmarkEnd w:id="95"/>
@@ -35312,6 +35309,7 @@
               <w:pStyle w:val="TableText"/>
             </w:pPr>
             <w:r>
+              <w:lastRenderedPageBreak/>
               <w:t>TemplateId</w:t>
             </w:r>
           </w:p>
@@ -35432,7 +35430,6 @@
       </w:pPr>
       <w:bookmarkStart w:id="98" w:name="_Toc241417327"/>
       <w:r>
-        <w:lastRenderedPageBreak/>
         <w:t>Surface Forgery Timer and Timeout Handling / Assembly Deferred</w:t>
       </w:r>
       <w:bookmarkEnd w:id="98"/>
@@ -35705,7 +35702,7 @@
         </w:numPr>
       </w:pPr>
       <w:r>
-        <w:t>Client는 ‘예상 품질’ 하나로 Submit 활성 여부만 안내하며 별도 서버 점수나 확정값을 표시·전송하지 않는다. 서버 Evaluator 결과만 확정값이고 70점 이상일 때만 ReplicaReady를 승인한다.</w:t>
+        <w:t>Client는 ‘예상 완성도’ 라벨과 진행 막대 하나로 Submit 활성 여부를 안내하며 별도 서버 점수나 확정값을 표시·전송하지 않는다. 서버 Evaluator 결과만 확정값이고 70점 이상일 때만 ReplicaReady를 승인한다.</w:t>
       </w:r>
     </w:p>
     <w:p>
@@ -35957,6 +35954,7 @@
               <w:pStyle w:val="TableText"/>
             </w:pPr>
             <w:r>
+              <w:lastRenderedPageBreak/>
               <w:t>Sprint Footstep</w:t>
             </w:r>
           </w:p>
@@ -36297,7 +36295,6 @@
               <w:pStyle w:val="TableText"/>
             </w:pPr>
             <w:r>
-              <w:lastRenderedPageBreak/>
               <w:t>UHeistHUDViewModel</w:t>
             </w:r>
           </w:p>
@@ -36695,6 +36692,7 @@
         </w:numPr>
       </w:pPr>
       <w:r>
+        <w:lastRenderedPageBreak/>
         <w:t>Map Close/Arrest/Match End/Disconnect/Travel에서 Widget, Cursor, Mouse Capture, Input Context를 정리한다.</w:t>
       </w:r>
     </w:p>
@@ -36711,11 +36709,7 @@
         <w:pStyle w:val="a0"/>
       </w:pPr>
       <w:r>
-        <w:t xml:space="preserve">일반 전시 그림은 Map의 StaticMeshActor와 기존 Material/Texture로 구성하며 Gameplay Interaction, CaseId, ArtifactId, Contract Assignment, Quota 및 Template Shuffle Bag에 참여하지 않는다. 세 맵 각각 활성 Painting Case 12개에 기존 공용 BP_PaintingDisplayCase를 유지한다. 비활성 Case 숨김을 장식 전시물 구현으로 사용하지 않는다. 세 맵의 액자는 03a/05a의 표시 메시 균등 Scale을 2/3/4, 04a를 4/6/8로 고정한다. 상호작용 Actor와 Box는 Scale 1을 유지하며 표시 </w:t>
-      </w:r>
-      <w:r>
-        <w:lastRenderedPageBreak/>
-        <w:t>메시만 확대한다. 확장된 맵의 Navigation, Patrol, 보안 연결, FloorPlan Bounds와 Zone/Exit Anchor를 저장된 배치와 함께 검증한다.</w:t>
+        <w:t>일반 전시 그림은 Map의 StaticMeshActor와 기존 Material/Texture로 구성하며 Gameplay Interaction, CaseId, ArtifactId, Contract Assignment, Quota 및 Template Shuffle Bag에 참여하지 않는다. 세 맵 각각 활성 Painting Case 12개에 기존 공용 BP_PaintingDisplayCase를 유지한다. 비활성 Case 숨김을 장식 전시물 구현으로 사용하지 않는다. 세 맵의 액자는 03a/05a의 표시 메시 균등 Scale을 2/3/4, 04a를 4/6/8로 고정한다. 상호작용 Actor와 Box는 Scale 1을 유지하며 표시 메시만 확대한다. 확장된 맵의 Navigation, Patrol, 보안 연결, FloorPlan Bounds와 Zone/Exit Anchor를 저장된 배치와 함께 검증한다.</w:t>
       </w:r>
     </w:p>
     <w:p>
@@ -36725,11 +36719,8 @@
     </w:p>
     <w:p>
       <w:r>
-        <w:t xml:space="preserve">Painting은 Showcase SM_Canvas_Painting_01a~07a 중 하나의 메시를 사용한다. 원본과 Replica는 동일한 표시 컴포넌트의 PaintingTexture 재질 파라미터로 교체하며 Preview는 월드의 원본을 덮어쓰지 않는다. 메시별 그림 UV 영역과 방향을 보정하고 테두리·뒷면의 기존 재질을 보존한다. 장식 그림은 상호작용 컴포넌트를 추가하지 않는다. 월드 그림은 원본과 Replica 모두 Contain UV로 종횡비와 전체 구도를 보존하며, 남는 영역은 현재 그림의 검정 바탕색으로 채운다. 흰 매트, 비균등 이미지 늘림과 중앙 Cover 잘림은 사용하지 않는다. 미배정 에디터 프리뷰에도 유효한 기본 그림을 지정한다. Actor와 표시 메시의 스케일은 0.1 단위 균등 배율로 작성한다. 액자 피벗에 따른 시각 중심 변화를 보정하고 기존 벽면·군집을 유지하며 간격과 정렬을 조정한다. 활성 작품의 수평 이동에는 Actor와 Interaction 위치를 함께 이동시키고 바닥 기준 Z 및 Box 크기는 보존한다. 상호작용 Actor와 Interaction Box는 Scale 1, Box HalfExtent=(60,60,80)cm를 유지하고 표시 메시 크기와 분리한다. 기존 공용 BP_PaintingDisplayCase의 SecurityPanelVisual 하나로 탈취 표식을 표시한다. 기존 Plane/M_Tech_Panel을 참조하는 기능성 </w:t>
-      </w:r>
-      <w:r>
         <w:lastRenderedPageBreak/>
-        <w:t>표시이며 충돌은 없고, 작은 액자는 아래쪽에, 바닥에 가까운 큰 액자는 낮은 측면에 배치한다. 장식 액자에는 이 표식·Case Identity·상호작용을 추가하지 않는다.</w:t>
+        <w:t>Painting은 Showcase SM_Canvas_Painting_01a~07a 중 하나의 메시를 사용한다. 원본과 Replica는 동일한 표시 컴포넌트의 PaintingTexture 재질 파라미터로 교체하며 Preview는 월드의 원본을 덮어쓰지 않는다. 메시별 그림 UV 영역과 방향을 보정하고 테두리·뒷면의 기존 재질을 보존한다. 장식 그림은 상호작용 컴포넌트를 추가하지 않는다. 월드 그림은 원본과 Replica 모두 Contain UV로 종횡비와 전체 구도를 보존하며, 남는 영역은 현재 그림의 검정 바탕색으로 채운다. 흰 매트, 비균등 이미지 늘림과 중앙 Cover 잘림은 사용하지 않는다. 미배정 에디터 프리뷰에도 유효한 기본 그림을 지정한다. Actor와 표시 메시의 스케일은 0.1 단위 균등 배율로 작성한다. 액자 피벗에 따른 시각 중심 변화를 보정하고 기존 벽면·군집을 유지하며 간격과 정렬을 조정한다. 활성 작품의 수평 이동에는 Actor와 Interaction 위치를 함께 이동시키고 바닥 기준 Z 및 Box 크기는 보존한다. 상호작용 Actor와 Interaction Box는 Scale 1, Box HalfExtent=(60,60,80)cm를 유지하고 표시 메시 크기와 분리한다. 기존 공용 BP_PaintingDisplayCase의 SecurityPanelVisual 하나로 탈취 표식을 표시한다. 기존 Plane/M_Tech_Panel을 참조하는 기능성 표시이며 충돌은 없고, 작은 액자는 아래쪽에, 바닥에 가까운 큰 액자는 낮은 측면에 배치한다. 장식 액자에는 이 표식·Case Identity·상호작용을 추가하지 않는다.</w:t>
       </w:r>
     </w:p>
     <w:p>
@@ -36750,6 +36741,7 @@
         <w:pStyle w:val="a0"/>
       </w:pPr>
       <w:r>
+        <w:lastRenderedPageBreak/>
         <w:t>M03 갤러리 재구성은 2026-09-27 승인 평면을 사용한다. 원본 AIUE5_vol10_01과 M01/M02 파일을 보존하고 M03의 기존 Case/Artifact Identity, Template Pool, 공용 Security Shell, Detention/Evidence Anchor 계약을 새 좌표에 재연결한다. 구형 MuseumLevelLayout.json 생성 경로는 사용하지 않는다. 적용 전 맵 사본·해시를 보관하고 저장·재로드 후 출입구 캡슐 통과, 전체 순찰 경로, 작품 접근점, 구금실 경계와 지도 투영을 확인한다. 게임 내 평면도는 최종 배치와 같은 좌표를 사용하되 Guard·CCTV 범위·숨은 Loot를 표시하지 않는다. M03 건축·장식 메시 출처는 갤러리 팩이며, 상부 외벽 절단 사본만 프로젝트 소유 Environment/M03Gallery에 둔다.</w:t>
       </w:r>
     </w:p>
@@ -36758,11 +36750,7 @@
         <w:pStyle w:val="a0"/>
       </w:pPr>
       <w:r>
-        <w:t xml:space="preserve">레벨 재배치 후 저장·재로드한 Map에서 작품 수/Identity, 실제 액자 크기에 따른 중심·모서리 벽 지지, 관람 방향, 그림·프레임 간 간섭, 일반 전시물의 비상호작용과 독립 전시 구성을 검사한다. 실제 배치 Transform에서 패턴 형상을 대조하고 각 맵에 최소 10종이 존재하는지 확인한다. 유형 이름만 다른 동일 구도와 좌우 반전은 다양성 증거로 인정하지 않는다. 기존 Guard 시작 Capsule·경로, Laser/Painting/Button 연결과 독립 이탈로를 재검증한다. 벽·문 Geometry가 바뀐 </w:t>
-      </w:r>
-      <w:r>
-        <w:lastRenderedPageBreak/>
-        <w:t>경우에만 Floor Plan을 재생성하고 자연 2인 액자 구분·위조·회수·귀환은 별도로 확인한다. 현재 사용자 작성 M01/M02/M03의 저장 배치가 좌표 기준이다. 과거 MuseumLevelLayout.json과 Review 사본은 과거 증거이며 출시 맵 재생성·덮어쓰기에 사용하지 않는다. 규칙 교정은 기존 작품 Identity·공간·보안 연결을 보존하고 새 좌표 원본이나 전체 생성기를 운영하지 않는다. 버튼 차폐벽은 props에 실제 충돌 Bounds를 기록하고 저장 Nav와 전체 경로 Capsule Sweep, 버튼 점유 및 순찰 경로에서의 시선 차단을 재검사한다. M02 D08·D30 출입구는 벽으로 닫고 북동 고가실은 기존 북측 관리 회랑, 남동 고가실은 S3 전시실을 일반 출입·이탈로로 유지한다. 목표 이동 시 DT_MapPresentation의 ContractTargetGalleryZoneId와 ZoneAnchor 위치·이름도 함께 갱신한다. loot_spawn_overrides는 기존 전리품 지점과 받침대의 좌표를 함께 지정하며 스폰 수와 분류는 유지한다.</w:t>
+        <w:t>레벨 재배치 후 저장·재로드한 Map에서 작품 수/Identity, 실제 액자 크기에 따른 중심·모서리 벽 지지, 관람 방향, 그림·프레임 간 간섭, 일반 전시물의 비상호작용과 독립 전시 구성을 검사한다. 실제 배치 Transform에서 패턴 형상을 대조하고 각 맵에 최소 10종이 존재하는지 확인한다. 유형 이름만 다른 동일 구도와 좌우 반전은 다양성 증거로 인정하지 않는다. 기존 Guard 시작 Capsule·경로, Laser/Painting/Button 연결과 독립 이탈로를 재검증한다. 벽·문 Geometry가 바뀐 경우에만 Floor Plan을 재생성하고 자연 2인 액자 구분·위조·회수·귀환은 별도로 확인한다. 현재 사용자 작성 M01/M02/M03의 저장 배치가 좌표 기준이다. 과거 MuseumLevelLayout.json과 Review 사본은 과거 증거이며 출시 맵 재생성·덮어쓰기에 사용하지 않는다. 규칙 교정은 기존 작품 Identity·공간·보안 연결을 보존하고 새 좌표 원본이나 전체 생성기를 운영하지 않는다. 버튼 차폐벽은 props에 실제 충돌 Bounds를 기록하고 저장 Nav와 전체 경로 Capsule Sweep, 버튼 점유 및 순찰 경로에서의 시선 차단을 재검사한다. M02 D08·D30 출입구는 벽으로 닫고 북동 고가실은 기존 북측 관리 회랑, 남동 고가실은 S3 전시실을 일반 출입·이탈로로 유지한다. 목표 이동 시 DT_MapPresentation의 ContractTargetGalleryZoneId와 ZoneAnchor 위치·이름도 함께 갱신한다. loot_spawn_overrides는 기존 전리품 지점과 받침대의 좌표를 함께 지정하며 스폰 수와 분류는 유지한다.</w:t>
       </w:r>
     </w:p>
     <w:p>
@@ -36783,6 +36771,7 @@
       </w:pPr>
       <w:bookmarkStart w:id="102" w:name="_Toc241417331"/>
       <w:r>
+        <w:lastRenderedPageBreak/>
         <w:t>Drop, Recovery, Deposit and Outcome</w:t>
       </w:r>
       <w:bookmarkEnd w:id="102"/>
@@ -36896,7 +36885,6 @@
       </w:pPr>
       <w:bookmarkStart w:id="103" w:name="_Toc241417332"/>
       <w:r>
-        <w:lastRenderedPageBreak/>
         <w:t>Greed Decision Telemetry Contract</w:t>
       </w:r>
       <w:bookmarkEnd w:id="103"/>
@@ -37471,6 +37459,7 @@
       </w:pPr>
       <w:bookmarkStart w:id="104" w:name="_Toc241417333"/>
       <w:r>
+        <w:lastRenderedPageBreak/>
         <w:t xml:space="preserve">Contract DataTable, DataAsset </w:t>
       </w:r>
       <w:r>
@@ -37842,7 +37831,6 @@
           </w:tcPr>
           <w:p>
             <w:r>
-              <w:lastRenderedPageBreak/>
               <w:t>Vent Settlement / Shared Extraction</w:t>
             </w:r>
           </w:p>
@@ -37996,6 +37984,7 @@
         <w:pStyle w:val="a0"/>
       </w:pPr>
       <w:r>
+        <w:lastRenderedPageBreak/>
         <w:t>Loose Loot와 Dropped Original은 서버 상태와 회수 Transaction이 다르므로 각각 하나의 공용 Shell을 유지한다.</w:t>
       </w:r>
     </w:p>
@@ -38250,7 +38239,6 @@
               <w:rPr>
                 <w:sz w:val="16"/>
               </w:rPr>
-              <w:lastRenderedPageBreak/>
               <w:t>FHeistArtifactDataRow</w:t>
             </w:r>
           </w:p>
@@ -38449,6 +38437,7 @@
               <w:rPr>
                 <w:sz w:val="16"/>
               </w:rPr>
+              <w:lastRenderedPageBreak/>
               <w:t>FHeistLootDataRow</w:t>
             </w:r>
           </w:p>
@@ -39114,7 +39103,6 @@
       </w:pPr>
       <w:bookmarkStart w:id="107" w:name="_Toc241417336"/>
       <w:r>
-        <w:lastRenderedPageBreak/>
         <w:t>Runtime Snapshot and Replication</w:t>
       </w:r>
       <w:bookmarkEnd w:id="107"/>
@@ -39457,6 +39445,7 @@
               <w:pStyle w:val="TableText"/>
             </w:pPr>
             <w:r>
+              <w:lastRenderedPageBreak/>
               <w:t>FHeistTeamResult</w:t>
             </w:r>
           </w:p>
@@ -39634,7 +39623,6 @@
         <w:pStyle w:val="a0"/>
       </w:pPr>
       <w:r>
-        <w:lastRenderedPageBreak/>
         <w:t>Forgery Import는 기존 Texture 폴더를 선삭제하지 않고 Editor의 replace_existing 경로로 갱신한다. 필수 Asset Import/저장 결과를 확인한 경우에만 성공으로 기록한다. 실패 시 일부 Asset이 갱신됐을 수 있으므로 전체 Rollback을 보장한 것으로 보고하지 않는다.</w:t>
       </w:r>
     </w:p>

--- a/Museum_Heist_TDD.docx
+++ b/Museum_Heist_TDD.docx
@@ -19719,7 +19719,7 @@
         </w:numPr>
       </w:pPr>
       <w:r>
-        <w:t>Stroke Count, Point Count, 좌표 범위, Stroke별 BrushPresetIndex 배열 수와 허용 범위, Payload Size를 검증한다. 허용 Brush Preset은 Template 비율과 무관한 고정 정규화 지름 소 0.020 / 중 0.040 / 대 0.080 세 단계이며, 800×800 Drawing Surface 기준 16 / 32 / 64 px다. Brush Preset 변경은 이후 새로 시작하는 Stroke에만 적용하고 이미 그린 Stroke의 굵기는 유지하며 Eraser 반경에는 영향을 주지 않는다. Local Painter와 화면 Raster는 전송 Point Budget과 분리해 제한 없이 유지하고, Submit 시에만 로컬 데이터를 변경하지 않는 전송용 복사본을 단순화한다. 정규화 좌표는 X/Y를 각각 16-bit Unsigned Integer로 양자화해 uint32 하나에 Packing한다. Template Transport Point Budget은 Easy 4096, Medium 5120, Hard 6144이며 48 KiB Payload 검증을 유지한다. 일반 UI는 Point Budget과 Score Raster Resolution을 노출하지 않고 Palette, Brush Size, 남은 시간과 ‘예상 완성도’ 라벨과 진행 막대의 단일 표시를 사용한다. 작업 방법 Instruction과 별도 Mode Status는 튜토리얼 및 통합 Footer가 담당한다. Local Preview의 256×256 OpenCV 평가는 Pointer 입력 중 최대 1.25초 간격, Pointer Release 뒤 0.12초 기준으로 갱신하며 입력 Event마다 타이머를 다시 시작하지 않는다. Local Preview가 70 미만이면 Submit Button을 비활성화하지만, Submit 시 서버 권한 최종 평가는 항상 전체 256×256 경로를 사용한다.</w:t>
+        <w:t>Stroke Count, Point Count, 좌표 범위, Stroke별 BrushPresetIndex 배열 수와 허용 범위, Payload Size를 검증한다. 허용 Brush Preset은 Template 비율과 무관한 고정 정규화 지름 소 0.020 / 중 0.040 / 대 0.080 세 단계이며, 800×800 Drawing Surface 기준 16 / 32 / 64 px다. Brush Preset 변경은 이후 새로 시작하는 Stroke에만 적용하고 이미 그린 Stroke의 굵기는 유지하며 Eraser 반경에는 영향을 주지 않는다. Local Painter와 화면 Raster는 전송 Point Budget과 분리해 제한 없이 유지하고, Submit 시에만 로컬 데이터를 변경하지 않는 전송용 복사본을 단순화한다. 정규화 좌표는 X/Y를 각각 16-bit Unsigned Integer로 양자화해 uint32 하나에 Packing한다. Template Transport Point Budget은 Easy 4096, Medium 5120, Hard 6144이며 48 KiB Payload 검증을 유지한다. 일반 UI는 Point Budget과 Score Raster Resolution을 노출하지 않고 Palette, Brush Size, 남은 시간과 ‘작품 유사도’ 라벨과 진행 막대의 단일 표시를 사용한다. 작업 방법 Instruction과 별도 Mode Status는 튜토리얼 및 통합 Footer가 담당한다. Local Preview의 256×256 OpenCV 평가는 Pointer 입력 중 최대 1.25초 간격, Pointer Release 뒤 0.12초 기준으로 갱신하며 입력 Event마다 타이머를 다시 시작하지 않는다. Local Preview가 70 미만이면 Submit Button을 비활성화하지만, Submit 시 서버 권한 최종 평가는 항상 전체 256×256 경로를 사용한다.</w:t>
       </w:r>
     </w:p>
     <w:p>
@@ -25705,7 +25705,7 @@
     </w:p>
     <w:p>
       <w:r>
-        <w:t>UI 텍스처는 /Game/Assets/UI/Catalogue, 글꼴은 /Game/Assets/UI/Fonts/Catalogue에서 참조한다. WBP가 버튼 상태·레이아웃·색·아이콘을 소유하며 도록 텍스처는 Draw As=Image와 Margin=0으로 전체 이미지를 표시한다. 작성하는 위젯 크기·간격·오프셋·패딩·아이콘과 UMG 표시 폰트 크기는 소수점 없는 4의 배수로 통일한다. 표시 폰트는 프로젝트 Font Resolution에 맞춰 내부 FSlateFontInfo::Size로 변환하며 72 DPI에서는 표시 크기×72/96을 저장하고 내부값을 다시 4의 배수로 반올림하지 않는다. 로비·결과·환경설정의 항목과 헤더는 공통 열 경계를 사용하고 결과의 긴 이름 영역에 충분한 폭을 확보한다. 버튼 Content Slot의 가로·세로 정렬과 Label Justification을 중앙에 맞추고 좌우·상하 패딩을 대칭으로 둔다. 앵커·정렬·색·불투명도·진행 막대의 동적 비율·DPI 배율 및 월드 좌표에서 투영한 동적 위치는 이 정수 크기 규칙의 대상이 아니다. 변경 후 WBP 컴파일과 크기 감사, 주요 화면 렌더로 잘림을 확인하며 입력·서버 상태 전환은 기존 ViewModel 계약을 유지한다.</w:t>
+        <w:t>UI 텍스처는 /Game/Assets/UI/Catalogue, 글꼴은 /Game/Assets/UI/Fonts/Catalogue에서 참조한다. WBP가 버튼 상태·레이아웃·색·아이콘을 소유하며 도록 텍스처는 Draw As=Image와 Margin=0으로 전체 이미지를 표시한다. 작성하는 위젯 크기·간격·오프셋·패딩·아이콘과 UMG 표시 폰트 크기는 소수점 없는 4의 배수로 통일한다. 표시 폰트는 프로젝트 Font Resolution에 맞춰 내부 FSlateFontInfo::Size로 변환하며 72 DPI에서는 표시 크기×72/96을 저장하고 내부값을 다시 4의 배수로 반올림하지 않는다. 로비·결과·환경설정의 항목과 헤더는 공통 열 경계를 사용하고 결과의 긴 이름 영역에 충분한 폭을 확보한다. 버튼 Content Slot의 가로·세로 정렬과 Label Justification을 중앙에 맞추고 좌우·상하 패딩을 대칭으로 둔다. 로비 카드·정사각 프로필의 크기·중심축과 대칭 좌우 여백을 통일한다. 앵커·정렬·색·불투명도·진행 막대의 동적 비율·DPI 배율 및 월드 좌표에서 투영한 동적 위치는 이 정수 크기 규칙의 대상이 아니다. 변경 후 WBP 컴파일과 크기 감사, 주요 화면 렌더로 잘림을 확인하며 입력·서버 상태 전환은 기존 ViewModel 계약을 유지한다.</w:t>
       </w:r>
     </w:p>
     <w:p>
@@ -26827,7 +26827,7 @@
           </w:tcPr>
           <w:p>
             <w:r>
-              <w:t>한글 공통 Title/예상 완성도 라벨·진행 막대/RemainingTime/Submit/Cancel/통합 Footer. 막대 비율은 기존 C++ Local Preview 점수/100이며 70 미만 붉은색→주황색이다. 70점 기준과 기존 Submit 활성 조건을 모두 만족할 때 초록색·제출 가능, 그 외에는 보완 필요를 표시한다. dirty preview·pending·서버 기준 미달 거부 중에는 이전 고득점만으로 초록색을 유지하지 않는다. 예상 점수 숫자와 70+ 문구, InstructionText와 ModeStatusText는 표시하지 않는다. Responsive Reference/Drawing Surface, Palette, 시각적 Brush 소·중·대. 작업 화면에는 별도 서버 점수, QualityRequirement, Alert Warning, Lockdown Countdown을 표시하지 않는다. 최종 판정과 데이터 계약은 유지한다.</w:t>
+              <w:t>한글 공통 Title/작품 유사도 라벨·진행 막대/RemainingTime/Submit/Cancel/통합 Footer. 막대 비율은 기존 C++ Local Preview 점수/100이며 70 미만 붉은색→주황색이다. 70점 기준과 기존 Submit 활성 조건을 모두 만족할 때 초록색을 표시한다. 라벨은 고정하고 상태 문구는 표시하지 않는다. dirty preview·pending·서버 기준 미달 거부 중에는 이전 고득점만으로 초록색을 유지하지 않는다. 예상 점수 숫자와 70+ 문구, InstructionText와 ModeStatusText는 표시하지 않는다. Responsive Reference/Drawing Surface, Palette, 시각적 Brush 소·중·대. 작업 화면에는 별도 서버 점수, QualityRequirement, Alert Warning, Lockdown Countdown을 표시하지 않는다. 최종 판정과 데이터 계약은 유지한다.</w:t>
             </w:r>
           </w:p>
         </w:tc>
@@ -27012,7 +27012,7 @@
     </w:p>
     <w:p>
       <w:r>
-        <w:t>v1.0 Surface Forgery WBP는 한글 중심 Mode Title, ‘예상 완성도’ 라벨과 진행 막대의 단일 표시, Remaining Time, Submit, Cancel과 통합 하단 안내를 사용한다. 진행 막대는 기존 C++ Local Preview 점수를 100으로 나눠 0~1로 Clamp한다. 70 미만에서는 붉은색에서 주황색으로 변하고 70점 기준과 기존 CanSubmitCurrentDrawing 활성 조건을 모두 만족할 때만 초록색과 ‘제출 가능’을 표시하고 그 외에는 ‘보완 필요’를 표시한다. dirty preview, Submit pending과 서버 QualityBelowMinimum 거부로 Submit이 비활성인 동안에는 이전 점수가 70 이상이어도 초록색을 유지하지 않는다. 작업 화면에는 예상 점수 숫자와 70+ 문구를 표시하지 않으며 이 표현 변경은 Evaluator, Local Preview 갱신 주기, Submit의 70점 기준, 서버 최종 Quality Score와 정산을 변경하지 않는다. InstructionText, ModeStatusText, 별도 QualityRequirementText, 서버 점수, Alert Warning과 Lockdown Countdown은 표시하지 않는다. Suspicious/Searching에서는 Session을 유지하고 Alarmed/Lockdown 진입 시 AHeistGameMode가 활성 Session을 AlertDanger로 서버에서 먼저 취소한다. Widget은 즉시 닫아 Gameplay Input을 복원하며 위험 단계 신규 Observation/Session Begin은 서버가 거부한다. Surface 작업 영역은 Palette와 Drawing Content 안의 시각적 소/중/대 Brush를 사용한다. Pointer 입력은 실제 Drawing Surface Geometry에서 정규화하고 서버 Score와 Replica Palette Raster는 256×256으로 정규화한다. 서버가 70점 이상 Submit을 수락하면 Widget을 닫고 ReplicaReady E/R은 World HUD Prompt로 안내한다. WBP_HeistObjectAssembly는 Deferred Expansion 자산으로 보존하되 v1 HUD에서 생성·표시하지 않는다.</w:t>
+        <w:t>v1.0 Surface Forgery WBP는 한글 중심 Mode Title, ‘작품 유사도’ 라벨과 진행 막대의 단일 표시, Remaining Time, Submit, Cancel과 통합 하단 안내를 사용한다. 진행 막대는 기존 C++ Local Preview 점수를 100으로 나눠 0~1로 Clamp한다. 70 미만에서는 붉은색에서 주황색으로 변하고 70점 기준과 기존 CanSubmitCurrentDrawing 활성 조건을 모두 만족할 때만 초록색을 표시한다. 라벨은 고정하고 상태 문구는 표시하지 않는다. dirty preview, Submit pending과 서버 QualityBelowMinimum 거부로 Submit이 비활성인 동안에는 이전 점수가 70 이상이어도 초록색을 유지하지 않는다. 작업 화면에는 예상 점수 숫자와 70+ 문구를 표시하지 않으며 이 표현 변경은 Evaluator, Local Preview 갱신 주기, Submit의 70점 기준, 서버 최종 Quality Score와 정산을 변경하지 않는다. InstructionText, ModeStatusText, 별도 QualityRequirementText, 서버 점수, Alert Warning과 Lockdown Countdown은 표시하지 않는다. Suspicious/Searching에서는 Session을 유지하고 Alarmed/Lockdown 진입 시 AHeistGameMode가 활성 Session을 AlertDanger로 서버에서 먼저 취소한다. Widget은 즉시 닫아 Gameplay Input을 복원하며 위험 단계 신규 Observation/Session Begin은 서버가 거부한다. Surface 작업 영역은 Palette와 Drawing Content 안의 시각적 소/중/대 Brush를 사용한다. Pointer 입력은 실제 Drawing Surface Geometry에서 정규화하고 서버 Score와 Replica Palette Raster는 256×256으로 정규화한다. 서버가 70점 이상 Submit을 수락하면 Widget을 닫고 ReplicaReady E/R은 World HUD Prompt로 안내한다. WBP_HeistObjectAssembly는 Deferred Expansion 자산으로 보존하되 v1 HUD에서 생성·표시하지 않는다.</w:t>
       </w:r>
     </w:p>
     <w:p>
@@ -35702,7 +35702,7 @@
         </w:numPr>
       </w:pPr>
       <w:r>
-        <w:t>Client는 ‘예상 완성도’ 라벨과 진행 막대 하나로 Submit 활성 여부를 안내하며 별도 서버 점수나 확정값을 표시·전송하지 않는다. 서버 Evaluator 결과만 확정값이고 70점 이상일 때만 ReplicaReady를 승인한다.</w:t>
+        <w:t>Client는 ‘작품 유사도’ 라벨과 진행 막대 하나로 Submit 활성 여부를 안내하며 별도 서버 점수나 확정값을 표시·전송하지 않는다. 서버 Evaluator 결과만 확정값이고 70점 이상일 때만 ReplicaReady를 승인한다.</w:t>
       </w:r>
     </w:p>
     <w:p>

--- a/Museum_Heist_TDD.docx
+++ b/Museum_Heist_TDD.docx
@@ -19719,7 +19719,7 @@
         </w:numPr>
       </w:pPr>
       <w:r>
-        <w:t>Stroke Count, Point Count, 좌표 범위, Stroke별 BrushPresetIndex 배열 수와 허용 범위, Payload Size를 검증한다. 허용 Brush Preset은 Template 비율과 무관한 고정 정규화 지름 소 0.020 / 중 0.040 / 대 0.080 세 단계이며, 800×800 Drawing Surface 기준 16 / 32 / 64 px다. Brush Preset 변경은 이후 새로 시작하는 Stroke에만 적용하고 이미 그린 Stroke의 굵기는 유지하며 Eraser 반경에는 영향을 주지 않는다. Local Painter와 화면 Raster는 전송 Point Budget과 분리해 제한 없이 유지하고, Submit 시에만 로컬 데이터를 변경하지 않는 전송용 복사본을 단순화한다. 정규화 좌표는 X/Y를 각각 16-bit Unsigned Integer로 양자화해 uint32 하나에 Packing한다. Template Transport Point Budget은 Easy 4096, Medium 5120, Hard 6144이며 48 KiB Payload 검증을 유지한다. 일반 UI는 Point Budget과 Score Raster Resolution을 노출하지 않고 Palette, Brush Size, 남은 시간과 ‘작품 유사도’ 라벨과 진행 막대의 단일 표시를 사용한다. 작업 방법 Instruction과 별도 Mode Status는 튜토리얼 및 통합 Footer가 담당한다. Local Preview의 256×256 OpenCV 평가는 Pointer 입력 중 최대 1.25초 간격, Pointer Release 뒤 0.12초 기준으로 갱신하며 입력 Event마다 타이머를 다시 시작하지 않는다. Local Preview가 70 미만이면 Submit Button을 비활성화하지만, Submit 시 서버 권한 최종 평가는 항상 전체 256×256 경로를 사용한다.</w:t>
+        <w:t>Stroke Count, Point Count, 좌표 범위, Stroke별 BrushPresetIndex 배열 수와 허용 범위, Payload Size를 검증한다. 허용 Brush Preset은 Template 비율과 무관한 고정 정규화 지름 소 0.020 / 중 0.040 / 대 0.080 세 단계이며, 800×800 Drawing Surface 기준 16 / 32 / 64 px다. Brush Preset 변경은 이후 새로 시작하는 Stroke에만 적용하고 이미 그린 Stroke의 굵기는 유지하며 Eraser 반경에는 영향을 주지 않는다. Local Painter와 화면 Raster는 전송 Point Budget과 분리해 제한 없이 유지하고, Submit 시에만 로컬 데이터를 변경하지 않는 전송용 복사본을 단순화한다. 정규화 좌표는 X/Y를 각각 16-bit Unsigned Integer로 양자화해 uint32 하나에 Packing한다. Template Transport Point Budget은 Easy 4096, Medium 5120, Hard 6144이며 48 KiB Payload 검증을 유지한다. 일반 UI는 Point Budget과 Score Raster Resolution을 노출하지 않고 Palette, Brush Size, 남은 시간과 ‘작품 유사도’ 라벨과 진행 막대의 단일 표시를 사용한다. 작업 방법 설명은 튜토리얼이 담당한다. 기존 버튼·키 안내와 조작은 유지하고 FooterHint는 Collapsed로 유지한다. Local Preview의 256×256 OpenCV 평가는 Pointer 입력 중 최대 1.25초 간격, Pointer Release 뒤 0.12초 기준으로 갱신하며 입력 Event마다 타이머를 다시 시작하지 않는다. Local Preview가 70 미만이면 Submit Button을 비활성화하지만, Submit 시 서버 권한 최종 평가는 항상 전체 256×256 경로를 사용한다.</w:t>
       </w:r>
     </w:p>
     <w:p>
@@ -21155,7 +21155,7 @@
           </w:tcPr>
           <w:p>
             <w:r>
-              <w:t>빈 별 10개</w:t>
+              <w:t>빈 경계 막대 10칸</w:t>
             </w:r>
           </w:p>
         </w:tc>
@@ -21194,7 +21194,7 @@
           </w:tcPr>
           <w:p>
             <w:r>
-              <w:t>반/찬 별 + 사건 Text</w:t>
+              <w:t>반/찬 경계 막대 + 사건 Text</w:t>
             </w:r>
           </w:p>
         </w:tc>
@@ -25705,7 +25705,7 @@
     </w:p>
     <w:p>
       <w:r>
-        <w:t>UI 텍스처는 /Game/Assets/UI/Catalogue, 글꼴은 /Game/Assets/UI/Fonts/Catalogue에서 참조한다. WBP가 버튼 상태·레이아웃·색·아이콘을 소유하며 도록 텍스처는 Draw As=Image와 Margin=0으로 전체 이미지를 표시한다. 작성하는 위젯 크기·간격·오프셋·패딩·아이콘과 UMG 표시 폰트 크기는 소수점 없는 4의 배수로 통일한다. 표시 폰트는 프로젝트 Font Resolution에 맞춰 내부 FSlateFontInfo::Size로 변환하며 72 DPI에서는 표시 크기×72/96을 저장하고 내부값을 다시 4의 배수로 반올림하지 않는다. 로비·결과·환경설정의 항목과 헤더는 공통 열 경계를 사용하고 결과의 긴 이름 영역에 충분한 폭을 확보한다. 버튼 Content Slot의 가로·세로 정렬과 Label Justification을 중앙에 맞추고 좌우·상하 패딩을 대칭으로 둔다. 로비 카드·정사각 프로필의 크기·중심축과 대칭 좌우 여백을 통일한다. 앵커·정렬·색·불투명도·진행 막대의 동적 비율·DPI 배율 및 월드 좌표에서 투영한 동적 위치는 이 정수 크기 규칙의 대상이 아니다. 변경 후 WBP 컴파일과 크기 감사, 주요 화면 렌더로 잘림을 확인하며 입력·서버 상태 전환은 기존 ViewModel 계약을 유지한다.</w:t>
+        <w:t>UI 공통 루트는 1280×720 SizeBox와 전체 비례 Fit을 담당하는 ScaleBox로 구성한다. 프로젝트의 기존 DPI 설정을 유지하며 같은 크기 보정을 중복 적용하지 않는다. 세부 기준 치수는 아래 화면 목록에서 관리한다. 기존 /Game/Assets/UI/Catalogue 아이콘과 /Game/Assets/UI/Fonts/Catalogue 글꼴을 재사용한다. WBP는 간결한 중립색 문자·먹색 받침·얇은 구분선과 작은 선택·상태색을 사용한다. 장식 테두리와 질감 패널을 반복하지 않으며 도록 텍스처를 사용할 때는 Draw As=Image와 Margin=0으로 전체 이미지를 표시한다. 작성하는 위젯 크기·간격·오프셋·패딩·아이콘과 UMG 표시 폰트 크기는 소수점 없는 4의 배수로 통일한다. 표시 폰트는 프로젝트 Font Resolution에 맞춰 내부 FSlateFontInfo::Size로 변환하며 72 DPI에서는 표시 크기×72/96을 저장하고 내부값을 다시 4의 배수로 반올림하지 않는다. 환경설정은 전체 화면에서 상단 제목·닫기, 가운데 항목/입력/값 열, 하단 기본값·적용·닫기 안내를 배치한다. 로비·결과·환경설정의 항목과 헤더는 공통 열 경계를 사용하고 결과의 긴 이름 영역에 충분한 폭을 확보한다. 버튼 Content Slot의 가로·세로 정렬과 Label Justification을 중앙에 맞추고 좌우·상하 패딩을 대칭으로 둔다. 로비 카드·정사각 프로필의 크기·중심축과 대칭 좌우 여백을 통일한다. 앵커·정렬·색·불투명도·진행 막대의 동적 비율·DPI 배율 및 월드 좌표에서 투영한 동적 위치는 이 정수 크기 규칙의 대상이 아니다. 변경 후 WBP 컴파일과 크기 감사, 주요 화면 렌더로 잘림을 확인하며 입력·서버 상태 전환은 기존 ViewModel 계약을 유지한다.</w:t>
       </w:r>
     </w:p>
     <w:p>
@@ -26090,7 +26090,7 @@
               <w:rPr>
                 <w:sz w:val="16"/>
               </w:rPr>
-              <w:t>WBP_Lobby, Player Slot 1~4 + Map Selection/Random + Host Start/Leave; 2인 미만 사유, Speaking/Mute Binding Hook</w:t>
+              <w:t>기존 WBP_Lobby의 Player Slot 1~4, Host Start/Leave, Speaking/Mute Binding을 유지한다. 로비의 기준 바깥 여백은 32px다. 침입 장소는 이름 왼쪽·160×88px 썸네일 오른쪽의 높이 112px 행을 세로 ScrollBox에 표시한다. 무작위 물음표 썸네일 다음 M01/M02/M03 순서이며 약 세 행이 보인다. 플레이어 이름 아래에 준비 상태를 표시하고 Ready/CancelReady와 Host Start는 공통 하단 영역에 둔다. 기존 SelectedMap/Random 요청과 Host 권한·복제를 유지한다.</w:t>
             </w:r>
           </w:p>
         </w:tc>
@@ -26124,7 +26124,7 @@
           </w:tcPr>
           <w:p>
             <w:r>
-              <w:t>기존 WBP_HeistHUD의 합의된 영역만 변경. 좌상단 미션/MM : SS/필수 목표, 중앙 상단 10칸 경계도+사건 Text, 우상단 간결한 고정 WBP_TeamCard×4, 우하단 도구 영역의 Coin 한 칸·손전등 Icon [F] ON/OFF·Inventory [TAB] 상태색. 기존 QuickSlot 3개 데이터는 유지하고 빈 두 Slot은 접는다. Interaction/ActionProgress/Popup은 유지</w:t>
+              <w:t>기존 WBP_HeistHUD를 수정한다. 좌상단 미션/MM : SS/필수 목표/운반·확보 합산 가치·할당량 아래 얇은 경계 막대 10칸을 배치한다. Empty/Half/Full 상태로 기존 0.5 단위를 보존한다. 좌측 중단은 고정 WBP_TeamCard×4이며 활동·상태를 작게 표시한다. 우하단은 손전등 Icon [F] ON/OFF·Coin 한 칸 [Q]·Inventory [TAB] 상태색 순이다. 작은 E 키 힌트는 중앙 아래에서 기존 Interaction Prompt로 표시한다. 빈 QuickSlot 두 칸은 접고 기존 사건 Text·Interaction·ActionProgress·Popup·Stun/Arrest·Crosshair 계약을 유지한다.</w:t>
             </w:r>
           </w:p>
         </w:tc>
@@ -26284,7 +26284,7 @@
               <w:rPr>
                 <w:sz w:val="16"/>
               </w:rPr>
-              <w:t>Owner-only Full-Screen Canvas</w:t>
+              <w:t>Owner-only Full-Screen. 작업 왼쪽/팔레트 가운데/원본 오른쪽 배치와 Geometry·Raster 경계는 아래 Forgery Layout Contract를 따른다.</w:t>
             </w:r>
           </w:p>
         </w:tc>
@@ -26352,7 +26352,7 @@
               <w:rPr>
                 <w:sz w:val="16"/>
               </w:rPr>
-              <w:t>Contract Outcome / Crew / Replica Recap / Contribution</w:t>
+              <w:t>Contract Outcome / Crew / Replica Recap / Contribution. 기본 표는 Player/State/Secured Value/Best Quality 네 열이며 나머지 기존 기여 내역은 상세 보기로 전환한다. 긴 이름은 다른 열과 겹치지 않는 폭을 확보한다.</w:t>
             </w:r>
           </w:p>
         </w:tc>
@@ -26827,7 +26827,7 @@
           </w:tcPr>
           <w:p>
             <w:r>
-              <w:t>한글 공통 Title/작품 유사도 라벨·진행 막대/RemainingTime/Submit/Cancel/통합 Footer. 막대 비율은 기존 C++ Local Preview 점수/100이며 70 미만 붉은색→주황색이다. 70점 기준과 기존 Submit 활성 조건을 모두 만족할 때 초록색을 표시한다. 라벨은 고정하고 상태 문구는 표시하지 않는다. dirty preview·pending·서버 기준 미달 거부 중에는 이전 고득점만으로 초록색을 유지하지 않는다. 예상 점수 숫자와 70+ 문구, InstructionText와 ModeStatusText는 표시하지 않는다. Responsive Reference/Drawing Surface, Palette, 시각적 Brush 소·중·대. 작업 화면에는 별도 서버 점수, QualityRequirement, Alert Warning, Lockdown Countdown을 표시하지 않는다. 최종 판정과 데이터 계약은 유지한다.</w:t>
+              <w:t>한글 공통 Title/작품 유사도 라벨·진행 막대/RemainingTime/Submit/Cancel. FooterHint는 Collapsed로 유지하며 기존 버튼·키 안내와 조작은 유지한다. 막대 비율은 기존 C++ Local Preview 점수/100이며 70 미만 붉은색→주황색이다. 70점 기준과 기존 Submit 활성 조건을 모두 만족할 때 초록색을 표시한다. 라벨은 고정하고 상태 문구는 표시하지 않는다. dirty preview·pending·서버 기준 미달 거부 중에는 이전 고득점만으로 초록색을 유지하지 않는다. 예상 점수 숫자와 70+ 문구, InstructionText와 ModeStatusText는 표시하지 않는다. Responsive Reference/Drawing Surface, Palette, 시각적 Brush 소·중·대. 작업 화면에는 별도 서버 점수, QualityRequirement, Alert Warning, Lockdown Countdown을 표시하지 않는다. 최종 판정과 데이터 계약은 유지한다.</w:t>
             </w:r>
           </w:p>
         </w:tc>
@@ -27012,7 +27012,7 @@
     </w:p>
     <w:p>
       <w:r>
-        <w:t>v1.0 Surface Forgery WBP는 한글 중심 Mode Title, ‘작품 유사도’ 라벨과 진행 막대의 단일 표시, Remaining Time, Submit, Cancel과 통합 하단 안내를 사용한다. 진행 막대는 기존 C++ Local Preview 점수를 100으로 나눠 0~1로 Clamp한다. 70 미만에서는 붉은색에서 주황색으로 변하고 70점 기준과 기존 CanSubmitCurrentDrawing 활성 조건을 모두 만족할 때만 초록색을 표시한다. 라벨은 고정하고 상태 문구는 표시하지 않는다. dirty preview, Submit pending과 서버 QualityBelowMinimum 거부로 Submit이 비활성인 동안에는 이전 점수가 70 이상이어도 초록색을 유지하지 않는다. 작업 화면에는 예상 점수 숫자와 70+ 문구를 표시하지 않으며 이 표현 변경은 Evaluator, Local Preview 갱신 주기, Submit의 70점 기준, 서버 최종 Quality Score와 정산을 변경하지 않는다. InstructionText, ModeStatusText, 별도 QualityRequirementText, 서버 점수, Alert Warning과 Lockdown Countdown은 표시하지 않는다. Suspicious/Searching에서는 Session을 유지하고 Alarmed/Lockdown 진입 시 AHeistGameMode가 활성 Session을 AlertDanger로 서버에서 먼저 취소한다. Widget은 즉시 닫아 Gameplay Input을 복원하며 위험 단계 신규 Observation/Session Begin은 서버가 거부한다. Surface 작업 영역은 Palette와 Drawing Content 안의 시각적 소/중/대 Brush를 사용한다. Pointer 입력은 실제 Drawing Surface Geometry에서 정규화하고 서버 Score와 Replica Palette Raster는 256×256으로 정규화한다. 서버가 70점 이상 Submit을 수락하면 Widget을 닫고 ReplicaReady E/R은 World HUD Prompt로 안내한다. WBP_HeistObjectAssembly는 Deferred Expansion 자산으로 보존하되 v1 HUD에서 생성·표시하지 않는다.</w:t>
+        <w:t>v1.0 Surface Forgery WBP는 한글 중심 Mode Title, ‘작품 유사도’ 라벨과 진행 막대의 단일 표시, Remaining Time, Submit, Cancel을 사용하며 FooterHint는 Collapsed로 유지한다. 복제 작업은 왼쪽, 팔레트는 가운데, 관찰한 원본은 오른쪽에 둔다. Remaining Time은 머리글 오른쪽, 작품 유사도는 원본 위쪽에 배치한다. 기존 버튼·키 안내와 조작은 유지한다. 진행 막대는 기존 C++ Local Preview 점수를 100으로 나눠 0~1로 Clamp한다. 70 미만에서는 붉은색에서 주황색으로 변하고 70점 기준과 기존 CanSubmitCurrentDrawing 활성 조건을 모두 만족할 때만 초록색을 표시한다. 라벨은 고정하고 상태 문구는 표시하지 않는다. dirty preview, Submit pending과 서버 QualityBelowMinimum 거부로 Submit이 비활성인 동안에는 이전 점수가 70 이상이어도 초록색을 유지하지 않는다. 작업 화면에는 예상 점수 숫자와 70+ 문구를 표시하지 않으며 이 표현 변경은 Evaluator, Local Preview 갱신 주기, Submit의 70점 기준, 서버 최종 Quality Score와 정산을 변경하지 않는다. InstructionText, ModeStatusText, 별도 QualityRequirementText, 서버 점수, Alert Warning과 Lockdown Countdown은 표시하지 않는다. Suspicious/Searching에서는 Session을 유지하고 Alarmed/Lockdown 진입 시 AHeistGameMode가 활성 Session을 AlertDanger로 서버에서 먼저 취소한다. Widget은 즉시 닫아 Gameplay Input을 복원하며 위험 단계 신규 Observation/Session Begin은 서버가 거부한다. Surface 작업 영역은 Palette와 Drawing Content 안의 시각적 소/중/대 Brush를 사용한다. 화면의 Canvas 표시 크기와 판정 Raster 해상도는 분리한다. Pointer 입력은 Fit이 적용된 실제 Drawing Surface Geometry에서 정규화하고 서버 Score와 Replica Palette Raster는 기존 256×256을 유지한다. 서버가 70점 이상 Submit을 수락하면 Widget을 닫고 ReplicaReady E/R은 World HUD Prompt로 안내한다. WBP_HeistObjectAssembly는 Deferred Expansion 자산으로 보존하되 v1 HUD에서 생성·표시하지 않는다.</w:t>
       </w:r>
     </w:p>
     <w:p>
@@ -27334,7 +27334,7 @@
           </w:tcPr>
           <w:p>
             <w:r>
-              <w:t>0.5 단위 단색 별 이미지 갱신 + LastTrigger 사건 Text + Audio. Countdown Text 없음</w:t>
+              <w:t>0.5 단위 단색 경계 막대 갱신 + LastTrigger 사건 Text + Audio. Countdown Text 없음</w:t>
             </w:r>
           </w:p>
         </w:tc>

--- a/Museum_Heist_TDD.docx
+++ b/Museum_Heist_TDD.docx
@@ -25705,7 +25705,7 @@
     </w:p>
     <w:p>
       <w:r>
-        <w:t>UI 공통 루트는 1280×720 SizeBox와 전체 비례 Fit을 담당하는 ScaleBox로 구성한다. 프로젝트의 기존 DPI 설정을 유지하며 같은 크기 보정을 중복 적용하지 않는다. 세부 기준 치수는 아래 화면 목록에서 관리한다. 기존 /Game/Assets/UI/Catalogue 아이콘과 /Game/Assets/UI/Fonts/Catalogue 글꼴을 재사용한다. WBP는 간결한 중립색 문자·먹색 받침·얇은 구분선과 작은 선택·상태색을 사용한다. 장식 테두리와 질감 패널을 반복하지 않으며 도록 텍스처를 사용할 때는 Draw As=Image와 Margin=0으로 전체 이미지를 표시한다. 작성하는 위젯 크기·간격·오프셋·패딩·아이콘과 UMG 표시 폰트 크기는 소수점 없는 4의 배수로 통일한다. 표시 폰트는 프로젝트 Font Resolution에 맞춰 내부 FSlateFontInfo::Size로 변환하며 72 DPI에서는 표시 크기×72/96을 저장하고 내부값을 다시 4의 배수로 반올림하지 않는다. 환경설정은 전체 화면에서 상단 제목·닫기, 가운데 항목/입력/값 열, 하단 기본값·적용·닫기 안내를 배치한다. 로비·결과·환경설정의 항목과 헤더는 공통 열 경계를 사용하고 결과의 긴 이름 영역에 충분한 폭을 확보한다. 버튼 Content Slot의 가로·세로 정렬과 Label Justification을 중앙에 맞추고 좌우·상하 패딩을 대칭으로 둔다. 로비 카드·정사각 프로필의 크기·중심축과 대칭 좌우 여백을 통일한다. 앵커·정렬·색·불투명도·진행 막대의 동적 비율·DPI 배율 및 월드 좌표에서 투영한 동적 위치는 이 정수 크기 규칙의 대상이 아니다. 변경 후 WBP 컴파일과 크기 감사, 주요 화면 렌더로 잘림을 확인하며 입력·서버 상태 전환은 기존 ViewModel 계약을 유지한다.</w:t>
+        <w:t>메뉴 UI 루트는 1280×720 SizeBox와 전체 비례 Fit ScaleBox를 유지한다. HUD는 1920×1080 기준의 전체 화면 Canvas를 사용하며 HeistConceptViewportFit은 Stretch=Fill, HeistConceptDesignSize는 Width/Height Override를 해제한다. RootSafeZone을 유지하고 내부 슬롯은 가로·세로 Fill로 맞춘다. 프로젝트의 기존 DPI 설정을 유지하며 같은 크기 보정을 중복 적용하지 않는다. 세부 기준 치수는 아래 화면 목록에서 관리한다. 기존 /Game/Assets/UI/Fonts/Catalogue 글꼴은 유지하고 아이콘은 /Game/Assets/UI/Heist/T_Heist_IconAtlas의 신규 16종을 사용한다. M_HeistIcon은 UI Domain에서 atlas의 휘도를 Opacity로 사용하고 VertexColor Tint를 받는다. MI_HeistIcon_* 16개가 동전·가방·프로필·손전등 OFF/ON·마이크·준비·지도·관찰·그림·기절·구금·과적·경고·복제·설정의 UV 영역을 지정한다. /Game/Blueprints/UI/Common의 WBP_HeistKeycap과 WBP_HeistPanelFrame은 공용 이미지와 NamedSlot을 소유하며 실제 키 TextBlock과 바인딩된 입력·표시 컨트롤은 부모 WBP가 NamedSlot에 넣는다. 기존 UButton은 공용 버튼 상태 이미지로 스타일만 교체하고 클릭·활성화 바인딩을 유지한다. 관련 라벨·값·아이콘·막대는 HorizontalBox 또는 VerticalBox로 묶으며 Canvas는 화면 앵커·기존 Inventory 드래그 좌표에만 사용한다. WBP는 간결한 중립색 문자·먹색 받침·얇은 구분선과 작은 선택·상태색을 사용한다. 장식 테두리와 질감 패널을 반복하지 않으며 기존 도록 텍스처는 Draw As=Image와 Margin=0으로 전체 이미지를 표시한다. 신규 PanelFrame·Keycap 이미지는 공용 Brush 규격을 사용하며 화면별 프레임 사본을 만들지 않는다. 작성하는 위젯 크기·간격·오프셋·패딩·아이콘과 UMG 표시 폰트 크기는 소수점 없는 4의 배수로 통일한다. 표시 폰트는 프로젝트 Font Resolution에 맞춰 내부 FSlateFontInfo::Size로 변환하며 72 DPI에서는 표시 크기×72/96을 저장하고 내부값을 다시 4의 배수로 반올림하지 않는다. 환경설정은 상위 모달에서 상단 제목, 가운데 항목/입력/값 열, 하단 기본값·적용·ESC 닫기를 배치한다. 상단 닫기는 제거하며 기존 SettingsCloseButton을 하단 클릭 영역으로 재사용한다. 클릭과 NativeOnPreviewKeyDown의 Escape는 같은 CloseSettings 경로로 닫고 부모 메뉴의 입력 포커스를 복원한다. 로비·결과·환경설정의 항목과 헤더는 공통 열 경계를 사용하고 결과의 긴 이름 영역에 충분한 폭을 확보한다. 버튼 Content Slot의 가로·세로 정렬과 Label Justification을 중앙에 맞추고 좌우·상하 패딩을 대칭으로 둔다. 로비 카드·정사각 프로필의 크기·중심축과 대칭 좌우 여백을 통일한다. 앵커·정렬·색·불투명도·진행 막대의 동적 비율·DPI 배율 및 월드 좌표에서 투영한 동적 위치는 이 정수 크기 규칙의 대상이 아니다. 변경 후 WBP 컴파일과 크기 감사, 주요 화면 렌더로 잘림을 확인하며 입력·서버 상태 전환은 기존 ViewModel 계약을 유지한다.</w:t>
       </w:r>
     </w:p>
     <w:p>
@@ -26090,7 +26090,7 @@
               <w:rPr>
                 <w:sz w:val="16"/>
               </w:rPr>
-              <w:t>기존 WBP_Lobby의 Player Slot 1~4, Host Start/Leave, Speaking/Mute Binding을 유지한다. 로비의 기준 바깥 여백은 32px다. 침입 장소는 이름 왼쪽·160×88px 썸네일 오른쪽의 높이 112px 행을 세로 ScrollBox에 표시한다. 무작위 물음표 썸네일 다음 M01/M02/M03 순서이며 약 세 행이 보인다. 플레이어 이름 아래에 준비 상태를 표시하고 Ready/CancelReady와 Host Start는 공통 하단 영역에 둔다. 기존 SelectedMap/Random 요청과 Host 권한·복제를 유지한다.</w:t>
+              <w:t>기존 WBP_Lobby의 Player Slot 1~4, Host Start/Leave, Speaking/Mute Binding을 유지한다. 로비의 기준 바깥 여백은 32px다. 상단 JoinCode·Copy·PlayerCount·Leave는 448×48 HorizontalBox로 묶고 문자 크기는 모두 16으로 맞춘다. 침입 장소와 팀 열은 상단 정렬, 열 간격은 72이며 각 목록 행에 얇은 구분선을 둔다. 침입 장소는 이름 왼쪽·160×88px 썸네일 오른쪽의 높이 112px 행을 세로 ScrollBox에 표시한다. 무작위 물음표 썸네일 다음 M01/M02/M03 순서이며 약 세 행이 보인다. 플레이어 이름 아래에 준비 상태를 표시하고 Ready/CancelReady와 Host Start는 공통 하단 영역에 둔다. 기존 SelectedMap/Random 요청과 Host 권한·복제를 유지한다. 제목은 ‘대기실’, Host 표시는 ‘방장’, PlayerNotReadyStatus는 ‘준비 안 됨’으로 표시한다. Keycap 높이는 32, 단일 키 폭은 32, 긴 키 폭은 64이며 공용 NamedSlot에 부모의 키 TextBlock을 넣는다.</w:t>
             </w:r>
           </w:p>
         </w:tc>
@@ -26124,7 +26124,7 @@
           </w:tcPr>
           <w:p>
             <w:r>
-              <w:t>기존 WBP_HeistHUD를 수정한다. 좌상단 미션/MM : SS/필수 목표/운반·확보 합산 가치·할당량 아래 얇은 경계 막대 10칸을 배치한다. Empty/Half/Full 상태로 기존 0.5 단위를 보존한다. 좌측 중단은 고정 WBP_TeamCard×4이며 활동·상태를 작게 표시한다. 우하단은 손전등 Icon [F] ON/OFF·Coin 한 칸 [Q]·Inventory [TAB] 상태색 순이다. 작은 E 키 힌트는 중앙 아래에서 기존 Interaction Prompt로 표시한다. 빈 QuickSlot 두 칸은 접고 기존 사건 Text·Interaction·ActionProgress·Popup·Stun/Arrest·Crosshair 계약을 유지한다.</w:t>
+              <w:t>기존 WBP_HeistHUD를 1920×1080 기준으로 수정한다. 좌상단 미션 폭은 320, 바깥 여백은 32이며 미션/MM : SS/필수 목표/전리품 가치 합산 가치·할당량 아래 얇은 경계 막대 10칸을 배치한다. Empty/Half/Full 상태로 기존 0.5 단위를 보존한다. 좌측 중단은 고정 WBP_TeamCard×4이며 각 행은 256×48, 행 간격은 8이다. 프로필은 32, 이름은 16, 활동·상태는 12로 표시한다. 팀 묶음은 좌측 중앙 앵커, 우측 기능 묶음은 우하단 앵커로 실제 viewport 가장자리에 붙인다. 우하단은 손전등 Icon [F] ON/OFF·Coin 한 칸 [Q]·Inventory [TAB] 상태색 순이며 아이콘은 56×56, 키 안내는 각 아이콘 아래 높이 32로 정렬한다. 작은 E 키 힌트는 중앙 아래에서 기존 Interaction Prompt로 표시한다. 빈 QuickSlot 두 칸은 접고 기존 사건 Text·Interaction·ActionProgress·Popup·Stun/Arrest·Crosshair 계약을 유지한다.</w:t>
             </w:r>
           </w:p>
         </w:tc>
@@ -26244,7 +26244,7 @@
               <w:rPr>
                 <w:sz w:val="16"/>
               </w:rPr>
-              <w:t>기존 5×5 UI 유지</w:t>
+              <w:t>기존 5×5 UI 유지. 화면 제목은 ‘가방’이며 요약은 복구하지 않는다. 슬롯·아이템 Image는 기존 점유·드래그 계약을 유지한다.</w:t>
             </w:r>
           </w:p>
         </w:tc>
@@ -26352,7 +26352,7 @@
               <w:rPr>
                 <w:sz w:val="16"/>
               </w:rPr>
-              <w:t>Contract Outcome / Crew / Replica Recap / Contribution. 기본 표는 Player/State/Secured Value/Best Quality 네 열이며 나머지 기존 기여 내역은 상세 보기로 전환한다. 긴 이름은 다른 열과 겹치지 않는 폭을 확보한다.</w:t>
+              <w:t>Contract Outcome / Crew / Replica Recap / Contribution. 기본 표는 플레이어/상태/확보 가치/최고 유사도 네 열이며 상세는 플레이어/위조/원본 회수/경비 유인/동료 구출/경보 발생 여섯 열이다. CoopResultCompactHeaderSize와 CoopResultCompactFieldsSize는 상세 표시 시 Collapsed, CoopResultDetailHeaderSize와 CoopResultDetailFieldsSize는 Visible로 전환한다. DetailPlayerNameText는 기존 PlayerNameText와 같은 서버 결과의 DisplayName을 표시하며 두 표는 한 위치에서 상호 배타적으로 표시한다. 긴 이름은 다른 열과 겹치지 않는 폭을 확보한다. 제목은 ‘미션 결과’, OutcomeSuccess/OutcomeFailed 원문은 ‘미션 성공’/‘미션 실패’, PartialHaul은 ‘부분 성공’으로 유지한다. ReplicaQuality·ReplicaCardTitle은 ‘유사도’를 표시한다.</w:t>
             </w:r>
           </w:p>
         </w:tc>
@@ -26472,11 +26472,11 @@
         </w:numPr>
       </w:pPr>
       <w:r>
-        <w:t xml:space="preserve">지속 상태는 ViewModel/FieldNotify로 노출한다. HUD 미션의 ContractValueText는 서버 ContractSnapshot의 CarriedValue + SecuredValue를 LootValueQuota와 함께 ‘운반·확보 {현재} / {목표}’로 표시한다. ViewModel은 표시값만 계산하며 성공/정산 판정을 변경하지 않는다. 계약 </w:t>
+        <w:t xml:space="preserve">지속 상태는 ViewModel/FieldNotify로 노출한다. HUD 미션의 ContractValueText는 서버 ContractSnapshot의 CarriedValue + SecuredValue를 LootValueQuota와 함께 ‘전리품 가치 {현재} / {목표}’로 표시한다. ViewModel은 표시값만 계산하며 성공/정산 판정을 변경하지 않는다. 계약 미초기화 시 이 행을 숨기고, 원본 드롭·압수·정산 및 매치 초기화 시 Snapshot 갱신으로 재계산한다. NSLOCTEXT Namespace/Key와 API·Enum은 유지하고 원문만 승인한 한국어로 교정한다. CrewStatus CarryingOriginal은 ‘원본 운반 중’, Arrested는 ‘구금 중’, Active는 ‘활동 중’을 표시하며 체포 사건 문구는 상태 라벨과 구분한다.</w:t>
       </w:r>
       <w:r>
         <w:lastRenderedPageBreak/>
-        <w:t>미초기화 시 이 행을 숨기고, 원본 드롭·압수·정산 및 매치 초기화 시 Snapshot 갱신으로 재계산한다.</w:t>
+        <w:t/>
       </w:r>
     </w:p>
     <w:p>
@@ -27012,7 +27012,7 @@
     </w:p>
     <w:p>
       <w:r>
-        <w:t>v1.0 Surface Forgery WBP는 한글 중심 Mode Title, ‘작품 유사도’ 라벨과 진행 막대의 단일 표시, Remaining Time, Submit, Cancel을 사용하며 FooterHint는 Collapsed로 유지한다. 복제 작업은 왼쪽, 팔레트는 가운데, 관찰한 원본은 오른쪽에 둔다. Remaining Time은 머리글 오른쪽, 작품 유사도는 원본 위쪽에 배치한다. 기존 버튼·키 안내와 조작은 유지한다. 진행 막대는 기존 C++ Local Preview 점수를 100으로 나눠 0~1로 Clamp한다. 70 미만에서는 붉은색에서 주황색으로 변하고 70점 기준과 기존 CanSubmitCurrentDrawing 활성 조건을 모두 만족할 때만 초록색을 표시한다. 라벨은 고정하고 상태 문구는 표시하지 않는다. dirty preview, Submit pending과 서버 QualityBelowMinimum 거부로 Submit이 비활성인 동안에는 이전 점수가 70 이상이어도 초록색을 유지하지 않는다. 작업 화면에는 예상 점수 숫자와 70+ 문구를 표시하지 않으며 이 표현 변경은 Evaluator, Local Preview 갱신 주기, Submit의 70점 기준, 서버 최종 Quality Score와 정산을 변경하지 않는다. InstructionText, ModeStatusText, 별도 QualityRequirementText, 서버 점수, Alert Warning과 Lockdown Countdown은 표시하지 않는다. Suspicious/Searching에서는 Session을 유지하고 Alarmed/Lockdown 진입 시 AHeistGameMode가 활성 Session을 AlertDanger로 서버에서 먼저 취소한다. Widget은 즉시 닫아 Gameplay Input을 복원하며 위험 단계 신규 Observation/Session Begin은 서버가 거부한다. Surface 작업 영역은 Palette와 Drawing Content 안의 시각적 소/중/대 Brush를 사용한다. 화면의 Canvas 표시 크기와 판정 Raster 해상도는 분리한다. Pointer 입력은 Fit이 적용된 실제 Drawing Surface Geometry에서 정규화하고 서버 Score와 Replica Palette Raster는 기존 256×256을 유지한다. 서버가 70점 이상 Submit을 수락하면 Widget을 닫고 ReplicaReady E/R은 World HUD Prompt로 안내한다. WBP_HeistObjectAssembly는 Deferred Expansion 자산으로 보존하되 v1 HUD에서 생성·표시하지 않는다.</w:t>
+        <w:t>v1.0 Surface Forgery WBP는 한글 중심 Mode Title, ‘작품 유사도’ 라벨과 진행 막대의 단일 표시, Remaining Time, Submit, Cancel을 사용하며 FooterHint는 Collapsed로 유지한다. 제목은 ‘위조품 제작’, 작업 라벨은 왼쪽 ‘위조품’·오른쪽 ‘원본’이며 팔레트는 가운데에 둔다. R은 ‘전체 지우기’로 표시한다. 작품 유사도 TextBlock과 ProgressBar는 같은 VerticalBox 안에 배치하고 두 요소의 왼쪽 끝을 맞춘다. Remaining Time은 머리글 오른쪽, 작품 유사도는 원본 위쪽에 배치한다. 기존 버튼·키 안내와 조작은 유지한다. 진행 막대는 기존 C++ Local Preview 점수를 100으로 나눠 0~1로 Clamp한다. 70 미만에서는 붉은색에서 주황색으로 변하고 70점 기준과 기존 CanSubmitCurrentDrawing 활성 조건을 모두 만족할 때만 초록색을 표시한다. 라벨은 고정하고 상태 문구는 표시하지 않는다. dirty preview, Submit pending과 서버 QualityBelowMinimum 거부로 Submit이 비활성인 동안에는 이전 점수가 70 이상이어도 초록색을 유지하지 않는다. 작업 화면에는 예상 점수 숫자와 70+ 문구를 표시하지 않으며 이 표현 변경은 Evaluator, Local Preview 갱신 주기, Submit의 70점 기준, 서버 최종 Quality Score와 정산을 변경하지 않는다. InstructionText, ModeStatusText, 별도 QualityRequirementText, 서버 점수, Alert Warning과 Lockdown Countdown은 표시하지 않는다. Suspicious/Searching에서는 Session을 유지하고 Alarmed/Lockdown 진입 시 AHeistGameMode가 활성 Session을 AlertDanger로 서버에서 먼저 취소한다. Widget은 즉시 닫아 Gameplay Input을 복원하며 위험 단계 신규 Observation/Session Begin은 서버가 거부한다. Surface 작업 영역은 Palette와 Drawing Content 안의 시각적 소/중/대 Brush를 사용한다. 화면의 Canvas 표시 크기와 판정 Raster 해상도는 분리한다. Pointer 입력은 Fit이 적용된 실제 Drawing Surface Geometry에서 정규화하고 서버 Score와 Replica Palette Raster는 기존 256×256을 유지한다. 서버가 70점 이상 Submit을 수락하면 Widget을 닫고 ReplicaReady E/R은 World HUD Prompt로 안내한다. WBP_HeistObjectAssembly는 Deferred Expansion 자산으로 보존하되 v1 HUD에서 생성·표시하지 않는다.</w:t>
       </w:r>
     </w:p>
     <w:p>

--- a/Museum_Heist_TDD.docx
+++ b/Museum_Heist_TDD.docx
@@ -14777,7 +14777,7 @@
               <w:rPr>
                 <w:sz w:val="16"/>
               </w:rPr>
-              <w:t>황금 화병</w:t>
+              <w:t>도자기 화병</w:t>
             </w:r>
           </w:p>
         </w:tc>
@@ -14902,7 +14902,7 @@
               <w:rPr>
                 <w:sz w:val="16"/>
               </w:rPr>
-              <w:t>고대 검</w:t>
+              <w:t>고대 단검</w:t>
             </w:r>
           </w:p>
         </w:tc>
@@ -15095,7 +15095,7 @@
               <w:rPr>
                 <w:sz w:val="16"/>
               </w:rPr>
-              <w:t>전시실 랜덤</w:t>
+              <w:t>SpawnWeight=0, 실물 메시 미확보로 활성 출현 제외</w:t>
             </w:r>
           </w:p>
         </w:tc>
@@ -15118,6 +15118,131 @@
               <w:rPr>
                 <w:sz w:val="16"/>
               </w:rPr>
+              <w:t>★★★</w:t>
+            </w:r>
+          </w:p>
+        </w:tc>
+        <w:tc>
+          <w:tcPr>
+            <w:tcW w:w="2200" w:type="dxa"/>
+            <w:vAlign w:val="center"/>
+          </w:tcPr>
+          <w:p>
+            <w:pPr>
+              <w:pStyle w:val="TableText"/>
+            </w:pPr>
+            <w:r>
+              <w:rPr>
+                <w:sz w:val="16"/>
+              </w:rPr>
+              <w:t>Loot_SmallSculpture</w:t>
+            </w:r>
+          </w:p>
+        </w:tc>
+        <w:tc>
+          <w:tcPr>
+            <w:tcW w:w="1300" w:type="dxa"/>
+            <w:vAlign w:val="center"/>
+          </w:tcPr>
+          <w:p>
+            <w:pPr>
+              <w:pStyle w:val="TableText"/>
+            </w:pPr>
+            <w:r>
+              <w:rPr>
+                <w:sz w:val="16"/>
+              </w:rPr>
+              <w:t>작은 조각상</w:t>
+            </w:r>
+          </w:p>
+        </w:tc>
+        <w:tc>
+          <w:tcPr>
+            <w:tcW w:w="900" w:type="dxa"/>
+            <w:vAlign w:val="center"/>
+          </w:tcPr>
+          <w:p>
+            <w:pPr>
+              <w:pStyle w:val="TableText"/>
+            </w:pPr>
+            <w:r>
+              <w:rPr>
+                <w:sz w:val="16"/>
+              </w:rPr>
+              <w:t>700</w:t>
+            </w:r>
+          </w:p>
+        </w:tc>
+        <w:tc>
+          <w:tcPr>
+            <w:tcW w:w="800" w:type="dxa"/>
+            <w:vAlign w:val="center"/>
+          </w:tcPr>
+          <w:p>
+            <w:pPr>
+              <w:pStyle w:val="TableText"/>
+            </w:pPr>
+            <w:r>
+              <w:rPr>
+                <w:sz w:val="16"/>
+              </w:rPr>
+              <w:t>2×2</w:t>
+            </w:r>
+          </w:p>
+        </w:tc>
+        <w:tc>
+          <w:tcPr>
+            <w:tcW w:w="800" w:type="dxa"/>
+            <w:vAlign w:val="center"/>
+          </w:tcPr>
+          <w:p>
+            <w:pPr>
+              <w:pStyle w:val="TableText"/>
+            </w:pPr>
+            <w:r>
+              <w:rPr>
+                <w:sz w:val="16"/>
+              </w:rPr>
+              <w:t>3.0</w:t>
+            </w:r>
+          </w:p>
+        </w:tc>
+        <w:tc>
+          <w:tcPr>
+            <w:tcW w:w="2964" w:type="dxa"/>
+            <w:vAlign w:val="center"/>
+          </w:tcPr>
+          <w:p>
+            <w:pPr>
+              <w:pStyle w:val="TableText"/>
+            </w:pPr>
+            <w:r>
+              <w:rPr>
+                <w:sz w:val="16"/>
+              </w:rPr>
+              <w:t>전시실 가중 랜덤</w:t>
+            </w:r>
+          </w:p>
+        </w:tc>
+      </w:tr>
+      <w:tr>
+        <w:trPr>
+          <w:cantSplit/>
+          <w:jc w:val="center"/>
+        </w:trPr>
+        <w:tc>
+          <w:tcPr>
+            <w:tcW w:w="900" w:type="dxa"/>
+            <w:vAlign w:val="center"/>
+          </w:tcPr>
+          <w:p>
+            <w:pPr>
+              <w:pStyle w:val="TableText"/>
+            </w:pPr>
+            <w:r>
+              <w:rPr>
+                <w:sz w:val="16"/>
+              </w:rPr>
               <w:t>★★</w:t>
             </w:r>
           </w:p>
@@ -15236,7 +15361,7 @@
     </w:p>
     <w:p>
       <w:r>
-        <w:t>Painting Display Case의 Original은 일반 Loose Loot Row와 구분되는 Artifact다. Loose Loot 카탈로그의 Loot_Painting은 별도의 회화 전리품이다. 단, Original 획득 후의 보유 위치는 별도 Carry Slot이 아니라 동일한 5×5 Grid Item Instance다. Surface Template 난이도와 Original BaseGridSize의 매핑은 하 1×2, 중 2×2, 상 3×2로 고정하며 서버가 배정된 Template에서 해석한다.</w:t>
+        <w:t>Painting Display Case의 Original은 일반 Loose Loot Row와 구분되는 Artifact다. Loose Loot 카탈로그의 Loot_Painting은 별도의 회화 전리품이다. 단, Original 획득 후의 보유 위치는 별도 Carry Slot이 아니라 동일한 5×5 Grid Item Instance다. Surface Template 난이도와 Original BaseGridSize의 매핑은 하 1×2, 중 2×2, 상 3×2로 고정하며 서버가 배정된 Template에서 해석한다. 전리품 표현은 기본 Shape 대신 기존 팩 메시를 사용한다. Loot_RoyalCrown, Loot_Painting, Loot_AncientSword와 Loot_GoldenVase의 Item Identity·가치·Grid·Carry Weight는 유지한다. Loot_AncientSword는 기존 SM_Dagger로 고대 단검을, Loot_GoldenVase는 기존 SM_ClayPot으로 도자기 화병을 표시한다. Loot_JewelNecklace는 기존 정의를 보존하되 SpawnWeight=0이다. 신규 Loose Loot Row Loot_SmallSculpture의 CategoryTag는 Item.Loot.SmallSculpture, DisplayName은 작은 조각상이다. ScoreValue=700, SpawnWeight=1.2로 기존 목걸이의 가치·출현 비중을 유지하며 GridSize=2×2, Carry Weight=3.0을 사용한다. 기존 SM_Bust_01a를 균등 표시 Scale 0.7, 약 42cm로 재사용한다. 새 메시·재질·파생 Blueprint를 만들지 않는다.</w:t>
       </w:r>
     </w:p>
     <w:p>
@@ -16860,7 +16985,7 @@
               <w:pStyle w:val="TableText"/>
             </w:pPr>
             <w:r>
-              <w:t>GlassBreak / ReplicaSwap</w:t>
+              <w:t>GlassBreak / ReplicaSwap / DetentionLock / DisplayCaseLock</w:t>
             </w:r>
           </w:p>
         </w:tc>
@@ -18373,7 +18498,7 @@
     </w:p>
     <w:p>
       <w:r>
-        <w:t>Laser Barrier는 Protected Painting Case를 EditInstanceOnly 직접 참조한다. Data Validation은 연결된 Artifact가 FourStar이고 v1 Painting Assignment인지 확인한다. Forgery Quality는 Laser 배치 기준으로 사용하지 않는다. 배치 검사는 연결 개수만 확인하지 않는다. 안정화된 InGame World에서 배치한 모든 Barrier의 IsBarrierEnabled 및 IsBeamActive, 보호 Case의 활성 여부·FourStar·Drawing·비필수 조건을 확인한다. 승인 배치 JSON의 case_artifacts는 Case별 기존 Artifact Data Row 할당을 소유하며, 여러 Case가 공유하는 Optional Row의 등급을 일괄 변경하지 않는다.</w:t>
+        <w:t>Laser Barrier는 Protected Painting Case를 EditInstanceOnly 직접 참조한다. Data Validation은 연결된 Artifact가 FourStar이고 v1 Painting Assignment인지 확인한다. Forgery Quality는 Laser 배치 기준으로 사용하지 않는다. 배치 검사는 연결 개수만 확인하지 않는다. 안정화된 InGame World에서 선정된 보호 Case의 Barrier·Button 작동과 IsBarrierEnabled 및 IsBeamActive, FourStar·Drawing·비필수 조건을 확인하고 미선정 보호 Case의 연결 Laser는 비활성·휴면인지 확인한다. 기존 Protected Painting Case와 Button 연결 및 Required Target의 레이저 외부 위치를 유지한다. 기존 FourStar 우선 선정은 유지하며 추가 일반 후보에는 기존 2/3 Star Artifact 정의만 재사용한다. 승인 배치 JSON의 case_artifacts는 Case별 기존 Artifact Data Row 할당을 소유하며, 여러 Case가 공유하는 Optional Row의 등급을 일괄 변경하지 않는다.</w:t>
       </w:r>
     </w:p>
     <w:p>
@@ -18456,7 +18581,7 @@
     </w:p>
     <w:p>
       <w:r>
-        <w:t>v1.0의 활성 Exhibit는 AHeistPaintingDisplayCaseActor 하나다. Required/Optional Assignment는 ForgeryType=Drawing인 Painting Case만 사용한다. AHeistObjectDisplayCaseActor와 BP_ObjectDisplayCase는 삭제하지 않고 Deferred Expansion Canonical Shell로 보존하며 Release Map, Assignment, UI Entry와 Cook에서는 비활성화한다.</w:t>
+        <w:t>v1.0의 활성 위조와 Required/Optional Exhibit Assignment는 AHeistPaintingDisplayCaseActor가 담당한다. 조각상·공예품 전시 케이스의 개방과 획득은 별도 Artifact 위조가 아니라 기존 AHeistLootActor / BP_Loot의 Loose Loot 경로를 사용한다. Required/Optional Assignment는 ForgeryType=Drawing인 Painting Case만 사용한다. AHeistObjectDisplayCaseActor와 BP_ObjectDisplayCase는 삭제하지 않고 Deferred Expansion Canonical Shell로 보존하며 Release Map, Assignment, UI Entry와 Cook에서는 비활성화한다.</w:t>
       </w:r>
     </w:p>
     <w:p/>
@@ -18604,7 +18729,7 @@
               <w:pStyle w:val="TableText"/>
             </w:pPr>
             <w:r>
-              <w:t>일반 Pickup</w:t>
+              <w:t>일반 Pickup. 선택된 전시 케이스는 세 걸쇠 타이밍 개방 후 기존 Pickup</w:t>
             </w:r>
           </w:p>
         </w:tc>
@@ -18652,7 +18777,7 @@
               <w:pStyle w:val="TableText"/>
             </w:pPr>
             <w:r>
-              <w:t>Inventory Item</w:t>
+              <w:t>Inventory Item. 전시 케이스의 잠금·개방·작업 상태는 서버 권한</w:t>
             </w:r>
           </w:p>
         </w:tc>
@@ -18746,7 +18871,7 @@
               <w:pStyle w:val="TableText"/>
             </w:pPr>
             <w:r>
-              <w:t>Crown/Sword/Vase/Necklace 등 5종 이상</w:t>
+              <w:t>Crown/Painting/Dagger/ClayVase/SmallSculpture 활성 5종. Necklace 정의 보존·SpawnWeight 0</w:t>
             </w:r>
           </w:p>
         </w:tc>
@@ -20056,7 +20181,7 @@
     <w:p/>
     <w:p>
       <w:r>
-        <w:t>DT_ForgeryTemplate은 M01/M02/M03별로 유효한 Surface Template 40종을 유지한다. 계약 데이터의 MatchPaintingExhibitCount는 기본 20이며 MapPaintingExhibitCounts의 M01=12, M02=12, M03=12로 각 출시 맵을 재정의한다. ResolveMatchPaintingExhibitCount(MapId)를 Template Draw와 활성 Case 배정 및 ContentReady 검증에 동일하게 적용한다. 서버는 Shuffle Bag에서 해당 수량을 중복 없이 Draw하고 Required Target Case에 첫 Template을 배정한 뒤 나머지 활성 Case에 하나씩 배정한다. Case는 Assigned TemplateId, ReferenceImage와 AssignmentRevision을 복제한다. Forgery 준비는 상호작용한 Case의 Assigned TemplateId를 사용한다. 부족한 콘텐츠는 INCOMPLETE로 기록하며 출시 기준은 맵별 카탈로그 40종과 세 맵 각각 활성 Case 12개다.</w:t>
+        <w:t>DT_ForgeryTemplate은 M01/M02/M03별로 유효한 Surface Template 40종을 유지한다. 계약 데이터의 MatchPaintingExhibitCount는 기본 20이며 MapPaintingExhibitCounts의 M01=12, M02=12, M03=12로 각 출시 맵을 재정의한다. ResolveMatchPaintingExhibitCount(MapId)를 Template Draw와 활성 Case 배정 및 ContentReady 검증에 동일하게 적용한다. 서버는 기존 위치를 유지한 60개 Painting Case 후보 중 Required Target Case 하나와 지역별로 분산한 Optional Case 11개를 선정한다. Required Target CaseId·Artifact Identity·위치와 기존 Laser/Button 연결은 유지하고 기존 FourStar 우선 선정 순서를 보존한다. cooked Actor Tag HeistExhibitRegion_*를 지역 구분에 사용한다. 서버는 Shuffle Bag에서 해당 수량을 중복 없이 Draw하고 Required Target Case에 첫 Template을 배정한 뒤 나머지 활성 Case에 하나씩 배정한다. 나머지 48개는 같은 Seed로 그림 재질을 배정하며 중복을 허용한다. 비활성 그림은 Selected Template Pool, Quota, Recap과 계약 Assignment Snapshot에 포함하지 않는다. Case는 Assigned TemplateId, ReferenceImage와 AssignmentRevision을 복제하고 기존 bContractExhibitActive와 RepNotify로 활성 여부를 표시한다. 비활성 Case도 그림 표시 메시는 유지하며 상호작용과 Gameplay Collision만 차단한다. Forgery 준비는 상호작용한 Case의 Assigned TemplateId를 사용한다. 부족한 콘텐츠는 INCOMPLETE로 기록하며 출시 기준은 맵별 카탈로그 40종과 세 맵 각각 활성 Case 12개다.</w:t>
       </w:r>
     </w:p>
     <w:tbl>
@@ -35076,21 +35201,21 @@
               <w:rPr>
                 <w:rFonts w:ascii="Consolas" w:eastAsia="Consolas" w:hAnsi="Consolas" w:cs="Consolas"/>
               </w:rPr>
-              <w:t>Contract Definition → Server Seed → Eligible Painting Case Filter</w:t>
+              <w:t>Contract Definition → Server Seed → Painting 후보 60개 → 기존 Required Target 유지 → 지역 분산 Optional 11개 활성화 → 활성 12개 Surface Shuffle Bag → 비활성 48개 장식 재질 배정 → Replicated Assignment Snapshot</w:t>
             </w:r>
             <w:r>
               <w:rPr>
                 <w:rFonts w:ascii="Consolas" w:eastAsia="Consolas" w:hAnsi="Consolas" w:cs="Consolas"/>
               </w:rPr>
               <w:br/>
-              <w:t>→ Required Target 선택 → Optional Painting 활성화</w:t>
+              <w:t/>
             </w:r>
             <w:r>
               <w:rPr>
                 <w:rFonts w:ascii="Consolas" w:eastAsia="Consolas" w:hAnsi="Consolas" w:cs="Consolas"/>
               </w:rPr>
               <w:br/>
-              <w:t>→ Surface Shuffle Bag → Replicated Assignment Snapshot</w:t>
+              <w:t/>
             </w:r>
           </w:p>
         </w:tc>
@@ -35221,7 +35346,7 @@
               <w:pStyle w:val="TableText"/>
             </w:pPr>
             <w:r>
-              <w:t>현재 Map의 Eligible Case이며 중복되지 않음</w:t>
+              <w:t>현재 Map의 선정된 활성 Case이며 중복되지 않음. Required Target의 기존 CaseId 유지</w:t>
             </w:r>
           </w:p>
         </w:tc>
@@ -35324,7 +35449,7 @@
               <w:pStyle w:val="TableText"/>
             </w:pPr>
             <w:r>
-              <w:t>해당 Map/Family Pool에 속하고 현재 Assignment 내 중복 금지</w:t>
+              <w:t>해당 Map Pool에 속하고 활성 Assignment 내 중복 금지. 비활성 장식은 Snapshot 제외·중복 허용</w:t>
             </w:r>
           </w:p>
         </w:tc>
@@ -35381,7 +35506,7 @@
         </w:numPr>
       </w:pPr>
       <w:r>
-        <w:t>Surface Template은 맵별 40종 Shuffle Bag을 사용하며 MatchStart에 맵별 계약 수량(세 맵 각각 12종)을 Draw하고 같은 Match Assignment 안에서 중복하지 않는다.</w:t>
+        <w:t>Surface Template은 맵별 40종 Shuffle Bag을 사용하며 MatchStart에 맵별 계약 수량(세 맵 각각 12종)을 Draw하고 같은 Match Assignment 안에서 중복하지 않는다. 60개 후보의 Transform은 변경하지 않는다. 비활성 48개의 Seed 기반 재질 선택은 활성 Shuffle Bag·Selected Pool과 분리하며 같은 그림을 여러 장식에 사용할 수 있다.</w:t>
       </w:r>
     </w:p>
     <w:p>
@@ -36709,7 +36834,7 @@
         <w:pStyle w:val="a0"/>
       </w:pPr>
       <w:r>
-        <w:t>일반 전시 그림은 Map의 StaticMeshActor와 기존 Material/Texture로 구성하며 Gameplay Interaction, CaseId, ArtifactId, Contract Assignment, Quota 및 Template Shuffle Bag에 참여하지 않는다. 세 맵 각각 활성 Painting Case 12개에 기존 공용 BP_PaintingDisplayCase를 유지한다. 비활성 Case 숨김을 장식 전시물 구현으로 사용하지 않는다. 세 맵의 액자는 03a/05a의 표시 메시 균등 Scale을 2/3/4, 04a를 4/6/8로 고정한다. 상호작용 Actor와 Box는 Scale 1을 유지하며 표시 메시만 확대한다. 확장된 맵의 Navigation, Patrol, 보안 연결, FloorPlan Bounds와 Zone/Exit Anchor를 저장된 배치와 함께 검증한다.</w:t>
+        <w:t>세 맵 각각 기존 그림 전시 위치 60곳을 공용 BP_PaintingDisplayCase 후보 60개로 교체한다. 기존 위치·회전·정수 표시 규모와 벽·천장·조명·동선은 유지하고 새 Blueprint 종류나 메시·재질 사본을 만들지 않는다. 기존 Required Target의 CaseId·Artifact Identity·위치와 Protected Case/Button 연결을 보존한다. MatchStart 서버는 Target 1개와 지역 분산 Optional 11개를 활성화하고 나머지 48개도 그림 표시를 유지한다. bContractExhibitActive=false는 장식의 메시·재질을 숨기지 않고 상호작용·Gameplay Collision만 차단하며 계약 가치·Recap에서 제외한다. HeistExhibitRegion_* Actor Tag는 cooked 빌드에서도 유지한다. 세 맵의 액자는 03a/05a의 표시 메시 균등 Scale을 2/3/4, 04a를 4/6/8로 고정한다. 상호작용 Actor와 Box는 Scale 1을 유지하며 표시 메시만 확대한다. Navigation, Patrol, 보안 연결, FloorPlan Bounds와 Zone/Exit Anchor를 저장된 배치와 함께 검증한다.</w:t>
       </w:r>
     </w:p>
     <w:p>
@@ -37595,7 +37720,7 @@
           </w:tcPr>
           <w:p>
             <w:r>
-              <w:t>Loose Loot World Pickup</w:t>
+              <w:t>Loose Loot World Pickup / 전시 케이스 개방</w:t>
             </w:r>
           </w:p>
         </w:tc>
@@ -37632,7 +37757,7 @@
           </w:tcPr>
           <w:p>
             <w:r>
-              <w:t>ItemId → DT_ItemData + DT_LootData Mesh/Material/Visual Transform</w:t>
+              <w:t>ItemId → DT_ItemData + DT_LootData Mesh/Material/Visual Transform 기존 전시 후보의 선택·잠금·개방 상태와 타이밍 작업은 같은 BP_Loot에서 표시</w:t>
             </w:r>
           </w:p>
         </w:tc>
@@ -37750,7 +37875,7 @@
           </w:tcPr>
           <w:p>
             <w:r>
-              <w:t>CaseId/ArtifactId → DT_ArtifactData + DT_ForgeryTemplate</w:t>
+              <w:t>CaseId/ArtifactId → DT_ArtifactData + DT_ForgeryTemplate 60개 고정 위치 후보·12개 활성/48개 가시 장식과 기존 bContractExhibitActive</w:t>
             </w:r>
           </w:p>
         </w:tc>
@@ -37985,7 +38110,7 @@
       </w:pPr>
       <w:r>
         <w:lastRenderedPageBreak/>
-        <w:t>Loose Loot와 Dropped Original은 서버 상태와 회수 Transaction이 다르므로 각각 하나의 공용 Shell을 유지한다.</w:t>
+        <w:t>Loose Loot와 Dropped Original은 서버 상태와 회수 Transaction이 다르므로 각각 하나의 공용 Shell을 유지한다. 전시용 Sculpture/Craft Loose Loot는 기존 BP_Loot를 사용하며 BP_ObjectDisplayCase와 Object Assembly를 활성화하지 않는다. 기존 전시 위치 12개 후보 중 Vault 1개와 Exhibition 4개, 총 5개만 매치마다 획득 가능하고 미선정 7개는 visible 장식·pickup 불가·가치 합계 제외다. 선택된 Exhibition은 Locked로 시작하며 E로 세 걸쇠 타이밍 작업을 연다. 걸쇠 주기는 기존 6초, 성공 구간 폭은 28/20/14%, 단계 시작 대기는 0.5초를 유지하고 각 걸쇠의 성공 구간 중심은 서버가 랜덤으로 정한다. 한 케이스는 한 작업자만 소유하며 기존 구금 타이밍 HUD를 재사용한다. Controller는 서버의 현재 케이스 Weak Pointer 하나로 단일 작업 Session을 관리하고 Local Weak Pointer는 입력 대상을 참조하는 용도로만 사용한다. 다른 작업자의 케이스 소유권 탈취 요청은 거부한다. 서버는 거리·상태·Phase·작업자·Revision·서버 시각을 검증하고 Client가 성공이나 판정 시각을 확정하지 않는다. 서버 도착 시각에서 서버 PlayerState 왕복 지연 절반을 최대 0.25초까지 보정한다. 실패는 현재 걸쇠만 재시작하고 기존 금속 실패음과 GuardNoise 경로를 재사용한다. 실패 이벤트는 신규 DisplayCaseLock 타입·태그로 구분하며 DetentionLock과 같은 우선순위 1로 처리한다. 이탈·Stun·Arrest·UI 전환·Match End·Disconnect는 작업 소유권을 해제하며 완료 걸쇠를 보존해 다른 동료가 이어받는다. 세 걸쇠 성공 시 Open 상태를 복제하고 다음 E에서 기존 5×5 Grid·Weight 검증으로 Pickup한다. 공간·무게 부족 시 Open과 전리품 표시를 유지한다. Vault 전리품과 압수품·바닥 Drop은 잠금 없이 기존 즉시 Pickup을 사용한다. 외형과 개방 반응은 기존 메시·재질만 재사용한다.</w:t>
       </w:r>
     </w:p>
     <w:p>
@@ -38908,7 +39033,7 @@
               <w:pStyle w:val="TableText"/>
             </w:pPr>
             <w:r>
-              <w:t>Release 2P / 3P / 4P. Required 1개 포함 활성 Painting 세 맵 각각 12개</w:t>
+              <w:t>Release 2P / 3P / 4P. 맵별 후보 60개 중 Required 1개 포함 활성 Painting 12개·가시 장식 48개. Loose Loot 후보 12개 중 Vault 1 + Exhibition 4 활성</w:t>
             </w:r>
           </w:p>
         </w:tc>

--- a/Museum_Heist_TDD.docx
+++ b/Museum_Heist_TDD.docx
@@ -18498,7 +18498,7 @@
     </w:p>
     <w:p>
       <w:r>
-        <w:t>Laser Barrier는 Protected Painting Case를 EditInstanceOnly 직접 참조한다. Data Validation은 연결된 Artifact가 FourStar이고 v1 Painting Assignment인지 확인한다. Forgery Quality는 Laser 배치 기준으로 사용하지 않는다. 배치 검사는 연결 개수만 확인하지 않는다. 안정화된 InGame World에서 선정된 보호 Case의 Barrier·Button 작동과 IsBarrierEnabled 및 IsBeamActive, FourStar·Drawing·비필수 조건을 확인하고 미선정 보호 Case의 연결 Laser는 비활성·휴면인지 확인한다. 기존 Protected Painting Case와 Button 연결 및 Required Target의 레이저 외부 위치를 유지한다. 기존 FourStar 우선 선정은 유지하며 추가 일반 후보에는 기존 2/3 Star Artifact 정의만 재사용한다. 승인 배치 JSON의 case_artifacts는 Case별 기존 Artifact Data Row 할당을 소유하며, 여러 Case가 공유하는 Optional Row의 등급을 일괄 변경하지 않는다.</w:t>
+        <w:t>Laser Barrier는 Protected Painting Case를 EditInstanceOnly 직접 참조한다. Data Validation은 연결된 Artifact가 FourStar이고 v1 Painting Assignment인지 확인한다. Forgery Quality는 Laser 배치 기준으로 사용하지 않는다. 배치 검사는 연결 개수만 확인하지 않는다. 안정화된 InGame World에서 선정된 보호 Case의 Barrier·Button 작동과 IsBarrierEnabled 및 IsBeamActive, FourStar·Drawing·비필수 조건을 확인하고 미선정 보호 Case의 연결 Laser는 비활성·휴면인지 확인한다. 기존 Protected Painting Case와 Button 연결 및 Required Target의 레이저 외부 위치를 유지한다. 서버는 기존 Laser가 연결된 FourStar 후보 중 하나를 첫 Optional로 우선 선정하고 나머지 Optional 10개는 지역에 분산해 Seed 기반으로 선정한다. Laser 연결이 없는 FourStar는 이 우선 후보 조건을 충족하지 않는다. 기존 보호 Case/Button 연결과 미선정 보호 Case의 Laser 휴면을 유지하며 새 Laser를 만들지 않는다. 추가 일반 후보에는 기존 일반 Artifact 정의·등급·가치를 그대로 재사용한다. 승인 배치 JSON의 case_artifacts는 Case별 기존 Artifact Data Row 할당을 소유하며, 여러 Case가 공유하는 Optional Row의 등급을 일괄 변경하지 않는다.</w:t>
       </w:r>
     </w:p>
     <w:p>
@@ -20181,7 +20181,7 @@
     <w:p/>
     <w:p>
       <w:r>
-        <w:t>DT_ForgeryTemplate은 M01/M02/M03별로 유효한 Surface Template 40종을 유지한다. 계약 데이터의 MatchPaintingExhibitCount는 기본 20이며 MapPaintingExhibitCounts의 M01=12, M02=12, M03=12로 각 출시 맵을 재정의한다. ResolveMatchPaintingExhibitCount(MapId)를 Template Draw와 활성 Case 배정 및 ContentReady 검증에 동일하게 적용한다. 서버는 기존 위치를 유지한 60개 Painting Case 후보 중 Required Target Case 하나와 지역별로 분산한 Optional Case 11개를 선정한다. Required Target CaseId·Artifact Identity·위치와 기존 Laser/Button 연결은 유지하고 기존 FourStar 우선 선정 순서를 보존한다. cooked Actor Tag HeistExhibitRegion_*를 지역 구분에 사용한다. 서버는 Shuffle Bag에서 해당 수량을 중복 없이 Draw하고 Required Target Case에 첫 Template을 배정한 뒤 나머지 활성 Case에 하나씩 배정한다. 나머지 48개는 같은 Seed로 그림 재질을 배정하며 중복을 허용한다. 비활성 그림은 Selected Template Pool, Quota, Recap과 계약 Assignment Snapshot에 포함하지 않는다. Case는 Assigned TemplateId, ReferenceImage와 AssignmentRevision을 복제하고 기존 bContractExhibitActive와 RepNotify로 활성 여부를 표시한다. 비활성 Case도 그림 표시 메시는 유지하며 상호작용과 Gameplay Collision만 차단한다. Forgery 준비는 상호작용한 Case의 Assigned TemplateId를 사용한다. 부족한 콘텐츠는 INCOMPLETE로 기록하며 출시 기준은 맵별 카탈로그 40종과 세 맵 각각 활성 Case 12개다.</w:t>
+        <w:t>DT_ForgeryTemplate은 M01/M02/M03별로 유효한 Surface Template 40종을 유지한다. 계약 데이터의 MatchPaintingExhibitCount는 기본 20이며 MapPaintingExhibitCounts의 M01=12, M02=12, M03=12로 각 출시 맵을 재정의한다. ResolveMatchPaintingExhibitCount(MapId)를 Template Draw와 활성 Case 배정 및 ContentReady 검증에 동일하게 적용한다. 서버는 기존 위치를 유지한 60개 Painting Case 후보 중 Required Target Case 하나와 지역별로 분산한 Optional Case 11개를 선정한다. Required Target CaseId·Artifact Identity·위치와 기존 Laser/Button 연결은 유지한다. 첫 Optional은 기존 Laser가 연결된 FourStar 후보 중 하나로 우선 선정하고 나머지 Optional 10개는 지역 분산 Seed 기반으로 선정한다. cooked Actor Tag HeistExhibitRegion_*를 지역 구분에 사용한다. 서버는 Shuffle Bag에서 해당 수량을 중복 없이 Draw하고 Required Target Case에 첫 Template을 배정한 뒤 나머지 활성 Case에 하나씩 배정한다. 나머지 48개는 같은 Seed로 그림 재질을 배정하며 중복을 허용한다. 비활성 그림은 Selected Template Pool, Quota, Recap과 계약 Assignment Snapshot에 포함하지 않는다. Case는 Assigned TemplateId, ReferenceImage와 AssignmentRevision을 복제하고 기존 bContractExhibitActive와 RepNotify로 활성 여부를 표시한다. 비활성 Case도 그림 표시 메시는 유지하며 상호작용과 Gameplay Collision만 차단한다. Forgery 준비는 상호작용한 Case의 Assigned TemplateId를 사용한다. 부족한 콘텐츠는 INCOMPLETE로 기록하며 출시 기준은 맵별 카탈로그 40종과 세 맵 각각 활성 Case 12개다.</w:t>
       </w:r>
     </w:p>
     <w:tbl>
@@ -38110,7 +38110,7 @@
       </w:pPr>
       <w:r>
         <w:lastRenderedPageBreak/>
-        <w:t>Loose Loot와 Dropped Original은 서버 상태와 회수 Transaction이 다르므로 각각 하나의 공용 Shell을 유지한다. 전시용 Sculpture/Craft Loose Loot는 기존 BP_Loot를 사용하며 BP_ObjectDisplayCase와 Object Assembly를 활성화하지 않는다. 기존 전시 위치 12개 후보 중 Vault 1개와 Exhibition 4개, 총 5개만 매치마다 획득 가능하고 미선정 7개는 visible 장식·pickup 불가·가치 합계 제외다. 선택된 Exhibition은 Locked로 시작하며 E로 세 걸쇠 타이밍 작업을 연다. 걸쇠 주기는 기존 6초, 성공 구간 폭은 28/20/14%, 단계 시작 대기는 0.5초를 유지하고 각 걸쇠의 성공 구간 중심은 서버가 랜덤으로 정한다. 한 케이스는 한 작업자만 소유하며 기존 구금 타이밍 HUD를 재사용한다. Controller는 서버의 현재 케이스 Weak Pointer 하나로 단일 작업 Session을 관리하고 Local Weak Pointer는 입력 대상을 참조하는 용도로만 사용한다. 다른 작업자의 케이스 소유권 탈취 요청은 거부한다. 서버는 거리·상태·Phase·작업자·Revision·서버 시각을 검증하고 Client가 성공이나 판정 시각을 확정하지 않는다. 서버 도착 시각에서 서버 PlayerState 왕복 지연 절반을 최대 0.25초까지 보정한다. 실패는 현재 걸쇠만 재시작하고 기존 금속 실패음과 GuardNoise 경로를 재사용한다. 실패 이벤트는 신규 DisplayCaseLock 타입·태그로 구분하며 DetentionLock과 같은 우선순위 1로 처리한다. 이탈·Stun·Arrest·UI 전환·Match End·Disconnect는 작업 소유권을 해제하며 완료 걸쇠를 보존해 다른 동료가 이어받는다. 세 걸쇠 성공 시 Open 상태를 복제하고 다음 E에서 기존 5×5 Grid·Weight 검증으로 Pickup한다. 공간·무게 부족 시 Open과 전리품 표시를 유지한다. Vault 전리품과 압수품·바닥 Drop은 잠금 없이 기존 즉시 Pickup을 사용한다. 외형과 개방 반응은 기존 메시·재질만 재사용한다.</w:t>
+        <w:t>Loose Loot와 Dropped Original은 서버 상태와 회수 Transaction이 다르므로 각각 하나의 공용 Shell을 유지한다. 전시용 Sculpture/Craft Loose Loot는 기존 BP_Loot를 사용하며 BP_ObjectDisplayCase와 Object Assembly를 활성화하지 않는다. 기존 전시 위치 12개 후보는 Vault 2개와 Exhibition 10개다. 매치마다 Vault 1개와 Exhibition 4개, 총 5개만 획득 가능하며 미선정 Vault 1개와 Exhibition 6개, 총 7개는 visible 장식·pickup 불가·가치 합계 제외다. 선택된 Exhibition은 Locked로 시작하며 E로 세 걸쇠 타이밍 작업을 연다. 걸쇠 주기는 기존 6초, 성공 구간 폭은 28/20/14%, 단계 시작 대기는 0.5초를 유지하고 각 걸쇠의 성공 구간 중심은 서버가 랜덤으로 정한다. 한 케이스는 한 작업자만 소유하며 기존 구금 타이밍 HUD를 재사용한다. Controller는 서버의 현재 케이스 Weak Pointer 하나로 단일 작업 Session을 관리하고 Local Weak Pointer는 입력 대상을 참조하는 용도로만 사용한다. 다른 작업자의 케이스 소유권 탈취 요청은 거부한다. 서버는 거리·상태·Phase·작업자·Revision·서버 시각을 검증하고 Client가 성공이나 판정 시각을 확정하지 않는다. 서버 도착 시각에서 서버 PlayerState 왕복 지연 절반을 최대 0.25초까지 보정한다. 실패는 현재 걸쇠만 재시작하고 기존 금속 실패음과 GuardNoise 경로를 재사용한다. 실패 이벤트는 신규 DisplayCaseLock 타입·태그로 구분하며 DetentionLock과 같은 우선순위 1로 처리한다. 이탈·Stun·Arrest·UI 전환·Match End·Disconnect는 작업 소유권을 해제하며 완료 걸쇠를 보존해 다른 동료가 이어받는다. 세 걸쇠 성공 시 Open 상태를 복제하고 다음 E에서 기존 5×5 Grid·Weight 검증으로 Pickup한다. 공간·무게 부족 시 Open과 전리품 표시를 유지한다. Vault 전리품과 압수품·바닥 Drop은 잠금 없이 기존 즉시 Pickup을 사용한다. 외형과 개방 반응은 기존 메시·재질만 재사용한다.</w:t>
       </w:r>
     </w:p>
     <w:p>

--- a/Museum_Heist_TDD.docx
+++ b/Museum_Heist_TDD.docx
@@ -111,7 +111,7 @@
             </w:r>
             <w:r>
               <w:br/>
-              <w:t>문서 정합성 검토 · 2026-09-12</w:t>
+              <w:t>문서 정합성 검토 · 2026-10-07</w:t>
             </w:r>
           </w:p>
         </w:tc>
@@ -566,7 +566,16 @@
           <w14:ligatures w14:val="standardContextual"/>
         </w:rPr>
       </w:pPr>
-      <w:hyperlink w:anchor="_Toc241417229" w:history="1">
+      <w:r>
+        <w:fldChar w:fldCharType="begin"/>
+      </w:r>
+      <w:r>
+        <w:instrText>TOC \o "1-3" \h \z \u</w:instrText>
+      </w:r>
+      <w:r>
+        <w:fldChar w:fldCharType="separate"/>
+      </w:r>
+      <w:hyperlink w:anchor="_Toc242310089" w:history="1">
         <w:r>
           <w:rPr>
             <w:rStyle w:val="aff1"/>
@@ -593,7 +602,7 @@
             <w:noProof/>
             <w:webHidden/>
           </w:rPr>
-          <w:instrText xml:space="preserve"> PAGEREF _Toc241417229 \h </w:instrText>
+          <w:instrText xml:space="preserve"> PAGEREF _Toc242310089 \h </w:instrText>
         </w:r>
         <w:r>
           <w:rPr>
@@ -642,7 +651,7 @@
           <w14:ligatures w14:val="standardContextual"/>
         </w:rPr>
       </w:pPr>
-      <w:hyperlink w:anchor="_Toc241417230" w:history="1">
+      <w:hyperlink w:anchor="_Toc242310090" w:history="1">
         <w:r>
           <w:rPr>
             <w:rStyle w:val="aff1"/>
@@ -669,7 +678,7 @@
             <w:noProof/>
             <w:webHidden/>
           </w:rPr>
-          <w:instrText xml:space="preserve"> PAGEREF _Toc241417230 \h </w:instrText>
+          <w:instrText xml:space="preserve"> PAGEREF _Toc242310090 \h </w:instrText>
         </w:r>
         <w:r>
           <w:rPr>
@@ -718,7 +727,7 @@
           <w14:ligatures w14:val="standardContextual"/>
         </w:rPr>
       </w:pPr>
-      <w:hyperlink w:anchor="_Toc241417231" w:history="1">
+      <w:hyperlink w:anchor="_Toc242310091" w:history="1">
         <w:r>
           <w:rPr>
             <w:rStyle w:val="aff1"/>
@@ -745,7 +754,7 @@
             <w:noProof/>
             <w:webHidden/>
           </w:rPr>
-          <w:instrText xml:space="preserve"> PAGEREF _Toc241417231 \h </w:instrText>
+          <w:instrText xml:space="preserve"> PAGEREF _Toc242310091 \h </w:instrText>
         </w:r>
         <w:r>
           <w:rPr>
@@ -794,7 +803,7 @@
           <w14:ligatures w14:val="standardContextual"/>
         </w:rPr>
       </w:pPr>
-      <w:hyperlink w:anchor="_Toc241417232" w:history="1">
+      <w:hyperlink w:anchor="_Toc242310092" w:history="1">
         <w:r>
           <w:rPr>
             <w:rStyle w:val="aff1"/>
@@ -821,7 +830,7 @@
             <w:noProof/>
             <w:webHidden/>
           </w:rPr>
-          <w:instrText xml:space="preserve"> PAGEREF _Toc241417232 \h </w:instrText>
+          <w:instrText xml:space="preserve"> PAGEREF _Toc242310092 \h </w:instrText>
         </w:r>
         <w:r>
           <w:rPr>
@@ -870,7 +879,7 @@
           <w14:ligatures w14:val="standardContextual"/>
         </w:rPr>
       </w:pPr>
-      <w:hyperlink w:anchor="_Toc241417233" w:history="1">
+      <w:hyperlink w:anchor="_Toc242310093" w:history="1">
         <w:r>
           <w:rPr>
             <w:rStyle w:val="aff1"/>
@@ -897,7 +906,7 @@
             <w:noProof/>
             <w:webHidden/>
           </w:rPr>
-          <w:instrText xml:space="preserve"> PAGEREF _Toc241417233 \h </w:instrText>
+          <w:instrText xml:space="preserve"> PAGEREF _Toc242310093 \h </w:instrText>
         </w:r>
         <w:r>
           <w:rPr>
@@ -946,7 +955,7 @@
           <w14:ligatures w14:val="standardContextual"/>
         </w:rPr>
       </w:pPr>
-      <w:hyperlink w:anchor="_Toc241417234" w:history="1">
+      <w:hyperlink w:anchor="_Toc242310094" w:history="1">
         <w:r>
           <w:rPr>
             <w:rStyle w:val="aff1"/>
@@ -973,7 +982,7 @@
             <w:noProof/>
             <w:webHidden/>
           </w:rPr>
-          <w:instrText xml:space="preserve"> PAGEREF _Toc241417234 \h </w:instrText>
+          <w:instrText xml:space="preserve"> PAGEREF _Toc242310094 \h </w:instrText>
         </w:r>
         <w:r>
           <w:rPr>
@@ -1022,7 +1031,7 @@
           <w14:ligatures w14:val="standardContextual"/>
         </w:rPr>
       </w:pPr>
-      <w:hyperlink w:anchor="_Toc241417235" w:history="1">
+      <w:hyperlink w:anchor="_Toc242310095" w:history="1">
         <w:r>
           <w:rPr>
             <w:rStyle w:val="aff1"/>
@@ -1049,7 +1058,7 @@
             <w:noProof/>
             <w:webHidden/>
           </w:rPr>
-          <w:instrText xml:space="preserve"> PAGEREF _Toc241417235 \h </w:instrText>
+          <w:instrText xml:space="preserve"> PAGEREF _Toc242310095 \h </w:instrText>
         </w:r>
         <w:r>
           <w:rPr>
@@ -1098,7 +1107,7 @@
           <w14:ligatures w14:val="standardContextual"/>
         </w:rPr>
       </w:pPr>
-      <w:hyperlink w:anchor="_Toc241417236" w:history="1">
+      <w:hyperlink w:anchor="_Toc242310096" w:history="1">
         <w:r>
           <w:rPr>
             <w:rStyle w:val="aff1"/>
@@ -1125,7 +1134,7 @@
             <w:noProof/>
             <w:webHidden/>
           </w:rPr>
-          <w:instrText xml:space="preserve"> PAGEREF _Toc241417236 \h </w:instrText>
+          <w:instrText xml:space="preserve"> PAGEREF _Toc242310096 \h </w:instrText>
         </w:r>
         <w:r>
           <w:rPr>
@@ -1174,7 +1183,7 @@
           <w14:ligatures w14:val="standardContextual"/>
         </w:rPr>
       </w:pPr>
-      <w:hyperlink w:anchor="_Toc241417237" w:history="1">
+      <w:hyperlink w:anchor="_Toc242310097" w:history="1">
         <w:r>
           <w:rPr>
             <w:rStyle w:val="aff1"/>
@@ -1201,7 +1210,7 @@
             <w:noProof/>
             <w:webHidden/>
           </w:rPr>
-          <w:instrText xml:space="preserve"> PAGEREF _Toc241417237 \h </w:instrText>
+          <w:instrText xml:space="preserve"> PAGEREF _Toc242310097 \h </w:instrText>
         </w:r>
         <w:r>
           <w:rPr>
@@ -1250,7 +1259,7 @@
           <w14:ligatures w14:val="standardContextual"/>
         </w:rPr>
       </w:pPr>
-      <w:hyperlink w:anchor="_Toc241417238" w:history="1">
+      <w:hyperlink w:anchor="_Toc242310098" w:history="1">
         <w:r>
           <w:rPr>
             <w:rStyle w:val="aff1"/>
@@ -1277,7 +1286,7 @@
             <w:noProof/>
             <w:webHidden/>
           </w:rPr>
-          <w:instrText xml:space="preserve"> PAGEREF _Toc241417238 \h </w:instrText>
+          <w:instrText xml:space="preserve"> PAGEREF _Toc242310098 \h </w:instrText>
         </w:r>
         <w:r>
           <w:rPr>
@@ -1326,7 +1335,7 @@
           <w14:ligatures w14:val="standardContextual"/>
         </w:rPr>
       </w:pPr>
-      <w:hyperlink w:anchor="_Toc241417239" w:history="1">
+      <w:hyperlink w:anchor="_Toc242310099" w:history="1">
         <w:r>
           <w:rPr>
             <w:rStyle w:val="aff1"/>
@@ -1353,7 +1362,7 @@
             <w:noProof/>
             <w:webHidden/>
           </w:rPr>
-          <w:instrText xml:space="preserve"> PAGEREF _Toc241417239 \h </w:instrText>
+          <w:instrText xml:space="preserve"> PAGEREF _Toc242310099 \h </w:instrText>
         </w:r>
         <w:r>
           <w:rPr>
@@ -1401,7 +1410,7 @@
           <w14:ligatures w14:val="standardContextual"/>
         </w:rPr>
       </w:pPr>
-      <w:hyperlink w:anchor="_Toc241417240" w:history="1">
+      <w:hyperlink w:anchor="_Toc242310100" w:history="1">
         <w:r>
           <w:rPr>
             <w:rStyle w:val="aff1"/>
@@ -1428,7 +1437,7 @@
             <w:noProof/>
             <w:webHidden/>
           </w:rPr>
-          <w:instrText xml:space="preserve"> PAGEREF _Toc241417240 \h </w:instrText>
+          <w:instrText xml:space="preserve"> PAGEREF _Toc242310100 \h </w:instrText>
         </w:r>
         <w:r>
           <w:rPr>
@@ -1477,7 +1486,7 @@
           <w14:ligatures w14:val="standardContextual"/>
         </w:rPr>
       </w:pPr>
-      <w:hyperlink w:anchor="_Toc241417241" w:history="1">
+      <w:hyperlink w:anchor="_Toc242310101" w:history="1">
         <w:r>
           <w:rPr>
             <w:rStyle w:val="aff1"/>
@@ -1504,7 +1513,7 @@
             <w:noProof/>
             <w:webHidden/>
           </w:rPr>
-          <w:instrText xml:space="preserve"> PAGEREF _Toc241417241 \h </w:instrText>
+          <w:instrText xml:space="preserve"> PAGEREF _Toc242310101 \h </w:instrText>
         </w:r>
         <w:r>
           <w:rPr>
@@ -1553,7 +1562,7 @@
           <w14:ligatures w14:val="standardContextual"/>
         </w:rPr>
       </w:pPr>
-      <w:hyperlink w:anchor="_Toc241417242" w:history="1">
+      <w:hyperlink w:anchor="_Toc242310102" w:history="1">
         <w:r>
           <w:rPr>
             <w:rStyle w:val="aff1"/>
@@ -1580,7 +1589,7 @@
             <w:noProof/>
             <w:webHidden/>
           </w:rPr>
-          <w:instrText xml:space="preserve"> PAGEREF _Toc241417242 \h </w:instrText>
+          <w:instrText xml:space="preserve"> PAGEREF _Toc242310102 \h </w:instrText>
         </w:r>
         <w:r>
           <w:rPr>
@@ -1629,7 +1638,7 @@
           <w14:ligatures w14:val="standardContextual"/>
         </w:rPr>
       </w:pPr>
-      <w:hyperlink w:anchor="_Toc241417243" w:history="1">
+      <w:hyperlink w:anchor="_Toc242310103" w:history="1">
         <w:r>
           <w:rPr>
             <w:rStyle w:val="aff1"/>
@@ -1656,7 +1665,7 @@
             <w:noProof/>
             <w:webHidden/>
           </w:rPr>
-          <w:instrText xml:space="preserve"> PAGEREF _Toc241417243 \h </w:instrText>
+          <w:instrText xml:space="preserve"> PAGEREF _Toc242310103 \h </w:instrText>
         </w:r>
         <w:r>
           <w:rPr>
@@ -1705,7 +1714,7 @@
           <w14:ligatures w14:val="standardContextual"/>
         </w:rPr>
       </w:pPr>
-      <w:hyperlink w:anchor="_Toc241417244" w:history="1">
+      <w:hyperlink w:anchor="_Toc242310104" w:history="1">
         <w:r>
           <w:rPr>
             <w:rStyle w:val="aff1"/>
@@ -1732,7 +1741,7 @@
             <w:noProof/>
             <w:webHidden/>
           </w:rPr>
-          <w:instrText xml:space="preserve"> PAGEREF _Toc241417244 \h </w:instrText>
+          <w:instrText xml:space="preserve"> PAGEREF _Toc242310104 \h </w:instrText>
         </w:r>
         <w:r>
           <w:rPr>
@@ -1752,7 +1761,7 @@
             <w:noProof/>
             <w:webHidden/>
           </w:rPr>
-          <w:t>10</w:t>
+          <w:t>11</w:t>
         </w:r>
         <w:r>
           <w:rPr>
@@ -1781,7 +1790,7 @@
           <w14:ligatures w14:val="standardContextual"/>
         </w:rPr>
       </w:pPr>
-      <w:hyperlink w:anchor="_Toc241417245" w:history="1">
+      <w:hyperlink w:anchor="_Toc242310105" w:history="1">
         <w:r>
           <w:rPr>
             <w:rStyle w:val="aff1"/>
@@ -1808,7 +1817,7 @@
             <w:noProof/>
             <w:webHidden/>
           </w:rPr>
-          <w:instrText xml:space="preserve"> PAGEREF _Toc241417245 \h </w:instrText>
+          <w:instrText xml:space="preserve"> PAGEREF _Toc242310105 \h </w:instrText>
         </w:r>
         <w:r>
           <w:rPr>
@@ -1828,7 +1837,7 @@
             <w:noProof/>
             <w:webHidden/>
           </w:rPr>
-          <w:t>10</w:t>
+          <w:t>11</w:t>
         </w:r>
         <w:r>
           <w:rPr>
@@ -1857,7 +1866,7 @@
           <w14:ligatures w14:val="standardContextual"/>
         </w:rPr>
       </w:pPr>
-      <w:hyperlink w:anchor="_Toc241417246" w:history="1">
+      <w:hyperlink w:anchor="_Toc242310106" w:history="1">
         <w:r>
           <w:rPr>
             <w:rStyle w:val="aff1"/>
@@ -1884,7 +1893,7 @@
             <w:noProof/>
             <w:webHidden/>
           </w:rPr>
-          <w:instrText xml:space="preserve"> PAGEREF _Toc241417246 \h </w:instrText>
+          <w:instrText xml:space="preserve"> PAGEREF _Toc242310106 \h </w:instrText>
         </w:r>
         <w:r>
           <w:rPr>
@@ -1904,7 +1913,7 @@
             <w:noProof/>
             <w:webHidden/>
           </w:rPr>
-          <w:t>10</w:t>
+          <w:t>11</w:t>
         </w:r>
         <w:r>
           <w:rPr>
@@ -1933,7 +1942,7 @@
           <w14:ligatures w14:val="standardContextual"/>
         </w:rPr>
       </w:pPr>
-      <w:hyperlink w:anchor="_Toc241417247" w:history="1">
+      <w:hyperlink w:anchor="_Toc242310107" w:history="1">
         <w:r>
           <w:rPr>
             <w:rStyle w:val="aff1"/>
@@ -1960,7 +1969,7 @@
             <w:noProof/>
             <w:webHidden/>
           </w:rPr>
-          <w:instrText xml:space="preserve"> PAGEREF _Toc241417247 \h </w:instrText>
+          <w:instrText xml:space="preserve"> PAGEREF _Toc242310107 \h </w:instrText>
         </w:r>
         <w:r>
           <w:rPr>
@@ -1980,7 +1989,7 @@
             <w:noProof/>
             <w:webHidden/>
           </w:rPr>
-          <w:t>10</w:t>
+          <w:t>12</w:t>
         </w:r>
         <w:r>
           <w:rPr>
@@ -2009,7 +2018,7 @@
           <w14:ligatures w14:val="standardContextual"/>
         </w:rPr>
       </w:pPr>
-      <w:hyperlink w:anchor="_Toc241417248" w:history="1">
+      <w:hyperlink w:anchor="_Toc242310108" w:history="1">
         <w:r>
           <w:rPr>
             <w:rStyle w:val="aff1"/>
@@ -2036,7 +2045,7 @@
             <w:noProof/>
             <w:webHidden/>
           </w:rPr>
-          <w:instrText xml:space="preserve"> PAGEREF _Toc241417248 \h </w:instrText>
+          <w:instrText xml:space="preserve"> PAGEREF _Toc242310108 \h </w:instrText>
         </w:r>
         <w:r>
           <w:rPr>
@@ -2056,7 +2065,7 @@
             <w:noProof/>
             <w:webHidden/>
           </w:rPr>
-          <w:t>10</w:t>
+          <w:t>12</w:t>
         </w:r>
         <w:r>
           <w:rPr>
@@ -2085,7 +2094,7 @@
           <w14:ligatures w14:val="standardContextual"/>
         </w:rPr>
       </w:pPr>
-      <w:hyperlink w:anchor="_Toc241417249" w:history="1">
+      <w:hyperlink w:anchor="_Toc242310109" w:history="1">
         <w:r>
           <w:rPr>
             <w:rStyle w:val="aff1"/>
@@ -2112,7 +2121,7 @@
             <w:noProof/>
             <w:webHidden/>
           </w:rPr>
-          <w:instrText xml:space="preserve"> PAGEREF _Toc241417249 \h </w:instrText>
+          <w:instrText xml:space="preserve"> PAGEREF _Toc242310109 \h </w:instrText>
         </w:r>
         <w:r>
           <w:rPr>
@@ -2132,7 +2141,7 @@
             <w:noProof/>
             <w:webHidden/>
           </w:rPr>
-          <w:t>10</w:t>
+          <w:t>12</w:t>
         </w:r>
         <w:r>
           <w:rPr>
@@ -2161,7 +2170,7 @@
           <w14:ligatures w14:val="standardContextual"/>
         </w:rPr>
       </w:pPr>
-      <w:hyperlink w:anchor="_Toc241417250" w:history="1">
+      <w:hyperlink w:anchor="_Toc242310110" w:history="1">
         <w:r>
           <w:rPr>
             <w:rStyle w:val="aff1"/>
@@ -2188,7 +2197,7 @@
             <w:noProof/>
             <w:webHidden/>
           </w:rPr>
-          <w:instrText xml:space="preserve"> PAGEREF _Toc241417250 \h </w:instrText>
+          <w:instrText xml:space="preserve"> PAGEREF _Toc242310110 \h </w:instrText>
         </w:r>
         <w:r>
           <w:rPr>
@@ -2208,7 +2217,7 @@
             <w:noProof/>
             <w:webHidden/>
           </w:rPr>
-          <w:t>10</w:t>
+          <w:t>13</w:t>
         </w:r>
         <w:r>
           <w:rPr>
@@ -2237,7 +2246,7 @@
           <w14:ligatures w14:val="standardContextual"/>
         </w:rPr>
       </w:pPr>
-      <w:hyperlink w:anchor="_Toc241417251" w:history="1">
+      <w:hyperlink w:anchor="_Toc242310111" w:history="1">
         <w:r>
           <w:rPr>
             <w:rStyle w:val="aff1"/>
@@ -2264,7 +2273,7 @@
             <w:noProof/>
             <w:webHidden/>
           </w:rPr>
-          <w:instrText xml:space="preserve"> PAGEREF _Toc241417251 \h </w:instrText>
+          <w:instrText xml:space="preserve"> PAGEREF _Toc242310111 \h </w:instrText>
         </w:r>
         <w:r>
           <w:rPr>
@@ -2284,7 +2293,7 @@
             <w:noProof/>
             <w:webHidden/>
           </w:rPr>
-          <w:t>10</w:t>
+          <w:t>13</w:t>
         </w:r>
         <w:r>
           <w:rPr>
@@ -2313,7 +2322,7 @@
           <w14:ligatures w14:val="standardContextual"/>
         </w:rPr>
       </w:pPr>
-      <w:hyperlink w:anchor="_Toc241417252" w:history="1">
+      <w:hyperlink w:anchor="_Toc242310112" w:history="1">
         <w:r>
           <w:rPr>
             <w:rStyle w:val="aff1"/>
@@ -2340,7 +2349,7 @@
             <w:noProof/>
             <w:webHidden/>
           </w:rPr>
-          <w:instrText xml:space="preserve"> PAGEREF _Toc241417252 \h </w:instrText>
+          <w:instrText xml:space="preserve"> PAGEREF _Toc242310112 \h </w:instrText>
         </w:r>
         <w:r>
           <w:rPr>
@@ -2360,7 +2369,7 @@
             <w:noProof/>
             <w:webHidden/>
           </w:rPr>
-          <w:t>10</w:t>
+          <w:t>14</w:t>
         </w:r>
         <w:r>
           <w:rPr>
@@ -2389,7 +2398,7 @@
           <w14:ligatures w14:val="standardContextual"/>
         </w:rPr>
       </w:pPr>
-      <w:hyperlink w:anchor="_Toc241417253" w:history="1">
+      <w:hyperlink w:anchor="_Toc242310113" w:history="1">
         <w:r>
           <w:rPr>
             <w:rStyle w:val="aff1"/>
@@ -2416,7 +2425,7 @@
             <w:noProof/>
             <w:webHidden/>
           </w:rPr>
-          <w:instrText xml:space="preserve"> PAGEREF _Toc241417253 \h </w:instrText>
+          <w:instrText xml:space="preserve"> PAGEREF _Toc242310113 \h </w:instrText>
         </w:r>
         <w:r>
           <w:rPr>
@@ -2436,7 +2445,7 @@
             <w:noProof/>
             <w:webHidden/>
           </w:rPr>
-          <w:t>10</w:t>
+          <w:t>14</w:t>
         </w:r>
         <w:r>
           <w:rPr>
@@ -2465,7 +2474,7 @@
           <w14:ligatures w14:val="standardContextual"/>
         </w:rPr>
       </w:pPr>
-      <w:hyperlink w:anchor="_Toc241417254" w:history="1">
+      <w:hyperlink w:anchor="_Toc242310114" w:history="1">
         <w:r>
           <w:rPr>
             <w:rStyle w:val="aff1"/>
@@ -2492,7 +2501,7 @@
             <w:noProof/>
             <w:webHidden/>
           </w:rPr>
-          <w:instrText xml:space="preserve"> PAGEREF _Toc241417254 \h </w:instrText>
+          <w:instrText xml:space="preserve"> PAGEREF _Toc242310114 \h </w:instrText>
         </w:r>
         <w:r>
           <w:rPr>
@@ -2512,7 +2521,7 @@
             <w:noProof/>
             <w:webHidden/>
           </w:rPr>
-          <w:t>10</w:t>
+          <w:t>14</w:t>
         </w:r>
         <w:r>
           <w:rPr>
@@ -2541,7 +2550,7 @@
           <w14:ligatures w14:val="standardContextual"/>
         </w:rPr>
       </w:pPr>
-      <w:hyperlink w:anchor="_Toc241417255" w:history="1">
+      <w:hyperlink w:anchor="_Toc242310115" w:history="1">
         <w:r>
           <w:rPr>
             <w:rStyle w:val="aff1"/>
@@ -2568,7 +2577,7 @@
             <w:noProof/>
             <w:webHidden/>
           </w:rPr>
-          <w:instrText xml:space="preserve"> PAGEREF _Toc241417255 \h </w:instrText>
+          <w:instrText xml:space="preserve"> PAGEREF _Toc242310115 \h </w:instrText>
         </w:r>
         <w:r>
           <w:rPr>
@@ -2588,7 +2597,7 @@
             <w:noProof/>
             <w:webHidden/>
           </w:rPr>
-          <w:t>10</w:t>
+          <w:t>15</w:t>
         </w:r>
         <w:r>
           <w:rPr>
@@ -2617,7 +2626,7 @@
           <w14:ligatures w14:val="standardContextual"/>
         </w:rPr>
       </w:pPr>
-      <w:hyperlink w:anchor="_Toc241417256" w:history="1">
+      <w:hyperlink w:anchor="_Toc242310116" w:history="1">
         <w:r>
           <w:rPr>
             <w:rStyle w:val="aff1"/>
@@ -2644,7 +2653,7 @@
             <w:noProof/>
             <w:webHidden/>
           </w:rPr>
-          <w:instrText xml:space="preserve"> PAGEREF _Toc241417256 \h </w:instrText>
+          <w:instrText xml:space="preserve"> PAGEREF _Toc242310116 \h </w:instrText>
         </w:r>
         <w:r>
           <w:rPr>
@@ -2664,7 +2673,7 @@
             <w:noProof/>
             <w:webHidden/>
           </w:rPr>
-          <w:t>10</w:t>
+          <w:t>15</w:t>
         </w:r>
         <w:r>
           <w:rPr>
@@ -2693,7 +2702,7 @@
           <w14:ligatures w14:val="standardContextual"/>
         </w:rPr>
       </w:pPr>
-      <w:hyperlink w:anchor="_Toc241417257" w:history="1">
+      <w:hyperlink w:anchor="_Toc242310117" w:history="1">
         <w:r>
           <w:rPr>
             <w:rStyle w:val="aff1"/>
@@ -2720,7 +2729,7 @@
             <w:noProof/>
             <w:webHidden/>
           </w:rPr>
-          <w:instrText xml:space="preserve"> PAGEREF _Toc241417257 \h </w:instrText>
+          <w:instrText xml:space="preserve"> PAGEREF _Toc242310117 \h </w:instrText>
         </w:r>
         <w:r>
           <w:rPr>
@@ -2740,7 +2749,7 @@
             <w:noProof/>
             <w:webHidden/>
           </w:rPr>
-          <w:t>10</w:t>
+          <w:t>15</w:t>
         </w:r>
         <w:r>
           <w:rPr>
@@ -2769,7 +2778,7 @@
           <w14:ligatures w14:val="standardContextual"/>
         </w:rPr>
       </w:pPr>
-      <w:hyperlink w:anchor="_Toc241417258" w:history="1">
+      <w:hyperlink w:anchor="_Toc242310118" w:history="1">
         <w:r>
           <w:rPr>
             <w:rStyle w:val="aff1"/>
@@ -2796,7 +2805,7 @@
             <w:noProof/>
             <w:webHidden/>
           </w:rPr>
-          <w:instrText xml:space="preserve"> PAGEREF _Toc241417258 \h </w:instrText>
+          <w:instrText xml:space="preserve"> PAGEREF _Toc242310118 \h </w:instrText>
         </w:r>
         <w:r>
           <w:rPr>
@@ -2816,7 +2825,7 @@
             <w:noProof/>
             <w:webHidden/>
           </w:rPr>
-          <w:t>10</w:t>
+          <w:t>15</w:t>
         </w:r>
         <w:r>
           <w:rPr>
@@ -2845,7 +2854,7 @@
           <w14:ligatures w14:val="standardContextual"/>
         </w:rPr>
       </w:pPr>
-      <w:hyperlink w:anchor="_Toc241417259" w:history="1">
+      <w:hyperlink w:anchor="_Toc242310119" w:history="1">
         <w:r>
           <w:rPr>
             <w:rStyle w:val="aff1"/>
@@ -2872,7 +2881,7 @@
             <w:noProof/>
             <w:webHidden/>
           </w:rPr>
-          <w:instrText xml:space="preserve"> PAGEREF _Toc241417259 \h </w:instrText>
+          <w:instrText xml:space="preserve"> PAGEREF _Toc242310119 \h </w:instrText>
         </w:r>
         <w:r>
           <w:rPr>
@@ -2892,7 +2901,7 @@
             <w:noProof/>
             <w:webHidden/>
           </w:rPr>
-          <w:t>10</w:t>
+          <w:t>15</w:t>
         </w:r>
         <w:r>
           <w:rPr>
@@ -2921,7 +2930,7 @@
           <w14:ligatures w14:val="standardContextual"/>
         </w:rPr>
       </w:pPr>
-      <w:hyperlink w:anchor="_Toc241417260" w:history="1">
+      <w:hyperlink w:anchor="_Toc242310120" w:history="1">
         <w:r>
           <w:rPr>
             <w:rStyle w:val="aff1"/>
@@ -2948,7 +2957,7 @@
             <w:noProof/>
             <w:webHidden/>
           </w:rPr>
-          <w:instrText xml:space="preserve"> PAGEREF _Toc241417260 \h </w:instrText>
+          <w:instrText xml:space="preserve"> PAGEREF _Toc242310120 \h </w:instrText>
         </w:r>
         <w:r>
           <w:rPr>
@@ -2968,7 +2977,7 @@
             <w:noProof/>
             <w:webHidden/>
           </w:rPr>
-          <w:t>10</w:t>
+          <w:t>16</w:t>
         </w:r>
         <w:r>
           <w:rPr>
@@ -2997,7 +3006,7 @@
           <w14:ligatures w14:val="standardContextual"/>
         </w:rPr>
       </w:pPr>
-      <w:hyperlink w:anchor="_Toc241417261" w:history="1">
+      <w:hyperlink w:anchor="_Toc242310121" w:history="1">
         <w:r>
           <w:rPr>
             <w:rStyle w:val="aff1"/>
@@ -3024,7 +3033,7 @@
             <w:noProof/>
             <w:webHidden/>
           </w:rPr>
-          <w:instrText xml:space="preserve"> PAGEREF _Toc241417261 \h </w:instrText>
+          <w:instrText xml:space="preserve"> PAGEREF _Toc242310121 \h </w:instrText>
         </w:r>
         <w:r>
           <w:rPr>
@@ -3044,7 +3053,7 @@
             <w:noProof/>
             <w:webHidden/>
           </w:rPr>
-          <w:t>10</w:t>
+          <w:t>16</w:t>
         </w:r>
         <w:r>
           <w:rPr>
@@ -3073,7 +3082,7 @@
           <w14:ligatures w14:val="standardContextual"/>
         </w:rPr>
       </w:pPr>
-      <w:hyperlink w:anchor="_Toc241417262" w:history="1">
+      <w:hyperlink w:anchor="_Toc242310122" w:history="1">
         <w:r>
           <w:rPr>
             <w:rStyle w:val="aff1"/>
@@ -3100,7 +3109,7 @@
             <w:noProof/>
             <w:webHidden/>
           </w:rPr>
-          <w:instrText xml:space="preserve"> PAGEREF _Toc241417262 \h </w:instrText>
+          <w:instrText xml:space="preserve"> PAGEREF _Toc242310122 \h </w:instrText>
         </w:r>
         <w:r>
           <w:rPr>
@@ -3120,7 +3129,7 @@
             <w:noProof/>
             <w:webHidden/>
           </w:rPr>
-          <w:t>10</w:t>
+          <w:t>18</w:t>
         </w:r>
         <w:r>
           <w:rPr>
@@ -3149,7 +3158,7 @@
           <w14:ligatures w14:val="standardContextual"/>
         </w:rPr>
       </w:pPr>
-      <w:hyperlink w:anchor="_Toc241417263" w:history="1">
+      <w:hyperlink w:anchor="_Toc242310123" w:history="1">
         <w:r>
           <w:rPr>
             <w:rStyle w:val="aff1"/>
@@ -3176,7 +3185,7 @@
             <w:noProof/>
             <w:webHidden/>
           </w:rPr>
-          <w:instrText xml:space="preserve"> PAGEREF _Toc241417263 \h </w:instrText>
+          <w:instrText xml:space="preserve"> PAGEREF _Toc242310123 \h </w:instrText>
         </w:r>
         <w:r>
           <w:rPr>
@@ -3196,7 +3205,7 @@
             <w:noProof/>
             <w:webHidden/>
           </w:rPr>
-          <w:t>10</w:t>
+          <w:t>19</w:t>
         </w:r>
         <w:r>
           <w:rPr>
@@ -3225,7 +3234,7 @@
           <w14:ligatures w14:val="standardContextual"/>
         </w:rPr>
       </w:pPr>
-      <w:hyperlink w:anchor="_Toc241417264" w:history="1">
+      <w:hyperlink w:anchor="_Toc242310124" w:history="1">
         <w:r>
           <w:rPr>
             <w:rStyle w:val="aff1"/>
@@ -3252,7 +3261,7 @@
             <w:noProof/>
             <w:webHidden/>
           </w:rPr>
-          <w:instrText xml:space="preserve"> PAGEREF _Toc241417264 \h </w:instrText>
+          <w:instrText xml:space="preserve"> PAGEREF _Toc242310124 \h </w:instrText>
         </w:r>
         <w:r>
           <w:rPr>
@@ -3272,7 +3281,7 @@
             <w:noProof/>
             <w:webHidden/>
           </w:rPr>
-          <w:t>10</w:t>
+          <w:t>19</w:t>
         </w:r>
         <w:r>
           <w:rPr>
@@ -3301,7 +3310,7 @@
           <w14:ligatures w14:val="standardContextual"/>
         </w:rPr>
       </w:pPr>
-      <w:hyperlink w:anchor="_Toc241417265" w:history="1">
+      <w:hyperlink w:anchor="_Toc242310125" w:history="1">
         <w:r>
           <w:rPr>
             <w:rStyle w:val="aff1"/>
@@ -3328,7 +3337,7 @@
             <w:noProof/>
             <w:webHidden/>
           </w:rPr>
-          <w:instrText xml:space="preserve"> PAGEREF _Toc241417265 \h </w:instrText>
+          <w:instrText xml:space="preserve"> PAGEREF _Toc242310125 \h </w:instrText>
         </w:r>
         <w:r>
           <w:rPr>
@@ -3348,7 +3357,7 @@
             <w:noProof/>
             <w:webHidden/>
           </w:rPr>
-          <w:t>10</w:t>
+          <w:t>19</w:t>
         </w:r>
         <w:r>
           <w:rPr>
@@ -3377,7 +3386,7 @@
           <w14:ligatures w14:val="standardContextual"/>
         </w:rPr>
       </w:pPr>
-      <w:hyperlink w:anchor="_Toc241417266" w:history="1">
+      <w:hyperlink w:anchor="_Toc242310126" w:history="1">
         <w:r>
           <w:rPr>
             <w:rStyle w:val="aff1"/>
@@ -3404,7 +3413,7 @@
             <w:noProof/>
             <w:webHidden/>
           </w:rPr>
-          <w:instrText xml:space="preserve"> PAGEREF _Toc241417266 \h </w:instrText>
+          <w:instrText xml:space="preserve"> PAGEREF _Toc242310126 \h </w:instrText>
         </w:r>
         <w:r>
           <w:rPr>
@@ -3424,7 +3433,7 @@
             <w:noProof/>
             <w:webHidden/>
           </w:rPr>
-          <w:t>10</w:t>
+          <w:t>20</w:t>
         </w:r>
         <w:r>
           <w:rPr>
@@ -3453,7 +3462,7 @@
           <w14:ligatures w14:val="standardContextual"/>
         </w:rPr>
       </w:pPr>
-      <w:hyperlink w:anchor="_Toc241417267" w:history="1">
+      <w:hyperlink w:anchor="_Toc242310127" w:history="1">
         <w:r>
           <w:rPr>
             <w:rStyle w:val="aff1"/>
@@ -3480,7 +3489,7 @@
             <w:noProof/>
             <w:webHidden/>
           </w:rPr>
-          <w:instrText xml:space="preserve"> PAGEREF _Toc241417267 \h </w:instrText>
+          <w:instrText xml:space="preserve"> PAGEREF _Toc242310127 \h </w:instrText>
         </w:r>
         <w:r>
           <w:rPr>
@@ -3500,7 +3509,7 @@
             <w:noProof/>
             <w:webHidden/>
           </w:rPr>
-          <w:t>10</w:t>
+          <w:t>21</w:t>
         </w:r>
         <w:r>
           <w:rPr>
@@ -3529,7 +3538,7 @@
           <w14:ligatures w14:val="standardContextual"/>
         </w:rPr>
       </w:pPr>
-      <w:hyperlink w:anchor="_Toc241417268" w:history="1">
+      <w:hyperlink w:anchor="_Toc242310128" w:history="1">
         <w:r>
           <w:rPr>
             <w:rStyle w:val="aff1"/>
@@ -3556,7 +3565,7 @@
             <w:noProof/>
             <w:webHidden/>
           </w:rPr>
-          <w:instrText xml:space="preserve"> PAGEREF _Toc241417268 \h </w:instrText>
+          <w:instrText xml:space="preserve"> PAGEREF _Toc242310128 \h </w:instrText>
         </w:r>
         <w:r>
           <w:rPr>
@@ -3576,7 +3585,7 @@
             <w:noProof/>
             <w:webHidden/>
           </w:rPr>
-          <w:t>10</w:t>
+          <w:t>21</w:t>
         </w:r>
         <w:r>
           <w:rPr>
@@ -3605,7 +3614,7 @@
           <w14:ligatures w14:val="standardContextual"/>
         </w:rPr>
       </w:pPr>
-      <w:hyperlink w:anchor="_Toc241417269" w:history="1">
+      <w:hyperlink w:anchor="_Toc242310129" w:history="1">
         <w:r>
           <w:rPr>
             <w:rStyle w:val="aff1"/>
@@ -3632,7 +3641,7 @@
             <w:noProof/>
             <w:webHidden/>
           </w:rPr>
-          <w:instrText xml:space="preserve"> PAGEREF _Toc241417269 \h </w:instrText>
+          <w:instrText xml:space="preserve"> PAGEREF _Toc242310129 \h </w:instrText>
         </w:r>
         <w:r>
           <w:rPr>
@@ -3652,7 +3661,7 @@
             <w:noProof/>
             <w:webHidden/>
           </w:rPr>
-          <w:t>10</w:t>
+          <w:t>22</w:t>
         </w:r>
         <w:r>
           <w:rPr>
@@ -3681,7 +3690,7 @@
           <w14:ligatures w14:val="standardContextual"/>
         </w:rPr>
       </w:pPr>
-      <w:hyperlink w:anchor="_Toc241417270" w:history="1">
+      <w:hyperlink w:anchor="_Toc242310130" w:history="1">
         <w:r>
           <w:rPr>
             <w:rStyle w:val="aff1"/>
@@ -3708,7 +3717,7 @@
             <w:noProof/>
             <w:webHidden/>
           </w:rPr>
-          <w:instrText xml:space="preserve"> PAGEREF _Toc241417270 \h </w:instrText>
+          <w:instrText xml:space="preserve"> PAGEREF _Toc242310130 \h </w:instrText>
         </w:r>
         <w:r>
           <w:rPr>
@@ -3728,7 +3737,7 @@
             <w:noProof/>
             <w:webHidden/>
           </w:rPr>
-          <w:t>10</w:t>
+          <w:t>22</w:t>
         </w:r>
         <w:r>
           <w:rPr>
@@ -3757,7 +3766,7 @@
           <w14:ligatures w14:val="standardContextual"/>
         </w:rPr>
       </w:pPr>
-      <w:hyperlink w:anchor="_Toc241417271" w:history="1">
+      <w:hyperlink w:anchor="_Toc242310131" w:history="1">
         <w:r>
           <w:rPr>
             <w:rStyle w:val="aff1"/>
@@ -3784,7 +3793,7 @@
             <w:noProof/>
             <w:webHidden/>
           </w:rPr>
-          <w:instrText xml:space="preserve"> PAGEREF _Toc241417271 \h </w:instrText>
+          <w:instrText xml:space="preserve"> PAGEREF _Toc242310131 \h </w:instrText>
         </w:r>
         <w:r>
           <w:rPr>
@@ -3804,7 +3813,7 @@
             <w:noProof/>
             <w:webHidden/>
           </w:rPr>
-          <w:t>10</w:t>
+          <w:t>24</w:t>
         </w:r>
         <w:r>
           <w:rPr>
@@ -3833,7 +3842,7 @@
           <w14:ligatures w14:val="standardContextual"/>
         </w:rPr>
       </w:pPr>
-      <w:hyperlink w:anchor="_Toc241417272" w:history="1">
+      <w:hyperlink w:anchor="_Toc242310132" w:history="1">
         <w:r>
           <w:rPr>
             <w:rStyle w:val="aff1"/>
@@ -3860,7 +3869,7 @@
             <w:noProof/>
             <w:webHidden/>
           </w:rPr>
-          <w:instrText xml:space="preserve"> PAGEREF _Toc241417272 \h </w:instrText>
+          <w:instrText xml:space="preserve"> PAGEREF _Toc242310132 \h </w:instrText>
         </w:r>
         <w:r>
           <w:rPr>
@@ -3880,7 +3889,7 @@
             <w:noProof/>
             <w:webHidden/>
           </w:rPr>
-          <w:t>10</w:t>
+          <w:t>24</w:t>
         </w:r>
         <w:r>
           <w:rPr>
@@ -3909,7 +3918,7 @@
           <w14:ligatures w14:val="standardContextual"/>
         </w:rPr>
       </w:pPr>
-      <w:hyperlink w:anchor="_Toc241417273" w:history="1">
+      <w:hyperlink w:anchor="_Toc242310133" w:history="1">
         <w:r>
           <w:rPr>
             <w:rStyle w:val="aff1"/>
@@ -3936,7 +3945,7 @@
             <w:noProof/>
             <w:webHidden/>
           </w:rPr>
-          <w:instrText xml:space="preserve"> PAGEREF _Toc241417273 \h </w:instrText>
+          <w:instrText xml:space="preserve"> PAGEREF _Toc242310133 \h </w:instrText>
         </w:r>
         <w:r>
           <w:rPr>
@@ -3956,7 +3965,7 @@
             <w:noProof/>
             <w:webHidden/>
           </w:rPr>
-          <w:t>10</w:t>
+          <w:t>24</w:t>
         </w:r>
         <w:r>
           <w:rPr>
@@ -3985,7 +3994,7 @@
           <w14:ligatures w14:val="standardContextual"/>
         </w:rPr>
       </w:pPr>
-      <w:hyperlink w:anchor="_Toc241417274" w:history="1">
+      <w:hyperlink w:anchor="_Toc242310134" w:history="1">
         <w:r>
           <w:rPr>
             <w:rStyle w:val="aff1"/>
@@ -4012,7 +4021,7 @@
             <w:noProof/>
             <w:webHidden/>
           </w:rPr>
-          <w:instrText xml:space="preserve"> PAGEREF _Toc241417274 \h </w:instrText>
+          <w:instrText xml:space="preserve"> PAGEREF _Toc242310134 \h </w:instrText>
         </w:r>
         <w:r>
           <w:rPr>
@@ -4032,7 +4041,7 @@
             <w:noProof/>
             <w:webHidden/>
           </w:rPr>
-          <w:t>10</w:t>
+          <w:t>24</w:t>
         </w:r>
         <w:r>
           <w:rPr>
@@ -4061,7 +4070,7 @@
           <w14:ligatures w14:val="standardContextual"/>
         </w:rPr>
       </w:pPr>
-      <w:hyperlink w:anchor="_Toc241417275" w:history="1">
+      <w:hyperlink w:anchor="_Toc242310135" w:history="1">
         <w:r>
           <w:rPr>
             <w:rStyle w:val="aff1"/>
@@ -4088,7 +4097,7 @@
             <w:noProof/>
             <w:webHidden/>
           </w:rPr>
-          <w:instrText xml:space="preserve"> PAGEREF _Toc241417275 \h </w:instrText>
+          <w:instrText xml:space="preserve"> PAGEREF _Toc242310135 \h </w:instrText>
         </w:r>
         <w:r>
           <w:rPr>
@@ -4108,7 +4117,7 @@
             <w:noProof/>
             <w:webHidden/>
           </w:rPr>
-          <w:t>10</w:t>
+          <w:t>25</w:t>
         </w:r>
         <w:r>
           <w:rPr>
@@ -4137,7 +4146,7 @@
           <w14:ligatures w14:val="standardContextual"/>
         </w:rPr>
       </w:pPr>
-      <w:hyperlink w:anchor="_Toc241417276" w:history="1">
+      <w:hyperlink w:anchor="_Toc242310136" w:history="1">
         <w:r>
           <w:rPr>
             <w:rStyle w:val="aff1"/>
@@ -4164,7 +4173,7 @@
             <w:noProof/>
             <w:webHidden/>
           </w:rPr>
-          <w:instrText xml:space="preserve"> PAGEREF _Toc241417276 \h </w:instrText>
+          <w:instrText xml:space="preserve"> PAGEREF _Toc242310136 \h </w:instrText>
         </w:r>
         <w:r>
           <w:rPr>
@@ -4184,7 +4193,7 @@
             <w:noProof/>
             <w:webHidden/>
           </w:rPr>
-          <w:t>10</w:t>
+          <w:t>26</w:t>
         </w:r>
         <w:r>
           <w:rPr>
@@ -4212,7 +4221,7 @@
           <w14:ligatures w14:val="standardContextual"/>
         </w:rPr>
       </w:pPr>
-      <w:hyperlink w:anchor="_Toc241417277" w:history="1">
+      <w:hyperlink w:anchor="_Toc242310137" w:history="1">
         <w:r>
           <w:rPr>
             <w:rStyle w:val="aff1"/>
@@ -4239,7 +4248,7 @@
             <w:noProof/>
             <w:webHidden/>
           </w:rPr>
-          <w:instrText xml:space="preserve"> PAGEREF _Toc241417277 \h </w:instrText>
+          <w:instrText xml:space="preserve"> PAGEREF _Toc242310137 \h </w:instrText>
         </w:r>
         <w:r>
           <w:rPr>
@@ -4259,7 +4268,7 @@
             <w:noProof/>
             <w:webHidden/>
           </w:rPr>
-          <w:t>10</w:t>
+          <w:t>27</w:t>
         </w:r>
         <w:r>
           <w:rPr>
@@ -4288,7 +4297,7 @@
           <w14:ligatures w14:val="standardContextual"/>
         </w:rPr>
       </w:pPr>
-      <w:hyperlink w:anchor="_Toc241417278" w:history="1">
+      <w:hyperlink w:anchor="_Toc242310138" w:history="1">
         <w:r>
           <w:rPr>
             <w:rStyle w:val="aff1"/>
@@ -4315,7 +4324,7 @@
             <w:noProof/>
             <w:webHidden/>
           </w:rPr>
-          <w:instrText xml:space="preserve"> PAGEREF _Toc241417278 \h </w:instrText>
+          <w:instrText xml:space="preserve"> PAGEREF _Toc242310138 \h </w:instrText>
         </w:r>
         <w:r>
           <w:rPr>
@@ -4335,7 +4344,7 @@
             <w:noProof/>
             <w:webHidden/>
           </w:rPr>
-          <w:t>10</w:t>
+          <w:t>27</w:t>
         </w:r>
         <w:r>
           <w:rPr>
@@ -4364,7 +4373,7 @@
           <w14:ligatures w14:val="standardContextual"/>
         </w:rPr>
       </w:pPr>
-      <w:hyperlink w:anchor="_Toc241417279" w:history="1">
+      <w:hyperlink w:anchor="_Toc242310139" w:history="1">
         <w:r>
           <w:rPr>
             <w:rStyle w:val="aff1"/>
@@ -4391,7 +4400,7 @@
             <w:noProof/>
             <w:webHidden/>
           </w:rPr>
-          <w:instrText xml:space="preserve"> PAGEREF _Toc241417279 \h </w:instrText>
+          <w:instrText xml:space="preserve"> PAGEREF _Toc242310139 \h </w:instrText>
         </w:r>
         <w:r>
           <w:rPr>
@@ -4411,7 +4420,7 @@
             <w:noProof/>
             <w:webHidden/>
           </w:rPr>
-          <w:t>10</w:t>
+          <w:t>27</w:t>
         </w:r>
         <w:r>
           <w:rPr>
@@ -4440,7 +4449,7 @@
           <w14:ligatures w14:val="standardContextual"/>
         </w:rPr>
       </w:pPr>
-      <w:hyperlink w:anchor="_Toc241417280" w:history="1">
+      <w:hyperlink w:anchor="_Toc242310140" w:history="1">
         <w:r>
           <w:rPr>
             <w:rStyle w:val="aff1"/>
@@ -4467,7 +4476,7 @@
             <w:noProof/>
             <w:webHidden/>
           </w:rPr>
-          <w:instrText xml:space="preserve"> PAGEREF _Toc241417280 \h </w:instrText>
+          <w:instrText xml:space="preserve"> PAGEREF _Toc242310140 \h </w:instrText>
         </w:r>
         <w:r>
           <w:rPr>
@@ -4487,7 +4496,7 @@
             <w:noProof/>
             <w:webHidden/>
           </w:rPr>
-          <w:t>10</w:t>
+          <w:t>27</w:t>
         </w:r>
         <w:r>
           <w:rPr>
@@ -4516,7 +4525,7 @@
           <w14:ligatures w14:val="standardContextual"/>
         </w:rPr>
       </w:pPr>
-      <w:hyperlink w:anchor="_Toc241417281" w:history="1">
+      <w:hyperlink w:anchor="_Toc242310141" w:history="1">
         <w:r>
           <w:rPr>
             <w:rStyle w:val="aff1"/>
@@ -4543,7 +4552,7 @@
             <w:noProof/>
             <w:webHidden/>
           </w:rPr>
-          <w:instrText xml:space="preserve"> PAGEREF _Toc241417281 \h </w:instrText>
+          <w:instrText xml:space="preserve"> PAGEREF _Toc242310141 \h </w:instrText>
         </w:r>
         <w:r>
           <w:rPr>
@@ -4563,7 +4572,7 @@
             <w:noProof/>
             <w:webHidden/>
           </w:rPr>
-          <w:t>10</w:t>
+          <w:t>27</w:t>
         </w:r>
         <w:r>
           <w:rPr>
@@ -4592,7 +4601,7 @@
           <w14:ligatures w14:val="standardContextual"/>
         </w:rPr>
       </w:pPr>
-      <w:hyperlink w:anchor="_Toc241417282" w:history="1">
+      <w:hyperlink w:anchor="_Toc242310142" w:history="1">
         <w:r>
           <w:rPr>
             <w:rStyle w:val="aff1"/>
@@ -4619,7 +4628,7 @@
             <w:noProof/>
             <w:webHidden/>
           </w:rPr>
-          <w:instrText xml:space="preserve"> PAGEREF _Toc241417282 \h </w:instrText>
+          <w:instrText xml:space="preserve"> PAGEREF _Toc242310142 \h </w:instrText>
         </w:r>
         <w:r>
           <w:rPr>
@@ -4639,7 +4648,7 @@
             <w:noProof/>
             <w:webHidden/>
           </w:rPr>
-          <w:t>10</w:t>
+          <w:t>28</w:t>
         </w:r>
         <w:r>
           <w:rPr>
@@ -4668,7 +4677,7 @@
           <w14:ligatures w14:val="standardContextual"/>
         </w:rPr>
       </w:pPr>
-      <w:hyperlink w:anchor="_Toc241417283" w:history="1">
+      <w:hyperlink w:anchor="_Toc242310143" w:history="1">
         <w:r>
           <w:rPr>
             <w:rStyle w:val="aff1"/>
@@ -4695,7 +4704,7 @@
             <w:noProof/>
             <w:webHidden/>
           </w:rPr>
-          <w:instrText xml:space="preserve"> PAGEREF _Toc241417283 \h </w:instrText>
+          <w:instrText xml:space="preserve"> PAGEREF _Toc242310143 \h </w:instrText>
         </w:r>
         <w:r>
           <w:rPr>
@@ -4715,7 +4724,7 @@
             <w:noProof/>
             <w:webHidden/>
           </w:rPr>
-          <w:t>10</w:t>
+          <w:t>29</w:t>
         </w:r>
         <w:r>
           <w:rPr>
@@ -4744,7 +4753,7 @@
           <w14:ligatures w14:val="standardContextual"/>
         </w:rPr>
       </w:pPr>
-      <w:hyperlink w:anchor="_Toc241417284" w:history="1">
+      <w:hyperlink w:anchor="_Toc242310144" w:history="1">
         <w:r>
           <w:rPr>
             <w:rStyle w:val="aff1"/>
@@ -4771,7 +4780,7 @@
             <w:noProof/>
             <w:webHidden/>
           </w:rPr>
-          <w:instrText xml:space="preserve"> PAGEREF _Toc241417284 \h </w:instrText>
+          <w:instrText xml:space="preserve"> PAGEREF _Toc242310144 \h </w:instrText>
         </w:r>
         <w:r>
           <w:rPr>
@@ -4791,7 +4800,7 @@
             <w:noProof/>
             <w:webHidden/>
           </w:rPr>
-          <w:t>10</w:t>
+          <w:t>29</w:t>
         </w:r>
         <w:r>
           <w:rPr>
@@ -4820,7 +4829,7 @@
           <w14:ligatures w14:val="standardContextual"/>
         </w:rPr>
       </w:pPr>
-      <w:hyperlink w:anchor="_Toc241417285" w:history="1">
+      <w:hyperlink w:anchor="_Toc242310145" w:history="1">
         <w:r>
           <w:rPr>
             <w:rStyle w:val="aff1"/>
@@ -4847,7 +4856,7 @@
             <w:noProof/>
             <w:webHidden/>
           </w:rPr>
-          <w:instrText xml:space="preserve"> PAGEREF _Toc241417285 \h </w:instrText>
+          <w:instrText xml:space="preserve"> PAGEREF _Toc242310145 \h </w:instrText>
         </w:r>
         <w:r>
           <w:rPr>
@@ -4867,7 +4876,7 @@
             <w:noProof/>
             <w:webHidden/>
           </w:rPr>
-          <w:t>10</w:t>
+          <w:t>29</w:t>
         </w:r>
         <w:r>
           <w:rPr>
@@ -4896,7 +4905,7 @@
           <w14:ligatures w14:val="standardContextual"/>
         </w:rPr>
       </w:pPr>
-      <w:hyperlink w:anchor="_Toc241417286" w:history="1">
+      <w:hyperlink w:anchor="_Toc242310146" w:history="1">
         <w:r>
           <w:rPr>
             <w:rStyle w:val="aff1"/>
@@ -4923,7 +4932,7 @@
             <w:noProof/>
             <w:webHidden/>
           </w:rPr>
-          <w:instrText xml:space="preserve"> PAGEREF _Toc241417286 \h </w:instrText>
+          <w:instrText xml:space="preserve"> PAGEREF _Toc242310146 \h </w:instrText>
         </w:r>
         <w:r>
           <w:rPr>
@@ -4943,7 +4952,7 @@
             <w:noProof/>
             <w:webHidden/>
           </w:rPr>
-          <w:t>10</w:t>
+          <w:t>30</w:t>
         </w:r>
         <w:r>
           <w:rPr>
@@ -4972,7 +4981,7 @@
           <w14:ligatures w14:val="standardContextual"/>
         </w:rPr>
       </w:pPr>
-      <w:hyperlink w:anchor="_Toc241417287" w:history="1">
+      <w:hyperlink w:anchor="_Toc242310147" w:history="1">
         <w:r>
           <w:rPr>
             <w:rStyle w:val="aff1"/>
@@ -4999,7 +5008,7 @@
             <w:noProof/>
             <w:webHidden/>
           </w:rPr>
-          <w:instrText xml:space="preserve"> PAGEREF _Toc241417287 \h </w:instrText>
+          <w:instrText xml:space="preserve"> PAGEREF _Toc242310147 \h </w:instrText>
         </w:r>
         <w:r>
           <w:rPr>
@@ -5019,7 +5028,7 @@
             <w:noProof/>
             <w:webHidden/>
           </w:rPr>
-          <w:t>10</w:t>
+          <w:t>30</w:t>
         </w:r>
         <w:r>
           <w:rPr>
@@ -5048,7 +5057,7 @@
           <w14:ligatures w14:val="standardContextual"/>
         </w:rPr>
       </w:pPr>
-      <w:hyperlink w:anchor="_Toc241417288" w:history="1">
+      <w:hyperlink w:anchor="_Toc242310148" w:history="1">
         <w:r>
           <w:rPr>
             <w:rStyle w:val="aff1"/>
@@ -5075,7 +5084,7 @@
             <w:noProof/>
             <w:webHidden/>
           </w:rPr>
-          <w:instrText xml:space="preserve"> PAGEREF _Toc241417288 \h </w:instrText>
+          <w:instrText xml:space="preserve"> PAGEREF _Toc242310148 \h </w:instrText>
         </w:r>
         <w:r>
           <w:rPr>
@@ -5095,7 +5104,7 @@
             <w:noProof/>
             <w:webHidden/>
           </w:rPr>
-          <w:t>10</w:t>
+          <w:t>30</w:t>
         </w:r>
         <w:r>
           <w:rPr>
@@ -5124,7 +5133,7 @@
           <w14:ligatures w14:val="standardContextual"/>
         </w:rPr>
       </w:pPr>
-      <w:hyperlink w:anchor="_Toc241417289" w:history="1">
+      <w:hyperlink w:anchor="_Toc242310149" w:history="1">
         <w:r>
           <w:rPr>
             <w:rStyle w:val="aff1"/>
@@ -5151,7 +5160,7 @@
             <w:noProof/>
             <w:webHidden/>
           </w:rPr>
-          <w:instrText xml:space="preserve"> PAGEREF _Toc241417289 \h </w:instrText>
+          <w:instrText xml:space="preserve"> PAGEREF _Toc242310149 \h </w:instrText>
         </w:r>
         <w:r>
           <w:rPr>
@@ -5171,7 +5180,7 @@
             <w:noProof/>
             <w:webHidden/>
           </w:rPr>
-          <w:t>10</w:t>
+          <w:t>30</w:t>
         </w:r>
         <w:r>
           <w:rPr>
@@ -5200,7 +5209,7 @@
           <w14:ligatures w14:val="standardContextual"/>
         </w:rPr>
       </w:pPr>
-      <w:hyperlink w:anchor="_Toc241417290" w:history="1">
+      <w:hyperlink w:anchor="_Toc242310150" w:history="1">
         <w:r>
           <w:rPr>
             <w:rStyle w:val="aff1"/>
@@ -5227,7 +5236,7 @@
             <w:noProof/>
             <w:webHidden/>
           </w:rPr>
-          <w:instrText xml:space="preserve"> PAGEREF _Toc241417290 \h </w:instrText>
+          <w:instrText xml:space="preserve"> PAGEREF _Toc242310150 \h </w:instrText>
         </w:r>
         <w:r>
           <w:rPr>
@@ -5247,7 +5256,7 @@
             <w:noProof/>
             <w:webHidden/>
           </w:rPr>
-          <w:t>10</w:t>
+          <w:t>31</w:t>
         </w:r>
         <w:r>
           <w:rPr>
@@ -5276,7 +5285,7 @@
           <w14:ligatures w14:val="standardContextual"/>
         </w:rPr>
       </w:pPr>
-      <w:hyperlink w:anchor="_Toc241417291" w:history="1">
+      <w:hyperlink w:anchor="_Toc242310151" w:history="1">
         <w:r>
           <w:rPr>
             <w:rStyle w:val="aff1"/>
@@ -5303,7 +5312,7 @@
             <w:noProof/>
             <w:webHidden/>
           </w:rPr>
-          <w:instrText xml:space="preserve"> PAGEREF _Toc241417291 \h </w:instrText>
+          <w:instrText xml:space="preserve"> PAGEREF _Toc242310151 \h </w:instrText>
         </w:r>
         <w:r>
           <w:rPr>
@@ -5323,7 +5332,7 @@
             <w:noProof/>
             <w:webHidden/>
           </w:rPr>
-          <w:t>10</w:t>
+          <w:t>31</w:t>
         </w:r>
         <w:r>
           <w:rPr>
@@ -5352,7 +5361,7 @@
           <w14:ligatures w14:val="standardContextual"/>
         </w:rPr>
       </w:pPr>
-      <w:hyperlink w:anchor="_Toc241417292" w:history="1">
+      <w:hyperlink w:anchor="_Toc242310152" w:history="1">
         <w:r>
           <w:rPr>
             <w:rStyle w:val="aff1"/>
@@ -5379,7 +5388,7 @@
             <w:noProof/>
             <w:webHidden/>
           </w:rPr>
-          <w:instrText xml:space="preserve"> PAGEREF _Toc241417292 \h </w:instrText>
+          <w:instrText xml:space="preserve"> PAGEREF _Toc242310152 \h </w:instrText>
         </w:r>
         <w:r>
           <w:rPr>
@@ -5399,7 +5408,7 @@
             <w:noProof/>
             <w:webHidden/>
           </w:rPr>
-          <w:t>10</w:t>
+          <w:t>31</w:t>
         </w:r>
         <w:r>
           <w:rPr>
@@ -5428,7 +5437,7 @@
           <w14:ligatures w14:val="standardContextual"/>
         </w:rPr>
       </w:pPr>
-      <w:hyperlink w:anchor="_Toc241417293" w:history="1">
+      <w:hyperlink w:anchor="_Toc242310153" w:history="1">
         <w:r>
           <w:rPr>
             <w:rStyle w:val="aff1"/>
@@ -5455,7 +5464,7 @@
             <w:noProof/>
             <w:webHidden/>
           </w:rPr>
-          <w:instrText xml:space="preserve"> PAGEREF _Toc241417293 \h </w:instrText>
+          <w:instrText xml:space="preserve"> PAGEREF _Toc242310153 \h </w:instrText>
         </w:r>
         <w:r>
           <w:rPr>
@@ -5475,7 +5484,7 @@
             <w:noProof/>
             <w:webHidden/>
           </w:rPr>
-          <w:t>10</w:t>
+          <w:t>32</w:t>
         </w:r>
         <w:r>
           <w:rPr>
@@ -5504,7 +5513,7 @@
           <w14:ligatures w14:val="standardContextual"/>
         </w:rPr>
       </w:pPr>
-      <w:hyperlink w:anchor="_Toc241417294" w:history="1">
+      <w:hyperlink w:anchor="_Toc242310154" w:history="1">
         <w:r>
           <w:rPr>
             <w:rStyle w:val="aff1"/>
@@ -5531,7 +5540,7 @@
             <w:noProof/>
             <w:webHidden/>
           </w:rPr>
-          <w:instrText xml:space="preserve"> PAGEREF _Toc241417294 \h </w:instrText>
+          <w:instrText xml:space="preserve"> PAGEREF _Toc242310154 \h </w:instrText>
         </w:r>
         <w:r>
           <w:rPr>
@@ -5551,7 +5560,7 @@
             <w:noProof/>
             <w:webHidden/>
           </w:rPr>
-          <w:t>10</w:t>
+          <w:t>32</w:t>
         </w:r>
         <w:r>
           <w:rPr>
@@ -5580,7 +5589,7 @@
           <w14:ligatures w14:val="standardContextual"/>
         </w:rPr>
       </w:pPr>
-      <w:hyperlink w:anchor="_Toc241417295" w:history="1">
+      <w:hyperlink w:anchor="_Toc242310155" w:history="1">
         <w:r>
           <w:rPr>
             <w:rStyle w:val="aff1"/>
@@ -5607,7 +5616,7 @@
             <w:noProof/>
             <w:webHidden/>
           </w:rPr>
-          <w:instrText xml:space="preserve"> PAGEREF _Toc241417295 \h </w:instrText>
+          <w:instrText xml:space="preserve"> PAGEREF _Toc242310155 \h </w:instrText>
         </w:r>
         <w:r>
           <w:rPr>
@@ -5627,7 +5636,7 @@
             <w:noProof/>
             <w:webHidden/>
           </w:rPr>
-          <w:t>10</w:t>
+          <w:t>34</w:t>
         </w:r>
         <w:r>
           <w:rPr>
@@ -5656,7 +5665,7 @@
           <w14:ligatures w14:val="standardContextual"/>
         </w:rPr>
       </w:pPr>
-      <w:hyperlink w:anchor="_Toc241417296" w:history="1">
+      <w:hyperlink w:anchor="_Toc242310156" w:history="1">
         <w:r>
           <w:rPr>
             <w:rStyle w:val="aff1"/>
@@ -5683,7 +5692,7 @@
             <w:noProof/>
             <w:webHidden/>
           </w:rPr>
-          <w:instrText xml:space="preserve"> PAGEREF _Toc241417296 \h </w:instrText>
+          <w:instrText xml:space="preserve"> PAGEREF _Toc242310156 \h </w:instrText>
         </w:r>
         <w:r>
           <w:rPr>
@@ -5703,7 +5712,7 @@
             <w:noProof/>
             <w:webHidden/>
           </w:rPr>
-          <w:t>10</w:t>
+          <w:t>34</w:t>
         </w:r>
         <w:r>
           <w:rPr>
@@ -5732,7 +5741,7 @@
           <w14:ligatures w14:val="standardContextual"/>
         </w:rPr>
       </w:pPr>
-      <w:hyperlink w:anchor="_Toc241417297" w:history="1">
+      <w:hyperlink w:anchor="_Toc242310157" w:history="1">
         <w:r>
           <w:rPr>
             <w:rStyle w:val="aff1"/>
@@ -5759,7 +5768,7 @@
             <w:noProof/>
             <w:webHidden/>
           </w:rPr>
-          <w:instrText xml:space="preserve"> PAGEREF _Toc241417297 \h </w:instrText>
+          <w:instrText xml:space="preserve"> PAGEREF _Toc242310157 \h </w:instrText>
         </w:r>
         <w:r>
           <w:rPr>
@@ -5779,7 +5788,7 @@
             <w:noProof/>
             <w:webHidden/>
           </w:rPr>
-          <w:t>10</w:t>
+          <w:t>35</w:t>
         </w:r>
         <w:r>
           <w:rPr>
@@ -5808,7 +5817,7 @@
           <w14:ligatures w14:val="standardContextual"/>
         </w:rPr>
       </w:pPr>
-      <w:hyperlink w:anchor="_Toc241417298" w:history="1">
+      <w:hyperlink w:anchor="_Toc242310158" w:history="1">
         <w:r>
           <w:rPr>
             <w:rStyle w:val="aff1"/>
@@ -5835,7 +5844,7 @@
             <w:noProof/>
             <w:webHidden/>
           </w:rPr>
-          <w:instrText xml:space="preserve"> PAGEREF _Toc241417298 \h </w:instrText>
+          <w:instrText xml:space="preserve"> PAGEREF _Toc242310158 \h </w:instrText>
         </w:r>
         <w:r>
           <w:rPr>
@@ -5855,7 +5864,7 @@
             <w:noProof/>
             <w:webHidden/>
           </w:rPr>
-          <w:t>10</w:t>
+          <w:t>36</w:t>
         </w:r>
         <w:r>
           <w:rPr>
@@ -5883,7 +5892,7 @@
           <w14:ligatures w14:val="standardContextual"/>
         </w:rPr>
       </w:pPr>
-      <w:hyperlink w:anchor="_Toc241417299" w:history="1">
+      <w:hyperlink w:anchor="_Toc242310159" w:history="1">
         <w:r>
           <w:rPr>
             <w:rStyle w:val="aff1"/>
@@ -5910,7 +5919,7 @@
             <w:noProof/>
             <w:webHidden/>
           </w:rPr>
-          <w:instrText xml:space="preserve"> PAGEREF _Toc241417299 \h </w:instrText>
+          <w:instrText xml:space="preserve"> PAGEREF _Toc242310159 \h </w:instrText>
         </w:r>
         <w:r>
           <w:rPr>
@@ -5930,7 +5939,7 @@
             <w:noProof/>
             <w:webHidden/>
           </w:rPr>
-          <w:t>10</w:t>
+          <w:t>37</w:t>
         </w:r>
         <w:r>
           <w:rPr>
@@ -5959,7 +5968,7 @@
           <w14:ligatures w14:val="standardContextual"/>
         </w:rPr>
       </w:pPr>
-      <w:hyperlink w:anchor="_Toc241417300" w:history="1">
+      <w:hyperlink w:anchor="_Toc242310160" w:history="1">
         <w:r>
           <w:rPr>
             <w:rStyle w:val="aff1"/>
@@ -5986,7 +5995,7 @@
             <w:noProof/>
             <w:webHidden/>
           </w:rPr>
-          <w:instrText xml:space="preserve"> PAGEREF _Toc241417300 \h </w:instrText>
+          <w:instrText xml:space="preserve"> PAGEREF _Toc242310160 \h </w:instrText>
         </w:r>
         <w:r>
           <w:rPr>
@@ -6006,7 +6015,7 @@
             <w:noProof/>
             <w:webHidden/>
           </w:rPr>
-          <w:t>10</w:t>
+          <w:t>37</w:t>
         </w:r>
         <w:r>
           <w:rPr>
@@ -6035,7 +6044,7 @@
           <w14:ligatures w14:val="standardContextual"/>
         </w:rPr>
       </w:pPr>
-      <w:hyperlink w:anchor="_Toc241417301" w:history="1">
+      <w:hyperlink w:anchor="_Toc242310161" w:history="1">
         <w:r>
           <w:rPr>
             <w:rStyle w:val="aff1"/>
@@ -6062,7 +6071,7 @@
             <w:noProof/>
             <w:webHidden/>
           </w:rPr>
-          <w:instrText xml:space="preserve"> PAGEREF _Toc241417301 \h </w:instrText>
+          <w:instrText xml:space="preserve"> PAGEREF _Toc242310161 \h </w:instrText>
         </w:r>
         <w:r>
           <w:rPr>
@@ -6082,7 +6091,7 @@
             <w:noProof/>
             <w:webHidden/>
           </w:rPr>
-          <w:t>10</w:t>
+          <w:t>37</w:t>
         </w:r>
         <w:r>
           <w:rPr>
@@ -6111,7 +6120,7 @@
           <w14:ligatures w14:val="standardContextual"/>
         </w:rPr>
       </w:pPr>
-      <w:hyperlink w:anchor="_Toc241417302" w:history="1">
+      <w:hyperlink w:anchor="_Toc242310162" w:history="1">
         <w:r>
           <w:rPr>
             <w:rStyle w:val="aff1"/>
@@ -6138,7 +6147,7 @@
             <w:noProof/>
             <w:webHidden/>
           </w:rPr>
-          <w:instrText xml:space="preserve"> PAGEREF _Toc241417302 \h </w:instrText>
+          <w:instrText xml:space="preserve"> PAGEREF _Toc242310162 \h </w:instrText>
         </w:r>
         <w:r>
           <w:rPr>
@@ -6158,7 +6167,7 @@
             <w:noProof/>
             <w:webHidden/>
           </w:rPr>
-          <w:t>10</w:t>
+          <w:t>37</w:t>
         </w:r>
         <w:r>
           <w:rPr>
@@ -6187,7 +6196,7 @@
           <w14:ligatures w14:val="standardContextual"/>
         </w:rPr>
       </w:pPr>
-      <w:hyperlink w:anchor="_Toc241417303" w:history="1">
+      <w:hyperlink w:anchor="_Toc242310163" w:history="1">
         <w:r>
           <w:rPr>
             <w:rStyle w:val="aff1"/>
@@ -6214,7 +6223,7 @@
             <w:noProof/>
             <w:webHidden/>
           </w:rPr>
-          <w:instrText xml:space="preserve"> PAGEREF _Toc241417303 \h </w:instrText>
+          <w:instrText xml:space="preserve"> PAGEREF _Toc242310163 \h </w:instrText>
         </w:r>
         <w:r>
           <w:rPr>
@@ -6234,7 +6243,7 @@
             <w:noProof/>
             <w:webHidden/>
           </w:rPr>
-          <w:t>10</w:t>
+          <w:t>38</w:t>
         </w:r>
         <w:r>
           <w:rPr>
@@ -6263,7 +6272,7 @@
           <w14:ligatures w14:val="standardContextual"/>
         </w:rPr>
       </w:pPr>
-      <w:hyperlink w:anchor="_Toc241417304" w:history="1">
+      <w:hyperlink w:anchor="_Toc242310164" w:history="1">
         <w:r>
           <w:rPr>
             <w:rStyle w:val="aff1"/>
@@ -6290,7 +6299,7 @@
             <w:noProof/>
             <w:webHidden/>
           </w:rPr>
-          <w:instrText xml:space="preserve"> PAGEREF _Toc241417304 \h </w:instrText>
+          <w:instrText xml:space="preserve"> PAGEREF _Toc242310164 \h </w:instrText>
         </w:r>
         <w:r>
           <w:rPr>
@@ -6310,7 +6319,7 @@
             <w:noProof/>
             <w:webHidden/>
           </w:rPr>
-          <w:t>10</w:t>
+          <w:t>39</w:t>
         </w:r>
         <w:r>
           <w:rPr>
@@ -6339,7 +6348,7 @@
           <w14:ligatures w14:val="standardContextual"/>
         </w:rPr>
       </w:pPr>
-      <w:hyperlink w:anchor="_Toc241417305" w:history="1">
+      <w:hyperlink w:anchor="_Toc242310165" w:history="1">
         <w:r>
           <w:rPr>
             <w:rStyle w:val="aff1"/>
@@ -6366,7 +6375,7 @@
             <w:noProof/>
             <w:webHidden/>
           </w:rPr>
-          <w:instrText xml:space="preserve"> PAGEREF _Toc241417305 \h </w:instrText>
+          <w:instrText xml:space="preserve"> PAGEREF _Toc242310165 \h </w:instrText>
         </w:r>
         <w:r>
           <w:rPr>
@@ -6386,7 +6395,7 @@
             <w:noProof/>
             <w:webHidden/>
           </w:rPr>
-          <w:t>10</w:t>
+          <w:t>39</w:t>
         </w:r>
         <w:r>
           <w:rPr>
@@ -6415,7 +6424,7 @@
           <w14:ligatures w14:val="standardContextual"/>
         </w:rPr>
       </w:pPr>
-      <w:hyperlink w:anchor="_Toc241417306" w:history="1">
+      <w:hyperlink w:anchor="_Toc242310166" w:history="1">
         <w:r>
           <w:rPr>
             <w:rStyle w:val="aff1"/>
@@ -6442,7 +6451,7 @@
             <w:noProof/>
             <w:webHidden/>
           </w:rPr>
-          <w:instrText xml:space="preserve"> PAGEREF _Toc241417306 \h </w:instrText>
+          <w:instrText xml:space="preserve"> PAGEREF _Toc242310166 \h </w:instrText>
         </w:r>
         <w:r>
           <w:rPr>
@@ -6462,7 +6471,7 @@
             <w:noProof/>
             <w:webHidden/>
           </w:rPr>
-          <w:t>10</w:t>
+          <w:t>39</w:t>
         </w:r>
         <w:r>
           <w:rPr>
@@ -6491,7 +6500,7 @@
           <w14:ligatures w14:val="standardContextual"/>
         </w:rPr>
       </w:pPr>
-      <w:hyperlink w:anchor="_Toc241417307" w:history="1">
+      <w:hyperlink w:anchor="_Toc242310167" w:history="1">
         <w:r>
           <w:rPr>
             <w:rStyle w:val="aff1"/>
@@ -6518,7 +6527,7 @@
             <w:noProof/>
             <w:webHidden/>
           </w:rPr>
-          <w:instrText xml:space="preserve"> PAGEREF _Toc241417307 \h </w:instrText>
+          <w:instrText xml:space="preserve"> PAGEREF _Toc242310167 \h </w:instrText>
         </w:r>
         <w:r>
           <w:rPr>
@@ -6538,7 +6547,7 @@
             <w:noProof/>
             <w:webHidden/>
           </w:rPr>
-          <w:t>10</w:t>
+          <w:t>40</w:t>
         </w:r>
         <w:r>
           <w:rPr>
@@ -6567,7 +6576,7 @@
           <w14:ligatures w14:val="standardContextual"/>
         </w:rPr>
       </w:pPr>
-      <w:hyperlink w:anchor="_Toc241417308" w:history="1">
+      <w:hyperlink w:anchor="_Toc242310168" w:history="1">
         <w:r>
           <w:rPr>
             <w:rStyle w:val="aff1"/>
@@ -6594,7 +6603,7 @@
             <w:noProof/>
             <w:webHidden/>
           </w:rPr>
-          <w:instrText xml:space="preserve"> PAGEREF _Toc241417308 \h </w:instrText>
+          <w:instrText xml:space="preserve"> PAGEREF _Toc242310168 \h </w:instrText>
         </w:r>
         <w:r>
           <w:rPr>
@@ -6614,7 +6623,7 @@
             <w:noProof/>
             <w:webHidden/>
           </w:rPr>
-          <w:t>10</w:t>
+          <w:t>40</w:t>
         </w:r>
         <w:r>
           <w:rPr>
@@ -6643,7 +6652,7 @@
           <w14:ligatures w14:val="standardContextual"/>
         </w:rPr>
       </w:pPr>
-      <w:hyperlink w:anchor="_Toc241417309" w:history="1">
+      <w:hyperlink w:anchor="_Toc242310169" w:history="1">
         <w:r>
           <w:rPr>
             <w:rStyle w:val="aff1"/>
@@ -6670,7 +6679,7 @@
             <w:noProof/>
             <w:webHidden/>
           </w:rPr>
-          <w:instrText xml:space="preserve"> PAGEREF _Toc241417309 \h </w:instrText>
+          <w:instrText xml:space="preserve"> PAGEREF _Toc242310169 \h </w:instrText>
         </w:r>
         <w:r>
           <w:rPr>
@@ -6690,7 +6699,7 @@
             <w:noProof/>
             <w:webHidden/>
           </w:rPr>
-          <w:t>10</w:t>
+          <w:t>40</w:t>
         </w:r>
         <w:r>
           <w:rPr>
@@ -6719,7 +6728,7 @@
           <w14:ligatures w14:val="standardContextual"/>
         </w:rPr>
       </w:pPr>
-      <w:hyperlink w:anchor="_Toc241417310" w:history="1">
+      <w:hyperlink w:anchor="_Toc242310170" w:history="1">
         <w:r>
           <w:rPr>
             <w:rStyle w:val="aff1"/>
@@ -6746,7 +6755,7 @@
             <w:noProof/>
             <w:webHidden/>
           </w:rPr>
-          <w:instrText xml:space="preserve"> PAGEREF _Toc241417310 \h </w:instrText>
+          <w:instrText xml:space="preserve"> PAGEREF _Toc242310170 \h </w:instrText>
         </w:r>
         <w:r>
           <w:rPr>
@@ -6766,7 +6775,7 @@
             <w:noProof/>
             <w:webHidden/>
           </w:rPr>
-          <w:t>10</w:t>
+          <w:t>40</w:t>
         </w:r>
         <w:r>
           <w:rPr>
@@ -6795,7 +6804,7 @@
           <w14:ligatures w14:val="standardContextual"/>
         </w:rPr>
       </w:pPr>
-      <w:hyperlink w:anchor="_Toc241417311" w:history="1">
+      <w:hyperlink w:anchor="_Toc242310171" w:history="1">
         <w:r>
           <w:rPr>
             <w:rStyle w:val="aff1"/>
@@ -6822,7 +6831,7 @@
             <w:noProof/>
             <w:webHidden/>
           </w:rPr>
-          <w:instrText xml:space="preserve"> PAGEREF _Toc241417311 \h </w:instrText>
+          <w:instrText xml:space="preserve"> PAGEREF _Toc242310171 \h </w:instrText>
         </w:r>
         <w:r>
           <w:rPr>
@@ -6842,7 +6851,7 @@
             <w:noProof/>
             <w:webHidden/>
           </w:rPr>
-          <w:t>10</w:t>
+          <w:t>41</w:t>
         </w:r>
         <w:r>
           <w:rPr>
@@ -6871,7 +6880,7 @@
           <w14:ligatures w14:val="standardContextual"/>
         </w:rPr>
       </w:pPr>
-      <w:hyperlink w:anchor="_Toc241417312" w:history="1">
+      <w:hyperlink w:anchor="_Toc242310172" w:history="1">
         <w:r>
           <w:rPr>
             <w:rStyle w:val="aff1"/>
@@ -6898,7 +6907,7 @@
             <w:noProof/>
             <w:webHidden/>
           </w:rPr>
-          <w:instrText xml:space="preserve"> PAGEREF _Toc241417312 \h </w:instrText>
+          <w:instrText xml:space="preserve"> PAGEREF _Toc242310172 \h </w:instrText>
         </w:r>
         <w:r>
           <w:rPr>
@@ -6918,7 +6927,7 @@
             <w:noProof/>
             <w:webHidden/>
           </w:rPr>
-          <w:t>10</w:t>
+          <w:t>41</w:t>
         </w:r>
         <w:r>
           <w:rPr>
@@ -6947,7 +6956,7 @@
           <w14:ligatures w14:val="standardContextual"/>
         </w:rPr>
       </w:pPr>
-      <w:hyperlink w:anchor="_Toc241417313" w:history="1">
+      <w:hyperlink w:anchor="_Toc242310173" w:history="1">
         <w:r>
           <w:rPr>
             <w:rStyle w:val="aff1"/>
@@ -6974,7 +6983,7 @@
             <w:noProof/>
             <w:webHidden/>
           </w:rPr>
-          <w:instrText xml:space="preserve"> PAGEREF _Toc241417313 \h </w:instrText>
+          <w:instrText xml:space="preserve"> PAGEREF _Toc242310173 \h </w:instrText>
         </w:r>
         <w:r>
           <w:rPr>
@@ -6994,7 +7003,7 @@
             <w:noProof/>
             <w:webHidden/>
           </w:rPr>
-          <w:t>10</w:t>
+          <w:t>41</w:t>
         </w:r>
         <w:r>
           <w:rPr>
@@ -7023,7 +7032,7 @@
           <w14:ligatures w14:val="standardContextual"/>
         </w:rPr>
       </w:pPr>
-      <w:hyperlink w:anchor="_Toc241417314" w:history="1">
+      <w:hyperlink w:anchor="_Toc242310174" w:history="1">
         <w:r>
           <w:rPr>
             <w:rStyle w:val="aff1"/>
@@ -7050,7 +7059,7 @@
             <w:noProof/>
             <w:webHidden/>
           </w:rPr>
-          <w:instrText xml:space="preserve"> PAGEREF _Toc241417314 \h </w:instrText>
+          <w:instrText xml:space="preserve"> PAGEREF _Toc242310174 \h </w:instrText>
         </w:r>
         <w:r>
           <w:rPr>
@@ -7070,7 +7079,7 @@
             <w:noProof/>
             <w:webHidden/>
           </w:rPr>
-          <w:t>10</w:t>
+          <w:t>41</w:t>
         </w:r>
         <w:r>
           <w:rPr>
@@ -7099,7 +7108,7 @@
           <w14:ligatures w14:val="standardContextual"/>
         </w:rPr>
       </w:pPr>
-      <w:hyperlink w:anchor="_Toc241417315" w:history="1">
+      <w:hyperlink w:anchor="_Toc242310175" w:history="1">
         <w:r>
           <w:rPr>
             <w:rStyle w:val="aff1"/>
@@ -7126,7 +7135,7 @@
             <w:noProof/>
             <w:webHidden/>
           </w:rPr>
-          <w:instrText xml:space="preserve"> PAGEREF _Toc241417315 \h </w:instrText>
+          <w:instrText xml:space="preserve"> PAGEREF _Toc242310175 \h </w:instrText>
         </w:r>
         <w:r>
           <w:rPr>
@@ -7146,7 +7155,7 @@
             <w:noProof/>
             <w:webHidden/>
           </w:rPr>
-          <w:t>10</w:t>
+          <w:t>42</w:t>
         </w:r>
         <w:r>
           <w:rPr>
@@ -7175,7 +7184,7 @@
           <w14:ligatures w14:val="standardContextual"/>
         </w:rPr>
       </w:pPr>
-      <w:hyperlink w:anchor="_Toc241417316" w:history="1">
+      <w:hyperlink w:anchor="_Toc242310176" w:history="1">
         <w:r>
           <w:rPr>
             <w:rStyle w:val="aff1"/>
@@ -7202,7 +7211,7 @@
             <w:noProof/>
             <w:webHidden/>
           </w:rPr>
-          <w:instrText xml:space="preserve"> PAGEREF _Toc241417316 \h </w:instrText>
+          <w:instrText xml:space="preserve"> PAGEREF _Toc242310176 \h </w:instrText>
         </w:r>
         <w:r>
           <w:rPr>
@@ -7222,7 +7231,7 @@
             <w:noProof/>
             <w:webHidden/>
           </w:rPr>
-          <w:t>10</w:t>
+          <w:t>42</w:t>
         </w:r>
         <w:r>
           <w:rPr>
@@ -7251,7 +7260,7 @@
           <w14:ligatures w14:val="standardContextual"/>
         </w:rPr>
       </w:pPr>
-      <w:hyperlink w:anchor="_Toc241417317" w:history="1">
+      <w:hyperlink w:anchor="_Toc242310177" w:history="1">
         <w:r>
           <w:rPr>
             <w:rStyle w:val="aff1"/>
@@ -7278,7 +7287,7 @@
             <w:noProof/>
             <w:webHidden/>
           </w:rPr>
-          <w:instrText xml:space="preserve"> PAGEREF _Toc241417317 \h </w:instrText>
+          <w:instrText xml:space="preserve"> PAGEREF _Toc242310177 \h </w:instrText>
         </w:r>
         <w:r>
           <w:rPr>
@@ -7298,7 +7307,7 @@
             <w:noProof/>
             <w:webHidden/>
           </w:rPr>
-          <w:t>10</w:t>
+          <w:t>42</w:t>
         </w:r>
         <w:r>
           <w:rPr>
@@ -7327,7 +7336,7 @@
           <w14:ligatures w14:val="standardContextual"/>
         </w:rPr>
       </w:pPr>
-      <w:hyperlink w:anchor="_Toc241417318" w:history="1">
+      <w:hyperlink w:anchor="_Toc242310178" w:history="1">
         <w:r>
           <w:rPr>
             <w:rStyle w:val="aff1"/>
@@ -7354,7 +7363,7 @@
             <w:noProof/>
             <w:webHidden/>
           </w:rPr>
-          <w:instrText xml:space="preserve"> PAGEREF _Toc241417318 \h </w:instrText>
+          <w:instrText xml:space="preserve"> PAGEREF _Toc242310178 \h </w:instrText>
         </w:r>
         <w:r>
           <w:rPr>
@@ -7374,7 +7383,7 @@
             <w:noProof/>
             <w:webHidden/>
           </w:rPr>
-          <w:t>10</w:t>
+          <w:t>42</w:t>
         </w:r>
         <w:r>
           <w:rPr>
@@ -7403,7 +7412,7 @@
           <w14:ligatures w14:val="standardContextual"/>
         </w:rPr>
       </w:pPr>
-      <w:hyperlink w:anchor="_Toc241417319" w:history="1">
+      <w:hyperlink w:anchor="_Toc242310179" w:history="1">
         <w:r>
           <w:rPr>
             <w:rStyle w:val="aff1"/>
@@ -7430,7 +7439,7 @@
             <w:noProof/>
             <w:webHidden/>
           </w:rPr>
-          <w:instrText xml:space="preserve"> PAGEREF _Toc241417319 \h </w:instrText>
+          <w:instrText xml:space="preserve"> PAGEREF _Toc242310179 \h </w:instrText>
         </w:r>
         <w:r>
           <w:rPr>
@@ -7450,7 +7459,7 @@
             <w:noProof/>
             <w:webHidden/>
           </w:rPr>
-          <w:t>10</w:t>
+          <w:t>43</w:t>
         </w:r>
         <w:r>
           <w:rPr>
@@ -7479,7 +7488,7 @@
           <w14:ligatures w14:val="standardContextual"/>
         </w:rPr>
       </w:pPr>
-      <w:hyperlink w:anchor="_Toc241417320" w:history="1">
+      <w:hyperlink w:anchor="_Toc242310180" w:history="1">
         <w:r>
           <w:rPr>
             <w:rStyle w:val="aff1"/>
@@ -7506,7 +7515,7 @@
             <w:noProof/>
             <w:webHidden/>
           </w:rPr>
-          <w:instrText xml:space="preserve"> PAGEREF _Toc241417320 \h </w:instrText>
+          <w:instrText xml:space="preserve"> PAGEREF _Toc242310180 \h </w:instrText>
         </w:r>
         <w:r>
           <w:rPr>
@@ -7526,7 +7535,7 @@
             <w:noProof/>
             <w:webHidden/>
           </w:rPr>
-          <w:t>10</w:t>
+          <w:t>43</w:t>
         </w:r>
         <w:r>
           <w:rPr>
@@ -7555,7 +7564,7 @@
           <w14:ligatures w14:val="standardContextual"/>
         </w:rPr>
       </w:pPr>
-      <w:hyperlink w:anchor="_Toc241417321" w:history="1">
+      <w:hyperlink w:anchor="_Toc242310181" w:history="1">
         <w:r>
           <w:rPr>
             <w:rStyle w:val="aff1"/>
@@ -7582,7 +7591,7 @@
             <w:noProof/>
             <w:webHidden/>
           </w:rPr>
-          <w:instrText xml:space="preserve"> PAGEREF _Toc241417321 \h </w:instrText>
+          <w:instrText xml:space="preserve"> PAGEREF _Toc242310181 \h </w:instrText>
         </w:r>
         <w:r>
           <w:rPr>
@@ -7602,7 +7611,7 @@
             <w:noProof/>
             <w:webHidden/>
           </w:rPr>
-          <w:t>10</w:t>
+          <w:t>44</w:t>
         </w:r>
         <w:r>
           <w:rPr>
@@ -7631,7 +7640,7 @@
           <w14:ligatures w14:val="standardContextual"/>
         </w:rPr>
       </w:pPr>
-      <w:hyperlink w:anchor="_Toc241417322" w:history="1">
+      <w:hyperlink w:anchor="_Toc242310182" w:history="1">
         <w:r>
           <w:rPr>
             <w:rStyle w:val="aff1"/>
@@ -7658,7 +7667,7 @@
             <w:noProof/>
             <w:webHidden/>
           </w:rPr>
-          <w:instrText xml:space="preserve"> PAGEREF _Toc241417322 \h </w:instrText>
+          <w:instrText xml:space="preserve"> PAGEREF _Toc242310182 \h </w:instrText>
         </w:r>
         <w:r>
           <w:rPr>
@@ -7678,7 +7687,7 @@
             <w:noProof/>
             <w:webHidden/>
           </w:rPr>
-          <w:t>10</w:t>
+          <w:t>44</w:t>
         </w:r>
         <w:r>
           <w:rPr>
@@ -7707,7 +7716,7 @@
           <w14:ligatures w14:val="standardContextual"/>
         </w:rPr>
       </w:pPr>
-      <w:hyperlink w:anchor="_Toc241417323" w:history="1">
+      <w:hyperlink w:anchor="_Toc242310183" w:history="1">
         <w:r>
           <w:rPr>
             <w:rStyle w:val="aff1"/>
@@ -7734,7 +7743,7 @@
             <w:noProof/>
             <w:webHidden/>
           </w:rPr>
-          <w:instrText xml:space="preserve"> PAGEREF _Toc241417323 \h </w:instrText>
+          <w:instrText xml:space="preserve"> PAGEREF _Toc242310183 \h </w:instrText>
         </w:r>
         <w:r>
           <w:rPr>
@@ -7754,7 +7763,7 @@
             <w:noProof/>
             <w:webHidden/>
           </w:rPr>
-          <w:t>10</w:t>
+          <w:t>44</w:t>
         </w:r>
         <w:r>
           <w:rPr>
@@ -7783,7 +7792,7 @@
           <w14:ligatures w14:val="standardContextual"/>
         </w:rPr>
       </w:pPr>
-      <w:hyperlink w:anchor="_Toc241417324" w:history="1">
+      <w:hyperlink w:anchor="_Toc242310184" w:history="1">
         <w:r>
           <w:rPr>
             <w:rStyle w:val="aff1"/>
@@ -7810,7 +7819,7 @@
             <w:noProof/>
             <w:webHidden/>
           </w:rPr>
-          <w:instrText xml:space="preserve"> PAGEREF _Toc241417324 \h </w:instrText>
+          <w:instrText xml:space="preserve"> PAGEREF _Toc242310184 \h </w:instrText>
         </w:r>
         <w:r>
           <w:rPr>
@@ -7830,7 +7839,7 @@
             <w:noProof/>
             <w:webHidden/>
           </w:rPr>
-          <w:t>10</w:t>
+          <w:t>45</w:t>
         </w:r>
         <w:r>
           <w:rPr>
@@ -7859,7 +7868,7 @@
           <w14:ligatures w14:val="standardContextual"/>
         </w:rPr>
       </w:pPr>
-      <w:hyperlink w:anchor="_Toc241417325" w:history="1">
+      <w:hyperlink w:anchor="_Toc242310185" w:history="1">
         <w:r>
           <w:rPr>
             <w:rStyle w:val="aff1"/>
@@ -7886,7 +7895,7 @@
             <w:noProof/>
             <w:webHidden/>
           </w:rPr>
-          <w:instrText xml:space="preserve"> PAGEREF _Toc241417325 \h </w:instrText>
+          <w:instrText xml:space="preserve"> PAGEREF _Toc242310185 \h </w:instrText>
         </w:r>
         <w:r>
           <w:rPr>
@@ -7906,7 +7915,7 @@
             <w:noProof/>
             <w:webHidden/>
           </w:rPr>
-          <w:t>10</w:t>
+          <w:t>45</w:t>
         </w:r>
         <w:r>
           <w:rPr>
@@ -7935,7 +7944,7 @@
           <w14:ligatures w14:val="standardContextual"/>
         </w:rPr>
       </w:pPr>
-      <w:hyperlink w:anchor="_Toc241417326" w:history="1">
+      <w:hyperlink w:anchor="_Toc242310186" w:history="1">
         <w:r>
           <w:rPr>
             <w:rStyle w:val="aff1"/>
@@ -7962,7 +7971,7 @@
             <w:noProof/>
             <w:webHidden/>
           </w:rPr>
-          <w:instrText xml:space="preserve"> PAGEREF _Toc241417326 \h </w:instrText>
+          <w:instrText xml:space="preserve"> PAGEREF _Toc242310186 \h </w:instrText>
         </w:r>
         <w:r>
           <w:rPr>
@@ -7982,7 +7991,7 @@
             <w:noProof/>
             <w:webHidden/>
           </w:rPr>
-          <w:t>10</w:t>
+          <w:t>45</w:t>
         </w:r>
         <w:r>
           <w:rPr>
@@ -8011,7 +8020,7 @@
           <w14:ligatures w14:val="standardContextual"/>
         </w:rPr>
       </w:pPr>
-      <w:hyperlink w:anchor="_Toc241417327" w:history="1">
+      <w:hyperlink w:anchor="_Toc242310187" w:history="1">
         <w:r>
           <w:rPr>
             <w:rStyle w:val="aff1"/>
@@ -8038,7 +8047,7 @@
             <w:noProof/>
             <w:webHidden/>
           </w:rPr>
-          <w:instrText xml:space="preserve"> PAGEREF _Toc241417327 \h </w:instrText>
+          <w:instrText xml:space="preserve"> PAGEREF _Toc242310187 \h </w:instrText>
         </w:r>
         <w:r>
           <w:rPr>
@@ -8058,7 +8067,7 @@
             <w:noProof/>
             <w:webHidden/>
           </w:rPr>
-          <w:t>10</w:t>
+          <w:t>46</w:t>
         </w:r>
         <w:r>
           <w:rPr>
@@ -8087,7 +8096,7 @@
           <w14:ligatures w14:val="standardContextual"/>
         </w:rPr>
       </w:pPr>
-      <w:hyperlink w:anchor="_Toc241417328" w:history="1">
+      <w:hyperlink w:anchor="_Toc242310188" w:history="1">
         <w:r>
           <w:rPr>
             <w:rStyle w:val="aff1"/>
@@ -8114,7 +8123,7 @@
             <w:noProof/>
             <w:webHidden/>
           </w:rPr>
-          <w:instrText xml:space="preserve"> PAGEREF _Toc241417328 \h </w:instrText>
+          <w:instrText xml:space="preserve"> PAGEREF _Toc242310188 \h </w:instrText>
         </w:r>
         <w:r>
           <w:rPr>
@@ -8134,7 +8143,7 @@
             <w:noProof/>
             <w:webHidden/>
           </w:rPr>
-          <w:t>10</w:t>
+          <w:t>46</w:t>
         </w:r>
         <w:r>
           <w:rPr>
@@ -8163,7 +8172,7 @@
           <w14:ligatures w14:val="standardContextual"/>
         </w:rPr>
       </w:pPr>
-      <w:hyperlink w:anchor="_Toc241417329" w:history="1">
+      <w:hyperlink w:anchor="_Toc242310189" w:history="1">
         <w:r>
           <w:rPr>
             <w:rStyle w:val="aff1"/>
@@ -8190,7 +8199,7 @@
             <w:noProof/>
             <w:webHidden/>
           </w:rPr>
-          <w:instrText xml:space="preserve"> PAGEREF _Toc241417329 \h </w:instrText>
+          <w:instrText xml:space="preserve"> PAGEREF _Toc242310189 \h </w:instrText>
         </w:r>
         <w:r>
           <w:rPr>
@@ -8210,7 +8219,7 @@
             <w:noProof/>
             <w:webHidden/>
           </w:rPr>
-          <w:t>10</w:t>
+          <w:t>47</w:t>
         </w:r>
         <w:r>
           <w:rPr>
@@ -8239,7 +8248,7 @@
           <w14:ligatures w14:val="standardContextual"/>
         </w:rPr>
       </w:pPr>
-      <w:hyperlink w:anchor="_Toc241417330" w:history="1">
+      <w:hyperlink w:anchor="_Toc242310190" w:history="1">
         <w:r>
           <w:rPr>
             <w:rStyle w:val="aff1"/>
@@ -8266,7 +8275,7 @@
             <w:noProof/>
             <w:webHidden/>
           </w:rPr>
-          <w:instrText xml:space="preserve"> PAGEREF _Toc241417330 \h </w:instrText>
+          <w:instrText xml:space="preserve"> PAGEREF _Toc242310190 \h </w:instrText>
         </w:r>
         <w:r>
           <w:rPr>
@@ -8286,7 +8295,7 @@
             <w:noProof/>
             <w:webHidden/>
           </w:rPr>
-          <w:t>10</w:t>
+          <w:t>47</w:t>
         </w:r>
         <w:r>
           <w:rPr>
@@ -8315,7 +8324,7 @@
           <w14:ligatures w14:val="standardContextual"/>
         </w:rPr>
       </w:pPr>
-      <w:hyperlink w:anchor="_Toc241417331" w:history="1">
+      <w:hyperlink w:anchor="_Toc242310191" w:history="1">
         <w:r>
           <w:rPr>
             <w:rStyle w:val="aff1"/>
@@ -8342,7 +8351,7 @@
             <w:noProof/>
             <w:webHidden/>
           </w:rPr>
-          <w:instrText xml:space="preserve"> PAGEREF _Toc241417331 \h </w:instrText>
+          <w:instrText xml:space="preserve"> PAGEREF _Toc242310191 \h </w:instrText>
         </w:r>
         <w:r>
           <w:rPr>
@@ -8362,7 +8371,7 @@
             <w:noProof/>
             <w:webHidden/>
           </w:rPr>
-          <w:t>10</w:t>
+          <w:t>51</w:t>
         </w:r>
         <w:r>
           <w:rPr>
@@ -8391,7 +8400,7 @@
           <w14:ligatures w14:val="standardContextual"/>
         </w:rPr>
       </w:pPr>
-      <w:hyperlink w:anchor="_Toc241417332" w:history="1">
+      <w:hyperlink w:anchor="_Toc242310192" w:history="1">
         <w:r>
           <w:rPr>
             <w:rStyle w:val="aff1"/>
@@ -8418,7 +8427,7 @@
             <w:noProof/>
             <w:webHidden/>
           </w:rPr>
-          <w:instrText xml:space="preserve"> PAGEREF _Toc241417332 \h </w:instrText>
+          <w:instrText xml:space="preserve"> PAGEREF _Toc242310192 \h </w:instrText>
         </w:r>
         <w:r>
           <w:rPr>
@@ -8438,7 +8447,7 @@
             <w:noProof/>
             <w:webHidden/>
           </w:rPr>
-          <w:t>10</w:t>
+          <w:t>51</w:t>
         </w:r>
         <w:r>
           <w:rPr>
@@ -8467,7 +8476,7 @@
           <w14:ligatures w14:val="standardContextual"/>
         </w:rPr>
       </w:pPr>
-      <w:hyperlink w:anchor="_Toc241417333" w:history="1">
+      <w:hyperlink w:anchor="_Toc242310193" w:history="1">
         <w:r>
           <w:rPr>
             <w:rStyle w:val="aff1"/>
@@ -8494,7 +8503,7 @@
             <w:noProof/>
             <w:webHidden/>
           </w:rPr>
-          <w:instrText xml:space="preserve"> PAGEREF _Toc241417333 \h </w:instrText>
+          <w:instrText xml:space="preserve"> PAGEREF _Toc242310193 \h </w:instrText>
         </w:r>
         <w:r>
           <w:rPr>
@@ -8514,7 +8523,7 @@
             <w:noProof/>
             <w:webHidden/>
           </w:rPr>
-          <w:t>10</w:t>
+          <w:t>52</w:t>
         </w:r>
         <w:r>
           <w:rPr>
@@ -8543,7 +8552,7 @@
           <w14:ligatures w14:val="standardContextual"/>
         </w:rPr>
       </w:pPr>
-      <w:hyperlink w:anchor="_Toc241417334" w:history="1">
+      <w:hyperlink w:anchor="_Toc242310194" w:history="1">
         <w:r>
           <w:rPr>
             <w:rStyle w:val="aff1"/>
@@ -8570,7 +8579,7 @@
             <w:noProof/>
             <w:webHidden/>
           </w:rPr>
-          <w:instrText xml:space="preserve"> PAGEREF _Toc241417334 \h </w:instrText>
+          <w:instrText xml:space="preserve"> PAGEREF _Toc242310194 \h </w:instrText>
         </w:r>
         <w:r>
           <w:rPr>
@@ -8590,7 +8599,7 @@
             <w:noProof/>
             <w:webHidden/>
           </w:rPr>
-          <w:t>10</w:t>
+          <w:t>52</w:t>
         </w:r>
         <w:r>
           <w:rPr>
@@ -8619,7 +8628,7 @@
           <w14:ligatures w14:val="standardContextual"/>
         </w:rPr>
       </w:pPr>
-      <w:hyperlink w:anchor="_Toc241417335" w:history="1">
+      <w:hyperlink w:anchor="_Toc242310195" w:history="1">
         <w:r>
           <w:rPr>
             <w:rStyle w:val="aff1"/>
@@ -8646,7 +8655,7 @@
             <w:noProof/>
             <w:webHidden/>
           </w:rPr>
-          <w:instrText xml:space="preserve"> PAGEREF _Toc241417335 \h </w:instrText>
+          <w:instrText xml:space="preserve"> PAGEREF _Toc242310195 \h </w:instrText>
         </w:r>
         <w:r>
           <w:rPr>
@@ -8666,7 +8675,7 @@
             <w:noProof/>
             <w:webHidden/>
           </w:rPr>
-          <w:t>10</w:t>
+          <w:t>54</w:t>
         </w:r>
         <w:r>
           <w:rPr>
@@ -8695,7 +8704,7 @@
           <w14:ligatures w14:val="standardContextual"/>
         </w:rPr>
       </w:pPr>
-      <w:hyperlink w:anchor="_Toc241417336" w:history="1">
+      <w:hyperlink w:anchor="_Toc242310196" w:history="1">
         <w:r>
           <w:rPr>
             <w:rStyle w:val="aff1"/>
@@ -8722,7 +8731,7 @@
             <w:noProof/>
             <w:webHidden/>
           </w:rPr>
-          <w:instrText xml:space="preserve"> PAGEREF _Toc241417336 \h </w:instrText>
+          <w:instrText xml:space="preserve"> PAGEREF _Toc242310196 \h </w:instrText>
         </w:r>
         <w:r>
           <w:rPr>
@@ -8742,7 +8751,7 @@
             <w:noProof/>
             <w:webHidden/>
           </w:rPr>
-          <w:t>10</w:t>
+          <w:t>55</w:t>
         </w:r>
         <w:r>
           <w:rPr>
@@ -8771,7 +8780,7 @@
           <w14:ligatures w14:val="standardContextual"/>
         </w:rPr>
       </w:pPr>
-      <w:hyperlink w:anchor="_Toc241417337" w:history="1">
+      <w:hyperlink w:anchor="_Toc242310197" w:history="1">
         <w:r>
           <w:rPr>
             <w:rStyle w:val="aff1"/>
@@ -8798,7 +8807,7 @@
             <w:noProof/>
             <w:webHidden/>
           </w:rPr>
-          <w:instrText xml:space="preserve"> PAGEREF _Toc241417337 \h </w:instrText>
+          <w:instrText xml:space="preserve"> PAGEREF _Toc242310197 \h </w:instrText>
         </w:r>
         <w:r>
           <w:rPr>
@@ -8818,7 +8827,7 @@
             <w:noProof/>
             <w:webHidden/>
           </w:rPr>
-          <w:t>10</w:t>
+          <w:t>55</w:t>
         </w:r>
         <w:r>
           <w:rPr>
@@ -8846,7 +8855,7 @@
           <w14:ligatures w14:val="standardContextual"/>
         </w:rPr>
       </w:pPr>
-      <w:hyperlink w:anchor="_Toc241417338" w:history="1">
+      <w:hyperlink w:anchor="_Toc242310198" w:history="1">
         <w:r>
           <w:rPr>
             <w:rStyle w:val="aff1"/>
@@ -8873,7 +8882,7 @@
             <w:noProof/>
             <w:webHidden/>
           </w:rPr>
-          <w:instrText xml:space="preserve"> PAGEREF _Toc241417338 \h </w:instrText>
+          <w:instrText xml:space="preserve"> PAGEREF _Toc242310198 \h </w:instrText>
         </w:r>
         <w:r>
           <w:rPr>
@@ -8893,7 +8902,7 @@
             <w:noProof/>
             <w:webHidden/>
           </w:rPr>
-          <w:t>10</w:t>
+          <w:t>57</w:t>
         </w:r>
         <w:r>
           <w:rPr>
@@ -8903,6 +8912,27 @@
           <w:fldChar w:fldCharType="end"/>
         </w:r>
       </w:hyperlink>
+    </w:p>
+    <w:p>
+      <w:pPr>
+        <w:pStyle w:val="13"/>
+        <w:tabs>
+          <w:tab w:val="right" w:leader="dot" w:pos="9856"/>
+        </w:tabs>
+        <w:rPr>
+          <w:rFonts w:asciiTheme="minorHAnsi" w:eastAsiaTheme="minorEastAsia" w:hAnsiTheme="minorHAnsi" w:cstheme="minorBidi"/>
+          <w:noProof/>
+          <w:color w:val="auto"/>
+          <w:kern w:val="2"/>
+          <w:sz w:val="22"/>
+          <w:szCs w:val="24"/>
+          <w:lang w:eastAsia="ko-KR"/>
+          <w14:ligatures w14:val="standardContextual"/>
+        </w:rPr>
+      </w:pPr>
+      <w:r>
+        <w:fldChar w:fldCharType="end"/>
+      </w:r>
     </w:p>
     <w:p>
       <w:pPr>
@@ -8925,7 +8955,7 @@
           <w:numId w:val="10"/>
         </w:numPr>
       </w:pPr>
-      <w:bookmarkStart w:id="0" w:name="_Toc241417229"/>
+      <w:bookmarkStart w:id="0" w:name="_Toc242310089"/>
       <w:r>
         <w:lastRenderedPageBreak/>
         <w:t>기술</w:t>
@@ -8958,7 +8988,7 @@
           <w:numId w:val="10"/>
         </w:numPr>
       </w:pPr>
-      <w:bookmarkStart w:id="1" w:name="_Toc241417230"/>
+      <w:bookmarkStart w:id="1" w:name="_Toc242310090"/>
       <w:r>
         <w:t>Network Authority / Data</w:t>
       </w:r>
@@ -8972,7 +9002,7 @@
           <w:numId w:val="10"/>
         </w:numPr>
       </w:pPr>
-      <w:bookmarkStart w:id="2" w:name="_Toc241417231"/>
+      <w:bookmarkStart w:id="2" w:name="_Toc242310091"/>
       <w:r>
         <w:t>Authority Flow</w:t>
       </w:r>
@@ -9035,7 +9065,7 @@
           <w:numId w:val="10"/>
         </w:numPr>
       </w:pPr>
-      <w:bookmarkStart w:id="3" w:name="_Toc241417232"/>
+      <w:bookmarkStart w:id="3" w:name="_Toc242310092"/>
       <w:r>
         <w:t>Client Cannot Commit</w:t>
       </w:r>
@@ -9121,7 +9151,7 @@
           <w:numId w:val="10"/>
         </w:numPr>
       </w:pPr>
-      <w:bookmarkStart w:id="4" w:name="_Toc241417233"/>
+      <w:bookmarkStart w:id="4" w:name="_Toc242310093"/>
       <w:r>
         <w:t>Data Tables</w:t>
       </w:r>
@@ -9539,7 +9569,7 @@
           <w:numId w:val="10"/>
         </w:numPr>
       </w:pPr>
-      <w:bookmarkStart w:id="5" w:name="_Toc241417234"/>
+      <w:bookmarkStart w:id="5" w:name="_Toc242310094"/>
       <w:r>
         <w:t>W1~W3 Implementation Baseline</w:t>
       </w:r>
@@ -9553,7 +9583,7 @@
           <w:numId w:val="10"/>
         </w:numPr>
       </w:pPr>
-      <w:bookmarkStart w:id="6" w:name="_Toc241417235"/>
+      <w:bookmarkStart w:id="6" w:name="_Toc242310095"/>
       <w:r>
         <w:t>W1 — Core Multiplayer / Inventory</w:t>
       </w:r>
@@ -9854,7 +9884,7 @@
           <w:numId w:val="10"/>
         </w:numPr>
       </w:pPr>
-      <w:bookmarkStart w:id="7" w:name="_Toc241417236"/>
+      <w:bookmarkStart w:id="7" w:name="_Toc242310096"/>
       <w:r>
         <w:t>W2 — Blueprint / UI / Guard Shell</w:t>
       </w:r>
@@ -10260,7 +10290,7 @@
           <w:numId w:val="10"/>
         </w:numPr>
       </w:pPr>
-      <w:bookmarkStart w:id="8" w:name="_Toc241417237"/>
+      <w:bookmarkStart w:id="8" w:name="_Toc242310097"/>
       <w:r>
         <w:t>W3 Start Rule</w:t>
       </w:r>
@@ -10326,7 +10356,7 @@
           <w:numId w:val="10"/>
         </w:numPr>
       </w:pPr>
-      <w:bookmarkStart w:id="9" w:name="_Toc241417238"/>
+      <w:bookmarkStart w:id="9" w:name="_Toc242310098"/>
       <w:r>
         <w:t>Risk / Cut Rules</w:t>
       </w:r>
@@ -10704,7 +10734,7 @@
           <w:numId w:val="10"/>
         </w:numPr>
       </w:pPr>
-      <w:bookmarkStart w:id="10" w:name="_Toc241417239"/>
+      <w:bookmarkStart w:id="10" w:name="_Toc242310099"/>
       <w:r>
         <w:lastRenderedPageBreak/>
         <w:t>Automatic Cut Order</w:t>
@@ -10832,7 +10862,7 @@
           <w:numId w:val="10"/>
         </w:numPr>
       </w:pPr>
-      <w:bookmarkStart w:id="11" w:name="_Toc241417240"/>
+      <w:bookmarkStart w:id="11" w:name="_Toc242310100"/>
       <w:r>
         <w:lastRenderedPageBreak/>
         <w:t>런타임</w:t>
@@ -10853,7 +10883,7 @@
           <w:numId w:val="10"/>
         </w:numPr>
       </w:pPr>
-      <w:bookmarkStart w:id="12" w:name="_Toc241417241"/>
+      <w:bookmarkStart w:id="12" w:name="_Toc242310101"/>
       <w:r>
         <w:t>구현</w:t>
       </w:r>
@@ -10879,7 +10909,7 @@
           <w:numId w:val="10"/>
         </w:numPr>
       </w:pPr>
-      <w:bookmarkStart w:id="13" w:name="_Toc241417242"/>
+      <w:bookmarkStart w:id="13" w:name="_Toc242310102"/>
       <w:r>
         <w:t>재사용</w:t>
       </w:r>
@@ -11537,7 +11567,7 @@
           <w:numId w:val="10"/>
         </w:numPr>
       </w:pPr>
-      <w:bookmarkStart w:id="14" w:name="_Toc241417243"/>
+      <w:bookmarkStart w:id="14" w:name="_Toc242310103"/>
       <w:r>
         <w:t xml:space="preserve">Legacy </w:t>
       </w:r>
@@ -12076,7 +12106,7 @@
           <w:numId w:val="10"/>
         </w:numPr>
       </w:pPr>
-      <w:bookmarkStart w:id="15" w:name="_Toc241417244"/>
+      <w:bookmarkStart w:id="15" w:name="_Toc242310104"/>
       <w:r>
         <w:t>캐릭터</w:t>
       </w:r>
@@ -12114,7 +12144,7 @@
           <w:numId w:val="10"/>
         </w:numPr>
       </w:pPr>
-      <w:bookmarkStart w:id="16" w:name="_Toc241417245"/>
+      <w:bookmarkStart w:id="16" w:name="_Toc242310105"/>
       <w:r>
         <w:t>기본</w:t>
       </w:r>
@@ -12910,7 +12940,7 @@
           <w:numId w:val="10"/>
         </w:numPr>
       </w:pPr>
-      <w:bookmarkStart w:id="17" w:name="_Toc241417246"/>
+      <w:bookmarkStart w:id="17" w:name="_Toc242310106"/>
       <w:r>
         <w:t>1</w:t>
       </w:r>
@@ -12987,7 +13017,7 @@
           <w:numId w:val="10"/>
         </w:numPr>
       </w:pPr>
-      <w:bookmarkStart w:id="18" w:name="_Toc241417247"/>
+      <w:bookmarkStart w:id="18" w:name="_Toc242310107"/>
       <w:r>
         <w:lastRenderedPageBreak/>
         <w:t>커스터마이징</w:t>
@@ -14265,7 +14295,7 @@
           <w:numId w:val="10"/>
         </w:numPr>
       </w:pPr>
-      <w:bookmarkStart w:id="19" w:name="_Toc241417248"/>
+      <w:bookmarkStart w:id="19" w:name="_Toc242310108"/>
       <w:r>
         <w:t xml:space="preserve">Grid Inventory, Loose Loot </w:t>
       </w:r>
@@ -14288,7 +14318,7 @@
           <w:numId w:val="10"/>
         </w:numPr>
       </w:pPr>
-      <w:bookmarkStart w:id="20" w:name="_Toc241417249"/>
+      <w:bookmarkStart w:id="20" w:name="_Toc242310109"/>
       <w:r>
         <w:t xml:space="preserve">Grid Inventory </w:t>
       </w:r>
@@ -14371,7 +14401,7 @@
           <w:numId w:val="10"/>
         </w:numPr>
       </w:pPr>
-      <w:bookmarkStart w:id="21" w:name="_Toc241417250"/>
+      <w:bookmarkStart w:id="21" w:name="_Toc242310110"/>
       <w:r>
         <w:t xml:space="preserve">Loose Loot </w:t>
       </w:r>
@@ -15372,7 +15402,7 @@
           <w:numId w:val="10"/>
         </w:numPr>
       </w:pPr>
-      <w:bookmarkStart w:id="22" w:name="_Toc241417251"/>
+      <w:bookmarkStart w:id="22" w:name="_Toc242310111"/>
       <w:r>
         <w:t>무게</w:t>
       </w:r>
@@ -15449,8 +15479,9 @@
           <w:numId w:val="10"/>
         </w:numPr>
       </w:pPr>
-      <w:bookmarkStart w:id="23" w:name="_Toc241417252"/>
+      <w:bookmarkStart w:id="23" w:name="_Toc242310112"/>
       <w:r>
+        <w:lastRenderedPageBreak/>
         <w:t>QuickSlot</w:t>
       </w:r>
       <w:bookmarkEnd w:id="23"/>
@@ -15715,9 +15746,8 @@
           <w:numId w:val="10"/>
         </w:numPr>
       </w:pPr>
-      <w:bookmarkStart w:id="24" w:name="_Toc241417253"/>
+      <w:bookmarkStart w:id="24" w:name="_Toc242310113"/>
       <w:r>
-        <w:lastRenderedPageBreak/>
         <w:t xml:space="preserve">First-Person </w:t>
       </w:r>
       <w:r>
@@ -15754,7 +15784,7 @@
           <w:numId w:val="10"/>
         </w:numPr>
       </w:pPr>
-      <w:bookmarkStart w:id="25" w:name="_Toc241417254"/>
+      <w:bookmarkStart w:id="25" w:name="_Toc242310114"/>
       <w:r>
         <w:t>손전등</w:t>
       </w:r>
@@ -16181,8 +16211,9 @@
           <w:numId w:val="10"/>
         </w:numPr>
       </w:pPr>
-      <w:bookmarkStart w:id="26" w:name="_Toc241417255"/>
+      <w:bookmarkStart w:id="26" w:name="_Toc242310115"/>
       <w:r>
+        <w:lastRenderedPageBreak/>
         <w:t>Noise Level</w:t>
       </w:r>
       <w:bookmarkEnd w:id="26"/>
@@ -16760,7 +16791,6 @@
               <w:rPr>
                 <w:sz w:val="16"/>
               </w:rPr>
-              <w:lastRenderedPageBreak/>
               <w:t>Voice Speech</w:t>
             </w:r>
           </w:p>
@@ -16834,7 +16864,7 @@
           <w:numId w:val="10"/>
         </w:numPr>
       </w:pPr>
-      <w:bookmarkStart w:id="27" w:name="_Toc241417256"/>
+      <w:bookmarkStart w:id="27" w:name="_Toc242310116"/>
       <w:r>
         <w:t xml:space="preserve">Guard SoundPing </w:t>
       </w:r>
@@ -17157,7 +17187,7 @@
           <w:numId w:val="10"/>
         </w:numPr>
       </w:pPr>
-      <w:bookmarkStart w:id="28" w:name="_Toc241417257"/>
+      <w:bookmarkStart w:id="28" w:name="_Toc242310117"/>
       <w:r>
         <w:t xml:space="preserve">Guard PvE AI </w:t>
       </w:r>
@@ -17174,7 +17204,7 @@
           <w:numId w:val="10"/>
         </w:numPr>
       </w:pPr>
-      <w:bookmarkStart w:id="29" w:name="_Toc241417258"/>
+      <w:bookmarkStart w:id="29" w:name="_Toc242310118"/>
       <w:r>
         <w:t>기본</w:t>
       </w:r>
@@ -17718,7 +17748,7 @@
           <w:numId w:val="10"/>
         </w:numPr>
       </w:pPr>
-      <w:bookmarkStart w:id="30" w:name="_Toc241417259"/>
+      <w:bookmarkStart w:id="30" w:name="_Toc242310119"/>
       <w:r>
         <w:t>상태</w:t>
       </w:r>
@@ -17779,6 +17809,7 @@
                 <w:color w:val="17365D"/>
                 <w:sz w:val="17"/>
               </w:rPr>
+              <w:lastRenderedPageBreak/>
               <w:t>상태</w:t>
             </w:r>
           </w:p>
@@ -18182,7 +18213,6 @@
               <w:rPr>
                 <w:sz w:val="16"/>
               </w:rPr>
-              <w:lastRenderedPageBreak/>
               <w:t>InspectExhibit</w:t>
             </w:r>
           </w:p>
@@ -18398,7 +18428,7 @@
           <w:numId w:val="10"/>
         </w:numPr>
       </w:pPr>
-      <w:bookmarkStart w:id="31" w:name="_Toc241417260"/>
+      <w:bookmarkStart w:id="31" w:name="_Toc242310120"/>
       <w:r>
         <w:t>InspectExhibit</w:t>
       </w:r>
@@ -18460,7 +18490,7 @@
           <w:numId w:val="10"/>
         </w:numPr>
       </w:pPr>
-      <w:bookmarkStart w:id="32" w:name="_Toc241417261"/>
+      <w:bookmarkStart w:id="32" w:name="_Toc242310121"/>
       <w:r>
         <w:t>CCTV</w:t>
       </w:r>
@@ -18474,11 +18504,11 @@
     </w:p>
     <w:p>
       <w:r>
-        <w:t xml:space="preserve">AHeistSecurityCameraActor는 AActor를 유지하고 UAIPerceptionComponent의 Sight로 거리·시야각·차폐를 판정한다. Box Collision과 Overlap 후보 수집은 사용하지 않는다. GetActorEyesViewPoint는 SensorOrigin과 서버 시간 기반 Sweep 방향을 반환하며 메시 회전도 같은 방향을 표현한다. 감지는 서버 InGame에서만 활성화하고 현재 감지 중인 Player만 0.15초마다 누적한다. Sight 상실은 해당 Player 누적을 즉시 지우며 기억된 위치는 발각에 사용하지 않는다. Sight/LoseSight 반경은 동일하며 자동 성공 범위는 비활성화한다. 기본 Detection Build-up 2.025초(허용 1.8~2.25초), Cooldown과 상태 제외는 기존 서버 정책을 유지한다. 완전 발각은 사건별 Alert +0.5와 근처 Guard 1회 Investigate를 요청한다. 유효 Player 첫 포착은 발각 확정 전에도 서버 Sweep을 정지한다. 다른 유효 Player가 남거나 Cooldown 중에도 정지를 유지한다. 모든 대상의 시야 상실·파괴·퇴장·상태 제외 뒤 BalanceData의 SecurityCameraResumeDelaySeconds(기본 1.5초)를 기다리고, 재포착하면 대기를 취소한다. 정지 서버 시각과 Sweep Epoch를 복제한다. 재개 시 정지 경과만큼 Epoch를 늦춰 각도와 회전 진행 방향을 보존한다. Match 종료와 EndPlay는 복귀 Timer와 정지 상태를 정리한다. Client는 복제된 회전 시계와 감지 진행으로 Audio/Visual Presentation을 표현한다. SightLightComponent는 SensorOrigin에 부착한 Movable Spot Light이며 DetectionRange와 DetectionHalfAngle을 AttenuationRadius/OuterConeAngle에 적용한다. 방향은 같은 Sweep을 사용하고 그림자를 활성화한다. 복제된 DetectionProgressByte를 색상 보간에 사용하며 새 ConfirmedDetectionRevision은 0.75초 붉은색 표시를 만든다. 색상·강도는 Presentation이고 감지 결과를 변경하지 않는다. 빛은 </w:t>
+        <w:t xml:space="preserve">AHeistSecurityCameraActor는 AActor를 유지하고 UAIPerceptionComponent의 Sight로 거리·시야각·차폐를 판정한다. Box Collision과 Overlap 후보 수집은 사용하지 않는다. GetActorEyesViewPoint는 SensorOrigin과 서버 시간 기반 Sweep 방향을 반환하며 메시 회전도 같은 방향을 표현한다. 감지는 서버 InGame에서만 활성화하고 현재 감지 중인 Player만 0.15초마다 누적한다. Sight 상실은 해당 Player 누적을 즉시 지우며 기억된 위치는 발각에 사용하지 않는다. Sight/LoseSight 반경은 동일하며 자동 성공 범위는 비활성화한다. 기본 Detection Build-up 2.025초(허용 1.8~2.25초), Cooldown과 상태 제외는 기존 서버 정책을 유지한다. 완전 발각은 사건별 Alert +0.5와 근처 Guard 1회 Investigate를 요청한다. 유효 Player 첫 포착은 발각 확정 전에도 서버 Sweep을 정지한다. 다른 유효 Player가 남거나 Cooldown 중에도 정지를 유지한다. 모든 대상의 시야 상실·파괴·퇴장·상태 제외 뒤 BalanceData의 SecurityCameraResumeDelaySeconds(기본 1.5초)를 기다리고, 재포착하면 대기를 취소한다. 정지 서버 시각과 Sweep Epoch를 복제한다. 재개 시 정지 경과만큼 Epoch를 늦춰 각도와 회전 진행 방향을 보존한다. Match 종료와 EndPlay는 복귀 Timer와 정지 상태를 정리한다. Client는 복제된 회전 시계와 감지 진행으로 Audio/Visual Presentation을 표현한다. SightLightComponent는 SensorOrigin에 부착한 Movable Spot Light이며 DetectionRange와 DetectionHalfAngle을 </w:t>
       </w:r>
       <w:r>
         <w:lastRenderedPageBreak/>
-        <w:t>거리·표면·차폐에 따라 감쇠하므로 조명 외곽은 별도 판정 경계가 아니다. CCTV 감지 거리는 기존 배치값의 2/3로 축소하며 조명도 같은 거리를 사용한다. 시야각은 유지한다.</w:t>
+        <w:t>AttenuationRadius/OuterConeAngle에 적용한다. 방향은 같은 Sweep을 사용하고 그림자를 활성화한다. 복제된 DetectionProgressByte를 색상 보간에 사용하며 새 ConfirmedDetectionRevision은 0.75초 붉은색 표시를 만든다. 색상·강도는 Presentation이고 감지 결과를 변경하지 않는다. 빛은 거리·표면·차폐에 따라 감쇠하므로 조명 외곽은 별도 판정 경계가 아니다. CCTV 감지 거리는 기존 배치값의 2/3로 축소하며 조명도 같은 거리를 사용한다. 시야각은 유지한다.</w:t>
       </w:r>
     </w:p>
     <w:p>
@@ -18498,7 +18528,11 @@
     </w:p>
     <w:p>
       <w:r>
-        <w:t>Laser Barrier는 Protected Painting Case를 EditInstanceOnly 직접 참조한다. Data Validation은 연결된 Artifact가 FourStar이고 v1 Painting Assignment인지 확인한다. Forgery Quality는 Laser 배치 기준으로 사용하지 않는다. 배치 검사는 연결 개수만 확인하지 않는다. 안정화된 InGame World에서 선정된 보호 Case의 Barrier·Button 작동과 IsBarrierEnabled 및 IsBeamActive, FourStar·Drawing·비필수 조건을 확인하고 미선정 보호 Case의 연결 Laser는 비활성·휴면인지 확인한다. 기존 Protected Painting Case와 Button 연결 및 Required Target의 레이저 외부 위치를 유지한다. 서버는 기존 Laser가 연결된 FourStar 후보 중 하나를 첫 Optional로 우선 선정하고 나머지 Optional 10개는 지역에 분산해 Seed 기반으로 선정한다. Laser 연결이 없는 FourStar는 이 우선 후보 조건을 충족하지 않는다. 기존 보호 Case/Button 연결과 미선정 보호 Case의 Laser 휴면을 유지하며 새 Laser를 만들지 않는다. 추가 일반 후보에는 기존 일반 Artifact 정의·등급·가치를 그대로 재사용한다. 승인 배치 JSON의 case_artifacts는 Case별 기존 Artifact Data Row 할당을 소유하며, 여러 Case가 공유하는 Optional Row의 등급을 일괄 변경하지 않는다.</w:t>
+        <w:t xml:space="preserve">Laser Barrier는 Protected Painting Case를 EditInstanceOnly 직접 참조한다. Data Validation은 연결된 Artifact가 FourStar이고 v1 Painting Assignment인지 확인한다. Forgery Quality는 Laser 배치 기준으로 사용하지 않는다. 배치 검사는 연결 개수만 확인하지 않는다. 안정화된 InGame World에서 선정된 보호 Case의 Barrier·Button 작동과 IsBarrierEnabled 및 IsBeamActive, FourStar·Drawing·비필수 조건을 확인하고 미선정 보호 Case의 연결 Laser는 비활성·휴면인지 확인한다. 기존 Protected Painting Case와 Button 연결 및 Required Target의 레이저 외부 위치를 유지한다. 서버는 기존 Laser가 연결된 FourStar 후보 중 하나를 첫 Optional로 우선 선정하고 나머지 Optional 10개는 지역에 분산해 Seed 기반으로 선정한다. Laser 연결이 없는 FourStar는 이 우선 후보 조건을 충족하지 않는다. 기존 보호 Case/Button 연결과 미선정 보호 Case의 Laser 휴면을 유지하며 새 Laser를 만들지 않는다. 추가 일반 후보에는 기존 일반 Artifact 정의·등급·가치를 그대로 재사용한다. 승인 배치 JSON의 case_artifacts는 Case별 기존 </w:t>
+      </w:r>
+      <w:r>
+        <w:lastRenderedPageBreak/>
+        <w:t>Artifact Data Row 할당을 소유하며, 여러 Case가 공유하는 Optional Row의 등급을 일괄 변경하지 않는다.</w:t>
       </w:r>
     </w:p>
     <w:p>
@@ -18509,7 +18543,7 @@
           <w:numId w:val="10"/>
         </w:numPr>
       </w:pPr>
-      <w:bookmarkStart w:id="33" w:name="_Toc241417262"/>
+      <w:bookmarkStart w:id="33" w:name="_Toc242310122"/>
       <w:r>
         <w:t>Arrest</w:t>
       </w:r>
@@ -18532,11 +18566,7 @@
     </w:p>
     <w:p>
       <w:r>
-        <w:t xml:space="preserve">PvP Stun은 제거하고 Status Component와 Action Lock 기반은 Guard Arrest/Disabled 상태에 재사용한다. Guard Stun Timer가 끝나면 서버는 Detention/Evidence Anchor와 전체 미정산 Loose Loot·Original Snapshot을 검증하고, Evidence 슬롯을 예약한 뒤 공용 BP_Loot/BP_DroppedOriginal World Pickup을 임시 생성한다. Inventory Clear와 QuickSlot 정리를 Commit하고 Player를 Detention Cell로 Teleport한 뒤 Arrested를 확정하고 Pickup을 활성화한다. 어느 단계든 실패하면 임시 Actor와 위치 변경을 Rollback하고 기존 Inventory를 유지한다. Evidence는 Cell 구조 전에도 회수할 수 있고, 구조는 기존 Player Interaction/Arrest Clear 경로를 재사용한다. Arrest Commit은 Detention Door와 </w:t>
-      </w:r>
-      <w:r>
-        <w:lastRenderedPageBreak/>
-        <w:t>Anchor의 포함 관계를 검증한다. 문턱 점유는 체포를 거부하지 않는다. 열린 문은 서버 0.1초 타이머로 안전한 닫힘을 기다리며, 연결된 구금자가 모두 이탈하거나 퇴장하면 대기를 취소한다. Phase 종료와 EndPlay에서 닫기 타이머도 정리한다. AHeistDetentionDoorActor / BP_DetentionDoor 공용 Shell이 닫힘 Collision, Cell Bounds, 세 걸쇠, 작업자, 서버 시작 시각, Revision과 개방 상태를 소유한다. PlayerState의 DetentionDoor 참조와 초기 5초 Arrest 잠금은 분리한다. 5초 뒤 ClearArrested는 실내 입력만 복구하며 닫힌 Cell 내부에서는 CrewStatus Arrested와 경비 시야 면제를 유지한다. 외부인은 내부 작업을 서버 권한으로 인계받아 2초 Hold로 개방한다. 내부인은 체포 등록 여부와 무관하게 E로 작업 시작 후 성공 구간에서 E를 눌러 걸쇠를 해제한다. 다른 작업자의 진행 안내는 유지하되 외부 구조 중에는 소유권을 빼앗지 못한다. 서버는 연결, Pawn, Phase, Overlap, Cell 안팎, 작업자, 거리, Revision과 서버 시각을 검증한다. Client는 점수나 성공을 확정하지 않는다. 타이밍 판정은 서버 도착 시각에서 서버 PlayerState의 왕복 지연 절반을 최대 0.25초까지만 빼서 근사한다. 현재 라운드 시작 전 입력과 과거 Revision은 거부하며 Client가 판정 시각을 보내지 않는다. 걸쇠 주기 6초, 성공 구간 폭 28/20/14%, 중심 70%, 단계 시작 대기 0.5초를 초기값으로 사용한다. 실패는 현재 단계만 초기화하고 환경 금속음으로 Guard 조사를 요청한다. 이동·UI 모드 변경·Stun·Disconnect·End/EndPlay는 작업 소유권을 해제하며 완료 단계는 보존한다. 문이 이미 닫힌 상태의 추가 입소는 작업자, 라운드와 완료 걸쇠를 보존한다. 열린 문을 다시 잠그는 새 주기에서만 세 걸쇠를 초기화한다. 문 개방 시 Detention 참조를 제거하고, 닫힘 대기 중 밖으로 이탈한 플레이어의 참조도 제거한다. 문 개방과 Evidence 회수는 별도 Transaction이다. 닫힌 Cell 안 Player는 Guard/CCTV 시야와 재체포에서 제외하되 작업 실패 소음은 조사 대상으로 유지한다.</w:t>
+        <w:t>PvP Stun은 제거하고 Status Component와 Action Lock 기반은 Guard Arrest/Disabled 상태에 재사용한다. Guard Stun Timer가 끝나면 서버는 Detention/Evidence Anchor와 전체 미정산 Loose Loot·Original Snapshot을 검증하고, Evidence 슬롯을 예약한 뒤 공용 BP_Loot/BP_DroppedOriginal World Pickup을 임시 생성한다. Inventory Clear와 QuickSlot 정리를 Commit하고 Player를 Detention Cell로 Teleport한 뒤 Arrested를 확정하고 Pickup을 활성화한다. 어느 단계든 실패하면 임시 Actor와 위치 변경을 Rollback하고 기존 Inventory를 유지한다. Evidence는 Cell 구조 전에도 회수할 수 있고, 구조는 기존 Player Interaction/Arrest Clear 경로를 재사용한다. Arrest Commit은 Detention Door와 Anchor의 포함 관계를 검증한다. 문턱 점유는 체포를 거부하지 않는다. 열린 문은 서버 0.1초 타이머로 안전한 닫힘을 기다리며, 연결된 구금자가 모두 이탈하거나 퇴장하면 대기를 취소한다. Phase 종료와 EndPlay에서 닫기 타이머도 정리한다. AHeistDetentionDoorActor / BP_DetentionDoor 공용 Shell이 닫힘 Collision, Cell Bounds, 세 걸쇠, 작업자, 서버 시작 시각, Revision과 개방 상태를 소유한다. PlayerState의 DetentionDoor 참조와 초기 5초 Arrest 잠금은 분리한다. 5초 뒤 ClearArrested는 실내 입력만 복구하며 닫힌 Cell 내부에서는 CrewStatus Arrested와 경비 시야 면제를 유지한다. 외부인은 내부 작업을 서버 권한으로 인계받아 2초 Hold로 개방한다. 내부인은 체포 등록 여부와 무관하게 E로 작업 시작 후 성공 구간에서 E를 눌러 걸쇠를 해제한다. 다른 작업자의 진행 안내는 유지하되 외부 구조 중에는 소유권을 빼앗지 못한다. 서버는 연결, Pawn, Phase, Overlap, Cell 안팎, 작업자, 거리, Revision과 서버 시각을 검증한다. Client는 점수나 성공을 확정하지 않는다. 타이밍 판정은 서버 도착 시각에서 서버 PlayerState의 왕복 지연 절반을 최대 0.25초까지만 빼서 근사한다. 현재 라운드 시작 전 입력과 과거 Revision은 거부하며 Client가 판정 시각을 보내지 않는다. 걸쇠 주기 6초, 성공 구간 폭 28/20/14%, 중심 70%, 단계 시작 대기 0.5초를 초기값으로 사용한다. 실패는 현재 단계만 초기화하고 환경 금속음으로 Guard 조사를 요청한다. 이동·UI 모드 변경·Stun·Disconnect·End/EndPlay는 작업 소유권을 해제하며 완료 단계는 보존한다. 문이 이미 닫힌 상태의 추가 입소는 작업자, 라운드와 완료 걸쇠를 보존한다. 열린 문을 다시 잠그는 새 주기에서만 세 걸쇠를 초기화한다. 문 개방 시 Detention 참조를 제거하고, 닫힘 대기 중 밖으로 이탈한 플레이어의 참조도 제거한다. 문 개방과 Evidence 회수는 별도 Transaction이다. 닫힌 Cell 안 Player는 Guard/CCTV 시야와 재체포에서 제외하되 작업 실패 소음은 조사 대상으로 유지한다.</w:t>
       </w:r>
     </w:p>
     <w:p>
@@ -18547,8 +18577,9 @@
           <w:numId w:val="10"/>
         </w:numPr>
       </w:pPr>
-      <w:bookmarkStart w:id="34" w:name="_Toc241417263"/>
+      <w:bookmarkStart w:id="34" w:name="_Toc242310123"/>
       <w:r>
+        <w:lastRenderedPageBreak/>
         <w:t xml:space="preserve">Target Artifact, Exhibit Case Isolation </w:t>
       </w:r>
       <w:r>
@@ -18570,7 +18601,7 @@
           <w:numId w:val="10"/>
         </w:numPr>
       </w:pPr>
-      <w:bookmarkStart w:id="35" w:name="_Toc241417264"/>
+      <w:bookmarkStart w:id="35" w:name="_Toc242310124"/>
       <w:r>
         <w:t xml:space="preserve">Artifact / Exhibit Case </w:t>
       </w:r>
@@ -18797,7 +18828,6 @@
               <w:pStyle w:val="TableText"/>
             </w:pPr>
             <w:r>
-              <w:lastRenderedPageBreak/>
               <w:t>검사</w:t>
             </w:r>
           </w:p>
@@ -18983,7 +19013,7 @@
           <w:numId w:val="10"/>
         </w:numPr>
       </w:pPr>
-      <w:bookmarkStart w:id="36" w:name="_Toc241417265"/>
+      <w:bookmarkStart w:id="36" w:name="_Toc242310125"/>
       <w:r>
         <w:t xml:space="preserve">Painting Display Case </w:t>
       </w:r>
@@ -19226,6 +19256,7 @@
               <w:rPr>
                 <w:sz w:val="16"/>
               </w:rPr>
+              <w:lastRenderedPageBreak/>
               <w:t>Observed</w:t>
             </w:r>
           </w:p>
@@ -19547,7 +19578,6 @@
               <w:rPr>
                 <w:sz w:val="16"/>
               </w:rPr>
-              <w:lastRenderedPageBreak/>
               <w:t>Completed</w:t>
             </w:r>
           </w:p>
@@ -19637,7 +19667,7 @@
           <w:numId w:val="10"/>
         </w:numPr>
       </w:pPr>
-      <w:bookmarkStart w:id="37" w:name="_Toc241417266"/>
+      <w:bookmarkStart w:id="37" w:name="_Toc242310126"/>
       <w:r>
         <w:t>Observation / Full-Screen Mode</w:t>
       </w:r>
@@ -19719,8 +19749,9 @@
           <w:numId w:val="10"/>
         </w:numPr>
       </w:pPr>
-      <w:bookmarkStart w:id="38" w:name="_Toc241417267"/>
+      <w:bookmarkStart w:id="38" w:name="_Toc242310127"/>
       <w:r>
+        <w:lastRenderedPageBreak/>
         <w:t>Replica Review / Atomic Swap</w:t>
       </w:r>
       <w:bookmarkEnd w:id="38"/>
@@ -19778,7 +19809,6 @@
         </w:numPr>
       </w:pPr>
       <w:r>
-        <w:lastRenderedPageBreak/>
         <w:t>E Confirm은 Grid/Weight 사전 검증, Replica commit, OriginalRemoved, Inventory FastArray 추가, Carrier/Objective 갱신을 하나의 서버 트랜잭션으로 처리한다. 실패 시 ReplicaReady와 기존 Inventory를 유지한다.</w:t>
       </w:r>
     </w:p>
@@ -19802,7 +19832,7 @@
           <w:numId w:val="10"/>
         </w:numPr>
       </w:pPr>
-      <w:bookmarkStart w:id="39" w:name="_Toc241417268"/>
+      <w:bookmarkStart w:id="39" w:name="_Toc242310128"/>
       <w:r>
         <w:t xml:space="preserve">Stroke </w:t>
       </w:r>
@@ -19844,7 +19874,11 @@
         </w:numPr>
       </w:pPr>
       <w:r>
-        <w:t>Stroke Count, Point Count, 좌표 범위, Stroke별 BrushPresetIndex 배열 수와 허용 범위, Payload Size를 검증한다. 허용 Brush Preset은 Template 비율과 무관한 고정 정규화 지름 소 0.020 / 중 0.040 / 대 0.080 세 단계이며, 800×800 Drawing Surface 기준 16 / 32 / 64 px다. Brush Preset 변경은 이후 새로 시작하는 Stroke에만 적용하고 이미 그린 Stroke의 굵기는 유지하며 Eraser 반경에는 영향을 주지 않는다. Local Painter와 화면 Raster는 전송 Point Budget과 분리해 제한 없이 유지하고, Submit 시에만 로컬 데이터를 변경하지 않는 전송용 복사본을 단순화한다. 정규화 좌표는 X/Y를 각각 16-bit Unsigned Integer로 양자화해 uint32 하나에 Packing한다. Template Transport Point Budget은 Easy 4096, Medium 5120, Hard 6144이며 48 KiB Payload 검증을 유지한다. 일반 UI는 Point Budget과 Score Raster Resolution을 노출하지 않고 Palette, Brush Size, 남은 시간과 ‘작품 유사도’ 라벨과 진행 막대의 단일 표시를 사용한다. 작업 방법 설명은 튜토리얼이 담당한다. 기존 버튼·키 안내와 조작은 유지하고 FooterHint는 Collapsed로 유지한다. Local Preview의 256×256 OpenCV 평가는 Pointer 입력 중 최대 1.25초 간격, Pointer Release 뒤 0.12초 기준으로 갱신하며 입력 Event마다 타이머를 다시 시작하지 않는다. Local Preview가 70 미만이면 Submit Button을 비활성화하지만, Submit 시 서버 권한 최종 평가는 항상 전체 256×256 경로를 사용한다.</w:t>
+        <w:t xml:space="preserve">Stroke Count, Point Count, 좌표 범위, Stroke별 BrushPresetIndex 배열 수와 허용 범위, Payload Size를 검증한다. 허용 Brush Preset은 Template 비율과 무관한 고정 정규화 지름 소 0.020 / 중 0.040 / 대 0.080 세 단계이며, 800×800 Drawing Surface 기준 16 / 32 / 64 px다. Brush Preset 변경은 이후 새로 시작하는 Stroke에만 적용하고 이미 그린 Stroke의 굵기는 유지하며 Eraser 반경에는 영향을 주지 않는다. Local Painter와 화면 Raster는 전송 Point Budget과 분리해 제한 없이 유지하고, Submit 시에만 로컬 데이터를 변경하지 않는 전송용 복사본을 단순화한다. 정규화 좌표는 X/Y를 각각 16-bit Unsigned Integer로 양자화해 uint32 하나에 Packing한다. Template Transport Point Budget은 Easy 4096, Medium 5120, Hard 6144이며 48 KiB Payload 검증을 유지한다. 일반 UI는 Point Budget과 Score Raster Resolution을 노출하지 않고 Palette, Brush Size, 남은 시간과 ‘작품 유사도’ 라벨과 진행 막대의 단일 표시를 사용한다. 작업 방법 설명은 </w:t>
+      </w:r>
+      <w:r>
+        <w:lastRenderedPageBreak/>
+        <w:t>튜토리얼이 담당한다. 기존 버튼·키 안내와 조작은 유지하고 FooterHint는 Collapsed로 유지한다. Local Preview의 256×256 OpenCV 평가는 Pointer 입력 중 최대 1.25초 간격, Pointer Release 뒤 0.12초 기준으로 갱신하며 입력 Event마다 타이머를 다시 시작하지 않는다. Local Preview가 70 미만이면 Submit Button을 비활성화하지만, Submit 시 서버 권한 최종 평가는 항상 전체 256×256 경로를 사용한다.</w:t>
       </w:r>
     </w:p>
     <w:p>
@@ -19879,9 +19913,8 @@
           <w:numId w:val="10"/>
         </w:numPr>
       </w:pPr>
-      <w:bookmarkStart w:id="40" w:name="_Toc241417269"/>
+      <w:bookmarkStart w:id="40" w:name="_Toc242310129"/>
       <w:r>
-        <w:lastRenderedPageBreak/>
         <w:t>Forgery Score And Replica Acceptance</w:t>
       </w:r>
       <w:bookmarkEnd w:id="40"/>
@@ -20169,7 +20202,7 @@
           <w:numId w:val="10"/>
         </w:numPr>
       </w:pPr>
-      <w:bookmarkStart w:id="41" w:name="_Toc241417270"/>
+      <w:bookmarkStart w:id="41" w:name="_Toc242310130"/>
       <w:r>
         <w:t xml:space="preserve">Template </w:t>
       </w:r>
@@ -20181,7 +20214,11 @@
     <w:p/>
     <w:p>
       <w:r>
-        <w:t>DT_ForgeryTemplate은 M01/M02/M03별로 유효한 Surface Template 40종을 유지한다. 계약 데이터의 MatchPaintingExhibitCount는 기본 20이며 MapPaintingExhibitCounts의 M01=12, M02=12, M03=12로 각 출시 맵을 재정의한다. ResolveMatchPaintingExhibitCount(MapId)를 Template Draw와 활성 Case 배정 및 ContentReady 검증에 동일하게 적용한다. 서버는 기존 위치를 유지한 60개 Painting Case 후보 중 Required Target Case 하나와 지역별로 분산한 Optional Case 11개를 선정한다. Required Target CaseId·Artifact Identity·위치와 기존 Laser/Button 연결은 유지한다. 첫 Optional은 기존 Laser가 연결된 FourStar 후보 중 하나로 우선 선정하고 나머지 Optional 10개는 지역 분산 Seed 기반으로 선정한다. cooked Actor Tag HeistExhibitRegion_*를 지역 구분에 사용한다. 서버는 Shuffle Bag에서 해당 수량을 중복 없이 Draw하고 Required Target Case에 첫 Template을 배정한 뒤 나머지 활성 Case에 하나씩 배정한다. 나머지 48개는 같은 Seed로 그림 재질을 배정하며 중복을 허용한다. 비활성 그림은 Selected Template Pool, Quota, Recap과 계약 Assignment Snapshot에 포함하지 않는다. Case는 Assigned TemplateId, ReferenceImage와 AssignmentRevision을 복제하고 기존 bContractExhibitActive와 RepNotify로 활성 여부를 표시한다. 비활성 Case도 그림 표시 메시는 유지하며 상호작용과 Gameplay Collision만 차단한다. Forgery 준비는 상호작용한 Case의 Assigned TemplateId를 사용한다. 부족한 콘텐츠는 INCOMPLETE로 기록하며 출시 기준은 맵별 카탈로그 40종과 세 맵 각각 활성 Case 12개다.</w:t>
+        <w:t xml:space="preserve">DT_ForgeryTemplate은 M01/M02/M03별로 유효한 Surface Template 40종을 유지한다. 계약 데이터의 MatchPaintingExhibitCount는 기본 20이며 MapPaintingExhibitCounts의 M01=12, M02=12, M03=12로 각 출시 맵을 재정의한다. ResolveMatchPaintingExhibitCount(MapId)를 Template Draw와 </w:t>
+      </w:r>
+      <w:r>
+        <w:lastRenderedPageBreak/>
+        <w:t>활성 Case 배정 및 ContentReady 검증에 동일하게 적용한다. 서버는 기존 위치를 유지한 60개 Painting Case 후보 중 Required Target Case 하나와 지역별로 분산한 Optional Case 11개를 선정한다. Required Target CaseId·Artifact Identity·위치와 기존 Laser/Button 연결은 유지한다. 첫 Optional은 기존 Laser가 연결된 FourStar 후보 중 하나로 우선 선정하고 나머지 Optional 10개는 지역 분산 Seed 기반으로 선정한다. cooked Actor Tag HeistExhibitRegion_*를 지역 구분에 사용한다. 서버는 Shuffle Bag에서 해당 수량을 중복 없이 Draw하고 Required Target Case에 첫 Template을 배정한 뒤 나머지 활성 Case에 하나씩 배정한다. 나머지 48개는 같은 Seed로 그림 재질을 배정하며 중복을 허용한다. 비활성 그림은 Selected Template Pool, Quota, Recap과 계약 Assignment Snapshot에 포함하지 않는다. Case는 Assigned TemplateId, ReferenceImage와 AssignmentRevision을 복제하고 기존 bContractExhibitActive와 RepNotify로 활성 여부를 표시한다. 비활성 Case도 그림 표시 메시는 유지하며 상호작용과 Gameplay Collision만 차단한다. Forgery 준비는 상호작용한 Case의 Assigned TemplateId를 사용한다. 부족한 콘텐츠는 INCOMPLETE로 기록하며 출시 기준은 맵별 카탈로그 40종과 세 맵 각각 활성 Case 12개다.</w:t>
       </w:r>
     </w:p>
     <w:tbl>
@@ -20757,7 +20794,6 @@
               <w:rPr>
                 <w:sz w:val="16"/>
               </w:rPr>
-              <w:lastRenderedPageBreak/>
               <w:t>AllowedPalette</w:t>
             </w:r>
           </w:p>
@@ -21105,8 +21141,9 @@
           <w:numId w:val="10"/>
         </w:numPr>
       </w:pPr>
-      <w:bookmarkStart w:id="42" w:name="_Toc241417271"/>
+      <w:bookmarkStart w:id="42" w:name="_Toc242310131"/>
       <w:r>
+        <w:lastRenderedPageBreak/>
         <w:t>Deferred Expansion: Object Assembly</w:t>
       </w:r>
       <w:bookmarkEnd w:id="42"/>
@@ -21134,7 +21171,7 @@
           <w:numId w:val="10"/>
         </w:numPr>
       </w:pPr>
-      <w:bookmarkStart w:id="43" w:name="_Toc241417272"/>
+      <w:bookmarkStart w:id="43" w:name="_Toc242310132"/>
       <w:r>
         <w:t xml:space="preserve">Alert, Lockdown, Shared Extraction </w:t>
       </w:r>
@@ -21157,7 +21194,7 @@
           <w:numId w:val="10"/>
         </w:numPr>
       </w:pPr>
-      <w:bookmarkStart w:id="44" w:name="_Toc241417273"/>
+      <w:bookmarkStart w:id="44" w:name="_Toc242310133"/>
       <w:r>
         <w:t>Alert Level</w:t>
       </w:r>
@@ -21414,7 +21451,6 @@
           </w:tcPr>
           <w:p>
             <w:r>
-              <w:lastRenderedPageBreak/>
               <w:t>10.0 / Lockdown</w:t>
             </w:r>
           </w:p>
@@ -21459,7 +21495,7 @@
           <w:numId w:val="10"/>
         </w:numPr>
       </w:pPr>
-      <w:bookmarkStart w:id="45" w:name="_Toc241417274"/>
+      <w:bookmarkStart w:id="45" w:name="_Toc242310134"/>
       <w:r>
         <w:t>Vent Settlement</w:t>
       </w:r>
@@ -21492,6 +21528,7 @@
         </w:numPr>
       </w:pPr>
       <w:r>
+        <w:lastRenderedPageBreak/>
         <w:t>AHeistGameState는 기존 EscapePhase 상태와 함께 EscapePhaseUnlockServerTime(float, 미설정 -1)을 복제한다. 서버 InitializeEscapePhase는 InGame이고 ContractSnapshot.Outcome이 None일 때만 현재 서버 시각에 개방 지연을 더해 저장한다. 종료 Outcome 또는 비 InGame 초기화에서는 -1로 되돌리고, SetMatchPhase의 비 InGame 전환에서도 -1로 정리한다. 0초도 유효한 시각이며, UI는 읽기 전용 Getter와 서버 시각의 차이로 남은 시간을 표시한다. 이 표시는 서버의 개방 판정과 요청 검증을 변경하지 않는다.</w:t>
       </w:r>
     </w:p>
@@ -21540,11 +21577,7 @@
         </w:numPr>
       </w:pPr>
       <w:r>
-        <w:t xml:space="preserve">HUD는 Setup/Destruct에서 Vent Feedback Delegate를 구독·해제한다. 개방은 기존 임시 EventText와 Class Defaults의 VentOpenedSound, 정산은 기존 Popup과 </w:t>
-      </w:r>
-      <w:r>
-        <w:lastRenderedPageBreak/>
-        <w:t>VentSettlementSound로 표시한다. 두 사운드는 단일 VentFeedbackAudioComponent를 공유하고 HUD 정리 시 재생과 Component를 정리한다.</w:t>
+        <w:t>HUD는 Setup/Destruct에서 Vent Feedback Delegate를 구독·해제한다. 개방은 기존 임시 EventText와 Class Defaults의 VentOpenedSound, 정산은 기존 Popup과 VentSettlementSound로 표시한다. 두 사운드는 단일 VentFeedbackAudioComponent를 공유하고 HUD 정리 시 재생과 Component를 정리한다.</w:t>
       </w:r>
     </w:p>
     <w:p>
@@ -21579,7 +21612,7 @@
           <w:numId w:val="10"/>
         </w:numPr>
       </w:pPr>
-      <w:bookmarkStart w:id="46" w:name="_Toc241417275"/>
+      <w:bookmarkStart w:id="46" w:name="_Toc242310135"/>
       <w:r>
         <w:t>성공</w:t>
       </w:r>
@@ -21817,8 +21850,9 @@
           <w:numId w:val="10"/>
         </w:numPr>
       </w:pPr>
-      <w:bookmarkStart w:id="47" w:name="_Toc241417276"/>
+      <w:bookmarkStart w:id="47" w:name="_Toc242310136"/>
       <w:r>
+        <w:lastRenderedPageBreak/>
         <w:t>Team Reward / Contribution</w:t>
       </w:r>
       <w:bookmarkEnd w:id="47"/>
@@ -22279,7 +22313,7 @@
           <w:numId w:val="10"/>
         </w:numPr>
       </w:pPr>
-      <w:bookmarkStart w:id="48" w:name="_Toc241417277"/>
+      <w:bookmarkStart w:id="48" w:name="_Toc242310137"/>
       <w:r>
         <w:lastRenderedPageBreak/>
         <w:t>멀티플레이</w:t>
@@ -22306,7 +22340,7 @@
           <w:numId w:val="10"/>
         </w:numPr>
       </w:pPr>
-      <w:bookmarkStart w:id="49" w:name="_Toc241417278"/>
+      <w:bookmarkStart w:id="49" w:name="_Toc242310138"/>
       <w:r>
         <w:t>멀티플레이어</w:t>
       </w:r>
@@ -22332,7 +22366,7 @@
           <w:numId w:val="10"/>
         </w:numPr>
       </w:pPr>
-      <w:bookmarkStart w:id="50" w:name="_Toc241417279"/>
+      <w:bookmarkStart w:id="50" w:name="_Toc242310139"/>
       <w:r>
         <w:t>네트워크</w:t>
       </w:r>
@@ -22790,7 +22824,7 @@
           <w:numId w:val="10"/>
         </w:numPr>
       </w:pPr>
-      <w:bookmarkStart w:id="51" w:name="_Toc241417280"/>
+      <w:bookmarkStart w:id="51" w:name="_Toc242310140"/>
       <w:r>
         <w:t>Release Player Count / Session Start</w:t>
       </w:r>
@@ -22819,7 +22853,7 @@
           <w:numId w:val="10"/>
         </w:numPr>
       </w:pPr>
-      <w:bookmarkStart w:id="52" w:name="_Toc241417281"/>
+      <w:bookmarkStart w:id="52" w:name="_Toc242310141"/>
       <w:r>
         <w:t>Steam Proximity Voice / Guard Speech Noise</w:t>
       </w:r>
@@ -22849,7 +22883,7 @@
           <w:numId w:val="10"/>
         </w:numPr>
       </w:pPr>
-      <w:bookmarkStart w:id="53" w:name="_Toc241417282"/>
+      <w:bookmarkStart w:id="53" w:name="_Toc242310142"/>
       <w:r>
         <w:t>주요</w:t>
       </w:r>
@@ -23642,7 +23676,7 @@
           <w:numId w:val="10"/>
         </w:numPr>
       </w:pPr>
-      <w:bookmarkStart w:id="54" w:name="_Toc241417283"/>
+      <w:bookmarkStart w:id="54" w:name="_Toc242310143"/>
       <w:r>
         <w:lastRenderedPageBreak/>
         <w:t>서버</w:t>
@@ -23785,7 +23819,7 @@
           <w:numId w:val="10"/>
         </w:numPr>
       </w:pPr>
-      <w:bookmarkStart w:id="55" w:name="_Toc241417284"/>
+      <w:bookmarkStart w:id="55" w:name="_Toc242310144"/>
       <w:r>
         <w:t xml:space="preserve">Disconnect </w:t>
       </w:r>
@@ -24122,7 +24156,7 @@
           <w:numId w:val="10"/>
         </w:numPr>
       </w:pPr>
-      <w:bookmarkStart w:id="56" w:name="_Toc241417285"/>
+      <w:bookmarkStart w:id="56" w:name="_Toc242310145"/>
       <w:r>
         <w:t>필수</w:t>
       </w:r>
@@ -24259,7 +24293,7 @@
           <w:numId w:val="10"/>
         </w:numPr>
       </w:pPr>
-      <w:bookmarkStart w:id="57" w:name="_Toc241417286"/>
+      <w:bookmarkStart w:id="57" w:name="_Toc242310146"/>
       <w:r>
         <w:lastRenderedPageBreak/>
         <w:t xml:space="preserve">Gameplay Architecture, FastArray </w:t>
@@ -24280,7 +24314,7 @@
           <w:numId w:val="10"/>
         </w:numPr>
       </w:pPr>
-      <w:bookmarkStart w:id="58" w:name="_Toc241417287"/>
+      <w:bookmarkStart w:id="58" w:name="_Toc242310147"/>
       <w:r>
         <w:t>책임</w:t>
       </w:r>
@@ -24726,7 +24760,7 @@
           <w:numId w:val="10"/>
         </w:numPr>
       </w:pPr>
-      <w:bookmarkStart w:id="59" w:name="_Toc241417288"/>
+      <w:bookmarkStart w:id="59" w:name="_Toc242310148"/>
       <w:r>
         <w:t xml:space="preserve">FastArray </w:t>
       </w:r>
@@ -24791,7 +24825,7 @@
           <w:numId w:val="10"/>
         </w:numPr>
       </w:pPr>
-      <w:bookmarkStart w:id="60" w:name="_Toc241417289"/>
+      <w:bookmarkStart w:id="60" w:name="_Toc242310149"/>
       <w:r>
         <w:t>서버</w:t>
       </w:r>
@@ -25215,7 +25249,7 @@
           <w:numId w:val="10"/>
         </w:numPr>
       </w:pPr>
-      <w:bookmarkStart w:id="61" w:name="_Toc241417290"/>
+      <w:bookmarkStart w:id="61" w:name="_Toc242310150"/>
       <w:r>
         <w:lastRenderedPageBreak/>
         <w:t>GameplayTag Dictionary</w:t>
@@ -25516,7 +25550,7 @@
           <w:numId w:val="10"/>
         </w:numPr>
       </w:pPr>
-      <w:bookmarkStart w:id="62" w:name="_Toc241417291"/>
+      <w:bookmarkStart w:id="62" w:name="_Toc242310151"/>
       <w:r>
         <w:t xml:space="preserve">Tag Query </w:t>
       </w:r>
@@ -25813,7 +25847,7 @@
           <w:numId w:val="10"/>
         </w:numPr>
       </w:pPr>
-      <w:bookmarkStart w:id="63" w:name="_Toc241417292"/>
+      <w:bookmarkStart w:id="63" w:name="_Toc242310152"/>
       <w:r>
         <w:t xml:space="preserve">HUD, UI/UX </w:t>
       </w:r>
@@ -25830,7 +25864,11 @@
     </w:p>
     <w:p>
       <w:r>
-        <w:t>메뉴 UI 루트는 1280×720 SizeBox와 전체 비례 Fit ScaleBox를 유지한다. HUD는 1920×1080 기준의 전체 화면 Canvas를 사용하며 HeistConceptViewportFit은 Stretch=Fill, HeistConceptDesignSize는 Width/Height Override를 해제한다. RootSafeZone을 유지하고 내부 슬롯은 가로·세로 Fill로 맞춘다. 프로젝트의 기존 DPI 설정을 유지하며 같은 크기 보정을 중복 적용하지 않는다. 세부 기준 치수는 아래 화면 목록에서 관리한다. 기존 /Game/Assets/UI/Fonts/Catalogue 글꼴은 유지하고 아이콘은 /Game/Assets/UI/Heist/T_Heist_IconAtlas의 신규 16종을 사용한다. M_HeistIcon은 UI Domain에서 atlas의 휘도를 Opacity로 사용하고 VertexColor Tint를 받는다. MI_HeistIcon_* 16개가 동전·가방·프로필·손전등 OFF/ON·마이크·준비·지도·관찰·그림·기절·구금·과적·경고·복제·설정의 UV 영역을 지정한다. /Game/Blueprints/UI/Common의 WBP_HeistKeycap과 WBP_HeistPanelFrame은 공용 이미지와 NamedSlot을 소유하며 실제 키 TextBlock과 바인딩된 입력·표시 컨트롤은 부모 WBP가 NamedSlot에 넣는다. 기존 UButton은 공용 버튼 상태 이미지로 스타일만 교체하고 클릭·활성화 바인딩을 유지한다. 관련 라벨·값·아이콘·막대는 HorizontalBox 또는 VerticalBox로 묶으며 Canvas는 화면 앵커·기존 Inventory 드래그 좌표에만 사용한다. WBP는 간결한 중립색 문자·먹색 받침·얇은 구분선과 작은 선택·상태색을 사용한다. 장식 테두리와 질감 패널을 반복하지 않으며 기존 도록 텍스처는 Draw As=Image와 Margin=0으로 전체 이미지를 표시한다. 신규 PanelFrame·Keycap 이미지는 공용 Brush 규격을 사용하며 화면별 프레임 사본을 만들지 않는다. 작성하는 위젯 크기·간격·오프셋·패딩·아이콘과 UMG 표시 폰트 크기는 소수점 없는 4의 배수로 통일한다. 표시 폰트는 프로젝트 Font Resolution에 맞춰 내부 FSlateFontInfo::Size로 변환하며 72 DPI에서는 표시 크기×72/96을 저장하고 내부값을 다시 4의 배수로 반올림하지 않는다. 환경설정은 상위 모달에서 상단 제목, 가운데 항목/입력/값 열, 하단 기본값·적용·ESC 닫기를 배치한다. 상단 닫기는 제거하며 기존 SettingsCloseButton을 하단 클릭 영역으로 재사용한다. 클릭과 NativeOnPreviewKeyDown의 Escape는 같은 CloseSettings 경로로 닫고 부모 메뉴의 입력 포커스를 복원한다. 로비·결과·환경설정의 항목과 헤더는 공통 열 경계를 사용하고 결과의 긴 이름 영역에 충분한 폭을 확보한다. 버튼 Content Slot의 가로·세로 정렬과 Label Justification을 중앙에 맞추고 좌우·상하 패딩을 대칭으로 둔다. 로비 카드·정사각 프로필의 크기·중심축과 대칭 좌우 여백을 통일한다. 앵커·정렬·색·불투명도·진행 막대의 동적 비율·DPI 배율 및 월드 좌표에서 투영한 동적 위치는 이 정수 크기 규칙의 대상이 아니다. 변경 후 WBP 컴파일과 크기 감사, 주요 화면 렌더로 잘림을 확인하며 입력·서버 상태 전환은 기존 ViewModel 계약을 유지한다.</w:t>
+        <w:t xml:space="preserve">메뉴 UI 루트는 1280×720 SizeBox와 전체 비례 Fit ScaleBox를 유지한다. HUD는 1920×1080 기준의 전체 화면 Canvas를 사용하며 HeistConceptViewportFit은 Stretch=Fill, HeistConceptDesignSize는 Width/Height Override를 해제한다. RootSafeZone을 유지하고 내부 슬롯은 가로·세로 Fill로 맞춘다. 프로젝트의 기존 DPI 설정을 유지하며 같은 크기 보정을 중복 적용하지 않는다. 세부 기준 치수는 아래 화면 목록에서 관리한다. 기존 /Game/Assets/UI/Fonts/Catalogue 글꼴은 유지하고 아이콘은 /Game/Assets/UI/Heist/T_Heist_IconAtlas의 신규 16종을 사용한다. M_HeistIcon은 UI Domain에서 atlas의 휘도를 Opacity로 사용하고 VertexColor Tint를 받는다. MI_HeistIcon_* 16개가 동전·가방·프로필·손전등 OFF/ON·마이크·준비·지도·관찰·그림·기절·구금·과적·경고·복제·설정의 UV 영역을 지정한다. /Game/Blueprints/UI/Common의 WBP_HeistKeycap과 WBP_HeistPanelFrame은 공용 이미지와 NamedSlot을 소유하며 실제 키 TextBlock과 바인딩된 입력·표시 컨트롤은 부모 WBP가 NamedSlot에 넣는다. 기존 UButton은 공용 버튼 상태 이미지로 스타일만 교체하고 클릭·활성화 </w:t>
+      </w:r>
+      <w:r>
+        <w:lastRenderedPageBreak/>
+        <w:t>바인딩을 유지한다. 관련 라벨·값·아이콘·막대는 HorizontalBox 또는 VerticalBox로 묶으며 Canvas는 화면 앵커·기존 Inventory 드래그 좌표에만 사용한다. WBP는 간결한 중립색 문자·먹색 받침·얇은 구분선과 작은 선택·상태색을 사용한다. 장식 테두리와 질감 패널을 반복하지 않으며 기존 도록 텍스처는 Draw As=Image와 Margin=0으로 전체 이미지를 표시한다. 신규 PanelFrame·Keycap 이미지는 공용 Brush 규격을 사용하며 화면별 프레임 사본을 만들지 않는다. 작성하는 위젯 크기·간격·오프셋·패딩·아이콘과 UMG 표시 폰트 크기는 소수점 없는 4의 배수로 통일한다. 표시 폰트는 프로젝트 Font Resolution에 맞춰 내부 FSlateFontInfo::Size로 변환하며 72 DPI에서는 표시 크기×72/96을 저장하고 내부값을 다시 4의 배수로 반올림하지 않는다. 환경설정은 상위 모달에서 상단 제목, 가운데 항목/입력/값 열, 하단 기본값·적용·ESC 닫기를 배치한다. 상단 닫기는 제거하며 기존 SettingsCloseButton을 하단 클릭 영역으로 재사용한다. 클릭과 NativeOnPreviewKeyDown의 Escape는 같은 CloseSettings 경로로 닫고 부모 메뉴의 입력 포커스를 복원한다. 로비·결과·환경설정의 항목과 헤더는 공통 열 경계를 사용하고 결과의 긴 이름 영역에 충분한 폭을 확보한다. 버튼 Content Slot의 가로·세로 정렬과 Label Justification을 중앙에 맞추고 좌우·상하 패딩을 대칭으로 둔다. 로비 카드·정사각 프로필의 크기·중심축과 대칭 좌우 여백을 통일한다. 앵커·정렬·색·불투명도·진행 막대의 동적 비율·DPI 배율 및 월드 좌표에서 투영한 동적 위치는 이 정수 크기 규칙의 대상이 아니다. 변경 후 WBP 컴파일과 크기 감사, 주요 화면 렌더로 잘림을 확인하며 입력·서버 상태 전환은 기존 ViewModel 계약을 유지한다.</w:t>
       </w:r>
     </w:p>
     <w:p>
@@ -25841,9 +25879,8 @@
           <w:numId w:val="10"/>
         </w:numPr>
       </w:pPr>
-      <w:bookmarkStart w:id="64" w:name="_Toc241417293"/>
+      <w:bookmarkStart w:id="64" w:name="_Toc242310153"/>
       <w:r>
-        <w:lastRenderedPageBreak/>
         <w:t xml:space="preserve">UI </w:t>
       </w:r>
       <w:r>
@@ -26053,7 +26090,7 @@
           <w:numId w:val="10"/>
         </w:numPr>
       </w:pPr>
-      <w:bookmarkStart w:id="65" w:name="_Toc241417294"/>
+      <w:bookmarkStart w:id="65" w:name="_Toc242310154"/>
       <w:r>
         <w:t>화면</w:t>
       </w:r>
@@ -26198,6 +26235,7 @@
               <w:rPr>
                 <w:sz w:val="16"/>
               </w:rPr>
+              <w:lastRenderedPageBreak/>
               <w:t>Lobby</w:t>
             </w:r>
           </w:p>
@@ -26579,8 +26617,9 @@
           <w:numId w:val="10"/>
         </w:numPr>
       </w:pPr>
-      <w:bookmarkStart w:id="66" w:name="_Toc241417295"/>
+      <w:bookmarkStart w:id="66" w:name="_Toc242310155"/>
       <w:r>
+        <w:lastRenderedPageBreak/>
         <w:t xml:space="preserve">MVVM </w:t>
       </w:r>
       <w:r>
@@ -26597,11 +26636,7 @@
         </w:numPr>
       </w:pPr>
       <w:r>
-        <w:t xml:space="preserve">지속 상태는 ViewModel/FieldNotify로 노출한다. HUD 미션의 ContractValueText는 서버 ContractSnapshot의 CarriedValue + SecuredValue를 LootValueQuota와 함께 ‘전리품 가치 {현재} / {목표}’로 표시한다. ViewModel은 표시값만 계산하며 성공/정산 판정을 변경하지 않는다. 계약 미초기화 시 이 행을 숨기고, 원본 드롭·압수·정산 및 매치 초기화 시 Snapshot 갱신으로 재계산한다. NSLOCTEXT Namespace/Key와 API·Enum은 유지하고 원문만 승인한 한국어로 교정한다. CrewStatus CarryingOriginal은 ‘원본 운반 중’, Arrested는 ‘구금 중’, Active는 ‘활동 중’을 표시하며 체포 사건 문구는 상태 라벨과 구분한다.</w:t>
-      </w:r>
-      <w:r>
-        <w:lastRenderedPageBreak/>
-        <w:t/>
+        <w:t>지속 상태는 ViewModel/FieldNotify로 노출한다. HUD 미션의 ContractValueText는 서버 ContractSnapshot의 CarriedValue + SecuredValue를 LootValueQuota와 함께 ‘전리품 가치 {현재} / {목표}’로 표시한다. ViewModel은 표시값만 계산하며 성공/정산 판정을 변경하지 않는다. 계약 미초기화 시 이 행을 숨기고, 원본 드롭·압수·정산 및 매치 초기화 시 Snapshot 갱신으로 재계산한다. NSLOCTEXT Namespace/Key와 API·Enum은 유지하고 원문만 승인한 한국어로 교정한다. CrewStatus CarryingOriginal은 ‘원본 운반 중’, Arrested는 ‘구금 중’, Active는 ‘활동 중’을 표시하며 체포 사건 문구는 상태 라벨과 구분한다.</w:t>
       </w:r>
     </w:p>
     <w:p>
@@ -26660,7 +26695,7 @@
           <w:numId w:val="10"/>
         </w:numPr>
       </w:pPr>
-      <w:bookmarkStart w:id="67" w:name="_Toc241417296"/>
+      <w:bookmarkStart w:id="67" w:name="_Toc242310156"/>
       <w:r>
         <w:t xml:space="preserve">ViewModel </w:t>
       </w:r>
@@ -26941,6 +26976,7 @@
           </w:tcPr>
           <w:p>
             <w:r>
+              <w:lastRenderedPageBreak/>
               <w:t>Surface Forgery</w:t>
             </w:r>
           </w:p>
@@ -26969,7 +27005,6 @@
           </w:tcPr>
           <w:p>
             <w:r>
-              <w:lastRenderedPageBreak/>
               <w:t>Object Assembly ViewModel (Deferred)</w:t>
             </w:r>
           </w:p>
@@ -27123,7 +27158,7 @@
           <w:numId w:val="10"/>
         </w:numPr>
       </w:pPr>
-      <w:bookmarkStart w:id="68" w:name="_Toc241417297"/>
+      <w:bookmarkStart w:id="68" w:name="_Toc242310157"/>
       <w:r>
         <w:t xml:space="preserve">Forgery </w:t>
       </w:r>
@@ -27137,7 +27172,11 @@
     </w:p>
     <w:p>
       <w:r>
-        <w:t>v1.0 Surface Forgery WBP는 한글 중심 Mode Title, ‘작품 유사도’ 라벨과 진행 막대의 단일 표시, Remaining Time, Submit, Cancel을 사용하며 FooterHint는 Collapsed로 유지한다. 제목은 ‘위조품 제작’, 작업 라벨은 왼쪽 ‘위조품’·오른쪽 ‘원본’이며 팔레트는 가운데에 둔다. R은 ‘전체 지우기’로 표시한다. 작품 유사도 TextBlock과 ProgressBar는 같은 VerticalBox 안에 배치하고 두 요소의 왼쪽 끝을 맞춘다. Remaining Time은 머리글 오른쪽, 작품 유사도는 원본 위쪽에 배치한다. 기존 버튼·키 안내와 조작은 유지한다. 진행 막대는 기존 C++ Local Preview 점수를 100으로 나눠 0~1로 Clamp한다. 70 미만에서는 붉은색에서 주황색으로 변하고 70점 기준과 기존 CanSubmitCurrentDrawing 활성 조건을 모두 만족할 때만 초록색을 표시한다. 라벨은 고정하고 상태 문구는 표시하지 않는다. dirty preview, Submit pending과 서버 QualityBelowMinimum 거부로 Submit이 비활성인 동안에는 이전 점수가 70 이상이어도 초록색을 유지하지 않는다. 작업 화면에는 예상 점수 숫자와 70+ 문구를 표시하지 않으며 이 표현 변경은 Evaluator, Local Preview 갱신 주기, Submit의 70점 기준, 서버 최종 Quality Score와 정산을 변경하지 않는다. InstructionText, ModeStatusText, 별도 QualityRequirementText, 서버 점수, Alert Warning과 Lockdown Countdown은 표시하지 않는다. Suspicious/Searching에서는 Session을 유지하고 Alarmed/Lockdown 진입 시 AHeistGameMode가 활성 Session을 AlertDanger로 서버에서 먼저 취소한다. Widget은 즉시 닫아 Gameplay Input을 복원하며 위험 단계 신규 Observation/Session Begin은 서버가 거부한다. Surface 작업 영역은 Palette와 Drawing Content 안의 시각적 소/중/대 Brush를 사용한다. 화면의 Canvas 표시 크기와 판정 Raster 해상도는 분리한다. Pointer 입력은 Fit이 적용된 실제 Drawing Surface Geometry에서 정규화하고 서버 Score와 Replica Palette Raster는 기존 256×256을 유지한다. 서버가 70점 이상 Submit을 수락하면 Widget을 닫고 ReplicaReady E/R은 World HUD Prompt로 안내한다. WBP_HeistObjectAssembly는 Deferred Expansion 자산으로 보존하되 v1 HUD에서 생성·표시하지 않는다.</w:t>
+        <w:t xml:space="preserve">v1.0 Surface Forgery WBP는 한글 중심 Mode Title, ‘작품 유사도’ 라벨과 진행 막대의 단일 표시, Remaining Time, Submit, Cancel을 사용하며 FooterHint는 Collapsed로 유지한다. 제목은 ‘위조품 제작’, 작업 라벨은 왼쪽 ‘위조품’·오른쪽 ‘원본’이며 팔레트는 가운데에 둔다. R은 ‘전체 지우기’로 표시한다. 작품 유사도 TextBlock과 ProgressBar는 같은 VerticalBox 안에 배치하고 두 요소의 왼쪽 끝을 맞춘다. Remaining Time은 머리글 오른쪽, 작품 유사도는 원본 위쪽에 배치한다. 기존 버튼·키 안내와 조작은 유지한다. 진행 막대는 기존 C++ Local Preview 점수를 100으로 나눠 0~1로 Clamp한다. 70 미만에서는 붉은색에서 주황색으로 변하고 70점 기준과 기존 CanSubmitCurrentDrawing 활성 조건을 모두 만족할 때만 초록색을 표시한다. 라벨은 고정하고 상태 문구는 표시하지 않는다. dirty preview, Submit pending과 서버 QualityBelowMinimum 거부로 Submit이 비활성인 동안에는 이전 점수가 70 이상이어도 초록색을 유지하지 않는다. 작업 화면에는 예상 점수 숫자와 70+ 문구를 표시하지 않으며 이 표현 변경은 Evaluator, Local Preview 갱신 주기, Submit의 70점 기준, 서버 최종 Quality Score와 정산을 변경하지 않는다. InstructionText, ModeStatusText, 별도 QualityRequirementText, 서버 점수, Alert Warning과 Lockdown Countdown은 표시하지 않는다. Suspicious/Searching에서는 Session을 </w:t>
+      </w:r>
+      <w:r>
+        <w:lastRenderedPageBreak/>
+        <w:t>유지하고 Alarmed/Lockdown 진입 시 AHeistGameMode가 활성 Session을 AlertDanger로 서버에서 먼저 취소한다. Widget은 즉시 닫아 Gameplay Input을 복원하며 위험 단계 신규 Observation/Session Begin은 서버가 거부한다. Surface 작업 영역은 Palette와 Drawing Content 안의 시각적 소/중/대 Brush를 사용한다. 화면의 Canvas 표시 크기와 판정 Raster 해상도는 분리한다. Pointer 입력은 Fit이 적용된 실제 Drawing Surface Geometry에서 정규화하고 서버 Score와 Replica Palette Raster는 기존 256×256을 유지한다. 서버가 70점 이상 Submit을 수락하면 Widget을 닫고 ReplicaReady E/R은 World HUD Prompt로 안내한다. WBP_HeistObjectAssembly는 Deferred Expansion 자산으로 보존하되 v1 HUD에서 생성·표시하지 않는다.</w:t>
       </w:r>
     </w:p>
     <w:p>
@@ -27148,7 +27187,7 @@
           <w:numId w:val="10"/>
         </w:numPr>
       </w:pPr>
-      <w:bookmarkStart w:id="69" w:name="_Toc241417298"/>
+      <w:bookmarkStart w:id="69" w:name="_Toc242310158"/>
       <w:r>
         <w:t>상호작용</w:t>
       </w:r>
@@ -27214,7 +27253,6 @@
                 <w:color w:val="17365D"/>
                 <w:sz w:val="17"/>
               </w:rPr>
-              <w:lastRenderedPageBreak/>
               <w:t>상황</w:t>
             </w:r>
           </w:p>
@@ -27684,6 +27722,7 @@
           </w:tcPr>
           <w:p>
             <w:r>
+              <w:lastRenderedPageBreak/>
               <w:t>Voice</w:t>
             </w:r>
           </w:p>
@@ -27746,7 +27785,7 @@
           <w:numId w:val="10"/>
         </w:numPr>
       </w:pPr>
-      <w:bookmarkStart w:id="70" w:name="_Toc241417299"/>
+      <w:bookmarkStart w:id="70" w:name="_Toc242310159"/>
       <w:r>
         <w:t>데이터</w:t>
       </w:r>
@@ -27772,7 +27811,7 @@
           <w:numId w:val="10"/>
         </w:numPr>
       </w:pPr>
-      <w:bookmarkStart w:id="71" w:name="_Toc241417300"/>
+      <w:bookmarkStart w:id="71" w:name="_Toc242310160"/>
       <w:r>
         <w:t xml:space="preserve">Debug, Telemetry, KPI </w:t>
       </w:r>
@@ -27792,7 +27831,7 @@
           <w:numId w:val="10"/>
         </w:numPr>
       </w:pPr>
-      <w:bookmarkStart w:id="72" w:name="_Toc241417301"/>
+      <w:bookmarkStart w:id="72" w:name="_Toc242310161"/>
       <w:r>
         <w:t>Debug Command</w:t>
       </w:r>
@@ -27959,7 +27998,6 @@
               <w:rPr>
                 <w:sz w:val="16"/>
               </w:rPr>
-              <w:lastRenderedPageBreak/>
               <w:t>HeistInvDump</w:t>
             </w:r>
           </w:p>
@@ -28194,7 +28232,7 @@
           <w:numId w:val="10"/>
         </w:numPr>
       </w:pPr>
-      <w:bookmarkStart w:id="73" w:name="_Toc241417302"/>
+      <w:bookmarkStart w:id="73" w:name="_Toc242310162"/>
       <w:r>
         <w:t>Telemetry / Log Event</w:t>
       </w:r>
@@ -28475,6 +28513,7 @@
               <w:rPr>
                 <w:sz w:val="16"/>
               </w:rPr>
+              <w:lastRenderedPageBreak/>
               <w:t>AlertChanged</w:t>
             </w:r>
           </w:p>
@@ -28841,7 +28880,6 @@
           </w:tcPr>
           <w:p>
             <w:r>
-              <w:lastRenderedPageBreak/>
               <w:t>PlayerArrested</w:t>
             </w:r>
           </w:p>
@@ -28875,7 +28913,7 @@
           <w:numId w:val="10"/>
         </w:numPr>
       </w:pPr>
-      <w:bookmarkStart w:id="74" w:name="_Toc241417303"/>
+      <w:bookmarkStart w:id="74" w:name="_Toc242310163"/>
       <w:r>
         <w:t>Playtest KPI</w:t>
       </w:r>
@@ -29390,6 +29428,7 @@
               <w:rPr>
                 <w:sz w:val="16"/>
               </w:rPr>
+              <w:lastRenderedPageBreak/>
               <w:t>Voice Readability</w:t>
             </w:r>
           </w:p>
@@ -29429,7 +29468,7 @@
           <w:numId w:val="10"/>
         </w:numPr>
       </w:pPr>
-      <w:bookmarkStart w:id="75" w:name="_Toc241417304"/>
+      <w:bookmarkStart w:id="75" w:name="_Toc242310164"/>
       <w:r>
         <w:t xml:space="preserve">Release QA </w:t>
       </w:r>
@@ -29566,9 +29605,8 @@
           <w:numId w:val="10"/>
         </w:numPr>
       </w:pPr>
-      <w:bookmarkStart w:id="76" w:name="_Toc241417305"/>
+      <w:bookmarkStart w:id="76" w:name="_Toc242310165"/>
       <w:r>
-        <w:lastRenderedPageBreak/>
         <w:t>경계</w:t>
       </w:r>
       <w:r>
@@ -29629,7 +29667,7 @@
           <w:numId w:val="10"/>
         </w:numPr>
       </w:pPr>
-      <w:bookmarkStart w:id="77" w:name="_Toc241417306"/>
+      <w:bookmarkStart w:id="77" w:name="_Toc242310166"/>
       <w:r>
         <w:t>Navigation</w:t>
       </w:r>
@@ -29663,6 +29701,7 @@
         <w:pStyle w:val="a0"/>
       </w:pPr>
       <w:r>
+        <w:lastRenderedPageBreak/>
         <w:t>시작 Capsule 점유 검사는 바닥 접촉 허용 오차로 Radius와 HalfHeight를 각각 1 cm 줄여 사용한다. Runtime Capsule 크기는 바꾸지 않는다. 경로 Graph PASS는 경로 전체 Capsule Sweep이나 자연 순찰의 정체 부재를 보장하지 않으므로 각각 별도 증거로 남긴다.</w:t>
       </w:r>
     </w:p>
@@ -29674,7 +29713,7 @@
           <w:numId w:val="10"/>
         </w:numPr>
       </w:pPr>
-      <w:bookmarkStart w:id="78" w:name="_Toc241417307"/>
+      <w:bookmarkStart w:id="78" w:name="_Toc242310167"/>
       <w:r>
         <w:t xml:space="preserve">Package </w:t>
       </w:r>
@@ -29721,15 +29760,35 @@
     </w:p>
     <w:p>
       <w:pPr>
+        <w:pStyle w:val="a0"/>
+      </w:pPr>
+      <w:r>
+        <w:t>검증 결과는 해당 Revision·환경·시나리오에 한정한다. 자동화·Headless·native harness·SIE·정적 캡처는 자연 User PIE, 정상 멀티플레이 완주 또는 서로 다른 Steam 2계정 검증을 대체하지 않는다.</w:t>
+      </w:r>
+    </w:p>
+    <w:p>
+      <w:pPr>
+        <w:pStyle w:val="a0"/>
+      </w:pPr>
+      <w:r>
+        <w:t xml:space="preserve">최신 일정·진행·Task·완료 증거·Hash 상태는 Notion에서 관리한다: </w:t>
+      </w:r>
+      <w:hyperlink r:id="rId8">
+        <w:r>
+          <w:t>출시 정리와 남은 단계</w:t>
+        </w:r>
+      </w:hyperlink>
+    </w:p>
+    <w:p>
+      <w:pPr>
         <w:pStyle w:val="21"/>
         <w:numPr>
           <w:ilvl w:val="1"/>
           <w:numId w:val="10"/>
         </w:numPr>
       </w:pPr>
-      <w:bookmarkStart w:id="79" w:name="_Toc241417308"/>
+      <w:bookmarkStart w:id="79" w:name="_Toc242310168"/>
       <w:r>
-        <w:lastRenderedPageBreak/>
         <w:t xml:space="preserve">DataTable / DataAsset </w:t>
       </w:r>
       <w:r>
@@ -29751,7 +29810,7 @@
           <w:numId w:val="10"/>
         </w:numPr>
       </w:pPr>
-      <w:bookmarkStart w:id="80" w:name="_Toc241417309"/>
+      <w:bookmarkStart w:id="80" w:name="_Toc242310169"/>
       <w:r>
         <w:t>데이터</w:t>
       </w:r>
@@ -29994,7 +30053,7 @@
           <w:numId w:val="10"/>
         </w:numPr>
       </w:pPr>
-      <w:bookmarkStart w:id="81" w:name="_Toc241417310"/>
+      <w:bookmarkStart w:id="81" w:name="_Toc242310170"/>
       <w:r>
         <w:t>주요</w:t>
       </w:r>
@@ -30176,6 +30235,7 @@
               <w:rPr>
                 <w:sz w:val="16"/>
               </w:rPr>
+              <w:lastRenderedPageBreak/>
               <w:t>EHeistUseType</w:t>
             </w:r>
           </w:p>
@@ -30523,7 +30583,7 @@
           <w:numId w:val="10"/>
         </w:numPr>
       </w:pPr>
-      <w:bookmarkStart w:id="82" w:name="_Toc241417311"/>
+      <w:bookmarkStart w:id="82" w:name="_Toc242310171"/>
       <w:r>
         <w:t>DT_ItemMaster</w:t>
       </w:r>
@@ -31152,7 +31212,14 @@
               <w:rPr>
                 <w:sz w:val="16"/>
               </w:rPr>
-              <w:t>Yes</w:t>
+              <w:t>활성 출현 제외</w:t>
+            </w:r>
+            <w:r>
+              <w:rPr>
+                <w:sz w:val="16"/>
+              </w:rPr>
+              <w:br/>
+              <w:t>정의 보존</w:t>
             </w:r>
           </w:p>
         </w:tc>
@@ -31373,6 +31440,114 @@
           </w:p>
         </w:tc>
       </w:tr>
+      <w:tr>
+        <w:trPr>
+          <w:cantSplit/>
+          <w:jc w:val="center"/>
+        </w:trPr>
+        <w:tc>
+          <w:tcPr>
+            <w:tcW w:w="2300" w:type="dxa"/>
+            <w:vAlign w:val="center"/>
+          </w:tcPr>
+          <w:p>
+            <w:pPr>
+              <w:pStyle w:val="TableText"/>
+            </w:pPr>
+            <w:r>
+              <w:rPr>
+                <w:sz w:val="16"/>
+              </w:rPr>
+              <w:t>Loot_SmallSculpture</w:t>
+            </w:r>
+          </w:p>
+        </w:tc>
+        <w:tc>
+          <w:tcPr>
+            <w:tcW w:w="1500" w:type="dxa"/>
+            <w:vAlign w:val="center"/>
+          </w:tcPr>
+          <w:p>
+            <w:pPr>
+              <w:pStyle w:val="TableText"/>
+            </w:pPr>
+            <w:r>
+              <w:rPr>
+                <w:sz w:val="16"/>
+              </w:rPr>
+              <w:t>Loot</w:t>
+            </w:r>
+          </w:p>
+        </w:tc>
+        <w:tc>
+          <w:tcPr>
+            <w:tcW w:w="1400" w:type="dxa"/>
+            <w:vAlign w:val="center"/>
+          </w:tcPr>
+          <w:p>
+            <w:pPr>
+              <w:pStyle w:val="TableText"/>
+            </w:pPr>
+            <w:r>
+              <w:rPr>
+                <w:sz w:val="16"/>
+              </w:rPr>
+              <w:t>2×2</w:t>
+            </w:r>
+          </w:p>
+        </w:tc>
+        <w:tc>
+          <w:tcPr>
+            <w:tcW w:w="1400" w:type="dxa"/>
+            <w:vAlign w:val="center"/>
+          </w:tcPr>
+          <w:p>
+            <w:pPr>
+              <w:pStyle w:val="TableText"/>
+            </w:pPr>
+            <w:r>
+              <w:rPr>
+                <w:sz w:val="16"/>
+              </w:rPr>
+              <w:t>3</w:t>
+            </w:r>
+          </w:p>
+        </w:tc>
+        <w:tc>
+          <w:tcPr>
+            <w:tcW w:w="1500" w:type="dxa"/>
+            <w:vAlign w:val="center"/>
+          </w:tcPr>
+          <w:p>
+            <w:pPr>
+              <w:pStyle w:val="TableText"/>
+            </w:pPr>
+            <w:r>
+              <w:rPr>
+                <w:sz w:val="16"/>
+              </w:rPr>
+              <w:t>No</w:t>
+            </w:r>
+          </w:p>
+        </w:tc>
+        <w:tc>
+          <w:tcPr>
+            <w:tcW w:w="1764" w:type="dxa"/>
+            <w:vAlign w:val="center"/>
+          </w:tcPr>
+          <w:p>
+            <w:pPr>
+              <w:pStyle w:val="TableText"/>
+            </w:pPr>
+            <w:r>
+              <w:rPr>
+                <w:sz w:val="16"/>
+              </w:rPr>
+              <w:t>Yes</w:t>
+            </w:r>
+          </w:p>
+        </w:tc>
+      </w:tr>
     </w:tbl>
     <w:p>
       <w:pPr>
@@ -31390,9 +31565,8 @@
           <w:numId w:val="10"/>
         </w:numPr>
       </w:pPr>
-      <w:bookmarkStart w:id="83" w:name="_Toc241417312"/>
+      <w:bookmarkStart w:id="83" w:name="_Toc242310172"/>
       <w:r>
-        <w:lastRenderedPageBreak/>
         <w:t>DT_LootData</w:t>
       </w:r>
       <w:bookmarkEnd w:id="83"/>
@@ -31410,7 +31584,7 @@
           <w:numId w:val="10"/>
         </w:numPr>
       </w:pPr>
-      <w:bookmarkStart w:id="84" w:name="_Toc241417313"/>
+      <w:bookmarkStart w:id="84" w:name="_Toc242310173"/>
       <w:r>
         <w:t>DT_UsableItemData</w:t>
       </w:r>
@@ -31732,7 +31906,7 @@
           <w:numId w:val="10"/>
         </w:numPr>
       </w:pPr>
-      <w:bookmarkStart w:id="85" w:name="_Toc241417314"/>
+      <w:bookmarkStart w:id="85" w:name="_Toc242310174"/>
       <w:r>
         <w:t>DT_SoundPingData</w:t>
       </w:r>
@@ -32055,6 +32229,7 @@
               <w:rPr>
                 <w:sz w:val="16"/>
               </w:rPr>
+              <w:lastRenderedPageBreak/>
               <w:t>Ping_Footstep_Sprint</w:t>
             </w:r>
           </w:p>
@@ -32558,7 +32733,7 @@
           <w:numId w:val="10"/>
         </w:numPr>
       </w:pPr>
-      <w:bookmarkStart w:id="86" w:name="_Toc241417315"/>
+      <w:bookmarkStart w:id="86" w:name="_Toc242310175"/>
       <w:r>
         <w:t>DT_GuardData</w:t>
       </w:r>
@@ -32577,7 +32752,7 @@
           <w:numId w:val="10"/>
         </w:numPr>
       </w:pPr>
-      <w:bookmarkStart w:id="87" w:name="_Toc241417316"/>
+      <w:bookmarkStart w:id="87" w:name="_Toc242310176"/>
       <w:r>
         <w:t>DT_ArtifactData</w:t>
       </w:r>
@@ -32596,7 +32771,7 @@
           <w:numId w:val="10"/>
         </w:numPr>
       </w:pPr>
-      <w:bookmarkStart w:id="88" w:name="_Toc241417317"/>
+      <w:bookmarkStart w:id="88" w:name="_Toc242310177"/>
       <w:r>
         <w:t>DT_ForgeryTemplate</w:t>
       </w:r>
@@ -32615,9 +32790,8 @@
           <w:numId w:val="10"/>
         </w:numPr>
       </w:pPr>
-      <w:bookmarkStart w:id="89" w:name="_Toc241417318"/>
+      <w:bookmarkStart w:id="89" w:name="_Toc242310178"/>
       <w:r>
-        <w:lastRenderedPageBreak/>
         <w:t>기타</w:t>
       </w:r>
       <w:r>
@@ -33112,6 +33286,7 @@
               <w:rPr>
                 <w:sz w:val="16"/>
               </w:rPr>
+              <w:lastRenderedPageBreak/>
               <w:t>Map Blueprint Defaults / Lobby Config</w:t>
             </w:r>
           </w:p>
@@ -33179,7 +33354,7 @@
           <w:numId w:val="10"/>
         </w:numPr>
       </w:pPr>
-      <w:bookmarkStart w:id="90" w:name="_Toc241417319"/>
+      <w:bookmarkStart w:id="90" w:name="_Toc242310179"/>
       <w:r>
         <w:t xml:space="preserve">Runtime </w:t>
       </w:r>
@@ -33656,9 +33831,8 @@
           <w:numId w:val="10"/>
         </w:numPr>
       </w:pPr>
-      <w:bookmarkStart w:id="91" w:name="_Toc241417320"/>
+      <w:bookmarkStart w:id="91" w:name="_Toc242310180"/>
       <w:r>
-        <w:lastRenderedPageBreak/>
         <w:t>Validation</w:t>
       </w:r>
       <w:bookmarkEnd w:id="91"/>
@@ -33755,8 +33929,9 @@
           <w:numId w:val="10"/>
         </w:numPr>
       </w:pPr>
-      <w:bookmarkStart w:id="92" w:name="_Toc241417321"/>
+      <w:bookmarkStart w:id="92" w:name="_Toc242310181"/>
       <w:r>
+        <w:lastRenderedPageBreak/>
         <w:t>최소</w:t>
       </w:r>
       <w:r>
@@ -33793,7 +33968,7 @@
           <w:numId w:val="10"/>
         </w:numPr>
       </w:pPr>
-      <w:bookmarkStart w:id="93" w:name="_Toc241417322"/>
+      <w:bookmarkStart w:id="93" w:name="_Toc242310182"/>
       <w:r>
         <w:t>최소</w:t>
       </w:r>
@@ -34066,7 +34241,7 @@
           </w:tcPr>
           <w:p>
             <w:r>
-              <w:t>Crown, Vase, Sword, Necklace 등 최소 5개 Data Variant + 공용 BP_Loot 1종. Item별 Actor Blueprint 금지.</w:t>
+              <w:t>왕관·휴대용 회화·단검·도자기 화병·작은 조각상, 활성 5종 Data Variant와 공용 BP_Loot 1종. 목걸이는 Item Identity와 Data Row를 보존하되 SpawnWeight=0으로 활성 출현에서 제외한다. 작은 조각상은 기존 Loot_SmallSculpture 정의를 사용한다. Item별 Actor Blueprint는 만들지 않는다.</w:t>
             </w:r>
           </w:p>
         </w:tc>
@@ -34282,7 +34457,7 @@
           <w:numId w:val="10"/>
         </w:numPr>
       </w:pPr>
-      <w:bookmarkStart w:id="94" w:name="_Toc241417323"/>
+      <w:bookmarkStart w:id="94" w:name="_Toc242310183"/>
       <w:r>
         <w:t>시스템</w:t>
       </w:r>
@@ -34504,7 +34679,6 @@
               <w:rPr>
                 <w:sz w:val="16"/>
               </w:rPr>
-              <w:lastRenderedPageBreak/>
               <w:t>Guard PvE</w:t>
             </w:r>
           </w:p>
@@ -34567,6 +34741,7 @@
           </w:tcPr>
           <w:p>
             <w:r>
+              <w:lastRenderedPageBreak/>
               <w:t>Object Assembly Compatibility</w:t>
             </w:r>
           </w:p>
@@ -34760,7 +34935,7 @@
           <w:numId w:val="10"/>
         </w:numPr>
       </w:pPr>
-      <w:bookmarkStart w:id="95" w:name="_Toc241417324"/>
+      <w:bookmarkStart w:id="95" w:name="_Toc242310184"/>
       <w:r>
         <w:t>Contract Run Runtime Contracts</w:t>
       </w:r>
@@ -34774,7 +34949,7 @@
           <w:numId w:val="10"/>
         </w:numPr>
       </w:pPr>
-      <w:bookmarkStart w:id="96" w:name="_Toc241417325"/>
+      <w:bookmarkStart w:id="96" w:name="_Toc242310185"/>
       <w:r>
         <w:t>Contract Snapshot</w:t>
       </w:r>
@@ -35208,14 +35383,12 @@
                 <w:rFonts w:ascii="Consolas" w:eastAsia="Consolas" w:hAnsi="Consolas" w:cs="Consolas"/>
               </w:rPr>
               <w:br/>
-              <w:t/>
             </w:r>
             <w:r>
               <w:rPr>
                 <w:rFonts w:ascii="Consolas" w:eastAsia="Consolas" w:hAnsi="Consolas" w:cs="Consolas"/>
               </w:rPr>
               <w:br/>
-              <w:t/>
             </w:r>
           </w:p>
         </w:tc>
@@ -35238,7 +35411,7 @@
           <w:numId w:val="10"/>
         </w:numPr>
       </w:pPr>
-      <w:bookmarkStart w:id="97" w:name="_Toc241417326"/>
+      <w:bookmarkStart w:id="97" w:name="_Toc242310186"/>
       <w:r>
         <w:t>Exhibit Assignment Snapshot</w:t>
       </w:r>
@@ -35434,7 +35607,6 @@
               <w:pStyle w:val="TableText"/>
             </w:pPr>
             <w:r>
-              <w:lastRenderedPageBreak/>
               <w:t>TemplateId</w:t>
             </w:r>
           </w:p>
@@ -35506,6 +35678,7 @@
         </w:numPr>
       </w:pPr>
       <w:r>
+        <w:lastRenderedPageBreak/>
         <w:t>Surface Template은 맵별 40종 Shuffle Bag을 사용하며 MatchStart에 맵별 계약 수량(세 맵 각각 12종)을 Draw하고 같은 Match Assignment 안에서 중복하지 않는다. 60개 후보의 Transform은 변경하지 않는다. 비활성 48개의 Seed 기반 재질 선택은 활성 Shuffle Bag·Selected Pool과 분리하며 같은 그림을 여러 장식에 사용할 수 있다.</w:t>
       </w:r>
     </w:p>
@@ -35553,7 +35726,7 @@
           <w:numId w:val="10"/>
         </w:numPr>
       </w:pPr>
-      <w:bookmarkStart w:id="98" w:name="_Toc241417327"/>
+      <w:bookmarkStart w:id="98" w:name="_Toc242310187"/>
       <w:r>
         <w:t>Surface Forgery Timer and Timeout Handling / Assembly Deferred</w:t>
       </w:r>
@@ -35851,7 +36024,7 @@
           <w:numId w:val="10"/>
         </w:numPr>
       </w:pPr>
-      <w:bookmarkStart w:id="99" w:name="_Toc241417328"/>
+      <w:bookmarkStart w:id="99" w:name="_Toc242310188"/>
       <w:r>
         <w:t>Locomotion, Weight and Footstep</w:t>
       </w:r>
@@ -36079,7 +36252,6 @@
               <w:pStyle w:val="TableText"/>
             </w:pPr>
             <w:r>
-              <w:lastRenderedPageBreak/>
               <w:t>Sprint Footstep</w:t>
             </w:r>
           </w:p>
@@ -36128,6 +36300,7 @@
               <w:pStyle w:val="TableText"/>
             </w:pPr>
             <w:r>
+              <w:lastRenderedPageBreak/>
               <w:t>Voice Speech</w:t>
             </w:r>
           </w:p>
@@ -36202,7 +36375,7 @@
           <w:numId w:val="10"/>
         </w:numPr>
       </w:pPr>
-      <w:bookmarkStart w:id="100" w:name="_Toc241417329"/>
+      <w:bookmarkStart w:id="100" w:name="_Toc242310189"/>
       <w:r>
         <w:t>Identity, Nameplate and Team Status</w:t>
       </w:r>
@@ -36506,7 +36679,7 @@
           <w:numId w:val="10"/>
         </w:numPr>
       </w:pPr>
-      <w:bookmarkStart w:id="101" w:name="_Toc241417330"/>
+      <w:bookmarkStart w:id="101" w:name="_Toc242310190"/>
       <w:r>
         <w:t>Floor Plan Projection and Information Policy</w:t>
       </w:r>
@@ -36838,13 +37011,24 @@
       </w:r>
     </w:p>
     <w:p>
+      <w:pPr>
+        <w:pStyle w:val="a0"/>
+      </w:pPr>
       <w:r>
-        <w:t>환경 조명은 기존 BP_HeistLight_Droplights_01a/01b/01c와 BP_HeistLight_DropCeiling_01a 네 타입을 재사용한다. 각 타입은 FixtureMesh 1개와 KeySpot 1개로 구성하고 기존 메시 크기·천장 접점·매달림 길이를 보존한다. 레벨 인스턴스에서 천장 접점·Yaw와 광원 조준만 설정하며 작품등의 긴 축은 벽과 평행하게 둔다. 천장 유효 높이를 바닥 상면에서 800cm로 통일한다. M01 천장 하단은 Z=800cm, 바닥 상면 Z=10cm인 M02는 Z=810cm, M03은 기존 Z=800cm 및 겹침 방지 2cm 층차를 유지한다. 기존 외벽 상단과 몰딩·조명 접점만 높이에 맞추고 평면 동선과 출입구 폭·높이는 유지한다. 작품별 담당 전등과 기존 통로등은 모두 4 Candelas, inverse-square 감쇠를 사용한다. 별도 환경 PointLight도 4cd로 맞추되 기능 참조와 색을 유지한다. CCTV는 각 6/4/8개, 2cd이며 감지 범위·각도·Sweep·위험 색상은 변경하지 않는다. 공용 전등 기본값과 CCTV C++ 기본값도 같은 단위를 사용한다. 세 맵 각각 작품 60개 모두 담당 조명으로 연결하며 전체 구도를 Cone 안에 포함한다. 작품 표면 5×5 직접광 근사, 복잡 충돌 가림 Trace와 실제 Lit 화면을 서로 구분한다. FixtureMesh의 Affect Dynamic Indirect Lighting과 PostProcess의 Lumen Final Gather Screen Traces를 끄고 가시적 패널 발광과 SpotLight 직접광을 유지한다. Lumen 전체나 반사 Screen Traces는 끄지 않는다. PostProcess는 고정 EV100=1, Bias=0, 기존 Engine DaylightAmbientCubemap의 Intensity=0.005와 Tint=(0.65,0.75,1), Film Toe=0.53, Shadows Offset RGB=(0.0006,0.0009,0.0012), Shadows Max=0.035, Vignette=0.3을 공통 사용한다. Directional/Sky와 나머지 맵 색보정은 보존한다. 프로젝트 VSM MaxLightsPerPixel=32는 조명 중첩 경고에 대한 별도 보정이다. 비교 캡처의 GI/Reflection/Shadow/PostProcess/AA 품질 단계를 명시하며 정적 캡처를 사용자 PIE 또는 성능 증명으로 취급하지 않는다.</w:t>
+        <w:t>2026-10-07 전체 전시 시안의 Editor 배치 적용은 AGENTS 2C와 GDD 전시 배치 절에 지정한 일반 그림·Exhibition 후보·받침 및 M01 A8 경유점 이동에 한해 이전 Transform 보존 규칙의 예외를 적용하며, MatchStart Seed 배정은 적용 후 작성·저장한 후보 Transform을 변경하지 않고 기존 Identity·Authority·Replication·활성 수·검증 계약을 유지한다.</w:t>
       </w:r>
     </w:p>
     <w:p>
       <w:r>
+        <w:t xml:space="preserve">환경 조명은 기존 BP_HeistLight_Droplights_01a/01b/01c와 BP_HeistLight_DropCeiling_01a 네 타입을 재사용한다. 각 타입은 FixtureMesh 1개와 KeySpot 1개로 구성하고 기존 메시 크기·천장 접점·매달림 길이를 보존한다. 레벨 인스턴스에서 천장 접점·Yaw와 광원 조준만 설정하며 작품등의 긴 축은 벽과 평행하게 둔다. 천장 유효 높이를 바닥 상면에서 800cm로 통일한다. M01 천장 하단은 Z=800cm, 바닥 상면 Z=10cm인 M02는 Z=810cm, M03은 기존 Z=800cm 및 겹침 방지 2cm 층차를 유지한다. 기존 외벽 상단과 몰딩·조명 접점만 높이에 맞추고 평면 동선과 출입구 폭·높이는 유지한다. 작품별 담당 전등과 기존 통로등은 모두 4 Candelas, inverse-square 감쇠를 사용한다. 별도 환경 PointLight도 4cd로 맞추되 기능 참조와 색을 유지한다. CCTV는 각 6/4/8개, 2cd이며 감지 범위·각도·Sweep·위험 색상은 변경하지 않는다. 공용 전등 기본값과 CCTV C++ 기본값도 같은 단위를 사용한다. 세 맵 각각 작품 60개 모두 담당 조명으로 연결하며 전체 구도를 Cone 안에 포함한다. 작품 표면 5×5 직접광 근사, 복잡 충돌 가림 Trace와 실제 Lit 화면을 서로 구분한다. FixtureMesh의 Affect Dynamic Indirect Lighting과 PostProcess의 Lumen Final Gather Screen Traces를 끄고 가시적 패널 발광과 SpotLight 직접광을 </w:t>
+      </w:r>
+      <w:r>
         <w:lastRenderedPageBreak/>
+        <w:t>유지한다. Lumen 전체나 반사 Screen Traces는 끄지 않는다. PostProcess는 고정 EV100=1, Bias=0, 기존 Engine DaylightAmbientCubemap의 Intensity=0.005와 Tint=(0.65,0.75,1), Film Toe=0.53, Shadows Offset RGB=(0.0006,0.0009,0.0012), Shadows Max=0.035, Vignette=0.3을 공통 사용한다. Directional/Sky와 나머지 맵 색보정은 보존한다. 프로젝트 VSM MaxLightsPerPixel=32는 조명 중첩 경고에 대한 별도 보정이다. 비교 캡처의 GI/Reflection/Shadow/PostProcess/AA 품질 단계를 명시하며 정적 캡처를 사용자 PIE 또는 성능 증명으로 취급하지 않는다.</w:t>
+      </w:r>
+    </w:p>
+    <w:p>
+      <w:r>
         <w:t>Painting은 Showcase SM_Canvas_Painting_01a~07a 중 하나의 메시를 사용한다. 원본과 Replica는 동일한 표시 컴포넌트의 PaintingTexture 재질 파라미터로 교체하며 Preview는 월드의 원본을 덮어쓰지 않는다. 메시별 그림 UV 영역과 방향을 보정하고 테두리·뒷면의 기존 재질을 보존한다. 장식 그림은 상호작용 컴포넌트를 추가하지 않는다. 월드 그림은 원본과 Replica 모두 Contain UV로 종횡비와 전체 구도를 보존하며, 남는 영역은 현재 그림의 검정 바탕색으로 채운다. 흰 매트, 비균등 이미지 늘림과 중앙 Cover 잘림은 사용하지 않는다. 미배정 에디터 프리뷰에도 유효한 기본 그림을 지정한다. Actor와 표시 메시의 스케일은 0.1 단위 균등 배율로 작성한다. 액자 피벗에 따른 시각 중심 변화를 보정하고 기존 벽면·군집을 유지하며 간격과 정렬을 조정한다. 활성 작품의 수평 이동에는 Actor와 Interaction 위치를 함께 이동시키고 바닥 기준 Z 및 Box 크기는 보존한다. 상호작용 Actor와 Interaction Box는 Scale 1, Box HalfExtent=(60,60,80)cm를 유지하고 표시 메시 크기와 분리한다. 기존 공용 BP_PaintingDisplayCase의 SecurityPanelVisual 하나로 탈취 표식을 표시한다. 기존 Plane/M_Tech_Panel을 참조하는 기능성 표시이며 충돌은 없고, 작은 액자는 아래쪽에, 바닥에 가까운 큰 액자는 낮은 측면에 배치한다. 장식 액자에는 이 표식·Case Identity·상호작용을 추가하지 않는다.</w:t>
       </w:r>
     </w:p>
@@ -36858,6 +37042,7 @@
         <w:pStyle w:val="a0"/>
       </w:pPr>
       <w:r>
+        <w:lastRenderedPageBreak/>
         <w:t>Painting의 원본과 Replica는 하나의 Canvas 메시를 공유하며 중심·정면·크기를 유지한다. 활성 작품 중심은 기본 160cm이며 다단 군집에서는 승인된 슬롯 높이 119~190cm를 사용한다. Interaction Actor의 바닥 기준과 Overlap 범위는 유지하며 액자와 그림 면 크기는 전시 구성에 맞춰 함께 조절한다. 보안 패널은 프레임 하단을 따라 배치한다. 일반 전시물은 다양한 크기와 다단 높이를 허용하되 행동 Prompt와 보안 패널을 부여하지 않는다. Presentation 변화로 서버 State, Case Identity와 Interaction Overlap 방식을 변경하지 않는다.</w:t>
       </w:r>
     </w:p>
@@ -36866,7 +37051,6 @@
         <w:pStyle w:val="a0"/>
       </w:pPr>
       <w:r>
-        <w:lastRenderedPageBreak/>
         <w:t>M03 갤러리 재구성은 2026-09-27 승인 평면을 사용한다. 원본 AIUE5_vol10_01과 M01/M02 파일을 보존하고 M03의 기존 Case/Artifact Identity, Template Pool, 공용 Security Shell, Detention/Evidence Anchor 계약을 새 좌표에 재연결한다. 구형 MuseumLevelLayout.json 생성 경로는 사용하지 않는다. 적용 전 맵 사본·해시를 보관하고 저장·재로드 후 출입구 캡슐 통과, 전체 순찰 경로, 작품 접근점, 구금실 경계와 지도 투영을 확인한다. 게임 내 평면도는 최종 배치와 같은 좌표를 사용하되 Guard·CCTV 범위·숨은 Loot를 표시하지 않는다. M03 건축·장식 메시 출처는 갤러리 팩이며, 상부 외벽 절단 사본만 프로젝트 소유 Environment/M03Gallery에 둔다.</w:t>
       </w:r>
     </w:p>
@@ -36894,7 +37078,7 @@
           <w:numId w:val="10"/>
         </w:numPr>
       </w:pPr>
-      <w:bookmarkStart w:id="102" w:name="_Toc241417331"/>
+      <w:bookmarkStart w:id="102" w:name="_Toc242310191"/>
       <w:r>
         <w:lastRenderedPageBreak/>
         <w:t>Drop, Recovery, Deposit and Outcome</w:t>
@@ -37008,7 +37192,7 @@
           <w:numId w:val="10"/>
         </w:numPr>
       </w:pPr>
-      <w:bookmarkStart w:id="103" w:name="_Toc241417332"/>
+      <w:bookmarkStart w:id="103" w:name="_Toc242310192"/>
       <w:r>
         <w:t>Greed Decision Telemetry Contract</w:t>
       </w:r>
@@ -37582,7 +37766,7 @@
           <w:numId w:val="10"/>
         </w:numPr>
       </w:pPr>
-      <w:bookmarkStart w:id="104" w:name="_Toc241417333"/>
+      <w:bookmarkStart w:id="104" w:name="_Toc242310193"/>
       <w:r>
         <w:lastRenderedPageBreak/>
         <w:t xml:space="preserve">Contract DataTable, DataAsset </w:t>
@@ -37603,7 +37787,7 @@
           <w:numId w:val="10"/>
         </w:numPr>
       </w:pPr>
-      <w:bookmarkStart w:id="105" w:name="_Toc241417334"/>
+      <w:bookmarkStart w:id="105" w:name="_Toc242310194"/>
       <w:r>
         <w:t>Data Ownership</w:t>
       </w:r>
@@ -38068,6 +38252,7 @@
           </w:tcPr>
           <w:p>
             <w:r>
+              <w:lastRenderedPageBreak/>
               <w:t>Museum Security</w:t>
             </w:r>
           </w:p>
@@ -38109,7 +38294,6 @@
         <w:pStyle w:val="a0"/>
       </w:pPr>
       <w:r>
-        <w:lastRenderedPageBreak/>
         <w:t>Loose Loot와 Dropped Original은 서버 상태와 회수 Transaction이 다르므로 각각 하나의 공용 Shell을 유지한다. 전시용 Sculpture/Craft Loose Loot는 기존 BP_Loot를 사용하며 BP_ObjectDisplayCase와 Object Assembly를 활성화하지 않는다. 기존 전시 위치 12개 후보는 Vault 2개와 Exhibition 10개다. 매치마다 Vault 1개와 Exhibition 4개, 총 5개만 획득 가능하며 미선정 Vault 1개와 Exhibition 6개, 총 7개는 visible 장식·pickup 불가·가치 합계 제외다. 선택된 Exhibition은 Locked로 시작하며 E로 세 걸쇠 타이밍 작업을 연다. 걸쇠 주기는 기존 6초, 성공 구간 폭은 28/20/14%, 단계 시작 대기는 0.5초를 유지하고 각 걸쇠의 성공 구간 중심은 서버가 랜덤으로 정한다. 한 케이스는 한 작업자만 소유하며 기존 구금 타이밍 HUD를 재사용한다. Controller는 서버의 현재 케이스 Weak Pointer 하나로 단일 작업 Session을 관리하고 Local Weak Pointer는 입력 대상을 참조하는 용도로만 사용한다. 다른 작업자의 케이스 소유권 탈취 요청은 거부한다. 서버는 거리·상태·Phase·작업자·Revision·서버 시각을 검증하고 Client가 성공이나 판정 시각을 확정하지 않는다. 서버 도착 시각에서 서버 PlayerState 왕복 지연 절반을 최대 0.25초까지 보정한다. 실패는 현재 걸쇠만 재시작하고 기존 금속 실패음과 GuardNoise 경로를 재사용한다. 실패 이벤트는 신규 DisplayCaseLock 타입·태그로 구분하며 DetentionLock과 같은 우선순위 1로 처리한다. 이탈·Stun·Arrest·UI 전환·Match End·Disconnect는 작업 소유권을 해제하며 완료 걸쇠를 보존해 다른 동료가 이어받는다. 세 걸쇠 성공 시 Open 상태를 복제하고 다음 E에서 기존 5×5 Grid·Weight 검증으로 Pickup한다. 공간·무게 부족 시 Open과 전리품 표시를 유지한다. Vault 전리품과 압수품·바닥 Drop은 잠금 없이 기존 즉시 Pickup을 사용한다. 외형과 개방 반응은 기존 메시·재질만 재사용한다.</w:t>
       </w:r>
     </w:p>
@@ -38180,6 +38364,7 @@
                 <w:color w:val="17365D"/>
                 <w:sz w:val="17"/>
               </w:rPr>
+              <w:lastRenderedPageBreak/>
               <w:t>Data Row</w:t>
             </w:r>
           </w:p>
@@ -38562,7 +38747,6 @@
               <w:rPr>
                 <w:sz w:val="16"/>
               </w:rPr>
-              <w:lastRenderedPageBreak/>
               <w:t>FHeistLootDataRow</w:t>
             </w:r>
           </w:p>
@@ -38664,7 +38848,7 @@
           <w:numId w:val="10"/>
         </w:numPr>
       </w:pPr>
-      <w:bookmarkStart w:id="106" w:name="_Toc241417335"/>
+      <w:bookmarkStart w:id="106" w:name="_Toc242310195"/>
       <w:r>
         <w:t>Contract Row Starting Example</w:t>
       </w:r>
@@ -38957,6 +39141,7 @@
               <w:rPr>
                 <w:sz w:val="16"/>
               </w:rPr>
+              <w:lastRenderedPageBreak/>
               <w:t>MinimumOptionalExhibits</w:t>
             </w:r>
           </w:p>
@@ -39226,7 +39411,7 @@
           <w:numId w:val="10"/>
         </w:numPr>
       </w:pPr>
-      <w:bookmarkStart w:id="107" w:name="_Toc241417336"/>
+      <w:bookmarkStart w:id="107" w:name="_Toc242310196"/>
       <w:r>
         <w:t>Runtime Snapshot and Replication</w:t>
       </w:r>
@@ -39570,7 +39755,6 @@
               <w:pStyle w:val="TableText"/>
             </w:pPr>
             <w:r>
-              <w:lastRenderedPageBreak/>
               <w:t>FHeistTeamResult</w:t>
             </w:r>
           </w:p>
@@ -39657,7 +39841,7 @@
           <w:numId w:val="10"/>
         </w:numPr>
       </w:pPr>
-      <w:bookmarkStart w:id="108" w:name="_Toc241417337"/>
+      <w:bookmarkStart w:id="108" w:name="_Toc242310197"/>
       <w:r>
         <w:t>Data Validation Rules</w:t>
       </w:r>
@@ -39720,6 +39904,7 @@
         </w:numPr>
       </w:pPr>
       <w:r>
+        <w:lastRenderedPageBreak/>
         <w:t>Map Bounds의 X/Y 크기는 0보다 커야 하며 Floor Plan Texture는 MapId와 일치해야 한다.</w:t>
       </w:r>
     </w:p>
@@ -39755,7 +39940,7 @@
       <w:pPr>
         <w:pStyle w:val="AppendixHeading"/>
       </w:pPr>
-      <w:bookmarkStart w:id="109" w:name="_Toc241417338"/>
+      <w:bookmarkStart w:id="109" w:name="_Toc242310198"/>
       <w:r>
         <w:lastRenderedPageBreak/>
         <w:t>Appendix C — Comprehensive Definition of Done</w:t>
@@ -39859,8 +40044,8 @@
       </w:r>
     </w:p>
     <w:sectPr>
-      <w:headerReference w:type="default" r:id="rId8"/>
-      <w:footerReference w:type="default" r:id="rId9"/>
+      <w:headerReference w:type="default" r:id="rId9"/>
+      <w:footerReference w:type="default" r:id="rId10"/>
       <w:pgSz w:w="11906" w:h="16838"/>
       <w:pgMar w:top="1020" w:right="1020" w:bottom="907" w:left="1020" w:header="454" w:footer="397" w:gutter="0"/>
       <w:cols w:space="720"/>

--- a/Museum_Heist_TDD.docx
+++ b/Museum_Heist_TDD.docx
@@ -6775,7 +6775,7 @@
             <w:noProof/>
             <w:webHidden/>
           </w:rPr>
-          <w:t>40</w:t>
+          <w:t>41</w:t>
         </w:r>
         <w:r>
           <w:rPr>
@@ -7079,7 +7079,7 @@
             <w:noProof/>
             <w:webHidden/>
           </w:rPr>
-          <w:t>41</w:t>
+          <w:t>42</w:t>
         </w:r>
         <w:r>
           <w:rPr>
@@ -8675,7 +8675,7 @@
             <w:noProof/>
             <w:webHidden/>
           </w:rPr>
-          <w:t>54</w:t>
+          <w:t>55</w:t>
         </w:r>
         <w:r>
           <w:rPr>
@@ -8827,7 +8827,7 @@
             <w:noProof/>
             <w:webHidden/>
           </w:rPr>
-          <w:t>55</w:t>
+          <w:t>56</w:t>
         </w:r>
         <w:r>
           <w:rPr>
@@ -18508,7 +18508,7 @@
       </w:r>
       <w:r>
         <w:lastRenderedPageBreak/>
-        <w:t>AttenuationRadius/OuterConeAngle에 적용한다. 방향은 같은 Sweep을 사용하고 그림자를 활성화한다. 복제된 DetectionProgressByte를 색상 보간에 사용하며 새 ConfirmedDetectionRevision은 0.75초 붉은색 표시를 만든다. 색상·강도는 Presentation이고 감지 결과를 변경하지 않는다. 빛은 거리·표면·차폐에 따라 감쇠하므로 조명 외곽은 별도 판정 경계가 아니다. CCTV 감지 거리는 기존 배치값의 2/3로 축소하며 조명도 같은 거리를 사용한다. 시야각은 유지한다.</w:t>
+        <w:t xml:space="preserve">AttenuationRadius/OuterConeAngle에 적용한다. 방향은 같은 Sweep을 사용하고 그림자를 활성화한다. 복제된 DetectionProgressByte를 색상 보간에 사용하며 새 ConfirmedDetectionRevision은 0.75초 붉은색 표시를 만든다. 색상·강도는 Presentation이고 감지 결과를 변경하지 않는다. 빛은 거리·표면·차폐에 따라 감쇠하므로 조명 외곽은 별도 판정 경계가 아니다. 배치별 DetectionRange·DetectionHalfAngleDegrees·SweepHalfAngleDegrees·SweepPeriodSeconds는 승인된 보안 배치값을 사용한다. 저장·재로드와 Runtime에서 SensorOrigin의 감지 방향과 조명 방향, 거리·반각의 일치를 검증하며 기존 서버 감지·복제 계약은 유지한다.</w:t>
       </w:r>
     </w:p>
     <w:p>
@@ -29702,7 +29702,7 @@
       </w:pPr>
       <w:r>
         <w:lastRenderedPageBreak/>
-        <w:t>시작 Capsule 점유 검사는 바닥 접촉 허용 오차로 Radius와 HalfHeight를 각각 1 cm 줄여 사용한다. Runtime Capsule 크기는 바꾸지 않는다. 경로 Graph PASS는 경로 전체 Capsule Sweep이나 자연 순찰의 정체 부재를 보장하지 않으므로 각각 별도 증거로 남긴다.</w:t>
+        <w:t xml:space="preserve">시작 Capsule 점유 검사는 바닥 접촉 허용 오차로 Radius와 HalfHeight를 각각 1 cm 줄여 사용한다. Runtime Capsule 크기는 바꾸지 않는다. 경로 Graph PASS는 경로 전체 Capsule Sweep이나 자연 순찰의 정체 부재를 보장하지 않으므로 각각 별도 증거로 남긴다. 보안 배치 변경 후에는 저장·재로드한 전체 순찰의 엄격 경로 검사와 Capsule Sweep을 다시 수행하고, 2/3/4인 활성 수·보충 경비 Spawn의 Capsule 점유·구금 전담 경비 보존을 확인한다. 자연 순찰과 CCTV 회전·차폐·바닥 반사·작품 작업점의 실제 Lit 가독성은 별도 검증한다. 실행 증거가 없는 항목은 NOT_TESTED로 기록하며 배치 수량 반영만으로 PASS를 부여하지 않는다.</w:t>
       </w:r>
     </w:p>
     <w:p>
@@ -37015,12 +37015,12 @@
         <w:pStyle w:val="a0"/>
       </w:pPr>
       <w:r>
-        <w:t>2026-10-07 전체 전시 시안의 Editor 배치 적용은 AGENTS 2C와 GDD 전시 배치 절에 지정한 일반 그림·Exhibition 후보·받침 및 M01 A8 경유점 이동에 한해 이전 Transform 보존 규칙의 예외를 적용하며, MatchStart Seed 배정은 적용 후 작성·저장한 후보 Transform을 변경하지 않고 기존 Identity·Authority·Replication·활성 수·검증 계약을 유지한다.</w:t>
+        <w:t xml:space="preserve">2026-10-07 전체 전시 시안의 Editor 배치 적용은 AGENTS 2C와 GDD 전시 배치 절에 지정한 일반 그림·Exhibition 후보·받침 및 M01 A8 경유점 이동에 한해 이전 Transform 보존 규칙의 예외를 적용하며, MatchStart Seed 배정은 적용 후 작성·저장한 후보 Transform을 변경하지 않고 기존 Identity·Authority·Replication·활성 수·검증 계약을 유지한다. 2026-10-08 승인 보안 배치 목표는 M01/M02/M03 각각 authored Guard 9명과 CCTV 14/12/16개다. 각 맵의 기존 구금 전담 경비 1명과 해당 경로를 보존하고 현장 경비 7명에 지역별 짧은 순찰을 배정한다. 구금실 근처에 Medium 상주 경비 1명을 추가해 단일 Waypoint에서 대기·주변 확인을 수행하게 하고, 기존 소음 조사·추적 반응은 유지한다. 작성 프로필은 Low 2명·Medium 6명·High 1명이다. 기존 PlayerCountDifficultyBaseline의 GuardCountMultiplier 1/1.25/1.5를 유지하므로 2/3/4인 활성 수는 9/11/14명이며 보충 경비는 기존 서버 Spawn 경로를 사용한다. 전시·건축·가구와 Required Target·Protected Painting·Laser·Button·Detention·Evidence·Vent를 보존하고, 승인된 Guard·CCTV 인스턴스와 경비 Waypoint 배치 및 CCTV 고정 부착용 기존 원본 메시 인스턴스만 변경한다. 위치는 정수 cm, 배율은 0.1 단위를 사용하며 Guard 손전등 20cd와 Authority·Replication은 유지한다.</w:t>
       </w:r>
     </w:p>
     <w:p>
       <w:r>
-        <w:t xml:space="preserve">환경 조명은 기존 BP_HeistLight_Droplights_01a/01b/01c와 BP_HeistLight_DropCeiling_01a 네 타입을 재사용한다. 각 타입은 FixtureMesh 1개와 KeySpot 1개로 구성하고 기존 메시 크기·천장 접점·매달림 길이를 보존한다. 레벨 인스턴스에서 천장 접점·Yaw와 광원 조준만 설정하며 작품등의 긴 축은 벽과 평행하게 둔다. 천장 유효 높이를 바닥 상면에서 800cm로 통일한다. M01 천장 하단은 Z=800cm, 바닥 상면 Z=10cm인 M02는 Z=810cm, M03은 기존 Z=800cm 및 겹침 방지 2cm 층차를 유지한다. 기존 외벽 상단과 몰딩·조명 접점만 높이에 맞추고 평면 동선과 출입구 폭·높이는 유지한다. 작품별 담당 전등과 기존 통로등은 모두 4 Candelas, inverse-square 감쇠를 사용한다. 별도 환경 PointLight도 4cd로 맞추되 기능 참조와 색을 유지한다. CCTV는 각 6/4/8개, 2cd이며 감지 범위·각도·Sweep·위험 색상은 변경하지 않는다. 공용 전등 기본값과 CCTV C++ 기본값도 같은 단위를 사용한다. 세 맵 각각 작품 60개 모두 담당 조명으로 연결하며 전체 구도를 Cone 안에 포함한다. 작품 표면 5×5 직접광 근사, 복잡 충돌 가림 Trace와 실제 Lit 화면을 서로 구분한다. FixtureMesh의 Affect Dynamic Indirect Lighting과 PostProcess의 Lumen Final Gather Screen Traces를 끄고 가시적 패널 발광과 SpotLight 직접광을 </w:t>
+        <w:t xml:space="preserve">환경 조명은 기존 BP_HeistLight_Droplights_01a/01b/01c와 BP_HeistLight_DropCeiling_01a 네 타입을 재사용한다. 각 타입은 FixtureMesh 1개와 KeySpot 1개로 구성하고 기존 메시 크기·천장 접점·매달림 길이를 보존한다. 레벨 인스턴스에서 천장 접점·Yaw와 광원 조준만 설정하며 작품등의 긴 축은 벽과 평행하게 둔다. 천장 유효 높이를 바닥 상면에서 800cm로 통일한다. M01 천장 하단은 Z=800cm, 바닥 상면 Z=10cm인 M02는 Z=810cm, M03은 기존 Z=800cm 및 겹침 방지 2cm 층차를 유지한다. 기존 외벽 상단과 몰딩·조명 접점만 높이에 맞추고 평면 동선과 출입구 폭·높이는 유지한다. 작품별 담당 전등과 기존 통로등은 모두 4 Candelas, inverse-square 감쇠를 사용한다. 별도 환경 PointLight도 4cd로 맞추되 기능 참조와 색을 유지한다. CCTV 승인 배치 목표는 M01/M02/M03 각각 14/12/16개이며 2cd를 유지한다. 배치별 감지 범위·반각·Sweep은 승인된 보안 배치값을 사용하고 위험 색상과 감지 Authority는 유지한다. 공용 전등 기본값과 CCTV C++ 기본값도 같은 단위를 사용한다. 세 맵 각각 작품 60개 모두 담당 조명으로 연결하며 전체 구도를 Cone 안에 포함한다. 작품 표면 5×5 직접광 근사, 복잡 충돌 가림 Trace와 실제 Lit 화면을 서로 구분한다. FixtureMesh의 Affect Dynamic Indirect Lighting과 PostProcess의 Lumen Final Gather Screen Traces를 끄고 가시적 패널 발광과 SpotLight 직접광을 </w:t>
       </w:r>
       <w:r>
         <w:lastRenderedPageBreak/>

--- a/Museum_Heist_TDD.docx
+++ b/Museum_Heist_TDD.docx
@@ -575,7 +575,7 @@
       <w:r>
         <w:fldChar w:fldCharType="separate"/>
       </w:r>
-      <w:hyperlink w:anchor="_Toc242310089" w:history="1">
+      <w:hyperlink w:anchor="_Toc242474152" w:history="1">
         <w:r>
           <w:rPr>
             <w:rStyle w:val="aff1"/>
@@ -602,7 +602,7 @@
             <w:noProof/>
             <w:webHidden/>
           </w:rPr>
-          <w:instrText xml:space="preserve"> PAGEREF _Toc242310089 \h </w:instrText>
+          <w:instrText xml:space="preserve"> PAGEREF _Toc242474152 \h </w:instrText>
         </w:r>
         <w:r>
           <w:rPr>
@@ -651,7 +651,7 @@
           <w14:ligatures w14:val="standardContextual"/>
         </w:rPr>
       </w:pPr>
-      <w:hyperlink w:anchor="_Toc242310090" w:history="1">
+      <w:hyperlink w:anchor="_Toc242474153" w:history="1">
         <w:r>
           <w:rPr>
             <w:rStyle w:val="aff1"/>
@@ -678,7 +678,7 @@
             <w:noProof/>
             <w:webHidden/>
           </w:rPr>
-          <w:instrText xml:space="preserve"> PAGEREF _Toc242310090 \h </w:instrText>
+          <w:instrText xml:space="preserve"> PAGEREF _Toc242474153 \h </w:instrText>
         </w:r>
         <w:r>
           <w:rPr>
@@ -727,7 +727,7 @@
           <w14:ligatures w14:val="standardContextual"/>
         </w:rPr>
       </w:pPr>
-      <w:hyperlink w:anchor="_Toc242310091" w:history="1">
+      <w:hyperlink w:anchor="_Toc242474154" w:history="1">
         <w:r>
           <w:rPr>
             <w:rStyle w:val="aff1"/>
@@ -754,7 +754,7 @@
             <w:noProof/>
             <w:webHidden/>
           </w:rPr>
-          <w:instrText xml:space="preserve"> PAGEREF _Toc242310091 \h </w:instrText>
+          <w:instrText xml:space="preserve"> PAGEREF _Toc242474154 \h </w:instrText>
         </w:r>
         <w:r>
           <w:rPr>
@@ -803,7 +803,7 @@
           <w14:ligatures w14:val="standardContextual"/>
         </w:rPr>
       </w:pPr>
-      <w:hyperlink w:anchor="_Toc242310092" w:history="1">
+      <w:hyperlink w:anchor="_Toc242474155" w:history="1">
         <w:r>
           <w:rPr>
             <w:rStyle w:val="aff1"/>
@@ -830,7 +830,7 @@
             <w:noProof/>
             <w:webHidden/>
           </w:rPr>
-          <w:instrText xml:space="preserve"> PAGEREF _Toc242310092 \h </w:instrText>
+          <w:instrText xml:space="preserve"> PAGEREF _Toc242474155 \h </w:instrText>
         </w:r>
         <w:r>
           <w:rPr>
@@ -879,7 +879,7 @@
           <w14:ligatures w14:val="standardContextual"/>
         </w:rPr>
       </w:pPr>
-      <w:hyperlink w:anchor="_Toc242310093" w:history="1">
+      <w:hyperlink w:anchor="_Toc242474156" w:history="1">
         <w:r>
           <w:rPr>
             <w:rStyle w:val="aff1"/>
@@ -906,7 +906,7 @@
             <w:noProof/>
             <w:webHidden/>
           </w:rPr>
-          <w:instrText xml:space="preserve"> PAGEREF _Toc242310093 \h </w:instrText>
+          <w:instrText xml:space="preserve"> PAGEREF _Toc242474156 \h </w:instrText>
         </w:r>
         <w:r>
           <w:rPr>
@@ -955,7 +955,7 @@
           <w14:ligatures w14:val="standardContextual"/>
         </w:rPr>
       </w:pPr>
-      <w:hyperlink w:anchor="_Toc242310094" w:history="1">
+      <w:hyperlink w:anchor="_Toc242474157" w:history="1">
         <w:r>
           <w:rPr>
             <w:rStyle w:val="aff1"/>
@@ -982,7 +982,7 @@
             <w:noProof/>
             <w:webHidden/>
           </w:rPr>
-          <w:instrText xml:space="preserve"> PAGEREF _Toc242310094 \h </w:instrText>
+          <w:instrText xml:space="preserve"> PAGEREF _Toc242474157 \h </w:instrText>
         </w:r>
         <w:r>
           <w:rPr>
@@ -1031,7 +1031,7 @@
           <w14:ligatures w14:val="standardContextual"/>
         </w:rPr>
       </w:pPr>
-      <w:hyperlink w:anchor="_Toc242310095" w:history="1">
+      <w:hyperlink w:anchor="_Toc242474158" w:history="1">
         <w:r>
           <w:rPr>
             <w:rStyle w:val="aff1"/>
@@ -1058,7 +1058,7 @@
             <w:noProof/>
             <w:webHidden/>
           </w:rPr>
-          <w:instrText xml:space="preserve"> PAGEREF _Toc242310095 \h </w:instrText>
+          <w:instrText xml:space="preserve"> PAGEREF _Toc242474158 \h </w:instrText>
         </w:r>
         <w:r>
           <w:rPr>
@@ -1107,7 +1107,7 @@
           <w14:ligatures w14:val="standardContextual"/>
         </w:rPr>
       </w:pPr>
-      <w:hyperlink w:anchor="_Toc242310096" w:history="1">
+      <w:hyperlink w:anchor="_Toc242474159" w:history="1">
         <w:r>
           <w:rPr>
             <w:rStyle w:val="aff1"/>
@@ -1134,7 +1134,7 @@
             <w:noProof/>
             <w:webHidden/>
           </w:rPr>
-          <w:instrText xml:space="preserve"> PAGEREF _Toc242310096 \h </w:instrText>
+          <w:instrText xml:space="preserve"> PAGEREF _Toc242474159 \h </w:instrText>
         </w:r>
         <w:r>
           <w:rPr>
@@ -1183,7 +1183,7 @@
           <w14:ligatures w14:val="standardContextual"/>
         </w:rPr>
       </w:pPr>
-      <w:hyperlink w:anchor="_Toc242310097" w:history="1">
+      <w:hyperlink w:anchor="_Toc242474160" w:history="1">
         <w:r>
           <w:rPr>
             <w:rStyle w:val="aff1"/>
@@ -1210,7 +1210,7 @@
             <w:noProof/>
             <w:webHidden/>
           </w:rPr>
-          <w:instrText xml:space="preserve"> PAGEREF _Toc242310097 \h </w:instrText>
+          <w:instrText xml:space="preserve"> PAGEREF _Toc242474160 \h </w:instrText>
         </w:r>
         <w:r>
           <w:rPr>
@@ -1259,7 +1259,7 @@
           <w14:ligatures w14:val="standardContextual"/>
         </w:rPr>
       </w:pPr>
-      <w:hyperlink w:anchor="_Toc242310098" w:history="1">
+      <w:hyperlink w:anchor="_Toc242474161" w:history="1">
         <w:r>
           <w:rPr>
             <w:rStyle w:val="aff1"/>
@@ -1286,7 +1286,7 @@
             <w:noProof/>
             <w:webHidden/>
           </w:rPr>
-          <w:instrText xml:space="preserve"> PAGEREF _Toc242310098 \h </w:instrText>
+          <w:instrText xml:space="preserve"> PAGEREF _Toc242474161 \h </w:instrText>
         </w:r>
         <w:r>
           <w:rPr>
@@ -1335,7 +1335,7 @@
           <w14:ligatures w14:val="standardContextual"/>
         </w:rPr>
       </w:pPr>
-      <w:hyperlink w:anchor="_Toc242310099" w:history="1">
+      <w:hyperlink w:anchor="_Toc242474162" w:history="1">
         <w:r>
           <w:rPr>
             <w:rStyle w:val="aff1"/>
@@ -1362,7 +1362,7 @@
             <w:noProof/>
             <w:webHidden/>
           </w:rPr>
-          <w:instrText xml:space="preserve"> PAGEREF _Toc242310099 \h </w:instrText>
+          <w:instrText xml:space="preserve"> PAGEREF _Toc242474162 \h </w:instrText>
         </w:r>
         <w:r>
           <w:rPr>
@@ -1410,7 +1410,7 @@
           <w14:ligatures w14:val="standardContextual"/>
         </w:rPr>
       </w:pPr>
-      <w:hyperlink w:anchor="_Toc242310100" w:history="1">
+      <w:hyperlink w:anchor="_Toc242474163" w:history="1">
         <w:r>
           <w:rPr>
             <w:rStyle w:val="aff1"/>
@@ -1437,7 +1437,7 @@
             <w:noProof/>
             <w:webHidden/>
           </w:rPr>
-          <w:instrText xml:space="preserve"> PAGEREF _Toc242310100 \h </w:instrText>
+          <w:instrText xml:space="preserve"> PAGEREF _Toc242474163 \h </w:instrText>
         </w:r>
         <w:r>
           <w:rPr>
@@ -1486,7 +1486,7 @@
           <w14:ligatures w14:val="standardContextual"/>
         </w:rPr>
       </w:pPr>
-      <w:hyperlink w:anchor="_Toc242310101" w:history="1">
+      <w:hyperlink w:anchor="_Toc242474164" w:history="1">
         <w:r>
           <w:rPr>
             <w:rStyle w:val="aff1"/>
@@ -1513,7 +1513,7 @@
             <w:noProof/>
             <w:webHidden/>
           </w:rPr>
-          <w:instrText xml:space="preserve"> PAGEREF _Toc242310101 \h </w:instrText>
+          <w:instrText xml:space="preserve"> PAGEREF _Toc242474164 \h </w:instrText>
         </w:r>
         <w:r>
           <w:rPr>
@@ -1562,7 +1562,7 @@
           <w14:ligatures w14:val="standardContextual"/>
         </w:rPr>
       </w:pPr>
-      <w:hyperlink w:anchor="_Toc242310102" w:history="1">
+      <w:hyperlink w:anchor="_Toc242474165" w:history="1">
         <w:r>
           <w:rPr>
             <w:rStyle w:val="aff1"/>
@@ -1589,7 +1589,7 @@
             <w:noProof/>
             <w:webHidden/>
           </w:rPr>
-          <w:instrText xml:space="preserve"> PAGEREF _Toc242310102 \h </w:instrText>
+          <w:instrText xml:space="preserve"> PAGEREF _Toc242474165 \h </w:instrText>
         </w:r>
         <w:r>
           <w:rPr>
@@ -1638,7 +1638,7 @@
           <w14:ligatures w14:val="standardContextual"/>
         </w:rPr>
       </w:pPr>
-      <w:hyperlink w:anchor="_Toc242310103" w:history="1">
+      <w:hyperlink w:anchor="_Toc242474166" w:history="1">
         <w:r>
           <w:rPr>
             <w:rStyle w:val="aff1"/>
@@ -1665,7 +1665,7 @@
             <w:noProof/>
             <w:webHidden/>
           </w:rPr>
-          <w:instrText xml:space="preserve"> PAGEREF _Toc242310103 \h </w:instrText>
+          <w:instrText xml:space="preserve"> PAGEREF _Toc242474166 \h </w:instrText>
         </w:r>
         <w:r>
           <w:rPr>
@@ -1714,7 +1714,7 @@
           <w14:ligatures w14:val="standardContextual"/>
         </w:rPr>
       </w:pPr>
-      <w:hyperlink w:anchor="_Toc242310104" w:history="1">
+      <w:hyperlink w:anchor="_Toc242474167" w:history="1">
         <w:r>
           <w:rPr>
             <w:rStyle w:val="aff1"/>
@@ -1741,7 +1741,7 @@
             <w:noProof/>
             <w:webHidden/>
           </w:rPr>
-          <w:instrText xml:space="preserve"> PAGEREF _Toc242310104 \h </w:instrText>
+          <w:instrText xml:space="preserve"> PAGEREF _Toc242474167 \h </w:instrText>
         </w:r>
         <w:r>
           <w:rPr>
@@ -1790,7 +1790,7 @@
           <w14:ligatures w14:val="standardContextual"/>
         </w:rPr>
       </w:pPr>
-      <w:hyperlink w:anchor="_Toc242310105" w:history="1">
+      <w:hyperlink w:anchor="_Toc242474168" w:history="1">
         <w:r>
           <w:rPr>
             <w:rStyle w:val="aff1"/>
@@ -1817,7 +1817,7 @@
             <w:noProof/>
             <w:webHidden/>
           </w:rPr>
-          <w:instrText xml:space="preserve"> PAGEREF _Toc242310105 \h </w:instrText>
+          <w:instrText xml:space="preserve"> PAGEREF _Toc242474168 \h </w:instrText>
         </w:r>
         <w:r>
           <w:rPr>
@@ -1866,7 +1866,7 @@
           <w14:ligatures w14:val="standardContextual"/>
         </w:rPr>
       </w:pPr>
-      <w:hyperlink w:anchor="_Toc242310106" w:history="1">
+      <w:hyperlink w:anchor="_Toc242474169" w:history="1">
         <w:r>
           <w:rPr>
             <w:rStyle w:val="aff1"/>
@@ -1893,7 +1893,7 @@
             <w:noProof/>
             <w:webHidden/>
           </w:rPr>
-          <w:instrText xml:space="preserve"> PAGEREF _Toc242310106 \h </w:instrText>
+          <w:instrText xml:space="preserve"> PAGEREF _Toc242474169 \h </w:instrText>
         </w:r>
         <w:r>
           <w:rPr>
@@ -1942,7 +1942,7 @@
           <w14:ligatures w14:val="standardContextual"/>
         </w:rPr>
       </w:pPr>
-      <w:hyperlink w:anchor="_Toc242310107" w:history="1">
+      <w:hyperlink w:anchor="_Toc242474170" w:history="1">
         <w:r>
           <w:rPr>
             <w:rStyle w:val="aff1"/>
@@ -1969,7 +1969,7 @@
             <w:noProof/>
             <w:webHidden/>
           </w:rPr>
-          <w:instrText xml:space="preserve"> PAGEREF _Toc242310107 \h </w:instrText>
+          <w:instrText xml:space="preserve"> PAGEREF _Toc242474170 \h </w:instrText>
         </w:r>
         <w:r>
           <w:rPr>
@@ -2018,7 +2018,7 @@
           <w14:ligatures w14:val="standardContextual"/>
         </w:rPr>
       </w:pPr>
-      <w:hyperlink w:anchor="_Toc242310108" w:history="1">
+      <w:hyperlink w:anchor="_Toc242474171" w:history="1">
         <w:r>
           <w:rPr>
             <w:rStyle w:val="aff1"/>
@@ -2045,7 +2045,7 @@
             <w:noProof/>
             <w:webHidden/>
           </w:rPr>
-          <w:instrText xml:space="preserve"> PAGEREF _Toc242310108 \h </w:instrText>
+          <w:instrText xml:space="preserve"> PAGEREF _Toc242474171 \h </w:instrText>
         </w:r>
         <w:r>
           <w:rPr>
@@ -2094,7 +2094,7 @@
           <w14:ligatures w14:val="standardContextual"/>
         </w:rPr>
       </w:pPr>
-      <w:hyperlink w:anchor="_Toc242310109" w:history="1">
+      <w:hyperlink w:anchor="_Toc242474172" w:history="1">
         <w:r>
           <w:rPr>
             <w:rStyle w:val="aff1"/>
@@ -2121,7 +2121,7 @@
             <w:noProof/>
             <w:webHidden/>
           </w:rPr>
-          <w:instrText xml:space="preserve"> PAGEREF _Toc242310109 \h </w:instrText>
+          <w:instrText xml:space="preserve"> PAGEREF _Toc242474172 \h </w:instrText>
         </w:r>
         <w:r>
           <w:rPr>
@@ -2170,7 +2170,7 @@
           <w14:ligatures w14:val="standardContextual"/>
         </w:rPr>
       </w:pPr>
-      <w:hyperlink w:anchor="_Toc242310110" w:history="1">
+      <w:hyperlink w:anchor="_Toc242474173" w:history="1">
         <w:r>
           <w:rPr>
             <w:rStyle w:val="aff1"/>
@@ -2197,7 +2197,7 @@
             <w:noProof/>
             <w:webHidden/>
           </w:rPr>
-          <w:instrText xml:space="preserve"> PAGEREF _Toc242310110 \h </w:instrText>
+          <w:instrText xml:space="preserve"> PAGEREF _Toc242474173 \h </w:instrText>
         </w:r>
         <w:r>
           <w:rPr>
@@ -2246,7 +2246,7 @@
           <w14:ligatures w14:val="standardContextual"/>
         </w:rPr>
       </w:pPr>
-      <w:hyperlink w:anchor="_Toc242310111" w:history="1">
+      <w:hyperlink w:anchor="_Toc242474174" w:history="1">
         <w:r>
           <w:rPr>
             <w:rStyle w:val="aff1"/>
@@ -2273,7 +2273,7 @@
             <w:noProof/>
             <w:webHidden/>
           </w:rPr>
-          <w:instrText xml:space="preserve"> PAGEREF _Toc242310111 \h </w:instrText>
+          <w:instrText xml:space="preserve"> PAGEREF _Toc242474174 \h </w:instrText>
         </w:r>
         <w:r>
           <w:rPr>
@@ -2322,7 +2322,7 @@
           <w14:ligatures w14:val="standardContextual"/>
         </w:rPr>
       </w:pPr>
-      <w:hyperlink w:anchor="_Toc242310112" w:history="1">
+      <w:hyperlink w:anchor="_Toc242474175" w:history="1">
         <w:r>
           <w:rPr>
             <w:rStyle w:val="aff1"/>
@@ -2349,7 +2349,7 @@
             <w:noProof/>
             <w:webHidden/>
           </w:rPr>
-          <w:instrText xml:space="preserve"> PAGEREF _Toc242310112 \h </w:instrText>
+          <w:instrText xml:space="preserve"> PAGEREF _Toc242474175 \h </w:instrText>
         </w:r>
         <w:r>
           <w:rPr>
@@ -2398,7 +2398,7 @@
           <w14:ligatures w14:val="standardContextual"/>
         </w:rPr>
       </w:pPr>
-      <w:hyperlink w:anchor="_Toc242310113" w:history="1">
+      <w:hyperlink w:anchor="_Toc242474176" w:history="1">
         <w:r>
           <w:rPr>
             <w:rStyle w:val="aff1"/>
@@ -2425,7 +2425,7 @@
             <w:noProof/>
             <w:webHidden/>
           </w:rPr>
-          <w:instrText xml:space="preserve"> PAGEREF _Toc242310113 \h </w:instrText>
+          <w:instrText xml:space="preserve"> PAGEREF _Toc242474176 \h </w:instrText>
         </w:r>
         <w:r>
           <w:rPr>
@@ -2474,7 +2474,7 @@
           <w14:ligatures w14:val="standardContextual"/>
         </w:rPr>
       </w:pPr>
-      <w:hyperlink w:anchor="_Toc242310114" w:history="1">
+      <w:hyperlink w:anchor="_Toc242474177" w:history="1">
         <w:r>
           <w:rPr>
             <w:rStyle w:val="aff1"/>
@@ -2501,7 +2501,7 @@
             <w:noProof/>
             <w:webHidden/>
           </w:rPr>
-          <w:instrText xml:space="preserve"> PAGEREF _Toc242310114 \h </w:instrText>
+          <w:instrText xml:space="preserve"> PAGEREF _Toc242474177 \h </w:instrText>
         </w:r>
         <w:r>
           <w:rPr>
@@ -2550,7 +2550,7 @@
           <w14:ligatures w14:val="standardContextual"/>
         </w:rPr>
       </w:pPr>
-      <w:hyperlink w:anchor="_Toc242310115" w:history="1">
+      <w:hyperlink w:anchor="_Toc242474178" w:history="1">
         <w:r>
           <w:rPr>
             <w:rStyle w:val="aff1"/>
@@ -2577,7 +2577,7 @@
             <w:noProof/>
             <w:webHidden/>
           </w:rPr>
-          <w:instrText xml:space="preserve"> PAGEREF _Toc242310115 \h </w:instrText>
+          <w:instrText xml:space="preserve"> PAGEREF _Toc242474178 \h </w:instrText>
         </w:r>
         <w:r>
           <w:rPr>
@@ -2626,7 +2626,7 @@
           <w14:ligatures w14:val="standardContextual"/>
         </w:rPr>
       </w:pPr>
-      <w:hyperlink w:anchor="_Toc242310116" w:history="1">
+      <w:hyperlink w:anchor="_Toc242474179" w:history="1">
         <w:r>
           <w:rPr>
             <w:rStyle w:val="aff1"/>
@@ -2653,7 +2653,7 @@
             <w:noProof/>
             <w:webHidden/>
           </w:rPr>
-          <w:instrText xml:space="preserve"> PAGEREF _Toc242310116 \h </w:instrText>
+          <w:instrText xml:space="preserve"> PAGEREF _Toc242474179 \h </w:instrText>
         </w:r>
         <w:r>
           <w:rPr>
@@ -2702,7 +2702,7 @@
           <w14:ligatures w14:val="standardContextual"/>
         </w:rPr>
       </w:pPr>
-      <w:hyperlink w:anchor="_Toc242310117" w:history="1">
+      <w:hyperlink w:anchor="_Toc242474180" w:history="1">
         <w:r>
           <w:rPr>
             <w:rStyle w:val="aff1"/>
@@ -2729,7 +2729,7 @@
             <w:noProof/>
             <w:webHidden/>
           </w:rPr>
-          <w:instrText xml:space="preserve"> PAGEREF _Toc242310117 \h </w:instrText>
+          <w:instrText xml:space="preserve"> PAGEREF _Toc242474180 \h </w:instrText>
         </w:r>
         <w:r>
           <w:rPr>
@@ -2778,7 +2778,7 @@
           <w14:ligatures w14:val="standardContextual"/>
         </w:rPr>
       </w:pPr>
-      <w:hyperlink w:anchor="_Toc242310118" w:history="1">
+      <w:hyperlink w:anchor="_Toc242474181" w:history="1">
         <w:r>
           <w:rPr>
             <w:rStyle w:val="aff1"/>
@@ -2805,7 +2805,7 @@
             <w:noProof/>
             <w:webHidden/>
           </w:rPr>
-          <w:instrText xml:space="preserve"> PAGEREF _Toc242310118 \h </w:instrText>
+          <w:instrText xml:space="preserve"> PAGEREF _Toc242474181 \h </w:instrText>
         </w:r>
         <w:r>
           <w:rPr>
@@ -2854,7 +2854,7 @@
           <w14:ligatures w14:val="standardContextual"/>
         </w:rPr>
       </w:pPr>
-      <w:hyperlink w:anchor="_Toc242310119" w:history="1">
+      <w:hyperlink w:anchor="_Toc242474182" w:history="1">
         <w:r>
           <w:rPr>
             <w:rStyle w:val="aff1"/>
@@ -2881,7 +2881,7 @@
             <w:noProof/>
             <w:webHidden/>
           </w:rPr>
-          <w:instrText xml:space="preserve"> PAGEREF _Toc242310119 \h </w:instrText>
+          <w:instrText xml:space="preserve"> PAGEREF _Toc242474182 \h </w:instrText>
         </w:r>
         <w:r>
           <w:rPr>
@@ -2930,7 +2930,7 @@
           <w14:ligatures w14:val="standardContextual"/>
         </w:rPr>
       </w:pPr>
-      <w:hyperlink w:anchor="_Toc242310120" w:history="1">
+      <w:hyperlink w:anchor="_Toc242474183" w:history="1">
         <w:r>
           <w:rPr>
             <w:rStyle w:val="aff1"/>
@@ -2957,7 +2957,7 @@
             <w:noProof/>
             <w:webHidden/>
           </w:rPr>
-          <w:instrText xml:space="preserve"> PAGEREF _Toc242310120 \h </w:instrText>
+          <w:instrText xml:space="preserve"> PAGEREF _Toc242474183 \h </w:instrText>
         </w:r>
         <w:r>
           <w:rPr>
@@ -3006,7 +3006,7 @@
           <w14:ligatures w14:val="standardContextual"/>
         </w:rPr>
       </w:pPr>
-      <w:hyperlink w:anchor="_Toc242310121" w:history="1">
+      <w:hyperlink w:anchor="_Toc242474184" w:history="1">
         <w:r>
           <w:rPr>
             <w:rStyle w:val="aff1"/>
@@ -3033,7 +3033,7 @@
             <w:noProof/>
             <w:webHidden/>
           </w:rPr>
-          <w:instrText xml:space="preserve"> PAGEREF _Toc242310121 \h </w:instrText>
+          <w:instrText xml:space="preserve"> PAGEREF _Toc242474184 \h </w:instrText>
         </w:r>
         <w:r>
           <w:rPr>
@@ -3082,7 +3082,7 @@
           <w14:ligatures w14:val="standardContextual"/>
         </w:rPr>
       </w:pPr>
-      <w:hyperlink w:anchor="_Toc242310122" w:history="1">
+      <w:hyperlink w:anchor="_Toc242474185" w:history="1">
         <w:r>
           <w:rPr>
             <w:rStyle w:val="aff1"/>
@@ -3109,7 +3109,7 @@
             <w:noProof/>
             <w:webHidden/>
           </w:rPr>
-          <w:instrText xml:space="preserve"> PAGEREF _Toc242310122 \h </w:instrText>
+          <w:instrText xml:space="preserve"> PAGEREF _Toc242474185 \h </w:instrText>
         </w:r>
         <w:r>
           <w:rPr>
@@ -3158,7 +3158,7 @@
           <w14:ligatures w14:val="standardContextual"/>
         </w:rPr>
       </w:pPr>
-      <w:hyperlink w:anchor="_Toc242310123" w:history="1">
+      <w:hyperlink w:anchor="_Toc242474186" w:history="1">
         <w:r>
           <w:rPr>
             <w:rStyle w:val="aff1"/>
@@ -3185,7 +3185,7 @@
             <w:noProof/>
             <w:webHidden/>
           </w:rPr>
-          <w:instrText xml:space="preserve"> PAGEREF _Toc242310123 \h </w:instrText>
+          <w:instrText xml:space="preserve"> PAGEREF _Toc242474186 \h </w:instrText>
         </w:r>
         <w:r>
           <w:rPr>
@@ -3234,7 +3234,7 @@
           <w14:ligatures w14:val="standardContextual"/>
         </w:rPr>
       </w:pPr>
-      <w:hyperlink w:anchor="_Toc242310124" w:history="1">
+      <w:hyperlink w:anchor="_Toc242474187" w:history="1">
         <w:r>
           <w:rPr>
             <w:rStyle w:val="aff1"/>
@@ -3261,7 +3261,7 @@
             <w:noProof/>
             <w:webHidden/>
           </w:rPr>
-          <w:instrText xml:space="preserve"> PAGEREF _Toc242310124 \h </w:instrText>
+          <w:instrText xml:space="preserve"> PAGEREF _Toc242474187 \h </w:instrText>
         </w:r>
         <w:r>
           <w:rPr>
@@ -3310,7 +3310,7 @@
           <w14:ligatures w14:val="standardContextual"/>
         </w:rPr>
       </w:pPr>
-      <w:hyperlink w:anchor="_Toc242310125" w:history="1">
+      <w:hyperlink w:anchor="_Toc242474188" w:history="1">
         <w:r>
           <w:rPr>
             <w:rStyle w:val="aff1"/>
@@ -3337,7 +3337,7 @@
             <w:noProof/>
             <w:webHidden/>
           </w:rPr>
-          <w:instrText xml:space="preserve"> PAGEREF _Toc242310125 \h </w:instrText>
+          <w:instrText xml:space="preserve"> PAGEREF _Toc242474188 \h </w:instrText>
         </w:r>
         <w:r>
           <w:rPr>
@@ -3357,7 +3357,7 @@
             <w:noProof/>
             <w:webHidden/>
           </w:rPr>
-          <w:t>19</w:t>
+          <w:t>20</w:t>
         </w:r>
         <w:r>
           <w:rPr>
@@ -3386,7 +3386,7 @@
           <w14:ligatures w14:val="standardContextual"/>
         </w:rPr>
       </w:pPr>
-      <w:hyperlink w:anchor="_Toc242310126" w:history="1">
+      <w:hyperlink w:anchor="_Toc242474189" w:history="1">
         <w:r>
           <w:rPr>
             <w:rStyle w:val="aff1"/>
@@ -3413,7 +3413,7 @@
             <w:noProof/>
             <w:webHidden/>
           </w:rPr>
-          <w:instrText xml:space="preserve"> PAGEREF _Toc242310126 \h </w:instrText>
+          <w:instrText xml:space="preserve"> PAGEREF _Toc242474189 \h </w:instrText>
         </w:r>
         <w:r>
           <w:rPr>
@@ -3433,7 +3433,7 @@
             <w:noProof/>
             <w:webHidden/>
           </w:rPr>
-          <w:t>20</w:t>
+          <w:t>21</w:t>
         </w:r>
         <w:r>
           <w:rPr>
@@ -3462,7 +3462,7 @@
           <w14:ligatures w14:val="standardContextual"/>
         </w:rPr>
       </w:pPr>
-      <w:hyperlink w:anchor="_Toc242310127" w:history="1">
+      <w:hyperlink w:anchor="_Toc242474190" w:history="1">
         <w:r>
           <w:rPr>
             <w:rStyle w:val="aff1"/>
@@ -3489,7 +3489,7 @@
             <w:noProof/>
             <w:webHidden/>
           </w:rPr>
-          <w:instrText xml:space="preserve"> PAGEREF _Toc242310127 \h </w:instrText>
+          <w:instrText xml:space="preserve"> PAGEREF _Toc242474190 \h </w:instrText>
         </w:r>
         <w:r>
           <w:rPr>
@@ -3538,7 +3538,7 @@
           <w14:ligatures w14:val="standardContextual"/>
         </w:rPr>
       </w:pPr>
-      <w:hyperlink w:anchor="_Toc242310128" w:history="1">
+      <w:hyperlink w:anchor="_Toc242474191" w:history="1">
         <w:r>
           <w:rPr>
             <w:rStyle w:val="aff1"/>
@@ -3565,7 +3565,7 @@
             <w:noProof/>
             <w:webHidden/>
           </w:rPr>
-          <w:instrText xml:space="preserve"> PAGEREF _Toc242310128 \h </w:instrText>
+          <w:instrText xml:space="preserve"> PAGEREF _Toc242474191 \h </w:instrText>
         </w:r>
         <w:r>
           <w:rPr>
@@ -3585,7 +3585,7 @@
             <w:noProof/>
             <w:webHidden/>
           </w:rPr>
-          <w:t>21</w:t>
+          <w:t>22</w:t>
         </w:r>
         <w:r>
           <w:rPr>
@@ -3614,7 +3614,7 @@
           <w14:ligatures w14:val="standardContextual"/>
         </w:rPr>
       </w:pPr>
-      <w:hyperlink w:anchor="_Toc242310129" w:history="1">
+      <w:hyperlink w:anchor="_Toc242474192" w:history="1">
         <w:r>
           <w:rPr>
             <w:rStyle w:val="aff1"/>
@@ -3641,7 +3641,7 @@
             <w:noProof/>
             <w:webHidden/>
           </w:rPr>
-          <w:instrText xml:space="preserve"> PAGEREF _Toc242310129 \h </w:instrText>
+          <w:instrText xml:space="preserve"> PAGEREF _Toc242474192 \h </w:instrText>
         </w:r>
         <w:r>
           <w:rPr>
@@ -3661,7 +3661,7 @@
             <w:noProof/>
             <w:webHidden/>
           </w:rPr>
-          <w:t>22</w:t>
+          <w:t>23</w:t>
         </w:r>
         <w:r>
           <w:rPr>
@@ -3690,7 +3690,7 @@
           <w14:ligatures w14:val="standardContextual"/>
         </w:rPr>
       </w:pPr>
-      <w:hyperlink w:anchor="_Toc242310130" w:history="1">
+      <w:hyperlink w:anchor="_Toc242474193" w:history="1">
         <w:r>
           <w:rPr>
             <w:rStyle w:val="aff1"/>
@@ -3717,7 +3717,7 @@
             <w:noProof/>
             <w:webHidden/>
           </w:rPr>
-          <w:instrText xml:space="preserve"> PAGEREF _Toc242310130 \h </w:instrText>
+          <w:instrText xml:space="preserve"> PAGEREF _Toc242474193 \h </w:instrText>
         </w:r>
         <w:r>
           <w:rPr>
@@ -3737,7 +3737,7 @@
             <w:noProof/>
             <w:webHidden/>
           </w:rPr>
-          <w:t>22</w:t>
+          <w:t>23</w:t>
         </w:r>
         <w:r>
           <w:rPr>
@@ -3766,7 +3766,7 @@
           <w14:ligatures w14:val="standardContextual"/>
         </w:rPr>
       </w:pPr>
-      <w:hyperlink w:anchor="_Toc242310131" w:history="1">
+      <w:hyperlink w:anchor="_Toc242474194" w:history="1">
         <w:r>
           <w:rPr>
             <w:rStyle w:val="aff1"/>
@@ -3793,7 +3793,7 @@
             <w:noProof/>
             <w:webHidden/>
           </w:rPr>
-          <w:instrText xml:space="preserve"> PAGEREF _Toc242310131 \h </w:instrText>
+          <w:instrText xml:space="preserve"> PAGEREF _Toc242474194 \h </w:instrText>
         </w:r>
         <w:r>
           <w:rPr>
@@ -3842,7 +3842,7 @@
           <w14:ligatures w14:val="standardContextual"/>
         </w:rPr>
       </w:pPr>
-      <w:hyperlink w:anchor="_Toc242310132" w:history="1">
+      <w:hyperlink w:anchor="_Toc242474195" w:history="1">
         <w:r>
           <w:rPr>
             <w:rStyle w:val="aff1"/>
@@ -3869,7 +3869,7 @@
             <w:noProof/>
             <w:webHidden/>
           </w:rPr>
-          <w:instrText xml:space="preserve"> PAGEREF _Toc242310132 \h </w:instrText>
+          <w:instrText xml:space="preserve"> PAGEREF _Toc242474195 \h </w:instrText>
         </w:r>
         <w:r>
           <w:rPr>
@@ -3889,7 +3889,7 @@
             <w:noProof/>
             <w:webHidden/>
           </w:rPr>
-          <w:t>24</w:t>
+          <w:t>25</w:t>
         </w:r>
         <w:r>
           <w:rPr>
@@ -3918,7 +3918,7 @@
           <w14:ligatures w14:val="standardContextual"/>
         </w:rPr>
       </w:pPr>
-      <w:hyperlink w:anchor="_Toc242310133" w:history="1">
+      <w:hyperlink w:anchor="_Toc242474196" w:history="1">
         <w:r>
           <w:rPr>
             <w:rStyle w:val="aff1"/>
@@ -3945,7 +3945,7 @@
             <w:noProof/>
             <w:webHidden/>
           </w:rPr>
-          <w:instrText xml:space="preserve"> PAGEREF _Toc242310133 \h </w:instrText>
+          <w:instrText xml:space="preserve"> PAGEREF _Toc242474196 \h </w:instrText>
         </w:r>
         <w:r>
           <w:rPr>
@@ -3965,7 +3965,7 @@
             <w:noProof/>
             <w:webHidden/>
           </w:rPr>
-          <w:t>24</w:t>
+          <w:t>25</w:t>
         </w:r>
         <w:r>
           <w:rPr>
@@ -3994,7 +3994,7 @@
           <w14:ligatures w14:val="standardContextual"/>
         </w:rPr>
       </w:pPr>
-      <w:hyperlink w:anchor="_Toc242310134" w:history="1">
+      <w:hyperlink w:anchor="_Toc242474197" w:history="1">
         <w:r>
           <w:rPr>
             <w:rStyle w:val="aff1"/>
@@ -4021,7 +4021,7 @@
             <w:noProof/>
             <w:webHidden/>
           </w:rPr>
-          <w:instrText xml:space="preserve"> PAGEREF _Toc242310134 \h </w:instrText>
+          <w:instrText xml:space="preserve"> PAGEREF _Toc242474197 \h </w:instrText>
         </w:r>
         <w:r>
           <w:rPr>
@@ -4041,7 +4041,7 @@
             <w:noProof/>
             <w:webHidden/>
           </w:rPr>
-          <w:t>24</w:t>
+          <w:t>25</w:t>
         </w:r>
         <w:r>
           <w:rPr>
@@ -4070,7 +4070,7 @@
           <w14:ligatures w14:val="standardContextual"/>
         </w:rPr>
       </w:pPr>
-      <w:hyperlink w:anchor="_Toc242310135" w:history="1">
+      <w:hyperlink w:anchor="_Toc242474198" w:history="1">
         <w:r>
           <w:rPr>
             <w:rStyle w:val="aff1"/>
@@ -4097,7 +4097,7 @@
             <w:noProof/>
             <w:webHidden/>
           </w:rPr>
-          <w:instrText xml:space="preserve"> PAGEREF _Toc242310135 \h </w:instrText>
+          <w:instrText xml:space="preserve"> PAGEREF _Toc242474198 \h </w:instrText>
         </w:r>
         <w:r>
           <w:rPr>
@@ -4117,7 +4117,7 @@
             <w:noProof/>
             <w:webHidden/>
           </w:rPr>
-          <w:t>25</w:t>
+          <w:t>26</w:t>
         </w:r>
         <w:r>
           <w:rPr>
@@ -4146,7 +4146,7 @@
           <w14:ligatures w14:val="standardContextual"/>
         </w:rPr>
       </w:pPr>
-      <w:hyperlink w:anchor="_Toc242310136" w:history="1">
+      <w:hyperlink w:anchor="_Toc242474199" w:history="1">
         <w:r>
           <w:rPr>
             <w:rStyle w:val="aff1"/>
@@ -4173,7 +4173,7 @@
             <w:noProof/>
             <w:webHidden/>
           </w:rPr>
-          <w:instrText xml:space="preserve"> PAGEREF _Toc242310136 \h </w:instrText>
+          <w:instrText xml:space="preserve"> PAGEREF _Toc242474199 \h </w:instrText>
         </w:r>
         <w:r>
           <w:rPr>
@@ -4221,7 +4221,7 @@
           <w14:ligatures w14:val="standardContextual"/>
         </w:rPr>
       </w:pPr>
-      <w:hyperlink w:anchor="_Toc242310137" w:history="1">
+      <w:hyperlink w:anchor="_Toc242474200" w:history="1">
         <w:r>
           <w:rPr>
             <w:rStyle w:val="aff1"/>
@@ -4248,7 +4248,7 @@
             <w:noProof/>
             <w:webHidden/>
           </w:rPr>
-          <w:instrText xml:space="preserve"> PAGEREF _Toc242310137 \h </w:instrText>
+          <w:instrText xml:space="preserve"> PAGEREF _Toc242474200 \h </w:instrText>
         </w:r>
         <w:r>
           <w:rPr>
@@ -4268,7 +4268,7 @@
             <w:noProof/>
             <w:webHidden/>
           </w:rPr>
-          <w:t>27</w:t>
+          <w:t>28</w:t>
         </w:r>
         <w:r>
           <w:rPr>
@@ -4297,7 +4297,7 @@
           <w14:ligatures w14:val="standardContextual"/>
         </w:rPr>
       </w:pPr>
-      <w:hyperlink w:anchor="_Toc242310138" w:history="1">
+      <w:hyperlink w:anchor="_Toc242474201" w:history="1">
         <w:r>
           <w:rPr>
             <w:rStyle w:val="aff1"/>
@@ -4324,7 +4324,7 @@
             <w:noProof/>
             <w:webHidden/>
           </w:rPr>
-          <w:instrText xml:space="preserve"> PAGEREF _Toc242310138 \h </w:instrText>
+          <w:instrText xml:space="preserve"> PAGEREF _Toc242474201 \h </w:instrText>
         </w:r>
         <w:r>
           <w:rPr>
@@ -4344,7 +4344,7 @@
             <w:noProof/>
             <w:webHidden/>
           </w:rPr>
-          <w:t>27</w:t>
+          <w:t>28</w:t>
         </w:r>
         <w:r>
           <w:rPr>
@@ -4373,7 +4373,7 @@
           <w14:ligatures w14:val="standardContextual"/>
         </w:rPr>
       </w:pPr>
-      <w:hyperlink w:anchor="_Toc242310139" w:history="1">
+      <w:hyperlink w:anchor="_Toc242474202" w:history="1">
         <w:r>
           <w:rPr>
             <w:rStyle w:val="aff1"/>
@@ -4400,7 +4400,7 @@
             <w:noProof/>
             <w:webHidden/>
           </w:rPr>
-          <w:instrText xml:space="preserve"> PAGEREF _Toc242310139 \h </w:instrText>
+          <w:instrText xml:space="preserve"> PAGEREF _Toc242474202 \h </w:instrText>
         </w:r>
         <w:r>
           <w:rPr>
@@ -4420,7 +4420,7 @@
             <w:noProof/>
             <w:webHidden/>
           </w:rPr>
-          <w:t>27</w:t>
+          <w:t>28</w:t>
         </w:r>
         <w:r>
           <w:rPr>
@@ -4449,7 +4449,7 @@
           <w14:ligatures w14:val="standardContextual"/>
         </w:rPr>
       </w:pPr>
-      <w:hyperlink w:anchor="_Toc242310140" w:history="1">
+      <w:hyperlink w:anchor="_Toc242474203" w:history="1">
         <w:r>
           <w:rPr>
             <w:rStyle w:val="aff1"/>
@@ -4476,7 +4476,7 @@
             <w:noProof/>
             <w:webHidden/>
           </w:rPr>
-          <w:instrText xml:space="preserve"> PAGEREF _Toc242310140 \h </w:instrText>
+          <w:instrText xml:space="preserve"> PAGEREF _Toc242474203 \h </w:instrText>
         </w:r>
         <w:r>
           <w:rPr>
@@ -4496,7 +4496,7 @@
             <w:noProof/>
             <w:webHidden/>
           </w:rPr>
-          <w:t>27</w:t>
+          <w:t>28</w:t>
         </w:r>
         <w:r>
           <w:rPr>
@@ -4525,7 +4525,7 @@
           <w14:ligatures w14:val="standardContextual"/>
         </w:rPr>
       </w:pPr>
-      <w:hyperlink w:anchor="_Toc242310141" w:history="1">
+      <w:hyperlink w:anchor="_Toc242474204" w:history="1">
         <w:r>
           <w:rPr>
             <w:rStyle w:val="aff1"/>
@@ -4552,7 +4552,7 @@
             <w:noProof/>
             <w:webHidden/>
           </w:rPr>
-          <w:instrText xml:space="preserve"> PAGEREF _Toc242310141 \h </w:instrText>
+          <w:instrText xml:space="preserve"> PAGEREF _Toc242474204 \h </w:instrText>
         </w:r>
         <w:r>
           <w:rPr>
@@ -4572,7 +4572,7 @@
             <w:noProof/>
             <w:webHidden/>
           </w:rPr>
-          <w:t>27</w:t>
+          <w:t>28</w:t>
         </w:r>
         <w:r>
           <w:rPr>
@@ -4601,7 +4601,7 @@
           <w14:ligatures w14:val="standardContextual"/>
         </w:rPr>
       </w:pPr>
-      <w:hyperlink w:anchor="_Toc242310142" w:history="1">
+      <w:hyperlink w:anchor="_Toc242474205" w:history="1">
         <w:r>
           <w:rPr>
             <w:rStyle w:val="aff1"/>
@@ -4628,7 +4628,7 @@
             <w:noProof/>
             <w:webHidden/>
           </w:rPr>
-          <w:instrText xml:space="preserve"> PAGEREF _Toc242310142 \h </w:instrText>
+          <w:instrText xml:space="preserve"> PAGEREF _Toc242474205 \h </w:instrText>
         </w:r>
         <w:r>
           <w:rPr>
@@ -4648,7 +4648,7 @@
             <w:noProof/>
             <w:webHidden/>
           </w:rPr>
-          <w:t>28</w:t>
+          <w:t>29</w:t>
         </w:r>
         <w:r>
           <w:rPr>
@@ -4677,7 +4677,7 @@
           <w14:ligatures w14:val="standardContextual"/>
         </w:rPr>
       </w:pPr>
-      <w:hyperlink w:anchor="_Toc242310143" w:history="1">
+      <w:hyperlink w:anchor="_Toc242474206" w:history="1">
         <w:r>
           <w:rPr>
             <w:rStyle w:val="aff1"/>
@@ -4704,7 +4704,7 @@
             <w:noProof/>
             <w:webHidden/>
           </w:rPr>
-          <w:instrText xml:space="preserve"> PAGEREF _Toc242310143 \h </w:instrText>
+          <w:instrText xml:space="preserve"> PAGEREF _Toc242474206 \h </w:instrText>
         </w:r>
         <w:r>
           <w:rPr>
@@ -4724,7 +4724,7 @@
             <w:noProof/>
             <w:webHidden/>
           </w:rPr>
-          <w:t>29</w:t>
+          <w:t>30</w:t>
         </w:r>
         <w:r>
           <w:rPr>
@@ -4753,7 +4753,7 @@
           <w14:ligatures w14:val="standardContextual"/>
         </w:rPr>
       </w:pPr>
-      <w:hyperlink w:anchor="_Toc242310144" w:history="1">
+      <w:hyperlink w:anchor="_Toc242474207" w:history="1">
         <w:r>
           <w:rPr>
             <w:rStyle w:val="aff1"/>
@@ -4780,7 +4780,7 @@
             <w:noProof/>
             <w:webHidden/>
           </w:rPr>
-          <w:instrText xml:space="preserve"> PAGEREF _Toc242310144 \h </w:instrText>
+          <w:instrText xml:space="preserve"> PAGEREF _Toc242474207 \h </w:instrText>
         </w:r>
         <w:r>
           <w:rPr>
@@ -4800,7 +4800,7 @@
             <w:noProof/>
             <w:webHidden/>
           </w:rPr>
-          <w:t>29</w:t>
+          <w:t>30</w:t>
         </w:r>
         <w:r>
           <w:rPr>
@@ -4829,7 +4829,7 @@
           <w14:ligatures w14:val="standardContextual"/>
         </w:rPr>
       </w:pPr>
-      <w:hyperlink w:anchor="_Toc242310145" w:history="1">
+      <w:hyperlink w:anchor="_Toc242474208" w:history="1">
         <w:r>
           <w:rPr>
             <w:rStyle w:val="aff1"/>
@@ -4856,7 +4856,7 @@
             <w:noProof/>
             <w:webHidden/>
           </w:rPr>
-          <w:instrText xml:space="preserve"> PAGEREF _Toc242310145 \h </w:instrText>
+          <w:instrText xml:space="preserve"> PAGEREF _Toc242474208 \h </w:instrText>
         </w:r>
         <w:r>
           <w:rPr>
@@ -4876,7 +4876,7 @@
             <w:noProof/>
             <w:webHidden/>
           </w:rPr>
-          <w:t>29</w:t>
+          <w:t>30</w:t>
         </w:r>
         <w:r>
           <w:rPr>
@@ -4905,7 +4905,7 @@
           <w14:ligatures w14:val="standardContextual"/>
         </w:rPr>
       </w:pPr>
-      <w:hyperlink w:anchor="_Toc242310146" w:history="1">
+      <w:hyperlink w:anchor="_Toc242474209" w:history="1">
         <w:r>
           <w:rPr>
             <w:rStyle w:val="aff1"/>
@@ -4932,7 +4932,7 @@
             <w:noProof/>
             <w:webHidden/>
           </w:rPr>
-          <w:instrText xml:space="preserve"> PAGEREF _Toc242310146 \h </w:instrText>
+          <w:instrText xml:space="preserve"> PAGEREF _Toc242474209 \h </w:instrText>
         </w:r>
         <w:r>
           <w:rPr>
@@ -4952,7 +4952,7 @@
             <w:noProof/>
             <w:webHidden/>
           </w:rPr>
-          <w:t>30</w:t>
+          <w:t>31</w:t>
         </w:r>
         <w:r>
           <w:rPr>
@@ -4981,7 +4981,7 @@
           <w14:ligatures w14:val="standardContextual"/>
         </w:rPr>
       </w:pPr>
-      <w:hyperlink w:anchor="_Toc242310147" w:history="1">
+      <w:hyperlink w:anchor="_Toc242474210" w:history="1">
         <w:r>
           <w:rPr>
             <w:rStyle w:val="aff1"/>
@@ -5008,7 +5008,7 @@
             <w:noProof/>
             <w:webHidden/>
           </w:rPr>
-          <w:instrText xml:space="preserve"> PAGEREF _Toc242310147 \h </w:instrText>
+          <w:instrText xml:space="preserve"> PAGEREF _Toc242474210 \h </w:instrText>
         </w:r>
         <w:r>
           <w:rPr>
@@ -5028,7 +5028,7 @@
             <w:noProof/>
             <w:webHidden/>
           </w:rPr>
-          <w:t>30</w:t>
+          <w:t>31</w:t>
         </w:r>
         <w:r>
           <w:rPr>
@@ -5057,7 +5057,7 @@
           <w14:ligatures w14:val="standardContextual"/>
         </w:rPr>
       </w:pPr>
-      <w:hyperlink w:anchor="_Toc242310148" w:history="1">
+      <w:hyperlink w:anchor="_Toc242474211" w:history="1">
         <w:r>
           <w:rPr>
             <w:rStyle w:val="aff1"/>
@@ -5084,7 +5084,7 @@
             <w:noProof/>
             <w:webHidden/>
           </w:rPr>
-          <w:instrText xml:space="preserve"> PAGEREF _Toc242310148 \h </w:instrText>
+          <w:instrText xml:space="preserve"> PAGEREF _Toc242474211 \h </w:instrText>
         </w:r>
         <w:r>
           <w:rPr>
@@ -5104,7 +5104,7 @@
             <w:noProof/>
             <w:webHidden/>
           </w:rPr>
-          <w:t>30</w:t>
+          <w:t>31</w:t>
         </w:r>
         <w:r>
           <w:rPr>
@@ -5133,7 +5133,7 @@
           <w14:ligatures w14:val="standardContextual"/>
         </w:rPr>
       </w:pPr>
-      <w:hyperlink w:anchor="_Toc242310149" w:history="1">
+      <w:hyperlink w:anchor="_Toc242474212" w:history="1">
         <w:r>
           <w:rPr>
             <w:rStyle w:val="aff1"/>
@@ -5160,7 +5160,7 @@
             <w:noProof/>
             <w:webHidden/>
           </w:rPr>
-          <w:instrText xml:space="preserve"> PAGEREF _Toc242310149 \h </w:instrText>
+          <w:instrText xml:space="preserve"> PAGEREF _Toc242474212 \h </w:instrText>
         </w:r>
         <w:r>
           <w:rPr>
@@ -5180,7 +5180,7 @@
             <w:noProof/>
             <w:webHidden/>
           </w:rPr>
-          <w:t>30</w:t>
+          <w:t>31</w:t>
         </w:r>
         <w:r>
           <w:rPr>
@@ -5209,7 +5209,7 @@
           <w14:ligatures w14:val="standardContextual"/>
         </w:rPr>
       </w:pPr>
-      <w:hyperlink w:anchor="_Toc242310150" w:history="1">
+      <w:hyperlink w:anchor="_Toc242474213" w:history="1">
         <w:r>
           <w:rPr>
             <w:rStyle w:val="aff1"/>
@@ -5236,7 +5236,7 @@
             <w:noProof/>
             <w:webHidden/>
           </w:rPr>
-          <w:instrText xml:space="preserve"> PAGEREF _Toc242310150 \h </w:instrText>
+          <w:instrText xml:space="preserve"> PAGEREF _Toc242474213 \h </w:instrText>
         </w:r>
         <w:r>
           <w:rPr>
@@ -5256,7 +5256,7 @@
             <w:noProof/>
             <w:webHidden/>
           </w:rPr>
-          <w:t>31</w:t>
+          <w:t>32</w:t>
         </w:r>
         <w:r>
           <w:rPr>
@@ -5285,7 +5285,7 @@
           <w14:ligatures w14:val="standardContextual"/>
         </w:rPr>
       </w:pPr>
-      <w:hyperlink w:anchor="_Toc242310151" w:history="1">
+      <w:hyperlink w:anchor="_Toc242474214" w:history="1">
         <w:r>
           <w:rPr>
             <w:rStyle w:val="aff1"/>
@@ -5312,7 +5312,7 @@
             <w:noProof/>
             <w:webHidden/>
           </w:rPr>
-          <w:instrText xml:space="preserve"> PAGEREF _Toc242310151 \h </w:instrText>
+          <w:instrText xml:space="preserve"> PAGEREF _Toc242474214 \h </w:instrText>
         </w:r>
         <w:r>
           <w:rPr>
@@ -5332,7 +5332,7 @@
             <w:noProof/>
             <w:webHidden/>
           </w:rPr>
-          <w:t>31</w:t>
+          <w:t>32</w:t>
         </w:r>
         <w:r>
           <w:rPr>
@@ -5361,7 +5361,7 @@
           <w14:ligatures w14:val="standardContextual"/>
         </w:rPr>
       </w:pPr>
-      <w:hyperlink w:anchor="_Toc242310152" w:history="1">
+      <w:hyperlink w:anchor="_Toc242474215" w:history="1">
         <w:r>
           <w:rPr>
             <w:rStyle w:val="aff1"/>
@@ -5388,7 +5388,7 @@
             <w:noProof/>
             <w:webHidden/>
           </w:rPr>
-          <w:instrText xml:space="preserve"> PAGEREF _Toc242310152 \h </w:instrText>
+          <w:instrText xml:space="preserve"> PAGEREF _Toc242474215 \h </w:instrText>
         </w:r>
         <w:r>
           <w:rPr>
@@ -5408,7 +5408,7 @@
             <w:noProof/>
             <w:webHidden/>
           </w:rPr>
-          <w:t>31</w:t>
+          <w:t>32</w:t>
         </w:r>
         <w:r>
           <w:rPr>
@@ -5437,7 +5437,7 @@
           <w14:ligatures w14:val="standardContextual"/>
         </w:rPr>
       </w:pPr>
-      <w:hyperlink w:anchor="_Toc242310153" w:history="1">
+      <w:hyperlink w:anchor="_Toc242474216" w:history="1">
         <w:r>
           <w:rPr>
             <w:rStyle w:val="aff1"/>
@@ -5464,7 +5464,7 @@
             <w:noProof/>
             <w:webHidden/>
           </w:rPr>
-          <w:instrText xml:space="preserve"> PAGEREF _Toc242310153 \h </w:instrText>
+          <w:instrText xml:space="preserve"> PAGEREF _Toc242474216 \h </w:instrText>
         </w:r>
         <w:r>
           <w:rPr>
@@ -5484,7 +5484,7 @@
             <w:noProof/>
             <w:webHidden/>
           </w:rPr>
-          <w:t>32</w:t>
+          <w:t>33</w:t>
         </w:r>
         <w:r>
           <w:rPr>
@@ -5513,7 +5513,7 @@
           <w14:ligatures w14:val="standardContextual"/>
         </w:rPr>
       </w:pPr>
-      <w:hyperlink w:anchor="_Toc242310154" w:history="1">
+      <w:hyperlink w:anchor="_Toc242474217" w:history="1">
         <w:r>
           <w:rPr>
             <w:rStyle w:val="aff1"/>
@@ -5540,7 +5540,7 @@
             <w:noProof/>
             <w:webHidden/>
           </w:rPr>
-          <w:instrText xml:space="preserve"> PAGEREF _Toc242310154 \h </w:instrText>
+          <w:instrText xml:space="preserve"> PAGEREF _Toc242474217 \h </w:instrText>
         </w:r>
         <w:r>
           <w:rPr>
@@ -5560,7 +5560,7 @@
             <w:noProof/>
             <w:webHidden/>
           </w:rPr>
-          <w:t>32</w:t>
+          <w:t>34</w:t>
         </w:r>
         <w:r>
           <w:rPr>
@@ -5589,7 +5589,7 @@
           <w14:ligatures w14:val="standardContextual"/>
         </w:rPr>
       </w:pPr>
-      <w:hyperlink w:anchor="_Toc242310155" w:history="1">
+      <w:hyperlink w:anchor="_Toc242474218" w:history="1">
         <w:r>
           <w:rPr>
             <w:rStyle w:val="aff1"/>
@@ -5616,7 +5616,7 @@
             <w:noProof/>
             <w:webHidden/>
           </w:rPr>
-          <w:instrText xml:space="preserve"> PAGEREF _Toc242310155 \h </w:instrText>
+          <w:instrText xml:space="preserve"> PAGEREF _Toc242474218 \h </w:instrText>
         </w:r>
         <w:r>
           <w:rPr>
@@ -5636,7 +5636,7 @@
             <w:noProof/>
             <w:webHidden/>
           </w:rPr>
-          <w:t>34</w:t>
+          <w:t>35</w:t>
         </w:r>
         <w:r>
           <w:rPr>
@@ -5665,7 +5665,7 @@
           <w14:ligatures w14:val="standardContextual"/>
         </w:rPr>
       </w:pPr>
-      <w:hyperlink w:anchor="_Toc242310156" w:history="1">
+      <w:hyperlink w:anchor="_Toc242474219" w:history="1">
         <w:r>
           <w:rPr>
             <w:rStyle w:val="aff1"/>
@@ -5692,7 +5692,7 @@
             <w:noProof/>
             <w:webHidden/>
           </w:rPr>
-          <w:instrText xml:space="preserve"> PAGEREF _Toc242310156 \h </w:instrText>
+          <w:instrText xml:space="preserve"> PAGEREF _Toc242474219 \h </w:instrText>
         </w:r>
         <w:r>
           <w:rPr>
@@ -5712,7 +5712,7 @@
             <w:noProof/>
             <w:webHidden/>
           </w:rPr>
-          <w:t>34</w:t>
+          <w:t>35</w:t>
         </w:r>
         <w:r>
           <w:rPr>
@@ -5741,7 +5741,7 @@
           <w14:ligatures w14:val="standardContextual"/>
         </w:rPr>
       </w:pPr>
-      <w:hyperlink w:anchor="_Toc242310157" w:history="1">
+      <w:hyperlink w:anchor="_Toc242474220" w:history="1">
         <w:r>
           <w:rPr>
             <w:rStyle w:val="aff1"/>
@@ -5768,7 +5768,7 @@
             <w:noProof/>
             <w:webHidden/>
           </w:rPr>
-          <w:instrText xml:space="preserve"> PAGEREF _Toc242310157 \h </w:instrText>
+          <w:instrText xml:space="preserve"> PAGEREF _Toc242474220 \h </w:instrText>
         </w:r>
         <w:r>
           <w:rPr>
@@ -5788,7 +5788,7 @@
             <w:noProof/>
             <w:webHidden/>
           </w:rPr>
-          <w:t>35</w:t>
+          <w:t>36</w:t>
         </w:r>
         <w:r>
           <w:rPr>
@@ -5817,7 +5817,7 @@
           <w14:ligatures w14:val="standardContextual"/>
         </w:rPr>
       </w:pPr>
-      <w:hyperlink w:anchor="_Toc242310158" w:history="1">
+      <w:hyperlink w:anchor="_Toc242474221" w:history="1">
         <w:r>
           <w:rPr>
             <w:rStyle w:val="aff1"/>
@@ -5844,7 +5844,7 @@
             <w:noProof/>
             <w:webHidden/>
           </w:rPr>
-          <w:instrText xml:space="preserve"> PAGEREF _Toc242310158 \h </w:instrText>
+          <w:instrText xml:space="preserve"> PAGEREF _Toc242474221 \h </w:instrText>
         </w:r>
         <w:r>
           <w:rPr>
@@ -5864,7 +5864,7 @@
             <w:noProof/>
             <w:webHidden/>
           </w:rPr>
-          <w:t>36</w:t>
+          <w:t>37</w:t>
         </w:r>
         <w:r>
           <w:rPr>
@@ -5892,7 +5892,7 @@
           <w14:ligatures w14:val="standardContextual"/>
         </w:rPr>
       </w:pPr>
-      <w:hyperlink w:anchor="_Toc242310159" w:history="1">
+      <w:hyperlink w:anchor="_Toc242474222" w:history="1">
         <w:r>
           <w:rPr>
             <w:rStyle w:val="aff1"/>
@@ -5919,7 +5919,7 @@
             <w:noProof/>
             <w:webHidden/>
           </w:rPr>
-          <w:instrText xml:space="preserve"> PAGEREF _Toc242310159 \h </w:instrText>
+          <w:instrText xml:space="preserve"> PAGEREF _Toc242474222 \h </w:instrText>
         </w:r>
         <w:r>
           <w:rPr>
@@ -5939,7 +5939,7 @@
             <w:noProof/>
             <w:webHidden/>
           </w:rPr>
-          <w:t>37</w:t>
+          <w:t>38</w:t>
         </w:r>
         <w:r>
           <w:rPr>
@@ -5968,7 +5968,7 @@
           <w14:ligatures w14:val="standardContextual"/>
         </w:rPr>
       </w:pPr>
-      <w:hyperlink w:anchor="_Toc242310160" w:history="1">
+      <w:hyperlink w:anchor="_Toc242474223" w:history="1">
         <w:r>
           <w:rPr>
             <w:rStyle w:val="aff1"/>
@@ -5995,7 +5995,7 @@
             <w:noProof/>
             <w:webHidden/>
           </w:rPr>
-          <w:instrText xml:space="preserve"> PAGEREF _Toc242310160 \h </w:instrText>
+          <w:instrText xml:space="preserve"> PAGEREF _Toc242474223 \h </w:instrText>
         </w:r>
         <w:r>
           <w:rPr>
@@ -6015,7 +6015,7 @@
             <w:noProof/>
             <w:webHidden/>
           </w:rPr>
-          <w:t>37</w:t>
+          <w:t>38</w:t>
         </w:r>
         <w:r>
           <w:rPr>
@@ -6044,7 +6044,7 @@
           <w14:ligatures w14:val="standardContextual"/>
         </w:rPr>
       </w:pPr>
-      <w:hyperlink w:anchor="_Toc242310161" w:history="1">
+      <w:hyperlink w:anchor="_Toc242474224" w:history="1">
         <w:r>
           <w:rPr>
             <w:rStyle w:val="aff1"/>
@@ -6071,7 +6071,7 @@
             <w:noProof/>
             <w:webHidden/>
           </w:rPr>
-          <w:instrText xml:space="preserve"> PAGEREF _Toc242310161 \h </w:instrText>
+          <w:instrText xml:space="preserve"> PAGEREF _Toc242474224 \h </w:instrText>
         </w:r>
         <w:r>
           <w:rPr>
@@ -6091,7 +6091,7 @@
             <w:noProof/>
             <w:webHidden/>
           </w:rPr>
-          <w:t>37</w:t>
+          <w:t>38</w:t>
         </w:r>
         <w:r>
           <w:rPr>
@@ -6120,7 +6120,7 @@
           <w14:ligatures w14:val="standardContextual"/>
         </w:rPr>
       </w:pPr>
-      <w:hyperlink w:anchor="_Toc242310162" w:history="1">
+      <w:hyperlink w:anchor="_Toc242474225" w:history="1">
         <w:r>
           <w:rPr>
             <w:rStyle w:val="aff1"/>
@@ -6147,7 +6147,7 @@
             <w:noProof/>
             <w:webHidden/>
           </w:rPr>
-          <w:instrText xml:space="preserve"> PAGEREF _Toc242310162 \h </w:instrText>
+          <w:instrText xml:space="preserve"> PAGEREF _Toc242474225 \h </w:instrText>
         </w:r>
         <w:r>
           <w:rPr>
@@ -6167,7 +6167,7 @@
             <w:noProof/>
             <w:webHidden/>
           </w:rPr>
-          <w:t>37</w:t>
+          <w:t>38</w:t>
         </w:r>
         <w:r>
           <w:rPr>
@@ -6196,7 +6196,7 @@
           <w14:ligatures w14:val="standardContextual"/>
         </w:rPr>
       </w:pPr>
-      <w:hyperlink w:anchor="_Toc242310163" w:history="1">
+      <w:hyperlink w:anchor="_Toc242474226" w:history="1">
         <w:r>
           <w:rPr>
             <w:rStyle w:val="aff1"/>
@@ -6223,7 +6223,7 @@
             <w:noProof/>
             <w:webHidden/>
           </w:rPr>
-          <w:instrText xml:space="preserve"> PAGEREF _Toc242310163 \h </w:instrText>
+          <w:instrText xml:space="preserve"> PAGEREF _Toc242474226 \h </w:instrText>
         </w:r>
         <w:r>
           <w:rPr>
@@ -6243,7 +6243,7 @@
             <w:noProof/>
             <w:webHidden/>
           </w:rPr>
-          <w:t>38</w:t>
+          <w:t>39</w:t>
         </w:r>
         <w:r>
           <w:rPr>
@@ -6272,7 +6272,7 @@
           <w14:ligatures w14:val="standardContextual"/>
         </w:rPr>
       </w:pPr>
-      <w:hyperlink w:anchor="_Toc242310164" w:history="1">
+      <w:hyperlink w:anchor="_Toc242474227" w:history="1">
         <w:r>
           <w:rPr>
             <w:rStyle w:val="aff1"/>
@@ -6299,7 +6299,7 @@
             <w:noProof/>
             <w:webHidden/>
           </w:rPr>
-          <w:instrText xml:space="preserve"> PAGEREF _Toc242310164 \h </w:instrText>
+          <w:instrText xml:space="preserve"> PAGEREF _Toc242474227 \h </w:instrText>
         </w:r>
         <w:r>
           <w:rPr>
@@ -6319,7 +6319,7 @@
             <w:noProof/>
             <w:webHidden/>
           </w:rPr>
-          <w:t>39</w:t>
+          <w:t>40</w:t>
         </w:r>
         <w:r>
           <w:rPr>
@@ -6348,7 +6348,7 @@
           <w14:ligatures w14:val="standardContextual"/>
         </w:rPr>
       </w:pPr>
-      <w:hyperlink w:anchor="_Toc242310165" w:history="1">
+      <w:hyperlink w:anchor="_Toc242474228" w:history="1">
         <w:r>
           <w:rPr>
             <w:rStyle w:val="aff1"/>
@@ -6375,7 +6375,7 @@
             <w:noProof/>
             <w:webHidden/>
           </w:rPr>
-          <w:instrText xml:space="preserve"> PAGEREF _Toc242310165 \h </w:instrText>
+          <w:instrText xml:space="preserve"> PAGEREF _Toc242474228 \h </w:instrText>
         </w:r>
         <w:r>
           <w:rPr>
@@ -6395,7 +6395,7 @@
             <w:noProof/>
             <w:webHidden/>
           </w:rPr>
-          <w:t>39</w:t>
+          <w:t>40</w:t>
         </w:r>
         <w:r>
           <w:rPr>
@@ -6424,7 +6424,7 @@
           <w14:ligatures w14:val="standardContextual"/>
         </w:rPr>
       </w:pPr>
-      <w:hyperlink w:anchor="_Toc242310166" w:history="1">
+      <w:hyperlink w:anchor="_Toc242474229" w:history="1">
         <w:r>
           <w:rPr>
             <w:rStyle w:val="aff1"/>
@@ -6451,7 +6451,7 @@
             <w:noProof/>
             <w:webHidden/>
           </w:rPr>
-          <w:instrText xml:space="preserve"> PAGEREF _Toc242310166 \h </w:instrText>
+          <w:instrText xml:space="preserve"> PAGEREF _Toc242474229 \h </w:instrText>
         </w:r>
         <w:r>
           <w:rPr>
@@ -6471,7 +6471,7 @@
             <w:noProof/>
             <w:webHidden/>
           </w:rPr>
-          <w:t>39</w:t>
+          <w:t>41</w:t>
         </w:r>
         <w:r>
           <w:rPr>
@@ -6500,7 +6500,7 @@
           <w14:ligatures w14:val="standardContextual"/>
         </w:rPr>
       </w:pPr>
-      <w:hyperlink w:anchor="_Toc242310167" w:history="1">
+      <w:hyperlink w:anchor="_Toc242474230" w:history="1">
         <w:r>
           <w:rPr>
             <w:rStyle w:val="aff1"/>
@@ -6527,7 +6527,7 @@
             <w:noProof/>
             <w:webHidden/>
           </w:rPr>
-          <w:instrText xml:space="preserve"> PAGEREF _Toc242310167 \h </w:instrText>
+          <w:instrText xml:space="preserve"> PAGEREF _Toc242474230 \h </w:instrText>
         </w:r>
         <w:r>
           <w:rPr>
@@ -6547,7 +6547,7 @@
             <w:noProof/>
             <w:webHidden/>
           </w:rPr>
-          <w:t>40</w:t>
+          <w:t>41</w:t>
         </w:r>
         <w:r>
           <w:rPr>
@@ -6576,7 +6576,7 @@
           <w14:ligatures w14:val="standardContextual"/>
         </w:rPr>
       </w:pPr>
-      <w:hyperlink w:anchor="_Toc242310168" w:history="1">
+      <w:hyperlink w:anchor="_Toc242474231" w:history="1">
         <w:r>
           <w:rPr>
             <w:rStyle w:val="aff1"/>
@@ -6603,7 +6603,7 @@
             <w:noProof/>
             <w:webHidden/>
           </w:rPr>
-          <w:instrText xml:space="preserve"> PAGEREF _Toc242310168 \h </w:instrText>
+          <w:instrText xml:space="preserve"> PAGEREF _Toc242474231 \h </w:instrText>
         </w:r>
         <w:r>
           <w:rPr>
@@ -6623,7 +6623,7 @@
             <w:noProof/>
             <w:webHidden/>
           </w:rPr>
-          <w:t>40</w:t>
+          <w:t>41</w:t>
         </w:r>
         <w:r>
           <w:rPr>
@@ -6652,7 +6652,7 @@
           <w14:ligatures w14:val="standardContextual"/>
         </w:rPr>
       </w:pPr>
-      <w:hyperlink w:anchor="_Toc242310169" w:history="1">
+      <w:hyperlink w:anchor="_Toc242474232" w:history="1">
         <w:r>
           <w:rPr>
             <w:rStyle w:val="aff1"/>
@@ -6679,7 +6679,7 @@
             <w:noProof/>
             <w:webHidden/>
           </w:rPr>
-          <w:instrText xml:space="preserve"> PAGEREF _Toc242310169 \h </w:instrText>
+          <w:instrText xml:space="preserve"> PAGEREF _Toc242474232 \h </w:instrText>
         </w:r>
         <w:r>
           <w:rPr>
@@ -6699,7 +6699,7 @@
             <w:noProof/>
             <w:webHidden/>
           </w:rPr>
-          <w:t>40</w:t>
+          <w:t>41</w:t>
         </w:r>
         <w:r>
           <w:rPr>
@@ -6728,7 +6728,7 @@
           <w14:ligatures w14:val="standardContextual"/>
         </w:rPr>
       </w:pPr>
-      <w:hyperlink w:anchor="_Toc242310170" w:history="1">
+      <w:hyperlink w:anchor="_Toc242474233" w:history="1">
         <w:r>
           <w:rPr>
             <w:rStyle w:val="aff1"/>
@@ -6755,7 +6755,7 @@
             <w:noProof/>
             <w:webHidden/>
           </w:rPr>
-          <w:instrText xml:space="preserve"> PAGEREF _Toc242310170 \h </w:instrText>
+          <w:instrText xml:space="preserve"> PAGEREF _Toc242474233 \h </w:instrText>
         </w:r>
         <w:r>
           <w:rPr>
@@ -6775,7 +6775,7 @@
             <w:noProof/>
             <w:webHidden/>
           </w:rPr>
-          <w:t>41</w:t>
+          <w:t>42</w:t>
         </w:r>
         <w:r>
           <w:rPr>
@@ -6804,7 +6804,7 @@
           <w14:ligatures w14:val="standardContextual"/>
         </w:rPr>
       </w:pPr>
-      <w:hyperlink w:anchor="_Toc242310171" w:history="1">
+      <w:hyperlink w:anchor="_Toc242474234" w:history="1">
         <w:r>
           <w:rPr>
             <w:rStyle w:val="aff1"/>
@@ -6831,7 +6831,7 @@
             <w:noProof/>
             <w:webHidden/>
           </w:rPr>
-          <w:instrText xml:space="preserve"> PAGEREF _Toc242310171 \h </w:instrText>
+          <w:instrText xml:space="preserve"> PAGEREF _Toc242474234 \h </w:instrText>
         </w:r>
         <w:r>
           <w:rPr>
@@ -6851,7 +6851,7 @@
             <w:noProof/>
             <w:webHidden/>
           </w:rPr>
-          <w:t>41</w:t>
+          <w:t>42</w:t>
         </w:r>
         <w:r>
           <w:rPr>
@@ -6880,7 +6880,7 @@
           <w14:ligatures w14:val="standardContextual"/>
         </w:rPr>
       </w:pPr>
-      <w:hyperlink w:anchor="_Toc242310172" w:history="1">
+      <w:hyperlink w:anchor="_Toc242474235" w:history="1">
         <w:r>
           <w:rPr>
             <w:rStyle w:val="aff1"/>
@@ -6907,7 +6907,7 @@
             <w:noProof/>
             <w:webHidden/>
           </w:rPr>
-          <w:instrText xml:space="preserve"> PAGEREF _Toc242310172 \h </w:instrText>
+          <w:instrText xml:space="preserve"> PAGEREF _Toc242474235 \h </w:instrText>
         </w:r>
         <w:r>
           <w:rPr>
@@ -6927,7 +6927,7 @@
             <w:noProof/>
             <w:webHidden/>
           </w:rPr>
-          <w:t>41</w:t>
+          <w:t>42</w:t>
         </w:r>
         <w:r>
           <w:rPr>
@@ -6956,7 +6956,7 @@
           <w14:ligatures w14:val="standardContextual"/>
         </w:rPr>
       </w:pPr>
-      <w:hyperlink w:anchor="_Toc242310173" w:history="1">
+      <w:hyperlink w:anchor="_Toc242474236" w:history="1">
         <w:r>
           <w:rPr>
             <w:rStyle w:val="aff1"/>
@@ -6983,7 +6983,7 @@
             <w:noProof/>
             <w:webHidden/>
           </w:rPr>
-          <w:instrText xml:space="preserve"> PAGEREF _Toc242310173 \h </w:instrText>
+          <w:instrText xml:space="preserve"> PAGEREF _Toc242474236 \h </w:instrText>
         </w:r>
         <w:r>
           <w:rPr>
@@ -7003,7 +7003,7 @@
             <w:noProof/>
             <w:webHidden/>
           </w:rPr>
-          <w:t>41</w:t>
+          <w:t>43</w:t>
         </w:r>
         <w:r>
           <w:rPr>
@@ -7032,7 +7032,7 @@
           <w14:ligatures w14:val="standardContextual"/>
         </w:rPr>
       </w:pPr>
-      <w:hyperlink w:anchor="_Toc242310174" w:history="1">
+      <w:hyperlink w:anchor="_Toc242474237" w:history="1">
         <w:r>
           <w:rPr>
             <w:rStyle w:val="aff1"/>
@@ -7059,7 +7059,7 @@
             <w:noProof/>
             <w:webHidden/>
           </w:rPr>
-          <w:instrText xml:space="preserve"> PAGEREF _Toc242310174 \h </w:instrText>
+          <w:instrText xml:space="preserve"> PAGEREF _Toc242474237 \h </w:instrText>
         </w:r>
         <w:r>
           <w:rPr>
@@ -7079,7 +7079,7 @@
             <w:noProof/>
             <w:webHidden/>
           </w:rPr>
-          <w:t>42</w:t>
+          <w:t>43</w:t>
         </w:r>
         <w:r>
           <w:rPr>
@@ -7108,7 +7108,7 @@
           <w14:ligatures w14:val="standardContextual"/>
         </w:rPr>
       </w:pPr>
-      <w:hyperlink w:anchor="_Toc242310175" w:history="1">
+      <w:hyperlink w:anchor="_Toc242474238" w:history="1">
         <w:r>
           <w:rPr>
             <w:rStyle w:val="aff1"/>
@@ -7135,7 +7135,7 @@
             <w:noProof/>
             <w:webHidden/>
           </w:rPr>
-          <w:instrText xml:space="preserve"> PAGEREF _Toc242310175 \h </w:instrText>
+          <w:instrText xml:space="preserve"> PAGEREF _Toc242474238 \h </w:instrText>
         </w:r>
         <w:r>
           <w:rPr>
@@ -7155,7 +7155,7 @@
             <w:noProof/>
             <w:webHidden/>
           </w:rPr>
-          <w:t>42</w:t>
+          <w:t>43</w:t>
         </w:r>
         <w:r>
           <w:rPr>
@@ -7184,7 +7184,7 @@
           <w14:ligatures w14:val="standardContextual"/>
         </w:rPr>
       </w:pPr>
-      <w:hyperlink w:anchor="_Toc242310176" w:history="1">
+      <w:hyperlink w:anchor="_Toc242474239" w:history="1">
         <w:r>
           <w:rPr>
             <w:rStyle w:val="aff1"/>
@@ -7211,7 +7211,7 @@
             <w:noProof/>
             <w:webHidden/>
           </w:rPr>
-          <w:instrText xml:space="preserve"> PAGEREF _Toc242310176 \h </w:instrText>
+          <w:instrText xml:space="preserve"> PAGEREF _Toc242474239 \h </w:instrText>
         </w:r>
         <w:r>
           <w:rPr>
@@ -7231,7 +7231,7 @@
             <w:noProof/>
             <w:webHidden/>
           </w:rPr>
-          <w:t>42</w:t>
+          <w:t>43</w:t>
         </w:r>
         <w:r>
           <w:rPr>
@@ -7260,7 +7260,7 @@
           <w14:ligatures w14:val="standardContextual"/>
         </w:rPr>
       </w:pPr>
-      <w:hyperlink w:anchor="_Toc242310177" w:history="1">
+      <w:hyperlink w:anchor="_Toc242474240" w:history="1">
         <w:r>
           <w:rPr>
             <w:rStyle w:val="aff1"/>
@@ -7287,7 +7287,7 @@
             <w:noProof/>
             <w:webHidden/>
           </w:rPr>
-          <w:instrText xml:space="preserve"> PAGEREF _Toc242310177 \h </w:instrText>
+          <w:instrText xml:space="preserve"> PAGEREF _Toc242474240 \h </w:instrText>
         </w:r>
         <w:r>
           <w:rPr>
@@ -7307,7 +7307,7 @@
             <w:noProof/>
             <w:webHidden/>
           </w:rPr>
-          <w:t>42</w:t>
+          <w:t>43</w:t>
         </w:r>
         <w:r>
           <w:rPr>
@@ -7336,7 +7336,7 @@
           <w14:ligatures w14:val="standardContextual"/>
         </w:rPr>
       </w:pPr>
-      <w:hyperlink w:anchor="_Toc242310178" w:history="1">
+      <w:hyperlink w:anchor="_Toc242474241" w:history="1">
         <w:r>
           <w:rPr>
             <w:rStyle w:val="aff1"/>
@@ -7363,7 +7363,7 @@
             <w:noProof/>
             <w:webHidden/>
           </w:rPr>
-          <w:instrText xml:space="preserve"> PAGEREF _Toc242310178 \h </w:instrText>
+          <w:instrText xml:space="preserve"> PAGEREF _Toc242474241 \h </w:instrText>
         </w:r>
         <w:r>
           <w:rPr>
@@ -7383,7 +7383,7 @@
             <w:noProof/>
             <w:webHidden/>
           </w:rPr>
-          <w:t>42</w:t>
+          <w:t>43</w:t>
         </w:r>
         <w:r>
           <w:rPr>
@@ -7412,7 +7412,7 @@
           <w14:ligatures w14:val="standardContextual"/>
         </w:rPr>
       </w:pPr>
-      <w:hyperlink w:anchor="_Toc242310179" w:history="1">
+      <w:hyperlink w:anchor="_Toc242474242" w:history="1">
         <w:r>
           <w:rPr>
             <w:rStyle w:val="aff1"/>
@@ -7439,7 +7439,7 @@
             <w:noProof/>
             <w:webHidden/>
           </w:rPr>
-          <w:instrText xml:space="preserve"> PAGEREF _Toc242310179 \h </w:instrText>
+          <w:instrText xml:space="preserve"> PAGEREF _Toc242474242 \h </w:instrText>
         </w:r>
         <w:r>
           <w:rPr>
@@ -7459,7 +7459,7 @@
             <w:noProof/>
             <w:webHidden/>
           </w:rPr>
-          <w:t>43</w:t>
+          <w:t>44</w:t>
         </w:r>
         <w:r>
           <w:rPr>
@@ -7488,7 +7488,7 @@
           <w14:ligatures w14:val="standardContextual"/>
         </w:rPr>
       </w:pPr>
-      <w:hyperlink w:anchor="_Toc242310180" w:history="1">
+      <w:hyperlink w:anchor="_Toc242474243" w:history="1">
         <w:r>
           <w:rPr>
             <w:rStyle w:val="aff1"/>
@@ -7515,7 +7515,7 @@
             <w:noProof/>
             <w:webHidden/>
           </w:rPr>
-          <w:instrText xml:space="preserve"> PAGEREF _Toc242310180 \h </w:instrText>
+          <w:instrText xml:space="preserve"> PAGEREF _Toc242474243 \h </w:instrText>
         </w:r>
         <w:r>
           <w:rPr>
@@ -7535,7 +7535,7 @@
             <w:noProof/>
             <w:webHidden/>
           </w:rPr>
-          <w:t>43</w:t>
+          <w:t>44</w:t>
         </w:r>
         <w:r>
           <w:rPr>
@@ -7564,7 +7564,7 @@
           <w14:ligatures w14:val="standardContextual"/>
         </w:rPr>
       </w:pPr>
-      <w:hyperlink w:anchor="_Toc242310181" w:history="1">
+      <w:hyperlink w:anchor="_Toc242474244" w:history="1">
         <w:r>
           <w:rPr>
             <w:rStyle w:val="aff1"/>
@@ -7591,7 +7591,7 @@
             <w:noProof/>
             <w:webHidden/>
           </w:rPr>
-          <w:instrText xml:space="preserve"> PAGEREF _Toc242310181 \h </w:instrText>
+          <w:instrText xml:space="preserve"> PAGEREF _Toc242474244 \h </w:instrText>
         </w:r>
         <w:r>
           <w:rPr>
@@ -7611,7 +7611,7 @@
             <w:noProof/>
             <w:webHidden/>
           </w:rPr>
-          <w:t>44</w:t>
+          <w:t>45</w:t>
         </w:r>
         <w:r>
           <w:rPr>
@@ -7640,7 +7640,7 @@
           <w14:ligatures w14:val="standardContextual"/>
         </w:rPr>
       </w:pPr>
-      <w:hyperlink w:anchor="_Toc242310182" w:history="1">
+      <w:hyperlink w:anchor="_Toc242474245" w:history="1">
         <w:r>
           <w:rPr>
             <w:rStyle w:val="aff1"/>
@@ -7667,7 +7667,7 @@
             <w:noProof/>
             <w:webHidden/>
           </w:rPr>
-          <w:instrText xml:space="preserve"> PAGEREF _Toc242310182 \h </w:instrText>
+          <w:instrText xml:space="preserve"> PAGEREF _Toc242474245 \h </w:instrText>
         </w:r>
         <w:r>
           <w:rPr>
@@ -7687,7 +7687,7 @@
             <w:noProof/>
             <w:webHidden/>
           </w:rPr>
-          <w:t>44</w:t>
+          <w:t>45</w:t>
         </w:r>
         <w:r>
           <w:rPr>
@@ -7716,7 +7716,7 @@
           <w14:ligatures w14:val="standardContextual"/>
         </w:rPr>
       </w:pPr>
-      <w:hyperlink w:anchor="_Toc242310183" w:history="1">
+      <w:hyperlink w:anchor="_Toc242474246" w:history="1">
         <w:r>
           <w:rPr>
             <w:rStyle w:val="aff1"/>
@@ -7743,7 +7743,7 @@
             <w:noProof/>
             <w:webHidden/>
           </w:rPr>
-          <w:instrText xml:space="preserve"> PAGEREF _Toc242310183 \h </w:instrText>
+          <w:instrText xml:space="preserve"> PAGEREF _Toc242474246 \h </w:instrText>
         </w:r>
         <w:r>
           <w:rPr>
@@ -7763,7 +7763,7 @@
             <w:noProof/>
             <w:webHidden/>
           </w:rPr>
-          <w:t>44</w:t>
+          <w:t>45</w:t>
         </w:r>
         <w:r>
           <w:rPr>
@@ -7792,7 +7792,7 @@
           <w14:ligatures w14:val="standardContextual"/>
         </w:rPr>
       </w:pPr>
-      <w:hyperlink w:anchor="_Toc242310184" w:history="1">
+      <w:hyperlink w:anchor="_Toc242474247" w:history="1">
         <w:r>
           <w:rPr>
             <w:rStyle w:val="aff1"/>
@@ -7819,7 +7819,7 @@
             <w:noProof/>
             <w:webHidden/>
           </w:rPr>
-          <w:instrText xml:space="preserve"> PAGEREF _Toc242310184 \h </w:instrText>
+          <w:instrText xml:space="preserve"> PAGEREF _Toc242474247 \h </w:instrText>
         </w:r>
         <w:r>
           <w:rPr>
@@ -7839,7 +7839,7 @@
             <w:noProof/>
             <w:webHidden/>
           </w:rPr>
-          <w:t>45</w:t>
+          <w:t>46</w:t>
         </w:r>
         <w:r>
           <w:rPr>
@@ -7868,7 +7868,7 @@
           <w14:ligatures w14:val="standardContextual"/>
         </w:rPr>
       </w:pPr>
-      <w:hyperlink w:anchor="_Toc242310185" w:history="1">
+      <w:hyperlink w:anchor="_Toc242474248" w:history="1">
         <w:r>
           <w:rPr>
             <w:rStyle w:val="aff1"/>
@@ -7895,7 +7895,7 @@
             <w:noProof/>
             <w:webHidden/>
           </w:rPr>
-          <w:instrText xml:space="preserve"> PAGEREF _Toc242310185 \h </w:instrText>
+          <w:instrText xml:space="preserve"> PAGEREF _Toc242474248 \h </w:instrText>
         </w:r>
         <w:r>
           <w:rPr>
@@ -7915,7 +7915,7 @@
             <w:noProof/>
             <w:webHidden/>
           </w:rPr>
-          <w:t>45</w:t>
+          <w:t>46</w:t>
         </w:r>
         <w:r>
           <w:rPr>
@@ -7944,7 +7944,7 @@
           <w14:ligatures w14:val="standardContextual"/>
         </w:rPr>
       </w:pPr>
-      <w:hyperlink w:anchor="_Toc242310186" w:history="1">
+      <w:hyperlink w:anchor="_Toc242474249" w:history="1">
         <w:r>
           <w:rPr>
             <w:rStyle w:val="aff1"/>
@@ -7971,7 +7971,7 @@
             <w:noProof/>
             <w:webHidden/>
           </w:rPr>
-          <w:instrText xml:space="preserve"> PAGEREF _Toc242310186 \h </w:instrText>
+          <w:instrText xml:space="preserve"> PAGEREF _Toc242474249 \h </w:instrText>
         </w:r>
         <w:r>
           <w:rPr>
@@ -7991,7 +7991,7 @@
             <w:noProof/>
             <w:webHidden/>
           </w:rPr>
-          <w:t>45</w:t>
+          <w:t>47</w:t>
         </w:r>
         <w:r>
           <w:rPr>
@@ -8020,7 +8020,7 @@
           <w14:ligatures w14:val="standardContextual"/>
         </w:rPr>
       </w:pPr>
-      <w:hyperlink w:anchor="_Toc242310187" w:history="1">
+      <w:hyperlink w:anchor="_Toc242474250" w:history="1">
         <w:r>
           <w:rPr>
             <w:rStyle w:val="aff1"/>
@@ -8047,7 +8047,7 @@
             <w:noProof/>
             <w:webHidden/>
           </w:rPr>
-          <w:instrText xml:space="preserve"> PAGEREF _Toc242310187 \h </w:instrText>
+          <w:instrText xml:space="preserve"> PAGEREF _Toc242474250 \h </w:instrText>
         </w:r>
         <w:r>
           <w:rPr>
@@ -8067,7 +8067,7 @@
             <w:noProof/>
             <w:webHidden/>
           </w:rPr>
-          <w:t>46</w:t>
+          <w:t>47</w:t>
         </w:r>
         <w:r>
           <w:rPr>
@@ -8096,7 +8096,7 @@
           <w14:ligatures w14:val="standardContextual"/>
         </w:rPr>
       </w:pPr>
-      <w:hyperlink w:anchor="_Toc242310188" w:history="1">
+      <w:hyperlink w:anchor="_Toc242474251" w:history="1">
         <w:r>
           <w:rPr>
             <w:rStyle w:val="aff1"/>
@@ -8123,7 +8123,7 @@
             <w:noProof/>
             <w:webHidden/>
           </w:rPr>
-          <w:instrText xml:space="preserve"> PAGEREF _Toc242310188 \h </w:instrText>
+          <w:instrText xml:space="preserve"> PAGEREF _Toc242474251 \h </w:instrText>
         </w:r>
         <w:r>
           <w:rPr>
@@ -8143,7 +8143,7 @@
             <w:noProof/>
             <w:webHidden/>
           </w:rPr>
-          <w:t>46</w:t>
+          <w:t>48</w:t>
         </w:r>
         <w:r>
           <w:rPr>
@@ -8172,7 +8172,7 @@
           <w14:ligatures w14:val="standardContextual"/>
         </w:rPr>
       </w:pPr>
-      <w:hyperlink w:anchor="_Toc242310189" w:history="1">
+      <w:hyperlink w:anchor="_Toc242474252" w:history="1">
         <w:r>
           <w:rPr>
             <w:rStyle w:val="aff1"/>
@@ -8199,7 +8199,7 @@
             <w:noProof/>
             <w:webHidden/>
           </w:rPr>
-          <w:instrText xml:space="preserve"> PAGEREF _Toc242310189 \h </w:instrText>
+          <w:instrText xml:space="preserve"> PAGEREF _Toc242474252 \h </w:instrText>
         </w:r>
         <w:r>
           <w:rPr>
@@ -8219,7 +8219,7 @@
             <w:noProof/>
             <w:webHidden/>
           </w:rPr>
-          <w:t>47</w:t>
+          <w:t>48</w:t>
         </w:r>
         <w:r>
           <w:rPr>
@@ -8248,7 +8248,7 @@
           <w14:ligatures w14:val="standardContextual"/>
         </w:rPr>
       </w:pPr>
-      <w:hyperlink w:anchor="_Toc242310190" w:history="1">
+      <w:hyperlink w:anchor="_Toc242474253" w:history="1">
         <w:r>
           <w:rPr>
             <w:rStyle w:val="aff1"/>
@@ -8275,7 +8275,7 @@
             <w:noProof/>
             <w:webHidden/>
           </w:rPr>
-          <w:instrText xml:space="preserve"> PAGEREF _Toc242310190 \h </w:instrText>
+          <w:instrText xml:space="preserve"> PAGEREF _Toc242474253 \h </w:instrText>
         </w:r>
         <w:r>
           <w:rPr>
@@ -8295,7 +8295,7 @@
             <w:noProof/>
             <w:webHidden/>
           </w:rPr>
-          <w:t>47</w:t>
+          <w:t>48</w:t>
         </w:r>
         <w:r>
           <w:rPr>
@@ -8324,7 +8324,7 @@
           <w14:ligatures w14:val="standardContextual"/>
         </w:rPr>
       </w:pPr>
-      <w:hyperlink w:anchor="_Toc242310191" w:history="1">
+      <w:hyperlink w:anchor="_Toc242474254" w:history="1">
         <w:r>
           <w:rPr>
             <w:rStyle w:val="aff1"/>
@@ -8351,7 +8351,7 @@
             <w:noProof/>
             <w:webHidden/>
           </w:rPr>
-          <w:instrText xml:space="preserve"> PAGEREF _Toc242310191 \h </w:instrText>
+          <w:instrText xml:space="preserve"> PAGEREF _Toc242474254 \h </w:instrText>
         </w:r>
         <w:r>
           <w:rPr>
@@ -8371,7 +8371,7 @@
             <w:noProof/>
             <w:webHidden/>
           </w:rPr>
-          <w:t>51</w:t>
+          <w:t>52</w:t>
         </w:r>
         <w:r>
           <w:rPr>
@@ -8400,7 +8400,7 @@
           <w14:ligatures w14:val="standardContextual"/>
         </w:rPr>
       </w:pPr>
-      <w:hyperlink w:anchor="_Toc242310192" w:history="1">
+      <w:hyperlink w:anchor="_Toc242474255" w:history="1">
         <w:r>
           <w:rPr>
             <w:rStyle w:val="aff1"/>
@@ -8427,7 +8427,7 @@
             <w:noProof/>
             <w:webHidden/>
           </w:rPr>
-          <w:instrText xml:space="preserve"> PAGEREF _Toc242310192 \h </w:instrText>
+          <w:instrText xml:space="preserve"> PAGEREF _Toc242474255 \h </w:instrText>
         </w:r>
         <w:r>
           <w:rPr>
@@ -8447,7 +8447,7 @@
             <w:noProof/>
             <w:webHidden/>
           </w:rPr>
-          <w:t>51</w:t>
+          <w:t>53</w:t>
         </w:r>
         <w:r>
           <w:rPr>
@@ -8476,7 +8476,7 @@
           <w14:ligatures w14:val="standardContextual"/>
         </w:rPr>
       </w:pPr>
-      <w:hyperlink w:anchor="_Toc242310193" w:history="1">
+      <w:hyperlink w:anchor="_Toc242474256" w:history="1">
         <w:r>
           <w:rPr>
             <w:rStyle w:val="aff1"/>
@@ -8503,7 +8503,7 @@
             <w:noProof/>
             <w:webHidden/>
           </w:rPr>
-          <w:instrText xml:space="preserve"> PAGEREF _Toc242310193 \h </w:instrText>
+          <w:instrText xml:space="preserve"> PAGEREF _Toc242474256 \h </w:instrText>
         </w:r>
         <w:r>
           <w:rPr>
@@ -8523,7 +8523,7 @@
             <w:noProof/>
             <w:webHidden/>
           </w:rPr>
-          <w:t>52</w:t>
+          <w:t>53</w:t>
         </w:r>
         <w:r>
           <w:rPr>
@@ -8552,7 +8552,7 @@
           <w14:ligatures w14:val="standardContextual"/>
         </w:rPr>
       </w:pPr>
-      <w:hyperlink w:anchor="_Toc242310194" w:history="1">
+      <w:hyperlink w:anchor="_Toc242474257" w:history="1">
         <w:r>
           <w:rPr>
             <w:rStyle w:val="aff1"/>
@@ -8579,7 +8579,7 @@
             <w:noProof/>
             <w:webHidden/>
           </w:rPr>
-          <w:instrText xml:space="preserve"> PAGEREF _Toc242310194 \h </w:instrText>
+          <w:instrText xml:space="preserve"> PAGEREF _Toc242474257 \h </w:instrText>
         </w:r>
         <w:r>
           <w:rPr>
@@ -8599,7 +8599,7 @@
             <w:noProof/>
             <w:webHidden/>
           </w:rPr>
-          <w:t>52</w:t>
+          <w:t>53</w:t>
         </w:r>
         <w:r>
           <w:rPr>
@@ -8628,7 +8628,7 @@
           <w14:ligatures w14:val="standardContextual"/>
         </w:rPr>
       </w:pPr>
-      <w:hyperlink w:anchor="_Toc242310195" w:history="1">
+      <w:hyperlink w:anchor="_Toc242474258" w:history="1">
         <w:r>
           <w:rPr>
             <w:rStyle w:val="aff1"/>
@@ -8655,7 +8655,7 @@
             <w:noProof/>
             <w:webHidden/>
           </w:rPr>
-          <w:instrText xml:space="preserve"> PAGEREF _Toc242310195 \h </w:instrText>
+          <w:instrText xml:space="preserve"> PAGEREF _Toc242474258 \h </w:instrText>
         </w:r>
         <w:r>
           <w:rPr>
@@ -8675,7 +8675,7 @@
             <w:noProof/>
             <w:webHidden/>
           </w:rPr>
-          <w:t>55</w:t>
+          <w:t>56</w:t>
         </w:r>
         <w:r>
           <w:rPr>
@@ -8704,7 +8704,7 @@
           <w14:ligatures w14:val="standardContextual"/>
         </w:rPr>
       </w:pPr>
-      <w:hyperlink w:anchor="_Toc242310196" w:history="1">
+      <w:hyperlink w:anchor="_Toc242474259" w:history="1">
         <w:r>
           <w:rPr>
             <w:rStyle w:val="aff1"/>
@@ -8731,7 +8731,7 @@
             <w:noProof/>
             <w:webHidden/>
           </w:rPr>
-          <w:instrText xml:space="preserve"> PAGEREF _Toc242310196 \h </w:instrText>
+          <w:instrText xml:space="preserve"> PAGEREF _Toc242474259 \h </w:instrText>
         </w:r>
         <w:r>
           <w:rPr>
@@ -8751,7 +8751,7 @@
             <w:noProof/>
             <w:webHidden/>
           </w:rPr>
-          <w:t>55</w:t>
+          <w:t>56</w:t>
         </w:r>
         <w:r>
           <w:rPr>
@@ -8780,7 +8780,7 @@
           <w14:ligatures w14:val="standardContextual"/>
         </w:rPr>
       </w:pPr>
-      <w:hyperlink w:anchor="_Toc242310197" w:history="1">
+      <w:hyperlink w:anchor="_Toc242474260" w:history="1">
         <w:r>
           <w:rPr>
             <w:rStyle w:val="aff1"/>
@@ -8807,7 +8807,7 @@
             <w:noProof/>
             <w:webHidden/>
           </w:rPr>
-          <w:instrText xml:space="preserve"> PAGEREF _Toc242310197 \h </w:instrText>
+          <w:instrText xml:space="preserve"> PAGEREF _Toc242474260 \h </w:instrText>
         </w:r>
         <w:r>
           <w:rPr>
@@ -8827,7 +8827,7 @@
             <w:noProof/>
             <w:webHidden/>
           </w:rPr>
-          <w:t>56</w:t>
+          <w:t>57</w:t>
         </w:r>
         <w:r>
           <w:rPr>
@@ -8855,7 +8855,7 @@
           <w14:ligatures w14:val="standardContextual"/>
         </w:rPr>
       </w:pPr>
-      <w:hyperlink w:anchor="_Toc242310198" w:history="1">
+      <w:hyperlink w:anchor="_Toc242474261" w:history="1">
         <w:r>
           <w:rPr>
             <w:rStyle w:val="aff1"/>
@@ -8882,7 +8882,7 @@
             <w:noProof/>
             <w:webHidden/>
           </w:rPr>
-          <w:instrText xml:space="preserve"> PAGEREF _Toc242310198 \h </w:instrText>
+          <w:instrText xml:space="preserve"> PAGEREF _Toc242474261 \h </w:instrText>
         </w:r>
         <w:r>
           <w:rPr>
@@ -8902,7 +8902,7 @@
             <w:noProof/>
             <w:webHidden/>
           </w:rPr>
-          <w:t>57</w:t>
+          <w:t>58</w:t>
         </w:r>
         <w:r>
           <w:rPr>
@@ -8955,7 +8955,7 @@
           <w:numId w:val="10"/>
         </w:numPr>
       </w:pPr>
-      <w:bookmarkStart w:id="0" w:name="_Toc242310089"/>
+      <w:bookmarkStart w:id="0" w:name="_Toc242474152"/>
       <w:r>
         <w:lastRenderedPageBreak/>
         <w:t>기술</w:t>
@@ -8988,7 +8988,7 @@
           <w:numId w:val="10"/>
         </w:numPr>
       </w:pPr>
-      <w:bookmarkStart w:id="1" w:name="_Toc242310090"/>
+      <w:bookmarkStart w:id="1" w:name="_Toc242474153"/>
       <w:r>
         <w:t>Network Authority / Data</w:t>
       </w:r>
@@ -9002,7 +9002,7 @@
           <w:numId w:val="10"/>
         </w:numPr>
       </w:pPr>
-      <w:bookmarkStart w:id="2" w:name="_Toc242310091"/>
+      <w:bookmarkStart w:id="2" w:name="_Toc242474154"/>
       <w:r>
         <w:t>Authority Flow</w:t>
       </w:r>
@@ -9065,7 +9065,7 @@
           <w:numId w:val="10"/>
         </w:numPr>
       </w:pPr>
-      <w:bookmarkStart w:id="3" w:name="_Toc242310092"/>
+      <w:bookmarkStart w:id="3" w:name="_Toc242474155"/>
       <w:r>
         <w:t>Client Cannot Commit</w:t>
       </w:r>
@@ -9151,7 +9151,7 @@
           <w:numId w:val="10"/>
         </w:numPr>
       </w:pPr>
-      <w:bookmarkStart w:id="4" w:name="_Toc242310093"/>
+      <w:bookmarkStart w:id="4" w:name="_Toc242474156"/>
       <w:r>
         <w:t>Data Tables</w:t>
       </w:r>
@@ -9569,7 +9569,7 @@
           <w:numId w:val="10"/>
         </w:numPr>
       </w:pPr>
-      <w:bookmarkStart w:id="5" w:name="_Toc242310094"/>
+      <w:bookmarkStart w:id="5" w:name="_Toc242474157"/>
       <w:r>
         <w:t>W1~W3 Implementation Baseline</w:t>
       </w:r>
@@ -9583,7 +9583,7 @@
           <w:numId w:val="10"/>
         </w:numPr>
       </w:pPr>
-      <w:bookmarkStart w:id="6" w:name="_Toc242310095"/>
+      <w:bookmarkStart w:id="6" w:name="_Toc242474158"/>
       <w:r>
         <w:t>W1 — Core Multiplayer / Inventory</w:t>
       </w:r>
@@ -9884,7 +9884,7 @@
           <w:numId w:val="10"/>
         </w:numPr>
       </w:pPr>
-      <w:bookmarkStart w:id="7" w:name="_Toc242310096"/>
+      <w:bookmarkStart w:id="7" w:name="_Toc242474159"/>
       <w:r>
         <w:t>W2 — Blueprint / UI / Guard Shell</w:t>
       </w:r>
@@ -10290,7 +10290,7 @@
           <w:numId w:val="10"/>
         </w:numPr>
       </w:pPr>
-      <w:bookmarkStart w:id="8" w:name="_Toc242310097"/>
+      <w:bookmarkStart w:id="8" w:name="_Toc242474160"/>
       <w:r>
         <w:t>W3 Start Rule</w:t>
       </w:r>
@@ -10356,7 +10356,7 @@
           <w:numId w:val="10"/>
         </w:numPr>
       </w:pPr>
-      <w:bookmarkStart w:id="9" w:name="_Toc242310098"/>
+      <w:bookmarkStart w:id="9" w:name="_Toc242474161"/>
       <w:r>
         <w:t>Risk / Cut Rules</w:t>
       </w:r>
@@ -10734,7 +10734,7 @@
           <w:numId w:val="10"/>
         </w:numPr>
       </w:pPr>
-      <w:bookmarkStart w:id="10" w:name="_Toc242310099"/>
+      <w:bookmarkStart w:id="10" w:name="_Toc242474162"/>
       <w:r>
         <w:lastRenderedPageBreak/>
         <w:t>Automatic Cut Order</w:t>
@@ -10862,7 +10862,7 @@
           <w:numId w:val="10"/>
         </w:numPr>
       </w:pPr>
-      <w:bookmarkStart w:id="11" w:name="_Toc242310100"/>
+      <w:bookmarkStart w:id="11" w:name="_Toc242474163"/>
       <w:r>
         <w:lastRenderedPageBreak/>
         <w:t>런타임</w:t>
@@ -10883,7 +10883,7 @@
           <w:numId w:val="10"/>
         </w:numPr>
       </w:pPr>
-      <w:bookmarkStart w:id="12" w:name="_Toc242310101"/>
+      <w:bookmarkStart w:id="12" w:name="_Toc242474164"/>
       <w:r>
         <w:t>구현</w:t>
       </w:r>
@@ -10909,7 +10909,7 @@
           <w:numId w:val="10"/>
         </w:numPr>
       </w:pPr>
-      <w:bookmarkStart w:id="13" w:name="_Toc242310102"/>
+      <w:bookmarkStart w:id="13" w:name="_Toc242474165"/>
       <w:r>
         <w:t>재사용</w:t>
       </w:r>
@@ -11567,7 +11567,7 @@
           <w:numId w:val="10"/>
         </w:numPr>
       </w:pPr>
-      <w:bookmarkStart w:id="14" w:name="_Toc242310103"/>
+      <w:bookmarkStart w:id="14" w:name="_Toc242474166"/>
       <w:r>
         <w:t xml:space="preserve">Legacy </w:t>
       </w:r>
@@ -12106,7 +12106,7 @@
           <w:numId w:val="10"/>
         </w:numPr>
       </w:pPr>
-      <w:bookmarkStart w:id="15" w:name="_Toc242310104"/>
+      <w:bookmarkStart w:id="15" w:name="_Toc242474167"/>
       <w:r>
         <w:t>캐릭터</w:t>
       </w:r>
@@ -12144,7 +12144,7 @@
           <w:numId w:val="10"/>
         </w:numPr>
       </w:pPr>
-      <w:bookmarkStart w:id="16" w:name="_Toc242310105"/>
+      <w:bookmarkStart w:id="16" w:name="_Toc242474168"/>
       <w:r>
         <w:t>기본</w:t>
       </w:r>
@@ -12940,7 +12940,7 @@
           <w:numId w:val="10"/>
         </w:numPr>
       </w:pPr>
-      <w:bookmarkStart w:id="17" w:name="_Toc242310106"/>
+      <w:bookmarkStart w:id="17" w:name="_Toc242474169"/>
       <w:r>
         <w:t>1</w:t>
       </w:r>
@@ -13017,7 +13017,7 @@
           <w:numId w:val="10"/>
         </w:numPr>
       </w:pPr>
-      <w:bookmarkStart w:id="18" w:name="_Toc242310107"/>
+      <w:bookmarkStart w:id="18" w:name="_Toc242474170"/>
       <w:r>
         <w:lastRenderedPageBreak/>
         <w:t>커스터마이징</w:t>
@@ -14295,7 +14295,7 @@
           <w:numId w:val="10"/>
         </w:numPr>
       </w:pPr>
-      <w:bookmarkStart w:id="19" w:name="_Toc242310108"/>
+      <w:bookmarkStart w:id="19" w:name="_Toc242474171"/>
       <w:r>
         <w:t xml:space="preserve">Grid Inventory, Loose Loot </w:t>
       </w:r>
@@ -14318,7 +14318,7 @@
           <w:numId w:val="10"/>
         </w:numPr>
       </w:pPr>
-      <w:bookmarkStart w:id="20" w:name="_Toc242310109"/>
+      <w:bookmarkStart w:id="20" w:name="_Toc242474172"/>
       <w:r>
         <w:t xml:space="preserve">Grid Inventory </w:t>
       </w:r>
@@ -14401,7 +14401,7 @@
           <w:numId w:val="10"/>
         </w:numPr>
       </w:pPr>
-      <w:bookmarkStart w:id="21" w:name="_Toc242310110"/>
+      <w:bookmarkStart w:id="21" w:name="_Toc242474173"/>
       <w:r>
         <w:t xml:space="preserve">Loose Loot </w:t>
       </w:r>
@@ -15402,7 +15402,7 @@
           <w:numId w:val="10"/>
         </w:numPr>
       </w:pPr>
-      <w:bookmarkStart w:id="22" w:name="_Toc242310111"/>
+      <w:bookmarkStart w:id="22" w:name="_Toc242474174"/>
       <w:r>
         <w:t>무게</w:t>
       </w:r>
@@ -15479,7 +15479,7 @@
           <w:numId w:val="10"/>
         </w:numPr>
       </w:pPr>
-      <w:bookmarkStart w:id="23" w:name="_Toc242310112"/>
+      <w:bookmarkStart w:id="23" w:name="_Toc242474175"/>
       <w:r>
         <w:lastRenderedPageBreak/>
         <w:t>QuickSlot</w:t>
@@ -15746,7 +15746,7 @@
           <w:numId w:val="10"/>
         </w:numPr>
       </w:pPr>
-      <w:bookmarkStart w:id="24" w:name="_Toc242310113"/>
+      <w:bookmarkStart w:id="24" w:name="_Toc242474176"/>
       <w:r>
         <w:t xml:space="preserve">First-Person </w:t>
       </w:r>
@@ -15784,7 +15784,7 @@
           <w:numId w:val="10"/>
         </w:numPr>
       </w:pPr>
-      <w:bookmarkStart w:id="25" w:name="_Toc242310114"/>
+      <w:bookmarkStart w:id="25" w:name="_Toc242474177"/>
       <w:r>
         <w:t>손전등</w:t>
       </w:r>
@@ -16211,7 +16211,7 @@
           <w:numId w:val="10"/>
         </w:numPr>
       </w:pPr>
-      <w:bookmarkStart w:id="26" w:name="_Toc242310115"/>
+      <w:bookmarkStart w:id="26" w:name="_Toc242474178"/>
       <w:r>
         <w:lastRenderedPageBreak/>
         <w:t>Noise Level</w:t>
@@ -16864,7 +16864,7 @@
           <w:numId w:val="10"/>
         </w:numPr>
       </w:pPr>
-      <w:bookmarkStart w:id="27" w:name="_Toc242310116"/>
+      <w:bookmarkStart w:id="27" w:name="_Toc242474179"/>
       <w:r>
         <w:t xml:space="preserve">Guard SoundPing </w:t>
       </w:r>
@@ -17187,7 +17187,7 @@
           <w:numId w:val="10"/>
         </w:numPr>
       </w:pPr>
-      <w:bookmarkStart w:id="28" w:name="_Toc242310117"/>
+      <w:bookmarkStart w:id="28" w:name="_Toc242474180"/>
       <w:r>
         <w:t xml:space="preserve">Guard PvE AI </w:t>
       </w:r>
@@ -17204,7 +17204,7 @@
           <w:numId w:val="10"/>
         </w:numPr>
       </w:pPr>
-      <w:bookmarkStart w:id="29" w:name="_Toc242310118"/>
+      <w:bookmarkStart w:id="29" w:name="_Toc242474181"/>
       <w:r>
         <w:t>기본</w:t>
       </w:r>
@@ -17748,7 +17748,7 @@
           <w:numId w:val="10"/>
         </w:numPr>
       </w:pPr>
-      <w:bookmarkStart w:id="30" w:name="_Toc242310119"/>
+      <w:bookmarkStart w:id="30" w:name="_Toc242474182"/>
       <w:r>
         <w:t>상태</w:t>
       </w:r>
@@ -18428,7 +18428,7 @@
           <w:numId w:val="10"/>
         </w:numPr>
       </w:pPr>
-      <w:bookmarkStart w:id="31" w:name="_Toc242310120"/>
+      <w:bookmarkStart w:id="31" w:name="_Toc242474183"/>
       <w:r>
         <w:t>InspectExhibit</w:t>
       </w:r>
@@ -18490,7 +18490,7 @@
           <w:numId w:val="10"/>
         </w:numPr>
       </w:pPr>
-      <w:bookmarkStart w:id="32" w:name="_Toc242310121"/>
+      <w:bookmarkStart w:id="32" w:name="_Toc242474184"/>
       <w:r>
         <w:t>CCTV</w:t>
       </w:r>
@@ -18508,11 +18508,27 @@
       </w:r>
       <w:r>
         <w:lastRenderedPageBreak/>
-        <w:t xml:space="preserve">AttenuationRadius/OuterConeAngle에 적용한다. 방향은 같은 Sweep을 사용하고 그림자를 활성화한다. 복제된 DetectionProgressByte를 색상 보간에 사용하며 새 ConfirmedDetectionRevision은 0.75초 붉은색 표시를 만든다. 색상·강도는 Presentation이고 감지 결과를 변경하지 않는다. 빛은 거리·표면·차폐에 따라 감쇠하므로 조명 외곽은 별도 판정 경계가 아니다. 배치별 DetectionRange·DetectionHalfAngleDegrees·SweepHalfAngleDegrees·SweepPeriodSeconds는 승인된 보안 배치값을 사용한다. 저장·재로드와 Runtime에서 SensorOrigin의 감지 방향과 조명 방향, 거리·반각의 일치를 검증하며 기존 서버 감지·복제 계약은 유지한다.</w:t>
+        <w:t>AttenuationRadius/OuterConeAngle에 적용한다. 방향은 같은 Sweep을 사용하고 그림자를 활성화한다. 복제된 DetectionProgressByte를 색상 보간에 사용하며 새 ConfirmedDetectionRevision은 0.75초 붉은색 표시를 만든다. 색상·강도는 Presentation이고 감지 결과를 변경하지 않는다. 빛은 거리·표면·차폐에 따라 감쇠하므로 조명 외곽은 별도 판정 경계가 아니다. 배치별 DetectionRange·DetectionHalfAngleDegrees·SweepHalfAngleDegrees·SweepPeriodSeconds는 승인된 보안 배치값을 사용한다. 저장·재로드와 Runtime에서 SensorOrigin의 감지 방향과 조명 방향, 거리·반각의 일치를 검증하며 기존 서버 감지·복제 계약은 유지한다.</w:t>
       </w:r>
     </w:p>
     <w:p>
       <w:r>
+        <w:t>2026-10-09 CCTV 재배치는 기존 카메라 인스턴스 위치·회전과 고정 부착 표현만 조정하며 M01/M02/M03의 수량 14/12/16, 2cd와 DetectionRange·DetectionHalfAngleDegrees·SweepHalfAngleDegrees·SweepPeriodSeconds를 보존한다. 경비·Waypoint·전시·건축·일반 조명·Target/Laser/Button·PlayerStart/Vent·Detention/Evidence와 기존 C++ 감지·정지·재개·발각·Replication은 변경하지 않는다. CCTV 해킹·전역 비활성화·작업 중 감지 제외와 신규 에셋·파생 Blueprint를 추가하지 않는다.</w:t>
+      </w:r>
+    </w:p>
+    <w:p>
+      <w:r>
+        <w:t>작업 접근 검사는 매치 선정 여부와 무관하게 각 맵의 BP_PaintingDisplayCase 후보 60개와 BP_Loot 후보 12개를 각각 판정한다. Required Target은 별도로 식별해 같은 기준을 적용한다. 각 후보의 실제 기존 Interaction Collision Overlap과 서버 거리 조건을 만족하고 표시 작품에 접근할 수 있는 서 있는 플레이어 위치를 구한다. 실제 Player Capsule 크기·충돌 응답과 CharacterMovement의 단순 충돌 바닥 접촉·보행 가능 조건을 사용해 작품마다 유효한 작업 자세를 적어도 하나 확인한다. 준비된 Nav의 접근 경로는 별도 증거로 기록하며 경비용 Recast의 엄격 투영 기준을 플레이어 작업 자리의 필수 조건으로 적용하지 않는다. 넓은 작업 여유와 자세 변화는 권장 검사이며 넓은 격자의 모든 점이 통과해야 한다는 추가 조건을 만들지 않는다. 벽 뒤에서 거리만 만족하거나 캡슐이 전시물·바닥에 관통한 위치는 작업 자리로 인정하지 않는다. 작업 가림 검증은 기존 Interaction을 Line Trace 탐색으로 바꾸지 않는다.</w:t>
+      </w:r>
+    </w:p>
+    <w:p>
+      <w:r>
+        <w:t>동일 작업 자리에서 모든 CCTV의 SensorOrigin·거리·시야 반각과 전체 연속 Sweep 각도 범위를 함께 검사한다. 현재 프레임의 방향이나 몇 개의 시간 샘플만으로 안전을 확정하지 않으며 연속 시야 범위를 반각 여유 2도·거리 여유 25cm로 보수적으로 평가하고 실제 복잡 충돌 Visibility 차폐를 구분해 기록한다. 한 카메라의 사각이라도 다른 카메라에 포착되는 자리는 탈락한다. 작품별 후보 수·유효 작업 자리·감시 카메라·차폐와 실패 원인을 기록하고 그림과 유물을 별도 집계한다. 구역에 하나의 사각이 있거나 두 종류 중 한쪽만 통과하는 OR 집계로 전체 PASS를 만들지 않는다. 저장·재로드 전후의 카메라 Transform과 광학 값, 렌즈·메시·조명 방향 정합을 확인하고 실제 InGame의 기존 감지·작업 실행 증거를 정적 배치 검사와 구분한다. 실행하지 못한 Runtime 항목은 NOT_TESTED로 남긴다.</w:t>
+      </w:r>
+    </w:p>
+    <w:p>
+      <w:r>
+        <w:lastRenderedPageBreak/>
         <w:t>AHeistLaserBarrierActor는 물리 차단을 만들지 않는 서버 권한 경보선이다. 활성 Beam 통과는 사건당 서버 경계도 +0.5와 근처 Guard 조사를 한 번만 발생시키며 Stun 또는 Damage를 직접 적용하지 않고, Player를 공간 안에 가두지 않는다. 판정은 서버 UBoxComponent QueryOnly Overlap을 유지한다. Niagara Collision을 경보 판정에 사용하지 않는다. 공용 BP_LaserBarrier의 Box 중심은 바닥 피벗 기준 Z=120cm, HalfExtent는 (10,150,120)cm이며, NS_HeistSecurityLaser 3개를 Box 로컬 높이 -80/0/80cm에 배치한다. User.BeamStart/BeamEnd는 Box 폭에서 산출하고 Actor 회전·스케일은 부모 Transform으로 한 번만 적용한다. User.BeamWidth는 기본 3.6cm다. 복제 상태로 활성화·DeactivateImmediate를 제어하며 Editor 미리보기는 게임의 활성 상태로 취급하지 않는다. 기존 큐브는 Niagara 할당 시 숨긴다.</w:t>
       </w:r>
     </w:p>
@@ -18528,11 +18544,7 @@
     </w:p>
     <w:p>
       <w:r>
-        <w:t xml:space="preserve">Laser Barrier는 Protected Painting Case를 EditInstanceOnly 직접 참조한다. Data Validation은 연결된 Artifact가 FourStar이고 v1 Painting Assignment인지 확인한다. Forgery Quality는 Laser 배치 기준으로 사용하지 않는다. 배치 검사는 연결 개수만 확인하지 않는다. 안정화된 InGame World에서 선정된 보호 Case의 Barrier·Button 작동과 IsBarrierEnabled 및 IsBeamActive, FourStar·Drawing·비필수 조건을 확인하고 미선정 보호 Case의 연결 Laser는 비활성·휴면인지 확인한다. 기존 Protected Painting Case와 Button 연결 및 Required Target의 레이저 외부 위치를 유지한다. 서버는 기존 Laser가 연결된 FourStar 후보 중 하나를 첫 Optional로 우선 선정하고 나머지 Optional 10개는 지역에 분산해 Seed 기반으로 선정한다. Laser 연결이 없는 FourStar는 이 우선 후보 조건을 충족하지 않는다. 기존 보호 Case/Button 연결과 미선정 보호 Case의 Laser 휴면을 유지하며 새 Laser를 만들지 않는다. 추가 일반 후보에는 기존 일반 Artifact 정의·등급·가치를 그대로 재사용한다. 승인 배치 JSON의 case_artifacts는 Case별 기존 </w:t>
-      </w:r>
-      <w:r>
-        <w:lastRenderedPageBreak/>
-        <w:t>Artifact Data Row 할당을 소유하며, 여러 Case가 공유하는 Optional Row의 등급을 일괄 변경하지 않는다.</w:t>
+        <w:t>Laser Barrier는 Protected Painting Case를 EditInstanceOnly 직접 참조한다. Data Validation은 연결된 Artifact가 FourStar이고 v1 Painting Assignment인지 확인한다. Forgery Quality는 Laser 배치 기준으로 사용하지 않는다. 배치 검사는 연결 개수만 확인하지 않는다. 안정화된 InGame World에서 선정된 보호 Case의 Barrier·Button 작동과 IsBarrierEnabled 및 IsBeamActive, FourStar·Drawing·비필수 조건을 확인하고 미선정 보호 Case의 연결 Laser는 비활성·휴면인지 확인한다. 기존 Protected Painting Case와 Button 연결 및 Required Target의 레이저 외부 위치를 유지한다. 서버는 기존 Laser가 연결된 FourStar 후보 중 하나를 첫 Optional로 우선 선정하고 나머지 Optional 10개는 지역에 분산해 Seed 기반으로 선정한다. Laser 연결이 없는 FourStar는 이 우선 후보 조건을 충족하지 않는다. 기존 보호 Case/Button 연결과 미선정 보호 Case의 Laser 휴면을 유지하며 새 Laser를 만들지 않는다. 추가 일반 후보에는 기존 일반 Artifact 정의·등급·가치를 그대로 재사용한다. 승인 배치 JSON의 case_artifacts는 Case별 기존 Artifact Data Row 할당을 소유하며, 여러 Case가 공유하는 Optional Row의 등급을 일괄 변경하지 않는다.</w:t>
       </w:r>
     </w:p>
     <w:p>
@@ -18543,7 +18555,7 @@
           <w:numId w:val="10"/>
         </w:numPr>
       </w:pPr>
-      <w:bookmarkStart w:id="33" w:name="_Toc242310122"/>
+      <w:bookmarkStart w:id="33" w:name="_Toc242474185"/>
       <w:r>
         <w:t>Arrest</w:t>
       </w:r>
@@ -18566,7 +18578,11 @@
     </w:p>
     <w:p>
       <w:r>
-        <w:t>PvP Stun은 제거하고 Status Component와 Action Lock 기반은 Guard Arrest/Disabled 상태에 재사용한다. Guard Stun Timer가 끝나면 서버는 Detention/Evidence Anchor와 전체 미정산 Loose Loot·Original Snapshot을 검증하고, Evidence 슬롯을 예약한 뒤 공용 BP_Loot/BP_DroppedOriginal World Pickup을 임시 생성한다. Inventory Clear와 QuickSlot 정리를 Commit하고 Player를 Detention Cell로 Teleport한 뒤 Arrested를 확정하고 Pickup을 활성화한다. 어느 단계든 실패하면 임시 Actor와 위치 변경을 Rollback하고 기존 Inventory를 유지한다. Evidence는 Cell 구조 전에도 회수할 수 있고, 구조는 기존 Player Interaction/Arrest Clear 경로를 재사용한다. Arrest Commit은 Detention Door와 Anchor의 포함 관계를 검증한다. 문턱 점유는 체포를 거부하지 않는다. 열린 문은 서버 0.1초 타이머로 안전한 닫힘을 기다리며, 연결된 구금자가 모두 이탈하거나 퇴장하면 대기를 취소한다. Phase 종료와 EndPlay에서 닫기 타이머도 정리한다. AHeistDetentionDoorActor / BP_DetentionDoor 공용 Shell이 닫힘 Collision, Cell Bounds, 세 걸쇠, 작업자, 서버 시작 시각, Revision과 개방 상태를 소유한다. PlayerState의 DetentionDoor 참조와 초기 5초 Arrest 잠금은 분리한다. 5초 뒤 ClearArrested는 실내 입력만 복구하며 닫힌 Cell 내부에서는 CrewStatus Arrested와 경비 시야 면제를 유지한다. 외부인은 내부 작업을 서버 권한으로 인계받아 2초 Hold로 개방한다. 내부인은 체포 등록 여부와 무관하게 E로 작업 시작 후 성공 구간에서 E를 눌러 걸쇠를 해제한다. 다른 작업자의 진행 안내는 유지하되 외부 구조 중에는 소유권을 빼앗지 못한다. 서버는 연결, Pawn, Phase, Overlap, Cell 안팎, 작업자, 거리, Revision과 서버 시각을 검증한다. Client는 점수나 성공을 확정하지 않는다. 타이밍 판정은 서버 도착 시각에서 서버 PlayerState의 왕복 지연 절반을 최대 0.25초까지만 빼서 근사한다. 현재 라운드 시작 전 입력과 과거 Revision은 거부하며 Client가 판정 시각을 보내지 않는다. 걸쇠 주기 6초, 성공 구간 폭 28/20/14%, 중심 70%, 단계 시작 대기 0.5초를 초기값으로 사용한다. 실패는 현재 단계만 초기화하고 환경 금속음으로 Guard 조사를 요청한다. 이동·UI 모드 변경·Stun·Disconnect·End/EndPlay는 작업 소유권을 해제하며 완료 단계는 보존한다. 문이 이미 닫힌 상태의 추가 입소는 작업자, 라운드와 완료 걸쇠를 보존한다. 열린 문을 다시 잠그는 새 주기에서만 세 걸쇠를 초기화한다. 문 개방 시 Detention 참조를 제거하고, 닫힘 대기 중 밖으로 이탈한 플레이어의 참조도 제거한다. 문 개방과 Evidence 회수는 별도 Transaction이다. 닫힌 Cell 안 Player는 Guard/CCTV 시야와 재체포에서 제외하되 작업 실패 소음은 조사 대상으로 유지한다.</w:t>
+        <w:t xml:space="preserve">PvP Stun은 제거하고 Status Component와 Action Lock 기반은 Guard Arrest/Disabled 상태에 재사용한다. Guard Stun Timer가 끝나면 서버는 Detention/Evidence Anchor와 전체 미정산 Loose Loot·Original Snapshot을 검증하고, Evidence 슬롯을 예약한 뒤 공용 BP_Loot/BP_DroppedOriginal </w:t>
+      </w:r>
+      <w:r>
+        <w:lastRenderedPageBreak/>
+        <w:t>World Pickup을 임시 생성한다. Inventory Clear와 QuickSlot 정리를 Commit하고 Player를 Detention Cell로 Teleport한 뒤 Arrested를 확정하고 Pickup을 활성화한다. 어느 단계든 실패하면 임시 Actor와 위치 변경을 Rollback하고 기존 Inventory를 유지한다. Evidence는 Cell 구조 전에도 회수할 수 있고, 구조는 기존 Player Interaction/Arrest Clear 경로를 재사용한다. Arrest Commit은 Detention Door와 Anchor의 포함 관계를 검증한다. 문턱 점유는 체포를 거부하지 않는다. 열린 문은 서버 0.1초 타이머로 안전한 닫힘을 기다리며, 연결된 구금자가 모두 이탈하거나 퇴장하면 대기를 취소한다. Phase 종료와 EndPlay에서 닫기 타이머도 정리한다. AHeistDetentionDoorActor / BP_DetentionDoor 공용 Shell이 닫힘 Collision, Cell Bounds, 세 걸쇠, 작업자, 서버 시작 시각, Revision과 개방 상태를 소유한다. PlayerState의 DetentionDoor 참조와 초기 5초 Arrest 잠금은 분리한다. 5초 뒤 ClearArrested는 실내 입력만 복구하며 닫힌 Cell 내부에서는 CrewStatus Arrested와 경비 시야 면제를 유지한다. 외부인은 내부 작업을 서버 권한으로 인계받아 2초 Hold로 개방한다. 내부인은 체포 등록 여부와 무관하게 E로 작업 시작 후 성공 구간에서 E를 눌러 걸쇠를 해제한다. 다른 작업자의 진행 안내는 유지하되 외부 구조 중에는 소유권을 빼앗지 못한다. 서버는 연결, Pawn, Phase, Overlap, Cell 안팎, 작업자, 거리, Revision과 서버 시각을 검증한다. Client는 점수나 성공을 확정하지 않는다. 타이밍 판정은 서버 도착 시각에서 서버 PlayerState의 왕복 지연 절반을 최대 0.25초까지만 빼서 근사한다. 현재 라운드 시작 전 입력과 과거 Revision은 거부하며 Client가 판정 시각을 보내지 않는다. 걸쇠 주기 6초, 성공 구간 폭 28/20/14%, 중심 70%, 단계 시작 대기 0.5초를 초기값으로 사용한다. 실패는 현재 단계만 초기화하고 환경 금속음으로 Guard 조사를 요청한다. 이동·UI 모드 변경·Stun·Disconnect·End/EndPlay는 작업 소유권을 해제하며 완료 단계는 보존한다. 문이 이미 닫힌 상태의 추가 입소는 작업자, 라운드와 완료 걸쇠를 보존한다. 열린 문을 다시 잠그는 새 주기에서만 세 걸쇠를 초기화한다. 문 개방 시 Detention 참조를 제거하고, 닫힘 대기 중 밖으로 이탈한 플레이어의 참조도 제거한다. 문 개방과 Evidence 회수는 별도 Transaction이다. 닫힌 Cell 안 Player는 Guard/CCTV 시야와 재체포에서 제외하되 작업 실패 소음은 조사 대상으로 유지한다.</w:t>
       </w:r>
     </w:p>
     <w:p>
@@ -18577,9 +18593,8 @@
           <w:numId w:val="10"/>
         </w:numPr>
       </w:pPr>
-      <w:bookmarkStart w:id="34" w:name="_Toc242310123"/>
+      <w:bookmarkStart w:id="34" w:name="_Toc242474186"/>
       <w:r>
-        <w:lastRenderedPageBreak/>
         <w:t xml:space="preserve">Target Artifact, Exhibit Case Isolation </w:t>
       </w:r>
       <w:r>
@@ -18601,7 +18616,7 @@
           <w:numId w:val="10"/>
         </w:numPr>
       </w:pPr>
-      <w:bookmarkStart w:id="35" w:name="_Toc242310124"/>
+      <w:bookmarkStart w:id="35" w:name="_Toc242474187"/>
       <w:r>
         <w:t xml:space="preserve">Artifact / Exhibit Case </w:t>
       </w:r>
@@ -19013,7 +19028,7 @@
           <w:numId w:val="10"/>
         </w:numPr>
       </w:pPr>
-      <w:bookmarkStart w:id="36" w:name="_Toc242310125"/>
+      <w:bookmarkStart w:id="36" w:name="_Toc242474188"/>
       <w:r>
         <w:t xml:space="preserve">Painting Display Case </w:t>
       </w:r>
@@ -19256,7 +19271,6 @@
               <w:rPr>
                 <w:sz w:val="16"/>
               </w:rPr>
-              <w:lastRenderedPageBreak/>
               <w:t>Observed</w:t>
             </w:r>
           </w:p>
@@ -19482,6 +19496,7 @@
           </w:tcPr>
           <w:p>
             <w:r>
+              <w:lastRenderedPageBreak/>
               <w:t>OriginalRemoved</w:t>
             </w:r>
           </w:p>
@@ -19667,7 +19682,7 @@
           <w:numId w:val="10"/>
         </w:numPr>
       </w:pPr>
-      <w:bookmarkStart w:id="37" w:name="_Toc242310126"/>
+      <w:bookmarkStart w:id="37" w:name="_Toc242474189"/>
       <w:r>
         <w:t>Observation / Full-Screen Mode</w:t>
       </w:r>
@@ -19749,9 +19764,8 @@
           <w:numId w:val="10"/>
         </w:numPr>
       </w:pPr>
-      <w:bookmarkStart w:id="38" w:name="_Toc242310127"/>
+      <w:bookmarkStart w:id="38" w:name="_Toc242474190"/>
       <w:r>
-        <w:lastRenderedPageBreak/>
         <w:t>Replica Review / Atomic Swap</w:t>
       </w:r>
       <w:bookmarkEnd w:id="38"/>
@@ -19785,6 +19799,7 @@
         <w:pStyle w:val="a0"/>
       </w:pPr>
       <w:r>
+        <w:lastRenderedPageBreak/>
         <w:t>E Confirm과 R Redraw는 요청 시점의 Stun·Arrest·Escape 등 행동 제한을 재검증한다. R은 신규 Surface Session이므로 Alarmed/Lockdown에서도 거부한다. 거부만으로 기존 ReplicaReady 후보를 제거하지 않는다.</w:t>
       </w:r>
     </w:p>
@@ -19832,7 +19847,7 @@
           <w:numId w:val="10"/>
         </w:numPr>
       </w:pPr>
-      <w:bookmarkStart w:id="39" w:name="_Toc242310128"/>
+      <w:bookmarkStart w:id="39" w:name="_Toc242474191"/>
       <w:r>
         <w:t xml:space="preserve">Stroke </w:t>
       </w:r>
@@ -19874,11 +19889,7 @@
         </w:numPr>
       </w:pPr>
       <w:r>
-        <w:t xml:space="preserve">Stroke Count, Point Count, 좌표 범위, Stroke별 BrushPresetIndex 배열 수와 허용 범위, Payload Size를 검증한다. 허용 Brush Preset은 Template 비율과 무관한 고정 정규화 지름 소 0.020 / 중 0.040 / 대 0.080 세 단계이며, 800×800 Drawing Surface 기준 16 / 32 / 64 px다. Brush Preset 변경은 이후 새로 시작하는 Stroke에만 적용하고 이미 그린 Stroke의 굵기는 유지하며 Eraser 반경에는 영향을 주지 않는다. Local Painter와 화면 Raster는 전송 Point Budget과 분리해 제한 없이 유지하고, Submit 시에만 로컬 데이터를 변경하지 않는 전송용 복사본을 단순화한다. 정규화 좌표는 X/Y를 각각 16-bit Unsigned Integer로 양자화해 uint32 하나에 Packing한다. Template Transport Point Budget은 Easy 4096, Medium 5120, Hard 6144이며 48 KiB Payload 검증을 유지한다. 일반 UI는 Point Budget과 Score Raster Resolution을 노출하지 않고 Palette, Brush Size, 남은 시간과 ‘작품 유사도’ 라벨과 진행 막대의 단일 표시를 사용한다. 작업 방법 설명은 </w:t>
-      </w:r>
-      <w:r>
-        <w:lastRenderedPageBreak/>
-        <w:t>튜토리얼이 담당한다. 기존 버튼·키 안내와 조작은 유지하고 FooterHint는 Collapsed로 유지한다. Local Preview의 256×256 OpenCV 평가는 Pointer 입력 중 최대 1.25초 간격, Pointer Release 뒤 0.12초 기준으로 갱신하며 입력 Event마다 타이머를 다시 시작하지 않는다. Local Preview가 70 미만이면 Submit Button을 비활성화하지만, Submit 시 서버 권한 최종 평가는 항상 전체 256×256 경로를 사용한다.</w:t>
+        <w:t>Stroke Count, Point Count, 좌표 범위, Stroke별 BrushPresetIndex 배열 수와 허용 범위, Payload Size를 검증한다. 허용 Brush Preset은 Template 비율과 무관한 고정 정규화 지름 소 0.020 / 중 0.040 / 대 0.080 세 단계이며, 800×800 Drawing Surface 기준 16 / 32 / 64 px다. Brush Preset 변경은 이후 새로 시작하는 Stroke에만 적용하고 이미 그린 Stroke의 굵기는 유지하며 Eraser 반경에는 영향을 주지 않는다. Local Painter와 화면 Raster는 전송 Point Budget과 분리해 제한 없이 유지하고, Submit 시에만 로컬 데이터를 변경하지 않는 전송용 복사본을 단순화한다. 정규화 좌표는 X/Y를 각각 16-bit Unsigned Integer로 양자화해 uint32 하나에 Packing한다. Template Transport Point Budget은 Easy 4096, Medium 5120, Hard 6144이며 48 KiB Payload 검증을 유지한다. 일반 UI는 Point Budget과 Score Raster Resolution을 노출하지 않고 Palette, Brush Size, 남은 시간과 ‘작품 유사도’ 라벨과 진행 막대의 단일 표시를 사용한다. 작업 방법 설명은 튜토리얼이 담당한다. 기존 버튼·키 안내와 조작은 유지하고 FooterHint는 Collapsed로 유지한다. Local Preview의 256×256 OpenCV 평가는 Pointer 입력 중 최대 1.25초 간격, Pointer Release 뒤 0.12초 기준으로 갱신하며 입력 Event마다 타이머를 다시 시작하지 않는다. Local Preview가 70 미만이면 Submit Button을 비활성화하지만, Submit 시 서버 권한 최종 평가는 항상 전체 256×256 경로를 사용한다.</w:t>
       </w:r>
     </w:p>
     <w:p>
@@ -19902,7 +19913,11 @@
         </w:numPr>
       </w:pPr>
       <w:r>
-        <w:t>Client는 Submit 시 16-bit X/Y Pair로 Packing한 Stroke Point, Stroke별 Point Count, PaletteIndex와 BrushPresetIndex만 RPC로 전달하며 최종 Score를 보내지 않는다. 서버는 Packed Point를 정규화 FVector2D로 복원해 범위, 배열 구성, Point Budget, Payload Size와 Session Revision을 검증한다. 서버가 만든 256×256 Replica Palette Raster는 FHeistReplicaPaintingData 전용 NetSerialize가 Palette와 4-bit Packed Index Buffer를 연속 바이트로 직렬화한다. Packed Buffer는 32,768 bytes이며 일반 반영형 배열 요소 직렬화로 64KB Actor Bunch 제한을 초과하지 않는다.</w:t>
+        <w:t xml:space="preserve">Client는 Submit 시 16-bit X/Y Pair로 Packing한 Stroke Point, Stroke별 Point Count, PaletteIndex와 BrushPresetIndex만 RPC로 전달하며 최종 Score를 보내지 않는다. 서버는 Packed Point를 정규화 FVector2D로 복원해 범위, 배열 구성, Point Budget, Payload Size와 Session </w:t>
+      </w:r>
+      <w:r>
+        <w:lastRenderedPageBreak/>
+        <w:t>Revision을 검증한다. 서버가 만든 256×256 Replica Palette Raster는 FHeistReplicaPaintingData 전용 NetSerialize가 Palette와 4-bit Packed Index Buffer를 연속 바이트로 직렬화한다. Packed Buffer는 32,768 bytes이며 일반 반영형 배열 요소 직렬화로 64KB Actor Bunch 제한을 초과하지 않는다.</w:t>
       </w:r>
     </w:p>
     <w:p>
@@ -19913,7 +19928,7 @@
           <w:numId w:val="10"/>
         </w:numPr>
       </w:pPr>
-      <w:bookmarkStart w:id="40" w:name="_Toc242310129"/>
+      <w:bookmarkStart w:id="40" w:name="_Toc242474192"/>
       <w:r>
         <w:t>Forgery Score And Replica Acceptance</w:t>
       </w:r>
@@ -20202,7 +20217,7 @@
           <w:numId w:val="10"/>
         </w:numPr>
       </w:pPr>
-      <w:bookmarkStart w:id="41" w:name="_Toc242310130"/>
+      <w:bookmarkStart w:id="41" w:name="_Toc242474193"/>
       <w:r>
         <w:t xml:space="preserve">Template </w:t>
       </w:r>
@@ -20214,11 +20229,11 @@
     <w:p/>
     <w:p>
       <w:r>
-        <w:t xml:space="preserve">DT_ForgeryTemplate은 M01/M02/M03별로 유효한 Surface Template 40종을 유지한다. 계약 데이터의 MatchPaintingExhibitCount는 기본 20이며 MapPaintingExhibitCounts의 M01=12, M02=12, M03=12로 각 출시 맵을 재정의한다. ResolveMatchPaintingExhibitCount(MapId)를 Template Draw와 </w:t>
+        <w:t xml:space="preserve">DT_ForgeryTemplate은 M01/M02/M03별로 유효한 Surface Template 40종을 유지한다. 계약 데이터의 MatchPaintingExhibitCount는 기본 20이며 MapPaintingExhibitCounts의 M01=12, M02=12, M03=12로 각 출시 맵을 재정의한다. ResolveMatchPaintingExhibitCount(MapId)를 Template Draw와 활성 Case 배정 및 ContentReady 검증에 동일하게 적용한다. 서버는 기존 위치를 유지한 60개 Painting Case 후보 중 Required Target Case 하나와 지역별로 분산한 Optional Case 11개를 선정한다. Required Target CaseId·Artifact Identity·위치와 기존 Laser/Button 연결은 유지한다. 첫 Optional은 기존 Laser가 연결된 FourStar 후보 중 하나로 우선 선정하고 나머지 Optional 10개는 지역 분산 Seed 기반으로 선정한다. cooked Actor Tag HeistExhibitRegion_*를 지역 구분에 사용한다. 서버는 Shuffle Bag에서 해당 수량을 중복 없이 Draw하고 Required Target Case에 첫 Template을 배정한 뒤 나머지 활성 Case에 하나씩 배정한다. 나머지 48개는 같은 Seed로 그림 재질을 배정하며 중복을 허용한다. 비활성 그림은 Selected Template Pool, Quota, Recap과 계약 Assignment Snapshot에 포함하지 않는다. Case는 Assigned TemplateId, ReferenceImage와 AssignmentRevision을 복제하고 기존 </w:t>
       </w:r>
       <w:r>
         <w:lastRenderedPageBreak/>
-        <w:t>활성 Case 배정 및 ContentReady 검증에 동일하게 적용한다. 서버는 기존 위치를 유지한 60개 Painting Case 후보 중 Required Target Case 하나와 지역별로 분산한 Optional Case 11개를 선정한다. Required Target CaseId·Artifact Identity·위치와 기존 Laser/Button 연결은 유지한다. 첫 Optional은 기존 Laser가 연결된 FourStar 후보 중 하나로 우선 선정하고 나머지 Optional 10개는 지역 분산 Seed 기반으로 선정한다. cooked Actor Tag HeistExhibitRegion_*를 지역 구분에 사용한다. 서버는 Shuffle Bag에서 해당 수량을 중복 없이 Draw하고 Required Target Case에 첫 Template을 배정한 뒤 나머지 활성 Case에 하나씩 배정한다. 나머지 48개는 같은 Seed로 그림 재질을 배정하며 중복을 허용한다. 비활성 그림은 Selected Template Pool, Quota, Recap과 계약 Assignment Snapshot에 포함하지 않는다. Case는 Assigned TemplateId, ReferenceImage와 AssignmentRevision을 복제하고 기존 bContractExhibitActive와 RepNotify로 활성 여부를 표시한다. 비활성 Case도 그림 표시 메시는 유지하며 상호작용과 Gameplay Collision만 차단한다. Forgery 준비는 상호작용한 Case의 Assigned TemplateId를 사용한다. 부족한 콘텐츠는 INCOMPLETE로 기록하며 출시 기준은 맵별 카탈로그 40종과 세 맵 각각 활성 Case 12개다.</w:t>
+        <w:t>bContractExhibitActive와 RepNotify로 활성 여부를 표시한다. 비활성 Case도 그림 표시 메시는 유지하며 상호작용과 Gameplay Collision만 차단한다. Forgery 준비는 상호작용한 Case의 Assigned TemplateId를 사용한다. 부족한 콘텐츠는 INCOMPLETE로 기록하며 출시 기준은 맵별 카탈로그 40종과 세 맵 각각 활성 Case 12개다.</w:t>
       </w:r>
     </w:p>
     <w:tbl>
@@ -21141,9 +21156,8 @@
           <w:numId w:val="10"/>
         </w:numPr>
       </w:pPr>
-      <w:bookmarkStart w:id="42" w:name="_Toc242310131"/>
+      <w:bookmarkStart w:id="42" w:name="_Toc242474194"/>
       <w:r>
-        <w:lastRenderedPageBreak/>
         <w:t>Deferred Expansion: Object Assembly</w:t>
       </w:r>
       <w:bookmarkEnd w:id="42"/>
@@ -21171,8 +21185,9 @@
           <w:numId w:val="10"/>
         </w:numPr>
       </w:pPr>
-      <w:bookmarkStart w:id="43" w:name="_Toc242310132"/>
+      <w:bookmarkStart w:id="43" w:name="_Toc242474195"/>
       <w:r>
+        <w:lastRenderedPageBreak/>
         <w:t xml:space="preserve">Alert, Lockdown, Shared Extraction </w:t>
       </w:r>
       <w:r>
@@ -21194,7 +21209,7 @@
           <w:numId w:val="10"/>
         </w:numPr>
       </w:pPr>
-      <w:bookmarkStart w:id="44" w:name="_Toc242310133"/>
+      <w:bookmarkStart w:id="44" w:name="_Toc242474196"/>
       <w:r>
         <w:t>Alert Level</w:t>
       </w:r>
@@ -21495,7 +21510,7 @@
           <w:numId w:val="10"/>
         </w:numPr>
       </w:pPr>
-      <w:bookmarkStart w:id="45" w:name="_Toc242310134"/>
+      <w:bookmarkStart w:id="45" w:name="_Toc242474197"/>
       <w:r>
         <w:t>Vent Settlement</w:t>
       </w:r>
@@ -21516,7 +21531,7 @@
         </w:numPr>
       </w:pPr>
       <w:r>
-        <w:t>기존 AHeistVentActor/BP_Vent를 재사용한다. DA_GameBalance.VentUnlockTime 기본값 180초를 Contract InGame 서버 시작 시각 기준으로 적용하며 개방 전 요청은 거부한다.</w:t>
+        <w:t>기존 AHeistVentActor/BP_Vent를 재사용한다. M03의 해당 Vent 인스턴스는 XY·반경 50cm와 가시 메시 Z=255cm를 유지하고 충돌 중심 Z만 255cm에서 175cm로 보정한다. VisualMesh 상대 Z=80cm를 사용하며 다른 맵·Actor·개방·정산·탈출 Authority를 변경하지 않는다. DA_GameBalance.VentUnlockTime 기본값 180초를 Contract InGame 서버 시작 시각 기준으로 적용하며 개방 전 요청은 거부한다.</w:t>
       </w:r>
     </w:p>
     <w:p>
@@ -21528,7 +21543,6 @@
         </w:numPr>
       </w:pPr>
       <w:r>
-        <w:lastRenderedPageBreak/>
         <w:t>AHeistGameState는 기존 EscapePhase 상태와 함께 EscapePhaseUnlockServerTime(float, 미설정 -1)을 복제한다. 서버 InitializeEscapePhase는 InGame이고 ContractSnapshot.Outcome이 None일 때만 현재 서버 시각에 개방 지연을 더해 저장한다. 종료 Outcome 또는 비 InGame 초기화에서는 -1로 되돌리고, SetMatchPhase의 비 InGame 전환에서도 -1로 정리한다. 0초도 유효한 시각이며, UI는 읽기 전용 Getter와 서버 시각의 차이로 남은 시간을 표시한다. 이 표시는 서버의 개방 판정과 요청 검증을 변경하지 않는다.</w:t>
       </w:r>
     </w:p>
@@ -21541,7 +21555,11 @@
         </w:numPr>
       </w:pPr>
       <w:r>
-        <w:t>180초 이후 Server Request Entry가 Vent Cast를 시작하고, Cast 완료 시점의 Inventory를 재검증해 정산 분기를 확정한다. Loose Loot가 있으면 LooseLootOnly Payload로 Mid-run Settlement를 수행하고, 없으면 FullEscape Payload로 기존 Final Escape를 수행한다. Client는 정산 모드를 선택하거나 확정하지 않는다.</w:t>
+        <w:t xml:space="preserve">180초 이후 Server Request Entry가 Vent Cast를 시작하고, Cast 완료 시점의 Inventory를 재검증해 정산 분기를 확정한다. Loose Loot가 있으면 LooseLootOnly Payload로 Mid-run </w:t>
+      </w:r>
+      <w:r>
+        <w:lastRenderedPageBreak/>
+        <w:t>Settlement를 수행하고, 없으면 FullEscape Payload로 기존 Final Escape를 수행한다. Client는 정산 모드를 선택하거나 확정하지 않는다.</w:t>
       </w:r>
     </w:p>
     <w:p>
@@ -21612,7 +21630,7 @@
           <w:numId w:val="10"/>
         </w:numPr>
       </w:pPr>
-      <w:bookmarkStart w:id="46" w:name="_Toc242310135"/>
+      <w:bookmarkStart w:id="46" w:name="_Toc242474198"/>
       <w:r>
         <w:t>성공</w:t>
       </w:r>
@@ -21850,9 +21868,8 @@
           <w:numId w:val="10"/>
         </w:numPr>
       </w:pPr>
-      <w:bookmarkStart w:id="47" w:name="_Toc242310136"/>
+      <w:bookmarkStart w:id="47" w:name="_Toc242474199"/>
       <w:r>
-        <w:lastRenderedPageBreak/>
         <w:t>Team Reward / Contribution</w:t>
       </w:r>
       <w:bookmarkEnd w:id="47"/>
@@ -22034,6 +22051,7 @@
               <w:rPr>
                 <w:sz w:val="16"/>
               </w:rPr>
+              <w:lastRenderedPageBreak/>
               <w:t>Assemblies / BestAssemblyQuality (Deferred Compatibility)</w:t>
             </w:r>
           </w:p>
@@ -22313,7 +22331,7 @@
           <w:numId w:val="10"/>
         </w:numPr>
       </w:pPr>
-      <w:bookmarkStart w:id="48" w:name="_Toc242310137"/>
+      <w:bookmarkStart w:id="48" w:name="_Toc242474200"/>
       <w:r>
         <w:lastRenderedPageBreak/>
         <w:t>멀티플레이</w:t>
@@ -22340,7 +22358,7 @@
           <w:numId w:val="10"/>
         </w:numPr>
       </w:pPr>
-      <w:bookmarkStart w:id="49" w:name="_Toc242310138"/>
+      <w:bookmarkStart w:id="49" w:name="_Toc242474201"/>
       <w:r>
         <w:t>멀티플레이어</w:t>
       </w:r>
@@ -22366,7 +22384,7 @@
           <w:numId w:val="10"/>
         </w:numPr>
       </w:pPr>
-      <w:bookmarkStart w:id="50" w:name="_Toc242310139"/>
+      <w:bookmarkStart w:id="50" w:name="_Toc242474202"/>
       <w:r>
         <w:t>네트워크</w:t>
       </w:r>
@@ -22824,7 +22842,7 @@
           <w:numId w:val="10"/>
         </w:numPr>
       </w:pPr>
-      <w:bookmarkStart w:id="51" w:name="_Toc242310140"/>
+      <w:bookmarkStart w:id="51" w:name="_Toc242474203"/>
       <w:r>
         <w:t>Release Player Count / Session Start</w:t>
       </w:r>
@@ -22853,7 +22871,7 @@
           <w:numId w:val="10"/>
         </w:numPr>
       </w:pPr>
-      <w:bookmarkStart w:id="52" w:name="_Toc242310141"/>
+      <w:bookmarkStart w:id="52" w:name="_Toc242474204"/>
       <w:r>
         <w:t>Steam Proximity Voice / Guard Speech Noise</w:t>
       </w:r>
@@ -22883,7 +22901,7 @@
           <w:numId w:val="10"/>
         </w:numPr>
       </w:pPr>
-      <w:bookmarkStart w:id="53" w:name="_Toc242310142"/>
+      <w:bookmarkStart w:id="53" w:name="_Toc242474205"/>
       <w:r>
         <w:t>주요</w:t>
       </w:r>
@@ -23676,7 +23694,7 @@
           <w:numId w:val="10"/>
         </w:numPr>
       </w:pPr>
-      <w:bookmarkStart w:id="54" w:name="_Toc242310143"/>
+      <w:bookmarkStart w:id="54" w:name="_Toc242474206"/>
       <w:r>
         <w:lastRenderedPageBreak/>
         <w:t>서버</w:t>
@@ -23819,7 +23837,7 @@
           <w:numId w:val="10"/>
         </w:numPr>
       </w:pPr>
-      <w:bookmarkStart w:id="55" w:name="_Toc242310144"/>
+      <w:bookmarkStart w:id="55" w:name="_Toc242474207"/>
       <w:r>
         <w:t xml:space="preserve">Disconnect </w:t>
       </w:r>
@@ -24156,7 +24174,7 @@
           <w:numId w:val="10"/>
         </w:numPr>
       </w:pPr>
-      <w:bookmarkStart w:id="56" w:name="_Toc242310145"/>
+      <w:bookmarkStart w:id="56" w:name="_Toc242474208"/>
       <w:r>
         <w:t>필수</w:t>
       </w:r>
@@ -24293,7 +24311,7 @@
           <w:numId w:val="10"/>
         </w:numPr>
       </w:pPr>
-      <w:bookmarkStart w:id="57" w:name="_Toc242310146"/>
+      <w:bookmarkStart w:id="57" w:name="_Toc242474209"/>
       <w:r>
         <w:lastRenderedPageBreak/>
         <w:t xml:space="preserve">Gameplay Architecture, FastArray </w:t>
@@ -24314,7 +24332,7 @@
           <w:numId w:val="10"/>
         </w:numPr>
       </w:pPr>
-      <w:bookmarkStart w:id="58" w:name="_Toc242310147"/>
+      <w:bookmarkStart w:id="58" w:name="_Toc242474210"/>
       <w:r>
         <w:t>책임</w:t>
       </w:r>
@@ -24760,7 +24778,7 @@
           <w:numId w:val="10"/>
         </w:numPr>
       </w:pPr>
-      <w:bookmarkStart w:id="59" w:name="_Toc242310148"/>
+      <w:bookmarkStart w:id="59" w:name="_Toc242474211"/>
       <w:r>
         <w:t xml:space="preserve">FastArray </w:t>
       </w:r>
@@ -24825,7 +24843,7 @@
           <w:numId w:val="10"/>
         </w:numPr>
       </w:pPr>
-      <w:bookmarkStart w:id="60" w:name="_Toc242310149"/>
+      <w:bookmarkStart w:id="60" w:name="_Toc242474212"/>
       <w:r>
         <w:t>서버</w:t>
       </w:r>
@@ -25249,7 +25267,7 @@
           <w:numId w:val="10"/>
         </w:numPr>
       </w:pPr>
-      <w:bookmarkStart w:id="61" w:name="_Toc242310150"/>
+      <w:bookmarkStart w:id="61" w:name="_Toc242474213"/>
       <w:r>
         <w:lastRenderedPageBreak/>
         <w:t>GameplayTag Dictionary</w:t>
@@ -25550,7 +25568,7 @@
           <w:numId w:val="10"/>
         </w:numPr>
       </w:pPr>
-      <w:bookmarkStart w:id="62" w:name="_Toc242310151"/>
+      <w:bookmarkStart w:id="62" w:name="_Toc242474214"/>
       <w:r>
         <w:t xml:space="preserve">Tag Query </w:t>
       </w:r>
@@ -25847,7 +25865,7 @@
           <w:numId w:val="10"/>
         </w:numPr>
       </w:pPr>
-      <w:bookmarkStart w:id="63" w:name="_Toc242310152"/>
+      <w:bookmarkStart w:id="63" w:name="_Toc242474215"/>
       <w:r>
         <w:t xml:space="preserve">HUD, UI/UX </w:t>
       </w:r>
@@ -25868,7 +25886,7 @@
       </w:r>
       <w:r>
         <w:lastRenderedPageBreak/>
-        <w:t>바인딩을 유지한다. 관련 라벨·값·아이콘·막대는 HorizontalBox 또는 VerticalBox로 묶으며 Canvas는 화면 앵커·기존 Inventory 드래그 좌표에만 사용한다. WBP는 간결한 중립색 문자·먹색 받침·얇은 구분선과 작은 선택·상태색을 사용한다. 장식 테두리와 질감 패널을 반복하지 않으며 기존 도록 텍스처는 Draw As=Image와 Margin=0으로 전체 이미지를 표시한다. 신규 PanelFrame·Keycap 이미지는 공용 Brush 규격을 사용하며 화면별 프레임 사본을 만들지 않는다. 작성하는 위젯 크기·간격·오프셋·패딩·아이콘과 UMG 표시 폰트 크기는 소수점 없는 4의 배수로 통일한다. 표시 폰트는 프로젝트 Font Resolution에 맞춰 내부 FSlateFontInfo::Size로 변환하며 72 DPI에서는 표시 크기×72/96을 저장하고 내부값을 다시 4의 배수로 반올림하지 않는다. 환경설정은 상위 모달에서 상단 제목, 가운데 항목/입력/값 열, 하단 기본값·적용·ESC 닫기를 배치한다. 상단 닫기는 제거하며 기존 SettingsCloseButton을 하단 클릭 영역으로 재사용한다. 클릭과 NativeOnPreviewKeyDown의 Escape는 같은 CloseSettings 경로로 닫고 부모 메뉴의 입력 포커스를 복원한다. 로비·결과·환경설정의 항목과 헤더는 공통 열 경계를 사용하고 결과의 긴 이름 영역에 충분한 폭을 확보한다. 버튼 Content Slot의 가로·세로 정렬과 Label Justification을 중앙에 맞추고 좌우·상하 패딩을 대칭으로 둔다. 로비 카드·정사각 프로필의 크기·중심축과 대칭 좌우 여백을 통일한다. 앵커·정렬·색·불투명도·진행 막대의 동적 비율·DPI 배율 및 월드 좌표에서 투영한 동적 위치는 이 정수 크기 규칙의 대상이 아니다. 변경 후 WBP 컴파일과 크기 감사, 주요 화면 렌더로 잘림을 확인하며 입력·서버 상태 전환은 기존 ViewModel 계약을 유지한다.</w:t>
+        <w:t>바인딩을 유지한다. 관련 라벨·값·아이콘·막대는 HorizontalBox 또는 VerticalBox로 묶으며 Canvas는 화면 앵커·기존 Inventory 드래그 좌표에만 사용한다. WBP는 간결한 중립색 문자·먹색 받침·얇은 구분선과 작은 선택·상태색을 사용한다. 장식 테두리와 질감 패널을 반복하지 않으며 기존 도록 텍스처는 Draw As=Image와 Margin=0으로 전체 이미지를 표시한다. 신규 PanelFrame·Keycap 이미지는 공용 Brush 규격을 사용하며 화면별 프레임 사본을 만들지 않는다. 작성하는 위젯 크기·간격·오프셋·패딩·아이콘과 UMG 표시 폰트 크기는 소수점 없는 4의 배수로 통일한다. 표시 폰트는 프로젝트 Font Resolution에 맞춰 내부 FSlateFontInfo::Size로 변환하며 72 DPI에서는 표시 크기×72/96을 저장하고 내부값을 다시 4의 배수로 반올림하지 않는다. 그래픽 품질은 UHeistGameUserSettings가 Medium으로 고정한다. 기존 저장값 Load와 Validate·Defaults에서 모든 Scalability 품질 그룹을 1로 맞추고 해상도율은 100으로 유지한다. GameInstance 초기화는 ApplyNonResolutionSettings로 적용하며 출력 해상도·창 모드를 바꾸지 않는다. 공용 ApplyNonResolutionSettings override는 Super 검증 뒤 엔진 초기화 전에도 Scalability::SetQualityLevels와 CVar sink로 실제 고정 품질을 적용한다. 환경설정에 품질 선택 UI를 추가하지 않는다. 환경설정은 상위 모달에서 상단 제목, 가운데 항목/입력/값 열, 하단 기본값·적용·ESC 닫기를 배치한다. 상단 닫기는 제거하며 기존 SettingsCloseButton을 하단 클릭 영역으로 재사용한다. 클릭과 NativeOnPreviewKeyDown의 Escape는 같은 CloseSettings 경로로 닫고 부모 메뉴의 입력 포커스를 복원한다. 로비·결과·환경설정의 항목과 헤더는 공통 열 경계를 사용하고 결과의 긴 이름 영역에 충분한 폭을 확보한다. 버튼 Content Slot의 가로·세로 정렬과 Label Justification을 중앙에 맞추고 좌우·상하 패딩을 대칭으로 둔다. 로비 카드·정사각 프로필의 크기·중심축과 대칭 좌우 여백을 통일한다. 앵커·정렬·색·불투명도·진행 막대의 동적 비율·DPI 배율 및 월드 좌표에서 투영한 동적 위치는 이 정수 크기 규칙의 대상이 아니다. 변경 후 WBP 컴파일과 크기 감사, 주요 화면 렌더로 잘림을 확인하며 입력·서버 상태 전환은 기존 ViewModel 계약을 유지한다.</w:t>
       </w:r>
     </w:p>
     <w:p>
@@ -25879,7 +25897,7 @@
           <w:numId w:val="10"/>
         </w:numPr>
       </w:pPr>
-      <w:bookmarkStart w:id="64" w:name="_Toc242310153"/>
+      <w:bookmarkStart w:id="64" w:name="_Toc242474216"/>
       <w:r>
         <w:t xml:space="preserve">UI </w:t>
       </w:r>
@@ -26090,8 +26108,9 @@
           <w:numId w:val="10"/>
         </w:numPr>
       </w:pPr>
-      <w:bookmarkStart w:id="65" w:name="_Toc242310154"/>
+      <w:bookmarkStart w:id="65" w:name="_Toc242474217"/>
       <w:r>
+        <w:lastRenderedPageBreak/>
         <w:t>화면</w:t>
       </w:r>
       <w:r>
@@ -26235,7 +26254,6 @@
               <w:rPr>
                 <w:sz w:val="16"/>
               </w:rPr>
-              <w:lastRenderedPageBreak/>
               <w:t>Lobby</w:t>
             </w:r>
           </w:p>
@@ -26498,6 +26516,7 @@
               <w:rPr>
                 <w:sz w:val="16"/>
               </w:rPr>
+              <w:lastRenderedPageBreak/>
               <w:t>Result</w:t>
             </w:r>
           </w:p>
@@ -26617,9 +26636,8 @@
           <w:numId w:val="10"/>
         </w:numPr>
       </w:pPr>
-      <w:bookmarkStart w:id="66" w:name="_Toc242310155"/>
+      <w:bookmarkStart w:id="66" w:name="_Toc242474218"/>
       <w:r>
-        <w:lastRenderedPageBreak/>
         <w:t xml:space="preserve">MVVM </w:t>
       </w:r>
       <w:r>
@@ -26695,7 +26713,7 @@
           <w:numId w:val="10"/>
         </w:numPr>
       </w:pPr>
-      <w:bookmarkStart w:id="67" w:name="_Toc242310156"/>
+      <w:bookmarkStart w:id="67" w:name="_Toc242474219"/>
       <w:r>
         <w:t xml:space="preserve">ViewModel </w:t>
       </w:r>
@@ -26948,6 +26966,7 @@
               <w:rPr>
                 <w:sz w:val="16"/>
               </w:rPr>
+              <w:lastRenderedPageBreak/>
               <w:t>QuickSlot</w:t>
             </w:r>
           </w:p>
@@ -26976,7 +26995,6 @@
           </w:tcPr>
           <w:p>
             <w:r>
-              <w:lastRenderedPageBreak/>
               <w:t>Surface Forgery</w:t>
             </w:r>
           </w:p>
@@ -27158,7 +27176,7 @@
           <w:numId w:val="10"/>
         </w:numPr>
       </w:pPr>
-      <w:bookmarkStart w:id="68" w:name="_Toc242310157"/>
+      <w:bookmarkStart w:id="68" w:name="_Toc242474220"/>
       <w:r>
         <w:t xml:space="preserve">Forgery </w:t>
       </w:r>
@@ -27172,11 +27190,11 @@
     </w:p>
     <w:p>
       <w:r>
-        <w:t xml:space="preserve">v1.0 Surface Forgery WBP는 한글 중심 Mode Title, ‘작품 유사도’ 라벨과 진행 막대의 단일 표시, Remaining Time, Submit, Cancel을 사용하며 FooterHint는 Collapsed로 유지한다. 제목은 ‘위조품 제작’, 작업 라벨은 왼쪽 ‘위조품’·오른쪽 ‘원본’이며 팔레트는 가운데에 둔다. R은 ‘전체 지우기’로 표시한다. 작품 유사도 TextBlock과 ProgressBar는 같은 VerticalBox 안에 배치하고 두 요소의 왼쪽 끝을 맞춘다. Remaining Time은 머리글 오른쪽, 작품 유사도는 원본 위쪽에 배치한다. 기존 버튼·키 안내와 조작은 유지한다. 진행 막대는 기존 C++ Local Preview 점수를 100으로 나눠 0~1로 Clamp한다. 70 미만에서는 붉은색에서 주황색으로 변하고 70점 기준과 기존 CanSubmitCurrentDrawing 활성 조건을 모두 만족할 때만 초록색을 표시한다. 라벨은 고정하고 상태 문구는 표시하지 않는다. dirty preview, Submit pending과 서버 QualityBelowMinimum 거부로 Submit이 비활성인 동안에는 이전 점수가 70 이상이어도 초록색을 유지하지 않는다. 작업 화면에는 예상 점수 숫자와 70+ 문구를 표시하지 않으며 이 표현 변경은 Evaluator, Local Preview 갱신 주기, Submit의 70점 기준, 서버 최종 Quality Score와 정산을 변경하지 않는다. InstructionText, ModeStatusText, 별도 QualityRequirementText, 서버 점수, Alert Warning과 Lockdown Countdown은 표시하지 않는다. Suspicious/Searching에서는 Session을 </w:t>
+        <w:t xml:space="preserve">v1.0 Surface Forgery WBP는 한글 중심 Mode Title, ‘작품 유사도’ 라벨과 진행 막대의 단일 표시, Remaining Time, Submit, Cancel을 사용하며 FooterHint는 Collapsed로 유지한다. 제목은 ‘위조품 제작’, 작업 라벨은 왼쪽 ‘위조품’·오른쪽 ‘원본’이며 팔레트는 가운데에 둔다. R은 ‘전체 지우기’로 표시한다. 작품 유사도 TextBlock과 ProgressBar는 같은 VerticalBox 안에 배치하고 두 요소의 왼쪽 끝을 맞춘다. Remaining Time은 머리글 오른쪽, 작품 유사도는 원본 위쪽에 배치한다. 기존 버튼·키 안내와 조작은 유지한다. 진행 막대는 기존 C++ Local Preview 점수를 100으로 나눠 0~1로 Clamp한다. 70 미만에서는 붉은색에서 주황색으로 변하고 70점 기준과 기존 CanSubmitCurrentDrawing 활성 조건을 모두 만족할 때만 초록색을 표시한다. 라벨은 고정하고 상태 문구는 표시하지 않는다. dirty preview, Submit pending과 서버 QualityBelowMinimum 거부로 Submit이 비활성인 동안에는 이전 점수가 70 이상이어도 초록색을 유지하지 않는다. 작업 화면에는 예상 점수 숫자와 70+ 문구를 표시하지 않으며 이 </w:t>
       </w:r>
       <w:r>
         <w:lastRenderedPageBreak/>
-        <w:t>유지하고 Alarmed/Lockdown 진입 시 AHeistGameMode가 활성 Session을 AlertDanger로 서버에서 먼저 취소한다. Widget은 즉시 닫아 Gameplay Input을 복원하며 위험 단계 신규 Observation/Session Begin은 서버가 거부한다. Surface 작업 영역은 Palette와 Drawing Content 안의 시각적 소/중/대 Brush를 사용한다. 화면의 Canvas 표시 크기와 판정 Raster 해상도는 분리한다. Pointer 입력은 Fit이 적용된 실제 Drawing Surface Geometry에서 정규화하고 서버 Score와 Replica Palette Raster는 기존 256×256을 유지한다. 서버가 70점 이상 Submit을 수락하면 Widget을 닫고 ReplicaReady E/R은 World HUD Prompt로 안내한다. WBP_HeistObjectAssembly는 Deferred Expansion 자산으로 보존하되 v1 HUD에서 생성·표시하지 않는다.</w:t>
+        <w:t>표현 변경은 Evaluator, Local Preview 갱신 주기, Submit의 70점 기준, 서버 최종 Quality Score와 정산을 변경하지 않는다. InstructionText, ModeStatusText, 별도 QualityRequirementText, 서버 점수, Alert Warning과 Lockdown Countdown은 표시하지 않는다. Suspicious/Searching에서는 Session을 유지하고 Alarmed/Lockdown 진입 시 AHeistGameMode가 활성 Session을 AlertDanger로 서버에서 먼저 취소한다. Widget은 즉시 닫아 Gameplay Input을 복원하며 위험 단계 신규 Observation/Session Begin은 서버가 거부한다. Surface 작업 영역은 Palette와 Drawing Content 안의 시각적 소/중/대 Brush를 사용한다. 화면의 Canvas 표시 크기와 판정 Raster 해상도는 분리한다. Pointer 입력은 Fit이 적용된 실제 Drawing Surface Geometry에서 정규화하고 서버 Score와 Replica Palette Raster는 기존 256×256을 유지한다. 서버가 70점 이상 Submit을 수락하면 Widget을 닫고 ReplicaReady E/R은 World HUD Prompt로 안내한다. WBP_HeistObjectAssembly는 Deferred Expansion 자산으로 보존하되 v1 HUD에서 생성·표시하지 않는다.</w:t>
       </w:r>
     </w:p>
     <w:p>
@@ -27187,7 +27205,7 @@
           <w:numId w:val="10"/>
         </w:numPr>
       </w:pPr>
-      <w:bookmarkStart w:id="69" w:name="_Toc242310158"/>
+      <w:bookmarkStart w:id="69" w:name="_Toc242474221"/>
       <w:r>
         <w:t>상호작용</w:t>
       </w:r>
@@ -27667,6 +27685,7 @@
           </w:tcPr>
           <w:p>
             <w:r>
+              <w:lastRenderedPageBreak/>
               <w:t>Forgery Timeout</w:t>
             </w:r>
           </w:p>
@@ -27722,7 +27741,6 @@
           </w:tcPr>
           <w:p>
             <w:r>
-              <w:lastRenderedPageBreak/>
               <w:t>Voice</w:t>
             </w:r>
           </w:p>
@@ -27785,7 +27803,7 @@
           <w:numId w:val="10"/>
         </w:numPr>
       </w:pPr>
-      <w:bookmarkStart w:id="70" w:name="_Toc242310159"/>
+      <w:bookmarkStart w:id="70" w:name="_Toc242474222"/>
       <w:r>
         <w:t>데이터</w:t>
       </w:r>
@@ -27811,7 +27829,7 @@
           <w:numId w:val="10"/>
         </w:numPr>
       </w:pPr>
-      <w:bookmarkStart w:id="71" w:name="_Toc242310160"/>
+      <w:bookmarkStart w:id="71" w:name="_Toc242474223"/>
       <w:r>
         <w:t xml:space="preserve">Debug, Telemetry, KPI </w:t>
       </w:r>
@@ -27831,7 +27849,7 @@
           <w:numId w:val="10"/>
         </w:numPr>
       </w:pPr>
-      <w:bookmarkStart w:id="72" w:name="_Toc242310161"/>
+      <w:bookmarkStart w:id="72" w:name="_Toc242474224"/>
       <w:r>
         <w:t>Debug Command</w:t>
       </w:r>
@@ -28232,7 +28250,7 @@
           <w:numId w:val="10"/>
         </w:numPr>
       </w:pPr>
-      <w:bookmarkStart w:id="73" w:name="_Toc242310162"/>
+      <w:bookmarkStart w:id="73" w:name="_Toc242474225"/>
       <w:r>
         <w:t>Telemetry / Log Event</w:t>
       </w:r>
@@ -28451,6 +28469,7 @@
               <w:rPr>
                 <w:sz w:val="16"/>
               </w:rPr>
+              <w:lastRenderedPageBreak/>
               <w:t>ForgerySubmit</w:t>
             </w:r>
           </w:p>
@@ -28513,7 +28532,6 @@
               <w:rPr>
                 <w:sz w:val="16"/>
               </w:rPr>
-              <w:lastRenderedPageBreak/>
               <w:t>AlertChanged</w:t>
             </w:r>
           </w:p>
@@ -28913,7 +28931,7 @@
           <w:numId w:val="10"/>
         </w:numPr>
       </w:pPr>
-      <w:bookmarkStart w:id="74" w:name="_Toc242310163"/>
+      <w:bookmarkStart w:id="74" w:name="_Toc242474226"/>
       <w:r>
         <w:t>Playtest KPI</w:t>
       </w:r>
@@ -29354,6 +29372,7 @@
               <w:rPr>
                 <w:sz w:val="16"/>
               </w:rPr>
+              <w:lastRenderedPageBreak/>
               <w:t>Comedy Event</w:t>
             </w:r>
           </w:p>
@@ -29428,7 +29447,6 @@
               <w:rPr>
                 <w:sz w:val="16"/>
               </w:rPr>
-              <w:lastRenderedPageBreak/>
               <w:t>Voice Readability</w:t>
             </w:r>
           </w:p>
@@ -29468,7 +29486,7 @@
           <w:numId w:val="10"/>
         </w:numPr>
       </w:pPr>
-      <w:bookmarkStart w:id="75" w:name="_Toc242310164"/>
+      <w:bookmarkStart w:id="75" w:name="_Toc242474227"/>
       <w:r>
         <w:t xml:space="preserve">Release QA </w:t>
       </w:r>
@@ -29605,7 +29623,7 @@
           <w:numId w:val="10"/>
         </w:numPr>
       </w:pPr>
-      <w:bookmarkStart w:id="76" w:name="_Toc242310165"/>
+      <w:bookmarkStart w:id="76" w:name="_Toc242474228"/>
       <w:r>
         <w:t>경계</w:t>
       </w:r>
@@ -29667,8 +29685,9 @@
           <w:numId w:val="10"/>
         </w:numPr>
       </w:pPr>
-      <w:bookmarkStart w:id="77" w:name="_Toc242310166"/>
+      <w:bookmarkStart w:id="77" w:name="_Toc242474229"/>
       <w:r>
+        <w:lastRenderedPageBreak/>
         <w:t>Navigation</w:t>
       </w:r>
       <w:r>
@@ -29701,8 +29720,7 @@
         <w:pStyle w:val="a0"/>
       </w:pPr>
       <w:r>
-        <w:lastRenderedPageBreak/>
-        <w:t xml:space="preserve">시작 Capsule 점유 검사는 바닥 접촉 허용 오차로 Radius와 HalfHeight를 각각 1 cm 줄여 사용한다. Runtime Capsule 크기는 바꾸지 않는다. 경로 Graph PASS는 경로 전체 Capsule Sweep이나 자연 순찰의 정체 부재를 보장하지 않으므로 각각 별도 증거로 남긴다. 보안 배치 변경 후에는 저장·재로드한 전체 순찰의 엄격 경로 검사와 Capsule Sweep을 다시 수행하고, 2/3/4인 활성 수·보충 경비 Spawn의 Capsule 점유·구금 전담 경비 보존을 확인한다. 자연 순찰과 CCTV 회전·차폐·바닥 반사·작품 작업점의 실제 Lit 가독성은 별도 검증한다. 실행 증거가 없는 항목은 NOT_TESTED로 기록하며 배치 수량 반영만으로 PASS를 부여하지 않는다.</w:t>
+        <w:t>시작 Capsule 점유 검사는 바닥 접촉 허용 오차로 Radius와 HalfHeight를 각각 1 cm 줄여 사용한다. Runtime Capsule 크기는 바꾸지 않는다. 경로 Graph PASS는 경로 전체 Capsule Sweep이나 자연 순찰의 정체 부재를 보장하지 않으므로 각각 별도 증거로 남긴다. 보안 배치 변경 후에는 저장·재로드한 전체 순찰의 엄격 경로 검사와 Capsule Sweep을 다시 수행하고, 2/3/4인 활성 수·보충 경비 Spawn의 Capsule 점유·구금 전담 경비 보존을 확인한다. 자연 순찰과 CCTV 회전·차폐·바닥 반사·작품 작업점의 실제 Lit 가독성은 별도 검증한다. 실행 증거가 없는 항목은 NOT_TESTED로 기록하며 배치 수량 반영만으로 PASS를 부여하지 않는다.</w:t>
       </w:r>
     </w:p>
     <w:p>
@@ -29713,7 +29731,7 @@
           <w:numId w:val="10"/>
         </w:numPr>
       </w:pPr>
-      <w:bookmarkStart w:id="78" w:name="_Toc242310167"/>
+      <w:bookmarkStart w:id="78" w:name="_Toc242474230"/>
       <w:r>
         <w:t xml:space="preserve">Package </w:t>
       </w:r>
@@ -29787,7 +29805,7 @@
           <w:numId w:val="10"/>
         </w:numPr>
       </w:pPr>
-      <w:bookmarkStart w:id="79" w:name="_Toc242310168"/>
+      <w:bookmarkStart w:id="79" w:name="_Toc242474231"/>
       <w:r>
         <w:t xml:space="preserve">DataTable / DataAsset </w:t>
       </w:r>
@@ -29810,7 +29828,7 @@
           <w:numId w:val="10"/>
         </w:numPr>
       </w:pPr>
-      <w:bookmarkStart w:id="80" w:name="_Toc242310169"/>
+      <w:bookmarkStart w:id="80" w:name="_Toc242474232"/>
       <w:r>
         <w:t>데이터</w:t>
       </w:r>
@@ -29944,6 +29962,7 @@
               <w:pStyle w:val="TableText"/>
             </w:pPr>
             <w:r>
+              <w:lastRenderedPageBreak/>
               <w:t>GameplayTag</w:t>
             </w:r>
           </w:p>
@@ -30053,7 +30072,7 @@
           <w:numId w:val="10"/>
         </w:numPr>
       </w:pPr>
-      <w:bookmarkStart w:id="81" w:name="_Toc242310170"/>
+      <w:bookmarkStart w:id="81" w:name="_Toc242474233"/>
       <w:r>
         <w:t>주요</w:t>
       </w:r>
@@ -30235,7 +30254,6 @@
               <w:rPr>
                 <w:sz w:val="16"/>
               </w:rPr>
-              <w:lastRenderedPageBreak/>
               <w:t>EHeistUseType</w:t>
             </w:r>
           </w:p>
@@ -30583,7 +30601,7 @@
           <w:numId w:val="10"/>
         </w:numPr>
       </w:pPr>
-      <w:bookmarkStart w:id="82" w:name="_Toc242310171"/>
+      <w:bookmarkStart w:id="82" w:name="_Toc242474234"/>
       <w:r>
         <w:t>DT_ItemMaster</w:t>
       </w:r>
@@ -31565,7 +31583,7 @@
           <w:numId w:val="10"/>
         </w:numPr>
       </w:pPr>
-      <w:bookmarkStart w:id="83" w:name="_Toc242310172"/>
+      <w:bookmarkStart w:id="83" w:name="_Toc242474235"/>
       <w:r>
         <w:t>DT_LootData</w:t>
       </w:r>
@@ -31573,7 +31591,11 @@
     </w:p>
     <w:p>
       <w:r>
-        <w:t>필드: ItemId, LootGrade, ScoreValue, SpawnCategory, SpawnWeight, WorldMesh, WorldMaterials, WorldVisualRelativeTransform. Spawn Actor Class는 Row가 소유하지 않고 공용 BP_Loot 하나를 시스템 설정이 소유한다. Piñata/경쟁 Reveal 필드는 현재 Row에 존재하지 않는다. v1 MatchStart는 DA_GameBalance의 Vault 1개와 Exhibition 4개를 공급하고, 카테고리별 서버 Seed와 SpawnWeight로 Item을 선택한다.</w:t>
+        <w:t xml:space="preserve">필드: ItemId, LootGrade, ScoreValue, SpawnCategory, SpawnWeight, WorldMesh, WorldMaterials, WorldVisualRelativeTransform. Spawn Actor Class는 Row가 소유하지 않고 공용 BP_Loot 하나를 시스템 설정이 소유한다. Piñata/경쟁 Reveal 필드는 현재 Row에 존재하지 않는다. v1 MatchStart는 </w:t>
+      </w:r>
+      <w:r>
+        <w:lastRenderedPageBreak/>
+        <w:t>DA_GameBalance의 Vault 1개와 Exhibition 4개를 공급하고, 카테고리별 서버 Seed와 SpawnWeight로 Item을 선택한다.</w:t>
       </w:r>
     </w:p>
     <w:p>
@@ -31584,7 +31606,7 @@
           <w:numId w:val="10"/>
         </w:numPr>
       </w:pPr>
-      <w:bookmarkStart w:id="84" w:name="_Toc242310173"/>
+      <w:bookmarkStart w:id="84" w:name="_Toc242474236"/>
       <w:r>
         <w:t>DT_UsableItemData</w:t>
       </w:r>
@@ -31906,7 +31928,7 @@
           <w:numId w:val="10"/>
         </w:numPr>
       </w:pPr>
-      <w:bookmarkStart w:id="85" w:name="_Toc242310174"/>
+      <w:bookmarkStart w:id="85" w:name="_Toc242474237"/>
       <w:r>
         <w:t>DT_SoundPingData</w:t>
       </w:r>
@@ -32229,7 +32251,6 @@
               <w:rPr>
                 <w:sz w:val="16"/>
               </w:rPr>
-              <w:lastRenderedPageBreak/>
               <w:t>Ping_Footstep_Sprint</w:t>
             </w:r>
           </w:p>
@@ -32733,7 +32754,7 @@
           <w:numId w:val="10"/>
         </w:numPr>
       </w:pPr>
-      <w:bookmarkStart w:id="86" w:name="_Toc242310175"/>
+      <w:bookmarkStart w:id="86" w:name="_Toc242474238"/>
       <w:r>
         <w:t>DT_GuardData</w:t>
       </w:r>
@@ -32752,7 +32773,7 @@
           <w:numId w:val="10"/>
         </w:numPr>
       </w:pPr>
-      <w:bookmarkStart w:id="87" w:name="_Toc242310176"/>
+      <w:bookmarkStart w:id="87" w:name="_Toc242474239"/>
       <w:r>
         <w:t>DT_ArtifactData</w:t>
       </w:r>
@@ -32771,7 +32792,7 @@
           <w:numId w:val="10"/>
         </w:numPr>
       </w:pPr>
-      <w:bookmarkStart w:id="88" w:name="_Toc242310177"/>
+      <w:bookmarkStart w:id="88" w:name="_Toc242474240"/>
       <w:r>
         <w:t>DT_ForgeryTemplate</w:t>
       </w:r>
@@ -32790,7 +32811,7 @@
           <w:numId w:val="10"/>
         </w:numPr>
       </w:pPr>
-      <w:bookmarkStart w:id="89" w:name="_Toc242310178"/>
+      <w:bookmarkStart w:id="89" w:name="_Toc242474241"/>
       <w:r>
         <w:t>기타</w:t>
       </w:r>
@@ -33012,6 +33033,7 @@
               <w:rPr>
                 <w:sz w:val="16"/>
               </w:rPr>
+              <w:lastRenderedPageBreak/>
               <w:t>DT_SurfaceForgeryTemplate</w:t>
             </w:r>
           </w:p>
@@ -33286,7 +33308,6 @@
               <w:rPr>
                 <w:sz w:val="16"/>
               </w:rPr>
-              <w:lastRenderedPageBreak/>
               <w:t>Map Blueprint Defaults / Lobby Config</w:t>
             </w:r>
           </w:p>
@@ -33354,7 +33375,7 @@
           <w:numId w:val="10"/>
         </w:numPr>
       </w:pPr>
-      <w:bookmarkStart w:id="90" w:name="_Toc242310179"/>
+      <w:bookmarkStart w:id="90" w:name="_Toc242474242"/>
       <w:r>
         <w:t xml:space="preserve">Runtime </w:t>
       </w:r>
@@ -33831,7 +33852,7 @@
           <w:numId w:val="10"/>
         </w:numPr>
       </w:pPr>
-      <w:bookmarkStart w:id="91" w:name="_Toc242310180"/>
+      <w:bookmarkStart w:id="91" w:name="_Toc242474243"/>
       <w:r>
         <w:t>Validation</w:t>
       </w:r>
@@ -33858,6 +33879,7 @@
         </w:numPr>
       </w:pPr>
       <w:r>
+        <w:lastRenderedPageBreak/>
         <w:t>UsableItem 등 실제 Spawn Class 필드는 기대 Base Class 파생 여부를 검증한다. Loot/Artifact Row에는 Variant별 Actor Class를 두지 않는다.</w:t>
       </w:r>
     </w:p>
@@ -33929,9 +33951,8 @@
           <w:numId w:val="10"/>
         </w:numPr>
       </w:pPr>
-      <w:bookmarkStart w:id="92" w:name="_Toc242310181"/>
+      <w:bookmarkStart w:id="92" w:name="_Toc242474244"/>
       <w:r>
-        <w:lastRenderedPageBreak/>
         <w:t>최소</w:t>
       </w:r>
       <w:r>
@@ -33968,7 +33989,7 @@
           <w:numId w:val="10"/>
         </w:numPr>
       </w:pPr>
-      <w:bookmarkStart w:id="93" w:name="_Toc242310182"/>
+      <w:bookmarkStart w:id="93" w:name="_Toc242474245"/>
       <w:r>
         <w:t>최소</w:t>
       </w:r>
@@ -34457,7 +34478,7 @@
           <w:numId w:val="10"/>
         </w:numPr>
       </w:pPr>
-      <w:bookmarkStart w:id="94" w:name="_Toc242310183"/>
+      <w:bookmarkStart w:id="94" w:name="_Toc242474246"/>
       <w:r>
         <w:t>시스템</w:t>
       </w:r>
@@ -34639,6 +34660,7 @@
               <w:rPr>
                 <w:sz w:val="16"/>
               </w:rPr>
+              <w:lastRenderedPageBreak/>
               <w:t>Inventory</w:t>
             </w:r>
           </w:p>
@@ -34741,7 +34763,6 @@
           </w:tcPr>
           <w:p>
             <w:r>
-              <w:lastRenderedPageBreak/>
               <w:t>Object Assembly Compatibility</w:t>
             </w:r>
           </w:p>
@@ -34935,7 +34956,7 @@
           <w:numId w:val="10"/>
         </w:numPr>
       </w:pPr>
-      <w:bookmarkStart w:id="95" w:name="_Toc242310184"/>
+      <w:bookmarkStart w:id="95" w:name="_Toc242474247"/>
       <w:r>
         <w:t>Contract Run Runtime Contracts</w:t>
       </w:r>
@@ -34949,7 +34970,7 @@
           <w:numId w:val="10"/>
         </w:numPr>
       </w:pPr>
-      <w:bookmarkStart w:id="96" w:name="_Toc242310185"/>
+      <w:bookmarkStart w:id="96" w:name="_Toc242474248"/>
       <w:r>
         <w:t>Contract Snapshot</w:t>
       </w:r>
@@ -35411,8 +35432,9 @@
           <w:numId w:val="10"/>
         </w:numPr>
       </w:pPr>
-      <w:bookmarkStart w:id="97" w:name="_Toc242310186"/>
+      <w:bookmarkStart w:id="97" w:name="_Toc242474249"/>
       <w:r>
+        <w:lastRenderedPageBreak/>
         <w:t>Exhibit Assignment Snapshot</w:t>
       </w:r>
       <w:bookmarkEnd w:id="97"/>
@@ -35678,7 +35700,6 @@
         </w:numPr>
       </w:pPr>
       <w:r>
-        <w:lastRenderedPageBreak/>
         <w:t>Surface Template은 맵별 40종 Shuffle Bag을 사용하며 MatchStart에 맵별 계약 수량(세 맵 각각 12종)을 Draw하고 같은 Match Assignment 안에서 중복하지 않는다. 60개 후보의 Transform은 변경하지 않는다. 비활성 48개의 Seed 기반 재질 선택은 활성 Shuffle Bag·Selected Pool과 분리하며 같은 그림을 여러 장식에 사용할 수 있다.</w:t>
       </w:r>
     </w:p>
@@ -35726,7 +35747,7 @@
           <w:numId w:val="10"/>
         </w:numPr>
       </w:pPr>
-      <w:bookmarkStart w:id="98" w:name="_Toc242310187"/>
+      <w:bookmarkStart w:id="98" w:name="_Toc242474250"/>
       <w:r>
         <w:t>Surface Forgery Timer and Timeout Handling / Assembly Deferred</w:t>
       </w:r>
@@ -36024,7 +36045,7 @@
           <w:numId w:val="10"/>
         </w:numPr>
       </w:pPr>
-      <w:bookmarkStart w:id="99" w:name="_Toc242310188"/>
+      <w:bookmarkStart w:id="99" w:name="_Toc242474251"/>
       <w:r>
         <w:t>Locomotion, Weight and Footstep</w:t>
       </w:r>
@@ -36300,7 +36321,6 @@
               <w:pStyle w:val="TableText"/>
             </w:pPr>
             <w:r>
-              <w:lastRenderedPageBreak/>
               <w:t>Voice Speech</w:t>
             </w:r>
           </w:p>
@@ -36375,7 +36395,7 @@
           <w:numId w:val="10"/>
         </w:numPr>
       </w:pPr>
-      <w:bookmarkStart w:id="100" w:name="_Toc242310189"/>
+      <w:bookmarkStart w:id="100" w:name="_Toc242474252"/>
       <w:r>
         <w:t>Identity, Nameplate and Team Status</w:t>
       </w:r>
@@ -36679,7 +36699,7 @@
           <w:numId w:val="10"/>
         </w:numPr>
       </w:pPr>
-      <w:bookmarkStart w:id="101" w:name="_Toc242310190"/>
+      <w:bookmarkStart w:id="101" w:name="_Toc242474253"/>
       <w:r>
         <w:t>Floor Plan Projection and Information Policy</w:t>
       </w:r>
@@ -36792,6 +36812,7 @@
                 <w:b/>
                 <w:color w:val="17365D"/>
               </w:rPr>
+              <w:lastRenderedPageBreak/>
               <w:t>FHeistMapPresentationRow</w:t>
             </w:r>
           </w:p>
@@ -36990,7 +37011,6 @@
         </w:numPr>
       </w:pPr>
       <w:r>
-        <w:lastRenderedPageBreak/>
         <w:t>Map Close/Arrest/Match End/Disconnect/Travel에서 Widget, Cursor, Mouse Capture, Input Context를 정리한다.</w:t>
       </w:r>
     </w:p>
@@ -37015,21 +37035,25 @@
         <w:pStyle w:val="a0"/>
       </w:pPr>
       <w:r>
-        <w:t xml:space="preserve">2026-10-07 전체 전시 시안의 Editor 배치 적용은 AGENTS 2C와 GDD 전시 배치 절에 지정한 일반 그림·Exhibition 후보·받침 및 M01 A8 경유점 이동에 한해 이전 Transform 보존 규칙의 예외를 적용하며, MatchStart Seed 배정은 적용 후 작성·저장한 후보 Transform을 변경하지 않고 기존 Identity·Authority·Replication·활성 수·검증 계약을 유지한다. 2026-10-08 승인 보안 배치 목표는 M01/M02/M03 각각 authored Guard 9명과 CCTV 14/12/16개다. 각 맵의 기존 구금 전담 경비 1명과 해당 경로를 보존하고 현장 경비 7명에 지역별 짧은 순찰을 배정한다. 구금실 근처에 Medium 상주 경비 1명을 추가해 단일 Waypoint에서 대기·주변 확인을 수행하게 하고, 기존 소음 조사·추적 반응은 유지한다. 작성 프로필은 Low 2명·Medium 6명·High 1명이다. 기존 PlayerCountDifficultyBaseline의 GuardCountMultiplier 1/1.25/1.5를 유지하므로 2/3/4인 활성 수는 9/11/14명이며 보충 경비는 기존 서버 Spawn 경로를 사용한다. 전시·건축·가구와 Required Target·Protected Painting·Laser·Button·Detention·Evidence·Vent를 보존하고, 승인된 Guard·CCTV 인스턴스와 경비 Waypoint 배치 및 CCTV 고정 부착용 기존 원본 메시 인스턴스만 변경한다. 위치는 정수 cm, 배율은 0.1 단위를 사용하며 Guard 손전등 20cd와 Authority·Replication은 유지한다.</w:t>
+        <w:t xml:space="preserve">2026-10-07 전체 전시 시안의 Editor 배치 적용은 AGENTS 2C와 GDD 전시 배치 절에 지정한 일반 그림·Exhibition 후보·받침 및 M01 A8 경유점 이동에 한해 이전 Transform 보존 규칙의 예외를 적용하며, MatchStart Seed 배정은 적용 후 작성·저장한 후보 Transform을 변경하지 않고 기존 Identity·Authority·Replication·활성 수·검증 계약을 유지한다. 2026-10-08 승인 보안 배치 목표는 M01/M02/M03 각각 authored Guard 9명과 CCTV 14/12/16개다. 각 맵의 기존 구금 전담 경비 1명과 해당 경로를 보존하고 현장 경비 7명에 지역별 짧은 순찰을 배정한다. 구금실 근처에 Medium 상주 경비 1명을 추가해 단일 Waypoint에서 대기·주변 확인을 수행하게 하고, 기존 소음 조사·추적 반응은 유지한다. 작성 프로필은 Low 2명·Medium 6명·High 1명이다. 순찰·복귀의 정적 Waypoint는 Actor 추적 목표 대신 기존 위치 목표로 전달해 Nav projection과 발 위치 기준 도착 판정을 사용한다. 서버의 기존 AHeistGuardAIController는 PathFollowingComponent 기본 서브오브젝트를 엔진 UCrowdFollowingComponent로 구성한다. Possess와 상태·난이도 활성 전환에서 이동을 정지한 뒤 활성 경비는 Enabled, 기절 경비는 ObstacleOnly, 비활성 슬롯과 </w:t>
+      </w:r>
+      <w:r>
+        <w:lastRenderedPageBreak/>
+        <w:t>UnPossess는 Disabled로 Crowd 등록을 동기화한다. CharacterMovement RVO는 끄며 GameMode NavEdgeProvider는 제거한다. 기존 StateTree·Recast 경로·감지·경보·Authority와 solid 캡슐 Block을 유지하고 새 클래스·Controller·Movement·Manager나 매 프레임 Actor 위치 강제 투영을 추가하지 않는다. 엔진 등록·steering과 실제 충돌·자연 순찰·Nav 이탈을 구분해 검증한다. 캡슐 Block과 감지·경로·Authority는 유지한다. 기존 PlayerCountDifficultyBaseline의 GuardCountMultiplier 1/1.25/1.5를 유지하므로 2/3/4인 활성 수는 9/11/14명이며 보충 경비는 기존 서버 Spawn 경로를 사용한다. 전시·건축·가구와 Required Target·Protected Painting·Laser·Button·Detention·Evidence·Vent를 보존하고, 승인된 Guard·CCTV 인스턴스와 경비 Waypoint 배치 및 CCTV 고정 부착용 기존 원본 메시 인스턴스만 변경한다. 위치는 정수 cm, 배율은 0.1 단위를 사용하며 Guard 손전등 20cd와 Authority·Replication은 유지한다.</w:t>
       </w:r>
     </w:p>
     <w:p>
       <w:r>
-        <w:t xml:space="preserve">환경 조명은 기존 BP_HeistLight_Droplights_01a/01b/01c와 BP_HeistLight_DropCeiling_01a 네 타입을 재사용한다. 각 타입은 FixtureMesh 1개와 KeySpot 1개로 구성하고 기존 메시 크기·천장 접점·매달림 길이를 보존한다. 레벨 인스턴스에서 천장 접점·Yaw와 광원 조준만 설정하며 작품등의 긴 축은 벽과 평행하게 둔다. 천장 유효 높이를 바닥 상면에서 800cm로 통일한다. M01 천장 하단은 Z=800cm, 바닥 상면 Z=10cm인 M02는 Z=810cm, M03은 기존 Z=800cm 및 겹침 방지 2cm 층차를 유지한다. 기존 외벽 상단과 몰딩·조명 접점만 높이에 맞추고 평면 동선과 출입구 폭·높이는 유지한다. 작품별 담당 전등과 기존 통로등은 모두 4 Candelas, inverse-square 감쇠를 사용한다. 별도 환경 PointLight도 4cd로 맞추되 기능 참조와 색을 유지한다. CCTV 승인 배치 목표는 M01/M02/M03 각각 14/12/16개이며 2cd를 유지한다. 배치별 감지 범위·반각·Sweep은 승인된 보안 배치값을 사용하고 위험 색상과 감지 Authority는 유지한다. 공용 전등 기본값과 CCTV C++ 기본값도 같은 단위를 사용한다. 세 맵 각각 작품 60개 모두 담당 조명으로 연결하며 전체 구도를 Cone 안에 포함한다. 작품 표면 5×5 직접광 근사, 복잡 충돌 가림 Trace와 실제 Lit 화면을 서로 구분한다. FixtureMesh의 Affect Dynamic Indirect Lighting과 PostProcess의 Lumen Final Gather Screen Traces를 끄고 가시적 패널 발광과 SpotLight 직접광을 </w:t>
-      </w:r>
-      <w:r>
-        <w:lastRenderedPageBreak/>
-        <w:t>유지한다. Lumen 전체나 반사 Screen Traces는 끄지 않는다. PostProcess는 고정 EV100=1, Bias=0, 기존 Engine DaylightAmbientCubemap의 Intensity=0.005와 Tint=(0.65,0.75,1), Film Toe=0.53, Shadows Offset RGB=(0.0006,0.0009,0.0012), Shadows Max=0.035, Vignette=0.3을 공통 사용한다. Directional/Sky와 나머지 맵 색보정은 보존한다. 프로젝트 VSM MaxLightsPerPixel=32는 조명 중첩 경고에 대한 별도 보정이다. 비교 캡처의 GI/Reflection/Shadow/PostProcess/AA 품질 단계를 명시하며 정적 캡처를 사용자 PIE 또는 성능 증명으로 취급하지 않는다.</w:t>
+        <w:t>환경 조명은 기존 BP_HeistLight_Droplights_01a/01b/01c와 BP_HeistLight_DropCeiling_01a 네 타입을 재사용한다. 각 타입은 FixtureMesh 1개와 KeySpot 1개로 구성하고 기존 메시 크기·천장 접점·매달림 길이를 보존한다. 레벨 인스턴스에서 천장 접점·Yaw와 광원 조준만 설정하며 작품등의 긴 축은 벽과 평행하게 둔다. 천장 유효 높이를 바닥 상면에서 800cm로 통일한다. M01 천장 하단은 Z=800cm, 바닥 상면 Z=10cm인 M02는 Z=810cm, M03은 기존 Z=800cm 및 겹침 방지 2cm 층차를 유지한다. 기존 외벽 상단과 몰딩·조명 접점만 높이에 맞추고 평면 동선과 출입구 폭·높이는 유지한다. 작품별 담당 전등과 기존 통로등은 모두 4 Candelas, inverse-square 감쇠를 사용한다. 별도 환경 PointLight도 4cd로 맞추되 기능 참조와 색을 유지한다. CCTV 승인 배치 목표는 M01/M02/M03 각각 14/12/16개이며 2cd를 유지한다. 배치별 감지 범위·반각·Sweep은 승인된 보안 배치값을 사용하고 위험 색상과 감지 Authority는 유지한다. 공용 전등 기본값과 CCTV C++ 기본값도 같은 단위를 사용한다. 세 맵 각각 작품 60개 모두 담당 조명으로 연결하며 전체 구도를 Cone 안에 포함한다. 작품 표면 5×5 직접광 근사, 복잡 충돌 가림 Trace와 실제 Lit 화면을 서로 구분한다. FixtureMesh의 Affect Dynamic Indirect Lighting과 PostProcess의 Lumen Final Gather Screen Traces를 끄고 가시적 패널 발광과 SpotLight 직접광을 유지한다. PostProcess에서 Lumen 전체나 반사 Screen Traces를 임의로 끄지 않으며 실제 GI·반사 사용 여부는 공통 Medium 품질을 따른다. PostProcess는 고정 EV100=1, Bias=0, 기존 Engine DaylightAmbientCubemap의 Intensity=0.005와 Tint=(0.65,0.75,1), Film Toe=0.53, Shadows Offset RGB=(0.0006,0.0009,0.0012), Shadows Max=0.035, Vignette=0.3을 공통 사용한다. Directional/Sky와 나머지 맵 색보정은 보존한다. 프로젝트 VSM MaxLightsPerPixel=32는 조명 중첩 경고에 대한 별도 보정이다. 비교 캡처의 GI/Reflection/Shadow/PostProcess/AA 품질 단계를 명시하며 정적 캡처를 사용자 PIE 또는 성능 증명으로 취급하지 않는다.</w:t>
       </w:r>
     </w:p>
     <w:p>
       <w:r>
-        <w:t>Painting은 Showcase SM_Canvas_Painting_01a~07a 중 하나의 메시를 사용한다. 원본과 Replica는 동일한 표시 컴포넌트의 PaintingTexture 재질 파라미터로 교체하며 Preview는 월드의 원본을 덮어쓰지 않는다. 메시별 그림 UV 영역과 방향을 보정하고 테두리·뒷면의 기존 재질을 보존한다. 장식 그림은 상호작용 컴포넌트를 추가하지 않는다. 월드 그림은 원본과 Replica 모두 Contain UV로 종횡비와 전체 구도를 보존하며, 남는 영역은 현재 그림의 검정 바탕색으로 채운다. 흰 매트, 비균등 이미지 늘림과 중앙 Cover 잘림은 사용하지 않는다. 미배정 에디터 프리뷰에도 유효한 기본 그림을 지정한다. Actor와 표시 메시의 스케일은 0.1 단위 균등 배율로 작성한다. 액자 피벗에 따른 시각 중심 변화를 보정하고 기존 벽면·군집을 유지하며 간격과 정렬을 조정한다. 활성 작품의 수평 이동에는 Actor와 Interaction 위치를 함께 이동시키고 바닥 기준 Z 및 Box 크기는 보존한다. 상호작용 Actor와 Interaction Box는 Scale 1, Box HalfExtent=(60,60,80)cm를 유지하고 표시 메시 크기와 분리한다. 기존 공용 BP_PaintingDisplayCase의 SecurityPanelVisual 하나로 탈취 표식을 표시한다. 기존 Plane/M_Tech_Panel을 참조하는 기능성 표시이며 충돌은 없고, 작은 액자는 아래쪽에, 바닥에 가까운 큰 액자는 낮은 측면에 배치한다. 장식 액자에는 이 표식·Case Identity·상호작용을 추가하지 않는다.</w:t>
+        <w:t xml:space="preserve">Painting은 Showcase SM_Canvas_Painting_01a~07a 중 하나의 메시를 사용한다. 원본과 Replica는 동일한 표시 컴포넌트의 PaintingTexture 재질 파라미터로 교체하며 Preview는 월드의 원본을 덮어쓰지 </w:t>
+      </w:r>
+      <w:r>
+        <w:lastRenderedPageBreak/>
+        <w:t>않는다. 메시별 그림 UV 영역과 방향을 보정하고 테두리·뒷면의 기존 재질을 보존한다. 장식 그림은 상호작용 컴포넌트를 추가하지 않는다. 월드 그림은 원본과 Replica 모두 Contain UV로 종횡비와 전체 구도를 보존하며, 남는 영역은 현재 그림의 검정 바탕색으로 채운다. 흰 매트, 비균등 이미지 늘림과 중앙 Cover 잘림은 사용하지 않는다. 미배정 에디터 프리뷰에도 유효한 기본 그림을 지정한다. Actor와 표시 메시의 스케일은 0.1 단위 균등 배율로 작성한다. 액자 피벗에 따른 시각 중심 변화를 보정하고 기존 벽면·군집을 유지하며 간격과 정렬을 조정한다. 활성 작품의 수평 이동에는 Actor와 Interaction 위치를 함께 이동시키고 바닥 기준 Z 및 Box 크기는 보존한다. 상호작용 Actor와 Interaction Box는 Scale 1, Box HalfExtent=(60,60,80)cm를 유지하고 표시 메시 크기와 분리한다. 기존 공용 BP_PaintingDisplayCase의 SecurityPanelVisual 하나로 탈취 표식을 표시한다. 기존 Plane/M_Tech_Panel을 참조하는 기능성 표시이며 충돌은 없고, 작은 액자는 아래쪽에, 바닥에 가까운 큰 액자는 낮은 측면에 배치한다. 장식 액자에는 이 표식·Case Identity·상호작용을 추가하지 않는다.</w:t>
       </w:r>
     </w:p>
     <w:p>
@@ -37042,7 +37066,6 @@
         <w:pStyle w:val="a0"/>
       </w:pPr>
       <w:r>
-        <w:lastRenderedPageBreak/>
         <w:t>Painting의 원본과 Replica는 하나의 Canvas 메시를 공유하며 중심·정면·크기를 유지한다. 활성 작품 중심은 기본 160cm이며 다단 군집에서는 승인된 슬롯 높이 119~190cm를 사용한다. Interaction Actor의 바닥 기준과 Overlap 범위는 유지하며 액자와 그림 면 크기는 전시 구성에 맞춰 함께 조절한다. 보안 패널은 프레임 하단을 따라 배치한다. 일반 전시물은 다양한 크기와 다단 높이를 허용하되 행동 Prompt와 보안 패널을 부여하지 않는다. Presentation 변화로 서버 State, Case Identity와 Interaction Overlap 방식을 변경하지 않는다.</w:t>
       </w:r>
     </w:p>
@@ -37051,7 +37074,11 @@
         <w:pStyle w:val="a0"/>
       </w:pPr>
       <w:r>
-        <w:t>M03 갤러리 재구성은 2026-09-27 승인 평면을 사용한다. 원본 AIUE5_vol10_01과 M01/M02 파일을 보존하고 M03의 기존 Case/Artifact Identity, Template Pool, 공용 Security Shell, Detention/Evidence Anchor 계약을 새 좌표에 재연결한다. 구형 MuseumLevelLayout.json 생성 경로는 사용하지 않는다. 적용 전 맵 사본·해시를 보관하고 저장·재로드 후 출입구 캡슐 통과, 전체 순찰 경로, 작품 접근점, 구금실 경계와 지도 투영을 확인한다. 게임 내 평면도는 최종 배치와 같은 좌표를 사용하되 Guard·CCTV 범위·숨은 Loot를 표시하지 않는다. M03 건축·장식 메시 출처는 갤러리 팩이며, 상부 외벽 절단 사본만 프로젝트 소유 Environment/M03Gallery에 둔다.</w:t>
+        <w:t xml:space="preserve">M03 갤러리 재구성은 2026-09-27 승인 평면을 사용한다. 원본 AIUE5_vol10_01과 M01/M02 파일을 보존하고 M03의 기존 Case/Artifact Identity, Template Pool, 공용 Security Shell, Detention/Evidence Anchor 계약을 새 좌표에 재연결한다. 구형 MuseumLevelLayout.json 생성 </w:t>
+      </w:r>
+      <w:r>
+        <w:lastRenderedPageBreak/>
+        <w:t>경로는 사용하지 않는다. 적용 전 맵 사본·해시를 보관하고 저장·재로드 후 출입구 캡슐 통과, 전체 순찰 경로, 작품 접근점, 구금실 경계와 지도 투영을 확인한다. 게임 내 평면도는 최종 배치와 같은 좌표를 사용하되 Guard·CCTV 범위·숨은 Loot를 표시하지 않는다. M03 건축·장식 메시 출처는 갤러리 팩이며, 상부 외벽 절단 사본만 프로젝트 소유 Environment/M03Gallery에 둔다.</w:t>
       </w:r>
     </w:p>
     <w:p>
@@ -37078,9 +37105,8 @@
           <w:numId w:val="10"/>
         </w:numPr>
       </w:pPr>
-      <w:bookmarkStart w:id="102" w:name="_Toc242310191"/>
+      <w:bookmarkStart w:id="102" w:name="_Toc242474254"/>
       <w:r>
-        <w:lastRenderedPageBreak/>
         <w:t>Drop, Recovery, Deposit and Outcome</w:t>
       </w:r>
       <w:bookmarkEnd w:id="102"/>
@@ -37157,7 +37183,11 @@
         </w:numPr>
       </w:pPr>
       <w:r>
-        <w:t>Vent Server Entry는 동일 Cast를 재사용하되 LooseLootOnly Settlement와 FullEscape를 서버가 분기한다. LooseLootOnly는 5×5 Grid의 Loot Item만 검증·제거하고 Secured Value를 갱신하며 Original/Required Target과 Active 상태를 유지한다. FullEscape는 남은 Loot/Original Instance를 전부 검증·제거하고 Required Target 상태와 Escaped를 확정한다. Arrest는 전체 미정산 Loot/Original Snapshot과 Evidence 슬롯을 먼저 예약하고 World Pickup Spawn, Inventory Clear, Detention Teleport, Arrest Commit을 단일 서버 Transaction으로 처리하며 실패 시 Spawn/위치/Inventory를 Rollback한다.</w:t>
+        <w:t xml:space="preserve">Vent Server Entry는 동일 Cast를 재사용하되 LooseLootOnly Settlement와 FullEscape를 서버가 분기한다. LooseLootOnly는 5×5 Grid의 Loot Item만 검증·제거하고 Secured Value를 갱신하며 </w:t>
+      </w:r>
+      <w:r>
+        <w:lastRenderedPageBreak/>
+        <w:t>Original/Required Target과 Active 상태를 유지한다. FullEscape는 남은 Loot/Original Instance를 전부 검증·제거하고 Required Target 상태와 Escaped를 확정한다. Arrest는 전체 미정산 Loot/Original Snapshot과 Evidence 슬롯을 먼저 예약하고 World Pickup Spawn, Inventory Clear, Detention Teleport, Arrest Commit을 단일 서버 Transaction으로 처리하며 실패 시 Spawn/위치/Inventory를 Rollback한다.</w:t>
       </w:r>
     </w:p>
     <w:p>
@@ -37192,7 +37222,7 @@
           <w:numId w:val="10"/>
         </w:numPr>
       </w:pPr>
-      <w:bookmarkStart w:id="103" w:name="_Toc242310192"/>
+      <w:bookmarkStart w:id="103" w:name="_Toc242474255"/>
       <w:r>
         <w:t>Greed Decision Telemetry Contract</w:t>
       </w:r>
@@ -37766,9 +37796,8 @@
           <w:numId w:val="10"/>
         </w:numPr>
       </w:pPr>
-      <w:bookmarkStart w:id="104" w:name="_Toc242310193"/>
+      <w:bookmarkStart w:id="104" w:name="_Toc242474256"/>
       <w:r>
-        <w:lastRenderedPageBreak/>
         <w:t xml:space="preserve">Contract DataTable, DataAsset </w:t>
       </w:r>
       <w:r>
@@ -37787,7 +37816,7 @@
           <w:numId w:val="10"/>
         </w:numPr>
       </w:pPr>
-      <w:bookmarkStart w:id="105" w:name="_Toc242310194"/>
+      <w:bookmarkStart w:id="105" w:name="_Toc242474257"/>
       <w:r>
         <w:t>Data Ownership</w:t>
       </w:r>
@@ -37963,6 +37992,7 @@
           </w:tcPr>
           <w:p>
             <w:r>
+              <w:lastRenderedPageBreak/>
               <w:t>Dropped Original Recovery</w:t>
             </w:r>
           </w:p>
@@ -38252,7 +38282,6 @@
           </w:tcPr>
           <w:p>
             <w:r>
-              <w:lastRenderedPageBreak/>
               <w:t>Museum Security</w:t>
             </w:r>
           </w:p>
@@ -38294,7 +38323,11 @@
         <w:pStyle w:val="a0"/>
       </w:pPr>
       <w:r>
-        <w:t>Loose Loot와 Dropped Original은 서버 상태와 회수 Transaction이 다르므로 각각 하나의 공용 Shell을 유지한다. 전시용 Sculpture/Craft Loose Loot는 기존 BP_Loot를 사용하며 BP_ObjectDisplayCase와 Object Assembly를 활성화하지 않는다. 기존 전시 위치 12개 후보는 Vault 2개와 Exhibition 10개다. 매치마다 Vault 1개와 Exhibition 4개, 총 5개만 획득 가능하며 미선정 Vault 1개와 Exhibition 6개, 총 7개는 visible 장식·pickup 불가·가치 합계 제외다. 선택된 Exhibition은 Locked로 시작하며 E로 세 걸쇠 타이밍 작업을 연다. 걸쇠 주기는 기존 6초, 성공 구간 폭은 28/20/14%, 단계 시작 대기는 0.5초를 유지하고 각 걸쇠의 성공 구간 중심은 서버가 랜덤으로 정한다. 한 케이스는 한 작업자만 소유하며 기존 구금 타이밍 HUD를 재사용한다. Controller는 서버의 현재 케이스 Weak Pointer 하나로 단일 작업 Session을 관리하고 Local Weak Pointer는 입력 대상을 참조하는 용도로만 사용한다. 다른 작업자의 케이스 소유권 탈취 요청은 거부한다. 서버는 거리·상태·Phase·작업자·Revision·서버 시각을 검증하고 Client가 성공이나 판정 시각을 확정하지 않는다. 서버 도착 시각에서 서버 PlayerState 왕복 지연 절반을 최대 0.25초까지 보정한다. 실패는 현재 걸쇠만 재시작하고 기존 금속 실패음과 GuardNoise 경로를 재사용한다. 실패 이벤트는 신규 DisplayCaseLock 타입·태그로 구분하며 DetentionLock과 같은 우선순위 1로 처리한다. 이탈·Stun·Arrest·UI 전환·Match End·Disconnect는 작업 소유권을 해제하며 완료 걸쇠를 보존해 다른 동료가 이어받는다. 세 걸쇠 성공 시 Open 상태를 복제하고 다음 E에서 기존 5×5 Grid·Weight 검증으로 Pickup한다. 공간·무게 부족 시 Open과 전리품 표시를 유지한다. Vault 전리품과 압수품·바닥 Drop은 잠금 없이 기존 즉시 Pickup을 사용한다. 외형과 개방 반응은 기존 메시·재질만 재사용한다.</w:t>
+        <w:t xml:space="preserve">Loose Loot와 Dropped Original은 서버 상태와 회수 Transaction이 다르므로 각각 하나의 공용 Shell을 유지한다. 전시용 Sculpture/Craft Loose Loot는 기존 BP_Loot를 사용하며 BP_ObjectDisplayCase와 Object Assembly를 활성화하지 않는다. 기존 전시 위치 12개 후보는 Vault 2개와 Exhibition 10개다. 매치마다 Vault 1개와 Exhibition 4개, 총 5개만 획득 가능하며 미선정 Vault 1개와 Exhibition 6개, 총 7개는 visible 장식·pickup 불가·가치 합계 제외다. 선택된 Exhibition은 Locked로 시작하며 E로 세 걸쇠 타이밍 작업을 연다. 걸쇠 주기는 기존 6초, 성공 </w:t>
+      </w:r>
+      <w:r>
+        <w:lastRenderedPageBreak/>
+        <w:t>구간 폭은 28/20/14%, 단계 시작 대기는 0.5초를 유지하고 각 걸쇠의 성공 구간 중심은 서버가 랜덤으로 정한다. 한 케이스는 한 작업자만 소유하며 기존 구금 타이밍 HUD를 재사용한다. Controller는 서버의 현재 케이스 Weak Pointer 하나로 단일 작업 Session을 관리하고 Local Weak Pointer는 입력 대상을 참조하는 용도로만 사용한다. 다른 작업자의 케이스 소유권 탈취 요청은 거부한다. 서버는 거리·상태·Phase·작업자·Revision·서버 시각을 검증하고 Client가 성공이나 판정 시각을 확정하지 않는다. 서버 도착 시각에서 서버 PlayerState 왕복 지연 절반을 최대 0.25초까지 보정한다. 실패는 현재 걸쇠만 재시작하고 기존 금속 실패음과 GuardNoise 경로를 재사용한다. 실패 이벤트는 신규 DisplayCaseLock 타입·태그로 구분하며 DetentionLock과 같은 우선순위 1로 처리한다. 이탈·Stun·Arrest·UI 전환·Match End·Disconnect는 작업 소유권을 해제하며 완료 걸쇠를 보존해 다른 동료가 이어받는다. 세 걸쇠 성공 시 Open 상태를 복제하고 다음 E에서 기존 5×5 Grid·Weight 검증으로 Pickup한다. 공간·무게 부족 시 Open과 전리품 표시를 유지한다. Vault 전리품과 압수품·바닥 Drop은 잠금 없이 기존 즉시 Pickup을 사용한다. 외형과 개방 반응은 기존 메시·재질만 재사용한다.</w:t>
       </w:r>
     </w:p>
     <w:p>
@@ -38364,7 +38397,6 @@
                 <w:color w:val="17365D"/>
                 <w:sz w:val="17"/>
               </w:rPr>
-              <w:lastRenderedPageBreak/>
               <w:t>Data Row</w:t>
             </w:r>
           </w:p>
@@ -38594,6 +38626,7 @@
               <w:rPr>
                 <w:sz w:val="16"/>
               </w:rPr>
+              <w:lastRenderedPageBreak/>
               <w:t>FHeistForgeryTemplateRow</w:t>
             </w:r>
           </w:p>
@@ -38848,7 +38881,7 @@
           <w:numId w:val="10"/>
         </w:numPr>
       </w:pPr>
-      <w:bookmarkStart w:id="106" w:name="_Toc242310195"/>
+      <w:bookmarkStart w:id="106" w:name="_Toc242474258"/>
       <w:r>
         <w:t>Contract Row Starting Example</w:t>
       </w:r>
@@ -39141,7 +39174,6 @@
               <w:rPr>
                 <w:sz w:val="16"/>
               </w:rPr>
-              <w:lastRenderedPageBreak/>
               <w:t>MinimumOptionalExhibits</w:t>
             </w:r>
           </w:p>
@@ -39411,7 +39443,7 @@
           <w:numId w:val="10"/>
         </w:numPr>
       </w:pPr>
-      <w:bookmarkStart w:id="107" w:name="_Toc242310196"/>
+      <w:bookmarkStart w:id="107" w:name="_Toc242474259"/>
       <w:r>
         <w:t>Runtime Snapshot and Replication</w:t>
       </w:r>
@@ -39578,6 +39610,7 @@
               <w:pStyle w:val="TableText"/>
             </w:pPr>
             <w:r>
+              <w:lastRenderedPageBreak/>
               <w:t>FHeistContractSnapshot</w:t>
             </w:r>
           </w:p>
@@ -39841,7 +39874,7 @@
           <w:numId w:val="10"/>
         </w:numPr>
       </w:pPr>
-      <w:bookmarkStart w:id="108" w:name="_Toc242310197"/>
+      <w:bookmarkStart w:id="108" w:name="_Toc242474260"/>
       <w:r>
         <w:t>Data Validation Rules</w:t>
       </w:r>
@@ -39904,7 +39937,6 @@
         </w:numPr>
       </w:pPr>
       <w:r>
-        <w:lastRenderedPageBreak/>
         <w:t>Map Bounds의 X/Y 크기는 0보다 커야 하며 Floor Plan Texture는 MapId와 일치해야 한다.</w:t>
       </w:r>
     </w:p>
@@ -39940,7 +39972,7 @@
       <w:pPr>
         <w:pStyle w:val="AppendixHeading"/>
       </w:pPr>
-      <w:bookmarkStart w:id="109" w:name="_Toc242310198"/>
+      <w:bookmarkStart w:id="109" w:name="_Toc242474261"/>
       <w:r>
         <w:lastRenderedPageBreak/>
         <w:t>Appendix C — Comprehensive Definition of Done</w:t>
